--- a/Professional Practices.docx
+++ b/Professional Practices.docx
@@ -9789,6 +9789,116 @@
           <w:tab w:val="left" w:pos="2964"/>
         </w:tabs>
         <w:rPr>
+          <w:b/>
+          <w:bCs/>
+          <w:color w:val="943634" w:themeColor="accent2" w:themeShade="BF"/>
+          <w:sz w:val="32"/>
+          <w:szCs w:val="32"/>
+        </w:rPr>
+      </w:pPr>
+      <w:r>
+        <w:rPr>
+          <w:b/>
+          <w:bCs/>
+          <w:color w:val="943634" w:themeColor="accent2" w:themeShade="BF"/>
+          <w:sz w:val="32"/>
+          <w:szCs w:val="32"/>
+        </w:rPr>
+        <w:t>Note:</w:t>
+      </w:r>
+    </w:p>
+    <w:p>
+      <w:pPr>
+        <w:pStyle w:val="ListParagraph"/>
+        <w:numPr>
+          <w:ilvl w:val="0"/>
+          <w:numId w:val="136"/>
+        </w:numPr>
+        <w:tabs>
+          <w:tab w:val="left" w:pos="2964"/>
+        </w:tabs>
+        <w:rPr>
+          <w:color w:val="943634" w:themeColor="accent2" w:themeShade="BF"/>
+          <w:sz w:val="32"/>
+          <w:szCs w:val="32"/>
+        </w:rPr>
+      </w:pPr>
+      <w:r>
+        <w:rPr>
+          <w:b/>
+          <w:bCs/>
+          <w:color w:val="0D0D0D" w:themeColor="text1" w:themeTint="F2"/>
+          <w:sz w:val="32"/>
+          <w:szCs w:val="32"/>
+        </w:rPr>
+        <w:t>Act Utilitarianism</w:t>
+      </w:r>
+      <w:r>
+        <w:rPr>
+          <w:color w:val="0D0D0D" w:themeColor="text1" w:themeTint="F2"/>
+          <w:sz w:val="32"/>
+          <w:szCs w:val="32"/>
+        </w:rPr>
+        <w:t xml:space="preserve"> Looks at the consequences of each individual action.</w:t>
+      </w:r>
+    </w:p>
+    <w:p>
+      <w:pPr>
+        <w:pStyle w:val="ListParagraph"/>
+        <w:numPr>
+          <w:ilvl w:val="0"/>
+          <w:numId w:val="136"/>
+        </w:numPr>
+        <w:tabs>
+          <w:tab w:val="left" w:pos="2964"/>
+        </w:tabs>
+        <w:rPr>
+          <w:color w:val="0D0D0D" w:themeColor="text1" w:themeTint="F2"/>
+          <w:sz w:val="32"/>
+          <w:szCs w:val="32"/>
+        </w:rPr>
+      </w:pPr>
+      <w:r>
+        <w:rPr>
+          <w:b/>
+          <w:bCs/>
+          <w:color w:val="0D0D0D" w:themeColor="text1" w:themeTint="F2"/>
+          <w:sz w:val="32"/>
+          <w:szCs w:val="32"/>
+        </w:rPr>
+        <w:t xml:space="preserve">Rule </w:t>
+      </w:r>
+      <w:r>
+        <w:rPr>
+          <w:color w:val="0D0D0D" w:themeColor="text1" w:themeTint="F2"/>
+          <w:sz w:val="32"/>
+          <w:szCs w:val="32"/>
+        </w:rPr>
+        <w:t xml:space="preserve">Utilitarianism </w:t>
+      </w:r>
+      <w:r>
+        <w:rPr>
+          <w:color w:val="0D0D0D" w:themeColor="text1" w:themeTint="F2"/>
+          <w:sz w:val="32"/>
+          <w:szCs w:val="32"/>
+        </w:rPr>
+        <w:t>f</w:t>
+      </w:r>
+      <w:r>
+        <w:rPr>
+          <w:color w:val="0D0D0D" w:themeColor="text1" w:themeTint="F2"/>
+          <w:sz w:val="32"/>
+          <w:szCs w:val="32"/>
+        </w:rPr>
+        <w:t>ollows rules that generally lead to the greatest good for everyone.</w:t>
+      </w:r>
+    </w:p>
+    <w:p>
+      <w:pPr>
+        <w:tabs>
+          <w:tab w:val="left" w:pos="2964"/>
+        </w:tabs>
+        <w:rPr>
           <w:rFonts w:ascii="Times New Roman" w:hAnsi="Times New Roman" w:cs="Times New Roman"/>
           <w:b/>
           <w:bCs/>
@@ -9797,7 +9907,12 @@
           <w:szCs w:val="32"/>
         </w:rPr>
       </w:pPr>
-      <w:r>
+    </w:p>
+    <w:p>
+      <w:pPr>
+        <w:tabs>
+          <w:tab w:val="left" w:pos="2964"/>
+        </w:tabs>
         <w:rPr>
           <w:rFonts w:ascii="Times New Roman" w:hAnsi="Times New Roman" w:cs="Times New Roman"/>
           <w:b/>
@@ -9806,6 +9921,32 @@
           <w:sz w:val="32"/>
           <w:szCs w:val="32"/>
         </w:rPr>
+      </w:pPr>
+    </w:p>
+    <w:p>
+      <w:pPr>
+        <w:tabs>
+          <w:tab w:val="left" w:pos="2964"/>
+        </w:tabs>
+        <w:rPr>
+          <w:rFonts w:ascii="Times New Roman" w:hAnsi="Times New Roman" w:cs="Times New Roman"/>
+          <w:b/>
+          <w:bCs/>
+          <w:color w:val="365F91" w:themeColor="accent1" w:themeShade="BF"/>
+          <w:sz w:val="32"/>
+          <w:szCs w:val="32"/>
+        </w:rPr>
+      </w:pPr>
+      <w:r>
+        <w:rPr>
+          <w:rFonts w:ascii="Times New Roman" w:hAnsi="Times New Roman" w:cs="Times New Roman"/>
+          <w:b/>
+          <w:bCs/>
+          <w:color w:val="365F91" w:themeColor="accent1" w:themeShade="BF"/>
+          <w:sz w:val="32"/>
+          <w:szCs w:val="32"/>
+        </w:rPr>
+        <w:lastRenderedPageBreak/>
         <w:t>What is Social Contract Theory?</w:t>
       </w:r>
     </w:p>
@@ -9935,7 +10076,6 @@
           <w:sz w:val="32"/>
           <w:szCs w:val="32"/>
         </w:rPr>
-        <w:lastRenderedPageBreak/>
         <w:t>Jean-Jacques Rousseau:</w:t>
       </w:r>
     </w:p>
@@ -10300,6 +10440,7 @@
           <w:sz w:val="32"/>
           <w:szCs w:val="32"/>
         </w:rPr>
+        <w:lastRenderedPageBreak/>
         <w:t>Absolute Right</w:t>
       </w:r>
     </w:p>
@@ -10492,7 +10633,6 @@
           <w:sz w:val="32"/>
           <w:szCs w:val="32"/>
         </w:rPr>
-        <w:lastRenderedPageBreak/>
         <w:t>Limited right</w:t>
       </w:r>
     </w:p>
@@ -10908,6 +11048,7 @@
           <w:sz w:val="32"/>
           <w:szCs w:val="32"/>
         </w:rPr>
+        <w:lastRenderedPageBreak/>
         <w:t>Negative rights</w:t>
       </w:r>
       <w:r>
@@ -11054,7 +11195,6 @@
           <w:szCs w:val="27"/>
           <w14:ligatures w14:val="none"/>
         </w:rPr>
-        <w:lastRenderedPageBreak/>
         <w:t xml:space="preserve">John Rawls’s Theory of Justice </w:t>
       </w:r>
     </w:p>
@@ -11250,6 +11390,7 @@
           <w:sz w:val="32"/>
           <w:szCs w:val="32"/>
         </w:rPr>
+        <w:lastRenderedPageBreak/>
         <w:drawing>
           <wp:inline distT="0" distB="0" distL="0" distR="0" wp14:anchorId="397DDDF6" wp14:editId="548ECEEE">
             <wp:extent cx="5935980" cy="3672840"/>
@@ -11356,15 +11497,7 @@
           <w:sz w:val="32"/>
           <w:szCs w:val="32"/>
         </w:rPr>
-        <w:t xml:space="preserve"> is a flat tax in which </w:t>
-      </w:r>
-      <w:r>
-        <w:rPr>
-          <w:sz w:val="32"/>
-          <w:szCs w:val="32"/>
-        </w:rPr>
-        <w:lastRenderedPageBreak/>
-        <w:t>every citizen pays the same percentage of his or her income; plan B is a progressive tax in which the income tax rate gradually rises as a citizen’s income increases.</w:t>
+        <w:t xml:space="preserve"> is a flat tax in which every citizen pays the same percentage of his or her income; plan B is a progressive tax in which the income tax rate gradually rises as a citizen’s income increases.</w:t>
       </w:r>
     </w:p>
     <w:p>
@@ -11406,6 +11539,7 @@
         <w:rPr>
           <w:noProof/>
         </w:rPr>
+        <w:lastRenderedPageBreak/>
         <w:drawing>
           <wp:inline distT="0" distB="0" distL="0" distR="0" wp14:anchorId="18EA3483" wp14:editId="33616A86">
             <wp:extent cx="5943600" cy="3657600"/>
@@ -11626,7 +11760,6 @@
           <w:szCs w:val="32"/>
           <w14:ligatures w14:val="none"/>
         </w:rPr>
-        <w:lastRenderedPageBreak/>
         <w:t>Evaluation (Social Contract Theory)</w:t>
       </w:r>
     </w:p>
@@ -11791,6 +11924,7 @@
           <w:szCs w:val="32"/>
           <w14:ligatures w14:val="none"/>
         </w:rPr>
+        <w:lastRenderedPageBreak/>
         <w:t>If Bill and customer have equal rights to information,</w:t>
       </w:r>
       <w:r>
@@ -12185,7 +12319,6 @@
           <w:sz w:val="32"/>
           <w:szCs w:val="32"/>
         </w:rPr>
-        <w:lastRenderedPageBreak/>
         <w:t>Case Against SCT:</w:t>
       </w:r>
     </w:p>
@@ -12205,6 +12338,7 @@
           <w:sz w:val="40"/>
           <w:szCs w:val="40"/>
         </w:rPr>
+        <w:lastRenderedPageBreak/>
         <w:drawing>
           <wp:inline distT="0" distB="0" distL="0" distR="0" wp14:anchorId="3D473484" wp14:editId="7C366BFB">
             <wp:extent cx="5935980" cy="2514600"/>
@@ -12404,43 +12538,7 @@
           <w:sz w:val="32"/>
           <w:szCs w:val="32"/>
         </w:rPr>
-        <w:t>An</w:t>
-      </w:r>
-      <w:r>
-        <w:rPr>
-          <w:rFonts w:cstheme="minorHAnsi"/>
-          <w:color w:val="0D0D0D" w:themeColor="text1" w:themeTint="F2"/>
-          <w:sz w:val="32"/>
-          <w:szCs w:val="32"/>
-        </w:rPr>
-        <w:t>y unique product of the</w:t>
-      </w:r>
-      <w:r>
-        <w:rPr>
-          <w:rFonts w:cstheme="minorHAnsi"/>
-          <w:color w:val="0D0D0D" w:themeColor="text1" w:themeTint="F2"/>
-          <w:sz w:val="32"/>
-          <w:szCs w:val="32"/>
-        </w:rPr>
-        <w:t xml:space="preserve"> </w:t>
-      </w:r>
-      <w:r>
-        <w:rPr>
-          <w:rFonts w:cstheme="minorHAnsi"/>
-          <w:color w:val="0D0D0D" w:themeColor="text1" w:themeTint="F2"/>
-          <w:sz w:val="32"/>
-          <w:szCs w:val="32"/>
-        </w:rPr>
-        <w:t>human intellect that has commercial value</w:t>
-      </w:r>
-      <w:r>
-        <w:rPr>
-          <w:rFonts w:cstheme="minorHAnsi"/>
-          <w:color w:val="0D0D0D" w:themeColor="text1" w:themeTint="F2"/>
-          <w:sz w:val="32"/>
-          <w:szCs w:val="32"/>
-        </w:rPr>
-        <w:t>.</w:t>
+        <w:t>Any unique product of the human intellect that has commercial value.</w:t>
       </w:r>
     </w:p>
     <w:p>
@@ -12557,11 +12655,51 @@
         </w:tabs>
         <w:rPr>
           <w:rFonts w:cstheme="minorHAnsi"/>
-          <w:color w:val="0D0D0D" w:themeColor="text1" w:themeTint="F2"/>
-          <w:sz w:val="32"/>
-          <w:szCs w:val="32"/>
-        </w:rPr>
-      </w:pPr>
+          <w:b/>
+          <w:bCs/>
+          <w:color w:val="0D0D0D" w:themeColor="text1" w:themeTint="F2"/>
+          <w:sz w:val="32"/>
+          <w:szCs w:val="32"/>
+        </w:rPr>
+      </w:pPr>
+      <w:r>
+        <w:rPr>
+          <w:rFonts w:cstheme="minorHAnsi"/>
+          <w:b/>
+          <w:bCs/>
+          <w:color w:val="0D0D0D" w:themeColor="text1" w:themeTint="F2"/>
+          <w:sz w:val="32"/>
+          <w:szCs w:val="32"/>
+        </w:rPr>
+        <w:t>Intellectual property ≠ physical manifestation</w:t>
+      </w:r>
+      <w:r>
+        <w:rPr>
+          <w:rFonts w:cstheme="minorHAnsi"/>
+          <w:b/>
+          <w:bCs/>
+          <w:color w:val="0D0D0D" w:themeColor="text1" w:themeTint="F2"/>
+          <w:sz w:val="32"/>
+          <w:szCs w:val="32"/>
+        </w:rPr>
+        <w:t xml:space="preserve">: </w:t>
+      </w:r>
+      <w:r>
+        <w:rPr>
+          <w:color w:val="0D0D0D" w:themeColor="text1" w:themeTint="F2"/>
+          <w:sz w:val="32"/>
+          <w:szCs w:val="32"/>
+        </w:rPr>
+        <w:t>I</w:t>
+      </w:r>
+      <w:r>
+        <w:rPr>
+          <w:color w:val="0D0D0D" w:themeColor="text1" w:themeTint="F2"/>
+          <w:sz w:val="32"/>
+          <w:szCs w:val="32"/>
+        </w:rPr>
+        <w:t>ntellectual property (ideas, inventions, creative works) is not the same as physical objects like a car or a house.</w:t>
+      </w:r>
     </w:p>
     <w:p>
       <w:pPr>
@@ -12569,99 +12707,22 @@
           <w:tab w:val="left" w:pos="2100"/>
         </w:tabs>
         <w:rPr>
-          <w:rFonts w:cstheme="minorHAnsi"/>
-          <w:color w:val="0D0D0D" w:themeColor="text1" w:themeTint="F2"/>
-          <w:sz w:val="32"/>
-          <w:szCs w:val="32"/>
-        </w:rPr>
-      </w:pPr>
-    </w:p>
-    <w:p>
-      <w:pPr>
-        <w:tabs>
-          <w:tab w:val="left" w:pos="2100"/>
-        </w:tabs>
-        <w:rPr>
-          <w:rFonts w:cstheme="minorHAnsi"/>
-          <w:b/>
-          <w:bCs/>
-          <w:color w:val="0D0D0D" w:themeColor="text1" w:themeTint="F2"/>
-          <w:sz w:val="32"/>
-          <w:szCs w:val="32"/>
-        </w:rPr>
-      </w:pPr>
-      <w:r>
-        <w:rPr>
-          <w:rFonts w:cstheme="minorHAnsi"/>
-          <w:b/>
-          <w:bCs/>
-          <w:color w:val="0D0D0D" w:themeColor="text1" w:themeTint="F2"/>
+          <w:b/>
+          <w:bCs/>
+          <w:color w:val="943634" w:themeColor="accent2" w:themeShade="BF"/>
+          <w:sz w:val="32"/>
+          <w:szCs w:val="32"/>
+        </w:rPr>
+      </w:pPr>
+      <w:r>
+        <w:rPr>
+          <w:b/>
+          <w:bCs/>
+          <w:color w:val="943634" w:themeColor="accent2" w:themeShade="BF"/>
           <w:sz w:val="32"/>
           <w:szCs w:val="32"/>
         </w:rPr>
         <w:lastRenderedPageBreak/>
-        <w:t>I</w:t>
-      </w:r>
-      <w:r>
-        <w:rPr>
-          <w:rFonts w:cstheme="minorHAnsi"/>
-          <w:b/>
-          <w:bCs/>
-          <w:color w:val="0D0D0D" w:themeColor="text1" w:themeTint="F2"/>
-          <w:sz w:val="32"/>
-          <w:szCs w:val="32"/>
-        </w:rPr>
-        <w:t>ntellectual property ≠ physical manifestation</w:t>
-      </w:r>
-      <w:r>
-        <w:rPr>
-          <w:rFonts w:cstheme="minorHAnsi"/>
-          <w:b/>
-          <w:bCs/>
-          <w:color w:val="0D0D0D" w:themeColor="text1" w:themeTint="F2"/>
-          <w:sz w:val="32"/>
-          <w:szCs w:val="32"/>
-        </w:rPr>
-        <w:t xml:space="preserve">: </w:t>
-      </w:r>
-      <w:r>
-        <w:rPr>
-          <w:color w:val="0D0D0D" w:themeColor="text1" w:themeTint="F2"/>
-          <w:sz w:val="32"/>
-          <w:szCs w:val="32"/>
-        </w:rPr>
-        <w:t>I</w:t>
-      </w:r>
-      <w:r>
-        <w:rPr>
-          <w:color w:val="0D0D0D" w:themeColor="text1" w:themeTint="F2"/>
-          <w:sz w:val="32"/>
-          <w:szCs w:val="32"/>
-        </w:rPr>
-        <w:t>ntellectual property (ideas, inventions, creative works) is not the same as physical objects like a car or a house.</w:t>
-      </w:r>
-    </w:p>
-    <w:p>
-      <w:pPr>
-        <w:tabs>
-          <w:tab w:val="left" w:pos="2100"/>
-        </w:tabs>
-        <w:rPr>
-          <w:b/>
-          <w:bCs/>
-          <w:color w:val="943634" w:themeColor="accent2" w:themeShade="BF"/>
-          <w:sz w:val="32"/>
-          <w:szCs w:val="32"/>
-        </w:rPr>
-      </w:pPr>
-      <w:r>
-        <w:rPr>
-          <w:b/>
-          <w:bCs/>
-          <w:color w:val="943634" w:themeColor="accent2" w:themeShade="BF"/>
-          <w:sz w:val="32"/>
-          <w:szCs w:val="32"/>
-        </w:rPr>
         <w:t>The question asks: Should the right to own physical property also apply to ideas, music, books, and inventions?</w:t>
       </w:r>
     </w:p>
@@ -13103,8 +13164,69 @@
           <w:sz w:val="32"/>
           <w:szCs w:val="32"/>
         </w:rPr>
+        <w:t>You leave enough for others – Others should still have access to resources.</w:t>
+      </w:r>
+    </w:p>
+    <w:p>
+      <w:pPr>
+        <w:tabs>
+          <w:tab w:val="left" w:pos="3804"/>
+        </w:tabs>
+        <w:rPr>
+          <w:rFonts w:ascii="Times New Roman" w:hAnsi="Times New Roman" w:cs="Times New Roman"/>
+          <w:b/>
+          <w:bCs/>
+          <w:color w:val="365F91" w:themeColor="accent1" w:themeShade="BF"/>
+          <w:sz w:val="32"/>
+          <w:szCs w:val="32"/>
+        </w:rPr>
+      </w:pPr>
+    </w:p>
+    <w:p>
+      <w:pPr>
+        <w:tabs>
+          <w:tab w:val="left" w:pos="3804"/>
+        </w:tabs>
+        <w:rPr>
+          <w:rFonts w:ascii="Times New Roman" w:hAnsi="Times New Roman" w:cs="Times New Roman"/>
+          <w:b/>
+          <w:bCs/>
+          <w:color w:val="365F91" w:themeColor="accent1" w:themeShade="BF"/>
+          <w:sz w:val="32"/>
+          <w:szCs w:val="32"/>
+        </w:rPr>
+      </w:pPr>
+      <w:r>
+        <w:rPr>
+          <w:rFonts w:ascii="Times New Roman" w:hAnsi="Times New Roman" w:cs="Times New Roman"/>
+          <w:b/>
+          <w:bCs/>
+          <w:color w:val="365F91" w:themeColor="accent1" w:themeShade="BF"/>
+          <w:sz w:val="32"/>
+          <w:szCs w:val="32"/>
+        </w:rPr>
         <w:lastRenderedPageBreak/>
-        <w:t>You leave enough for others – Others should still have access to resources.</w:t>
+        <w:t>Expanding the Argument to Intellectual Property</w:t>
+      </w:r>
+    </w:p>
+    <w:p>
+      <w:pPr>
+        <w:ind w:firstLine="720"/>
+        <w:rPr>
+          <w:rFonts w:cstheme="minorHAnsi"/>
+          <w:color w:val="0D0D0D" w:themeColor="text1" w:themeTint="F2"/>
+          <w:sz w:val="32"/>
+          <w:szCs w:val="32"/>
+        </w:rPr>
+      </w:pPr>
+      <w:r>
+        <w:rPr>
+          <w:rFonts w:cstheme="minorHAnsi"/>
+          <w:color w:val="0D0D0D" w:themeColor="text1" w:themeTint="F2"/>
+          <w:sz w:val="32"/>
+          <w:szCs w:val="32"/>
+        </w:rPr>
+        <w:t>We can understand intellectual property—like writing a play—by comparing it to creating a physical object, such as a belt buckle. Both involve turning raw materials into something new and valuable.</w:t>
       </w:r>
     </w:p>
     <w:p>
@@ -13113,12 +13235,2375 @@
           <w:tab w:val="left" w:pos="3804"/>
         </w:tabs>
         <w:rPr>
+          <w:rFonts w:cstheme="minorHAnsi"/>
+          <w:b/>
+          <w:bCs/>
+          <w:color w:val="0D0D0D" w:themeColor="text1" w:themeTint="F2"/>
+          <w:sz w:val="32"/>
+          <w:szCs w:val="32"/>
+        </w:rPr>
+      </w:pPr>
+      <w:r>
+        <w:rPr>
+          <w:rFonts w:cstheme="minorHAnsi"/>
+          <w:b/>
+          <w:bCs/>
+          <w:color w:val="0D0D0D" w:themeColor="text1" w:themeTint="F2"/>
+          <w:sz w:val="32"/>
+          <w:szCs w:val="32"/>
+        </w:rPr>
+        <w:t>Making a Belt Buckle (Physical Property)</w:t>
+      </w:r>
+    </w:p>
+    <w:p>
+      <w:pPr>
+        <w:numPr>
+          <w:ilvl w:val="0"/>
+          <w:numId w:val="139"/>
+        </w:numPr>
+        <w:tabs>
+          <w:tab w:val="left" w:pos="3804"/>
+        </w:tabs>
+        <w:rPr>
+          <w:rFonts w:cstheme="minorHAnsi"/>
+          <w:color w:val="0D0D0D" w:themeColor="text1" w:themeTint="F2"/>
+          <w:sz w:val="32"/>
+          <w:szCs w:val="32"/>
+        </w:rPr>
+      </w:pPr>
+      <w:r>
+        <w:rPr>
+          <w:rFonts w:cstheme="minorHAnsi"/>
+          <w:b/>
+          <w:bCs/>
+          <w:color w:val="0D0D0D" w:themeColor="text1" w:themeTint="F2"/>
+          <w:sz w:val="32"/>
+          <w:szCs w:val="32"/>
+        </w:rPr>
+        <w:t>Mine ore</w:t>
+      </w:r>
+    </w:p>
+    <w:p>
+      <w:pPr>
+        <w:pStyle w:val="ListParagraph"/>
+        <w:numPr>
+          <w:ilvl w:val="0"/>
+          <w:numId w:val="140"/>
+        </w:numPr>
+        <w:tabs>
+          <w:tab w:val="left" w:pos="3804"/>
+        </w:tabs>
+        <w:rPr>
+          <w:rFonts w:cstheme="minorHAnsi"/>
+          <w:color w:val="0D0D0D" w:themeColor="text1" w:themeTint="F2"/>
+          <w:sz w:val="32"/>
+          <w:szCs w:val="32"/>
+        </w:rPr>
+      </w:pPr>
+      <w:r>
+        <w:rPr>
+          <w:rFonts w:cstheme="minorHAnsi"/>
+          <w:color w:val="0D0D0D" w:themeColor="text1" w:themeTint="F2"/>
+          <w:sz w:val="32"/>
+          <w:szCs w:val="32"/>
+        </w:rPr>
+        <w:t>You extract raw material (metal) from the earth.</w:t>
+      </w:r>
+    </w:p>
+    <w:p>
+      <w:pPr>
+        <w:pStyle w:val="ListParagraph"/>
+        <w:numPr>
+          <w:ilvl w:val="0"/>
+          <w:numId w:val="139"/>
+        </w:numPr>
+        <w:tabs>
+          <w:tab w:val="left" w:pos="3804"/>
+        </w:tabs>
+        <w:rPr>
+          <w:rFonts w:cstheme="minorHAnsi"/>
+          <w:color w:val="0D0D0D" w:themeColor="text1" w:themeTint="F2"/>
+          <w:sz w:val="32"/>
+          <w:szCs w:val="32"/>
+        </w:rPr>
+      </w:pPr>
+      <w:r>
+        <w:rPr>
+          <w:rFonts w:cstheme="minorHAnsi"/>
+          <w:b/>
+          <w:bCs/>
+          <w:color w:val="0D0D0D" w:themeColor="text1" w:themeTint="F2"/>
+          <w:sz w:val="32"/>
+          <w:szCs w:val="32"/>
+        </w:rPr>
+        <w:t>Smelt it</w:t>
+      </w:r>
+    </w:p>
+    <w:p>
+      <w:pPr>
+        <w:pStyle w:val="ListParagraph"/>
+        <w:numPr>
+          <w:ilvl w:val="0"/>
+          <w:numId w:val="140"/>
+        </w:numPr>
+        <w:tabs>
+          <w:tab w:val="left" w:pos="3804"/>
+        </w:tabs>
+        <w:rPr>
+          <w:rFonts w:cstheme="minorHAnsi"/>
+          <w:color w:val="0D0D0D" w:themeColor="text1" w:themeTint="F2"/>
+          <w:sz w:val="32"/>
+          <w:szCs w:val="32"/>
+        </w:rPr>
+      </w:pPr>
+      <w:r>
+        <w:rPr>
+          <w:rFonts w:cstheme="minorHAnsi"/>
+          <w:color w:val="0D0D0D" w:themeColor="text1" w:themeTint="F2"/>
+          <w:sz w:val="32"/>
+          <w:szCs w:val="32"/>
+        </w:rPr>
+        <w:t>You heat and refine the metal to get a usable material.</w:t>
+      </w:r>
+    </w:p>
+    <w:p>
+      <w:pPr>
+        <w:numPr>
+          <w:ilvl w:val="0"/>
+          <w:numId w:val="139"/>
+        </w:numPr>
+        <w:tabs>
+          <w:tab w:val="left" w:pos="3804"/>
+        </w:tabs>
+        <w:rPr>
+          <w:rFonts w:cstheme="minorHAnsi"/>
+          <w:color w:val="0D0D0D" w:themeColor="text1" w:themeTint="F2"/>
+          <w:sz w:val="32"/>
+          <w:szCs w:val="32"/>
+        </w:rPr>
+      </w:pPr>
+      <w:r>
+        <w:rPr>
+          <w:rFonts w:cstheme="minorHAnsi"/>
+          <w:b/>
+          <w:bCs/>
+          <w:color w:val="0D0D0D" w:themeColor="text1" w:themeTint="F2"/>
+          <w:sz w:val="32"/>
+          <w:szCs w:val="32"/>
+        </w:rPr>
+        <w:t>Cast it</w:t>
+      </w:r>
+    </w:p>
+    <w:p>
+      <w:pPr>
+        <w:pStyle w:val="ListParagraph"/>
+        <w:numPr>
+          <w:ilvl w:val="0"/>
+          <w:numId w:val="140"/>
+        </w:numPr>
+        <w:tabs>
+          <w:tab w:val="left" w:pos="3804"/>
+        </w:tabs>
+        <w:rPr>
+          <w:rFonts w:cstheme="minorHAnsi"/>
+          <w:color w:val="0D0D0D" w:themeColor="text1" w:themeTint="F2"/>
+          <w:sz w:val="32"/>
+          <w:szCs w:val="32"/>
+        </w:rPr>
+      </w:pPr>
+      <w:r>
+        <w:rPr>
+          <w:rFonts w:cstheme="minorHAnsi"/>
+          <w:color w:val="0D0D0D" w:themeColor="text1" w:themeTint="F2"/>
+          <w:sz w:val="32"/>
+          <w:szCs w:val="32"/>
+        </w:rPr>
+        <w:t>You shape the metal into a final product—a belt buckle.</w:t>
+      </w:r>
+    </w:p>
+    <w:p>
+      <w:pPr>
+        <w:tabs>
+          <w:tab w:val="left" w:pos="3804"/>
+        </w:tabs>
+        <w:rPr>
+          <w:rFonts w:cstheme="minorHAnsi"/>
+          <w:color w:val="0D0D0D" w:themeColor="text1" w:themeTint="F2"/>
+          <w:sz w:val="32"/>
+          <w:szCs w:val="32"/>
+        </w:rPr>
+      </w:pPr>
+      <w:r>
+        <w:rPr>
+          <w:rFonts w:cstheme="minorHAnsi"/>
+          <w:b/>
+          <w:bCs/>
+          <w:color w:val="0D0D0D" w:themeColor="text1" w:themeTint="F2"/>
+          <w:sz w:val="32"/>
+          <w:szCs w:val="32"/>
+        </w:rPr>
+        <w:t>Result:</w:t>
+      </w:r>
+      <w:r>
+        <w:rPr>
+          <w:rFonts w:cstheme="minorHAnsi"/>
+          <w:color w:val="0D0D0D" w:themeColor="text1" w:themeTint="F2"/>
+          <w:sz w:val="32"/>
+          <w:szCs w:val="32"/>
+        </w:rPr>
+        <w:t xml:space="preserve"> A unique, useful object made from raw materials.</w:t>
+      </w:r>
+    </w:p>
+    <w:p>
+      <w:pPr>
+        <w:tabs>
+          <w:tab w:val="left" w:pos="3804"/>
+        </w:tabs>
+        <w:rPr>
+          <w:rFonts w:cstheme="minorHAnsi"/>
+          <w:b/>
+          <w:bCs/>
+          <w:color w:val="0D0D0D" w:themeColor="text1" w:themeTint="F2"/>
+          <w:sz w:val="32"/>
+          <w:szCs w:val="32"/>
+        </w:rPr>
+      </w:pPr>
+      <w:r>
+        <w:rPr>
+          <w:rFonts w:cstheme="minorHAnsi"/>
+          <w:b/>
+          <w:bCs/>
+          <w:color w:val="0D0D0D" w:themeColor="text1" w:themeTint="F2"/>
+          <w:sz w:val="32"/>
+          <w:szCs w:val="32"/>
+        </w:rPr>
+        <w:t>Writing a Play (Intellectual Property)</w:t>
+      </w:r>
+    </w:p>
+    <w:p>
+      <w:pPr>
+        <w:numPr>
+          <w:ilvl w:val="0"/>
+          <w:numId w:val="138"/>
+        </w:numPr>
+        <w:tabs>
+          <w:tab w:val="left" w:pos="3804"/>
+        </w:tabs>
+        <w:rPr>
+          <w:rFonts w:cstheme="minorHAnsi"/>
+          <w:color w:val="0D0D0D" w:themeColor="text1" w:themeTint="F2"/>
+          <w:sz w:val="32"/>
+          <w:szCs w:val="32"/>
+        </w:rPr>
+      </w:pPr>
+      <w:r>
+        <w:rPr>
+          <w:rFonts w:cstheme="minorHAnsi"/>
+          <w:b/>
+          <w:bCs/>
+          <w:color w:val="0D0D0D" w:themeColor="text1" w:themeTint="F2"/>
+          <w:sz w:val="32"/>
+          <w:szCs w:val="32"/>
+        </w:rPr>
+        <w:t>“Mine”</w:t>
+      </w:r>
+      <w:r>
+        <w:rPr>
+          <w:rFonts w:cstheme="minorHAnsi"/>
+          <w:color w:val="0D0D0D" w:themeColor="text1" w:themeTint="F2"/>
+          <w:sz w:val="32"/>
+          <w:szCs w:val="32"/>
+        </w:rPr>
+        <w:t xml:space="preserve"> words from the English language</w:t>
+      </w:r>
+      <w:r>
+        <w:rPr>
+          <w:rFonts w:cstheme="minorHAnsi"/>
+          <w:color w:val="0D0D0D" w:themeColor="text1" w:themeTint="F2"/>
+          <w:sz w:val="32"/>
+          <w:szCs w:val="32"/>
+        </w:rPr>
+        <w:br/>
+        <w:t>→ You gather common words and phrases (your raw material).</w:t>
+      </w:r>
+    </w:p>
+    <w:p>
+      <w:pPr>
+        <w:numPr>
+          <w:ilvl w:val="0"/>
+          <w:numId w:val="138"/>
+        </w:numPr>
+        <w:tabs>
+          <w:tab w:val="left" w:pos="3804"/>
+        </w:tabs>
+        <w:rPr>
+          <w:rFonts w:cstheme="minorHAnsi"/>
+          <w:color w:val="0D0D0D" w:themeColor="text1" w:themeTint="F2"/>
+          <w:sz w:val="32"/>
+          <w:szCs w:val="32"/>
+        </w:rPr>
+      </w:pPr>
+      <w:r>
+        <w:rPr>
+          <w:rFonts w:cstheme="minorHAnsi"/>
+          <w:b/>
+          <w:bCs/>
+          <w:color w:val="0D0D0D" w:themeColor="text1" w:themeTint="F2"/>
+          <w:sz w:val="32"/>
+          <w:szCs w:val="32"/>
+        </w:rPr>
+        <w:t>“Smelt”</w:t>
+      </w:r>
+      <w:r>
+        <w:rPr>
+          <w:rFonts w:cstheme="minorHAnsi"/>
+          <w:color w:val="0D0D0D" w:themeColor="text1" w:themeTint="F2"/>
+          <w:sz w:val="32"/>
+          <w:szCs w:val="32"/>
+        </w:rPr>
+        <w:t xml:space="preserve"> them into prose</w:t>
+      </w:r>
+      <w:r>
+        <w:rPr>
+          <w:rFonts w:cstheme="minorHAnsi"/>
+          <w:color w:val="0D0D0D" w:themeColor="text1" w:themeTint="F2"/>
+          <w:sz w:val="32"/>
+          <w:szCs w:val="32"/>
+        </w:rPr>
+        <w:br/>
+        <w:t>→ You organize and refine the words into sentences and ideas.</w:t>
+      </w:r>
+    </w:p>
+    <w:p>
+      <w:pPr>
+        <w:numPr>
+          <w:ilvl w:val="0"/>
+          <w:numId w:val="138"/>
+        </w:numPr>
+        <w:tabs>
+          <w:tab w:val="left" w:pos="3804"/>
+        </w:tabs>
+        <w:rPr>
+          <w:rFonts w:cstheme="minorHAnsi"/>
+          <w:color w:val="0D0D0D" w:themeColor="text1" w:themeTint="F2"/>
+          <w:sz w:val="32"/>
+          <w:szCs w:val="32"/>
+        </w:rPr>
+      </w:pPr>
+      <w:r>
+        <w:rPr>
+          <w:rFonts w:cstheme="minorHAnsi"/>
+          <w:b/>
+          <w:bCs/>
+          <w:color w:val="0D0D0D" w:themeColor="text1" w:themeTint="F2"/>
+          <w:sz w:val="32"/>
+          <w:szCs w:val="32"/>
+        </w:rPr>
+        <w:t>“Cast”</w:t>
+      </w:r>
+      <w:r>
+        <w:rPr>
+          <w:rFonts w:cstheme="minorHAnsi"/>
+          <w:color w:val="0D0D0D" w:themeColor="text1" w:themeTint="F2"/>
+          <w:sz w:val="32"/>
+          <w:szCs w:val="32"/>
+        </w:rPr>
+        <w:t xml:space="preserve"> them into a complete play</w:t>
+      </w:r>
+      <w:r>
+        <w:rPr>
+          <w:rFonts w:cstheme="minorHAnsi"/>
+          <w:color w:val="0D0D0D" w:themeColor="text1" w:themeTint="F2"/>
+          <w:sz w:val="32"/>
+          <w:szCs w:val="32"/>
+        </w:rPr>
+        <w:br/>
+        <w:t>→ You shape everything into a full story with characters, dialogue, and structure.</w:t>
+      </w:r>
+    </w:p>
+    <w:p>
+      <w:pPr>
+        <w:tabs>
+          <w:tab w:val="left" w:pos="3804"/>
+        </w:tabs>
+        <w:rPr>
+          <w:rFonts w:cstheme="minorHAnsi"/>
+          <w:color w:val="0D0D0D" w:themeColor="text1" w:themeTint="F2"/>
+          <w:sz w:val="32"/>
+          <w:szCs w:val="32"/>
+        </w:rPr>
+      </w:pPr>
+      <w:r>
+        <w:rPr>
+          <w:rFonts w:cstheme="minorHAnsi"/>
+          <w:b/>
+          <w:bCs/>
+          <w:color w:val="0D0D0D" w:themeColor="text1" w:themeTint="F2"/>
+          <w:sz w:val="32"/>
+          <w:szCs w:val="32"/>
+        </w:rPr>
+        <w:t>Result:</w:t>
+      </w:r>
+      <w:r>
+        <w:rPr>
+          <w:rFonts w:cstheme="minorHAnsi"/>
+          <w:color w:val="0D0D0D" w:themeColor="text1" w:themeTint="F2"/>
+          <w:sz w:val="32"/>
+          <w:szCs w:val="32"/>
+        </w:rPr>
+        <w:t xml:space="preserve"> A creative, original work made from shared resources (language).</w:t>
+      </w:r>
+    </w:p>
+    <w:p>
+      <w:pPr>
+        <w:tabs>
+          <w:tab w:val="left" w:pos="3804"/>
+        </w:tabs>
+        <w:rPr>
+          <w:rFonts w:cstheme="minorHAnsi"/>
+          <w:color w:val="0D0D0D" w:themeColor="text1" w:themeTint="F2"/>
+          <w:sz w:val="32"/>
+          <w:szCs w:val="32"/>
+        </w:rPr>
+      </w:pPr>
+    </w:p>
+    <w:p>
+      <w:pPr>
+        <w:tabs>
+          <w:tab w:val="left" w:pos="3804"/>
+        </w:tabs>
+        <w:rPr>
+          <w:rFonts w:cstheme="minorHAnsi"/>
+          <w:b/>
+          <w:bCs/>
+          <w:color w:val="0D0D0D" w:themeColor="text1" w:themeTint="F2"/>
+          <w:sz w:val="32"/>
+          <w:szCs w:val="32"/>
+        </w:rPr>
+      </w:pPr>
+      <w:r>
+        <w:rPr>
+          <w:rFonts w:cstheme="minorHAnsi"/>
+          <w:b/>
+          <w:bCs/>
+          <w:color w:val="0D0D0D" w:themeColor="text1" w:themeTint="F2"/>
+          <w:sz w:val="32"/>
+          <w:szCs w:val="32"/>
+        </w:rPr>
+        <w:lastRenderedPageBreak/>
+        <w:t>Key Idea</w:t>
+      </w:r>
+    </w:p>
+    <w:p>
+      <w:pPr>
+        <w:tabs>
+          <w:tab w:val="left" w:pos="3804"/>
+        </w:tabs>
+        <w:rPr>
+          <w:rFonts w:cstheme="minorHAnsi"/>
+          <w:color w:val="0D0D0D" w:themeColor="text1" w:themeTint="F2"/>
+          <w:sz w:val="32"/>
+          <w:szCs w:val="32"/>
+        </w:rPr>
+      </w:pPr>
+      <w:r>
+        <w:rPr>
+          <w:rFonts w:cstheme="minorHAnsi"/>
+          <w:color w:val="0D0D0D" w:themeColor="text1" w:themeTint="F2"/>
+          <w:sz w:val="32"/>
+          <w:szCs w:val="32"/>
+        </w:rPr>
+        <w:t>Even though words are free to use, just like metal exists in the earth, the effort, creativity, and skill needed to transform them into something valuable (a play or a belt buckle) makes the final product your property.</w:t>
+      </w:r>
+    </w:p>
+    <w:p>
+      <w:pPr>
+        <w:tabs>
+          <w:tab w:val="left" w:pos="3804"/>
+        </w:tabs>
+        <w:rPr>
           <w:rFonts w:ascii="Times New Roman" w:hAnsi="Times New Roman" w:cs="Times New Roman"/>
           <w:b/>
           <w:bCs/>
           <w:color w:val="365F91" w:themeColor="accent1" w:themeShade="BF"/>
           <w:sz w:val="32"/>
           <w:szCs w:val="32"/>
+        </w:rPr>
+      </w:pPr>
+      <w:r>
+        <w:rPr>
+          <w:rFonts w:ascii="Times New Roman" w:hAnsi="Times New Roman" w:cs="Times New Roman"/>
+          <w:b/>
+          <w:bCs/>
+          <w:color w:val="365F91" w:themeColor="accent1" w:themeShade="BF"/>
+          <w:sz w:val="32"/>
+          <w:szCs w:val="32"/>
+        </w:rPr>
+        <w:t>Analogy</w:t>
+      </w:r>
+    </w:p>
+    <w:p>
+      <w:pPr>
+        <w:pStyle w:val="ListParagraph"/>
+        <w:numPr>
+          <w:ilvl w:val="0"/>
+          <w:numId w:val="141"/>
+        </w:numPr>
+        <w:rPr>
+          <w:sz w:val="32"/>
+          <w:szCs w:val="32"/>
+        </w:rPr>
+      </w:pPr>
+      <w:r>
+        <w:rPr>
+          <w:sz w:val="32"/>
+          <w:szCs w:val="32"/>
+        </w:rPr>
+        <w:t xml:space="preserve">If </w:t>
+      </w:r>
+      <w:r>
+        <w:rPr>
+          <w:b/>
+          <w:bCs/>
+          <w:sz w:val="32"/>
+          <w:szCs w:val="32"/>
+        </w:rPr>
+        <w:t>Ben Jonson and William Shakespeare</w:t>
+      </w:r>
+      <w:r>
+        <w:rPr>
+          <w:sz w:val="32"/>
+          <w:szCs w:val="32"/>
+        </w:rPr>
+        <w:t xml:space="preserve"> simultaneously</w:t>
+      </w:r>
+      <w:r>
+        <w:rPr>
+          <w:sz w:val="32"/>
+          <w:szCs w:val="32"/>
+        </w:rPr>
+        <w:t xml:space="preserve"> </w:t>
+      </w:r>
+      <w:r>
+        <w:rPr>
+          <w:sz w:val="32"/>
+          <w:szCs w:val="32"/>
+        </w:rPr>
+        <w:t xml:space="preserve">write down </w:t>
+      </w:r>
+      <w:r>
+        <w:rPr>
+          <w:b/>
+          <w:bCs/>
+          <w:sz w:val="32"/>
+          <w:szCs w:val="32"/>
+        </w:rPr>
+        <w:t>Hamlet</w:t>
+      </w:r>
+      <w:r>
+        <w:rPr>
+          <w:sz w:val="32"/>
+          <w:szCs w:val="32"/>
+        </w:rPr>
+        <w:t>, who owns it?</w:t>
+      </w:r>
+    </w:p>
+    <w:p>
+      <w:pPr>
+        <w:pStyle w:val="ListParagraph"/>
+        <w:numPr>
+          <w:ilvl w:val="0"/>
+          <w:numId w:val="141"/>
+        </w:numPr>
+        <w:rPr>
+          <w:sz w:val="32"/>
+          <w:szCs w:val="32"/>
+        </w:rPr>
+      </w:pPr>
+      <w:r>
+        <w:rPr>
+          <w:sz w:val="32"/>
+          <w:szCs w:val="32"/>
+        </w:rPr>
+        <w:t>If Ben “steals” the play from Will, both have it</w:t>
+      </w:r>
+    </w:p>
+    <w:p>
+      <w:pPr>
+        <w:pStyle w:val="ListParagraph"/>
+        <w:numPr>
+          <w:ilvl w:val="0"/>
+          <w:numId w:val="141"/>
+        </w:numPr>
+        <w:rPr>
+          <w:sz w:val="32"/>
+          <w:szCs w:val="32"/>
+        </w:rPr>
+      </w:pPr>
+      <w:r>
+        <w:rPr>
+          <w:sz w:val="32"/>
+          <w:szCs w:val="32"/>
+        </w:rPr>
+        <w:t xml:space="preserve">These </w:t>
+      </w:r>
+      <w:r>
+        <w:rPr>
+          <w:b/>
+          <w:bCs/>
+          <w:sz w:val="32"/>
+          <w:szCs w:val="32"/>
+        </w:rPr>
+        <w:t>paradoxes</w:t>
+      </w:r>
+      <w:r>
+        <w:rPr>
+          <w:sz w:val="32"/>
+          <w:szCs w:val="32"/>
+        </w:rPr>
+        <w:t xml:space="preserve"> (confusing situation)</w:t>
+      </w:r>
+      <w:r>
+        <w:rPr>
+          <w:sz w:val="32"/>
+          <w:szCs w:val="32"/>
+        </w:rPr>
+        <w:t xml:space="preserve"> weaken the argument for a natural right</w:t>
+      </w:r>
+      <w:r>
+        <w:rPr>
+          <w:sz w:val="32"/>
+          <w:szCs w:val="32"/>
+        </w:rPr>
+        <w:t xml:space="preserve"> </w:t>
+      </w:r>
+      <w:r>
+        <w:rPr>
+          <w:sz w:val="32"/>
+          <w:szCs w:val="32"/>
+        </w:rPr>
+        <w:t>to intellectual property</w:t>
+      </w:r>
+    </w:p>
+    <w:p>
+      <w:pPr>
+        <w:rPr>
+          <w:rFonts w:ascii="Times New Roman" w:hAnsi="Times New Roman" w:cs="Times New Roman"/>
+          <w:b/>
+          <w:bCs/>
+          <w:color w:val="365F91" w:themeColor="accent1" w:themeShade="BF"/>
+          <w:sz w:val="32"/>
+          <w:szCs w:val="32"/>
+        </w:rPr>
+      </w:pPr>
+      <w:r>
+        <w:rPr>
+          <w:rFonts w:ascii="Times New Roman" w:hAnsi="Times New Roman" w:cs="Times New Roman"/>
+          <w:b/>
+          <w:bCs/>
+          <w:color w:val="365F91" w:themeColor="accent1" w:themeShade="BF"/>
+          <w:sz w:val="32"/>
+          <w:szCs w:val="32"/>
+        </w:rPr>
+        <w:t xml:space="preserve">Benefits of Intellectual Property Protection </w:t>
+      </w:r>
+    </w:p>
+    <w:p>
+      <w:pPr>
+        <w:rPr>
+          <w:sz w:val="32"/>
+          <w:szCs w:val="32"/>
+        </w:rPr>
+      </w:pPr>
+      <w:r>
+        <w:rPr>
+          <w:b/>
+          <w:bCs/>
+          <w:sz w:val="32"/>
+          <w:szCs w:val="32"/>
+        </w:rPr>
+        <w:t>People are different</w:t>
+      </w:r>
+    </w:p>
+    <w:p>
+      <w:pPr>
+        <w:pStyle w:val="ListParagraph"/>
+        <w:numPr>
+          <w:ilvl w:val="0"/>
+          <w:numId w:val="143"/>
+        </w:numPr>
+        <w:rPr>
+          <w:sz w:val="32"/>
+          <w:szCs w:val="32"/>
+        </w:rPr>
+      </w:pPr>
+      <w:r>
+        <w:rPr>
+          <w:sz w:val="32"/>
+          <w:szCs w:val="32"/>
+        </w:rPr>
+        <w:t>Some people love to create just to help others (altruistic).</w:t>
+      </w:r>
+    </w:p>
+    <w:p>
+      <w:pPr>
+        <w:pStyle w:val="ListParagraph"/>
+        <w:numPr>
+          <w:ilvl w:val="0"/>
+          <w:numId w:val="143"/>
+        </w:numPr>
+        <w:rPr>
+          <w:sz w:val="32"/>
+          <w:szCs w:val="32"/>
+        </w:rPr>
+      </w:pPr>
+      <w:r>
+        <w:rPr>
+          <w:sz w:val="32"/>
+          <w:szCs w:val="32"/>
+        </w:rPr>
+        <w:t xml:space="preserve">But many people need a </w:t>
+      </w:r>
+      <w:r>
+        <w:rPr>
+          <w:b/>
+          <w:bCs/>
+          <w:sz w:val="32"/>
+          <w:szCs w:val="32"/>
+        </w:rPr>
+        <w:t>reason or reward</w:t>
+      </w:r>
+      <w:r>
+        <w:rPr>
+          <w:sz w:val="32"/>
+          <w:szCs w:val="32"/>
+        </w:rPr>
+        <w:t>—they won’t spend time and effort unless they get something back.</w:t>
+      </w:r>
+    </w:p>
+    <w:p>
+      <w:pPr>
+        <w:rPr>
+          <w:sz w:val="32"/>
+          <w:szCs w:val="32"/>
+        </w:rPr>
+      </w:pPr>
+      <w:r>
+        <w:rPr>
+          <w:b/>
+          <w:bCs/>
+          <w:sz w:val="32"/>
+          <w:szCs w:val="32"/>
+        </w:rPr>
+        <w:t>Money motivates creativity</w:t>
+      </w:r>
+    </w:p>
+    <w:p>
+      <w:pPr>
+        <w:pStyle w:val="ListParagraph"/>
+        <w:numPr>
+          <w:ilvl w:val="0"/>
+          <w:numId w:val="144"/>
+        </w:numPr>
+        <w:rPr>
+          <w:sz w:val="32"/>
+          <w:szCs w:val="32"/>
+        </w:rPr>
+      </w:pPr>
+      <w:r>
+        <w:rPr>
+          <w:sz w:val="32"/>
+          <w:szCs w:val="32"/>
+        </w:rPr>
+        <w:t xml:space="preserve">The </w:t>
+      </w:r>
+      <w:r>
+        <w:rPr>
+          <w:b/>
+          <w:bCs/>
+          <w:sz w:val="32"/>
+          <w:szCs w:val="32"/>
+        </w:rPr>
+        <w:t>chance to earn money</w:t>
+      </w:r>
+      <w:r>
+        <w:rPr>
+          <w:sz w:val="32"/>
+          <w:szCs w:val="32"/>
+        </w:rPr>
+        <w:t xml:space="preserve"> encourages people to take risks and do creative or innovative work (like inventing something new, writing a book, making music, etc.).</w:t>
+      </w:r>
+    </w:p>
+    <w:p>
+      <w:pPr>
+        <w:rPr>
+          <w:sz w:val="32"/>
+          <w:szCs w:val="32"/>
+        </w:rPr>
+      </w:pPr>
+      <w:r>
+        <w:rPr>
+          <w:b/>
+          <w:bCs/>
+          <w:sz w:val="32"/>
+          <w:szCs w:val="32"/>
+        </w:rPr>
+        <w:t>The U.S. Constitution supports this idea</w:t>
+      </w:r>
+    </w:p>
+    <w:p>
+      <w:pPr>
+        <w:pStyle w:val="ListParagraph"/>
+        <w:numPr>
+          <w:ilvl w:val="0"/>
+          <w:numId w:val="144"/>
+        </w:numPr>
+        <w:rPr>
+          <w:sz w:val="32"/>
+          <w:szCs w:val="32"/>
+        </w:rPr>
+      </w:pPr>
+      <w:r>
+        <w:rPr>
+          <w:sz w:val="32"/>
+          <w:szCs w:val="32"/>
+        </w:rPr>
+        <w:t xml:space="preserve">The authors of the Constitution believed that </w:t>
+      </w:r>
+      <w:r>
+        <w:rPr>
+          <w:b/>
+          <w:bCs/>
+          <w:sz w:val="32"/>
+          <w:szCs w:val="32"/>
+        </w:rPr>
+        <w:t>limited protection</w:t>
+      </w:r>
+      <w:r>
+        <w:rPr>
+          <w:sz w:val="32"/>
+          <w:szCs w:val="32"/>
+        </w:rPr>
+        <w:t xml:space="preserve"> (like copyrights and patents) helps society.</w:t>
+      </w:r>
+    </w:p>
+    <w:p>
+      <w:pPr>
+        <w:pStyle w:val="ListParagraph"/>
+        <w:numPr>
+          <w:ilvl w:val="0"/>
+          <w:numId w:val="144"/>
+        </w:numPr>
+        <w:rPr>
+          <w:sz w:val="32"/>
+          <w:szCs w:val="32"/>
+        </w:rPr>
+      </w:pPr>
+      <w:r>
+        <w:rPr>
+          <w:sz w:val="32"/>
+          <w:szCs w:val="32"/>
+        </w:rPr>
+        <w:t xml:space="preserve">It gives </w:t>
+      </w:r>
+      <w:r>
+        <w:rPr>
+          <w:b/>
+          <w:bCs/>
+          <w:sz w:val="32"/>
+          <w:szCs w:val="32"/>
+        </w:rPr>
+        <w:t>creators temporary control</w:t>
+      </w:r>
+      <w:r>
+        <w:rPr>
+          <w:sz w:val="32"/>
+          <w:szCs w:val="32"/>
+        </w:rPr>
+        <w:t xml:space="preserve"> over their work, so they can benefit from it.</w:t>
+      </w:r>
+    </w:p>
+    <w:p>
+      <w:pPr>
+        <w:pStyle w:val="ListParagraph"/>
+        <w:numPr>
+          <w:ilvl w:val="0"/>
+          <w:numId w:val="144"/>
+        </w:numPr>
+        <w:rPr>
+          <w:sz w:val="32"/>
+          <w:szCs w:val="32"/>
+        </w:rPr>
+      </w:pPr>
+      <w:r>
+        <w:rPr>
+          <w:sz w:val="32"/>
+          <w:szCs w:val="32"/>
+        </w:rPr>
+        <w:lastRenderedPageBreak/>
+        <w:t xml:space="preserve">After some time, their work becomes part of the </w:t>
+      </w:r>
+      <w:r>
+        <w:rPr>
+          <w:b/>
+          <w:bCs/>
+          <w:sz w:val="32"/>
+          <w:szCs w:val="32"/>
+        </w:rPr>
+        <w:t>public domain</w:t>
+      </w:r>
+      <w:r>
+        <w:rPr>
+          <w:sz w:val="32"/>
+          <w:szCs w:val="32"/>
+        </w:rPr>
+        <w:t>, where everyone can use it.</w:t>
+      </w:r>
+    </w:p>
+    <w:p>
+      <w:pPr>
+        <w:rPr>
+          <w:rFonts w:ascii="Times New Roman" w:hAnsi="Times New Roman" w:cs="Times New Roman"/>
+          <w:b/>
+          <w:bCs/>
+          <w:color w:val="365F91" w:themeColor="accent1" w:themeShade="BF"/>
+          <w:sz w:val="32"/>
+          <w:szCs w:val="32"/>
+        </w:rPr>
+      </w:pPr>
+      <w:r>
+        <w:rPr>
+          <w:rFonts w:ascii="Times New Roman" w:hAnsi="Times New Roman" w:cs="Times New Roman"/>
+          <w:b/>
+          <w:bCs/>
+          <w:color w:val="365F91" w:themeColor="accent1" w:themeShade="BF"/>
+          <w:sz w:val="32"/>
+          <w:szCs w:val="32"/>
+        </w:rPr>
+        <w:t>Limits to Intellectual Property Protection</w:t>
+      </w:r>
+    </w:p>
+    <w:p>
+      <w:pPr>
+        <w:rPr>
+          <w:sz w:val="32"/>
+          <w:szCs w:val="32"/>
+        </w:rPr>
+      </w:pPr>
+      <w:r>
+        <w:rPr>
+          <w:b/>
+          <w:bCs/>
+          <w:sz w:val="32"/>
+          <w:szCs w:val="32"/>
+        </w:rPr>
+        <w:t>Creators need rights to be motivated</w:t>
+      </w:r>
+    </w:p>
+    <w:p>
+      <w:pPr>
+        <w:pStyle w:val="ListParagraph"/>
+        <w:numPr>
+          <w:ilvl w:val="0"/>
+          <w:numId w:val="148"/>
+        </w:numPr>
+        <w:rPr>
+          <w:sz w:val="32"/>
+          <w:szCs w:val="32"/>
+        </w:rPr>
+      </w:pPr>
+      <w:r>
+        <w:rPr>
+          <w:sz w:val="32"/>
+          <w:szCs w:val="32"/>
+        </w:rPr>
+        <w:t xml:space="preserve">When inventors, writers, and artists know they’ll </w:t>
+      </w:r>
+      <w:r>
+        <w:rPr>
+          <w:b/>
+          <w:bCs/>
+          <w:sz w:val="32"/>
+          <w:szCs w:val="32"/>
+        </w:rPr>
+        <w:t>own their work for a while</w:t>
+      </w:r>
+      <w:r>
+        <w:rPr>
+          <w:sz w:val="32"/>
+          <w:szCs w:val="32"/>
+        </w:rPr>
+        <w:t>, they feel encouraged to create new things.</w:t>
+      </w:r>
+    </w:p>
+    <w:p>
+      <w:pPr>
+        <w:pStyle w:val="ListParagraph"/>
+        <w:numPr>
+          <w:ilvl w:val="0"/>
+          <w:numId w:val="148"/>
+        </w:numPr>
+        <w:rPr>
+          <w:sz w:val="32"/>
+          <w:szCs w:val="32"/>
+        </w:rPr>
+      </w:pPr>
+      <w:r>
+        <w:rPr>
+          <w:sz w:val="32"/>
+          <w:szCs w:val="32"/>
+        </w:rPr>
+        <w:t xml:space="preserve">This helps bring out more </w:t>
+      </w:r>
+      <w:r>
+        <w:rPr>
+          <w:b/>
+          <w:bCs/>
+          <w:sz w:val="32"/>
+          <w:szCs w:val="32"/>
+        </w:rPr>
+        <w:t>innovation and creativity</w:t>
+      </w:r>
+      <w:r>
+        <w:rPr>
+          <w:sz w:val="32"/>
+          <w:szCs w:val="32"/>
+        </w:rPr>
+        <w:t>.</w:t>
+      </w:r>
+    </w:p>
+    <w:p>
+      <w:pPr>
+        <w:rPr>
+          <w:sz w:val="32"/>
+          <w:szCs w:val="32"/>
+        </w:rPr>
+      </w:pPr>
+      <w:r>
+        <w:rPr>
+          <w:b/>
+          <w:bCs/>
+          <w:sz w:val="32"/>
+          <w:szCs w:val="32"/>
+        </w:rPr>
+        <w:t xml:space="preserve">But society benefits when ideas </w:t>
+      </w:r>
+      <w:r>
+        <w:rPr>
+          <w:b/>
+          <w:bCs/>
+          <w:sz w:val="32"/>
+          <w:szCs w:val="32"/>
+        </w:rPr>
+        <w:t>become public domain</w:t>
+      </w:r>
+    </w:p>
+    <w:p>
+      <w:pPr>
+        <w:pStyle w:val="ListParagraph"/>
+        <w:numPr>
+          <w:ilvl w:val="0"/>
+          <w:numId w:val="147"/>
+        </w:numPr>
+        <w:rPr>
+          <w:sz w:val="32"/>
+          <w:szCs w:val="32"/>
+        </w:rPr>
+      </w:pPr>
+      <w:r>
+        <w:rPr>
+          <w:sz w:val="32"/>
+          <w:szCs w:val="32"/>
+        </w:rPr>
+        <w:t xml:space="preserve">Once the </w:t>
+      </w:r>
+      <w:r>
+        <w:rPr>
+          <w:b/>
+          <w:bCs/>
+          <w:sz w:val="32"/>
+          <w:szCs w:val="32"/>
+        </w:rPr>
+        <w:t>protection ends</w:t>
+      </w:r>
+      <w:r>
+        <w:rPr>
+          <w:sz w:val="32"/>
+          <w:szCs w:val="32"/>
+        </w:rPr>
+        <w:t xml:space="preserve">, the invention or creation enters the </w:t>
+      </w:r>
+      <w:r>
+        <w:rPr>
+          <w:b/>
+          <w:bCs/>
+          <w:sz w:val="32"/>
+          <w:szCs w:val="32"/>
+        </w:rPr>
+        <w:t>public domain</w:t>
+      </w:r>
+      <w:r>
+        <w:rPr>
+          <w:sz w:val="32"/>
+          <w:szCs w:val="32"/>
+        </w:rPr>
+        <w:t>.</w:t>
+      </w:r>
+    </w:p>
+    <w:p>
+      <w:pPr>
+        <w:pStyle w:val="ListParagraph"/>
+        <w:numPr>
+          <w:ilvl w:val="0"/>
+          <w:numId w:val="147"/>
+        </w:numPr>
+        <w:rPr>
+          <w:sz w:val="32"/>
+          <w:szCs w:val="32"/>
+        </w:rPr>
+      </w:pPr>
+      <w:r>
+        <w:rPr>
+          <w:sz w:val="32"/>
+          <w:szCs w:val="32"/>
+        </w:rPr>
+        <w:t xml:space="preserve">That means </w:t>
+      </w:r>
+      <w:r>
+        <w:rPr>
+          <w:b/>
+          <w:bCs/>
+          <w:sz w:val="32"/>
+          <w:szCs w:val="32"/>
+        </w:rPr>
+        <w:t>everyone can use it</w:t>
+      </w:r>
+      <w:r>
+        <w:rPr>
+          <w:sz w:val="32"/>
+          <w:szCs w:val="32"/>
+        </w:rPr>
+        <w:t>—to learn from it, build on it, or improve it.</w:t>
+      </w:r>
+    </w:p>
+    <w:p>
+      <w:pPr>
+        <w:pStyle w:val="ListParagraph"/>
+        <w:numPr>
+          <w:ilvl w:val="0"/>
+          <w:numId w:val="147"/>
+        </w:numPr>
+        <w:rPr>
+          <w:sz w:val="32"/>
+          <w:szCs w:val="32"/>
+        </w:rPr>
+      </w:pPr>
+      <w:r>
+        <w:rPr>
+          <w:sz w:val="32"/>
+          <w:szCs w:val="32"/>
+        </w:rPr>
+        <w:t xml:space="preserve">This </w:t>
+      </w:r>
+      <w:r>
+        <w:rPr>
+          <w:b/>
+          <w:bCs/>
+          <w:sz w:val="32"/>
+          <w:szCs w:val="32"/>
+        </w:rPr>
+        <w:t>helps society grow faster</w:t>
+      </w:r>
+      <w:r>
+        <w:rPr>
+          <w:sz w:val="32"/>
+          <w:szCs w:val="32"/>
+        </w:rPr>
+        <w:t>.</w:t>
+      </w:r>
+    </w:p>
+    <w:p>
+      <w:pPr>
+        <w:rPr>
+          <w:sz w:val="32"/>
+          <w:szCs w:val="32"/>
+        </w:rPr>
+      </w:pPr>
+      <w:r>
+        <w:rPr>
+          <w:b/>
+          <w:bCs/>
+          <w:sz w:val="32"/>
+          <w:szCs w:val="32"/>
+        </w:rPr>
+        <w:t>Congress found a middle ground</w:t>
+      </w:r>
+    </w:p>
+    <w:p>
+      <w:pPr>
+        <w:pStyle w:val="ListParagraph"/>
+        <w:numPr>
+          <w:ilvl w:val="0"/>
+          <w:numId w:val="149"/>
+        </w:numPr>
+        <w:rPr>
+          <w:sz w:val="32"/>
+          <w:szCs w:val="32"/>
+        </w:rPr>
+      </w:pPr>
+      <w:r>
+        <w:rPr>
+          <w:sz w:val="32"/>
+          <w:szCs w:val="32"/>
+        </w:rPr>
+        <w:t xml:space="preserve">In the U.S., the government gives creators </w:t>
+      </w:r>
+      <w:r>
+        <w:rPr>
+          <w:b/>
+          <w:bCs/>
+          <w:sz w:val="32"/>
+          <w:szCs w:val="32"/>
+        </w:rPr>
+        <w:t>limited-time rights</w:t>
+      </w:r>
+      <w:r>
+        <w:rPr>
+          <w:sz w:val="32"/>
+          <w:szCs w:val="32"/>
+        </w:rPr>
+        <w:t xml:space="preserve"> (like copyrights or patents).</w:t>
+      </w:r>
+    </w:p>
+    <w:p>
+      <w:pPr>
+        <w:pStyle w:val="ListParagraph"/>
+        <w:numPr>
+          <w:ilvl w:val="0"/>
+          <w:numId w:val="149"/>
+        </w:numPr>
+        <w:rPr>
+          <w:sz w:val="32"/>
+          <w:szCs w:val="32"/>
+        </w:rPr>
+      </w:pPr>
+      <w:r>
+        <w:rPr>
+          <w:sz w:val="32"/>
+          <w:szCs w:val="32"/>
+        </w:rPr>
+        <w:t xml:space="preserve">After that time ends, the work becomes </w:t>
+      </w:r>
+      <w:r>
+        <w:rPr>
+          <w:b/>
+          <w:bCs/>
+          <w:sz w:val="32"/>
+          <w:szCs w:val="32"/>
+        </w:rPr>
+        <w:t>free for public use</w:t>
+      </w:r>
+      <w:r>
+        <w:rPr>
+          <w:sz w:val="32"/>
+          <w:szCs w:val="32"/>
+        </w:rPr>
+        <w:t>.</w:t>
+      </w:r>
+    </w:p>
+    <w:p>
+      <w:pPr>
+        <w:pStyle w:val="ListParagraph"/>
+        <w:numPr>
+          <w:ilvl w:val="0"/>
+          <w:numId w:val="149"/>
+        </w:numPr>
+        <w:rPr>
+          <w:sz w:val="32"/>
+          <w:szCs w:val="32"/>
+        </w:rPr>
+      </w:pPr>
+      <w:r>
+        <w:rPr>
+          <w:sz w:val="32"/>
+          <w:szCs w:val="32"/>
+        </w:rPr>
+        <w:t xml:space="preserve">This is a </w:t>
+      </w:r>
+      <w:r>
+        <w:rPr>
+          <w:b/>
+          <w:bCs/>
+          <w:sz w:val="32"/>
+          <w:szCs w:val="32"/>
+        </w:rPr>
+        <w:t>compromise</w:t>
+      </w:r>
+      <w:r>
+        <w:rPr>
+          <w:sz w:val="32"/>
+          <w:szCs w:val="32"/>
+        </w:rPr>
+        <w:t>: reward the creator first, then share with everyone.</w:t>
+      </w:r>
+    </w:p>
+    <w:p>
+      <w:pPr>
+        <w:rPr>
+          <w:noProof/>
+        </w:rPr>
+      </w:pPr>
+      <w:r>
+        <w:rPr>
+          <w:noProof/>
+        </w:rPr>
+        <w:lastRenderedPageBreak/>
+        <w:drawing>
+          <wp:inline distT="0" distB="0" distL="0" distR="0" wp14:anchorId="58DCEBDF" wp14:editId="14719D04">
+            <wp:extent cx="5935980" cy="3962400"/>
+            <wp:effectExtent l="0" t="0" r="7620" b="0"/>
+            <wp:docPr id="1510751944" name="Picture 1"/>
+            <wp:cNvGraphicFramePr>
+              <a:graphicFrameLocks xmlns:a="http://schemas.openxmlformats.org/drawingml/2006/main" noChangeAspect="1"/>
+            </wp:cNvGraphicFramePr>
+            <a:graphic xmlns:a="http://schemas.openxmlformats.org/drawingml/2006/main">
+              <a:graphicData uri="http://schemas.openxmlformats.org/drawingml/2006/picture">
+                <pic:pic xmlns:pic="http://schemas.openxmlformats.org/drawingml/2006/picture">
+                  <pic:nvPicPr>
+                    <pic:cNvPr id="0" name="Picture 28"/>
+                    <pic:cNvPicPr>
+                      <a:picLocks noChangeAspect="1" noChangeArrowheads="1"/>
+                    </pic:cNvPicPr>
+                  </pic:nvPicPr>
+                  <pic:blipFill>
+                    <a:blip r:embed="rId21">
+                      <a:extLst>
+                        <a:ext uri="{28A0092B-C50C-407E-A947-70E740481C1C}">
+                          <a14:useLocalDpi xmlns:a14="http://schemas.microsoft.com/office/drawing/2010/main" val="0"/>
+                        </a:ext>
+                      </a:extLst>
+                    </a:blip>
+                    <a:srcRect/>
+                    <a:stretch>
+                      <a:fillRect/>
+                    </a:stretch>
+                  </pic:blipFill>
+                  <pic:spPr bwMode="auto">
+                    <a:xfrm>
+                      <a:off x="0" y="0"/>
+                      <a:ext cx="5935980" cy="3962400"/>
+                    </a:xfrm>
+                    <a:prstGeom prst="rect">
+                      <a:avLst/>
+                    </a:prstGeom>
+                    <a:noFill/>
+                    <a:ln>
+                      <a:noFill/>
+                    </a:ln>
+                  </pic:spPr>
+                </pic:pic>
+              </a:graphicData>
+            </a:graphic>
+          </wp:inline>
+        </w:drawing>
+      </w:r>
+    </w:p>
+    <w:p>
+      <w:pPr>
+        <w:tabs>
+          <w:tab w:val="left" w:pos="8640"/>
+        </w:tabs>
+        <w:rPr>
+          <w:rFonts w:ascii="Times New Roman" w:hAnsi="Times New Roman" w:cs="Times New Roman"/>
+          <w:b/>
+          <w:bCs/>
+          <w:color w:val="365F91" w:themeColor="accent1" w:themeShade="BF"/>
+          <w:sz w:val="32"/>
+          <w:szCs w:val="32"/>
+        </w:rPr>
+      </w:pPr>
+      <w:r>
+        <w:rPr>
+          <w:rFonts w:ascii="Times New Roman" w:hAnsi="Times New Roman" w:cs="Times New Roman"/>
+          <w:b/>
+          <w:bCs/>
+          <w:color w:val="365F91" w:themeColor="accent1" w:themeShade="BF"/>
+          <w:sz w:val="32"/>
+          <w:szCs w:val="32"/>
+        </w:rPr>
+        <w:t>Protecting Intellectual Property</w:t>
+      </w:r>
+    </w:p>
+    <w:p>
+      <w:pPr>
+        <w:rPr>
+          <w:rFonts w:ascii="Times New Roman" w:hAnsi="Times New Roman" w:cs="Times New Roman"/>
+          <w:b/>
+          <w:bCs/>
+          <w:color w:val="365F91" w:themeColor="accent1" w:themeShade="BF"/>
+          <w:sz w:val="32"/>
+          <w:szCs w:val="32"/>
+        </w:rPr>
+      </w:pPr>
+      <w:r>
+        <w:rPr>
+          <w:rFonts w:ascii="Times New Roman" w:hAnsi="Times New Roman" w:cs="Times New Roman"/>
+          <w:b/>
+          <w:bCs/>
+          <w:color w:val="365F91" w:themeColor="accent1" w:themeShade="BF"/>
+          <w:sz w:val="32"/>
+          <w:szCs w:val="32"/>
+        </w:rPr>
+        <w:t>Trade Secret</w:t>
+      </w:r>
+    </w:p>
+    <w:p>
+      <w:pPr>
+        <w:ind w:firstLine="720"/>
+        <w:rPr>
+          <w:rFonts w:cstheme="minorHAnsi"/>
+          <w:color w:val="0D0D0D" w:themeColor="text1" w:themeTint="F2"/>
+          <w:sz w:val="32"/>
+          <w:szCs w:val="32"/>
+        </w:rPr>
+      </w:pPr>
+      <w:r>
+        <w:rPr>
+          <w:rFonts w:cstheme="minorHAnsi"/>
+          <w:color w:val="0D0D0D" w:themeColor="text1" w:themeTint="F2"/>
+          <w:sz w:val="32"/>
+          <w:szCs w:val="32"/>
+        </w:rPr>
+        <w:t>A trade secret is a confidential piece of information (like a recipe, formula, or process) that gives a company a competitive edge over others.</w:t>
+      </w:r>
+    </w:p>
+    <w:p>
+      <w:pPr>
+        <w:tabs>
+          <w:tab w:val="left" w:pos="8640"/>
+        </w:tabs>
+        <w:rPr>
+          <w:rFonts w:cstheme="minorHAnsi"/>
+          <w:b/>
+          <w:bCs/>
+          <w:color w:val="0D0D0D" w:themeColor="text1" w:themeTint="F2"/>
+          <w:sz w:val="32"/>
+          <w:szCs w:val="32"/>
+        </w:rPr>
+      </w:pPr>
+      <w:r>
+        <w:rPr>
+          <w:rFonts w:cstheme="minorHAnsi"/>
+          <w:b/>
+          <w:bCs/>
+          <w:color w:val="0D0D0D" w:themeColor="text1" w:themeTint="F2"/>
+          <w:sz w:val="32"/>
+          <w:szCs w:val="32"/>
+        </w:rPr>
+        <w:t>Never expires</w:t>
+      </w:r>
+    </w:p>
+    <w:p>
+      <w:pPr>
+        <w:pStyle w:val="ListParagraph"/>
+        <w:numPr>
+          <w:ilvl w:val="0"/>
+          <w:numId w:val="151"/>
+        </w:numPr>
+        <w:rPr>
+          <w:rFonts w:cstheme="minorHAnsi"/>
+          <w:color w:val="0D0D0D" w:themeColor="text1" w:themeTint="F2"/>
+          <w:sz w:val="32"/>
+          <w:szCs w:val="32"/>
+        </w:rPr>
+      </w:pPr>
+      <w:r>
+        <w:rPr>
+          <w:rFonts w:cstheme="minorHAnsi"/>
+          <w:color w:val="0D0D0D" w:themeColor="text1" w:themeTint="F2"/>
+          <w:sz w:val="32"/>
+          <w:szCs w:val="32"/>
+        </w:rPr>
+        <w:t>Unlike patents or copyrights, a trade secret doesn’t expire—it lasts as long as the company can keep it secret.</w:t>
+      </w:r>
+    </w:p>
+    <w:p>
+      <w:pPr>
+        <w:rPr>
+          <w:rFonts w:cstheme="minorHAnsi"/>
+          <w:b/>
+          <w:bCs/>
+          <w:color w:val="0D0D0D" w:themeColor="text1" w:themeTint="F2"/>
+          <w:sz w:val="32"/>
+          <w:szCs w:val="32"/>
+        </w:rPr>
+      </w:pPr>
+    </w:p>
+    <w:p>
+      <w:pPr>
+        <w:rPr>
+          <w:rFonts w:cstheme="minorHAnsi"/>
+          <w:b/>
+          <w:bCs/>
+          <w:color w:val="0D0D0D" w:themeColor="text1" w:themeTint="F2"/>
+          <w:sz w:val="32"/>
+          <w:szCs w:val="32"/>
+        </w:rPr>
+      </w:pPr>
+    </w:p>
+    <w:p>
+      <w:pPr>
+        <w:rPr>
+          <w:rFonts w:cstheme="minorHAnsi"/>
+          <w:b/>
+          <w:bCs/>
+          <w:color w:val="0D0D0D" w:themeColor="text1" w:themeTint="F2"/>
+          <w:sz w:val="32"/>
+          <w:szCs w:val="32"/>
+        </w:rPr>
+      </w:pPr>
+    </w:p>
+    <w:p>
+      <w:pPr>
+        <w:rPr>
+          <w:rFonts w:cstheme="minorHAnsi"/>
+          <w:b/>
+          <w:bCs/>
+          <w:color w:val="0D0D0D" w:themeColor="text1" w:themeTint="F2"/>
+          <w:sz w:val="32"/>
+          <w:szCs w:val="32"/>
+        </w:rPr>
+      </w:pPr>
+      <w:r>
+        <w:rPr>
+          <w:rFonts w:cstheme="minorHAnsi"/>
+          <w:b/>
+          <w:bCs/>
+          <w:color w:val="0D0D0D" w:themeColor="text1" w:themeTint="F2"/>
+          <w:sz w:val="32"/>
+          <w:szCs w:val="32"/>
+        </w:rPr>
+        <w:lastRenderedPageBreak/>
+        <w:t>Reverse engineering allowed</w:t>
+      </w:r>
+      <w:r>
+        <w:rPr>
+          <w:rFonts w:cstheme="minorHAnsi"/>
+          <w:b/>
+          <w:bCs/>
+          <w:color w:val="0D0D0D" w:themeColor="text1" w:themeTint="F2"/>
+          <w:sz w:val="32"/>
+          <w:szCs w:val="32"/>
+        </w:rPr>
+        <w:t xml:space="preserve"> (kind of assumption)</w:t>
+      </w:r>
+    </w:p>
+    <w:p>
+      <w:pPr>
+        <w:pStyle w:val="ListParagraph"/>
+        <w:numPr>
+          <w:ilvl w:val="0"/>
+          <w:numId w:val="151"/>
+        </w:numPr>
+        <w:rPr>
+          <w:rFonts w:cstheme="minorHAnsi"/>
+          <w:color w:val="0D0D0D" w:themeColor="text1" w:themeTint="F2"/>
+          <w:sz w:val="32"/>
+          <w:szCs w:val="32"/>
+        </w:rPr>
+      </w:pPr>
+      <w:r>
+        <w:rPr>
+          <w:rFonts w:cstheme="minorHAnsi"/>
+          <w:color w:val="0D0D0D" w:themeColor="text1" w:themeTint="F2"/>
+          <w:sz w:val="32"/>
+          <w:szCs w:val="32"/>
+        </w:rPr>
+        <w:t>Reverse engineering allowed means that if someone can figure out how a product works by carefully examining it, they are legally allowed to replicate or use the idea behind it.</w:t>
+      </w:r>
+    </w:p>
+    <w:p>
+      <w:pPr>
+        <w:rPr>
+          <w:rFonts w:cstheme="minorHAnsi"/>
+          <w:b/>
+          <w:bCs/>
+          <w:color w:val="0D0D0D" w:themeColor="text1" w:themeTint="F2"/>
+          <w:sz w:val="32"/>
+          <w:szCs w:val="32"/>
+        </w:rPr>
+      </w:pPr>
+      <w:r>
+        <w:rPr>
+          <w:rFonts w:cstheme="minorHAnsi"/>
+          <w:b/>
+          <w:bCs/>
+          <w:color w:val="0D0D0D" w:themeColor="text1" w:themeTint="F2"/>
+          <w:sz w:val="32"/>
+          <w:szCs w:val="32"/>
+        </w:rPr>
+        <w:t>Not appropriate for all intellectual properties</w:t>
+      </w:r>
+    </w:p>
+    <w:p>
+      <w:pPr>
+        <w:pStyle w:val="ListParagraph"/>
+        <w:numPr>
+          <w:ilvl w:val="0"/>
+          <w:numId w:val="151"/>
+        </w:numPr>
+        <w:rPr>
+          <w:rFonts w:cstheme="minorHAnsi"/>
+          <w:color w:val="0D0D0D" w:themeColor="text1" w:themeTint="F2"/>
+          <w:sz w:val="32"/>
+          <w:szCs w:val="32"/>
+        </w:rPr>
+      </w:pPr>
+      <w:r>
+        <w:rPr>
+          <w:rFonts w:cstheme="minorHAnsi"/>
+          <w:color w:val="0D0D0D" w:themeColor="text1" w:themeTint="F2"/>
+          <w:sz w:val="32"/>
+          <w:szCs w:val="32"/>
+        </w:rPr>
+        <w:t>Trade secrets aren't suitable for all ideas or creations—only for things that are valuable because they’re secret</w:t>
+      </w:r>
+      <w:r>
+        <w:rPr>
+          <w:rFonts w:cstheme="minorHAnsi"/>
+          <w:color w:val="0D0D0D" w:themeColor="text1" w:themeTint="F2"/>
+          <w:sz w:val="32"/>
+          <w:szCs w:val="32"/>
+        </w:rPr>
+        <w:t xml:space="preserve"> (Not for those that are publicly available)</w:t>
+      </w:r>
+    </w:p>
+    <w:p>
+      <w:pPr>
+        <w:spacing w:before="100" w:beforeAutospacing="1" w:after="100" w:afterAutospacing="1" w:line="240" w:lineRule="auto"/>
+        <w:rPr>
+          <w:rFonts w:ascii="Times New Roman" w:eastAsia="Times New Roman" w:hAnsi="Times New Roman" w:cs="Times New Roman"/>
+          <w:kern w:val="0"/>
+          <w:sz w:val="32"/>
+          <w:szCs w:val="32"/>
+          <w14:ligatures w14:val="none"/>
+        </w:rPr>
+      </w:pPr>
+      <w:r>
+        <w:rPr>
+          <w:rFonts w:ascii="Times New Roman" w:eastAsia="Times New Roman" w:hAnsi="Times New Roman" w:cs="Times New Roman"/>
+          <w:b/>
+          <w:bCs/>
+          <w:kern w:val="0"/>
+          <w:sz w:val="32"/>
+          <w:szCs w:val="32"/>
+          <w14:ligatures w14:val="none"/>
+        </w:rPr>
+        <w:t>Vulnerable when employees leave</w:t>
+      </w:r>
+    </w:p>
+    <w:p>
+      <w:pPr>
+        <w:pStyle w:val="ListParagraph"/>
+        <w:numPr>
+          <w:ilvl w:val="0"/>
+          <w:numId w:val="151"/>
+        </w:numPr>
+        <w:spacing w:before="100" w:beforeAutospacing="1" w:after="100" w:afterAutospacing="1" w:line="240" w:lineRule="auto"/>
+        <w:rPr>
+          <w:rFonts w:ascii="Times New Roman" w:eastAsia="Times New Roman" w:hAnsi="Times New Roman" w:cs="Times New Roman"/>
+          <w:kern w:val="0"/>
+          <w:sz w:val="32"/>
+          <w:szCs w:val="32"/>
+          <w14:ligatures w14:val="none"/>
+        </w:rPr>
+      </w:pPr>
+      <w:r>
+        <w:rPr>
+          <w:rFonts w:ascii="Times New Roman" w:eastAsia="Times New Roman" w:hAnsi="Times New Roman" w:cs="Times New Roman"/>
+          <w:kern w:val="0"/>
+          <w:sz w:val="32"/>
+          <w:szCs w:val="32"/>
+          <w14:ligatures w14:val="none"/>
+        </w:rPr>
+        <w:t xml:space="preserve">Trade secrets can be </w:t>
+      </w:r>
+      <w:r>
+        <w:rPr>
+          <w:rFonts w:ascii="Times New Roman" w:eastAsia="Times New Roman" w:hAnsi="Times New Roman" w:cs="Times New Roman"/>
+          <w:b/>
+          <w:bCs/>
+          <w:kern w:val="0"/>
+          <w:sz w:val="32"/>
+          <w:szCs w:val="32"/>
+          <w14:ligatures w14:val="none"/>
+        </w:rPr>
+        <w:t>compromised</w:t>
+      </w:r>
+      <w:r>
+        <w:rPr>
+          <w:rFonts w:ascii="Times New Roman" w:eastAsia="Times New Roman" w:hAnsi="Times New Roman" w:cs="Times New Roman"/>
+          <w:kern w:val="0"/>
+          <w:sz w:val="32"/>
+          <w:szCs w:val="32"/>
+          <w14:ligatures w14:val="none"/>
+        </w:rPr>
+        <w:t xml:space="preserve"> when employees who know them </w:t>
+      </w:r>
+      <w:r>
+        <w:rPr>
+          <w:rFonts w:ascii="Times New Roman" w:eastAsia="Times New Roman" w:hAnsi="Times New Roman" w:cs="Times New Roman"/>
+          <w:b/>
+          <w:bCs/>
+          <w:kern w:val="0"/>
+          <w:sz w:val="32"/>
+          <w:szCs w:val="32"/>
+          <w14:ligatures w14:val="none"/>
+        </w:rPr>
+        <w:t>leave the company</w:t>
+      </w:r>
+      <w:r>
+        <w:rPr>
+          <w:rFonts w:ascii="Times New Roman" w:eastAsia="Times New Roman" w:hAnsi="Times New Roman" w:cs="Times New Roman"/>
+          <w:kern w:val="0"/>
+          <w:sz w:val="32"/>
+          <w:szCs w:val="32"/>
+          <w14:ligatures w14:val="none"/>
+        </w:rPr>
+        <w:t>—they might share it with competitors.</w:t>
+      </w:r>
+    </w:p>
+    <w:p>
+      <w:pPr>
+        <w:rPr>
+          <w:rFonts w:ascii="Times New Roman" w:hAnsi="Times New Roman" w:cs="Times New Roman"/>
+          <w:b/>
+          <w:bCs/>
+          <w:color w:val="365F91" w:themeColor="accent1" w:themeShade="BF"/>
+          <w:sz w:val="32"/>
+          <w:szCs w:val="32"/>
+        </w:rPr>
+      </w:pPr>
+      <w:r>
+        <w:rPr>
+          <w:rFonts w:ascii="Times New Roman" w:hAnsi="Times New Roman" w:cs="Times New Roman"/>
+          <w:b/>
+          <w:bCs/>
+          <w:color w:val="365F91" w:themeColor="accent1" w:themeShade="BF"/>
+          <w:sz w:val="32"/>
+          <w:szCs w:val="32"/>
+        </w:rPr>
+        <w:t>Trademark vs. Service Mark</w:t>
+      </w:r>
+    </w:p>
+    <w:p>
+      <w:pPr>
+        <w:rPr>
+          <w:rFonts w:cstheme="minorHAnsi"/>
+          <w:color w:val="0D0D0D" w:themeColor="text1" w:themeTint="F2"/>
+          <w:sz w:val="32"/>
+          <w:szCs w:val="32"/>
+        </w:rPr>
+      </w:pPr>
+      <w:r>
+        <w:rPr>
+          <w:rFonts w:cstheme="minorHAnsi"/>
+          <w:b/>
+          <w:bCs/>
+          <w:color w:val="0D0D0D" w:themeColor="text1" w:themeTint="F2"/>
+          <w:sz w:val="32"/>
+          <w:szCs w:val="32"/>
+        </w:rPr>
+        <w:t>Trademark</w:t>
+      </w:r>
+    </w:p>
+    <w:p>
+      <w:pPr>
+        <w:ind w:firstLine="720"/>
+        <w:rPr>
+          <w:rFonts w:cstheme="minorHAnsi"/>
+          <w:color w:val="0D0D0D" w:themeColor="text1" w:themeTint="F2"/>
+          <w:sz w:val="32"/>
+          <w:szCs w:val="32"/>
+        </w:rPr>
+      </w:pPr>
+      <w:r>
+        <w:rPr>
+          <w:rFonts w:cstheme="minorHAnsi"/>
+          <w:color w:val="0D0D0D" w:themeColor="text1" w:themeTint="F2"/>
+          <w:sz w:val="32"/>
+          <w:szCs w:val="32"/>
+        </w:rPr>
+        <w:t xml:space="preserve">A trademark is used to identify and protect </w:t>
+      </w:r>
+      <w:r>
+        <w:rPr>
+          <w:rFonts w:cstheme="minorHAnsi"/>
+          <w:b/>
+          <w:bCs/>
+          <w:color w:val="0D0D0D" w:themeColor="text1" w:themeTint="F2"/>
+          <w:sz w:val="32"/>
+          <w:szCs w:val="32"/>
+        </w:rPr>
+        <w:t>goods</w:t>
+      </w:r>
+      <w:r>
+        <w:rPr>
+          <w:rFonts w:cstheme="minorHAnsi"/>
+          <w:color w:val="0D0D0D" w:themeColor="text1" w:themeTint="F2"/>
+          <w:sz w:val="32"/>
+          <w:szCs w:val="32"/>
+        </w:rPr>
+        <w:t xml:space="preserve"> (physical products</w:t>
+      </w:r>
+      <w:r>
+        <w:rPr>
+          <w:rFonts w:cstheme="minorHAnsi"/>
+          <w:color w:val="0D0D0D" w:themeColor="text1" w:themeTint="F2"/>
+          <w:sz w:val="32"/>
+          <w:szCs w:val="32"/>
+        </w:rPr>
+        <w:t xml:space="preserve"> mean </w:t>
+      </w:r>
+      <w:r>
+        <w:rPr>
+          <w:rFonts w:cstheme="minorHAnsi"/>
+          <w:color w:val="0D0D0D" w:themeColor="text1" w:themeTint="F2"/>
+          <w:sz w:val="32"/>
+          <w:szCs w:val="32"/>
+        </w:rPr>
+        <w:t xml:space="preserve">something you can touch and buy). made by a company. For example, the </w:t>
+      </w:r>
+      <w:r>
+        <w:rPr>
+          <w:rFonts w:cstheme="minorHAnsi"/>
+          <w:b/>
+          <w:bCs/>
+          <w:color w:val="0D0D0D" w:themeColor="text1" w:themeTint="F2"/>
+          <w:sz w:val="32"/>
+          <w:szCs w:val="32"/>
+        </w:rPr>
+        <w:t>Nike swoosh</w:t>
+      </w:r>
+      <w:r>
+        <w:rPr>
+          <w:rFonts w:cstheme="minorHAnsi"/>
+          <w:color w:val="0D0D0D" w:themeColor="text1" w:themeTint="F2"/>
+          <w:sz w:val="32"/>
+          <w:szCs w:val="32"/>
+        </w:rPr>
+        <w:t xml:space="preserve"> is a trademark that represents their products like shoes.</w:t>
+      </w:r>
+    </w:p>
+    <w:p>
+      <w:pPr>
+        <w:rPr>
+          <w:rFonts w:cstheme="minorHAnsi"/>
+          <w:color w:val="0D0D0D" w:themeColor="text1" w:themeTint="F2"/>
+          <w:sz w:val="32"/>
+          <w:szCs w:val="32"/>
+        </w:rPr>
+      </w:pPr>
+      <w:r>
+        <w:rPr>
+          <w:rFonts w:cstheme="minorHAnsi"/>
+          <w:b/>
+          <w:bCs/>
+          <w:color w:val="0D0D0D" w:themeColor="text1" w:themeTint="F2"/>
+          <w:sz w:val="32"/>
+          <w:szCs w:val="32"/>
+        </w:rPr>
+        <w:t>Service Mark</w:t>
+      </w:r>
+    </w:p>
+    <w:p>
+      <w:pPr>
+        <w:ind w:firstLine="720"/>
+        <w:rPr>
+          <w:rFonts w:cstheme="minorHAnsi"/>
+          <w:color w:val="0D0D0D" w:themeColor="text1" w:themeTint="F2"/>
+          <w:sz w:val="32"/>
+          <w:szCs w:val="32"/>
+        </w:rPr>
+      </w:pPr>
+      <w:r>
+        <w:rPr>
+          <w:rFonts w:cstheme="minorHAnsi"/>
+          <w:color w:val="0D0D0D" w:themeColor="text1" w:themeTint="F2"/>
+          <w:sz w:val="32"/>
+          <w:szCs w:val="32"/>
+        </w:rPr>
+        <w:t>A service mark works similarly but is used for identifying and protecting services</w:t>
+      </w:r>
+      <w:r>
+        <w:rPr>
+          <w:rFonts w:cstheme="minorHAnsi"/>
+          <w:color w:val="0D0D0D" w:themeColor="text1" w:themeTint="F2"/>
+          <w:sz w:val="32"/>
+          <w:szCs w:val="32"/>
+        </w:rPr>
+        <w:t xml:space="preserve"> (</w:t>
+      </w:r>
+      <w:r>
+        <w:rPr>
+          <w:rFonts w:cstheme="minorHAnsi"/>
+          <w:color w:val="0D0D0D" w:themeColor="text1" w:themeTint="F2"/>
+          <w:sz w:val="32"/>
+          <w:szCs w:val="32"/>
+        </w:rPr>
+        <w:t>things people do for you, not things you can touch</w:t>
+      </w:r>
+      <w:r>
+        <w:rPr>
+          <w:rFonts w:cstheme="minorHAnsi"/>
+          <w:color w:val="0D0D0D" w:themeColor="text1" w:themeTint="F2"/>
+          <w:sz w:val="32"/>
+          <w:szCs w:val="32"/>
+        </w:rPr>
+        <w:t>)</w:t>
+      </w:r>
+      <w:r>
+        <w:rPr>
+          <w:rFonts w:cstheme="minorHAnsi"/>
+          <w:color w:val="0D0D0D" w:themeColor="text1" w:themeTint="F2"/>
+          <w:sz w:val="32"/>
+          <w:szCs w:val="32"/>
+        </w:rPr>
+        <w:t xml:space="preserve"> rather than goods. For example, </w:t>
+      </w:r>
+      <w:r>
+        <w:rPr>
+          <w:rFonts w:cstheme="minorHAnsi"/>
+          <w:b/>
+          <w:bCs/>
+          <w:color w:val="0D0D0D" w:themeColor="text1" w:themeTint="F2"/>
+          <w:sz w:val="32"/>
+          <w:szCs w:val="32"/>
+        </w:rPr>
+        <w:t>American Airlines</w:t>
+      </w:r>
+      <w:r>
+        <w:rPr>
+          <w:rFonts w:cstheme="minorHAnsi"/>
+          <w:color w:val="0D0D0D" w:themeColor="text1" w:themeTint="F2"/>
+          <w:sz w:val="32"/>
+          <w:szCs w:val="32"/>
+        </w:rPr>
+        <w:t xml:space="preserve"> - The </w:t>
+      </w:r>
+      <w:r>
+        <w:rPr>
+          <w:rFonts w:cstheme="minorHAnsi"/>
+          <w:b/>
+          <w:bCs/>
+          <w:color w:val="0D0D0D" w:themeColor="text1" w:themeTint="F2"/>
+          <w:sz w:val="32"/>
+          <w:szCs w:val="32"/>
+        </w:rPr>
+        <w:t>American Airlines logo</w:t>
+      </w:r>
+      <w:r>
+        <w:rPr>
+          <w:rFonts w:cstheme="minorHAnsi"/>
+          <w:color w:val="0D0D0D" w:themeColor="text1" w:themeTint="F2"/>
+          <w:sz w:val="32"/>
+          <w:szCs w:val="32"/>
+        </w:rPr>
+        <w:t xml:space="preserve"> is a service mark. It identifies their </w:t>
+      </w:r>
+      <w:r>
+        <w:rPr>
+          <w:rFonts w:cstheme="minorHAnsi"/>
+          <w:b/>
+          <w:bCs/>
+          <w:color w:val="0D0D0D" w:themeColor="text1" w:themeTint="F2"/>
+          <w:sz w:val="32"/>
+          <w:szCs w:val="32"/>
+        </w:rPr>
+        <w:t>airline service</w:t>
+      </w:r>
+      <w:r>
+        <w:rPr>
+          <w:rFonts w:cstheme="minorHAnsi"/>
+          <w:color w:val="0D0D0D" w:themeColor="text1" w:themeTint="F2"/>
+          <w:sz w:val="32"/>
+          <w:szCs w:val="32"/>
+        </w:rPr>
+        <w:t xml:space="preserve"> (flights).</w:t>
+      </w:r>
+    </w:p>
+    <w:p>
+      <w:pPr>
+        <w:rPr>
+          <w:b/>
+          <w:bCs/>
+          <w:sz w:val="32"/>
+          <w:szCs w:val="32"/>
+        </w:rPr>
+      </w:pPr>
+    </w:p>
+    <w:p>
+      <w:pPr>
+        <w:rPr>
+          <w:b/>
+          <w:bCs/>
+          <w:sz w:val="32"/>
+          <w:szCs w:val="32"/>
+        </w:rPr>
+      </w:pPr>
+      <w:r>
+        <w:rPr>
+          <w:b/>
+          <w:bCs/>
+          <w:sz w:val="32"/>
+          <w:szCs w:val="32"/>
+        </w:rPr>
+        <w:lastRenderedPageBreak/>
+        <w:t>Brand Name and Protection</w:t>
+      </w:r>
+    </w:p>
+    <w:p>
+      <w:pPr>
+        <w:pStyle w:val="ListParagraph"/>
+        <w:numPr>
+          <w:ilvl w:val="0"/>
+          <w:numId w:val="155"/>
+        </w:numPr>
+        <w:spacing w:before="100" w:beforeAutospacing="1" w:after="100" w:afterAutospacing="1" w:line="240" w:lineRule="auto"/>
+        <w:rPr>
+          <w:rFonts w:eastAsia="Times New Roman" w:cstheme="minorHAnsi"/>
+          <w:kern w:val="0"/>
+          <w:sz w:val="32"/>
+          <w:szCs w:val="32"/>
+          <w14:ligatures w14:val="none"/>
+        </w:rPr>
+      </w:pPr>
+      <w:r>
+        <w:rPr>
+          <w:rFonts w:eastAsia="Times New Roman" w:cstheme="minorHAnsi"/>
+          <w:kern w:val="0"/>
+          <w:sz w:val="32"/>
+          <w:szCs w:val="32"/>
+          <w14:ligatures w14:val="none"/>
+        </w:rPr>
+        <w:t xml:space="preserve">A </w:t>
+      </w:r>
+      <w:r>
+        <w:rPr>
+          <w:rFonts w:eastAsia="Times New Roman" w:cstheme="minorHAnsi"/>
+          <w:b/>
+          <w:bCs/>
+          <w:kern w:val="0"/>
+          <w:sz w:val="32"/>
+          <w:szCs w:val="32"/>
+          <w14:ligatures w14:val="none"/>
+        </w:rPr>
+        <w:t>brand name</w:t>
+      </w:r>
+      <w:r>
+        <w:rPr>
+          <w:rFonts w:eastAsia="Times New Roman" w:cstheme="minorHAnsi"/>
+          <w:kern w:val="0"/>
+          <w:sz w:val="32"/>
+          <w:szCs w:val="32"/>
+          <w14:ligatures w14:val="none"/>
+        </w:rPr>
+        <w:t xml:space="preserve"> (like Coca-Cola) helps a company stand out and is linked to its </w:t>
+      </w:r>
+      <w:r>
+        <w:rPr>
+          <w:rFonts w:eastAsia="Times New Roman" w:cstheme="minorHAnsi"/>
+          <w:b/>
+          <w:bCs/>
+          <w:kern w:val="0"/>
+          <w:sz w:val="32"/>
+          <w:szCs w:val="32"/>
+          <w14:ligatures w14:val="none"/>
+        </w:rPr>
+        <w:t>trademark</w:t>
+      </w:r>
+      <w:r>
+        <w:rPr>
+          <w:rFonts w:eastAsia="Times New Roman" w:cstheme="minorHAnsi"/>
+          <w:kern w:val="0"/>
+          <w:sz w:val="32"/>
+          <w:szCs w:val="32"/>
+          <w14:ligatures w14:val="none"/>
+        </w:rPr>
+        <w:t xml:space="preserve"> or </w:t>
+      </w:r>
+      <w:r>
+        <w:rPr>
+          <w:rFonts w:eastAsia="Times New Roman" w:cstheme="minorHAnsi"/>
+          <w:b/>
+          <w:bCs/>
+          <w:kern w:val="0"/>
+          <w:sz w:val="32"/>
+          <w:szCs w:val="32"/>
+          <w14:ligatures w14:val="none"/>
+        </w:rPr>
+        <w:t>service mark</w:t>
+      </w:r>
+      <w:r>
+        <w:rPr>
+          <w:rFonts w:eastAsia="Times New Roman" w:cstheme="minorHAnsi"/>
+          <w:kern w:val="0"/>
+          <w:sz w:val="32"/>
+          <w:szCs w:val="32"/>
+          <w14:ligatures w14:val="none"/>
+        </w:rPr>
+        <w:t xml:space="preserve">. These marks can </w:t>
+      </w:r>
+      <w:r>
+        <w:rPr>
+          <w:rFonts w:eastAsia="Times New Roman" w:cstheme="minorHAnsi"/>
+          <w:b/>
+          <w:bCs/>
+          <w:kern w:val="0"/>
+          <w:sz w:val="32"/>
+          <w:szCs w:val="32"/>
+          <w14:ligatures w14:val="none"/>
+        </w:rPr>
+        <w:t>last indefinitely</w:t>
+      </w:r>
+      <w:r>
+        <w:rPr>
+          <w:rFonts w:eastAsia="Times New Roman" w:cstheme="minorHAnsi"/>
+          <w:kern w:val="0"/>
+          <w:sz w:val="32"/>
+          <w:szCs w:val="32"/>
+          <w14:ligatures w14:val="none"/>
+        </w:rPr>
+        <w:t xml:space="preserve"> as long as they are actively used and defended.</w:t>
+      </w:r>
+    </w:p>
+    <w:p>
+      <w:pPr>
+        <w:spacing w:before="100" w:beforeAutospacing="1" w:after="100" w:afterAutospacing="1" w:line="240" w:lineRule="auto"/>
+        <w:outlineLvl w:val="2"/>
+        <w:rPr>
+          <w:rFonts w:eastAsia="Times New Roman" w:cstheme="minorHAnsi"/>
+          <w:b/>
+          <w:bCs/>
+          <w:kern w:val="0"/>
+          <w:sz w:val="32"/>
+          <w:szCs w:val="32"/>
+          <w14:ligatures w14:val="none"/>
+        </w:rPr>
+      </w:pPr>
+      <w:r>
+        <w:rPr>
+          <w:rFonts w:eastAsia="Times New Roman" w:cstheme="minorHAnsi"/>
+          <w:b/>
+          <w:bCs/>
+          <w:kern w:val="0"/>
+          <w:sz w:val="32"/>
+          <w:szCs w:val="32"/>
+          <w14:ligatures w14:val="none"/>
+        </w:rPr>
+        <w:t>Risk of Losing a Trademark</w:t>
+      </w:r>
+    </w:p>
+    <w:p>
+      <w:pPr>
+        <w:pStyle w:val="ListParagraph"/>
+        <w:numPr>
+          <w:ilvl w:val="0"/>
+          <w:numId w:val="155"/>
+        </w:numPr>
+        <w:spacing w:before="100" w:beforeAutospacing="1" w:after="100" w:afterAutospacing="1" w:line="240" w:lineRule="auto"/>
+        <w:rPr>
+          <w:rFonts w:eastAsia="Times New Roman" w:cstheme="minorHAnsi"/>
+          <w:kern w:val="0"/>
+          <w:sz w:val="32"/>
+          <w:szCs w:val="32"/>
+          <w14:ligatures w14:val="none"/>
+        </w:rPr>
+      </w:pPr>
+      <w:r>
+        <w:rPr>
+          <w:rFonts w:eastAsia="Times New Roman" w:cstheme="minorHAnsi"/>
+          <w:kern w:val="0"/>
+          <w:sz w:val="32"/>
+          <w:szCs w:val="32"/>
+          <w14:ligatures w14:val="none"/>
+        </w:rPr>
+        <w:t xml:space="preserve">If a trademark becomes too commonly used (e.g., </w:t>
+      </w:r>
+      <w:r>
+        <w:rPr>
+          <w:rFonts w:eastAsia="Times New Roman" w:cstheme="minorHAnsi"/>
+          <w:b/>
+          <w:bCs/>
+          <w:kern w:val="0"/>
+          <w:sz w:val="32"/>
+          <w:szCs w:val="32"/>
+          <w14:ligatures w14:val="none"/>
+        </w:rPr>
+        <w:t>Kleenex</w:t>
+      </w:r>
+      <w:r>
+        <w:rPr>
+          <w:rFonts w:eastAsia="Times New Roman" w:cstheme="minorHAnsi"/>
+          <w:kern w:val="0"/>
+          <w:sz w:val="32"/>
+          <w:szCs w:val="32"/>
+          <w14:ligatures w14:val="none"/>
+        </w:rPr>
+        <w:t xml:space="preserve"> for tissues), it may lose its protection. The brand becomes generic, and the company could </w:t>
+      </w:r>
+      <w:r>
+        <w:rPr>
+          <w:rFonts w:eastAsia="Times New Roman" w:cstheme="minorHAnsi"/>
+          <w:b/>
+          <w:bCs/>
+          <w:kern w:val="0"/>
+          <w:sz w:val="32"/>
+          <w:szCs w:val="32"/>
+          <w14:ligatures w14:val="none"/>
+        </w:rPr>
+        <w:t>lose</w:t>
+      </w:r>
+      <w:r>
+        <w:rPr>
+          <w:rFonts w:eastAsia="Times New Roman" w:cstheme="minorHAnsi"/>
+          <w:kern w:val="0"/>
+          <w:sz w:val="32"/>
+          <w:szCs w:val="32"/>
+          <w14:ligatures w14:val="none"/>
+        </w:rPr>
+        <w:t xml:space="preserve"> its trademark rights.</w:t>
+      </w:r>
+    </w:p>
+    <w:p>
+      <w:pPr>
+        <w:spacing w:before="100" w:beforeAutospacing="1" w:after="100" w:afterAutospacing="1" w:line="240" w:lineRule="auto"/>
+        <w:outlineLvl w:val="2"/>
+        <w:rPr>
+          <w:rFonts w:eastAsia="Times New Roman" w:cstheme="minorHAnsi"/>
+          <w:b/>
+          <w:bCs/>
+          <w:kern w:val="0"/>
+          <w:sz w:val="32"/>
+          <w:szCs w:val="32"/>
+          <w14:ligatures w14:val="none"/>
+        </w:rPr>
+      </w:pPr>
+      <w:r>
+        <w:rPr>
+          <w:rFonts w:eastAsia="Times New Roman" w:cstheme="minorHAnsi"/>
+          <w:b/>
+          <w:bCs/>
+          <w:kern w:val="0"/>
+          <w:sz w:val="32"/>
+          <w:szCs w:val="32"/>
+          <w14:ligatures w14:val="none"/>
+        </w:rPr>
+        <w:t>Protecting Trademarks</w:t>
+      </w:r>
+    </w:p>
+    <w:p>
+      <w:pPr>
+        <w:pStyle w:val="ListParagraph"/>
+        <w:numPr>
+          <w:ilvl w:val="0"/>
+          <w:numId w:val="155"/>
+        </w:numPr>
+        <w:spacing w:before="100" w:beforeAutospacing="1" w:after="100" w:afterAutospacing="1" w:line="240" w:lineRule="auto"/>
+        <w:rPr>
+          <w:rFonts w:eastAsia="Times New Roman" w:cstheme="minorHAnsi"/>
+          <w:kern w:val="0"/>
+          <w:sz w:val="32"/>
+          <w:szCs w:val="32"/>
+          <w14:ligatures w14:val="none"/>
+        </w:rPr>
+      </w:pPr>
+      <w:r>
+        <w:rPr>
+          <w:rFonts w:eastAsia="Times New Roman" w:cstheme="minorHAnsi"/>
+          <w:kern w:val="0"/>
+          <w:sz w:val="32"/>
+          <w:szCs w:val="32"/>
+          <w14:ligatures w14:val="none"/>
+        </w:rPr>
+        <w:t xml:space="preserve">Companies </w:t>
+      </w:r>
+      <w:r>
+        <w:rPr>
+          <w:rFonts w:eastAsia="Times New Roman" w:cstheme="minorHAnsi"/>
+          <w:b/>
+          <w:bCs/>
+          <w:kern w:val="0"/>
+          <w:sz w:val="32"/>
+          <w:szCs w:val="32"/>
+          <w14:ligatures w14:val="none"/>
+        </w:rPr>
+        <w:t>advertise</w:t>
+      </w:r>
+      <w:r>
+        <w:rPr>
+          <w:rFonts w:eastAsia="Times New Roman" w:cstheme="minorHAnsi"/>
+          <w:kern w:val="0"/>
+          <w:sz w:val="32"/>
+          <w:szCs w:val="32"/>
+          <w14:ligatures w14:val="none"/>
+        </w:rPr>
+        <w:t xml:space="preserve"> their trademarks to ensure people associate them with specific products or services. If a trademark is misused (e.g., a similar logo or name), companies may </w:t>
+      </w:r>
+      <w:r>
+        <w:rPr>
+          <w:rFonts w:eastAsia="Times New Roman" w:cstheme="minorHAnsi"/>
+          <w:b/>
+          <w:bCs/>
+          <w:kern w:val="0"/>
+          <w:sz w:val="32"/>
+          <w:szCs w:val="32"/>
+          <w14:ligatures w14:val="none"/>
+        </w:rPr>
+        <w:t>contact</w:t>
+      </w:r>
+      <w:r>
+        <w:rPr>
+          <w:rFonts w:eastAsia="Times New Roman" w:cstheme="minorHAnsi"/>
+          <w:kern w:val="0"/>
+          <w:sz w:val="32"/>
+          <w:szCs w:val="32"/>
+          <w14:ligatures w14:val="none"/>
+        </w:rPr>
+        <w:t xml:space="preserve"> the offender and take </w:t>
+      </w:r>
+      <w:r>
+        <w:rPr>
+          <w:rFonts w:eastAsia="Times New Roman" w:cstheme="minorHAnsi"/>
+          <w:b/>
+          <w:bCs/>
+          <w:kern w:val="0"/>
+          <w:sz w:val="32"/>
+          <w:szCs w:val="32"/>
+          <w14:ligatures w14:val="none"/>
+        </w:rPr>
+        <w:t>legal action</w:t>
+      </w:r>
+      <w:r>
+        <w:rPr>
+          <w:rFonts w:eastAsia="Times New Roman" w:cstheme="minorHAnsi"/>
+          <w:kern w:val="0"/>
+          <w:sz w:val="32"/>
+          <w:szCs w:val="32"/>
+          <w14:ligatures w14:val="none"/>
+        </w:rPr>
+        <w:t xml:space="preserve"> to stop it.</w:t>
+      </w:r>
+    </w:p>
+    <w:p>
+      <w:pPr>
+        <w:tabs>
+          <w:tab w:val="left" w:pos="2712"/>
+        </w:tabs>
+        <w:rPr>
+          <w:rFonts w:cstheme="minorHAnsi"/>
+          <w:sz w:val="28"/>
+          <w:szCs w:val="28"/>
         </w:rPr>
       </w:pPr>
     </w:p>
@@ -15679,6 +18164,119 @@
     </w:lvl>
   </w:abstractNum>
   <w:abstractNum w:abstractNumId="20" w15:restartNumberingAfterBreak="0">
+    <w:nsid w:val="0C55404A"/>
+    <w:multiLevelType w:val="hybridMultilevel"/>
+    <w:tmpl w:val="964ED004"/>
+    <w:lvl w:ilvl="0" w:tplc="04090001">
+      <w:start w:val="1"/>
+      <w:numFmt w:val="bullet"/>
+      <w:lvlText w:val=""/>
+      <w:lvlJc w:val="left"/>
+      <w:pPr>
+        <w:ind w:left="720" w:hanging="360"/>
+      </w:pPr>
+      <w:rPr>
+        <w:rFonts w:ascii="Symbol" w:hAnsi="Symbol" w:hint="default"/>
+      </w:rPr>
+    </w:lvl>
+    <w:lvl w:ilvl="1" w:tplc="04090003" w:tentative="1">
+      <w:start w:val="1"/>
+      <w:numFmt w:val="bullet"/>
+      <w:lvlText w:val="o"/>
+      <w:lvlJc w:val="left"/>
+      <w:pPr>
+        <w:ind w:left="1440" w:hanging="360"/>
+      </w:pPr>
+      <w:rPr>
+        <w:rFonts w:ascii="Courier New" w:hAnsi="Courier New" w:cs="Courier New" w:hint="default"/>
+      </w:rPr>
+    </w:lvl>
+    <w:lvl w:ilvl="2" w:tplc="04090005" w:tentative="1">
+      <w:start w:val="1"/>
+      <w:numFmt w:val="bullet"/>
+      <w:lvlText w:val=""/>
+      <w:lvlJc w:val="left"/>
+      <w:pPr>
+        <w:ind w:left="2160" w:hanging="360"/>
+      </w:pPr>
+      <w:rPr>
+        <w:rFonts w:ascii="Wingdings" w:hAnsi="Wingdings" w:hint="default"/>
+      </w:rPr>
+    </w:lvl>
+    <w:lvl w:ilvl="3" w:tplc="04090001" w:tentative="1">
+      <w:start w:val="1"/>
+      <w:numFmt w:val="bullet"/>
+      <w:lvlText w:val=""/>
+      <w:lvlJc w:val="left"/>
+      <w:pPr>
+        <w:ind w:left="2880" w:hanging="360"/>
+      </w:pPr>
+      <w:rPr>
+        <w:rFonts w:ascii="Symbol" w:hAnsi="Symbol" w:hint="default"/>
+      </w:rPr>
+    </w:lvl>
+    <w:lvl w:ilvl="4" w:tplc="04090003" w:tentative="1">
+      <w:start w:val="1"/>
+      <w:numFmt w:val="bullet"/>
+      <w:lvlText w:val="o"/>
+      <w:lvlJc w:val="left"/>
+      <w:pPr>
+        <w:ind w:left="3600" w:hanging="360"/>
+      </w:pPr>
+      <w:rPr>
+        <w:rFonts w:ascii="Courier New" w:hAnsi="Courier New" w:cs="Courier New" w:hint="default"/>
+      </w:rPr>
+    </w:lvl>
+    <w:lvl w:ilvl="5" w:tplc="04090005" w:tentative="1">
+      <w:start w:val="1"/>
+      <w:numFmt w:val="bullet"/>
+      <w:lvlText w:val=""/>
+      <w:lvlJc w:val="left"/>
+      <w:pPr>
+        <w:ind w:left="4320" w:hanging="360"/>
+      </w:pPr>
+      <w:rPr>
+        <w:rFonts w:ascii="Wingdings" w:hAnsi="Wingdings" w:hint="default"/>
+      </w:rPr>
+    </w:lvl>
+    <w:lvl w:ilvl="6" w:tplc="04090001" w:tentative="1">
+      <w:start w:val="1"/>
+      <w:numFmt w:val="bullet"/>
+      <w:lvlText w:val=""/>
+      <w:lvlJc w:val="left"/>
+      <w:pPr>
+        <w:ind w:left="5040" w:hanging="360"/>
+      </w:pPr>
+      <w:rPr>
+        <w:rFonts w:ascii="Symbol" w:hAnsi="Symbol" w:hint="default"/>
+      </w:rPr>
+    </w:lvl>
+    <w:lvl w:ilvl="7" w:tplc="04090003" w:tentative="1">
+      <w:start w:val="1"/>
+      <w:numFmt w:val="bullet"/>
+      <w:lvlText w:val="o"/>
+      <w:lvlJc w:val="left"/>
+      <w:pPr>
+        <w:ind w:left="5760" w:hanging="360"/>
+      </w:pPr>
+      <w:rPr>
+        <w:rFonts w:ascii="Courier New" w:hAnsi="Courier New" w:cs="Courier New" w:hint="default"/>
+      </w:rPr>
+    </w:lvl>
+    <w:lvl w:ilvl="8" w:tplc="04090005" w:tentative="1">
+      <w:start w:val="1"/>
+      <w:numFmt w:val="bullet"/>
+      <w:lvlText w:val=""/>
+      <w:lvlJc w:val="left"/>
+      <w:pPr>
+        <w:ind w:left="6480" w:hanging="360"/>
+      </w:pPr>
+      <w:rPr>
+        <w:rFonts w:ascii="Wingdings" w:hAnsi="Wingdings" w:hint="default"/>
+      </w:rPr>
+    </w:lvl>
+  </w:abstractNum>
+  <w:abstractNum w:abstractNumId="21" w15:restartNumberingAfterBreak="0">
     <w:nsid w:val="0CAF53F0"/>
     <w:multiLevelType w:val="multilevel"/>
     <w:tmpl w:val="ADD0801E"/>
@@ -15827,7 +18425,269 @@
       </w:rPr>
     </w:lvl>
   </w:abstractNum>
-  <w:abstractNum w:abstractNumId="21" w15:restartNumberingAfterBreak="0">
+  <w:abstractNum w:abstractNumId="22" w15:restartNumberingAfterBreak="0">
+    <w:nsid w:val="0D23290B"/>
+    <w:multiLevelType w:val="multilevel"/>
+    <w:tmpl w:val="AA00337C"/>
+    <w:lvl w:ilvl="0">
+      <w:start w:val="1"/>
+      <w:numFmt w:val="bullet"/>
+      <w:lvlText w:val=""/>
+      <w:lvlJc w:val="left"/>
+      <w:pPr>
+        <w:tabs>
+          <w:tab w:val="num" w:pos="720"/>
+        </w:tabs>
+        <w:ind w:left="720" w:hanging="360"/>
+      </w:pPr>
+      <w:rPr>
+        <w:rFonts w:ascii="Symbol" w:hAnsi="Symbol" w:hint="default"/>
+        <w:sz w:val="20"/>
+      </w:rPr>
+    </w:lvl>
+    <w:lvl w:ilvl="1" w:tentative="1">
+      <w:start w:val="1"/>
+      <w:numFmt w:val="bullet"/>
+      <w:lvlText w:val="o"/>
+      <w:lvlJc w:val="left"/>
+      <w:pPr>
+        <w:tabs>
+          <w:tab w:val="num" w:pos="1440"/>
+        </w:tabs>
+        <w:ind w:left="1440" w:hanging="360"/>
+      </w:pPr>
+      <w:rPr>
+        <w:rFonts w:ascii="Courier New" w:hAnsi="Courier New" w:hint="default"/>
+        <w:sz w:val="20"/>
+      </w:rPr>
+    </w:lvl>
+    <w:lvl w:ilvl="2" w:tentative="1">
+      <w:start w:val="1"/>
+      <w:numFmt w:val="bullet"/>
+      <w:lvlText w:val=""/>
+      <w:lvlJc w:val="left"/>
+      <w:pPr>
+        <w:tabs>
+          <w:tab w:val="num" w:pos="2160"/>
+        </w:tabs>
+        <w:ind w:left="2160" w:hanging="360"/>
+      </w:pPr>
+      <w:rPr>
+        <w:rFonts w:ascii="Wingdings" w:hAnsi="Wingdings" w:hint="default"/>
+        <w:sz w:val="20"/>
+      </w:rPr>
+    </w:lvl>
+    <w:lvl w:ilvl="3" w:tentative="1">
+      <w:start w:val="1"/>
+      <w:numFmt w:val="bullet"/>
+      <w:lvlText w:val=""/>
+      <w:lvlJc w:val="left"/>
+      <w:pPr>
+        <w:tabs>
+          <w:tab w:val="num" w:pos="2880"/>
+        </w:tabs>
+        <w:ind w:left="2880" w:hanging="360"/>
+      </w:pPr>
+      <w:rPr>
+        <w:rFonts w:ascii="Wingdings" w:hAnsi="Wingdings" w:hint="default"/>
+        <w:sz w:val="20"/>
+      </w:rPr>
+    </w:lvl>
+    <w:lvl w:ilvl="4" w:tentative="1">
+      <w:start w:val="1"/>
+      <w:numFmt w:val="bullet"/>
+      <w:lvlText w:val=""/>
+      <w:lvlJc w:val="left"/>
+      <w:pPr>
+        <w:tabs>
+          <w:tab w:val="num" w:pos="3600"/>
+        </w:tabs>
+        <w:ind w:left="3600" w:hanging="360"/>
+      </w:pPr>
+      <w:rPr>
+        <w:rFonts w:ascii="Wingdings" w:hAnsi="Wingdings" w:hint="default"/>
+        <w:sz w:val="20"/>
+      </w:rPr>
+    </w:lvl>
+    <w:lvl w:ilvl="5" w:tentative="1">
+      <w:start w:val="1"/>
+      <w:numFmt w:val="bullet"/>
+      <w:lvlText w:val=""/>
+      <w:lvlJc w:val="left"/>
+      <w:pPr>
+        <w:tabs>
+          <w:tab w:val="num" w:pos="4320"/>
+        </w:tabs>
+        <w:ind w:left="4320" w:hanging="360"/>
+      </w:pPr>
+      <w:rPr>
+        <w:rFonts w:ascii="Wingdings" w:hAnsi="Wingdings" w:hint="default"/>
+        <w:sz w:val="20"/>
+      </w:rPr>
+    </w:lvl>
+    <w:lvl w:ilvl="6" w:tentative="1">
+      <w:start w:val="1"/>
+      <w:numFmt w:val="bullet"/>
+      <w:lvlText w:val=""/>
+      <w:lvlJc w:val="left"/>
+      <w:pPr>
+        <w:tabs>
+          <w:tab w:val="num" w:pos="5040"/>
+        </w:tabs>
+        <w:ind w:left="5040" w:hanging="360"/>
+      </w:pPr>
+      <w:rPr>
+        <w:rFonts w:ascii="Wingdings" w:hAnsi="Wingdings" w:hint="default"/>
+        <w:sz w:val="20"/>
+      </w:rPr>
+    </w:lvl>
+    <w:lvl w:ilvl="7" w:tentative="1">
+      <w:start w:val="1"/>
+      <w:numFmt w:val="bullet"/>
+      <w:lvlText w:val=""/>
+      <w:lvlJc w:val="left"/>
+      <w:pPr>
+        <w:tabs>
+          <w:tab w:val="num" w:pos="5760"/>
+        </w:tabs>
+        <w:ind w:left="5760" w:hanging="360"/>
+      </w:pPr>
+      <w:rPr>
+        <w:rFonts w:ascii="Wingdings" w:hAnsi="Wingdings" w:hint="default"/>
+        <w:sz w:val="20"/>
+      </w:rPr>
+    </w:lvl>
+    <w:lvl w:ilvl="8" w:tentative="1">
+      <w:start w:val="1"/>
+      <w:numFmt w:val="bullet"/>
+      <w:lvlText w:val=""/>
+      <w:lvlJc w:val="left"/>
+      <w:pPr>
+        <w:tabs>
+          <w:tab w:val="num" w:pos="6480"/>
+        </w:tabs>
+        <w:ind w:left="6480" w:hanging="360"/>
+      </w:pPr>
+      <w:rPr>
+        <w:rFonts w:ascii="Wingdings" w:hAnsi="Wingdings" w:hint="default"/>
+        <w:sz w:val="20"/>
+      </w:rPr>
+    </w:lvl>
+  </w:abstractNum>
+  <w:abstractNum w:abstractNumId="23" w15:restartNumberingAfterBreak="0">
+    <w:nsid w:val="0E592072"/>
+    <w:multiLevelType w:val="hybridMultilevel"/>
+    <w:tmpl w:val="E0DA9C80"/>
+    <w:lvl w:ilvl="0" w:tplc="04090001">
+      <w:start w:val="1"/>
+      <w:numFmt w:val="bullet"/>
+      <w:lvlText w:val=""/>
+      <w:lvlJc w:val="left"/>
+      <w:pPr>
+        <w:ind w:left="720" w:hanging="360"/>
+      </w:pPr>
+      <w:rPr>
+        <w:rFonts w:ascii="Symbol" w:hAnsi="Symbol" w:hint="default"/>
+      </w:rPr>
+    </w:lvl>
+    <w:lvl w:ilvl="1" w:tplc="04090003" w:tentative="1">
+      <w:start w:val="1"/>
+      <w:numFmt w:val="bullet"/>
+      <w:lvlText w:val="o"/>
+      <w:lvlJc w:val="left"/>
+      <w:pPr>
+        <w:ind w:left="1440" w:hanging="360"/>
+      </w:pPr>
+      <w:rPr>
+        <w:rFonts w:ascii="Courier New" w:hAnsi="Courier New" w:cs="Courier New" w:hint="default"/>
+      </w:rPr>
+    </w:lvl>
+    <w:lvl w:ilvl="2" w:tplc="04090005" w:tentative="1">
+      <w:start w:val="1"/>
+      <w:numFmt w:val="bullet"/>
+      <w:lvlText w:val=""/>
+      <w:lvlJc w:val="left"/>
+      <w:pPr>
+        <w:ind w:left="2160" w:hanging="360"/>
+      </w:pPr>
+      <w:rPr>
+        <w:rFonts w:ascii="Wingdings" w:hAnsi="Wingdings" w:hint="default"/>
+      </w:rPr>
+    </w:lvl>
+    <w:lvl w:ilvl="3" w:tplc="04090001" w:tentative="1">
+      <w:start w:val="1"/>
+      <w:numFmt w:val="bullet"/>
+      <w:lvlText w:val=""/>
+      <w:lvlJc w:val="left"/>
+      <w:pPr>
+        <w:ind w:left="2880" w:hanging="360"/>
+      </w:pPr>
+      <w:rPr>
+        <w:rFonts w:ascii="Symbol" w:hAnsi="Symbol" w:hint="default"/>
+      </w:rPr>
+    </w:lvl>
+    <w:lvl w:ilvl="4" w:tplc="04090003" w:tentative="1">
+      <w:start w:val="1"/>
+      <w:numFmt w:val="bullet"/>
+      <w:lvlText w:val="o"/>
+      <w:lvlJc w:val="left"/>
+      <w:pPr>
+        <w:ind w:left="3600" w:hanging="360"/>
+      </w:pPr>
+      <w:rPr>
+        <w:rFonts w:ascii="Courier New" w:hAnsi="Courier New" w:cs="Courier New" w:hint="default"/>
+      </w:rPr>
+    </w:lvl>
+    <w:lvl w:ilvl="5" w:tplc="04090005" w:tentative="1">
+      <w:start w:val="1"/>
+      <w:numFmt w:val="bullet"/>
+      <w:lvlText w:val=""/>
+      <w:lvlJc w:val="left"/>
+      <w:pPr>
+        <w:ind w:left="4320" w:hanging="360"/>
+      </w:pPr>
+      <w:rPr>
+        <w:rFonts w:ascii="Wingdings" w:hAnsi="Wingdings" w:hint="default"/>
+      </w:rPr>
+    </w:lvl>
+    <w:lvl w:ilvl="6" w:tplc="04090001" w:tentative="1">
+      <w:start w:val="1"/>
+      <w:numFmt w:val="bullet"/>
+      <w:lvlText w:val=""/>
+      <w:lvlJc w:val="left"/>
+      <w:pPr>
+        <w:ind w:left="5040" w:hanging="360"/>
+      </w:pPr>
+      <w:rPr>
+        <w:rFonts w:ascii="Symbol" w:hAnsi="Symbol" w:hint="default"/>
+      </w:rPr>
+    </w:lvl>
+    <w:lvl w:ilvl="7" w:tplc="04090003" w:tentative="1">
+      <w:start w:val="1"/>
+      <w:numFmt w:val="bullet"/>
+      <w:lvlText w:val="o"/>
+      <w:lvlJc w:val="left"/>
+      <w:pPr>
+        <w:ind w:left="5760" w:hanging="360"/>
+      </w:pPr>
+      <w:rPr>
+        <w:rFonts w:ascii="Courier New" w:hAnsi="Courier New" w:cs="Courier New" w:hint="default"/>
+      </w:rPr>
+    </w:lvl>
+    <w:lvl w:ilvl="8" w:tplc="04090005" w:tentative="1">
+      <w:start w:val="1"/>
+      <w:numFmt w:val="bullet"/>
+      <w:lvlText w:val=""/>
+      <w:lvlJc w:val="left"/>
+      <w:pPr>
+        <w:ind w:left="6480" w:hanging="360"/>
+      </w:pPr>
+      <w:rPr>
+        <w:rFonts w:ascii="Wingdings" w:hAnsi="Wingdings" w:hint="default"/>
+      </w:rPr>
+    </w:lvl>
+  </w:abstractNum>
+  <w:abstractNum w:abstractNumId="24" w15:restartNumberingAfterBreak="0">
     <w:nsid w:val="0EDE1852"/>
     <w:multiLevelType w:val="multilevel"/>
     <w:tmpl w:val="4590FA26"/>
@@ -15976,7 +18836,7 @@
       </w:rPr>
     </w:lvl>
   </w:abstractNum>
-  <w:abstractNum w:abstractNumId="22" w15:restartNumberingAfterBreak="0">
+  <w:abstractNum w:abstractNumId="25" w15:restartNumberingAfterBreak="0">
     <w:nsid w:val="10634FB3"/>
     <w:multiLevelType w:val="hybridMultilevel"/>
     <w:tmpl w:val="B08686A0"/>
@@ -16089,7 +18949,7 @@
       </w:rPr>
     </w:lvl>
   </w:abstractNum>
-  <w:abstractNum w:abstractNumId="23" w15:restartNumberingAfterBreak="0">
+  <w:abstractNum w:abstractNumId="26" w15:restartNumberingAfterBreak="0">
     <w:nsid w:val="10D73C00"/>
     <w:multiLevelType w:val="hybridMultilevel"/>
     <w:tmpl w:val="04E87232"/>
@@ -16202,7 +19062,7 @@
       </w:rPr>
     </w:lvl>
   </w:abstractNum>
-  <w:abstractNum w:abstractNumId="24" w15:restartNumberingAfterBreak="0">
+  <w:abstractNum w:abstractNumId="27" w15:restartNumberingAfterBreak="0">
     <w:nsid w:val="111E7226"/>
     <w:multiLevelType w:val="multilevel"/>
     <w:tmpl w:val="B420AFC2"/>
@@ -16351,7 +19211,7 @@
       </w:rPr>
     </w:lvl>
   </w:abstractNum>
-  <w:abstractNum w:abstractNumId="25" w15:restartNumberingAfterBreak="0">
+  <w:abstractNum w:abstractNumId="28" w15:restartNumberingAfterBreak="0">
     <w:nsid w:val="125615EA"/>
     <w:multiLevelType w:val="hybridMultilevel"/>
     <w:tmpl w:val="E8548C1E"/>
@@ -16466,7 +19326,7 @@
       </w:rPr>
     </w:lvl>
   </w:abstractNum>
-  <w:abstractNum w:abstractNumId="26" w15:restartNumberingAfterBreak="0">
+  <w:abstractNum w:abstractNumId="29" w15:restartNumberingAfterBreak="0">
     <w:nsid w:val="13320A90"/>
     <w:multiLevelType w:val="multilevel"/>
     <w:tmpl w:val="4590FA26"/>
@@ -16615,7 +19475,128 @@
       </w:rPr>
     </w:lvl>
   </w:abstractNum>
-  <w:abstractNum w:abstractNumId="27" w15:restartNumberingAfterBreak="0">
+  <w:abstractNum w:abstractNumId="30" w15:restartNumberingAfterBreak="0">
+    <w:nsid w:val="139C6D67"/>
+    <w:multiLevelType w:val="multilevel"/>
+    <w:tmpl w:val="A74487D4"/>
+    <w:lvl w:ilvl="0">
+      <w:start w:val="1"/>
+      <w:numFmt w:val="decimal"/>
+      <w:lvlText w:val="%1."/>
+      <w:lvlJc w:val="left"/>
+      <w:pPr>
+        <w:tabs>
+          <w:tab w:val="num" w:pos="720"/>
+        </w:tabs>
+        <w:ind w:left="720" w:hanging="360"/>
+      </w:pPr>
+      <w:rPr>
+        <w:b/>
+        <w:bCs/>
+      </w:rPr>
+    </w:lvl>
+    <w:lvl w:ilvl="1">
+      <w:start w:val="1"/>
+      <w:numFmt w:val="bullet"/>
+      <w:lvlText w:val="o"/>
+      <w:lvlJc w:val="left"/>
+      <w:pPr>
+        <w:tabs>
+          <w:tab w:val="num" w:pos="1440"/>
+        </w:tabs>
+        <w:ind w:left="1440" w:hanging="360"/>
+      </w:pPr>
+      <w:rPr>
+        <w:rFonts w:ascii="Courier New" w:hAnsi="Courier New" w:hint="default"/>
+        <w:sz w:val="20"/>
+      </w:rPr>
+    </w:lvl>
+    <w:lvl w:ilvl="2" w:tentative="1">
+      <w:start w:val="1"/>
+      <w:numFmt w:val="decimal"/>
+      <w:lvlText w:val="%3."/>
+      <w:lvlJc w:val="left"/>
+      <w:pPr>
+        <w:tabs>
+          <w:tab w:val="num" w:pos="2160"/>
+        </w:tabs>
+        <w:ind w:left="2160" w:hanging="360"/>
+      </w:pPr>
+    </w:lvl>
+    <w:lvl w:ilvl="3" w:tentative="1">
+      <w:start w:val="1"/>
+      <w:numFmt w:val="decimal"/>
+      <w:lvlText w:val="%4."/>
+      <w:lvlJc w:val="left"/>
+      <w:pPr>
+        <w:tabs>
+          <w:tab w:val="num" w:pos="2880"/>
+        </w:tabs>
+        <w:ind w:left="2880" w:hanging="360"/>
+      </w:pPr>
+    </w:lvl>
+    <w:lvl w:ilvl="4" w:tentative="1">
+      <w:start w:val="1"/>
+      <w:numFmt w:val="decimal"/>
+      <w:lvlText w:val="%5."/>
+      <w:lvlJc w:val="left"/>
+      <w:pPr>
+        <w:tabs>
+          <w:tab w:val="num" w:pos="3600"/>
+        </w:tabs>
+        <w:ind w:left="3600" w:hanging="360"/>
+      </w:pPr>
+    </w:lvl>
+    <w:lvl w:ilvl="5" w:tentative="1">
+      <w:start w:val="1"/>
+      <w:numFmt w:val="decimal"/>
+      <w:lvlText w:val="%6."/>
+      <w:lvlJc w:val="left"/>
+      <w:pPr>
+        <w:tabs>
+          <w:tab w:val="num" w:pos="4320"/>
+        </w:tabs>
+        <w:ind w:left="4320" w:hanging="360"/>
+      </w:pPr>
+    </w:lvl>
+    <w:lvl w:ilvl="6" w:tentative="1">
+      <w:start w:val="1"/>
+      <w:numFmt w:val="decimal"/>
+      <w:lvlText w:val="%7."/>
+      <w:lvlJc w:val="left"/>
+      <w:pPr>
+        <w:tabs>
+          <w:tab w:val="num" w:pos="5040"/>
+        </w:tabs>
+        <w:ind w:left="5040" w:hanging="360"/>
+      </w:pPr>
+    </w:lvl>
+    <w:lvl w:ilvl="7" w:tentative="1">
+      <w:start w:val="1"/>
+      <w:numFmt w:val="decimal"/>
+      <w:lvlText w:val="%8."/>
+      <w:lvlJc w:val="left"/>
+      <w:pPr>
+        <w:tabs>
+          <w:tab w:val="num" w:pos="5760"/>
+        </w:tabs>
+        <w:ind w:left="5760" w:hanging="360"/>
+      </w:pPr>
+    </w:lvl>
+    <w:lvl w:ilvl="8" w:tentative="1">
+      <w:start w:val="1"/>
+      <w:numFmt w:val="decimal"/>
+      <w:lvlText w:val="%9."/>
+      <w:lvlJc w:val="left"/>
+      <w:pPr>
+        <w:tabs>
+          <w:tab w:val="num" w:pos="6480"/>
+        </w:tabs>
+        <w:ind w:left="6480" w:hanging="360"/>
+      </w:pPr>
+    </w:lvl>
+  </w:abstractNum>
+  <w:abstractNum w:abstractNumId="31" w15:restartNumberingAfterBreak="0">
     <w:nsid w:val="13F54439"/>
     <w:multiLevelType w:val="hybridMultilevel"/>
     <w:tmpl w:val="F8E659D2"/>
@@ -16728,7 +19709,7 @@
       </w:rPr>
     </w:lvl>
   </w:abstractNum>
-  <w:abstractNum w:abstractNumId="28" w15:restartNumberingAfterBreak="0">
+  <w:abstractNum w:abstractNumId="32" w15:restartNumberingAfterBreak="0">
     <w:nsid w:val="14AD583A"/>
     <w:multiLevelType w:val="hybridMultilevel"/>
     <w:tmpl w:val="D7987EDA"/>
@@ -16841,7 +19822,7 @@
       </w:rPr>
     </w:lvl>
   </w:abstractNum>
-  <w:abstractNum w:abstractNumId="29" w15:restartNumberingAfterBreak="0">
+  <w:abstractNum w:abstractNumId="33" w15:restartNumberingAfterBreak="0">
     <w:nsid w:val="17A24CAD"/>
     <w:multiLevelType w:val="hybridMultilevel"/>
     <w:tmpl w:val="B25CE4B6"/>
@@ -16954,7 +19935,7 @@
       </w:rPr>
     </w:lvl>
   </w:abstractNum>
-  <w:abstractNum w:abstractNumId="30" w15:restartNumberingAfterBreak="0">
+  <w:abstractNum w:abstractNumId="34" w15:restartNumberingAfterBreak="0">
     <w:nsid w:val="17BA7FC9"/>
     <w:multiLevelType w:val="hybridMultilevel"/>
     <w:tmpl w:val="D12E560E"/>
@@ -17067,7 +20048,7 @@
       </w:rPr>
     </w:lvl>
   </w:abstractNum>
-  <w:abstractNum w:abstractNumId="31" w15:restartNumberingAfterBreak="0">
+  <w:abstractNum w:abstractNumId="35" w15:restartNumberingAfterBreak="0">
     <w:nsid w:val="198D6DEB"/>
     <w:multiLevelType w:val="multilevel"/>
     <w:tmpl w:val="4590FA26"/>
@@ -17216,7 +20197,124 @@
       </w:rPr>
     </w:lvl>
   </w:abstractNum>
-  <w:abstractNum w:abstractNumId="32" w15:restartNumberingAfterBreak="0">
+  <w:abstractNum w:abstractNumId="36" w15:restartNumberingAfterBreak="0">
+    <w:nsid w:val="19B90499"/>
+    <w:multiLevelType w:val="multilevel"/>
+    <w:tmpl w:val="3BEE9274"/>
+    <w:lvl w:ilvl="0">
+      <w:start w:val="1"/>
+      <w:numFmt w:val="decimal"/>
+      <w:lvlText w:val="%1."/>
+      <w:lvlJc w:val="left"/>
+      <w:pPr>
+        <w:tabs>
+          <w:tab w:val="num" w:pos="720"/>
+        </w:tabs>
+        <w:ind w:left="720" w:hanging="360"/>
+      </w:pPr>
+    </w:lvl>
+    <w:lvl w:ilvl="1">
+      <w:start w:val="1"/>
+      <w:numFmt w:val="bullet"/>
+      <w:lvlText w:val="o"/>
+      <w:lvlJc w:val="left"/>
+      <w:pPr>
+        <w:tabs>
+          <w:tab w:val="num" w:pos="1440"/>
+        </w:tabs>
+        <w:ind w:left="1440" w:hanging="360"/>
+      </w:pPr>
+      <w:rPr>
+        <w:rFonts w:ascii="Courier New" w:hAnsi="Courier New" w:hint="default"/>
+        <w:sz w:val="20"/>
+      </w:rPr>
+    </w:lvl>
+    <w:lvl w:ilvl="2" w:tentative="1">
+      <w:start w:val="1"/>
+      <w:numFmt w:val="decimal"/>
+      <w:lvlText w:val="%3."/>
+      <w:lvlJc w:val="left"/>
+      <w:pPr>
+        <w:tabs>
+          <w:tab w:val="num" w:pos="2160"/>
+        </w:tabs>
+        <w:ind w:left="2160" w:hanging="360"/>
+      </w:pPr>
+    </w:lvl>
+    <w:lvl w:ilvl="3" w:tentative="1">
+      <w:start w:val="1"/>
+      <w:numFmt w:val="decimal"/>
+      <w:lvlText w:val="%4."/>
+      <w:lvlJc w:val="left"/>
+      <w:pPr>
+        <w:tabs>
+          <w:tab w:val="num" w:pos="2880"/>
+        </w:tabs>
+        <w:ind w:left="2880" w:hanging="360"/>
+      </w:pPr>
+    </w:lvl>
+    <w:lvl w:ilvl="4" w:tentative="1">
+      <w:start w:val="1"/>
+      <w:numFmt w:val="decimal"/>
+      <w:lvlText w:val="%5."/>
+      <w:lvlJc w:val="left"/>
+      <w:pPr>
+        <w:tabs>
+          <w:tab w:val="num" w:pos="3600"/>
+        </w:tabs>
+        <w:ind w:left="3600" w:hanging="360"/>
+      </w:pPr>
+    </w:lvl>
+    <w:lvl w:ilvl="5" w:tentative="1">
+      <w:start w:val="1"/>
+      <w:numFmt w:val="decimal"/>
+      <w:lvlText w:val="%6."/>
+      <w:lvlJc w:val="left"/>
+      <w:pPr>
+        <w:tabs>
+          <w:tab w:val="num" w:pos="4320"/>
+        </w:tabs>
+        <w:ind w:left="4320" w:hanging="360"/>
+      </w:pPr>
+    </w:lvl>
+    <w:lvl w:ilvl="6" w:tentative="1">
+      <w:start w:val="1"/>
+      <w:numFmt w:val="decimal"/>
+      <w:lvlText w:val="%7."/>
+      <w:lvlJc w:val="left"/>
+      <w:pPr>
+        <w:tabs>
+          <w:tab w:val="num" w:pos="5040"/>
+        </w:tabs>
+        <w:ind w:left="5040" w:hanging="360"/>
+      </w:pPr>
+    </w:lvl>
+    <w:lvl w:ilvl="7" w:tentative="1">
+      <w:start w:val="1"/>
+      <w:numFmt w:val="decimal"/>
+      <w:lvlText w:val="%8."/>
+      <w:lvlJc w:val="left"/>
+      <w:pPr>
+        <w:tabs>
+          <w:tab w:val="num" w:pos="5760"/>
+        </w:tabs>
+        <w:ind w:left="5760" w:hanging="360"/>
+      </w:pPr>
+    </w:lvl>
+    <w:lvl w:ilvl="8" w:tentative="1">
+      <w:start w:val="1"/>
+      <w:numFmt w:val="decimal"/>
+      <w:lvlText w:val="%9."/>
+      <w:lvlJc w:val="left"/>
+      <w:pPr>
+        <w:tabs>
+          <w:tab w:val="num" w:pos="6480"/>
+        </w:tabs>
+        <w:ind w:left="6480" w:hanging="360"/>
+      </w:pPr>
+    </w:lvl>
+  </w:abstractNum>
+  <w:abstractNum w:abstractNumId="37" w15:restartNumberingAfterBreak="0">
     <w:nsid w:val="1A974C96"/>
     <w:multiLevelType w:val="multilevel"/>
     <w:tmpl w:val="D0AE2A44"/>
@@ -17337,7 +20435,7 @@
       </w:pPr>
     </w:lvl>
   </w:abstractNum>
-  <w:abstractNum w:abstractNumId="33" w15:restartNumberingAfterBreak="0">
+  <w:abstractNum w:abstractNumId="38" w15:restartNumberingAfterBreak="0">
     <w:nsid w:val="1B2D4781"/>
     <w:multiLevelType w:val="hybridMultilevel"/>
     <w:tmpl w:val="D742B722"/>
@@ -17450,7 +20548,7 @@
       </w:rPr>
     </w:lvl>
   </w:abstractNum>
-  <w:abstractNum w:abstractNumId="34" w15:restartNumberingAfterBreak="0">
+  <w:abstractNum w:abstractNumId="39" w15:restartNumberingAfterBreak="0">
     <w:nsid w:val="1CEF34A7"/>
     <w:multiLevelType w:val="multilevel"/>
     <w:tmpl w:val="3F04D2C6"/>
@@ -17563,7 +20661,7 @@
       </w:pPr>
     </w:lvl>
   </w:abstractNum>
-  <w:abstractNum w:abstractNumId="35" w15:restartNumberingAfterBreak="0">
+  <w:abstractNum w:abstractNumId="40" w15:restartNumberingAfterBreak="0">
     <w:nsid w:val="1E3C1AEC"/>
     <w:multiLevelType w:val="hybridMultilevel"/>
     <w:tmpl w:val="2B26B3BC"/>
@@ -17676,7 +20774,7 @@
       </w:rPr>
     </w:lvl>
   </w:abstractNum>
-  <w:abstractNum w:abstractNumId="36" w15:restartNumberingAfterBreak="0">
+  <w:abstractNum w:abstractNumId="41" w15:restartNumberingAfterBreak="0">
     <w:nsid w:val="1EF37DC8"/>
     <w:multiLevelType w:val="hybridMultilevel"/>
     <w:tmpl w:val="529A312C"/>
@@ -17789,7 +20887,7 @@
       </w:rPr>
     </w:lvl>
   </w:abstractNum>
-  <w:abstractNum w:abstractNumId="37" w15:restartNumberingAfterBreak="0">
+  <w:abstractNum w:abstractNumId="42" w15:restartNumberingAfterBreak="0">
     <w:nsid w:val="1EFA0B1A"/>
     <w:multiLevelType w:val="multilevel"/>
     <w:tmpl w:val="2CA6266A"/>
@@ -17938,7 +21036,7 @@
       </w:rPr>
     </w:lvl>
   </w:abstractNum>
-  <w:abstractNum w:abstractNumId="38" w15:restartNumberingAfterBreak="0">
+  <w:abstractNum w:abstractNumId="43" w15:restartNumberingAfterBreak="0">
     <w:nsid w:val="1F4F592A"/>
     <w:multiLevelType w:val="hybridMultilevel"/>
     <w:tmpl w:val="9AE0FF96"/>
@@ -18051,7 +21149,120 @@
       </w:rPr>
     </w:lvl>
   </w:abstractNum>
-  <w:abstractNum w:abstractNumId="39" w15:restartNumberingAfterBreak="0">
+  <w:abstractNum w:abstractNumId="44" w15:restartNumberingAfterBreak="0">
+    <w:nsid w:val="1F604FC5"/>
+    <w:multiLevelType w:val="multilevel"/>
+    <w:tmpl w:val="DD3842AA"/>
+    <w:lvl w:ilvl="0">
+      <w:start w:val="1"/>
+      <w:numFmt w:val="decimal"/>
+      <w:lvlText w:val="%1."/>
+      <w:lvlJc w:val="left"/>
+      <w:pPr>
+        <w:tabs>
+          <w:tab w:val="num" w:pos="720"/>
+        </w:tabs>
+        <w:ind w:left="720" w:hanging="360"/>
+      </w:pPr>
+    </w:lvl>
+    <w:lvl w:ilvl="1" w:tentative="1">
+      <w:start w:val="1"/>
+      <w:numFmt w:val="decimal"/>
+      <w:lvlText w:val="%2."/>
+      <w:lvlJc w:val="left"/>
+      <w:pPr>
+        <w:tabs>
+          <w:tab w:val="num" w:pos="1440"/>
+        </w:tabs>
+        <w:ind w:left="1440" w:hanging="360"/>
+      </w:pPr>
+    </w:lvl>
+    <w:lvl w:ilvl="2" w:tentative="1">
+      <w:start w:val="1"/>
+      <w:numFmt w:val="decimal"/>
+      <w:lvlText w:val="%3."/>
+      <w:lvlJc w:val="left"/>
+      <w:pPr>
+        <w:tabs>
+          <w:tab w:val="num" w:pos="2160"/>
+        </w:tabs>
+        <w:ind w:left="2160" w:hanging="360"/>
+      </w:pPr>
+    </w:lvl>
+    <w:lvl w:ilvl="3" w:tentative="1">
+      <w:start w:val="1"/>
+      <w:numFmt w:val="decimal"/>
+      <w:lvlText w:val="%4."/>
+      <w:lvlJc w:val="left"/>
+      <w:pPr>
+        <w:tabs>
+          <w:tab w:val="num" w:pos="2880"/>
+        </w:tabs>
+        <w:ind w:left="2880" w:hanging="360"/>
+      </w:pPr>
+    </w:lvl>
+    <w:lvl w:ilvl="4" w:tentative="1">
+      <w:start w:val="1"/>
+      <w:numFmt w:val="decimal"/>
+      <w:lvlText w:val="%5."/>
+      <w:lvlJc w:val="left"/>
+      <w:pPr>
+        <w:tabs>
+          <w:tab w:val="num" w:pos="3600"/>
+        </w:tabs>
+        <w:ind w:left="3600" w:hanging="360"/>
+      </w:pPr>
+    </w:lvl>
+    <w:lvl w:ilvl="5" w:tentative="1">
+      <w:start w:val="1"/>
+      <w:numFmt w:val="decimal"/>
+      <w:lvlText w:val="%6."/>
+      <w:lvlJc w:val="left"/>
+      <w:pPr>
+        <w:tabs>
+          <w:tab w:val="num" w:pos="4320"/>
+        </w:tabs>
+        <w:ind w:left="4320" w:hanging="360"/>
+      </w:pPr>
+    </w:lvl>
+    <w:lvl w:ilvl="6" w:tentative="1">
+      <w:start w:val="1"/>
+      <w:numFmt w:val="decimal"/>
+      <w:lvlText w:val="%7."/>
+      <w:lvlJc w:val="left"/>
+      <w:pPr>
+        <w:tabs>
+          <w:tab w:val="num" w:pos="5040"/>
+        </w:tabs>
+        <w:ind w:left="5040" w:hanging="360"/>
+      </w:pPr>
+    </w:lvl>
+    <w:lvl w:ilvl="7" w:tentative="1">
+      <w:start w:val="1"/>
+      <w:numFmt w:val="decimal"/>
+      <w:lvlText w:val="%8."/>
+      <w:lvlJc w:val="left"/>
+      <w:pPr>
+        <w:tabs>
+          <w:tab w:val="num" w:pos="5760"/>
+        </w:tabs>
+        <w:ind w:left="5760" w:hanging="360"/>
+      </w:pPr>
+    </w:lvl>
+    <w:lvl w:ilvl="8" w:tentative="1">
+      <w:start w:val="1"/>
+      <w:numFmt w:val="decimal"/>
+      <w:lvlText w:val="%9."/>
+      <w:lvlJc w:val="left"/>
+      <w:pPr>
+        <w:tabs>
+          <w:tab w:val="num" w:pos="6480"/>
+        </w:tabs>
+        <w:ind w:left="6480" w:hanging="360"/>
+      </w:pPr>
+    </w:lvl>
+  </w:abstractNum>
+  <w:abstractNum w:abstractNumId="45" w15:restartNumberingAfterBreak="0">
     <w:nsid w:val="20E23AE6"/>
     <w:multiLevelType w:val="hybridMultilevel"/>
     <w:tmpl w:val="89A4C1AE"/>
@@ -18164,7 +21375,7 @@
       </w:rPr>
     </w:lvl>
   </w:abstractNum>
-  <w:abstractNum w:abstractNumId="40" w15:restartNumberingAfterBreak="0">
+  <w:abstractNum w:abstractNumId="46" w15:restartNumberingAfterBreak="0">
     <w:nsid w:val="20EF23DD"/>
     <w:multiLevelType w:val="multilevel"/>
     <w:tmpl w:val="ADD0801E"/>
@@ -18313,7 +21524,7 @@
       </w:rPr>
     </w:lvl>
   </w:abstractNum>
-  <w:abstractNum w:abstractNumId="41" w15:restartNumberingAfterBreak="0">
+  <w:abstractNum w:abstractNumId="47" w15:restartNumberingAfterBreak="0">
     <w:nsid w:val="21457FA3"/>
     <w:multiLevelType w:val="multilevel"/>
     <w:tmpl w:val="BD922E48"/>
@@ -18462,7 +21673,7 @@
       </w:rPr>
     </w:lvl>
   </w:abstractNum>
-  <w:abstractNum w:abstractNumId="42" w15:restartNumberingAfterBreak="0">
+  <w:abstractNum w:abstractNumId="48" w15:restartNumberingAfterBreak="0">
     <w:nsid w:val="22DA3618"/>
     <w:multiLevelType w:val="multilevel"/>
     <w:tmpl w:val="D026E0CE"/>
@@ -18611,7 +21822,7 @@
       </w:rPr>
     </w:lvl>
   </w:abstractNum>
-  <w:abstractNum w:abstractNumId="43" w15:restartNumberingAfterBreak="0">
+  <w:abstractNum w:abstractNumId="49" w15:restartNumberingAfterBreak="0">
     <w:nsid w:val="237F6BF5"/>
     <w:multiLevelType w:val="hybridMultilevel"/>
     <w:tmpl w:val="A33248EE"/>
@@ -18724,7 +21935,7 @@
       </w:rPr>
     </w:lvl>
   </w:abstractNum>
-  <w:abstractNum w:abstractNumId="44" w15:restartNumberingAfterBreak="0">
+  <w:abstractNum w:abstractNumId="50" w15:restartNumberingAfterBreak="0">
     <w:nsid w:val="23A24502"/>
     <w:multiLevelType w:val="hybridMultilevel"/>
     <w:tmpl w:val="2F5A133E"/>
@@ -18837,7 +22048,7 @@
       </w:rPr>
     </w:lvl>
   </w:abstractNum>
-  <w:abstractNum w:abstractNumId="45" w15:restartNumberingAfterBreak="0">
+  <w:abstractNum w:abstractNumId="51" w15:restartNumberingAfterBreak="0">
     <w:nsid w:val="252C2F94"/>
     <w:multiLevelType w:val="hybridMultilevel"/>
     <w:tmpl w:val="F02419DA"/>
@@ -18950,7 +22161,7 @@
       </w:rPr>
     </w:lvl>
   </w:abstractNum>
-  <w:abstractNum w:abstractNumId="46" w15:restartNumberingAfterBreak="0">
+  <w:abstractNum w:abstractNumId="52" w15:restartNumberingAfterBreak="0">
     <w:nsid w:val="25F970D7"/>
     <w:multiLevelType w:val="hybridMultilevel"/>
     <w:tmpl w:val="C67C3824"/>
@@ -19065,7 +22276,7 @@
       </w:rPr>
     </w:lvl>
   </w:abstractNum>
-  <w:abstractNum w:abstractNumId="47" w15:restartNumberingAfterBreak="0">
+  <w:abstractNum w:abstractNumId="53" w15:restartNumberingAfterBreak="0">
     <w:nsid w:val="268D35A7"/>
     <w:multiLevelType w:val="hybridMultilevel"/>
     <w:tmpl w:val="1EC8654E"/>
@@ -19178,7 +22389,7 @@
       </w:rPr>
     </w:lvl>
   </w:abstractNum>
-  <w:abstractNum w:abstractNumId="48" w15:restartNumberingAfterBreak="0">
+  <w:abstractNum w:abstractNumId="54" w15:restartNumberingAfterBreak="0">
     <w:nsid w:val="269F53F7"/>
     <w:multiLevelType w:val="hybridMultilevel"/>
     <w:tmpl w:val="C78008FE"/>
@@ -19291,7 +22502,7 @@
       </w:rPr>
     </w:lvl>
   </w:abstractNum>
-  <w:abstractNum w:abstractNumId="49" w15:restartNumberingAfterBreak="0">
+  <w:abstractNum w:abstractNumId="55" w15:restartNumberingAfterBreak="0">
     <w:nsid w:val="27760B2F"/>
     <w:multiLevelType w:val="hybridMultilevel"/>
     <w:tmpl w:val="7430BB2E"/>
@@ -19404,7 +22615,7 @@
       </w:rPr>
     </w:lvl>
   </w:abstractNum>
-  <w:abstractNum w:abstractNumId="50" w15:restartNumberingAfterBreak="0">
+  <w:abstractNum w:abstractNumId="56" w15:restartNumberingAfterBreak="0">
     <w:nsid w:val="2A221F73"/>
     <w:multiLevelType w:val="hybridMultilevel"/>
     <w:tmpl w:val="3FB0C4DE"/>
@@ -19517,7 +22728,7 @@
       </w:rPr>
     </w:lvl>
   </w:abstractNum>
-  <w:abstractNum w:abstractNumId="51" w15:restartNumberingAfterBreak="0">
+  <w:abstractNum w:abstractNumId="57" w15:restartNumberingAfterBreak="0">
     <w:nsid w:val="2AB63B25"/>
     <w:multiLevelType w:val="multilevel"/>
     <w:tmpl w:val="B420AFC2"/>
@@ -19666,7 +22877,7 @@
       </w:rPr>
     </w:lvl>
   </w:abstractNum>
-  <w:abstractNum w:abstractNumId="52" w15:restartNumberingAfterBreak="0">
+  <w:abstractNum w:abstractNumId="58" w15:restartNumberingAfterBreak="0">
     <w:nsid w:val="2C4F1C3F"/>
     <w:multiLevelType w:val="multilevel"/>
     <w:tmpl w:val="98BCDE62"/>
@@ -19815,7 +23026,156 @@
       </w:rPr>
     </w:lvl>
   </w:abstractNum>
-  <w:abstractNum w:abstractNumId="53" w15:restartNumberingAfterBreak="0">
+  <w:abstractNum w:abstractNumId="59" w15:restartNumberingAfterBreak="0">
+    <w:nsid w:val="2CFF7113"/>
+    <w:multiLevelType w:val="multilevel"/>
+    <w:tmpl w:val="81923362"/>
+    <w:lvl w:ilvl="0">
+      <w:start w:val="1"/>
+      <w:numFmt w:val="bullet"/>
+      <w:lvlText w:val=""/>
+      <w:lvlJc w:val="left"/>
+      <w:pPr>
+        <w:tabs>
+          <w:tab w:val="num" w:pos="720"/>
+        </w:tabs>
+        <w:ind w:left="720" w:hanging="360"/>
+      </w:pPr>
+      <w:rPr>
+        <w:rFonts w:ascii="Symbol" w:hAnsi="Symbol" w:hint="default"/>
+        <w:sz w:val="20"/>
+      </w:rPr>
+    </w:lvl>
+    <w:lvl w:ilvl="1" w:tentative="1">
+      <w:start w:val="1"/>
+      <w:numFmt w:val="bullet"/>
+      <w:lvlText w:val="o"/>
+      <w:lvlJc w:val="left"/>
+      <w:pPr>
+        <w:tabs>
+          <w:tab w:val="num" w:pos="1440"/>
+        </w:tabs>
+        <w:ind w:left="1440" w:hanging="360"/>
+      </w:pPr>
+      <w:rPr>
+        <w:rFonts w:ascii="Courier New" w:hAnsi="Courier New" w:hint="default"/>
+        <w:sz w:val="20"/>
+      </w:rPr>
+    </w:lvl>
+    <w:lvl w:ilvl="2" w:tentative="1">
+      <w:start w:val="1"/>
+      <w:numFmt w:val="bullet"/>
+      <w:lvlText w:val=""/>
+      <w:lvlJc w:val="left"/>
+      <w:pPr>
+        <w:tabs>
+          <w:tab w:val="num" w:pos="2160"/>
+        </w:tabs>
+        <w:ind w:left="2160" w:hanging="360"/>
+      </w:pPr>
+      <w:rPr>
+        <w:rFonts w:ascii="Wingdings" w:hAnsi="Wingdings" w:hint="default"/>
+        <w:sz w:val="20"/>
+      </w:rPr>
+    </w:lvl>
+    <w:lvl w:ilvl="3" w:tentative="1">
+      <w:start w:val="1"/>
+      <w:numFmt w:val="bullet"/>
+      <w:lvlText w:val=""/>
+      <w:lvlJc w:val="left"/>
+      <w:pPr>
+        <w:tabs>
+          <w:tab w:val="num" w:pos="2880"/>
+        </w:tabs>
+        <w:ind w:left="2880" w:hanging="360"/>
+      </w:pPr>
+      <w:rPr>
+        <w:rFonts w:ascii="Wingdings" w:hAnsi="Wingdings" w:hint="default"/>
+        <w:sz w:val="20"/>
+      </w:rPr>
+    </w:lvl>
+    <w:lvl w:ilvl="4" w:tentative="1">
+      <w:start w:val="1"/>
+      <w:numFmt w:val="bullet"/>
+      <w:lvlText w:val=""/>
+      <w:lvlJc w:val="left"/>
+      <w:pPr>
+        <w:tabs>
+          <w:tab w:val="num" w:pos="3600"/>
+        </w:tabs>
+        <w:ind w:left="3600" w:hanging="360"/>
+      </w:pPr>
+      <w:rPr>
+        <w:rFonts w:ascii="Wingdings" w:hAnsi="Wingdings" w:hint="default"/>
+        <w:sz w:val="20"/>
+      </w:rPr>
+    </w:lvl>
+    <w:lvl w:ilvl="5" w:tentative="1">
+      <w:start w:val="1"/>
+      <w:numFmt w:val="bullet"/>
+      <w:lvlText w:val=""/>
+      <w:lvlJc w:val="left"/>
+      <w:pPr>
+        <w:tabs>
+          <w:tab w:val="num" w:pos="4320"/>
+        </w:tabs>
+        <w:ind w:left="4320" w:hanging="360"/>
+      </w:pPr>
+      <w:rPr>
+        <w:rFonts w:ascii="Wingdings" w:hAnsi="Wingdings" w:hint="default"/>
+        <w:sz w:val="20"/>
+      </w:rPr>
+    </w:lvl>
+    <w:lvl w:ilvl="6" w:tentative="1">
+      <w:start w:val="1"/>
+      <w:numFmt w:val="bullet"/>
+      <w:lvlText w:val=""/>
+      <w:lvlJc w:val="left"/>
+      <w:pPr>
+        <w:tabs>
+          <w:tab w:val="num" w:pos="5040"/>
+        </w:tabs>
+        <w:ind w:left="5040" w:hanging="360"/>
+      </w:pPr>
+      <w:rPr>
+        <w:rFonts w:ascii="Wingdings" w:hAnsi="Wingdings" w:hint="default"/>
+        <w:sz w:val="20"/>
+      </w:rPr>
+    </w:lvl>
+    <w:lvl w:ilvl="7" w:tentative="1">
+      <w:start w:val="1"/>
+      <w:numFmt w:val="bullet"/>
+      <w:lvlText w:val=""/>
+      <w:lvlJc w:val="left"/>
+      <w:pPr>
+        <w:tabs>
+          <w:tab w:val="num" w:pos="5760"/>
+        </w:tabs>
+        <w:ind w:left="5760" w:hanging="360"/>
+      </w:pPr>
+      <w:rPr>
+        <w:rFonts w:ascii="Wingdings" w:hAnsi="Wingdings" w:hint="default"/>
+        <w:sz w:val="20"/>
+      </w:rPr>
+    </w:lvl>
+    <w:lvl w:ilvl="8" w:tentative="1">
+      <w:start w:val="1"/>
+      <w:numFmt w:val="bullet"/>
+      <w:lvlText w:val=""/>
+      <w:lvlJc w:val="left"/>
+      <w:pPr>
+        <w:tabs>
+          <w:tab w:val="num" w:pos="6480"/>
+        </w:tabs>
+        <w:ind w:left="6480" w:hanging="360"/>
+      </w:pPr>
+      <w:rPr>
+        <w:rFonts w:ascii="Wingdings" w:hAnsi="Wingdings" w:hint="default"/>
+        <w:sz w:val="20"/>
+      </w:rPr>
+    </w:lvl>
+  </w:abstractNum>
+  <w:abstractNum w:abstractNumId="60" w15:restartNumberingAfterBreak="0">
     <w:nsid w:val="2E8D253C"/>
     <w:multiLevelType w:val="hybridMultilevel"/>
     <w:tmpl w:val="67161586"/>
@@ -19928,7 +23288,7 @@
       </w:rPr>
     </w:lvl>
   </w:abstractNum>
-  <w:abstractNum w:abstractNumId="54" w15:restartNumberingAfterBreak="0">
+  <w:abstractNum w:abstractNumId="61" w15:restartNumberingAfterBreak="0">
     <w:nsid w:val="2ED55967"/>
     <w:multiLevelType w:val="multilevel"/>
     <w:tmpl w:val="161C8860"/>
@@ -20077,7 +23437,7 @@
       </w:rPr>
     </w:lvl>
   </w:abstractNum>
-  <w:abstractNum w:abstractNumId="55" w15:restartNumberingAfterBreak="0">
+  <w:abstractNum w:abstractNumId="62" w15:restartNumberingAfterBreak="0">
     <w:nsid w:val="2EF64276"/>
     <w:multiLevelType w:val="hybridMultilevel"/>
     <w:tmpl w:val="BF14E800"/>
@@ -20190,7 +23550,7 @@
       </w:rPr>
     </w:lvl>
   </w:abstractNum>
-  <w:abstractNum w:abstractNumId="56" w15:restartNumberingAfterBreak="0">
+  <w:abstractNum w:abstractNumId="63" w15:restartNumberingAfterBreak="0">
     <w:nsid w:val="2F09330B"/>
     <w:multiLevelType w:val="hybridMultilevel"/>
     <w:tmpl w:val="BF50E1BA"/>
@@ -20303,7 +23663,233 @@
       </w:rPr>
     </w:lvl>
   </w:abstractNum>
-  <w:abstractNum w:abstractNumId="57" w15:restartNumberingAfterBreak="0">
+  <w:abstractNum w:abstractNumId="64" w15:restartNumberingAfterBreak="0">
+    <w:nsid w:val="2F8A0954"/>
+    <w:multiLevelType w:val="hybridMultilevel"/>
+    <w:tmpl w:val="F5C879D0"/>
+    <w:lvl w:ilvl="0" w:tplc="04090001">
+      <w:start w:val="1"/>
+      <w:numFmt w:val="bullet"/>
+      <w:lvlText w:val=""/>
+      <w:lvlJc w:val="left"/>
+      <w:pPr>
+        <w:ind w:left="720" w:hanging="360"/>
+      </w:pPr>
+      <w:rPr>
+        <w:rFonts w:ascii="Symbol" w:hAnsi="Symbol" w:hint="default"/>
+      </w:rPr>
+    </w:lvl>
+    <w:lvl w:ilvl="1" w:tplc="04090003" w:tentative="1">
+      <w:start w:val="1"/>
+      <w:numFmt w:val="bullet"/>
+      <w:lvlText w:val="o"/>
+      <w:lvlJc w:val="left"/>
+      <w:pPr>
+        <w:ind w:left="1440" w:hanging="360"/>
+      </w:pPr>
+      <w:rPr>
+        <w:rFonts w:ascii="Courier New" w:hAnsi="Courier New" w:cs="Courier New" w:hint="default"/>
+      </w:rPr>
+    </w:lvl>
+    <w:lvl w:ilvl="2" w:tplc="04090005" w:tentative="1">
+      <w:start w:val="1"/>
+      <w:numFmt w:val="bullet"/>
+      <w:lvlText w:val=""/>
+      <w:lvlJc w:val="left"/>
+      <w:pPr>
+        <w:ind w:left="2160" w:hanging="360"/>
+      </w:pPr>
+      <w:rPr>
+        <w:rFonts w:ascii="Wingdings" w:hAnsi="Wingdings" w:hint="default"/>
+      </w:rPr>
+    </w:lvl>
+    <w:lvl w:ilvl="3" w:tplc="04090001" w:tentative="1">
+      <w:start w:val="1"/>
+      <w:numFmt w:val="bullet"/>
+      <w:lvlText w:val=""/>
+      <w:lvlJc w:val="left"/>
+      <w:pPr>
+        <w:ind w:left="2880" w:hanging="360"/>
+      </w:pPr>
+      <w:rPr>
+        <w:rFonts w:ascii="Symbol" w:hAnsi="Symbol" w:hint="default"/>
+      </w:rPr>
+    </w:lvl>
+    <w:lvl w:ilvl="4" w:tplc="04090003" w:tentative="1">
+      <w:start w:val="1"/>
+      <w:numFmt w:val="bullet"/>
+      <w:lvlText w:val="o"/>
+      <w:lvlJc w:val="left"/>
+      <w:pPr>
+        <w:ind w:left="3600" w:hanging="360"/>
+      </w:pPr>
+      <w:rPr>
+        <w:rFonts w:ascii="Courier New" w:hAnsi="Courier New" w:cs="Courier New" w:hint="default"/>
+      </w:rPr>
+    </w:lvl>
+    <w:lvl w:ilvl="5" w:tplc="04090005" w:tentative="1">
+      <w:start w:val="1"/>
+      <w:numFmt w:val="bullet"/>
+      <w:lvlText w:val=""/>
+      <w:lvlJc w:val="left"/>
+      <w:pPr>
+        <w:ind w:left="4320" w:hanging="360"/>
+      </w:pPr>
+      <w:rPr>
+        <w:rFonts w:ascii="Wingdings" w:hAnsi="Wingdings" w:hint="default"/>
+      </w:rPr>
+    </w:lvl>
+    <w:lvl w:ilvl="6" w:tplc="04090001" w:tentative="1">
+      <w:start w:val="1"/>
+      <w:numFmt w:val="bullet"/>
+      <w:lvlText w:val=""/>
+      <w:lvlJc w:val="left"/>
+      <w:pPr>
+        <w:ind w:left="5040" w:hanging="360"/>
+      </w:pPr>
+      <w:rPr>
+        <w:rFonts w:ascii="Symbol" w:hAnsi="Symbol" w:hint="default"/>
+      </w:rPr>
+    </w:lvl>
+    <w:lvl w:ilvl="7" w:tplc="04090003" w:tentative="1">
+      <w:start w:val="1"/>
+      <w:numFmt w:val="bullet"/>
+      <w:lvlText w:val="o"/>
+      <w:lvlJc w:val="left"/>
+      <w:pPr>
+        <w:ind w:left="5760" w:hanging="360"/>
+      </w:pPr>
+      <w:rPr>
+        <w:rFonts w:ascii="Courier New" w:hAnsi="Courier New" w:cs="Courier New" w:hint="default"/>
+      </w:rPr>
+    </w:lvl>
+    <w:lvl w:ilvl="8" w:tplc="04090005" w:tentative="1">
+      <w:start w:val="1"/>
+      <w:numFmt w:val="bullet"/>
+      <w:lvlText w:val=""/>
+      <w:lvlJc w:val="left"/>
+      <w:pPr>
+        <w:ind w:left="6480" w:hanging="360"/>
+      </w:pPr>
+      <w:rPr>
+        <w:rFonts w:ascii="Wingdings" w:hAnsi="Wingdings" w:hint="default"/>
+      </w:rPr>
+    </w:lvl>
+  </w:abstractNum>
+  <w:abstractNum w:abstractNumId="65" w15:restartNumberingAfterBreak="0">
+    <w:nsid w:val="300C096D"/>
+    <w:multiLevelType w:val="multilevel"/>
+    <w:tmpl w:val="926EF2CA"/>
+    <w:lvl w:ilvl="0">
+      <w:start w:val="1"/>
+      <w:numFmt w:val="decimal"/>
+      <w:lvlText w:val="%1."/>
+      <w:lvlJc w:val="left"/>
+      <w:pPr>
+        <w:tabs>
+          <w:tab w:val="num" w:pos="720"/>
+        </w:tabs>
+        <w:ind w:left="720" w:hanging="360"/>
+      </w:pPr>
+    </w:lvl>
+    <w:lvl w:ilvl="1" w:tentative="1">
+      <w:start w:val="1"/>
+      <w:numFmt w:val="decimal"/>
+      <w:lvlText w:val="%2."/>
+      <w:lvlJc w:val="left"/>
+      <w:pPr>
+        <w:tabs>
+          <w:tab w:val="num" w:pos="1440"/>
+        </w:tabs>
+        <w:ind w:left="1440" w:hanging="360"/>
+      </w:pPr>
+    </w:lvl>
+    <w:lvl w:ilvl="2" w:tentative="1">
+      <w:start w:val="1"/>
+      <w:numFmt w:val="decimal"/>
+      <w:lvlText w:val="%3."/>
+      <w:lvlJc w:val="left"/>
+      <w:pPr>
+        <w:tabs>
+          <w:tab w:val="num" w:pos="2160"/>
+        </w:tabs>
+        <w:ind w:left="2160" w:hanging="360"/>
+      </w:pPr>
+    </w:lvl>
+    <w:lvl w:ilvl="3" w:tentative="1">
+      <w:start w:val="1"/>
+      <w:numFmt w:val="decimal"/>
+      <w:lvlText w:val="%4."/>
+      <w:lvlJc w:val="left"/>
+      <w:pPr>
+        <w:tabs>
+          <w:tab w:val="num" w:pos="2880"/>
+        </w:tabs>
+        <w:ind w:left="2880" w:hanging="360"/>
+      </w:pPr>
+    </w:lvl>
+    <w:lvl w:ilvl="4" w:tentative="1">
+      <w:start w:val="1"/>
+      <w:numFmt w:val="decimal"/>
+      <w:lvlText w:val="%5."/>
+      <w:lvlJc w:val="left"/>
+      <w:pPr>
+        <w:tabs>
+          <w:tab w:val="num" w:pos="3600"/>
+        </w:tabs>
+        <w:ind w:left="3600" w:hanging="360"/>
+      </w:pPr>
+    </w:lvl>
+    <w:lvl w:ilvl="5" w:tentative="1">
+      <w:start w:val="1"/>
+      <w:numFmt w:val="decimal"/>
+      <w:lvlText w:val="%6."/>
+      <w:lvlJc w:val="left"/>
+      <w:pPr>
+        <w:tabs>
+          <w:tab w:val="num" w:pos="4320"/>
+        </w:tabs>
+        <w:ind w:left="4320" w:hanging="360"/>
+      </w:pPr>
+    </w:lvl>
+    <w:lvl w:ilvl="6" w:tentative="1">
+      <w:start w:val="1"/>
+      <w:numFmt w:val="decimal"/>
+      <w:lvlText w:val="%7."/>
+      <w:lvlJc w:val="left"/>
+      <w:pPr>
+        <w:tabs>
+          <w:tab w:val="num" w:pos="5040"/>
+        </w:tabs>
+        <w:ind w:left="5040" w:hanging="360"/>
+      </w:pPr>
+    </w:lvl>
+    <w:lvl w:ilvl="7" w:tentative="1">
+      <w:start w:val="1"/>
+      <w:numFmt w:val="decimal"/>
+      <w:lvlText w:val="%8."/>
+      <w:lvlJc w:val="left"/>
+      <w:pPr>
+        <w:tabs>
+          <w:tab w:val="num" w:pos="5760"/>
+        </w:tabs>
+        <w:ind w:left="5760" w:hanging="360"/>
+      </w:pPr>
+    </w:lvl>
+    <w:lvl w:ilvl="8" w:tentative="1">
+      <w:start w:val="1"/>
+      <w:numFmt w:val="decimal"/>
+      <w:lvlText w:val="%9."/>
+      <w:lvlJc w:val="left"/>
+      <w:pPr>
+        <w:tabs>
+          <w:tab w:val="num" w:pos="6480"/>
+        </w:tabs>
+        <w:ind w:left="6480" w:hanging="360"/>
+      </w:pPr>
+    </w:lvl>
+  </w:abstractNum>
+  <w:abstractNum w:abstractNumId="66" w15:restartNumberingAfterBreak="0">
     <w:nsid w:val="3042052A"/>
     <w:multiLevelType w:val="hybridMultilevel"/>
     <w:tmpl w:val="7DA23272"/>
@@ -20416,7 +24002,120 @@
       </w:rPr>
     </w:lvl>
   </w:abstractNum>
-  <w:abstractNum w:abstractNumId="58" w15:restartNumberingAfterBreak="0">
+  <w:abstractNum w:abstractNumId="67" w15:restartNumberingAfterBreak="0">
+    <w:nsid w:val="30A30D93"/>
+    <w:multiLevelType w:val="multilevel"/>
+    <w:tmpl w:val="E5DE3226"/>
+    <w:lvl w:ilvl="0">
+      <w:start w:val="1"/>
+      <w:numFmt w:val="decimal"/>
+      <w:lvlText w:val="%1."/>
+      <w:lvlJc w:val="left"/>
+      <w:pPr>
+        <w:tabs>
+          <w:tab w:val="num" w:pos="720"/>
+        </w:tabs>
+        <w:ind w:left="720" w:hanging="360"/>
+      </w:pPr>
+    </w:lvl>
+    <w:lvl w:ilvl="1" w:tentative="1">
+      <w:start w:val="1"/>
+      <w:numFmt w:val="decimal"/>
+      <w:lvlText w:val="%2."/>
+      <w:lvlJc w:val="left"/>
+      <w:pPr>
+        <w:tabs>
+          <w:tab w:val="num" w:pos="1440"/>
+        </w:tabs>
+        <w:ind w:left="1440" w:hanging="360"/>
+      </w:pPr>
+    </w:lvl>
+    <w:lvl w:ilvl="2" w:tentative="1">
+      <w:start w:val="1"/>
+      <w:numFmt w:val="decimal"/>
+      <w:lvlText w:val="%3."/>
+      <w:lvlJc w:val="left"/>
+      <w:pPr>
+        <w:tabs>
+          <w:tab w:val="num" w:pos="2160"/>
+        </w:tabs>
+        <w:ind w:left="2160" w:hanging="360"/>
+      </w:pPr>
+    </w:lvl>
+    <w:lvl w:ilvl="3" w:tentative="1">
+      <w:start w:val="1"/>
+      <w:numFmt w:val="decimal"/>
+      <w:lvlText w:val="%4."/>
+      <w:lvlJc w:val="left"/>
+      <w:pPr>
+        <w:tabs>
+          <w:tab w:val="num" w:pos="2880"/>
+        </w:tabs>
+        <w:ind w:left="2880" w:hanging="360"/>
+      </w:pPr>
+    </w:lvl>
+    <w:lvl w:ilvl="4" w:tentative="1">
+      <w:start w:val="1"/>
+      <w:numFmt w:val="decimal"/>
+      <w:lvlText w:val="%5."/>
+      <w:lvlJc w:val="left"/>
+      <w:pPr>
+        <w:tabs>
+          <w:tab w:val="num" w:pos="3600"/>
+        </w:tabs>
+        <w:ind w:left="3600" w:hanging="360"/>
+      </w:pPr>
+    </w:lvl>
+    <w:lvl w:ilvl="5" w:tentative="1">
+      <w:start w:val="1"/>
+      <w:numFmt w:val="decimal"/>
+      <w:lvlText w:val="%6."/>
+      <w:lvlJc w:val="left"/>
+      <w:pPr>
+        <w:tabs>
+          <w:tab w:val="num" w:pos="4320"/>
+        </w:tabs>
+        <w:ind w:left="4320" w:hanging="360"/>
+      </w:pPr>
+    </w:lvl>
+    <w:lvl w:ilvl="6" w:tentative="1">
+      <w:start w:val="1"/>
+      <w:numFmt w:val="decimal"/>
+      <w:lvlText w:val="%7."/>
+      <w:lvlJc w:val="left"/>
+      <w:pPr>
+        <w:tabs>
+          <w:tab w:val="num" w:pos="5040"/>
+        </w:tabs>
+        <w:ind w:left="5040" w:hanging="360"/>
+      </w:pPr>
+    </w:lvl>
+    <w:lvl w:ilvl="7" w:tentative="1">
+      <w:start w:val="1"/>
+      <w:numFmt w:val="decimal"/>
+      <w:lvlText w:val="%8."/>
+      <w:lvlJc w:val="left"/>
+      <w:pPr>
+        <w:tabs>
+          <w:tab w:val="num" w:pos="5760"/>
+        </w:tabs>
+        <w:ind w:left="5760" w:hanging="360"/>
+      </w:pPr>
+    </w:lvl>
+    <w:lvl w:ilvl="8" w:tentative="1">
+      <w:start w:val="1"/>
+      <w:numFmt w:val="decimal"/>
+      <w:lvlText w:val="%9."/>
+      <w:lvlJc w:val="left"/>
+      <w:pPr>
+        <w:tabs>
+          <w:tab w:val="num" w:pos="6480"/>
+        </w:tabs>
+        <w:ind w:left="6480" w:hanging="360"/>
+      </w:pPr>
+    </w:lvl>
+  </w:abstractNum>
+  <w:abstractNum w:abstractNumId="68" w15:restartNumberingAfterBreak="0">
     <w:nsid w:val="31C86FCD"/>
     <w:multiLevelType w:val="hybridMultilevel"/>
     <w:tmpl w:val="AB0461DC"/>
@@ -20529,7 +24228,125 @@
       </w:rPr>
     </w:lvl>
   </w:abstractNum>
-  <w:abstractNum w:abstractNumId="59" w15:restartNumberingAfterBreak="0">
+  <w:abstractNum w:abstractNumId="69" w15:restartNumberingAfterBreak="0">
+    <w:nsid w:val="32186E0F"/>
+    <w:multiLevelType w:val="multilevel"/>
+    <w:tmpl w:val="A3A2EC68"/>
+    <w:lvl w:ilvl="0">
+      <w:start w:val="1"/>
+      <w:numFmt w:val="decimal"/>
+      <w:lvlText w:val="%1."/>
+      <w:lvlJc w:val="left"/>
+      <w:pPr>
+        <w:tabs>
+          <w:tab w:val="num" w:pos="720"/>
+        </w:tabs>
+        <w:ind w:left="720" w:hanging="360"/>
+      </w:pPr>
+      <w:rPr>
+        <w:rFonts w:hint="default"/>
+        <w:b/>
+        <w:bCs/>
+      </w:rPr>
+    </w:lvl>
+    <w:lvl w:ilvl="1" w:tentative="1">
+      <w:start w:val="1"/>
+      <w:numFmt w:val="decimal"/>
+      <w:lvlText w:val="%2."/>
+      <w:lvlJc w:val="left"/>
+      <w:pPr>
+        <w:tabs>
+          <w:tab w:val="num" w:pos="1440"/>
+        </w:tabs>
+        <w:ind w:left="1440" w:hanging="360"/>
+      </w:pPr>
+    </w:lvl>
+    <w:lvl w:ilvl="2" w:tentative="1">
+      <w:start w:val="1"/>
+      <w:numFmt w:val="decimal"/>
+      <w:lvlText w:val="%3."/>
+      <w:lvlJc w:val="left"/>
+      <w:pPr>
+        <w:tabs>
+          <w:tab w:val="num" w:pos="2160"/>
+        </w:tabs>
+        <w:ind w:left="2160" w:hanging="360"/>
+      </w:pPr>
+    </w:lvl>
+    <w:lvl w:ilvl="3" w:tentative="1">
+      <w:start w:val="1"/>
+      <w:numFmt w:val="decimal"/>
+      <w:lvlText w:val="%4."/>
+      <w:lvlJc w:val="left"/>
+      <w:pPr>
+        <w:tabs>
+          <w:tab w:val="num" w:pos="2880"/>
+        </w:tabs>
+        <w:ind w:left="2880" w:hanging="360"/>
+      </w:pPr>
+    </w:lvl>
+    <w:lvl w:ilvl="4" w:tentative="1">
+      <w:start w:val="1"/>
+      <w:numFmt w:val="decimal"/>
+      <w:lvlText w:val="%5."/>
+      <w:lvlJc w:val="left"/>
+      <w:pPr>
+        <w:tabs>
+          <w:tab w:val="num" w:pos="3600"/>
+        </w:tabs>
+        <w:ind w:left="3600" w:hanging="360"/>
+      </w:pPr>
+    </w:lvl>
+    <w:lvl w:ilvl="5" w:tentative="1">
+      <w:start w:val="1"/>
+      <w:numFmt w:val="decimal"/>
+      <w:lvlText w:val="%6."/>
+      <w:lvlJc w:val="left"/>
+      <w:pPr>
+        <w:tabs>
+          <w:tab w:val="num" w:pos="4320"/>
+        </w:tabs>
+        <w:ind w:left="4320" w:hanging="360"/>
+      </w:pPr>
+    </w:lvl>
+    <w:lvl w:ilvl="6" w:tentative="1">
+      <w:start w:val="1"/>
+      <w:numFmt w:val="decimal"/>
+      <w:lvlText w:val="%7."/>
+      <w:lvlJc w:val="left"/>
+      <w:pPr>
+        <w:tabs>
+          <w:tab w:val="num" w:pos="5040"/>
+        </w:tabs>
+        <w:ind w:left="5040" w:hanging="360"/>
+      </w:pPr>
+    </w:lvl>
+    <w:lvl w:ilvl="7" w:tentative="1">
+      <w:start w:val="1"/>
+      <w:numFmt w:val="decimal"/>
+      <w:lvlText w:val="%8."/>
+      <w:lvlJc w:val="left"/>
+      <w:pPr>
+        <w:tabs>
+          <w:tab w:val="num" w:pos="5760"/>
+        </w:tabs>
+        <w:ind w:left="5760" w:hanging="360"/>
+      </w:pPr>
+    </w:lvl>
+    <w:lvl w:ilvl="8" w:tentative="1">
+      <w:start w:val="1"/>
+      <w:numFmt w:val="decimal"/>
+      <w:lvlText w:val="%9."/>
+      <w:lvlJc w:val="left"/>
+      <w:pPr>
+        <w:tabs>
+          <w:tab w:val="num" w:pos="6480"/>
+        </w:tabs>
+        <w:ind w:left="6480" w:hanging="360"/>
+      </w:pPr>
+    </w:lvl>
+  </w:abstractNum>
+  <w:abstractNum w:abstractNumId="70" w15:restartNumberingAfterBreak="0">
     <w:nsid w:val="338A6C77"/>
     <w:multiLevelType w:val="hybridMultilevel"/>
     <w:tmpl w:val="C5C478C8"/>
@@ -20642,7 +24459,7 @@
       </w:rPr>
     </w:lvl>
   </w:abstractNum>
-  <w:abstractNum w:abstractNumId="60" w15:restartNumberingAfterBreak="0">
+  <w:abstractNum w:abstractNumId="71" w15:restartNumberingAfterBreak="0">
     <w:nsid w:val="34B371BF"/>
     <w:multiLevelType w:val="hybridMultilevel"/>
     <w:tmpl w:val="D6AC359C"/>
@@ -20755,7 +24572,7 @@
       </w:rPr>
     </w:lvl>
   </w:abstractNum>
-  <w:abstractNum w:abstractNumId="61" w15:restartNumberingAfterBreak="0">
+  <w:abstractNum w:abstractNumId="72" w15:restartNumberingAfterBreak="0">
     <w:nsid w:val="36CC5D5C"/>
     <w:multiLevelType w:val="hybridMultilevel"/>
     <w:tmpl w:val="B29A3F22"/>
@@ -20868,7 +24685,7 @@
       </w:rPr>
     </w:lvl>
   </w:abstractNum>
-  <w:abstractNum w:abstractNumId="62" w15:restartNumberingAfterBreak="0">
+  <w:abstractNum w:abstractNumId="73" w15:restartNumberingAfterBreak="0">
     <w:nsid w:val="3B65406F"/>
     <w:multiLevelType w:val="hybridMultilevel"/>
     <w:tmpl w:val="52DAD2B0"/>
@@ -20981,7 +24798,7 @@
       </w:rPr>
     </w:lvl>
   </w:abstractNum>
-  <w:abstractNum w:abstractNumId="63" w15:restartNumberingAfterBreak="0">
+  <w:abstractNum w:abstractNumId="74" w15:restartNumberingAfterBreak="0">
     <w:nsid w:val="3B9625CC"/>
     <w:multiLevelType w:val="multilevel"/>
     <w:tmpl w:val="8E2A7724"/>
@@ -21130,7 +24947,7 @@
       </w:rPr>
     </w:lvl>
   </w:abstractNum>
-  <w:abstractNum w:abstractNumId="64" w15:restartNumberingAfterBreak="0">
+  <w:abstractNum w:abstractNumId="75" w15:restartNumberingAfterBreak="0">
     <w:nsid w:val="3C0D6F4C"/>
     <w:multiLevelType w:val="multilevel"/>
     <w:tmpl w:val="4590FA26"/>
@@ -21279,7 +25096,7 @@
       </w:rPr>
     </w:lvl>
   </w:abstractNum>
-  <w:abstractNum w:abstractNumId="65" w15:restartNumberingAfterBreak="0">
+  <w:abstractNum w:abstractNumId="76" w15:restartNumberingAfterBreak="0">
     <w:nsid w:val="3C887407"/>
     <w:multiLevelType w:val="hybridMultilevel"/>
     <w:tmpl w:val="DE7611D0"/>
@@ -21392,7 +25209,156 @@
       </w:rPr>
     </w:lvl>
   </w:abstractNum>
-  <w:abstractNum w:abstractNumId="66" w15:restartNumberingAfterBreak="0">
+  <w:abstractNum w:abstractNumId="77" w15:restartNumberingAfterBreak="0">
+    <w:nsid w:val="3CD153E3"/>
+    <w:multiLevelType w:val="multilevel"/>
+    <w:tmpl w:val="F612B930"/>
+    <w:lvl w:ilvl="0">
+      <w:start w:val="1"/>
+      <w:numFmt w:val="bullet"/>
+      <w:lvlText w:val=""/>
+      <w:lvlJc w:val="left"/>
+      <w:pPr>
+        <w:tabs>
+          <w:tab w:val="num" w:pos="720"/>
+        </w:tabs>
+        <w:ind w:left="720" w:hanging="360"/>
+      </w:pPr>
+      <w:rPr>
+        <w:rFonts w:ascii="Symbol" w:hAnsi="Symbol" w:hint="default"/>
+        <w:sz w:val="20"/>
+      </w:rPr>
+    </w:lvl>
+    <w:lvl w:ilvl="1" w:tentative="1">
+      <w:start w:val="1"/>
+      <w:numFmt w:val="bullet"/>
+      <w:lvlText w:val="o"/>
+      <w:lvlJc w:val="left"/>
+      <w:pPr>
+        <w:tabs>
+          <w:tab w:val="num" w:pos="1440"/>
+        </w:tabs>
+        <w:ind w:left="1440" w:hanging="360"/>
+      </w:pPr>
+      <w:rPr>
+        <w:rFonts w:ascii="Courier New" w:hAnsi="Courier New" w:hint="default"/>
+        <w:sz w:val="20"/>
+      </w:rPr>
+    </w:lvl>
+    <w:lvl w:ilvl="2" w:tentative="1">
+      <w:start w:val="1"/>
+      <w:numFmt w:val="bullet"/>
+      <w:lvlText w:val=""/>
+      <w:lvlJc w:val="left"/>
+      <w:pPr>
+        <w:tabs>
+          <w:tab w:val="num" w:pos="2160"/>
+        </w:tabs>
+        <w:ind w:left="2160" w:hanging="360"/>
+      </w:pPr>
+      <w:rPr>
+        <w:rFonts w:ascii="Wingdings" w:hAnsi="Wingdings" w:hint="default"/>
+        <w:sz w:val="20"/>
+      </w:rPr>
+    </w:lvl>
+    <w:lvl w:ilvl="3" w:tentative="1">
+      <w:start w:val="1"/>
+      <w:numFmt w:val="bullet"/>
+      <w:lvlText w:val=""/>
+      <w:lvlJc w:val="left"/>
+      <w:pPr>
+        <w:tabs>
+          <w:tab w:val="num" w:pos="2880"/>
+        </w:tabs>
+        <w:ind w:left="2880" w:hanging="360"/>
+      </w:pPr>
+      <w:rPr>
+        <w:rFonts w:ascii="Wingdings" w:hAnsi="Wingdings" w:hint="default"/>
+        <w:sz w:val="20"/>
+      </w:rPr>
+    </w:lvl>
+    <w:lvl w:ilvl="4" w:tentative="1">
+      <w:start w:val="1"/>
+      <w:numFmt w:val="bullet"/>
+      <w:lvlText w:val=""/>
+      <w:lvlJc w:val="left"/>
+      <w:pPr>
+        <w:tabs>
+          <w:tab w:val="num" w:pos="3600"/>
+        </w:tabs>
+        <w:ind w:left="3600" w:hanging="360"/>
+      </w:pPr>
+      <w:rPr>
+        <w:rFonts w:ascii="Wingdings" w:hAnsi="Wingdings" w:hint="default"/>
+        <w:sz w:val="20"/>
+      </w:rPr>
+    </w:lvl>
+    <w:lvl w:ilvl="5" w:tentative="1">
+      <w:start w:val="1"/>
+      <w:numFmt w:val="bullet"/>
+      <w:lvlText w:val=""/>
+      <w:lvlJc w:val="left"/>
+      <w:pPr>
+        <w:tabs>
+          <w:tab w:val="num" w:pos="4320"/>
+        </w:tabs>
+        <w:ind w:left="4320" w:hanging="360"/>
+      </w:pPr>
+      <w:rPr>
+        <w:rFonts w:ascii="Wingdings" w:hAnsi="Wingdings" w:hint="default"/>
+        <w:sz w:val="20"/>
+      </w:rPr>
+    </w:lvl>
+    <w:lvl w:ilvl="6" w:tentative="1">
+      <w:start w:val="1"/>
+      <w:numFmt w:val="bullet"/>
+      <w:lvlText w:val=""/>
+      <w:lvlJc w:val="left"/>
+      <w:pPr>
+        <w:tabs>
+          <w:tab w:val="num" w:pos="5040"/>
+        </w:tabs>
+        <w:ind w:left="5040" w:hanging="360"/>
+      </w:pPr>
+      <w:rPr>
+        <w:rFonts w:ascii="Wingdings" w:hAnsi="Wingdings" w:hint="default"/>
+        <w:sz w:val="20"/>
+      </w:rPr>
+    </w:lvl>
+    <w:lvl w:ilvl="7" w:tentative="1">
+      <w:start w:val="1"/>
+      <w:numFmt w:val="bullet"/>
+      <w:lvlText w:val=""/>
+      <w:lvlJc w:val="left"/>
+      <w:pPr>
+        <w:tabs>
+          <w:tab w:val="num" w:pos="5760"/>
+        </w:tabs>
+        <w:ind w:left="5760" w:hanging="360"/>
+      </w:pPr>
+      <w:rPr>
+        <w:rFonts w:ascii="Wingdings" w:hAnsi="Wingdings" w:hint="default"/>
+        <w:sz w:val="20"/>
+      </w:rPr>
+    </w:lvl>
+    <w:lvl w:ilvl="8" w:tentative="1">
+      <w:start w:val="1"/>
+      <w:numFmt w:val="bullet"/>
+      <w:lvlText w:val=""/>
+      <w:lvlJc w:val="left"/>
+      <w:pPr>
+        <w:tabs>
+          <w:tab w:val="num" w:pos="6480"/>
+        </w:tabs>
+        <w:ind w:left="6480" w:hanging="360"/>
+      </w:pPr>
+      <w:rPr>
+        <w:rFonts w:ascii="Wingdings" w:hAnsi="Wingdings" w:hint="default"/>
+        <w:sz w:val="20"/>
+      </w:rPr>
+    </w:lvl>
+  </w:abstractNum>
+  <w:abstractNum w:abstractNumId="78" w15:restartNumberingAfterBreak="0">
     <w:nsid w:val="3D22137D"/>
     <w:multiLevelType w:val="multilevel"/>
     <w:tmpl w:val="B420AFC2"/>
@@ -21541,7 +25507,7 @@
       </w:rPr>
     </w:lvl>
   </w:abstractNum>
-  <w:abstractNum w:abstractNumId="67" w15:restartNumberingAfterBreak="0">
+  <w:abstractNum w:abstractNumId="79" w15:restartNumberingAfterBreak="0">
     <w:nsid w:val="3DF77D62"/>
     <w:multiLevelType w:val="hybridMultilevel"/>
     <w:tmpl w:val="EFC87F84"/>
@@ -21656,7 +25622,7 @@
       </w:rPr>
     </w:lvl>
   </w:abstractNum>
-  <w:abstractNum w:abstractNumId="68" w15:restartNumberingAfterBreak="0">
+  <w:abstractNum w:abstractNumId="80" w15:restartNumberingAfterBreak="0">
     <w:nsid w:val="3E2A225C"/>
     <w:multiLevelType w:val="hybridMultilevel"/>
     <w:tmpl w:val="B7CA4854"/>
@@ -21769,7 +25735,269 @@
       </w:rPr>
     </w:lvl>
   </w:abstractNum>
-  <w:abstractNum w:abstractNumId="69" w15:restartNumberingAfterBreak="0">
+  <w:abstractNum w:abstractNumId="81" w15:restartNumberingAfterBreak="0">
+    <w:nsid w:val="3F2403CB"/>
+    <w:multiLevelType w:val="multilevel"/>
+    <w:tmpl w:val="60006E04"/>
+    <w:lvl w:ilvl="0">
+      <w:start w:val="1"/>
+      <w:numFmt w:val="decimal"/>
+      <w:lvlText w:val="%1."/>
+      <w:lvlJc w:val="left"/>
+      <w:pPr>
+        <w:tabs>
+          <w:tab w:val="num" w:pos="720"/>
+        </w:tabs>
+        <w:ind w:left="720" w:hanging="360"/>
+      </w:pPr>
+    </w:lvl>
+    <w:lvl w:ilvl="1" w:tentative="1">
+      <w:start w:val="1"/>
+      <w:numFmt w:val="decimal"/>
+      <w:lvlText w:val="%2."/>
+      <w:lvlJc w:val="left"/>
+      <w:pPr>
+        <w:tabs>
+          <w:tab w:val="num" w:pos="1440"/>
+        </w:tabs>
+        <w:ind w:left="1440" w:hanging="360"/>
+      </w:pPr>
+    </w:lvl>
+    <w:lvl w:ilvl="2" w:tentative="1">
+      <w:start w:val="1"/>
+      <w:numFmt w:val="decimal"/>
+      <w:lvlText w:val="%3."/>
+      <w:lvlJc w:val="left"/>
+      <w:pPr>
+        <w:tabs>
+          <w:tab w:val="num" w:pos="2160"/>
+        </w:tabs>
+        <w:ind w:left="2160" w:hanging="360"/>
+      </w:pPr>
+    </w:lvl>
+    <w:lvl w:ilvl="3" w:tentative="1">
+      <w:start w:val="1"/>
+      <w:numFmt w:val="decimal"/>
+      <w:lvlText w:val="%4."/>
+      <w:lvlJc w:val="left"/>
+      <w:pPr>
+        <w:tabs>
+          <w:tab w:val="num" w:pos="2880"/>
+        </w:tabs>
+        <w:ind w:left="2880" w:hanging="360"/>
+      </w:pPr>
+    </w:lvl>
+    <w:lvl w:ilvl="4" w:tentative="1">
+      <w:start w:val="1"/>
+      <w:numFmt w:val="decimal"/>
+      <w:lvlText w:val="%5."/>
+      <w:lvlJc w:val="left"/>
+      <w:pPr>
+        <w:tabs>
+          <w:tab w:val="num" w:pos="3600"/>
+        </w:tabs>
+        <w:ind w:left="3600" w:hanging="360"/>
+      </w:pPr>
+    </w:lvl>
+    <w:lvl w:ilvl="5" w:tentative="1">
+      <w:start w:val="1"/>
+      <w:numFmt w:val="decimal"/>
+      <w:lvlText w:val="%6."/>
+      <w:lvlJc w:val="left"/>
+      <w:pPr>
+        <w:tabs>
+          <w:tab w:val="num" w:pos="4320"/>
+        </w:tabs>
+        <w:ind w:left="4320" w:hanging="360"/>
+      </w:pPr>
+    </w:lvl>
+    <w:lvl w:ilvl="6" w:tentative="1">
+      <w:start w:val="1"/>
+      <w:numFmt w:val="decimal"/>
+      <w:lvlText w:val="%7."/>
+      <w:lvlJc w:val="left"/>
+      <w:pPr>
+        <w:tabs>
+          <w:tab w:val="num" w:pos="5040"/>
+        </w:tabs>
+        <w:ind w:left="5040" w:hanging="360"/>
+      </w:pPr>
+    </w:lvl>
+    <w:lvl w:ilvl="7" w:tentative="1">
+      <w:start w:val="1"/>
+      <w:numFmt w:val="decimal"/>
+      <w:lvlText w:val="%8."/>
+      <w:lvlJc w:val="left"/>
+      <w:pPr>
+        <w:tabs>
+          <w:tab w:val="num" w:pos="5760"/>
+        </w:tabs>
+        <w:ind w:left="5760" w:hanging="360"/>
+      </w:pPr>
+    </w:lvl>
+    <w:lvl w:ilvl="8" w:tentative="1">
+      <w:start w:val="1"/>
+      <w:numFmt w:val="decimal"/>
+      <w:lvlText w:val="%9."/>
+      <w:lvlJc w:val="left"/>
+      <w:pPr>
+        <w:tabs>
+          <w:tab w:val="num" w:pos="6480"/>
+        </w:tabs>
+        <w:ind w:left="6480" w:hanging="360"/>
+      </w:pPr>
+    </w:lvl>
+  </w:abstractNum>
+  <w:abstractNum w:abstractNumId="82" w15:restartNumberingAfterBreak="0">
+    <w:nsid w:val="41C85A0F"/>
+    <w:multiLevelType w:val="multilevel"/>
+    <w:tmpl w:val="7EC03020"/>
+    <w:lvl w:ilvl="0">
+      <w:start w:val="1"/>
+      <w:numFmt w:val="bullet"/>
+      <w:lvlText w:val=""/>
+      <w:lvlJc w:val="left"/>
+      <w:pPr>
+        <w:tabs>
+          <w:tab w:val="num" w:pos="720"/>
+        </w:tabs>
+        <w:ind w:left="720" w:hanging="360"/>
+      </w:pPr>
+      <w:rPr>
+        <w:rFonts w:ascii="Symbol" w:hAnsi="Symbol" w:hint="default"/>
+        <w:sz w:val="20"/>
+      </w:rPr>
+    </w:lvl>
+    <w:lvl w:ilvl="1" w:tentative="1">
+      <w:start w:val="1"/>
+      <w:numFmt w:val="bullet"/>
+      <w:lvlText w:val="o"/>
+      <w:lvlJc w:val="left"/>
+      <w:pPr>
+        <w:tabs>
+          <w:tab w:val="num" w:pos="1440"/>
+        </w:tabs>
+        <w:ind w:left="1440" w:hanging="360"/>
+      </w:pPr>
+      <w:rPr>
+        <w:rFonts w:ascii="Courier New" w:hAnsi="Courier New" w:hint="default"/>
+        <w:sz w:val="20"/>
+      </w:rPr>
+    </w:lvl>
+    <w:lvl w:ilvl="2" w:tentative="1">
+      <w:start w:val="1"/>
+      <w:numFmt w:val="bullet"/>
+      <w:lvlText w:val=""/>
+      <w:lvlJc w:val="left"/>
+      <w:pPr>
+        <w:tabs>
+          <w:tab w:val="num" w:pos="2160"/>
+        </w:tabs>
+        <w:ind w:left="2160" w:hanging="360"/>
+      </w:pPr>
+      <w:rPr>
+        <w:rFonts w:ascii="Wingdings" w:hAnsi="Wingdings" w:hint="default"/>
+        <w:sz w:val="20"/>
+      </w:rPr>
+    </w:lvl>
+    <w:lvl w:ilvl="3" w:tentative="1">
+      <w:start w:val="1"/>
+      <w:numFmt w:val="bullet"/>
+      <w:lvlText w:val=""/>
+      <w:lvlJc w:val="left"/>
+      <w:pPr>
+        <w:tabs>
+          <w:tab w:val="num" w:pos="2880"/>
+        </w:tabs>
+        <w:ind w:left="2880" w:hanging="360"/>
+      </w:pPr>
+      <w:rPr>
+        <w:rFonts w:ascii="Wingdings" w:hAnsi="Wingdings" w:hint="default"/>
+        <w:sz w:val="20"/>
+      </w:rPr>
+    </w:lvl>
+    <w:lvl w:ilvl="4" w:tentative="1">
+      <w:start w:val="1"/>
+      <w:numFmt w:val="bullet"/>
+      <w:lvlText w:val=""/>
+      <w:lvlJc w:val="left"/>
+      <w:pPr>
+        <w:tabs>
+          <w:tab w:val="num" w:pos="3600"/>
+        </w:tabs>
+        <w:ind w:left="3600" w:hanging="360"/>
+      </w:pPr>
+      <w:rPr>
+        <w:rFonts w:ascii="Wingdings" w:hAnsi="Wingdings" w:hint="default"/>
+        <w:sz w:val="20"/>
+      </w:rPr>
+    </w:lvl>
+    <w:lvl w:ilvl="5" w:tentative="1">
+      <w:start w:val="1"/>
+      <w:numFmt w:val="bullet"/>
+      <w:lvlText w:val=""/>
+      <w:lvlJc w:val="left"/>
+      <w:pPr>
+        <w:tabs>
+          <w:tab w:val="num" w:pos="4320"/>
+        </w:tabs>
+        <w:ind w:left="4320" w:hanging="360"/>
+      </w:pPr>
+      <w:rPr>
+        <w:rFonts w:ascii="Wingdings" w:hAnsi="Wingdings" w:hint="default"/>
+        <w:sz w:val="20"/>
+      </w:rPr>
+    </w:lvl>
+    <w:lvl w:ilvl="6" w:tentative="1">
+      <w:start w:val="1"/>
+      <w:numFmt w:val="bullet"/>
+      <w:lvlText w:val=""/>
+      <w:lvlJc w:val="left"/>
+      <w:pPr>
+        <w:tabs>
+          <w:tab w:val="num" w:pos="5040"/>
+        </w:tabs>
+        <w:ind w:left="5040" w:hanging="360"/>
+      </w:pPr>
+      <w:rPr>
+        <w:rFonts w:ascii="Wingdings" w:hAnsi="Wingdings" w:hint="default"/>
+        <w:sz w:val="20"/>
+      </w:rPr>
+    </w:lvl>
+    <w:lvl w:ilvl="7" w:tentative="1">
+      <w:start w:val="1"/>
+      <w:numFmt w:val="bullet"/>
+      <w:lvlText w:val=""/>
+      <w:lvlJc w:val="left"/>
+      <w:pPr>
+        <w:tabs>
+          <w:tab w:val="num" w:pos="5760"/>
+        </w:tabs>
+        <w:ind w:left="5760" w:hanging="360"/>
+      </w:pPr>
+      <w:rPr>
+        <w:rFonts w:ascii="Wingdings" w:hAnsi="Wingdings" w:hint="default"/>
+        <w:sz w:val="20"/>
+      </w:rPr>
+    </w:lvl>
+    <w:lvl w:ilvl="8" w:tentative="1">
+      <w:start w:val="1"/>
+      <w:numFmt w:val="bullet"/>
+      <w:lvlText w:val=""/>
+      <w:lvlJc w:val="left"/>
+      <w:pPr>
+        <w:tabs>
+          <w:tab w:val="num" w:pos="6480"/>
+        </w:tabs>
+        <w:ind w:left="6480" w:hanging="360"/>
+      </w:pPr>
+      <w:rPr>
+        <w:rFonts w:ascii="Wingdings" w:hAnsi="Wingdings" w:hint="default"/>
+        <w:sz w:val="20"/>
+      </w:rPr>
+    </w:lvl>
+  </w:abstractNum>
+  <w:abstractNum w:abstractNumId="83" w15:restartNumberingAfterBreak="0">
     <w:nsid w:val="42237D7A"/>
     <w:multiLevelType w:val="hybridMultilevel"/>
     <w:tmpl w:val="57D6412C"/>
@@ -21882,7 +26110,7 @@
       </w:rPr>
     </w:lvl>
   </w:abstractNum>
-  <w:abstractNum w:abstractNumId="70" w15:restartNumberingAfterBreak="0">
+  <w:abstractNum w:abstractNumId="84" w15:restartNumberingAfterBreak="0">
     <w:nsid w:val="44664D71"/>
     <w:multiLevelType w:val="multilevel"/>
     <w:tmpl w:val="4590FA26"/>
@@ -22031,7 +26259,7 @@
       </w:rPr>
     </w:lvl>
   </w:abstractNum>
-  <w:abstractNum w:abstractNumId="71" w15:restartNumberingAfterBreak="0">
+  <w:abstractNum w:abstractNumId="85" w15:restartNumberingAfterBreak="0">
     <w:nsid w:val="45120700"/>
     <w:multiLevelType w:val="hybridMultilevel"/>
     <w:tmpl w:val="74A2D328"/>
@@ -22144,7 +26372,120 @@
       </w:rPr>
     </w:lvl>
   </w:abstractNum>
-  <w:abstractNum w:abstractNumId="72" w15:restartNumberingAfterBreak="0">
+  <w:abstractNum w:abstractNumId="86" w15:restartNumberingAfterBreak="0">
+    <w:nsid w:val="465E3EB9"/>
+    <w:multiLevelType w:val="hybridMultilevel"/>
+    <w:tmpl w:val="2F0C405E"/>
+    <w:lvl w:ilvl="0" w:tplc="04090001">
+      <w:start w:val="1"/>
+      <w:numFmt w:val="bullet"/>
+      <w:lvlText w:val=""/>
+      <w:lvlJc w:val="left"/>
+      <w:pPr>
+        <w:ind w:left="720" w:hanging="360"/>
+      </w:pPr>
+      <w:rPr>
+        <w:rFonts w:ascii="Symbol" w:hAnsi="Symbol" w:hint="default"/>
+      </w:rPr>
+    </w:lvl>
+    <w:lvl w:ilvl="1" w:tplc="04090003" w:tentative="1">
+      <w:start w:val="1"/>
+      <w:numFmt w:val="bullet"/>
+      <w:lvlText w:val="o"/>
+      <w:lvlJc w:val="left"/>
+      <w:pPr>
+        <w:ind w:left="1440" w:hanging="360"/>
+      </w:pPr>
+      <w:rPr>
+        <w:rFonts w:ascii="Courier New" w:hAnsi="Courier New" w:cs="Courier New" w:hint="default"/>
+      </w:rPr>
+    </w:lvl>
+    <w:lvl w:ilvl="2" w:tplc="04090005" w:tentative="1">
+      <w:start w:val="1"/>
+      <w:numFmt w:val="bullet"/>
+      <w:lvlText w:val=""/>
+      <w:lvlJc w:val="left"/>
+      <w:pPr>
+        <w:ind w:left="2160" w:hanging="360"/>
+      </w:pPr>
+      <w:rPr>
+        <w:rFonts w:ascii="Wingdings" w:hAnsi="Wingdings" w:hint="default"/>
+      </w:rPr>
+    </w:lvl>
+    <w:lvl w:ilvl="3" w:tplc="04090001" w:tentative="1">
+      <w:start w:val="1"/>
+      <w:numFmt w:val="bullet"/>
+      <w:lvlText w:val=""/>
+      <w:lvlJc w:val="left"/>
+      <w:pPr>
+        <w:ind w:left="2880" w:hanging="360"/>
+      </w:pPr>
+      <w:rPr>
+        <w:rFonts w:ascii="Symbol" w:hAnsi="Symbol" w:hint="default"/>
+      </w:rPr>
+    </w:lvl>
+    <w:lvl w:ilvl="4" w:tplc="04090003" w:tentative="1">
+      <w:start w:val="1"/>
+      <w:numFmt w:val="bullet"/>
+      <w:lvlText w:val="o"/>
+      <w:lvlJc w:val="left"/>
+      <w:pPr>
+        <w:ind w:left="3600" w:hanging="360"/>
+      </w:pPr>
+      <w:rPr>
+        <w:rFonts w:ascii="Courier New" w:hAnsi="Courier New" w:cs="Courier New" w:hint="default"/>
+      </w:rPr>
+    </w:lvl>
+    <w:lvl w:ilvl="5" w:tplc="04090005" w:tentative="1">
+      <w:start w:val="1"/>
+      <w:numFmt w:val="bullet"/>
+      <w:lvlText w:val=""/>
+      <w:lvlJc w:val="left"/>
+      <w:pPr>
+        <w:ind w:left="4320" w:hanging="360"/>
+      </w:pPr>
+      <w:rPr>
+        <w:rFonts w:ascii="Wingdings" w:hAnsi="Wingdings" w:hint="default"/>
+      </w:rPr>
+    </w:lvl>
+    <w:lvl w:ilvl="6" w:tplc="04090001" w:tentative="1">
+      <w:start w:val="1"/>
+      <w:numFmt w:val="bullet"/>
+      <w:lvlText w:val=""/>
+      <w:lvlJc w:val="left"/>
+      <w:pPr>
+        <w:ind w:left="5040" w:hanging="360"/>
+      </w:pPr>
+      <w:rPr>
+        <w:rFonts w:ascii="Symbol" w:hAnsi="Symbol" w:hint="default"/>
+      </w:rPr>
+    </w:lvl>
+    <w:lvl w:ilvl="7" w:tplc="04090003" w:tentative="1">
+      <w:start w:val="1"/>
+      <w:numFmt w:val="bullet"/>
+      <w:lvlText w:val="o"/>
+      <w:lvlJc w:val="left"/>
+      <w:pPr>
+        <w:ind w:left="5760" w:hanging="360"/>
+      </w:pPr>
+      <w:rPr>
+        <w:rFonts w:ascii="Courier New" w:hAnsi="Courier New" w:cs="Courier New" w:hint="default"/>
+      </w:rPr>
+    </w:lvl>
+    <w:lvl w:ilvl="8" w:tplc="04090005" w:tentative="1">
+      <w:start w:val="1"/>
+      <w:numFmt w:val="bullet"/>
+      <w:lvlText w:val=""/>
+      <w:lvlJc w:val="left"/>
+      <w:pPr>
+        <w:ind w:left="6480" w:hanging="360"/>
+      </w:pPr>
+      <w:rPr>
+        <w:rFonts w:ascii="Wingdings" w:hAnsi="Wingdings" w:hint="default"/>
+      </w:rPr>
+    </w:lvl>
+  </w:abstractNum>
+  <w:abstractNum w:abstractNumId="87" w15:restartNumberingAfterBreak="0">
     <w:nsid w:val="46FD1724"/>
     <w:multiLevelType w:val="multilevel"/>
     <w:tmpl w:val="E55EE774"/>
@@ -22293,7 +26634,7 @@
       </w:rPr>
     </w:lvl>
   </w:abstractNum>
-  <w:abstractNum w:abstractNumId="73" w15:restartNumberingAfterBreak="0">
+  <w:abstractNum w:abstractNumId="88" w15:restartNumberingAfterBreak="0">
     <w:nsid w:val="480F2371"/>
     <w:multiLevelType w:val="hybridMultilevel"/>
     <w:tmpl w:val="D57C8F8E"/>
@@ -22406,7 +26747,7 @@
       </w:rPr>
     </w:lvl>
   </w:abstractNum>
-  <w:abstractNum w:abstractNumId="74" w15:restartNumberingAfterBreak="0">
+  <w:abstractNum w:abstractNumId="89" w15:restartNumberingAfterBreak="0">
     <w:nsid w:val="4813359B"/>
     <w:multiLevelType w:val="hybridMultilevel"/>
     <w:tmpl w:val="750CE350"/>
@@ -22519,7 +26860,120 @@
       </w:rPr>
     </w:lvl>
   </w:abstractNum>
-  <w:abstractNum w:abstractNumId="75" w15:restartNumberingAfterBreak="0">
+  <w:abstractNum w:abstractNumId="90" w15:restartNumberingAfterBreak="0">
+    <w:nsid w:val="4B0133E3"/>
+    <w:multiLevelType w:val="hybridMultilevel"/>
+    <w:tmpl w:val="ABFEAB48"/>
+    <w:lvl w:ilvl="0" w:tplc="04090001">
+      <w:start w:val="1"/>
+      <w:numFmt w:val="bullet"/>
+      <w:lvlText w:val=""/>
+      <w:lvlJc w:val="left"/>
+      <w:pPr>
+        <w:ind w:left="720" w:hanging="360"/>
+      </w:pPr>
+      <w:rPr>
+        <w:rFonts w:ascii="Symbol" w:hAnsi="Symbol" w:hint="default"/>
+      </w:rPr>
+    </w:lvl>
+    <w:lvl w:ilvl="1" w:tplc="04090003" w:tentative="1">
+      <w:start w:val="1"/>
+      <w:numFmt w:val="bullet"/>
+      <w:lvlText w:val="o"/>
+      <w:lvlJc w:val="left"/>
+      <w:pPr>
+        <w:ind w:left="1440" w:hanging="360"/>
+      </w:pPr>
+      <w:rPr>
+        <w:rFonts w:ascii="Courier New" w:hAnsi="Courier New" w:cs="Courier New" w:hint="default"/>
+      </w:rPr>
+    </w:lvl>
+    <w:lvl w:ilvl="2" w:tplc="04090005" w:tentative="1">
+      <w:start w:val="1"/>
+      <w:numFmt w:val="bullet"/>
+      <w:lvlText w:val=""/>
+      <w:lvlJc w:val="left"/>
+      <w:pPr>
+        <w:ind w:left="2160" w:hanging="360"/>
+      </w:pPr>
+      <w:rPr>
+        <w:rFonts w:ascii="Wingdings" w:hAnsi="Wingdings" w:hint="default"/>
+      </w:rPr>
+    </w:lvl>
+    <w:lvl w:ilvl="3" w:tplc="04090001" w:tentative="1">
+      <w:start w:val="1"/>
+      <w:numFmt w:val="bullet"/>
+      <w:lvlText w:val=""/>
+      <w:lvlJc w:val="left"/>
+      <w:pPr>
+        <w:ind w:left="2880" w:hanging="360"/>
+      </w:pPr>
+      <w:rPr>
+        <w:rFonts w:ascii="Symbol" w:hAnsi="Symbol" w:hint="default"/>
+      </w:rPr>
+    </w:lvl>
+    <w:lvl w:ilvl="4" w:tplc="04090003" w:tentative="1">
+      <w:start w:val="1"/>
+      <w:numFmt w:val="bullet"/>
+      <w:lvlText w:val="o"/>
+      <w:lvlJc w:val="left"/>
+      <w:pPr>
+        <w:ind w:left="3600" w:hanging="360"/>
+      </w:pPr>
+      <w:rPr>
+        <w:rFonts w:ascii="Courier New" w:hAnsi="Courier New" w:cs="Courier New" w:hint="default"/>
+      </w:rPr>
+    </w:lvl>
+    <w:lvl w:ilvl="5" w:tplc="04090005" w:tentative="1">
+      <w:start w:val="1"/>
+      <w:numFmt w:val="bullet"/>
+      <w:lvlText w:val=""/>
+      <w:lvlJc w:val="left"/>
+      <w:pPr>
+        <w:ind w:left="4320" w:hanging="360"/>
+      </w:pPr>
+      <w:rPr>
+        <w:rFonts w:ascii="Wingdings" w:hAnsi="Wingdings" w:hint="default"/>
+      </w:rPr>
+    </w:lvl>
+    <w:lvl w:ilvl="6" w:tplc="04090001" w:tentative="1">
+      <w:start w:val="1"/>
+      <w:numFmt w:val="bullet"/>
+      <w:lvlText w:val=""/>
+      <w:lvlJc w:val="left"/>
+      <w:pPr>
+        <w:ind w:left="5040" w:hanging="360"/>
+      </w:pPr>
+      <w:rPr>
+        <w:rFonts w:ascii="Symbol" w:hAnsi="Symbol" w:hint="default"/>
+      </w:rPr>
+    </w:lvl>
+    <w:lvl w:ilvl="7" w:tplc="04090003" w:tentative="1">
+      <w:start w:val="1"/>
+      <w:numFmt w:val="bullet"/>
+      <w:lvlText w:val="o"/>
+      <w:lvlJc w:val="left"/>
+      <w:pPr>
+        <w:ind w:left="5760" w:hanging="360"/>
+      </w:pPr>
+      <w:rPr>
+        <w:rFonts w:ascii="Courier New" w:hAnsi="Courier New" w:cs="Courier New" w:hint="default"/>
+      </w:rPr>
+    </w:lvl>
+    <w:lvl w:ilvl="8" w:tplc="04090005" w:tentative="1">
+      <w:start w:val="1"/>
+      <w:numFmt w:val="bullet"/>
+      <w:lvlText w:val=""/>
+      <w:lvlJc w:val="left"/>
+      <w:pPr>
+        <w:ind w:left="6480" w:hanging="360"/>
+      </w:pPr>
+      <w:rPr>
+        <w:rFonts w:ascii="Wingdings" w:hAnsi="Wingdings" w:hint="default"/>
+      </w:rPr>
+    </w:lvl>
+  </w:abstractNum>
+  <w:abstractNum w:abstractNumId="91" w15:restartNumberingAfterBreak="0">
     <w:nsid w:val="4B390B4C"/>
     <w:multiLevelType w:val="hybridMultilevel"/>
     <w:tmpl w:val="363C014A"/>
@@ -22632,7 +27086,7 @@
       </w:rPr>
     </w:lvl>
   </w:abstractNum>
-  <w:abstractNum w:abstractNumId="76" w15:restartNumberingAfterBreak="0">
+  <w:abstractNum w:abstractNumId="92" w15:restartNumberingAfterBreak="0">
     <w:nsid w:val="4BA07807"/>
     <w:multiLevelType w:val="hybridMultilevel"/>
     <w:tmpl w:val="D4EE6ABC"/>
@@ -22745,7 +27199,7 @@
       </w:rPr>
     </w:lvl>
   </w:abstractNum>
-  <w:abstractNum w:abstractNumId="77" w15:restartNumberingAfterBreak="0">
+  <w:abstractNum w:abstractNumId="93" w15:restartNumberingAfterBreak="0">
     <w:nsid w:val="4D3F29E4"/>
     <w:multiLevelType w:val="multilevel"/>
     <w:tmpl w:val="9A52B74C"/>
@@ -22894,7 +27348,7 @@
       </w:rPr>
     </w:lvl>
   </w:abstractNum>
-  <w:abstractNum w:abstractNumId="78" w15:restartNumberingAfterBreak="0">
+  <w:abstractNum w:abstractNumId="94" w15:restartNumberingAfterBreak="0">
     <w:nsid w:val="4D5624F2"/>
     <w:multiLevelType w:val="hybridMultilevel"/>
     <w:tmpl w:val="0304169A"/>
@@ -23007,7 +27461,7 @@
       </w:rPr>
     </w:lvl>
   </w:abstractNum>
-  <w:abstractNum w:abstractNumId="79" w15:restartNumberingAfterBreak="0">
+  <w:abstractNum w:abstractNumId="95" w15:restartNumberingAfterBreak="0">
     <w:nsid w:val="4DA326EF"/>
     <w:multiLevelType w:val="hybridMultilevel"/>
     <w:tmpl w:val="B8C88642"/>
@@ -23120,7 +27574,7 @@
       </w:rPr>
     </w:lvl>
   </w:abstractNum>
-  <w:abstractNum w:abstractNumId="80" w15:restartNumberingAfterBreak="0">
+  <w:abstractNum w:abstractNumId="96" w15:restartNumberingAfterBreak="0">
     <w:nsid w:val="4DCA12C4"/>
     <w:multiLevelType w:val="hybridMultilevel"/>
     <w:tmpl w:val="3B1CED9C"/>
@@ -23233,7 +27687,7 @@
       </w:rPr>
     </w:lvl>
   </w:abstractNum>
-  <w:abstractNum w:abstractNumId="81" w15:restartNumberingAfterBreak="0">
+  <w:abstractNum w:abstractNumId="97" w15:restartNumberingAfterBreak="0">
     <w:nsid w:val="4E345FF5"/>
     <w:multiLevelType w:val="hybridMultilevel"/>
     <w:tmpl w:val="219CB9F6"/>
@@ -23346,7 +27800,7 @@
       </w:rPr>
     </w:lvl>
   </w:abstractNum>
-  <w:abstractNum w:abstractNumId="82" w15:restartNumberingAfterBreak="0">
+  <w:abstractNum w:abstractNumId="98" w15:restartNumberingAfterBreak="0">
     <w:nsid w:val="4E695EE8"/>
     <w:multiLevelType w:val="hybridMultilevel"/>
     <w:tmpl w:val="46465B7C"/>
@@ -23459,7 +27913,7 @@
       </w:rPr>
     </w:lvl>
   </w:abstractNum>
-  <w:abstractNum w:abstractNumId="83" w15:restartNumberingAfterBreak="0">
+  <w:abstractNum w:abstractNumId="99" w15:restartNumberingAfterBreak="0">
     <w:nsid w:val="4FDF5A5B"/>
     <w:multiLevelType w:val="hybridMultilevel"/>
     <w:tmpl w:val="6236405C"/>
@@ -23572,7 +28026,7 @@
       </w:rPr>
     </w:lvl>
   </w:abstractNum>
-  <w:abstractNum w:abstractNumId="84" w15:restartNumberingAfterBreak="0">
+  <w:abstractNum w:abstractNumId="100" w15:restartNumberingAfterBreak="0">
     <w:nsid w:val="50965E98"/>
     <w:multiLevelType w:val="hybridMultilevel"/>
     <w:tmpl w:val="4B00C2AA"/>
@@ -23685,7 +28139,7 @@
       </w:rPr>
     </w:lvl>
   </w:abstractNum>
-  <w:abstractNum w:abstractNumId="85" w15:restartNumberingAfterBreak="0">
+  <w:abstractNum w:abstractNumId="101" w15:restartNumberingAfterBreak="0">
     <w:nsid w:val="50A22354"/>
     <w:multiLevelType w:val="multilevel"/>
     <w:tmpl w:val="4590FA26"/>
@@ -23834,7 +28288,7 @@
       </w:rPr>
     </w:lvl>
   </w:abstractNum>
-  <w:abstractNum w:abstractNumId="86" w15:restartNumberingAfterBreak="0">
+  <w:abstractNum w:abstractNumId="102" w15:restartNumberingAfterBreak="0">
     <w:nsid w:val="51475735"/>
     <w:multiLevelType w:val="hybridMultilevel"/>
     <w:tmpl w:val="0EC885A0"/>
@@ -23947,7 +28401,7 @@
       </w:rPr>
     </w:lvl>
   </w:abstractNum>
-  <w:abstractNum w:abstractNumId="87" w15:restartNumberingAfterBreak="0">
+  <w:abstractNum w:abstractNumId="103" w15:restartNumberingAfterBreak="0">
     <w:nsid w:val="51741E6C"/>
     <w:multiLevelType w:val="hybridMultilevel"/>
     <w:tmpl w:val="6E46FFC0"/>
@@ -24060,7 +28514,7 @@
       </w:rPr>
     </w:lvl>
   </w:abstractNum>
-  <w:abstractNum w:abstractNumId="88" w15:restartNumberingAfterBreak="0">
+  <w:abstractNum w:abstractNumId="104" w15:restartNumberingAfterBreak="0">
     <w:nsid w:val="54047374"/>
     <w:multiLevelType w:val="multilevel"/>
     <w:tmpl w:val="4590FA26"/>
@@ -24209,7 +28663,7 @@
       </w:rPr>
     </w:lvl>
   </w:abstractNum>
-  <w:abstractNum w:abstractNumId="89" w15:restartNumberingAfterBreak="0">
+  <w:abstractNum w:abstractNumId="105" w15:restartNumberingAfterBreak="0">
     <w:nsid w:val="54325A4F"/>
     <w:multiLevelType w:val="multilevel"/>
     <w:tmpl w:val="8D50DD5C"/>
@@ -24358,7 +28812,7 @@
       </w:rPr>
     </w:lvl>
   </w:abstractNum>
-  <w:abstractNum w:abstractNumId="90" w15:restartNumberingAfterBreak="0">
+  <w:abstractNum w:abstractNumId="106" w15:restartNumberingAfterBreak="0">
     <w:nsid w:val="54592443"/>
     <w:multiLevelType w:val="multilevel"/>
     <w:tmpl w:val="9B1ACD32"/>
@@ -24507,7 +28961,7 @@
       </w:rPr>
     </w:lvl>
   </w:abstractNum>
-  <w:abstractNum w:abstractNumId="91" w15:restartNumberingAfterBreak="0">
+  <w:abstractNum w:abstractNumId="107" w15:restartNumberingAfterBreak="0">
     <w:nsid w:val="55667FD6"/>
     <w:multiLevelType w:val="hybridMultilevel"/>
     <w:tmpl w:val="A07AEC72"/>
@@ -24620,7 +29074,7 @@
       </w:rPr>
     </w:lvl>
   </w:abstractNum>
-  <w:abstractNum w:abstractNumId="92" w15:restartNumberingAfterBreak="0">
+  <w:abstractNum w:abstractNumId="108" w15:restartNumberingAfterBreak="0">
     <w:nsid w:val="56ED0891"/>
     <w:multiLevelType w:val="hybridMultilevel"/>
     <w:tmpl w:val="8EDE52F6"/>
@@ -24733,7 +29187,125 @@
       </w:rPr>
     </w:lvl>
   </w:abstractNum>
-  <w:abstractNum w:abstractNumId="93" w15:restartNumberingAfterBreak="0">
+  <w:abstractNum w:abstractNumId="109" w15:restartNumberingAfterBreak="0">
+    <w:nsid w:val="57FA5B94"/>
+    <w:multiLevelType w:val="multilevel"/>
+    <w:tmpl w:val="C03072AA"/>
+    <w:lvl w:ilvl="0">
+      <w:start w:val="1"/>
+      <w:numFmt w:val="bullet"/>
+      <w:lvlText w:val=""/>
+      <w:lvlJc w:val="left"/>
+      <w:pPr>
+        <w:tabs>
+          <w:tab w:val="num" w:pos="720"/>
+        </w:tabs>
+        <w:ind w:left="720" w:hanging="360"/>
+      </w:pPr>
+      <w:rPr>
+        <w:rFonts w:ascii="Symbol" w:hAnsi="Symbol" w:hint="default"/>
+        <w:b/>
+        <w:bCs/>
+      </w:rPr>
+    </w:lvl>
+    <w:lvl w:ilvl="1" w:tentative="1">
+      <w:start w:val="1"/>
+      <w:numFmt w:val="decimal"/>
+      <w:lvlText w:val="%2."/>
+      <w:lvlJc w:val="left"/>
+      <w:pPr>
+        <w:tabs>
+          <w:tab w:val="num" w:pos="1440"/>
+        </w:tabs>
+        <w:ind w:left="1440" w:hanging="360"/>
+      </w:pPr>
+    </w:lvl>
+    <w:lvl w:ilvl="2" w:tentative="1">
+      <w:start w:val="1"/>
+      <w:numFmt w:val="decimal"/>
+      <w:lvlText w:val="%3."/>
+      <w:lvlJc w:val="left"/>
+      <w:pPr>
+        <w:tabs>
+          <w:tab w:val="num" w:pos="2160"/>
+        </w:tabs>
+        <w:ind w:left="2160" w:hanging="360"/>
+      </w:pPr>
+    </w:lvl>
+    <w:lvl w:ilvl="3" w:tentative="1">
+      <w:start w:val="1"/>
+      <w:numFmt w:val="decimal"/>
+      <w:lvlText w:val="%4."/>
+      <w:lvlJc w:val="left"/>
+      <w:pPr>
+        <w:tabs>
+          <w:tab w:val="num" w:pos="2880"/>
+        </w:tabs>
+        <w:ind w:left="2880" w:hanging="360"/>
+      </w:pPr>
+    </w:lvl>
+    <w:lvl w:ilvl="4" w:tentative="1">
+      <w:start w:val="1"/>
+      <w:numFmt w:val="decimal"/>
+      <w:lvlText w:val="%5."/>
+      <w:lvlJc w:val="left"/>
+      <w:pPr>
+        <w:tabs>
+          <w:tab w:val="num" w:pos="3600"/>
+        </w:tabs>
+        <w:ind w:left="3600" w:hanging="360"/>
+      </w:pPr>
+    </w:lvl>
+    <w:lvl w:ilvl="5" w:tentative="1">
+      <w:start w:val="1"/>
+      <w:numFmt w:val="decimal"/>
+      <w:lvlText w:val="%6."/>
+      <w:lvlJc w:val="left"/>
+      <w:pPr>
+        <w:tabs>
+          <w:tab w:val="num" w:pos="4320"/>
+        </w:tabs>
+        <w:ind w:left="4320" w:hanging="360"/>
+      </w:pPr>
+    </w:lvl>
+    <w:lvl w:ilvl="6" w:tentative="1">
+      <w:start w:val="1"/>
+      <w:numFmt w:val="decimal"/>
+      <w:lvlText w:val="%7."/>
+      <w:lvlJc w:val="left"/>
+      <w:pPr>
+        <w:tabs>
+          <w:tab w:val="num" w:pos="5040"/>
+        </w:tabs>
+        <w:ind w:left="5040" w:hanging="360"/>
+      </w:pPr>
+    </w:lvl>
+    <w:lvl w:ilvl="7" w:tentative="1">
+      <w:start w:val="1"/>
+      <w:numFmt w:val="decimal"/>
+      <w:lvlText w:val="%8."/>
+      <w:lvlJc w:val="left"/>
+      <w:pPr>
+        <w:tabs>
+          <w:tab w:val="num" w:pos="5760"/>
+        </w:tabs>
+        <w:ind w:left="5760" w:hanging="360"/>
+      </w:pPr>
+    </w:lvl>
+    <w:lvl w:ilvl="8" w:tentative="1">
+      <w:start w:val="1"/>
+      <w:numFmt w:val="decimal"/>
+      <w:lvlText w:val="%9."/>
+      <w:lvlJc w:val="left"/>
+      <w:pPr>
+        <w:tabs>
+          <w:tab w:val="num" w:pos="6480"/>
+        </w:tabs>
+        <w:ind w:left="6480" w:hanging="360"/>
+      </w:pPr>
+    </w:lvl>
+  </w:abstractNum>
+  <w:abstractNum w:abstractNumId="110" w15:restartNumberingAfterBreak="0">
     <w:nsid w:val="58852DFA"/>
     <w:multiLevelType w:val="multilevel"/>
     <w:tmpl w:val="ADD0801E"/>
@@ -24882,7 +29454,7 @@
       </w:rPr>
     </w:lvl>
   </w:abstractNum>
-  <w:abstractNum w:abstractNumId="94" w15:restartNumberingAfterBreak="0">
+  <w:abstractNum w:abstractNumId="111" w15:restartNumberingAfterBreak="0">
     <w:nsid w:val="5B8F49B0"/>
     <w:multiLevelType w:val="multilevel"/>
     <w:tmpl w:val="FBF82620"/>
@@ -25007,7 +29579,7 @@
       </w:pPr>
     </w:lvl>
   </w:abstractNum>
-  <w:abstractNum w:abstractNumId="95" w15:restartNumberingAfterBreak="0">
+  <w:abstractNum w:abstractNumId="112" w15:restartNumberingAfterBreak="0">
     <w:nsid w:val="5C5B610E"/>
     <w:multiLevelType w:val="multilevel"/>
     <w:tmpl w:val="0C046416"/>
@@ -25124,7 +29696,7 @@
       </w:pPr>
     </w:lvl>
   </w:abstractNum>
-  <w:abstractNum w:abstractNumId="96" w15:restartNumberingAfterBreak="0">
+  <w:abstractNum w:abstractNumId="113" w15:restartNumberingAfterBreak="0">
     <w:nsid w:val="5DDD3B30"/>
     <w:multiLevelType w:val="multilevel"/>
     <w:tmpl w:val="E29048AA"/>
@@ -25273,7 +29845,7 @@
       </w:rPr>
     </w:lvl>
   </w:abstractNum>
-  <w:abstractNum w:abstractNumId="97" w15:restartNumberingAfterBreak="0">
+  <w:abstractNum w:abstractNumId="114" w15:restartNumberingAfterBreak="0">
     <w:nsid w:val="5DF550C3"/>
     <w:multiLevelType w:val="hybridMultilevel"/>
     <w:tmpl w:val="11788E4C"/>
@@ -25386,7 +29958,7 @@
       </w:rPr>
     </w:lvl>
   </w:abstractNum>
-  <w:abstractNum w:abstractNumId="98" w15:restartNumberingAfterBreak="0">
+  <w:abstractNum w:abstractNumId="115" w15:restartNumberingAfterBreak="0">
     <w:nsid w:val="5E814B47"/>
     <w:multiLevelType w:val="hybridMultilevel"/>
     <w:tmpl w:val="62E69B94"/>
@@ -25499,7 +30071,7 @@
       </w:rPr>
     </w:lvl>
   </w:abstractNum>
-  <w:abstractNum w:abstractNumId="99" w15:restartNumberingAfterBreak="0">
+  <w:abstractNum w:abstractNumId="116" w15:restartNumberingAfterBreak="0">
     <w:nsid w:val="601C6E83"/>
     <w:multiLevelType w:val="multilevel"/>
     <w:tmpl w:val="4590FA26"/>
@@ -25648,7 +30220,7 @@
       </w:rPr>
     </w:lvl>
   </w:abstractNum>
-  <w:abstractNum w:abstractNumId="100" w15:restartNumberingAfterBreak="0">
+  <w:abstractNum w:abstractNumId="117" w15:restartNumberingAfterBreak="0">
     <w:nsid w:val="60B952E5"/>
     <w:multiLevelType w:val="multilevel"/>
     <w:tmpl w:val="CC5ED95E"/>
@@ -25765,7 +30337,7 @@
       </w:pPr>
     </w:lvl>
   </w:abstractNum>
-  <w:abstractNum w:abstractNumId="101" w15:restartNumberingAfterBreak="0">
+  <w:abstractNum w:abstractNumId="118" w15:restartNumberingAfterBreak="0">
     <w:nsid w:val="61D1696D"/>
     <w:multiLevelType w:val="hybridMultilevel"/>
     <w:tmpl w:val="A7028CCC"/>
@@ -25878,7 +30450,7 @@
       </w:rPr>
     </w:lvl>
   </w:abstractNum>
-  <w:abstractNum w:abstractNumId="102" w15:restartNumberingAfterBreak="0">
+  <w:abstractNum w:abstractNumId="119" w15:restartNumberingAfterBreak="0">
     <w:nsid w:val="62540605"/>
     <w:multiLevelType w:val="hybridMultilevel"/>
     <w:tmpl w:val="BFE09F6E"/>
@@ -25991,7 +30563,7 @@
       </w:rPr>
     </w:lvl>
   </w:abstractNum>
-  <w:abstractNum w:abstractNumId="103" w15:restartNumberingAfterBreak="0">
+  <w:abstractNum w:abstractNumId="120" w15:restartNumberingAfterBreak="0">
     <w:nsid w:val="64387E64"/>
     <w:multiLevelType w:val="multilevel"/>
     <w:tmpl w:val="25489C4C"/>
@@ -26140,7 +30712,7 @@
       </w:rPr>
     </w:lvl>
   </w:abstractNum>
-  <w:abstractNum w:abstractNumId="104" w15:restartNumberingAfterBreak="0">
+  <w:abstractNum w:abstractNumId="121" w15:restartNumberingAfterBreak="0">
     <w:nsid w:val="644E4263"/>
     <w:multiLevelType w:val="multilevel"/>
     <w:tmpl w:val="4590FA26"/>
@@ -26289,7 +30861,7 @@
       </w:rPr>
     </w:lvl>
   </w:abstractNum>
-  <w:abstractNum w:abstractNumId="105" w15:restartNumberingAfterBreak="0">
+  <w:abstractNum w:abstractNumId="122" w15:restartNumberingAfterBreak="0">
     <w:nsid w:val="64623EF2"/>
     <w:multiLevelType w:val="hybridMultilevel"/>
     <w:tmpl w:val="0AE8CA3E"/>
@@ -26402,7 +30974,7 @@
       </w:rPr>
     </w:lvl>
   </w:abstractNum>
-  <w:abstractNum w:abstractNumId="106" w15:restartNumberingAfterBreak="0">
+  <w:abstractNum w:abstractNumId="123" w15:restartNumberingAfterBreak="0">
     <w:nsid w:val="65D44601"/>
     <w:multiLevelType w:val="hybridMultilevel"/>
     <w:tmpl w:val="C7EAD9DC"/>
@@ -26515,7 +31087,7 @@
       </w:rPr>
     </w:lvl>
   </w:abstractNum>
-  <w:abstractNum w:abstractNumId="107" w15:restartNumberingAfterBreak="0">
+  <w:abstractNum w:abstractNumId="124" w15:restartNumberingAfterBreak="0">
     <w:nsid w:val="66620E1D"/>
     <w:multiLevelType w:val="hybridMultilevel"/>
     <w:tmpl w:val="54AE0A18"/>
@@ -26628,7 +31200,7 @@
       </w:rPr>
     </w:lvl>
   </w:abstractNum>
-  <w:abstractNum w:abstractNumId="108" w15:restartNumberingAfterBreak="0">
+  <w:abstractNum w:abstractNumId="125" w15:restartNumberingAfterBreak="0">
     <w:nsid w:val="66C02376"/>
     <w:multiLevelType w:val="hybridMultilevel"/>
     <w:tmpl w:val="335CA1D2"/>
@@ -26741,7 +31313,7 @@
       </w:rPr>
     </w:lvl>
   </w:abstractNum>
-  <w:abstractNum w:abstractNumId="109" w15:restartNumberingAfterBreak="0">
+  <w:abstractNum w:abstractNumId="126" w15:restartNumberingAfterBreak="0">
     <w:nsid w:val="67032818"/>
     <w:multiLevelType w:val="hybridMultilevel"/>
     <w:tmpl w:val="BEC06EF4"/>
@@ -26854,7 +31426,7 @@
       </w:rPr>
     </w:lvl>
   </w:abstractNum>
-  <w:abstractNum w:abstractNumId="110" w15:restartNumberingAfterBreak="0">
+  <w:abstractNum w:abstractNumId="127" w15:restartNumberingAfterBreak="0">
     <w:nsid w:val="67CC586B"/>
     <w:multiLevelType w:val="hybridMultilevel"/>
     <w:tmpl w:val="9B52122E"/>
@@ -26967,7 +31539,7 @@
       </w:rPr>
     </w:lvl>
   </w:abstractNum>
-  <w:abstractNum w:abstractNumId="111" w15:restartNumberingAfterBreak="0">
+  <w:abstractNum w:abstractNumId="128" w15:restartNumberingAfterBreak="0">
     <w:nsid w:val="69A950AF"/>
     <w:multiLevelType w:val="hybridMultilevel"/>
     <w:tmpl w:val="1BC6F088"/>
@@ -27080,7 +31652,7 @@
       </w:rPr>
     </w:lvl>
   </w:abstractNum>
-  <w:abstractNum w:abstractNumId="112" w15:restartNumberingAfterBreak="0">
+  <w:abstractNum w:abstractNumId="129" w15:restartNumberingAfterBreak="0">
     <w:nsid w:val="6A3A7704"/>
     <w:multiLevelType w:val="hybridMultilevel"/>
     <w:tmpl w:val="5D784D04"/>
@@ -27193,7 +31765,7 @@
       </w:rPr>
     </w:lvl>
   </w:abstractNum>
-  <w:abstractNum w:abstractNumId="113" w15:restartNumberingAfterBreak="0">
+  <w:abstractNum w:abstractNumId="130" w15:restartNumberingAfterBreak="0">
     <w:nsid w:val="6A4C28BE"/>
     <w:multiLevelType w:val="hybridMultilevel"/>
     <w:tmpl w:val="5776A40E"/>
@@ -27306,7 +31878,7 @@
       </w:rPr>
     </w:lvl>
   </w:abstractNum>
-  <w:abstractNum w:abstractNumId="114" w15:restartNumberingAfterBreak="0">
+  <w:abstractNum w:abstractNumId="131" w15:restartNumberingAfterBreak="0">
     <w:nsid w:val="6B9A366F"/>
     <w:multiLevelType w:val="multilevel"/>
     <w:tmpl w:val="E52E9D86"/>
@@ -27455,7 +32027,7 @@
       </w:rPr>
     </w:lvl>
   </w:abstractNum>
-  <w:abstractNum w:abstractNumId="115" w15:restartNumberingAfterBreak="0">
+  <w:abstractNum w:abstractNumId="132" w15:restartNumberingAfterBreak="0">
     <w:nsid w:val="6CAE1F0B"/>
     <w:multiLevelType w:val="multilevel"/>
     <w:tmpl w:val="47F88D32"/>
@@ -27604,7 +32176,120 @@
       </w:rPr>
     </w:lvl>
   </w:abstractNum>
-  <w:abstractNum w:abstractNumId="116" w15:restartNumberingAfterBreak="0">
+  <w:abstractNum w:abstractNumId="133" w15:restartNumberingAfterBreak="0">
+    <w:nsid w:val="6E7F3F73"/>
+    <w:multiLevelType w:val="hybridMultilevel"/>
+    <w:tmpl w:val="EACE6878"/>
+    <w:lvl w:ilvl="0" w:tplc="04090001">
+      <w:start w:val="1"/>
+      <w:numFmt w:val="bullet"/>
+      <w:lvlText w:val=""/>
+      <w:lvlJc w:val="left"/>
+      <w:pPr>
+        <w:ind w:left="720" w:hanging="360"/>
+      </w:pPr>
+      <w:rPr>
+        <w:rFonts w:ascii="Symbol" w:hAnsi="Symbol" w:hint="default"/>
+      </w:rPr>
+    </w:lvl>
+    <w:lvl w:ilvl="1" w:tplc="04090003" w:tentative="1">
+      <w:start w:val="1"/>
+      <w:numFmt w:val="bullet"/>
+      <w:lvlText w:val="o"/>
+      <w:lvlJc w:val="left"/>
+      <w:pPr>
+        <w:ind w:left="1440" w:hanging="360"/>
+      </w:pPr>
+      <w:rPr>
+        <w:rFonts w:ascii="Courier New" w:hAnsi="Courier New" w:cs="Courier New" w:hint="default"/>
+      </w:rPr>
+    </w:lvl>
+    <w:lvl w:ilvl="2" w:tplc="04090005" w:tentative="1">
+      <w:start w:val="1"/>
+      <w:numFmt w:val="bullet"/>
+      <w:lvlText w:val=""/>
+      <w:lvlJc w:val="left"/>
+      <w:pPr>
+        <w:ind w:left="2160" w:hanging="360"/>
+      </w:pPr>
+      <w:rPr>
+        <w:rFonts w:ascii="Wingdings" w:hAnsi="Wingdings" w:hint="default"/>
+      </w:rPr>
+    </w:lvl>
+    <w:lvl w:ilvl="3" w:tplc="04090001" w:tentative="1">
+      <w:start w:val="1"/>
+      <w:numFmt w:val="bullet"/>
+      <w:lvlText w:val=""/>
+      <w:lvlJc w:val="left"/>
+      <w:pPr>
+        <w:ind w:left="2880" w:hanging="360"/>
+      </w:pPr>
+      <w:rPr>
+        <w:rFonts w:ascii="Symbol" w:hAnsi="Symbol" w:hint="default"/>
+      </w:rPr>
+    </w:lvl>
+    <w:lvl w:ilvl="4" w:tplc="04090003" w:tentative="1">
+      <w:start w:val="1"/>
+      <w:numFmt w:val="bullet"/>
+      <w:lvlText w:val="o"/>
+      <w:lvlJc w:val="left"/>
+      <w:pPr>
+        <w:ind w:left="3600" w:hanging="360"/>
+      </w:pPr>
+      <w:rPr>
+        <w:rFonts w:ascii="Courier New" w:hAnsi="Courier New" w:cs="Courier New" w:hint="default"/>
+      </w:rPr>
+    </w:lvl>
+    <w:lvl w:ilvl="5" w:tplc="04090005" w:tentative="1">
+      <w:start w:val="1"/>
+      <w:numFmt w:val="bullet"/>
+      <w:lvlText w:val=""/>
+      <w:lvlJc w:val="left"/>
+      <w:pPr>
+        <w:ind w:left="4320" w:hanging="360"/>
+      </w:pPr>
+      <w:rPr>
+        <w:rFonts w:ascii="Wingdings" w:hAnsi="Wingdings" w:hint="default"/>
+      </w:rPr>
+    </w:lvl>
+    <w:lvl w:ilvl="6" w:tplc="04090001" w:tentative="1">
+      <w:start w:val="1"/>
+      <w:numFmt w:val="bullet"/>
+      <w:lvlText w:val=""/>
+      <w:lvlJc w:val="left"/>
+      <w:pPr>
+        <w:ind w:left="5040" w:hanging="360"/>
+      </w:pPr>
+      <w:rPr>
+        <w:rFonts w:ascii="Symbol" w:hAnsi="Symbol" w:hint="default"/>
+      </w:rPr>
+    </w:lvl>
+    <w:lvl w:ilvl="7" w:tplc="04090003" w:tentative="1">
+      <w:start w:val="1"/>
+      <w:numFmt w:val="bullet"/>
+      <w:lvlText w:val="o"/>
+      <w:lvlJc w:val="left"/>
+      <w:pPr>
+        <w:ind w:left="5760" w:hanging="360"/>
+      </w:pPr>
+      <w:rPr>
+        <w:rFonts w:ascii="Courier New" w:hAnsi="Courier New" w:cs="Courier New" w:hint="default"/>
+      </w:rPr>
+    </w:lvl>
+    <w:lvl w:ilvl="8" w:tplc="04090005" w:tentative="1">
+      <w:start w:val="1"/>
+      <w:numFmt w:val="bullet"/>
+      <w:lvlText w:val=""/>
+      <w:lvlJc w:val="left"/>
+      <w:pPr>
+        <w:ind w:left="6480" w:hanging="360"/>
+      </w:pPr>
+      <w:rPr>
+        <w:rFonts w:ascii="Wingdings" w:hAnsi="Wingdings" w:hint="default"/>
+      </w:rPr>
+    </w:lvl>
+  </w:abstractNum>
+  <w:abstractNum w:abstractNumId="134" w15:restartNumberingAfterBreak="0">
     <w:nsid w:val="6E993EAB"/>
     <w:multiLevelType w:val="hybridMultilevel"/>
     <w:tmpl w:val="BE7AEF58"/>
@@ -27717,7 +32402,7 @@
       </w:rPr>
     </w:lvl>
   </w:abstractNum>
-  <w:abstractNum w:abstractNumId="117" w15:restartNumberingAfterBreak="0">
+  <w:abstractNum w:abstractNumId="135" w15:restartNumberingAfterBreak="0">
     <w:nsid w:val="6F46181C"/>
     <w:multiLevelType w:val="hybridMultilevel"/>
     <w:tmpl w:val="3588ED6C"/>
@@ -27830,7 +32515,7 @@
       </w:rPr>
     </w:lvl>
   </w:abstractNum>
-  <w:abstractNum w:abstractNumId="118" w15:restartNumberingAfterBreak="0">
+  <w:abstractNum w:abstractNumId="136" w15:restartNumberingAfterBreak="0">
     <w:nsid w:val="70176FC8"/>
     <w:multiLevelType w:val="multilevel"/>
     <w:tmpl w:val="4590FA26"/>
@@ -27979,7 +32664,7 @@
       </w:rPr>
     </w:lvl>
   </w:abstractNum>
-  <w:abstractNum w:abstractNumId="119" w15:restartNumberingAfterBreak="0">
+  <w:abstractNum w:abstractNumId="137" w15:restartNumberingAfterBreak="0">
     <w:nsid w:val="706D4DD6"/>
     <w:multiLevelType w:val="hybridMultilevel"/>
     <w:tmpl w:val="A9B0727E"/>
@@ -28092,7 +32777,7 @@
       </w:rPr>
     </w:lvl>
   </w:abstractNum>
-  <w:abstractNum w:abstractNumId="120" w15:restartNumberingAfterBreak="0">
+  <w:abstractNum w:abstractNumId="138" w15:restartNumberingAfterBreak="0">
     <w:nsid w:val="72B14242"/>
     <w:multiLevelType w:val="multilevel"/>
     <w:tmpl w:val="47E8FC60"/>
@@ -28205,7 +32890,7 @@
       </w:pPr>
     </w:lvl>
   </w:abstractNum>
-  <w:abstractNum w:abstractNumId="121" w15:restartNumberingAfterBreak="0">
+  <w:abstractNum w:abstractNumId="139" w15:restartNumberingAfterBreak="0">
     <w:nsid w:val="730564FA"/>
     <w:multiLevelType w:val="hybridMultilevel"/>
     <w:tmpl w:val="3838319C"/>
@@ -28318,7 +33003,7 @@
       </w:rPr>
     </w:lvl>
   </w:abstractNum>
-  <w:abstractNum w:abstractNumId="122" w15:restartNumberingAfterBreak="0">
+  <w:abstractNum w:abstractNumId="140" w15:restartNumberingAfterBreak="0">
     <w:nsid w:val="77A82C05"/>
     <w:multiLevelType w:val="hybridMultilevel"/>
     <w:tmpl w:val="E0DCF060"/>
@@ -28431,7 +33116,233 @@
       </w:rPr>
     </w:lvl>
   </w:abstractNum>
-  <w:abstractNum w:abstractNumId="123" w15:restartNumberingAfterBreak="0">
+  <w:abstractNum w:abstractNumId="141" w15:restartNumberingAfterBreak="0">
+    <w:nsid w:val="77CF028D"/>
+    <w:multiLevelType w:val="hybridMultilevel"/>
+    <w:tmpl w:val="FE607658"/>
+    <w:lvl w:ilvl="0" w:tplc="04090001">
+      <w:start w:val="1"/>
+      <w:numFmt w:val="bullet"/>
+      <w:lvlText w:val=""/>
+      <w:lvlJc w:val="left"/>
+      <w:pPr>
+        <w:ind w:left="720" w:hanging="360"/>
+      </w:pPr>
+      <w:rPr>
+        <w:rFonts w:ascii="Symbol" w:hAnsi="Symbol" w:hint="default"/>
+      </w:rPr>
+    </w:lvl>
+    <w:lvl w:ilvl="1" w:tplc="04090003" w:tentative="1">
+      <w:start w:val="1"/>
+      <w:numFmt w:val="bullet"/>
+      <w:lvlText w:val="o"/>
+      <w:lvlJc w:val="left"/>
+      <w:pPr>
+        <w:ind w:left="1440" w:hanging="360"/>
+      </w:pPr>
+      <w:rPr>
+        <w:rFonts w:ascii="Courier New" w:hAnsi="Courier New" w:cs="Courier New" w:hint="default"/>
+      </w:rPr>
+    </w:lvl>
+    <w:lvl w:ilvl="2" w:tplc="04090005" w:tentative="1">
+      <w:start w:val="1"/>
+      <w:numFmt w:val="bullet"/>
+      <w:lvlText w:val=""/>
+      <w:lvlJc w:val="left"/>
+      <w:pPr>
+        <w:ind w:left="2160" w:hanging="360"/>
+      </w:pPr>
+      <w:rPr>
+        <w:rFonts w:ascii="Wingdings" w:hAnsi="Wingdings" w:hint="default"/>
+      </w:rPr>
+    </w:lvl>
+    <w:lvl w:ilvl="3" w:tplc="04090001" w:tentative="1">
+      <w:start w:val="1"/>
+      <w:numFmt w:val="bullet"/>
+      <w:lvlText w:val=""/>
+      <w:lvlJc w:val="left"/>
+      <w:pPr>
+        <w:ind w:left="2880" w:hanging="360"/>
+      </w:pPr>
+      <w:rPr>
+        <w:rFonts w:ascii="Symbol" w:hAnsi="Symbol" w:hint="default"/>
+      </w:rPr>
+    </w:lvl>
+    <w:lvl w:ilvl="4" w:tplc="04090003" w:tentative="1">
+      <w:start w:val="1"/>
+      <w:numFmt w:val="bullet"/>
+      <w:lvlText w:val="o"/>
+      <w:lvlJc w:val="left"/>
+      <w:pPr>
+        <w:ind w:left="3600" w:hanging="360"/>
+      </w:pPr>
+      <w:rPr>
+        <w:rFonts w:ascii="Courier New" w:hAnsi="Courier New" w:cs="Courier New" w:hint="default"/>
+      </w:rPr>
+    </w:lvl>
+    <w:lvl w:ilvl="5" w:tplc="04090005" w:tentative="1">
+      <w:start w:val="1"/>
+      <w:numFmt w:val="bullet"/>
+      <w:lvlText w:val=""/>
+      <w:lvlJc w:val="left"/>
+      <w:pPr>
+        <w:ind w:left="4320" w:hanging="360"/>
+      </w:pPr>
+      <w:rPr>
+        <w:rFonts w:ascii="Wingdings" w:hAnsi="Wingdings" w:hint="default"/>
+      </w:rPr>
+    </w:lvl>
+    <w:lvl w:ilvl="6" w:tplc="04090001" w:tentative="1">
+      <w:start w:val="1"/>
+      <w:numFmt w:val="bullet"/>
+      <w:lvlText w:val=""/>
+      <w:lvlJc w:val="left"/>
+      <w:pPr>
+        <w:ind w:left="5040" w:hanging="360"/>
+      </w:pPr>
+      <w:rPr>
+        <w:rFonts w:ascii="Symbol" w:hAnsi="Symbol" w:hint="default"/>
+      </w:rPr>
+    </w:lvl>
+    <w:lvl w:ilvl="7" w:tplc="04090003" w:tentative="1">
+      <w:start w:val="1"/>
+      <w:numFmt w:val="bullet"/>
+      <w:lvlText w:val="o"/>
+      <w:lvlJc w:val="left"/>
+      <w:pPr>
+        <w:ind w:left="5760" w:hanging="360"/>
+      </w:pPr>
+      <w:rPr>
+        <w:rFonts w:ascii="Courier New" w:hAnsi="Courier New" w:cs="Courier New" w:hint="default"/>
+      </w:rPr>
+    </w:lvl>
+    <w:lvl w:ilvl="8" w:tplc="04090005" w:tentative="1">
+      <w:start w:val="1"/>
+      <w:numFmt w:val="bullet"/>
+      <w:lvlText w:val=""/>
+      <w:lvlJc w:val="left"/>
+      <w:pPr>
+        <w:ind w:left="6480" w:hanging="360"/>
+      </w:pPr>
+      <w:rPr>
+        <w:rFonts w:ascii="Wingdings" w:hAnsi="Wingdings" w:hint="default"/>
+      </w:rPr>
+    </w:lvl>
+  </w:abstractNum>
+  <w:abstractNum w:abstractNumId="142" w15:restartNumberingAfterBreak="0">
+    <w:nsid w:val="785953C0"/>
+    <w:multiLevelType w:val="hybridMultilevel"/>
+    <w:tmpl w:val="C6C4FFEA"/>
+    <w:lvl w:ilvl="0" w:tplc="04090001">
+      <w:start w:val="1"/>
+      <w:numFmt w:val="bullet"/>
+      <w:lvlText w:val=""/>
+      <w:lvlJc w:val="left"/>
+      <w:pPr>
+        <w:ind w:left="1080" w:hanging="360"/>
+      </w:pPr>
+      <w:rPr>
+        <w:rFonts w:ascii="Symbol" w:hAnsi="Symbol" w:hint="default"/>
+      </w:rPr>
+    </w:lvl>
+    <w:lvl w:ilvl="1" w:tplc="04090003" w:tentative="1">
+      <w:start w:val="1"/>
+      <w:numFmt w:val="bullet"/>
+      <w:lvlText w:val="o"/>
+      <w:lvlJc w:val="left"/>
+      <w:pPr>
+        <w:ind w:left="1800" w:hanging="360"/>
+      </w:pPr>
+      <w:rPr>
+        <w:rFonts w:ascii="Courier New" w:hAnsi="Courier New" w:cs="Courier New" w:hint="default"/>
+      </w:rPr>
+    </w:lvl>
+    <w:lvl w:ilvl="2" w:tplc="04090005" w:tentative="1">
+      <w:start w:val="1"/>
+      <w:numFmt w:val="bullet"/>
+      <w:lvlText w:val=""/>
+      <w:lvlJc w:val="left"/>
+      <w:pPr>
+        <w:ind w:left="2520" w:hanging="360"/>
+      </w:pPr>
+      <w:rPr>
+        <w:rFonts w:ascii="Wingdings" w:hAnsi="Wingdings" w:hint="default"/>
+      </w:rPr>
+    </w:lvl>
+    <w:lvl w:ilvl="3" w:tplc="04090001" w:tentative="1">
+      <w:start w:val="1"/>
+      <w:numFmt w:val="bullet"/>
+      <w:lvlText w:val=""/>
+      <w:lvlJc w:val="left"/>
+      <w:pPr>
+        <w:ind w:left="3240" w:hanging="360"/>
+      </w:pPr>
+      <w:rPr>
+        <w:rFonts w:ascii="Symbol" w:hAnsi="Symbol" w:hint="default"/>
+      </w:rPr>
+    </w:lvl>
+    <w:lvl w:ilvl="4" w:tplc="04090003" w:tentative="1">
+      <w:start w:val="1"/>
+      <w:numFmt w:val="bullet"/>
+      <w:lvlText w:val="o"/>
+      <w:lvlJc w:val="left"/>
+      <w:pPr>
+        <w:ind w:left="3960" w:hanging="360"/>
+      </w:pPr>
+      <w:rPr>
+        <w:rFonts w:ascii="Courier New" w:hAnsi="Courier New" w:cs="Courier New" w:hint="default"/>
+      </w:rPr>
+    </w:lvl>
+    <w:lvl w:ilvl="5" w:tplc="04090005" w:tentative="1">
+      <w:start w:val="1"/>
+      <w:numFmt w:val="bullet"/>
+      <w:lvlText w:val=""/>
+      <w:lvlJc w:val="left"/>
+      <w:pPr>
+        <w:ind w:left="4680" w:hanging="360"/>
+      </w:pPr>
+      <w:rPr>
+        <w:rFonts w:ascii="Wingdings" w:hAnsi="Wingdings" w:hint="default"/>
+      </w:rPr>
+    </w:lvl>
+    <w:lvl w:ilvl="6" w:tplc="04090001" w:tentative="1">
+      <w:start w:val="1"/>
+      <w:numFmt w:val="bullet"/>
+      <w:lvlText w:val=""/>
+      <w:lvlJc w:val="left"/>
+      <w:pPr>
+        <w:ind w:left="5400" w:hanging="360"/>
+      </w:pPr>
+      <w:rPr>
+        <w:rFonts w:ascii="Symbol" w:hAnsi="Symbol" w:hint="default"/>
+      </w:rPr>
+    </w:lvl>
+    <w:lvl w:ilvl="7" w:tplc="04090003" w:tentative="1">
+      <w:start w:val="1"/>
+      <w:numFmt w:val="bullet"/>
+      <w:lvlText w:val="o"/>
+      <w:lvlJc w:val="left"/>
+      <w:pPr>
+        <w:ind w:left="6120" w:hanging="360"/>
+      </w:pPr>
+      <w:rPr>
+        <w:rFonts w:ascii="Courier New" w:hAnsi="Courier New" w:cs="Courier New" w:hint="default"/>
+      </w:rPr>
+    </w:lvl>
+    <w:lvl w:ilvl="8" w:tplc="04090005" w:tentative="1">
+      <w:start w:val="1"/>
+      <w:numFmt w:val="bullet"/>
+      <w:lvlText w:val=""/>
+      <w:lvlJc w:val="left"/>
+      <w:pPr>
+        <w:ind w:left="6840" w:hanging="360"/>
+      </w:pPr>
+      <w:rPr>
+        <w:rFonts w:ascii="Wingdings" w:hAnsi="Wingdings" w:hint="default"/>
+      </w:rPr>
+    </w:lvl>
+  </w:abstractNum>
+  <w:abstractNum w:abstractNumId="143" w15:restartNumberingAfterBreak="0">
     <w:nsid w:val="78D1413B"/>
     <w:multiLevelType w:val="multilevel"/>
     <w:tmpl w:val="9168DD74"/>
@@ -28580,7 +33491,7 @@
       </w:rPr>
     </w:lvl>
   </w:abstractNum>
-  <w:abstractNum w:abstractNumId="124" w15:restartNumberingAfterBreak="0">
+  <w:abstractNum w:abstractNumId="144" w15:restartNumberingAfterBreak="0">
     <w:nsid w:val="797F581C"/>
     <w:multiLevelType w:val="multilevel"/>
     <w:tmpl w:val="C46E6272"/>
@@ -28729,7 +33640,7 @@
       </w:rPr>
     </w:lvl>
   </w:abstractNum>
-  <w:abstractNum w:abstractNumId="125" w15:restartNumberingAfterBreak="0">
+  <w:abstractNum w:abstractNumId="145" w15:restartNumberingAfterBreak="0">
     <w:nsid w:val="79854145"/>
     <w:multiLevelType w:val="multilevel"/>
     <w:tmpl w:val="6DF0189C"/>
@@ -28878,7 +33789,7 @@
       </w:rPr>
     </w:lvl>
   </w:abstractNum>
-  <w:abstractNum w:abstractNumId="126" w15:restartNumberingAfterBreak="0">
+  <w:abstractNum w:abstractNumId="146" w15:restartNumberingAfterBreak="0">
     <w:nsid w:val="79CF456E"/>
     <w:multiLevelType w:val="multilevel"/>
     <w:tmpl w:val="AEB63342"/>
@@ -29027,7 +33938,7 @@
       </w:rPr>
     </w:lvl>
   </w:abstractNum>
-  <w:abstractNum w:abstractNumId="127" w15:restartNumberingAfterBreak="0">
+  <w:abstractNum w:abstractNumId="147" w15:restartNumberingAfterBreak="0">
     <w:nsid w:val="7AAD1F0F"/>
     <w:multiLevelType w:val="hybridMultilevel"/>
     <w:tmpl w:val="79C03076"/>
@@ -29140,7 +34051,7 @@
       </w:rPr>
     </w:lvl>
   </w:abstractNum>
-  <w:abstractNum w:abstractNumId="128" w15:restartNumberingAfterBreak="0">
+  <w:abstractNum w:abstractNumId="148" w15:restartNumberingAfterBreak="0">
     <w:nsid w:val="7BAE0D44"/>
     <w:multiLevelType w:val="hybridMultilevel"/>
     <w:tmpl w:val="116CD624"/>
@@ -29255,7 +34166,7 @@
       </w:rPr>
     </w:lvl>
   </w:abstractNum>
-  <w:abstractNum w:abstractNumId="129" w15:restartNumberingAfterBreak="0">
+  <w:abstractNum w:abstractNumId="149" w15:restartNumberingAfterBreak="0">
     <w:nsid w:val="7BC61C97"/>
     <w:multiLevelType w:val="hybridMultilevel"/>
     <w:tmpl w:val="21422D94"/>
@@ -29368,7 +34279,7 @@
       </w:rPr>
     </w:lvl>
   </w:abstractNum>
-  <w:abstractNum w:abstractNumId="130" w15:restartNumberingAfterBreak="0">
+  <w:abstractNum w:abstractNumId="150" w15:restartNumberingAfterBreak="0">
     <w:nsid w:val="7BEE2FB3"/>
     <w:multiLevelType w:val="hybridMultilevel"/>
     <w:tmpl w:val="5EF2EC52"/>
@@ -29481,7 +34392,7 @@
       </w:rPr>
     </w:lvl>
   </w:abstractNum>
-  <w:abstractNum w:abstractNumId="131" w15:restartNumberingAfterBreak="0">
+  <w:abstractNum w:abstractNumId="151" w15:restartNumberingAfterBreak="0">
     <w:nsid w:val="7CC73A70"/>
     <w:multiLevelType w:val="multilevel"/>
     <w:tmpl w:val="42EE0D30"/>
@@ -29630,7 +34541,120 @@
       </w:rPr>
     </w:lvl>
   </w:abstractNum>
-  <w:abstractNum w:abstractNumId="132" w15:restartNumberingAfterBreak="0">
+  <w:abstractNum w:abstractNumId="152" w15:restartNumberingAfterBreak="0">
+    <w:nsid w:val="7CEA7270"/>
+    <w:multiLevelType w:val="hybridMultilevel"/>
+    <w:tmpl w:val="E584A7B6"/>
+    <w:lvl w:ilvl="0" w:tplc="04090001">
+      <w:start w:val="1"/>
+      <w:numFmt w:val="bullet"/>
+      <w:lvlText w:val=""/>
+      <w:lvlJc w:val="left"/>
+      <w:pPr>
+        <w:ind w:left="720" w:hanging="360"/>
+      </w:pPr>
+      <w:rPr>
+        <w:rFonts w:ascii="Symbol" w:hAnsi="Symbol" w:hint="default"/>
+      </w:rPr>
+    </w:lvl>
+    <w:lvl w:ilvl="1" w:tplc="04090003" w:tentative="1">
+      <w:start w:val="1"/>
+      <w:numFmt w:val="bullet"/>
+      <w:lvlText w:val="o"/>
+      <w:lvlJc w:val="left"/>
+      <w:pPr>
+        <w:ind w:left="1440" w:hanging="360"/>
+      </w:pPr>
+      <w:rPr>
+        <w:rFonts w:ascii="Courier New" w:hAnsi="Courier New" w:cs="Courier New" w:hint="default"/>
+      </w:rPr>
+    </w:lvl>
+    <w:lvl w:ilvl="2" w:tplc="04090005" w:tentative="1">
+      <w:start w:val="1"/>
+      <w:numFmt w:val="bullet"/>
+      <w:lvlText w:val=""/>
+      <w:lvlJc w:val="left"/>
+      <w:pPr>
+        <w:ind w:left="2160" w:hanging="360"/>
+      </w:pPr>
+      <w:rPr>
+        <w:rFonts w:ascii="Wingdings" w:hAnsi="Wingdings" w:hint="default"/>
+      </w:rPr>
+    </w:lvl>
+    <w:lvl w:ilvl="3" w:tplc="04090001" w:tentative="1">
+      <w:start w:val="1"/>
+      <w:numFmt w:val="bullet"/>
+      <w:lvlText w:val=""/>
+      <w:lvlJc w:val="left"/>
+      <w:pPr>
+        <w:ind w:left="2880" w:hanging="360"/>
+      </w:pPr>
+      <w:rPr>
+        <w:rFonts w:ascii="Symbol" w:hAnsi="Symbol" w:hint="default"/>
+      </w:rPr>
+    </w:lvl>
+    <w:lvl w:ilvl="4" w:tplc="04090003" w:tentative="1">
+      <w:start w:val="1"/>
+      <w:numFmt w:val="bullet"/>
+      <w:lvlText w:val="o"/>
+      <w:lvlJc w:val="left"/>
+      <w:pPr>
+        <w:ind w:left="3600" w:hanging="360"/>
+      </w:pPr>
+      <w:rPr>
+        <w:rFonts w:ascii="Courier New" w:hAnsi="Courier New" w:cs="Courier New" w:hint="default"/>
+      </w:rPr>
+    </w:lvl>
+    <w:lvl w:ilvl="5" w:tplc="04090005" w:tentative="1">
+      <w:start w:val="1"/>
+      <w:numFmt w:val="bullet"/>
+      <w:lvlText w:val=""/>
+      <w:lvlJc w:val="left"/>
+      <w:pPr>
+        <w:ind w:left="4320" w:hanging="360"/>
+      </w:pPr>
+      <w:rPr>
+        <w:rFonts w:ascii="Wingdings" w:hAnsi="Wingdings" w:hint="default"/>
+      </w:rPr>
+    </w:lvl>
+    <w:lvl w:ilvl="6" w:tplc="04090001" w:tentative="1">
+      <w:start w:val="1"/>
+      <w:numFmt w:val="bullet"/>
+      <w:lvlText w:val=""/>
+      <w:lvlJc w:val="left"/>
+      <w:pPr>
+        <w:ind w:left="5040" w:hanging="360"/>
+      </w:pPr>
+      <w:rPr>
+        <w:rFonts w:ascii="Symbol" w:hAnsi="Symbol" w:hint="default"/>
+      </w:rPr>
+    </w:lvl>
+    <w:lvl w:ilvl="7" w:tplc="04090003" w:tentative="1">
+      <w:start w:val="1"/>
+      <w:numFmt w:val="bullet"/>
+      <w:lvlText w:val="o"/>
+      <w:lvlJc w:val="left"/>
+      <w:pPr>
+        <w:ind w:left="5760" w:hanging="360"/>
+      </w:pPr>
+      <w:rPr>
+        <w:rFonts w:ascii="Courier New" w:hAnsi="Courier New" w:cs="Courier New" w:hint="default"/>
+      </w:rPr>
+    </w:lvl>
+    <w:lvl w:ilvl="8" w:tplc="04090005" w:tentative="1">
+      <w:start w:val="1"/>
+      <w:numFmt w:val="bullet"/>
+      <w:lvlText w:val=""/>
+      <w:lvlJc w:val="left"/>
+      <w:pPr>
+        <w:ind w:left="6480" w:hanging="360"/>
+      </w:pPr>
+      <w:rPr>
+        <w:rFonts w:ascii="Wingdings" w:hAnsi="Wingdings" w:hint="default"/>
+      </w:rPr>
+    </w:lvl>
+  </w:abstractNum>
+  <w:abstractNum w:abstractNumId="153" w15:restartNumberingAfterBreak="0">
     <w:nsid w:val="7D5F7DA3"/>
     <w:multiLevelType w:val="multilevel"/>
     <w:tmpl w:val="4762FFF0"/>
@@ -29779,50 +34803,163 @@
       </w:rPr>
     </w:lvl>
   </w:abstractNum>
+  <w:abstractNum w:abstractNumId="154" w15:restartNumberingAfterBreak="0">
+    <w:nsid w:val="7DDE7BF5"/>
+    <w:multiLevelType w:val="hybridMultilevel"/>
+    <w:tmpl w:val="799E1506"/>
+    <w:lvl w:ilvl="0" w:tplc="04090001">
+      <w:start w:val="1"/>
+      <w:numFmt w:val="bullet"/>
+      <w:lvlText w:val=""/>
+      <w:lvlJc w:val="left"/>
+      <w:pPr>
+        <w:ind w:left="720" w:hanging="360"/>
+      </w:pPr>
+      <w:rPr>
+        <w:rFonts w:ascii="Symbol" w:hAnsi="Symbol" w:hint="default"/>
+      </w:rPr>
+    </w:lvl>
+    <w:lvl w:ilvl="1" w:tplc="04090003" w:tentative="1">
+      <w:start w:val="1"/>
+      <w:numFmt w:val="bullet"/>
+      <w:lvlText w:val="o"/>
+      <w:lvlJc w:val="left"/>
+      <w:pPr>
+        <w:ind w:left="1440" w:hanging="360"/>
+      </w:pPr>
+      <w:rPr>
+        <w:rFonts w:ascii="Courier New" w:hAnsi="Courier New" w:cs="Courier New" w:hint="default"/>
+      </w:rPr>
+    </w:lvl>
+    <w:lvl w:ilvl="2" w:tplc="04090005" w:tentative="1">
+      <w:start w:val="1"/>
+      <w:numFmt w:val="bullet"/>
+      <w:lvlText w:val=""/>
+      <w:lvlJc w:val="left"/>
+      <w:pPr>
+        <w:ind w:left="2160" w:hanging="360"/>
+      </w:pPr>
+      <w:rPr>
+        <w:rFonts w:ascii="Wingdings" w:hAnsi="Wingdings" w:hint="default"/>
+      </w:rPr>
+    </w:lvl>
+    <w:lvl w:ilvl="3" w:tplc="04090001" w:tentative="1">
+      <w:start w:val="1"/>
+      <w:numFmt w:val="bullet"/>
+      <w:lvlText w:val=""/>
+      <w:lvlJc w:val="left"/>
+      <w:pPr>
+        <w:ind w:left="2880" w:hanging="360"/>
+      </w:pPr>
+      <w:rPr>
+        <w:rFonts w:ascii="Symbol" w:hAnsi="Symbol" w:hint="default"/>
+      </w:rPr>
+    </w:lvl>
+    <w:lvl w:ilvl="4" w:tplc="04090003" w:tentative="1">
+      <w:start w:val="1"/>
+      <w:numFmt w:val="bullet"/>
+      <w:lvlText w:val="o"/>
+      <w:lvlJc w:val="left"/>
+      <w:pPr>
+        <w:ind w:left="3600" w:hanging="360"/>
+      </w:pPr>
+      <w:rPr>
+        <w:rFonts w:ascii="Courier New" w:hAnsi="Courier New" w:cs="Courier New" w:hint="default"/>
+      </w:rPr>
+    </w:lvl>
+    <w:lvl w:ilvl="5" w:tplc="04090005" w:tentative="1">
+      <w:start w:val="1"/>
+      <w:numFmt w:val="bullet"/>
+      <w:lvlText w:val=""/>
+      <w:lvlJc w:val="left"/>
+      <w:pPr>
+        <w:ind w:left="4320" w:hanging="360"/>
+      </w:pPr>
+      <w:rPr>
+        <w:rFonts w:ascii="Wingdings" w:hAnsi="Wingdings" w:hint="default"/>
+      </w:rPr>
+    </w:lvl>
+    <w:lvl w:ilvl="6" w:tplc="04090001" w:tentative="1">
+      <w:start w:val="1"/>
+      <w:numFmt w:val="bullet"/>
+      <w:lvlText w:val=""/>
+      <w:lvlJc w:val="left"/>
+      <w:pPr>
+        <w:ind w:left="5040" w:hanging="360"/>
+      </w:pPr>
+      <w:rPr>
+        <w:rFonts w:ascii="Symbol" w:hAnsi="Symbol" w:hint="default"/>
+      </w:rPr>
+    </w:lvl>
+    <w:lvl w:ilvl="7" w:tplc="04090003" w:tentative="1">
+      <w:start w:val="1"/>
+      <w:numFmt w:val="bullet"/>
+      <w:lvlText w:val="o"/>
+      <w:lvlJc w:val="left"/>
+      <w:pPr>
+        <w:ind w:left="5760" w:hanging="360"/>
+      </w:pPr>
+      <w:rPr>
+        <w:rFonts w:ascii="Courier New" w:hAnsi="Courier New" w:cs="Courier New" w:hint="default"/>
+      </w:rPr>
+    </w:lvl>
+    <w:lvl w:ilvl="8" w:tplc="04090005" w:tentative="1">
+      <w:start w:val="1"/>
+      <w:numFmt w:val="bullet"/>
+      <w:lvlText w:val=""/>
+      <w:lvlJc w:val="left"/>
+      <w:pPr>
+        <w:ind w:left="6480" w:hanging="360"/>
+      </w:pPr>
+      <w:rPr>
+        <w:rFonts w:ascii="Wingdings" w:hAnsi="Wingdings" w:hint="default"/>
+      </w:rPr>
+    </w:lvl>
+  </w:abstractNum>
   <w:num w:numId="1" w16cid:durableId="369114794">
-    <w:abstractNumId w:val="104"/>
+    <w:abstractNumId w:val="121"/>
   </w:num>
   <w:num w:numId="2" w16cid:durableId="1598828119">
     <w:abstractNumId w:val="4"/>
   </w:num>
   <w:num w:numId="3" w16cid:durableId="1822693811">
-    <w:abstractNumId w:val="26"/>
+    <w:abstractNumId w:val="29"/>
   </w:num>
   <w:num w:numId="4" w16cid:durableId="1788044575">
-    <w:abstractNumId w:val="29"/>
+    <w:abstractNumId w:val="33"/>
   </w:num>
   <w:num w:numId="5" w16cid:durableId="1071778259">
+    <w:abstractNumId w:val="40"/>
+  </w:num>
+  <w:num w:numId="6" w16cid:durableId="1076973163">
+    <w:abstractNumId w:val="53"/>
+  </w:num>
+  <w:num w:numId="7" w16cid:durableId="776868579">
+    <w:abstractNumId w:val="136"/>
+  </w:num>
+  <w:num w:numId="8" w16cid:durableId="520555119">
+    <w:abstractNumId w:val="148"/>
+  </w:num>
+  <w:num w:numId="9" w16cid:durableId="240257539">
+    <w:abstractNumId w:val="101"/>
+  </w:num>
+  <w:num w:numId="10" w16cid:durableId="1987589815">
+    <w:abstractNumId w:val="75"/>
+  </w:num>
+  <w:num w:numId="11" w16cid:durableId="36781627">
+    <w:abstractNumId w:val="104"/>
+  </w:num>
+  <w:num w:numId="12" w16cid:durableId="1170409324">
+    <w:abstractNumId w:val="24"/>
+  </w:num>
+  <w:num w:numId="13" w16cid:durableId="1777821880">
+    <w:abstractNumId w:val="116"/>
+  </w:num>
+  <w:num w:numId="14" w16cid:durableId="821971870">
     <w:abstractNumId w:val="35"/>
   </w:num>
-  <w:num w:numId="6" w16cid:durableId="1076973163">
-    <w:abstractNumId w:val="47"/>
-  </w:num>
-  <w:num w:numId="7" w16cid:durableId="776868579">
-    <w:abstractNumId w:val="118"/>
-  </w:num>
-  <w:num w:numId="8" w16cid:durableId="520555119">
-    <w:abstractNumId w:val="128"/>
-  </w:num>
-  <w:num w:numId="9" w16cid:durableId="240257539">
-    <w:abstractNumId w:val="85"/>
-  </w:num>
-  <w:num w:numId="10" w16cid:durableId="1987589815">
-    <w:abstractNumId w:val="64"/>
-  </w:num>
-  <w:num w:numId="11" w16cid:durableId="36781627">
-    <w:abstractNumId w:val="88"/>
-  </w:num>
-  <w:num w:numId="12" w16cid:durableId="1170409324">
-    <w:abstractNumId w:val="21"/>
-  </w:num>
-  <w:num w:numId="13" w16cid:durableId="1777821880">
-    <w:abstractNumId w:val="99"/>
-  </w:num>
-  <w:num w:numId="14" w16cid:durableId="821971870">
-    <w:abstractNumId w:val="31"/>
-  </w:num>
   <w:num w:numId="15" w16cid:durableId="781339565">
-    <w:abstractNumId w:val="70"/>
+    <w:abstractNumId w:val="84"/>
   </w:num>
   <w:num w:numId="16" w16cid:durableId="2081979037">
     <w:abstractNumId w:val="11"/>
@@ -29834,19 +34971,19 @@
     <w:abstractNumId w:val="5"/>
   </w:num>
   <w:num w:numId="19" w16cid:durableId="527793974">
-    <w:abstractNumId w:val="123"/>
+    <w:abstractNumId w:val="143"/>
   </w:num>
   <w:num w:numId="20" w16cid:durableId="1771777270">
-    <w:abstractNumId w:val="94"/>
+    <w:abstractNumId w:val="111"/>
   </w:num>
   <w:num w:numId="21" w16cid:durableId="248469978">
-    <w:abstractNumId w:val="63"/>
+    <w:abstractNumId w:val="74"/>
   </w:num>
   <w:num w:numId="22" w16cid:durableId="435254398">
-    <w:abstractNumId w:val="115"/>
+    <w:abstractNumId w:val="132"/>
   </w:num>
   <w:num w:numId="23" w16cid:durableId="17974543">
-    <w:abstractNumId w:val="96"/>
+    <w:abstractNumId w:val="113"/>
   </w:num>
   <w:num w:numId="24" w16cid:durableId="829638707">
     <w:abstractNumId w:val="16"/>
@@ -29855,166 +34992,166 @@
     <w:abstractNumId w:val="10"/>
   </w:num>
   <w:num w:numId="26" w16cid:durableId="854417685">
-    <w:abstractNumId w:val="54"/>
+    <w:abstractNumId w:val="61"/>
   </w:num>
   <w:num w:numId="27" w16cid:durableId="1378821102">
-    <w:abstractNumId w:val="89"/>
+    <w:abstractNumId w:val="105"/>
   </w:num>
   <w:num w:numId="28" w16cid:durableId="2071539481">
-    <w:abstractNumId w:val="42"/>
+    <w:abstractNumId w:val="48"/>
   </w:num>
   <w:num w:numId="29" w16cid:durableId="1839810698">
-    <w:abstractNumId w:val="41"/>
+    <w:abstractNumId w:val="47"/>
   </w:num>
   <w:num w:numId="30" w16cid:durableId="647133406">
     <w:abstractNumId w:val="3"/>
   </w:num>
   <w:num w:numId="31" w16cid:durableId="2089186571">
-    <w:abstractNumId w:val="126"/>
+    <w:abstractNumId w:val="146"/>
   </w:num>
   <w:num w:numId="32" w16cid:durableId="312104878">
-    <w:abstractNumId w:val="66"/>
+    <w:abstractNumId w:val="78"/>
   </w:num>
   <w:num w:numId="33" w16cid:durableId="753090550">
     <w:abstractNumId w:val="12"/>
   </w:num>
   <w:num w:numId="34" w16cid:durableId="665598234">
-    <w:abstractNumId w:val="75"/>
+    <w:abstractNumId w:val="91"/>
   </w:num>
   <w:num w:numId="35" w16cid:durableId="1194340033">
-    <w:abstractNumId w:val="106"/>
+    <w:abstractNumId w:val="123"/>
   </w:num>
   <w:num w:numId="36" w16cid:durableId="1108044624">
-    <w:abstractNumId w:val="61"/>
+    <w:abstractNumId w:val="72"/>
   </w:num>
   <w:num w:numId="37" w16cid:durableId="2110805767">
+    <w:abstractNumId w:val="137"/>
+  </w:num>
+  <w:num w:numId="38" w16cid:durableId="1154103994">
+    <w:abstractNumId w:val="41"/>
+  </w:num>
+  <w:num w:numId="39" w16cid:durableId="74403704">
+    <w:abstractNumId w:val="122"/>
+  </w:num>
+  <w:num w:numId="40" w16cid:durableId="1886944967">
+    <w:abstractNumId w:val="125"/>
+  </w:num>
+  <w:num w:numId="41" w16cid:durableId="1237940574">
+    <w:abstractNumId w:val="130"/>
+  </w:num>
+  <w:num w:numId="42" w16cid:durableId="1500267425">
+    <w:abstractNumId w:val="89"/>
+  </w:num>
+  <w:num w:numId="43" w16cid:durableId="111631404">
+    <w:abstractNumId w:val="85"/>
+  </w:num>
+  <w:num w:numId="44" w16cid:durableId="1909921437">
+    <w:abstractNumId w:val="80"/>
+  </w:num>
+  <w:num w:numId="45" w16cid:durableId="905142296">
+    <w:abstractNumId w:val="92"/>
+  </w:num>
+  <w:num w:numId="46" w16cid:durableId="1570530709">
+    <w:abstractNumId w:val="100"/>
+  </w:num>
+  <w:num w:numId="47" w16cid:durableId="1704863106">
+    <w:abstractNumId w:val="31"/>
+  </w:num>
+  <w:num w:numId="48" w16cid:durableId="577598732">
+    <w:abstractNumId w:val="51"/>
+  </w:num>
+  <w:num w:numId="49" w16cid:durableId="22899491">
+    <w:abstractNumId w:val="140"/>
+  </w:num>
+  <w:num w:numId="50" w16cid:durableId="1778718358">
+    <w:abstractNumId w:val="49"/>
+  </w:num>
+  <w:num w:numId="51" w16cid:durableId="440538741">
+    <w:abstractNumId w:val="62"/>
+  </w:num>
+  <w:num w:numId="52" w16cid:durableId="920019895">
+    <w:abstractNumId w:val="71"/>
+  </w:num>
+  <w:num w:numId="53" w16cid:durableId="1876233365">
+    <w:abstractNumId w:val="99"/>
+  </w:num>
+  <w:num w:numId="54" w16cid:durableId="920718755">
+    <w:abstractNumId w:val="98"/>
+  </w:num>
+  <w:num w:numId="55" w16cid:durableId="1350133982">
+    <w:abstractNumId w:val="128"/>
+  </w:num>
+  <w:num w:numId="56" w16cid:durableId="502012020">
+    <w:abstractNumId w:val="118"/>
+  </w:num>
+  <w:num w:numId="57" w16cid:durableId="1760061997">
+    <w:abstractNumId w:val="45"/>
+  </w:num>
+  <w:num w:numId="58" w16cid:durableId="229848653">
+    <w:abstractNumId w:val="139"/>
+  </w:num>
+  <w:num w:numId="59" w16cid:durableId="230964847">
+    <w:abstractNumId w:val="129"/>
+  </w:num>
+  <w:num w:numId="60" w16cid:durableId="226496016">
+    <w:abstractNumId w:val="68"/>
+  </w:num>
+  <w:num w:numId="61" w16cid:durableId="1959532447">
+    <w:abstractNumId w:val="134"/>
+  </w:num>
+  <w:num w:numId="62" w16cid:durableId="1787193568">
+    <w:abstractNumId w:val="54"/>
+  </w:num>
+  <w:num w:numId="63" w16cid:durableId="132909757">
+    <w:abstractNumId w:val="60"/>
+  </w:num>
+  <w:num w:numId="64" w16cid:durableId="1311710819">
     <w:abstractNumId w:val="119"/>
   </w:num>
-  <w:num w:numId="38" w16cid:durableId="1154103994">
-    <w:abstractNumId w:val="36"/>
-  </w:num>
-  <w:num w:numId="39" w16cid:durableId="74403704">
-    <w:abstractNumId w:val="105"/>
-  </w:num>
-  <w:num w:numId="40" w16cid:durableId="1886944967">
-    <w:abstractNumId w:val="108"/>
-  </w:num>
-  <w:num w:numId="41" w16cid:durableId="1237940574">
-    <w:abstractNumId w:val="113"/>
-  </w:num>
-  <w:num w:numId="42" w16cid:durableId="1500267425">
-    <w:abstractNumId w:val="74"/>
-  </w:num>
-  <w:num w:numId="43" w16cid:durableId="111631404">
-    <w:abstractNumId w:val="71"/>
-  </w:num>
-  <w:num w:numId="44" w16cid:durableId="1909921437">
-    <w:abstractNumId w:val="68"/>
-  </w:num>
-  <w:num w:numId="45" w16cid:durableId="905142296">
-    <w:abstractNumId w:val="76"/>
-  </w:num>
-  <w:num w:numId="46" w16cid:durableId="1570530709">
-    <w:abstractNumId w:val="84"/>
-  </w:num>
-  <w:num w:numId="47" w16cid:durableId="1704863106">
-    <w:abstractNumId w:val="27"/>
-  </w:num>
-  <w:num w:numId="48" w16cid:durableId="577598732">
-    <w:abstractNumId w:val="45"/>
-  </w:num>
-  <w:num w:numId="49" w16cid:durableId="22899491">
-    <w:abstractNumId w:val="122"/>
-  </w:num>
-  <w:num w:numId="50" w16cid:durableId="1778718358">
-    <w:abstractNumId w:val="43"/>
-  </w:num>
-  <w:num w:numId="51" w16cid:durableId="440538741">
-    <w:abstractNumId w:val="55"/>
-  </w:num>
-  <w:num w:numId="52" w16cid:durableId="920019895">
-    <w:abstractNumId w:val="60"/>
-  </w:num>
-  <w:num w:numId="53" w16cid:durableId="1876233365">
-    <w:abstractNumId w:val="83"/>
-  </w:num>
-  <w:num w:numId="54" w16cid:durableId="920718755">
-    <w:abstractNumId w:val="82"/>
-  </w:num>
-  <w:num w:numId="55" w16cid:durableId="1350133982">
-    <w:abstractNumId w:val="111"/>
-  </w:num>
-  <w:num w:numId="56" w16cid:durableId="502012020">
-    <w:abstractNumId w:val="101"/>
-  </w:num>
-  <w:num w:numId="57" w16cid:durableId="1760061997">
-    <w:abstractNumId w:val="39"/>
-  </w:num>
-  <w:num w:numId="58" w16cid:durableId="229848653">
-    <w:abstractNumId w:val="121"/>
-  </w:num>
-  <w:num w:numId="59" w16cid:durableId="230964847">
-    <w:abstractNumId w:val="112"/>
-  </w:num>
-  <w:num w:numId="60" w16cid:durableId="226496016">
-    <w:abstractNumId w:val="58"/>
-  </w:num>
-  <w:num w:numId="61" w16cid:durableId="1959532447">
-    <w:abstractNumId w:val="116"/>
-  </w:num>
-  <w:num w:numId="62" w16cid:durableId="1787193568">
-    <w:abstractNumId w:val="48"/>
-  </w:num>
-  <w:num w:numId="63" w16cid:durableId="132909757">
-    <w:abstractNumId w:val="53"/>
-  </w:num>
-  <w:num w:numId="64" w16cid:durableId="1311710819">
-    <w:abstractNumId w:val="102"/>
-  </w:num>
   <w:num w:numId="65" w16cid:durableId="454561786">
-    <w:abstractNumId w:val="50"/>
+    <w:abstractNumId w:val="56"/>
   </w:num>
   <w:num w:numId="66" w16cid:durableId="1492326403">
-    <w:abstractNumId w:val="80"/>
+    <w:abstractNumId w:val="96"/>
   </w:num>
   <w:num w:numId="67" w16cid:durableId="175465594">
-    <w:abstractNumId w:val="107"/>
+    <w:abstractNumId w:val="124"/>
   </w:num>
   <w:num w:numId="68" w16cid:durableId="983854794">
     <w:abstractNumId w:val="7"/>
   </w:num>
   <w:num w:numId="69" w16cid:durableId="2016759429">
-    <w:abstractNumId w:val="127"/>
+    <w:abstractNumId w:val="147"/>
   </w:num>
   <w:num w:numId="70" w16cid:durableId="1003438119">
     <w:abstractNumId w:val="8"/>
   </w:num>
   <w:num w:numId="71" w16cid:durableId="918558497">
-    <w:abstractNumId w:val="117"/>
+    <w:abstractNumId w:val="135"/>
   </w:num>
   <w:num w:numId="72" w16cid:durableId="1382053076">
-    <w:abstractNumId w:val="87"/>
+    <w:abstractNumId w:val="103"/>
   </w:num>
   <w:num w:numId="73" w16cid:durableId="2001153061">
-    <w:abstractNumId w:val="38"/>
+    <w:abstractNumId w:val="43"/>
   </w:num>
   <w:num w:numId="74" w16cid:durableId="1123039409">
-    <w:abstractNumId w:val="51"/>
+    <w:abstractNumId w:val="57"/>
   </w:num>
   <w:num w:numId="75" w16cid:durableId="401414888">
-    <w:abstractNumId w:val="129"/>
+    <w:abstractNumId w:val="149"/>
   </w:num>
   <w:num w:numId="76" w16cid:durableId="112406067">
-    <w:abstractNumId w:val="28"/>
+    <w:abstractNumId w:val="32"/>
   </w:num>
   <w:num w:numId="77" w16cid:durableId="1520317158">
-    <w:abstractNumId w:val="24"/>
+    <w:abstractNumId w:val="27"/>
   </w:num>
   <w:num w:numId="78" w16cid:durableId="1761295776">
-    <w:abstractNumId w:val="92"/>
+    <w:abstractNumId w:val="108"/>
   </w:num>
   <w:num w:numId="79" w16cid:durableId="1541357919">
-    <w:abstractNumId w:val="120"/>
+    <w:abstractNumId w:val="138"/>
   </w:num>
   <w:num w:numId="80" w16cid:durableId="1434007748">
     <w:abstractNumId w:val="15"/>
@@ -30023,88 +35160,88 @@
     <w:abstractNumId w:val="1"/>
   </w:num>
   <w:num w:numId="82" w16cid:durableId="193469456">
-    <w:abstractNumId w:val="91"/>
+    <w:abstractNumId w:val="107"/>
   </w:num>
   <w:num w:numId="83" w16cid:durableId="1143279392">
-    <w:abstractNumId w:val="114"/>
+    <w:abstractNumId w:val="131"/>
   </w:num>
   <w:num w:numId="84" w16cid:durableId="1083451184">
-    <w:abstractNumId w:val="125"/>
+    <w:abstractNumId w:val="145"/>
   </w:num>
   <w:num w:numId="85" w16cid:durableId="1001860107">
-    <w:abstractNumId w:val="20"/>
+    <w:abstractNumId w:val="21"/>
   </w:num>
   <w:num w:numId="86" w16cid:durableId="751856677">
-    <w:abstractNumId w:val="44"/>
+    <w:abstractNumId w:val="50"/>
   </w:num>
   <w:num w:numId="87" w16cid:durableId="1488546940">
-    <w:abstractNumId w:val="56"/>
+    <w:abstractNumId w:val="63"/>
   </w:num>
   <w:num w:numId="88" w16cid:durableId="1913929333">
-    <w:abstractNumId w:val="98"/>
+    <w:abstractNumId w:val="115"/>
   </w:num>
   <w:num w:numId="89" w16cid:durableId="443621503">
-    <w:abstractNumId w:val="86"/>
+    <w:abstractNumId w:val="102"/>
   </w:num>
   <w:num w:numId="90" w16cid:durableId="75326983">
-    <w:abstractNumId w:val="93"/>
+    <w:abstractNumId w:val="110"/>
   </w:num>
   <w:num w:numId="91" w16cid:durableId="1031568045">
     <w:abstractNumId w:val="2"/>
   </w:num>
   <w:num w:numId="92" w16cid:durableId="16975579">
-    <w:abstractNumId w:val="57"/>
+    <w:abstractNumId w:val="66"/>
   </w:num>
   <w:num w:numId="93" w16cid:durableId="1719166055">
-    <w:abstractNumId w:val="33"/>
+    <w:abstractNumId w:val="38"/>
   </w:num>
   <w:num w:numId="94" w16cid:durableId="156309422">
-    <w:abstractNumId w:val="40"/>
+    <w:abstractNumId w:val="46"/>
   </w:num>
   <w:num w:numId="95" w16cid:durableId="1845321462">
-    <w:abstractNumId w:val="78"/>
+    <w:abstractNumId w:val="94"/>
   </w:num>
   <w:num w:numId="96" w16cid:durableId="1249003309">
-    <w:abstractNumId w:val="34"/>
+    <w:abstractNumId w:val="39"/>
   </w:num>
   <w:num w:numId="97" w16cid:durableId="298341831">
-    <w:abstractNumId w:val="130"/>
+    <w:abstractNumId w:val="150"/>
   </w:num>
   <w:num w:numId="98" w16cid:durableId="990983819">
-    <w:abstractNumId w:val="69"/>
+    <w:abstractNumId w:val="83"/>
   </w:num>
   <w:num w:numId="99" w16cid:durableId="1806850096">
-    <w:abstractNumId w:val="72"/>
+    <w:abstractNumId w:val="87"/>
   </w:num>
   <w:num w:numId="100" w16cid:durableId="1418592659">
     <w:abstractNumId w:val="0"/>
   </w:num>
   <w:num w:numId="101" w16cid:durableId="2139033440">
-    <w:abstractNumId w:val="52"/>
+    <w:abstractNumId w:val="58"/>
   </w:num>
   <w:num w:numId="102" w16cid:durableId="1374573279">
     <w:abstractNumId w:val="18"/>
   </w:num>
   <w:num w:numId="103" w16cid:durableId="1756708524">
-    <w:abstractNumId w:val="32"/>
+    <w:abstractNumId w:val="37"/>
   </w:num>
   <w:num w:numId="104" w16cid:durableId="267545158">
-    <w:abstractNumId w:val="67"/>
+    <w:abstractNumId w:val="79"/>
   </w:num>
   <w:num w:numId="105" w16cid:durableId="1047755303">
-    <w:abstractNumId w:val="46"/>
+    <w:abstractNumId w:val="52"/>
   </w:num>
   <w:num w:numId="106" w16cid:durableId="247233507">
-    <w:abstractNumId w:val="25"/>
+    <w:abstractNumId w:val="28"/>
   </w:num>
   <w:num w:numId="107" w16cid:durableId="873228845">
     <w:abstractNumId w:val="17"/>
   </w:num>
   <w:num w:numId="108" w16cid:durableId="2071732460">
-    <w:abstractNumId w:val="49"/>
+    <w:abstractNumId w:val="55"/>
   </w:num>
   <w:num w:numId="109" w16cid:durableId="876233417">
-    <w:abstractNumId w:val="77"/>
+    <w:abstractNumId w:val="93"/>
   </w:num>
   <w:num w:numId="110" w16cid:durableId="740063363">
     <w:abstractNumId w:val="14"/>
@@ -30113,40 +35250,40 @@
     <w:abstractNumId w:val="9"/>
   </w:num>
   <w:num w:numId="112" w16cid:durableId="92435274">
-    <w:abstractNumId w:val="65"/>
+    <w:abstractNumId w:val="76"/>
   </w:num>
   <w:num w:numId="113" w16cid:durableId="1278099971">
-    <w:abstractNumId w:val="100"/>
+    <w:abstractNumId w:val="117"/>
   </w:num>
   <w:num w:numId="114" w16cid:durableId="741954099">
+    <w:abstractNumId w:val="88"/>
+  </w:num>
+  <w:num w:numId="115" w16cid:durableId="1039815477">
+    <w:abstractNumId w:val="127"/>
+  </w:num>
+  <w:num w:numId="116" w16cid:durableId="537476285">
+    <w:abstractNumId w:val="153"/>
+  </w:num>
+  <w:num w:numId="117" w16cid:durableId="104351956">
     <w:abstractNumId w:val="73"/>
   </w:num>
-  <w:num w:numId="115" w16cid:durableId="1039815477">
-    <w:abstractNumId w:val="110"/>
-  </w:num>
-  <w:num w:numId="116" w16cid:durableId="537476285">
-    <w:abstractNumId w:val="132"/>
-  </w:num>
-  <w:num w:numId="117" w16cid:durableId="104351956">
-    <w:abstractNumId w:val="62"/>
-  </w:num>
   <w:num w:numId="118" w16cid:durableId="315452851">
-    <w:abstractNumId w:val="37"/>
+    <w:abstractNumId w:val="42"/>
   </w:num>
   <w:num w:numId="119" w16cid:durableId="1356227718">
-    <w:abstractNumId w:val="103"/>
+    <w:abstractNumId w:val="120"/>
   </w:num>
   <w:num w:numId="120" w16cid:durableId="772363985">
-    <w:abstractNumId w:val="109"/>
+    <w:abstractNumId w:val="126"/>
   </w:num>
   <w:num w:numId="121" w16cid:durableId="1285039679">
-    <w:abstractNumId w:val="90"/>
+    <w:abstractNumId w:val="106"/>
   </w:num>
   <w:num w:numId="122" w16cid:durableId="510531452">
-    <w:abstractNumId w:val="30"/>
+    <w:abstractNumId w:val="34"/>
   </w:num>
   <w:num w:numId="123" w16cid:durableId="1381321713">
-    <w:abstractNumId w:val="23"/>
+    <w:abstractNumId w:val="26"/>
   </w:num>
   <w:num w:numId="124" w16cid:durableId="1931505010">
     <w:abstractNumId w:val="6"/>
@@ -30155,28 +35292,94 @@
     <w:abstractNumId w:val="19"/>
   </w:num>
   <w:num w:numId="126" w16cid:durableId="430125619">
+    <w:abstractNumId w:val="25"/>
+  </w:num>
+  <w:num w:numId="127" w16cid:durableId="2120953506">
+    <w:abstractNumId w:val="70"/>
+  </w:num>
+  <w:num w:numId="128" w16cid:durableId="147137820">
+    <w:abstractNumId w:val="114"/>
+  </w:num>
+  <w:num w:numId="129" w16cid:durableId="85157186">
+    <w:abstractNumId w:val="144"/>
+  </w:num>
+  <w:num w:numId="130" w16cid:durableId="1288051468">
+    <w:abstractNumId w:val="95"/>
+  </w:num>
+  <w:num w:numId="131" w16cid:durableId="204566011">
+    <w:abstractNumId w:val="112"/>
+  </w:num>
+  <w:num w:numId="132" w16cid:durableId="390351895">
+    <w:abstractNumId w:val="151"/>
+  </w:num>
+  <w:num w:numId="133" w16cid:durableId="1629167479">
+    <w:abstractNumId w:val="97"/>
+  </w:num>
+  <w:num w:numId="134" w16cid:durableId="1362973045">
+    <w:abstractNumId w:val="59"/>
+  </w:num>
+  <w:num w:numId="135" w16cid:durableId="1529442638">
+    <w:abstractNumId w:val="82"/>
+  </w:num>
+  <w:num w:numId="136" w16cid:durableId="1304852898">
+    <w:abstractNumId w:val="23"/>
+  </w:num>
+  <w:num w:numId="137" w16cid:durableId="1908762632">
+    <w:abstractNumId w:val="109"/>
+  </w:num>
+  <w:num w:numId="138" w16cid:durableId="2137870337">
+    <w:abstractNumId w:val="81"/>
+  </w:num>
+  <w:num w:numId="139" w16cid:durableId="272907291">
+    <w:abstractNumId w:val="69"/>
+  </w:num>
+  <w:num w:numId="140" w16cid:durableId="614560354">
+    <w:abstractNumId w:val="142"/>
+  </w:num>
+  <w:num w:numId="141" w16cid:durableId="590091981">
+    <w:abstractNumId w:val="154"/>
+  </w:num>
+  <w:num w:numId="142" w16cid:durableId="57364868">
+    <w:abstractNumId w:val="30"/>
+  </w:num>
+  <w:num w:numId="143" w16cid:durableId="1868331822">
+    <w:abstractNumId w:val="141"/>
+  </w:num>
+  <w:num w:numId="144" w16cid:durableId="813182832">
+    <w:abstractNumId w:val="20"/>
+  </w:num>
+  <w:num w:numId="145" w16cid:durableId="1051611157">
     <w:abstractNumId w:val="22"/>
   </w:num>
-  <w:num w:numId="127" w16cid:durableId="2120953506">
-    <w:abstractNumId w:val="59"/>
+  <w:num w:numId="146" w16cid:durableId="1885479017">
+    <w:abstractNumId w:val="36"/>
   </w:num>
-  <w:num w:numId="128" w16cid:durableId="147137820">
-    <w:abstractNumId w:val="97"/>
+  <w:num w:numId="147" w16cid:durableId="921060884">
+    <w:abstractNumId w:val="64"/>
   </w:num>
-  <w:num w:numId="129" w16cid:durableId="85157186">
-    <w:abstractNumId w:val="124"/>
+  <w:num w:numId="148" w16cid:durableId="619604460">
+    <w:abstractNumId w:val="90"/>
   </w:num>
-  <w:num w:numId="130" w16cid:durableId="1288051468">
-    <w:abstractNumId w:val="79"/>
+  <w:num w:numId="149" w16cid:durableId="1962875094">
+    <w:abstractNumId w:val="152"/>
   </w:num>
-  <w:num w:numId="131" w16cid:durableId="204566011">
-    <w:abstractNumId w:val="95"/>
+  <w:num w:numId="150" w16cid:durableId="1806583827">
+    <w:abstractNumId w:val="44"/>
   </w:num>
-  <w:num w:numId="132" w16cid:durableId="390351895">
-    <w:abstractNumId w:val="131"/>
+  <w:num w:numId="151" w16cid:durableId="1895048085">
+    <w:abstractNumId w:val="86"/>
   </w:num>
-  <w:num w:numId="133" w16cid:durableId="1629167479">
-    <w:abstractNumId w:val="81"/>
+  <w:num w:numId="152" w16cid:durableId="637078743">
+    <w:abstractNumId w:val="67"/>
+  </w:num>
+  <w:num w:numId="153" w16cid:durableId="1894540772">
+    <w:abstractNumId w:val="65"/>
+  </w:num>
+  <w:num w:numId="154" w16cid:durableId="1814442766">
+    <w:abstractNumId w:val="77"/>
+  </w:num>
+  <w:num w:numId="155" w16cid:durableId="1609505799">
+    <w:abstractNumId w:val="133"/>
   </w:num>
 </w:numbering>
 </file>

--- a/Professional Practices.docx
+++ b/Professional Practices.docx
@@ -8490,23 +8490,62 @@
         </w:tabs>
         <w:rPr>
           <w:rFonts w:cstheme="minorHAnsi"/>
-          <w:b/>
-          <w:bCs/>
-          <w:color w:val="943634" w:themeColor="accent2" w:themeShade="BF"/>
-          <w:sz w:val="32"/>
-          <w:szCs w:val="32"/>
-        </w:rPr>
-      </w:pPr>
-      <w:r>
-        <w:rPr>
-          <w:rFonts w:cstheme="minorHAnsi"/>
-          <w:b/>
-          <w:bCs/>
-          <w:color w:val="943634" w:themeColor="accent2" w:themeShade="BF"/>
-          <w:sz w:val="32"/>
-          <w:szCs w:val="32"/>
-        </w:rPr>
-        <w:t xml:space="preserve">Workable ethical theory </w:t>
+          <w:sz w:val="32"/>
+          <w:szCs w:val="32"/>
+        </w:rPr>
+      </w:pPr>
+      <w:r>
+        <w:rPr>
+          <w:noProof/>
+        </w:rPr>
+        <w:drawing>
+          <wp:inline distT="0" distB="0" distL="0" distR="0" wp14:anchorId="5ABE8E23" wp14:editId="4456E174">
+            <wp:extent cx="5608320" cy="3686085"/>
+            <wp:effectExtent l="0" t="0" r="0" b="0"/>
+            <wp:docPr id="1878696213" name="Picture 2"/>
+            <wp:cNvGraphicFramePr>
+              <a:graphicFrameLocks xmlns:a="http://schemas.openxmlformats.org/drawingml/2006/main" noChangeAspect="1"/>
+            </wp:cNvGraphicFramePr>
+            <a:graphic xmlns:a="http://schemas.openxmlformats.org/drawingml/2006/main">
+              <a:graphicData uri="http://schemas.openxmlformats.org/drawingml/2006/picture">
+                <pic:pic xmlns:pic="http://schemas.openxmlformats.org/drawingml/2006/picture">
+                  <pic:nvPicPr>
+                    <pic:cNvPr id="0" name="Picture 2"/>
+                    <pic:cNvPicPr>
+                      <a:picLocks noChangeAspect="1" noChangeArrowheads="1"/>
+                    </pic:cNvPicPr>
+                  </pic:nvPicPr>
+                  <pic:blipFill>
+                    <a:blip r:embed="rId14">
+                      <a:extLst>
+                        <a:ext uri="{28A0092B-C50C-407E-A947-70E740481C1C}">
+                          <a14:useLocalDpi xmlns:a14="http://schemas.microsoft.com/office/drawing/2010/main" val="0"/>
+                        </a:ext>
+                      </a:extLst>
+                    </a:blip>
+                    <a:srcRect/>
+                    <a:stretch>
+                      <a:fillRect/>
+                    </a:stretch>
+                  </pic:blipFill>
+                  <pic:spPr bwMode="auto">
+                    <a:xfrm>
+                      <a:off x="0" y="0"/>
+                      <a:ext cx="5613619" cy="3689568"/>
+                    </a:xfrm>
+                    <a:prstGeom prst="rect">
+                      <a:avLst/>
+                    </a:prstGeom>
+                    <a:noFill/>
+                    <a:ln>
+                      <a:noFill/>
+                    </a:ln>
+                  </pic:spPr>
+                </pic:pic>
+              </a:graphicData>
+            </a:graphic>
+          </wp:inline>
+        </w:drawing>
       </w:r>
     </w:p>
     <w:p>
@@ -8515,6 +8554,71 @@
           <w:tab w:val="left" w:pos="6084"/>
         </w:tabs>
         <w:rPr>
+          <w:rFonts w:cstheme="minorHAnsi"/>
+          <w:sz w:val="32"/>
+          <w:szCs w:val="32"/>
+        </w:rPr>
+      </w:pPr>
+      <w:r>
+        <w:rPr>
+          <w:noProof/>
+        </w:rPr>
+        <w:drawing>
+          <wp:inline distT="0" distB="0" distL="0" distR="0" wp14:anchorId="0B96704B" wp14:editId="21F92A32">
+            <wp:extent cx="5151120" cy="3196336"/>
+            <wp:effectExtent l="0" t="0" r="0" b="4445"/>
+            <wp:docPr id="203241879" name="Picture 3"/>
+            <wp:cNvGraphicFramePr>
+              <a:graphicFrameLocks xmlns:a="http://schemas.openxmlformats.org/drawingml/2006/main" noChangeAspect="1"/>
+            </wp:cNvGraphicFramePr>
+            <a:graphic xmlns:a="http://schemas.openxmlformats.org/drawingml/2006/main">
+              <a:graphicData uri="http://schemas.openxmlformats.org/drawingml/2006/picture">
+                <pic:pic xmlns:pic="http://schemas.openxmlformats.org/drawingml/2006/picture">
+                  <pic:nvPicPr>
+                    <pic:cNvPr id="0" name="Picture 3"/>
+                    <pic:cNvPicPr>
+                      <a:picLocks noChangeAspect="1" noChangeArrowheads="1"/>
+                    </pic:cNvPicPr>
+                  </pic:nvPicPr>
+                  <pic:blipFill>
+                    <a:blip r:embed="rId15">
+                      <a:extLst>
+                        <a:ext uri="{28A0092B-C50C-407E-A947-70E740481C1C}">
+                          <a14:useLocalDpi xmlns:a14="http://schemas.microsoft.com/office/drawing/2010/main" val="0"/>
+                        </a:ext>
+                      </a:extLst>
+                    </a:blip>
+                    <a:srcRect/>
+                    <a:stretch>
+                      <a:fillRect/>
+                    </a:stretch>
+                  </pic:blipFill>
+                  <pic:spPr bwMode="auto">
+                    <a:xfrm>
+                      <a:off x="0" y="0"/>
+                      <a:ext cx="5155199" cy="3198867"/>
+                    </a:xfrm>
+                    <a:prstGeom prst="rect">
+                      <a:avLst/>
+                    </a:prstGeom>
+                    <a:noFill/>
+                    <a:ln>
+                      <a:noFill/>
+                    </a:ln>
+                  </pic:spPr>
+                </pic:pic>
+              </a:graphicData>
+            </a:graphic>
+          </wp:inline>
+        </w:drawing>
+      </w:r>
+    </w:p>
+    <w:p>
+      <w:pPr>
+        <w:tabs>
+          <w:tab w:val="left" w:pos="6084"/>
+        </w:tabs>
+        <w:rPr>
           <w:rFonts w:ascii="Times New Roman" w:hAnsi="Times New Roman" w:cs="Times New Roman"/>
           <w:b/>
           <w:bCs/>
@@ -8532,6 +8636,7 @@
           <w:sz w:val="32"/>
           <w:szCs w:val="32"/>
         </w:rPr>
+        <w:lastRenderedPageBreak/>
         <w:t>Rule</w:t>
       </w:r>
       <w:r>
@@ -8588,7 +8693,7 @@
                     </pic:cNvPicPr>
                   </pic:nvPicPr>
                   <pic:blipFill>
-                    <a:blip r:embed="rId14">
+                    <a:blip r:embed="rId16">
                       <a:extLst>
                         <a:ext uri="{28A0092B-C50C-407E-A947-70E740481C1C}">
                           <a14:useLocalDpi xmlns:a14="http://schemas.microsoft.com/office/drawing/2010/main" val="0"/>
@@ -8623,6 +8728,100 @@
     <w:p>
       <w:pPr>
         <w:tabs>
+          <w:tab w:val="left" w:pos="2964"/>
+        </w:tabs>
+        <w:rPr>
+          <w:b/>
+          <w:bCs/>
+          <w:color w:val="943634" w:themeColor="accent2" w:themeShade="BF"/>
+          <w:sz w:val="32"/>
+          <w:szCs w:val="32"/>
+        </w:rPr>
+      </w:pPr>
+      <w:r>
+        <w:rPr>
+          <w:b/>
+          <w:bCs/>
+          <w:color w:val="943634" w:themeColor="accent2" w:themeShade="BF"/>
+          <w:sz w:val="32"/>
+          <w:szCs w:val="32"/>
+        </w:rPr>
+        <w:t>Note:</w:t>
+      </w:r>
+    </w:p>
+    <w:p>
+      <w:pPr>
+        <w:pStyle w:val="ListParagraph"/>
+        <w:numPr>
+          <w:ilvl w:val="0"/>
+          <w:numId w:val="136"/>
+        </w:numPr>
+        <w:tabs>
+          <w:tab w:val="left" w:pos="2964"/>
+        </w:tabs>
+        <w:rPr>
+          <w:color w:val="943634" w:themeColor="accent2" w:themeShade="BF"/>
+          <w:sz w:val="32"/>
+          <w:szCs w:val="32"/>
+        </w:rPr>
+      </w:pPr>
+      <w:r>
+        <w:rPr>
+          <w:b/>
+          <w:bCs/>
+          <w:color w:val="0D0D0D" w:themeColor="text1" w:themeTint="F2"/>
+          <w:sz w:val="32"/>
+          <w:szCs w:val="32"/>
+        </w:rPr>
+        <w:t>Act Utilitarianism</w:t>
+      </w:r>
+      <w:r>
+        <w:rPr>
+          <w:color w:val="0D0D0D" w:themeColor="text1" w:themeTint="F2"/>
+          <w:sz w:val="32"/>
+          <w:szCs w:val="32"/>
+        </w:rPr>
+        <w:t xml:space="preserve"> Looks at the consequences of each individual action.</w:t>
+      </w:r>
+    </w:p>
+    <w:p>
+      <w:pPr>
+        <w:pStyle w:val="ListParagraph"/>
+        <w:numPr>
+          <w:ilvl w:val="0"/>
+          <w:numId w:val="136"/>
+        </w:numPr>
+        <w:tabs>
+          <w:tab w:val="left" w:pos="2964"/>
+        </w:tabs>
+        <w:rPr>
+          <w:color w:val="0D0D0D" w:themeColor="text1" w:themeTint="F2"/>
+          <w:sz w:val="32"/>
+          <w:szCs w:val="32"/>
+        </w:rPr>
+      </w:pPr>
+      <w:r>
+        <w:rPr>
+          <w:b/>
+          <w:bCs/>
+          <w:color w:val="0D0D0D" w:themeColor="text1" w:themeTint="F2"/>
+          <w:sz w:val="32"/>
+          <w:szCs w:val="32"/>
+        </w:rPr>
+        <w:t xml:space="preserve">Rule </w:t>
+      </w:r>
+      <w:r>
+        <w:rPr>
+          <w:color w:val="0D0D0D" w:themeColor="text1" w:themeTint="F2"/>
+          <w:sz w:val="32"/>
+          <w:szCs w:val="32"/>
+        </w:rPr>
+        <w:t>Utilitarianism follows rules that generally lead to the greatest good for everyone.</w:t>
+      </w:r>
+    </w:p>
+    <w:p>
+      <w:pPr>
+        <w:tabs>
           <w:tab w:val="left" w:pos="6084"/>
         </w:tabs>
         <w:rPr>
@@ -8834,12 +9033,7 @@
           <w:szCs w:val="32"/>
         </w:rPr>
       </w:pPr>
-    </w:p>
-    <w:p>
-      <w:pPr>
-        <w:tabs>
-          <w:tab w:val="left" w:pos="6084"/>
-        </w:tabs>
+      <w:r>
         <w:rPr>
           <w:rFonts w:ascii="Times New Roman" w:hAnsi="Times New Roman" w:cs="Times New Roman"/>
           <w:b/>
@@ -8848,16 +9042,7 @@
           <w:sz w:val="32"/>
           <w:szCs w:val="32"/>
         </w:rPr>
-      </w:pPr>
-      <w:r>
-        <w:rPr>
-          <w:rFonts w:ascii="Times New Roman" w:hAnsi="Times New Roman" w:cs="Times New Roman"/>
-          <w:b/>
-          <w:bCs/>
-          <w:color w:val="365F91" w:themeColor="accent1" w:themeShade="BF"/>
-          <w:sz w:val="32"/>
-          <w:szCs w:val="32"/>
-        </w:rPr>
+        <w:lastRenderedPageBreak/>
         <w:t>Anti-Worm Scenario</w:t>
       </w:r>
       <w:r>
@@ -9389,53 +9574,53 @@
           <w:sz w:val="32"/>
           <w:szCs w:val="32"/>
         </w:rPr>
+        <w:t xml:space="preserve">More harm than good </w:t>
+      </w:r>
+      <w:r>
+        <w:rPr>
+          <w:rFonts w:cstheme="minorHAnsi"/>
+          <w:color w:val="0D0D0D" w:themeColor="text1" w:themeTint="F2"/>
+          <w:sz w:val="32"/>
+          <w:szCs w:val="32"/>
+        </w:rPr>
+        <w:t xml:space="preserve">→ Even though Nachi tried to help, it still invaded computers without consent, caused network problems, and created security risks. So, releasing such a worm is </w:t>
+      </w:r>
+      <w:r>
+        <w:rPr>
+          <w:rFonts w:cstheme="minorHAnsi"/>
+          <w:b/>
+          <w:bCs/>
+          <w:color w:val="0D0D0D" w:themeColor="text1" w:themeTint="F2"/>
+          <w:sz w:val="32"/>
+          <w:szCs w:val="32"/>
+        </w:rPr>
+        <w:t>wrong.</w:t>
+      </w:r>
+    </w:p>
+    <w:p>
+      <w:pPr>
+        <w:tabs>
+          <w:tab w:val="left" w:pos="6084"/>
+        </w:tabs>
+        <w:rPr>
+          <w:rFonts w:ascii="Times New Roman" w:hAnsi="Times New Roman" w:cs="Times New Roman"/>
+          <w:b/>
+          <w:bCs/>
+          <w:color w:val="365F91" w:themeColor="accent1" w:themeShade="BF"/>
+          <w:sz w:val="32"/>
+          <w:szCs w:val="32"/>
+        </w:rPr>
+      </w:pPr>
+      <w:r>
+        <w:rPr>
+          <w:rFonts w:ascii="Times New Roman" w:hAnsi="Times New Roman" w:cs="Times New Roman"/>
+          <w:b/>
+          <w:bCs/>
+          <w:color w:val="365F91" w:themeColor="accent1" w:themeShade="BF"/>
+          <w:sz w:val="32"/>
+          <w:szCs w:val="32"/>
+        </w:rPr>
         <w:lastRenderedPageBreak/>
-        <w:t xml:space="preserve">More harm than good </w:t>
-      </w:r>
-      <w:r>
-        <w:rPr>
-          <w:rFonts w:cstheme="minorHAnsi"/>
-          <w:color w:val="0D0D0D" w:themeColor="text1" w:themeTint="F2"/>
-          <w:sz w:val="32"/>
-          <w:szCs w:val="32"/>
-        </w:rPr>
-        <w:t xml:space="preserve">→ Even though Nachi tried to help, it still invaded computers without consent, caused network problems, and created security risks. So, releasing such a worm is </w:t>
-      </w:r>
-      <w:r>
-        <w:rPr>
-          <w:rFonts w:cstheme="minorHAnsi"/>
-          <w:b/>
-          <w:bCs/>
-          <w:color w:val="0D0D0D" w:themeColor="text1" w:themeTint="F2"/>
-          <w:sz w:val="32"/>
-          <w:szCs w:val="32"/>
-        </w:rPr>
-        <w:t>wrong.</w:t>
-      </w:r>
-    </w:p>
-    <w:p>
-      <w:pPr>
-        <w:tabs>
-          <w:tab w:val="left" w:pos="6084"/>
-        </w:tabs>
-        <w:rPr>
-          <w:rFonts w:ascii="Times New Roman" w:hAnsi="Times New Roman" w:cs="Times New Roman"/>
-          <w:b/>
-          <w:bCs/>
-          <w:color w:val="365F91" w:themeColor="accent1" w:themeShade="BF"/>
-          <w:sz w:val="32"/>
-          <w:szCs w:val="32"/>
-        </w:rPr>
-      </w:pPr>
-      <w:r>
-        <w:rPr>
-          <w:rFonts w:ascii="Times New Roman" w:hAnsi="Times New Roman" w:cs="Times New Roman"/>
-          <w:b/>
-          <w:bCs/>
-          <w:color w:val="365F91" w:themeColor="accent1" w:themeShade="BF"/>
-          <w:sz w:val="32"/>
-          <w:szCs w:val="32"/>
-        </w:rPr>
         <w:t>Case for Rule Utilitarianism</w:t>
       </w:r>
     </w:p>
@@ -9579,325 +9764,6 @@
         <w:tabs>
           <w:tab w:val="left" w:pos="2964"/>
         </w:tabs>
-      </w:pPr>
-      <w:r>
-        <w:rPr>
-          <w:noProof/>
-        </w:rPr>
-        <w:drawing>
-          <wp:inline distT="0" distB="0" distL="0" distR="0" wp14:anchorId="01F58CFD" wp14:editId="6E631542">
-            <wp:extent cx="5935980" cy="3901440"/>
-            <wp:effectExtent l="0" t="0" r="7620" b="3810"/>
-            <wp:docPr id="1878696213" name="Picture 2"/>
-            <wp:cNvGraphicFramePr>
-              <a:graphicFrameLocks xmlns:a="http://schemas.openxmlformats.org/drawingml/2006/main" noChangeAspect="1"/>
-            </wp:cNvGraphicFramePr>
-            <a:graphic xmlns:a="http://schemas.openxmlformats.org/drawingml/2006/main">
-              <a:graphicData uri="http://schemas.openxmlformats.org/drawingml/2006/picture">
-                <pic:pic xmlns:pic="http://schemas.openxmlformats.org/drawingml/2006/picture">
-                  <pic:nvPicPr>
-                    <pic:cNvPr id="0" name="Picture 2"/>
-                    <pic:cNvPicPr>
-                      <a:picLocks noChangeAspect="1" noChangeArrowheads="1"/>
-                    </pic:cNvPicPr>
-                  </pic:nvPicPr>
-                  <pic:blipFill>
-                    <a:blip r:embed="rId15">
-                      <a:extLst>
-                        <a:ext uri="{28A0092B-C50C-407E-A947-70E740481C1C}">
-                          <a14:useLocalDpi xmlns:a14="http://schemas.microsoft.com/office/drawing/2010/main" val="0"/>
-                        </a:ext>
-                      </a:extLst>
-                    </a:blip>
-                    <a:srcRect/>
-                    <a:stretch>
-                      <a:fillRect/>
-                    </a:stretch>
-                  </pic:blipFill>
-                  <pic:spPr bwMode="auto">
-                    <a:xfrm>
-                      <a:off x="0" y="0"/>
-                      <a:ext cx="5935980" cy="3901440"/>
-                    </a:xfrm>
-                    <a:prstGeom prst="rect">
-                      <a:avLst/>
-                    </a:prstGeom>
-                    <a:noFill/>
-                    <a:ln>
-                      <a:noFill/>
-                    </a:ln>
-                  </pic:spPr>
-                </pic:pic>
-              </a:graphicData>
-            </a:graphic>
-          </wp:inline>
-        </w:drawing>
-      </w:r>
-    </w:p>
-    <w:p>
-      <w:pPr>
-        <w:tabs>
-          <w:tab w:val="left" w:pos="2964"/>
-        </w:tabs>
-      </w:pPr>
-    </w:p>
-    <w:p>
-      <w:pPr>
-        <w:tabs>
-          <w:tab w:val="left" w:pos="2964"/>
-        </w:tabs>
-      </w:pPr>
-    </w:p>
-    <w:p>
-      <w:pPr>
-        <w:tabs>
-          <w:tab w:val="left" w:pos="2964"/>
-        </w:tabs>
-      </w:pPr>
-    </w:p>
-    <w:p>
-      <w:pPr>
-        <w:tabs>
-          <w:tab w:val="left" w:pos="2964"/>
-        </w:tabs>
-      </w:pPr>
-    </w:p>
-    <w:p>
-      <w:pPr>
-        <w:tabs>
-          <w:tab w:val="left" w:pos="2964"/>
-        </w:tabs>
-      </w:pPr>
-      <w:r>
-        <w:rPr>
-          <w:noProof/>
-        </w:rPr>
-        <w:lastRenderedPageBreak/>
-        <w:drawing>
-          <wp:inline distT="0" distB="0" distL="0" distR="0" wp14:anchorId="14F56061" wp14:editId="27F7719F">
-            <wp:extent cx="5943600" cy="3688080"/>
-            <wp:effectExtent l="0" t="0" r="0" b="7620"/>
-            <wp:docPr id="203241879" name="Picture 3"/>
-            <wp:cNvGraphicFramePr>
-              <a:graphicFrameLocks xmlns:a="http://schemas.openxmlformats.org/drawingml/2006/main" noChangeAspect="1"/>
-            </wp:cNvGraphicFramePr>
-            <a:graphic xmlns:a="http://schemas.openxmlformats.org/drawingml/2006/main">
-              <a:graphicData uri="http://schemas.openxmlformats.org/drawingml/2006/picture">
-                <pic:pic xmlns:pic="http://schemas.openxmlformats.org/drawingml/2006/picture">
-                  <pic:nvPicPr>
-                    <pic:cNvPr id="0" name="Picture 3"/>
-                    <pic:cNvPicPr>
-                      <a:picLocks noChangeAspect="1" noChangeArrowheads="1"/>
-                    </pic:cNvPicPr>
-                  </pic:nvPicPr>
-                  <pic:blipFill>
-                    <a:blip r:embed="rId16">
-                      <a:extLst>
-                        <a:ext uri="{28A0092B-C50C-407E-A947-70E740481C1C}">
-                          <a14:useLocalDpi xmlns:a14="http://schemas.microsoft.com/office/drawing/2010/main" val="0"/>
-                        </a:ext>
-                      </a:extLst>
-                    </a:blip>
-                    <a:srcRect/>
-                    <a:stretch>
-                      <a:fillRect/>
-                    </a:stretch>
-                  </pic:blipFill>
-                  <pic:spPr bwMode="auto">
-                    <a:xfrm>
-                      <a:off x="0" y="0"/>
-                      <a:ext cx="5943600" cy="3688080"/>
-                    </a:xfrm>
-                    <a:prstGeom prst="rect">
-                      <a:avLst/>
-                    </a:prstGeom>
-                    <a:noFill/>
-                    <a:ln>
-                      <a:noFill/>
-                    </a:ln>
-                  </pic:spPr>
-                </pic:pic>
-              </a:graphicData>
-            </a:graphic>
-          </wp:inline>
-        </w:drawing>
-      </w:r>
-    </w:p>
-    <w:p>
-      <w:pPr>
-        <w:tabs>
-          <w:tab w:val="left" w:pos="2964"/>
-        </w:tabs>
-      </w:pPr>
-      <w:r>
-        <w:rPr>
-          <w:noProof/>
-        </w:rPr>
-        <w:drawing>
-          <wp:inline distT="0" distB="0" distL="0" distR="0" wp14:anchorId="6559225F" wp14:editId="49711E55">
-            <wp:extent cx="5935980" cy="1516380"/>
-            <wp:effectExtent l="0" t="0" r="7620" b="7620"/>
-            <wp:docPr id="669034672" name="Picture 4"/>
-            <wp:cNvGraphicFramePr>
-              <a:graphicFrameLocks xmlns:a="http://schemas.openxmlformats.org/drawingml/2006/main" noChangeAspect="1"/>
-            </wp:cNvGraphicFramePr>
-            <a:graphic xmlns:a="http://schemas.openxmlformats.org/drawingml/2006/main">
-              <a:graphicData uri="http://schemas.openxmlformats.org/drawingml/2006/picture">
-                <pic:pic xmlns:pic="http://schemas.openxmlformats.org/drawingml/2006/picture">
-                  <pic:nvPicPr>
-                    <pic:cNvPr id="0" name="Picture 4"/>
-                    <pic:cNvPicPr>
-                      <a:picLocks noChangeAspect="1" noChangeArrowheads="1"/>
-                    </pic:cNvPicPr>
-                  </pic:nvPicPr>
-                  <pic:blipFill>
-                    <a:blip r:embed="rId17">
-                      <a:extLst>
-                        <a:ext uri="{28A0092B-C50C-407E-A947-70E740481C1C}">
-                          <a14:useLocalDpi xmlns:a14="http://schemas.microsoft.com/office/drawing/2010/main" val="0"/>
-                        </a:ext>
-                      </a:extLst>
-                    </a:blip>
-                    <a:srcRect/>
-                    <a:stretch>
-                      <a:fillRect/>
-                    </a:stretch>
-                  </pic:blipFill>
-                  <pic:spPr bwMode="auto">
-                    <a:xfrm>
-                      <a:off x="0" y="0"/>
-                      <a:ext cx="5935980" cy="1516380"/>
-                    </a:xfrm>
-                    <a:prstGeom prst="rect">
-                      <a:avLst/>
-                    </a:prstGeom>
-                    <a:noFill/>
-                    <a:ln>
-                      <a:noFill/>
-                    </a:ln>
-                  </pic:spPr>
-                </pic:pic>
-              </a:graphicData>
-            </a:graphic>
-          </wp:inline>
-        </w:drawing>
-      </w:r>
-    </w:p>
-    <w:p>
-      <w:pPr>
-        <w:tabs>
-          <w:tab w:val="left" w:pos="2964"/>
-        </w:tabs>
-        <w:rPr>
-          <w:b/>
-          <w:bCs/>
-          <w:color w:val="943634" w:themeColor="accent2" w:themeShade="BF"/>
-          <w:sz w:val="32"/>
-          <w:szCs w:val="32"/>
-        </w:rPr>
-      </w:pPr>
-      <w:r>
-        <w:rPr>
-          <w:b/>
-          <w:bCs/>
-          <w:color w:val="943634" w:themeColor="accent2" w:themeShade="BF"/>
-          <w:sz w:val="32"/>
-          <w:szCs w:val="32"/>
-        </w:rPr>
-        <w:t>Note:</w:t>
-      </w:r>
-    </w:p>
-    <w:p>
-      <w:pPr>
-        <w:pStyle w:val="ListParagraph"/>
-        <w:numPr>
-          <w:ilvl w:val="0"/>
-          <w:numId w:val="136"/>
-        </w:numPr>
-        <w:tabs>
-          <w:tab w:val="left" w:pos="2964"/>
-        </w:tabs>
-        <w:rPr>
-          <w:color w:val="943634" w:themeColor="accent2" w:themeShade="BF"/>
-          <w:sz w:val="32"/>
-          <w:szCs w:val="32"/>
-        </w:rPr>
-      </w:pPr>
-      <w:r>
-        <w:rPr>
-          <w:b/>
-          <w:bCs/>
-          <w:color w:val="0D0D0D" w:themeColor="text1" w:themeTint="F2"/>
-          <w:sz w:val="32"/>
-          <w:szCs w:val="32"/>
-        </w:rPr>
-        <w:t>Act Utilitarianism</w:t>
-      </w:r>
-      <w:r>
-        <w:rPr>
-          <w:color w:val="0D0D0D" w:themeColor="text1" w:themeTint="F2"/>
-          <w:sz w:val="32"/>
-          <w:szCs w:val="32"/>
-        </w:rPr>
-        <w:t xml:space="preserve"> Looks at the consequences of each individual action.</w:t>
-      </w:r>
-    </w:p>
-    <w:p>
-      <w:pPr>
-        <w:pStyle w:val="ListParagraph"/>
-        <w:numPr>
-          <w:ilvl w:val="0"/>
-          <w:numId w:val="136"/>
-        </w:numPr>
-        <w:tabs>
-          <w:tab w:val="left" w:pos="2964"/>
-        </w:tabs>
-        <w:rPr>
-          <w:color w:val="0D0D0D" w:themeColor="text1" w:themeTint="F2"/>
-          <w:sz w:val="32"/>
-          <w:szCs w:val="32"/>
-        </w:rPr>
-      </w:pPr>
-      <w:r>
-        <w:rPr>
-          <w:b/>
-          <w:bCs/>
-          <w:color w:val="0D0D0D" w:themeColor="text1" w:themeTint="F2"/>
-          <w:sz w:val="32"/>
-          <w:szCs w:val="32"/>
-        </w:rPr>
-        <w:t xml:space="preserve">Rule </w:t>
-      </w:r>
-      <w:r>
-        <w:rPr>
-          <w:color w:val="0D0D0D" w:themeColor="text1" w:themeTint="F2"/>
-          <w:sz w:val="32"/>
-          <w:szCs w:val="32"/>
-        </w:rPr>
-        <w:t xml:space="preserve">Utilitarianism </w:t>
-      </w:r>
-      <w:r>
-        <w:rPr>
-          <w:color w:val="0D0D0D" w:themeColor="text1" w:themeTint="F2"/>
-          <w:sz w:val="32"/>
-          <w:szCs w:val="32"/>
-        </w:rPr>
-        <w:t>f</w:t>
-      </w:r>
-      <w:r>
-        <w:rPr>
-          <w:color w:val="0D0D0D" w:themeColor="text1" w:themeTint="F2"/>
-          <w:sz w:val="32"/>
-          <w:szCs w:val="32"/>
-        </w:rPr>
-        <w:t>ollows rules that generally lead to the greatest good for everyone.</w:t>
-      </w:r>
-    </w:p>
-    <w:p>
-      <w:pPr>
-        <w:tabs>
-          <w:tab w:val="left" w:pos="2964"/>
-        </w:tabs>
         <w:rPr>
           <w:rFonts w:ascii="Times New Roman" w:hAnsi="Times New Roman" w:cs="Times New Roman"/>
           <w:b/>
@@ -9907,12 +9773,7 @@
           <w:szCs w:val="32"/>
         </w:rPr>
       </w:pPr>
-    </w:p>
-    <w:p>
-      <w:pPr>
-        <w:tabs>
-          <w:tab w:val="left" w:pos="2964"/>
-        </w:tabs>
+      <w:r>
         <w:rPr>
           <w:rFonts w:ascii="Times New Roman" w:hAnsi="Times New Roman" w:cs="Times New Roman"/>
           <w:b/>
@@ -9921,32 +9782,6 @@
           <w:sz w:val="32"/>
           <w:szCs w:val="32"/>
         </w:rPr>
-      </w:pPr>
-    </w:p>
-    <w:p>
-      <w:pPr>
-        <w:tabs>
-          <w:tab w:val="left" w:pos="2964"/>
-        </w:tabs>
-        <w:rPr>
-          <w:rFonts w:ascii="Times New Roman" w:hAnsi="Times New Roman" w:cs="Times New Roman"/>
-          <w:b/>
-          <w:bCs/>
-          <w:color w:val="365F91" w:themeColor="accent1" w:themeShade="BF"/>
-          <w:sz w:val="32"/>
-          <w:szCs w:val="32"/>
-        </w:rPr>
-      </w:pPr>
-      <w:r>
-        <w:rPr>
-          <w:rFonts w:ascii="Times New Roman" w:hAnsi="Times New Roman" w:cs="Times New Roman"/>
-          <w:b/>
-          <w:bCs/>
-          <w:color w:val="365F91" w:themeColor="accent1" w:themeShade="BF"/>
-          <w:sz w:val="32"/>
-          <w:szCs w:val="32"/>
-        </w:rPr>
-        <w:lastRenderedPageBreak/>
         <w:t>What is Social Contract Theory?</w:t>
       </w:r>
     </w:p>
@@ -10284,6 +10119,7 @@
           <w:sz w:val="32"/>
           <w:szCs w:val="32"/>
         </w:rPr>
+        <w:lastRenderedPageBreak/>
         <w:t>Example:</w:t>
       </w:r>
       <w:r>
@@ -10440,7 +10276,6 @@
           <w:sz w:val="32"/>
           <w:szCs w:val="32"/>
         </w:rPr>
-        <w:lastRenderedPageBreak/>
         <w:t>Absolute Right</w:t>
       </w:r>
     </w:p>
@@ -10605,17 +10440,6 @@
           <w:tab w:val="left" w:pos="1416"/>
         </w:tabs>
         <w:rPr>
-          <w:sz w:val="32"/>
-          <w:szCs w:val="32"/>
-        </w:rPr>
-      </w:pPr>
-    </w:p>
-    <w:p>
-      <w:pPr>
-        <w:tabs>
-          <w:tab w:val="left" w:pos="1416"/>
-        </w:tabs>
-        <w:rPr>
           <w:rFonts w:ascii="Times New Roman" w:hAnsi="Times New Roman" w:cs="Times New Roman"/>
           <w:b/>
           <w:bCs/>
@@ -10905,6 +10729,7 @@
           <w:sz w:val="32"/>
           <w:szCs w:val="32"/>
         </w:rPr>
+        <w:lastRenderedPageBreak/>
         <w:t xml:space="preserve">Correlation Between Types of Rights </w:t>
       </w:r>
     </w:p>
@@ -11048,7 +10873,6 @@
           <w:sz w:val="32"/>
           <w:szCs w:val="32"/>
         </w:rPr>
-        <w:lastRenderedPageBreak/>
         <w:t>Negative rights</w:t>
       </w:r>
       <w:r>
@@ -11141,59 +10965,23 @@
     </w:p>
     <w:p>
       <w:pPr>
-        <w:spacing w:before="100" w:beforeAutospacing="1" w:after="100" w:afterAutospacing="1" w:line="240" w:lineRule="auto"/>
-        <w:outlineLvl w:val="2"/>
-        <w:rPr>
-          <w:rFonts w:ascii="Times New Roman" w:eastAsia="Times New Roman" w:hAnsi="Times New Roman" w:cs="Times New Roman"/>
-          <w:b/>
-          <w:bCs/>
-          <w:kern w:val="0"/>
-          <w:sz w:val="27"/>
-          <w:szCs w:val="27"/>
-          <w14:ligatures w14:val="none"/>
-        </w:rPr>
-      </w:pPr>
-    </w:p>
-    <w:p>
-      <w:pPr>
-        <w:spacing w:before="100" w:beforeAutospacing="1" w:after="100" w:afterAutospacing="1" w:line="240" w:lineRule="auto"/>
-        <w:outlineLvl w:val="2"/>
-        <w:rPr>
-          <w:rFonts w:ascii="Times New Roman" w:eastAsia="Times New Roman" w:hAnsi="Times New Roman" w:cs="Times New Roman"/>
-          <w:b/>
-          <w:bCs/>
-          <w:kern w:val="0"/>
-          <w:sz w:val="27"/>
-          <w:szCs w:val="27"/>
-          <w14:ligatures w14:val="none"/>
-        </w:rPr>
-      </w:pPr>
-    </w:p>
-    <w:p>
-      <w:pPr>
-        <w:spacing w:before="100" w:beforeAutospacing="1" w:after="100" w:afterAutospacing="1" w:line="240" w:lineRule="auto"/>
-        <w:outlineLvl w:val="2"/>
-        <w:rPr>
-          <w:rFonts w:ascii="Times New Roman" w:eastAsia="Times New Roman" w:hAnsi="Times New Roman" w:cs="Times New Roman"/>
+        <w:rPr>
+          <w:rFonts w:ascii="Times New Roman" w:hAnsi="Times New Roman" w:cs="Times New Roman"/>
           <w:b/>
           <w:bCs/>
           <w:color w:val="365F91" w:themeColor="accent1" w:themeShade="BF"/>
-          <w:kern w:val="0"/>
-          <w:sz w:val="27"/>
-          <w:szCs w:val="27"/>
-          <w14:ligatures w14:val="none"/>
-        </w:rPr>
-      </w:pPr>
-      <w:r>
-        <w:rPr>
-          <w:rFonts w:ascii="Times New Roman" w:eastAsia="Times New Roman" w:hAnsi="Times New Roman" w:cs="Times New Roman"/>
+          <w:sz w:val="32"/>
+          <w:szCs w:val="32"/>
+        </w:rPr>
+      </w:pPr>
+      <w:r>
+        <w:rPr>
+          <w:rFonts w:ascii="Times New Roman" w:hAnsi="Times New Roman" w:cs="Times New Roman"/>
           <w:b/>
           <w:bCs/>
           <w:color w:val="365F91" w:themeColor="accent1" w:themeShade="BF"/>
-          <w:kern w:val="0"/>
-          <w:sz w:val="27"/>
-          <w:szCs w:val="27"/>
-          <w14:ligatures w14:val="none"/>
+          <w:sz w:val="32"/>
+          <w:szCs w:val="32"/>
         </w:rPr>
         <w:t xml:space="preserve">John Rawls’s Theory of Justice </w:t>
       </w:r>
@@ -11409,7 +11197,7 @@
                     </pic:cNvPicPr>
                   </pic:nvPicPr>
                   <pic:blipFill>
-                    <a:blip r:embed="rId18">
+                    <a:blip r:embed="rId17">
                       <a:extLst>
                         <a:ext uri="{28A0092B-C50C-407E-A947-70E740481C1C}">
                           <a14:useLocalDpi xmlns:a14="http://schemas.microsoft.com/office/drawing/2010/main" val="0"/>
@@ -11558,7 +11346,7 @@
                     </pic:cNvPicPr>
                   </pic:nvPicPr>
                   <pic:blipFill>
-                    <a:blip r:embed="rId19">
+                    <a:blip r:embed="rId18">
                       <a:extLst>
                         <a:ext uri="{28A0092B-C50C-407E-A947-70E740481C1C}">
                           <a14:useLocalDpi xmlns:a14="http://schemas.microsoft.com/office/drawing/2010/main" val="0"/>
@@ -12276,32 +12064,6 @@
           <w:tab w:val="left" w:pos="3180"/>
         </w:tabs>
         <w:rPr>
-          <w:sz w:val="40"/>
-          <w:szCs w:val="40"/>
-        </w:rPr>
-      </w:pPr>
-    </w:p>
-    <w:p>
-      <w:pPr>
-        <w:tabs>
-          <w:tab w:val="left" w:pos="3180"/>
-        </w:tabs>
-        <w:rPr>
-          <w:rFonts w:ascii="Times New Roman" w:hAnsi="Times New Roman" w:cs="Times New Roman"/>
-          <w:b/>
-          <w:bCs/>
-          <w:color w:val="365F91" w:themeColor="accent1" w:themeShade="BF"/>
-          <w:sz w:val="32"/>
-          <w:szCs w:val="32"/>
-        </w:rPr>
-      </w:pPr>
-    </w:p>
-    <w:p>
-      <w:pPr>
-        <w:tabs>
-          <w:tab w:val="left" w:pos="3180"/>
-        </w:tabs>
-        <w:rPr>
           <w:rFonts w:ascii="Times New Roman" w:hAnsi="Times New Roman" w:cs="Times New Roman"/>
           <w:b/>
           <w:bCs/>
@@ -12338,11 +12100,10 @@
           <w:sz w:val="40"/>
           <w:szCs w:val="40"/>
         </w:rPr>
-        <w:lastRenderedPageBreak/>
         <w:drawing>
-          <wp:inline distT="0" distB="0" distL="0" distR="0" wp14:anchorId="3D473484" wp14:editId="7C366BFB">
-            <wp:extent cx="5935980" cy="2514600"/>
-            <wp:effectExtent l="0" t="0" r="7620" b="0"/>
+          <wp:inline distT="0" distB="0" distL="0" distR="0" wp14:anchorId="3D473484" wp14:editId="05B64B89">
+            <wp:extent cx="5417820" cy="2295097"/>
+            <wp:effectExtent l="0" t="0" r="0" b="0"/>
             <wp:docPr id="687346880" name="Picture 3"/>
             <wp:cNvGraphicFramePr>
               <a:graphicFrameLocks xmlns:a="http://schemas.openxmlformats.org/drawingml/2006/main" noChangeAspect="1"/>
@@ -12357,7 +12118,7 @@
                     </pic:cNvPicPr>
                   </pic:nvPicPr>
                   <pic:blipFill>
-                    <a:blip r:embed="rId20">
+                    <a:blip r:embed="rId19">
                       <a:extLst>
                         <a:ext uri="{28A0092B-C50C-407E-A947-70E740481C1C}">
                           <a14:useLocalDpi xmlns:a14="http://schemas.microsoft.com/office/drawing/2010/main" val="0"/>
@@ -12372,7 +12133,7 @@
                   <pic:spPr bwMode="auto">
                     <a:xfrm>
                       <a:off x="0" y="0"/>
-                      <a:ext cx="5935980" cy="2514600"/>
+                      <a:ext cx="5436607" cy="2303056"/>
                     </a:xfrm>
                     <a:prstGeom prst="rect">
                       <a:avLst/>
@@ -12415,10 +12176,10 @@
           <w:sz w:val="32"/>
           <w:szCs w:val="32"/>
         </w:rPr>
+        <w:lastRenderedPageBreak/>
         <w:t xml:space="preserve">Still workable Ethical Theory </w:t>
       </w:r>
     </w:p>
-    <w:p/>
     <w:p>
       <w:pPr>
         <w:tabs>
@@ -12722,7 +12483,6 @@
           <w:sz w:val="32"/>
           <w:szCs w:val="32"/>
         </w:rPr>
-        <w:lastRenderedPageBreak/>
         <w:t>The question asks: Should the right to own physical property also apply to ideas, music, books, and inventions?</w:t>
       </w:r>
     </w:p>
@@ -12907,6 +12667,7 @@
           <w:sz w:val="32"/>
           <w:szCs w:val="32"/>
         </w:rPr>
+        <w:lastRenderedPageBreak/>
         <w:t xml:space="preserve">So, </w:t>
       </w:r>
       <w:r>
@@ -13205,7 +12966,6 @@
           <w:sz w:val="32"/>
           <w:szCs w:val="32"/>
         </w:rPr>
-        <w:lastRenderedPageBreak/>
         <w:t>Expanding the Argument to Intellectual Property</w:t>
       </w:r>
     </w:p>
@@ -13391,6 +13151,7 @@
           <w:sz w:val="32"/>
           <w:szCs w:val="32"/>
         </w:rPr>
+        <w:lastRenderedPageBreak/>
         <w:t>Cast it</w:t>
       </w:r>
     </w:p>
@@ -13690,7 +13451,6 @@
           <w:sz w:val="32"/>
           <w:szCs w:val="32"/>
         </w:rPr>
-        <w:lastRenderedPageBreak/>
         <w:t>Key Idea</w:t>
       </w:r>
     </w:p>
@@ -13775,21 +13535,7 @@
           <w:sz w:val="32"/>
           <w:szCs w:val="32"/>
         </w:rPr>
-        <w:t xml:space="preserve"> simultaneously</w:t>
-      </w:r>
-      <w:r>
-        <w:rPr>
-          <w:sz w:val="32"/>
-          <w:szCs w:val="32"/>
-        </w:rPr>
-        <w:t xml:space="preserve"> </w:t>
-      </w:r>
-      <w:r>
-        <w:rPr>
-          <w:sz w:val="32"/>
-          <w:szCs w:val="32"/>
-        </w:rPr>
-        <w:t xml:space="preserve">write down </w:t>
+        <w:t xml:space="preserve"> simultaneously write down </w:t>
       </w:r>
       <w:r>
         <w:rPr>
@@ -13845,6 +13591,7 @@
           <w:sz w:val="32"/>
           <w:szCs w:val="32"/>
         </w:rPr>
+        <w:lastRenderedPageBreak/>
         <w:t xml:space="preserve">These </w:t>
       </w:r>
       <w:r>
@@ -13868,21 +13615,7 @@
           <w:sz w:val="32"/>
           <w:szCs w:val="32"/>
         </w:rPr>
-        <w:t xml:space="preserve"> weaken the argument for a natural right</w:t>
-      </w:r>
-      <w:r>
-        <w:rPr>
-          <w:sz w:val="32"/>
-          <w:szCs w:val="32"/>
-        </w:rPr>
-        <w:t xml:space="preserve"> </w:t>
-      </w:r>
-      <w:r>
-        <w:rPr>
-          <w:sz w:val="32"/>
-          <w:szCs w:val="32"/>
-        </w:rPr>
-        <w:t>to intellectual property</w:t>
+        <w:t xml:space="preserve"> weaken the argument for a natural right to intellectual property</w:t>
       </w:r>
     </w:p>
     <w:p>
@@ -14140,7 +13873,6 @@
           <w:sz w:val="32"/>
           <w:szCs w:val="32"/>
         </w:rPr>
-        <w:lastRenderedPageBreak/>
         <w:t xml:space="preserve">After some time, their work becomes part of the </w:t>
       </w:r>
       <w:r>
@@ -14286,6 +14018,7 @@
           <w:sz w:val="32"/>
           <w:szCs w:val="32"/>
         </w:rPr>
+        <w:lastRenderedPageBreak/>
         <w:t xml:space="preserve">But society benefits when ideas </w:t>
       </w:r>
       <w:r>
@@ -14557,7 +14290,6 @@
         <w:rPr>
           <w:noProof/>
         </w:rPr>
-        <w:lastRenderedPageBreak/>
         <w:drawing>
           <wp:inline distT="0" distB="0" distL="0" distR="0" wp14:anchorId="58DCEBDF" wp14:editId="14719D04">
             <wp:extent cx="5935980" cy="3962400"/>
@@ -14576,7 +14308,7 @@
                     </pic:cNvPicPr>
                   </pic:nvPicPr>
                   <pic:blipFill>
-                    <a:blip r:embed="rId21">
+                    <a:blip r:embed="rId20">
                       <a:extLst>
                         <a:ext uri="{28A0092B-C50C-407E-A947-70E740481C1C}">
                           <a14:useLocalDpi xmlns:a14="http://schemas.microsoft.com/office/drawing/2010/main" val="0"/>
@@ -14631,6 +14363,7 @@
           <w:sz w:val="32"/>
           <w:szCs w:val="32"/>
         </w:rPr>
+        <w:lastRenderedPageBreak/>
         <w:t>Protecting Intellectual Property</w:t>
       </w:r>
     </w:p>
@@ -14738,9 +14471,7 @@
           <w:szCs w:val="32"/>
         </w:rPr>
       </w:pPr>
-    </w:p>
-    <w:p>
-      <w:pPr>
+      <w:r>
         <w:rPr>
           <w:rFonts w:cstheme="minorHAnsi"/>
           <w:b/>
@@ -14749,41 +14480,6 @@
           <w:sz w:val="32"/>
           <w:szCs w:val="32"/>
         </w:rPr>
-      </w:pPr>
-    </w:p>
-    <w:p>
-      <w:pPr>
-        <w:rPr>
-          <w:rFonts w:cstheme="minorHAnsi"/>
-          <w:b/>
-          <w:bCs/>
-          <w:color w:val="0D0D0D" w:themeColor="text1" w:themeTint="F2"/>
-          <w:sz w:val="32"/>
-          <w:szCs w:val="32"/>
-        </w:rPr>
-      </w:pPr>
-    </w:p>
-    <w:p>
-      <w:pPr>
-        <w:rPr>
-          <w:rFonts w:cstheme="minorHAnsi"/>
-          <w:b/>
-          <w:bCs/>
-          <w:color w:val="0D0D0D" w:themeColor="text1" w:themeTint="F2"/>
-          <w:sz w:val="32"/>
-          <w:szCs w:val="32"/>
-        </w:rPr>
-      </w:pPr>
-      <w:r>
-        <w:rPr>
-          <w:rFonts w:cstheme="minorHAnsi"/>
-          <w:b/>
-          <w:bCs/>
-          <w:color w:val="0D0D0D" w:themeColor="text1" w:themeTint="F2"/>
-          <w:sz w:val="32"/>
-          <w:szCs w:val="32"/>
-        </w:rPr>
-        <w:lastRenderedPageBreak/>
         <w:t>Reverse engineering allowed</w:t>
       </w:r>
       <w:r>
@@ -15054,7 +14750,7 @@
           <w:sz w:val="32"/>
           <w:szCs w:val="32"/>
         </w:rPr>
-        <w:t xml:space="preserve"> (physical products</w:t>
+        <w:t xml:space="preserve"> (physical products mean something you can touch and buy). made by a company. </w:t>
       </w:r>
       <w:r>
         <w:rPr>
@@ -15063,77 +14759,80 @@
           <w:sz w:val="32"/>
           <w:szCs w:val="32"/>
         </w:rPr>
-        <w:t xml:space="preserve"> mean </w:t>
-      </w:r>
-      <w:r>
-        <w:rPr>
-          <w:rFonts w:cstheme="minorHAnsi"/>
+        <w:lastRenderedPageBreak/>
+        <w:t xml:space="preserve">For example, the </w:t>
+      </w:r>
+      <w:r>
+        <w:rPr>
+          <w:rFonts w:cstheme="minorHAnsi"/>
+          <w:b/>
+          <w:bCs/>
           <w:color w:val="0D0D0D" w:themeColor="text1" w:themeTint="F2"/>
           <w:sz w:val="32"/>
           <w:szCs w:val="32"/>
         </w:rPr>
-        <w:t xml:space="preserve">something you can touch and buy). made by a company. For example, the </w:t>
-      </w:r>
-      <w:r>
-        <w:rPr>
-          <w:rFonts w:cstheme="minorHAnsi"/>
-          <w:b/>
-          <w:bCs/>
+        <w:t>Nike swoosh</w:t>
+      </w:r>
+      <w:r>
+        <w:rPr>
+          <w:rFonts w:cstheme="minorHAnsi"/>
           <w:color w:val="0D0D0D" w:themeColor="text1" w:themeTint="F2"/>
           <w:sz w:val="32"/>
           <w:szCs w:val="32"/>
         </w:rPr>
-        <w:t>Nike swoosh</w:t>
-      </w:r>
-      <w:r>
+        <w:t xml:space="preserve"> is a trademark that represents their products like shoes.</w:t>
+      </w:r>
+    </w:p>
+    <w:p>
+      <w:pPr>
         <w:rPr>
           <w:rFonts w:cstheme="minorHAnsi"/>
           <w:color w:val="0D0D0D" w:themeColor="text1" w:themeTint="F2"/>
           <w:sz w:val="32"/>
           <w:szCs w:val="32"/>
         </w:rPr>
-        <w:t xml:space="preserve"> is a trademark that represents their products like shoes.</w:t>
-      </w:r>
-    </w:p>
-    <w:p>
-      <w:pPr>
-        <w:rPr>
-          <w:rFonts w:cstheme="minorHAnsi"/>
+      </w:pPr>
+      <w:r>
+        <w:rPr>
+          <w:rFonts w:cstheme="minorHAnsi"/>
+          <w:b/>
+          <w:bCs/>
           <w:color w:val="0D0D0D" w:themeColor="text1" w:themeTint="F2"/>
           <w:sz w:val="32"/>
           <w:szCs w:val="32"/>
         </w:rPr>
-      </w:pPr>
-      <w:r>
-        <w:rPr>
-          <w:rFonts w:cstheme="minorHAnsi"/>
-          <w:b/>
-          <w:bCs/>
+        <w:t>Service Mark</w:t>
+      </w:r>
+    </w:p>
+    <w:p>
+      <w:pPr>
+        <w:ind w:firstLine="720"/>
+        <w:rPr>
+          <w:rFonts w:cstheme="minorHAnsi"/>
           <w:color w:val="0D0D0D" w:themeColor="text1" w:themeTint="F2"/>
           <w:sz w:val="32"/>
           <w:szCs w:val="32"/>
         </w:rPr>
-        <w:t>Service Mark</w:t>
-      </w:r>
-    </w:p>
-    <w:p>
-      <w:pPr>
-        <w:ind w:firstLine="720"/>
+      </w:pPr>
+      <w:r>
         <w:rPr>
           <w:rFonts w:cstheme="minorHAnsi"/>
           <w:color w:val="0D0D0D" w:themeColor="text1" w:themeTint="F2"/>
           <w:sz w:val="32"/>
           <w:szCs w:val="32"/>
         </w:rPr>
-      </w:pPr>
-      <w:r>
-        <w:rPr>
-          <w:rFonts w:cstheme="minorHAnsi"/>
+        <w:t xml:space="preserve">A service mark works similarly but is used for identifying and protecting services (things people do for you, not things you can touch) rather than goods. For example, </w:t>
+      </w:r>
+      <w:r>
+        <w:rPr>
+          <w:rFonts w:cstheme="minorHAnsi"/>
+          <w:b/>
+          <w:bCs/>
           <w:color w:val="0D0D0D" w:themeColor="text1" w:themeTint="F2"/>
           <w:sz w:val="32"/>
           <w:szCs w:val="32"/>
         </w:rPr>
-        <w:t>A service mark works similarly but is used for identifying and protecting services</w:t>
+        <w:t>American Airlines</w:t>
       </w:r>
       <w:r>
         <w:rPr>
@@ -15142,16 +14841,18 @@
           <w:sz w:val="32"/>
           <w:szCs w:val="32"/>
         </w:rPr>
-        <w:t xml:space="preserve"> (</w:t>
-      </w:r>
-      <w:r>
-        <w:rPr>
-          <w:rFonts w:cstheme="minorHAnsi"/>
+        <w:t xml:space="preserve"> - The </w:t>
+      </w:r>
+      <w:r>
+        <w:rPr>
+          <w:rFonts w:cstheme="minorHAnsi"/>
+          <w:b/>
+          <w:bCs/>
           <w:color w:val="0D0D0D" w:themeColor="text1" w:themeTint="F2"/>
           <w:sz w:val="32"/>
           <w:szCs w:val="32"/>
         </w:rPr>
-        <w:t>things people do for you, not things you can touch</w:t>
+        <w:t>American Airlines logo</w:t>
       </w:r>
       <w:r>
         <w:rPr>
@@ -15160,75 +14861,26 @@
           <w:sz w:val="32"/>
           <w:szCs w:val="32"/>
         </w:rPr>
-        <w:t>)</w:t>
-      </w:r>
-      <w:r>
-        <w:rPr>
-          <w:rFonts w:cstheme="minorHAnsi"/>
+        <w:t xml:space="preserve"> is a service mark. It identifies their </w:t>
+      </w:r>
+      <w:r>
+        <w:rPr>
+          <w:rFonts w:cstheme="minorHAnsi"/>
+          <w:b/>
+          <w:bCs/>
           <w:color w:val="0D0D0D" w:themeColor="text1" w:themeTint="F2"/>
           <w:sz w:val="32"/>
           <w:szCs w:val="32"/>
         </w:rPr>
-        <w:t xml:space="preserve"> rather than goods. For example, </w:t>
-      </w:r>
-      <w:r>
-        <w:rPr>
-          <w:rFonts w:cstheme="minorHAnsi"/>
-          <w:b/>
-          <w:bCs/>
+        <w:t>airline service</w:t>
+      </w:r>
+      <w:r>
+        <w:rPr>
+          <w:rFonts w:cstheme="minorHAnsi"/>
           <w:color w:val="0D0D0D" w:themeColor="text1" w:themeTint="F2"/>
           <w:sz w:val="32"/>
           <w:szCs w:val="32"/>
         </w:rPr>
-        <w:t>American Airlines</w:t>
-      </w:r>
-      <w:r>
-        <w:rPr>
-          <w:rFonts w:cstheme="minorHAnsi"/>
-          <w:color w:val="0D0D0D" w:themeColor="text1" w:themeTint="F2"/>
-          <w:sz w:val="32"/>
-          <w:szCs w:val="32"/>
-        </w:rPr>
-        <w:t xml:space="preserve"> - The </w:t>
-      </w:r>
-      <w:r>
-        <w:rPr>
-          <w:rFonts w:cstheme="minorHAnsi"/>
-          <w:b/>
-          <w:bCs/>
-          <w:color w:val="0D0D0D" w:themeColor="text1" w:themeTint="F2"/>
-          <w:sz w:val="32"/>
-          <w:szCs w:val="32"/>
-        </w:rPr>
-        <w:t>American Airlines logo</w:t>
-      </w:r>
-      <w:r>
-        <w:rPr>
-          <w:rFonts w:cstheme="minorHAnsi"/>
-          <w:color w:val="0D0D0D" w:themeColor="text1" w:themeTint="F2"/>
-          <w:sz w:val="32"/>
-          <w:szCs w:val="32"/>
-        </w:rPr>
-        <w:t xml:space="preserve"> is a service mark. It identifies their </w:t>
-      </w:r>
-      <w:r>
-        <w:rPr>
-          <w:rFonts w:cstheme="minorHAnsi"/>
-          <w:b/>
-          <w:bCs/>
-          <w:color w:val="0D0D0D" w:themeColor="text1" w:themeTint="F2"/>
-          <w:sz w:val="32"/>
-          <w:szCs w:val="32"/>
-        </w:rPr>
-        <w:t>airline service</w:t>
-      </w:r>
-      <w:r>
-        <w:rPr>
-          <w:rFonts w:cstheme="minorHAnsi"/>
-          <w:color w:val="0D0D0D" w:themeColor="text1" w:themeTint="F2"/>
-          <w:sz w:val="32"/>
-          <w:szCs w:val="32"/>
-        </w:rPr>
         <w:t xml:space="preserve"> (flights).</w:t>
       </w:r>
     </w:p>
@@ -15241,24 +14893,13 @@
           <w:szCs w:val="32"/>
         </w:rPr>
       </w:pPr>
-    </w:p>
-    <w:p>
-      <w:pPr>
-        <w:rPr>
-          <w:b/>
-          <w:bCs/>
-          <w:sz w:val="32"/>
-          <w:szCs w:val="32"/>
-        </w:rPr>
-      </w:pPr>
-      <w:r>
-        <w:rPr>
-          <w:b/>
-          <w:bCs/>
-          <w:sz w:val="32"/>
-          <w:szCs w:val="32"/>
-        </w:rPr>
-        <w:lastRenderedPageBreak/>
+      <w:r>
+        <w:rPr>
+          <w:b/>
+          <w:bCs/>
+          <w:sz w:val="32"/>
+          <w:szCs w:val="32"/>
+        </w:rPr>
         <w:t>Brand Name and Protection</w:t>
       </w:r>
     </w:p>
@@ -15604,6 +15245,1611 @@
           <w:rFonts w:cstheme="minorHAnsi"/>
           <w:sz w:val="28"/>
           <w:szCs w:val="28"/>
+        </w:rPr>
+      </w:pPr>
+    </w:p>
+    <w:p>
+      <w:pPr>
+        <w:tabs>
+          <w:tab w:val="left" w:pos="2712"/>
+        </w:tabs>
+        <w:rPr>
+          <w:rFonts w:cstheme="minorHAnsi"/>
+          <w:sz w:val="28"/>
+          <w:szCs w:val="28"/>
+        </w:rPr>
+      </w:pPr>
+    </w:p>
+    <w:p>
+      <w:pPr>
+        <w:tabs>
+          <w:tab w:val="left" w:pos="2712"/>
+        </w:tabs>
+        <w:rPr>
+          <w:rFonts w:cstheme="minorHAnsi"/>
+          <w:sz w:val="28"/>
+          <w:szCs w:val="28"/>
+        </w:rPr>
+      </w:pPr>
+    </w:p>
+    <w:p>
+      <w:pPr>
+        <w:tabs>
+          <w:tab w:val="left" w:pos="2712"/>
+        </w:tabs>
+        <w:rPr>
+          <w:rFonts w:cstheme="minorHAnsi"/>
+          <w:sz w:val="28"/>
+          <w:szCs w:val="28"/>
+        </w:rPr>
+      </w:pPr>
+    </w:p>
+    <w:p>
+      <w:pPr>
+        <w:tabs>
+          <w:tab w:val="left" w:pos="2712"/>
+        </w:tabs>
+        <w:rPr>
+          <w:rFonts w:ascii="Times New Roman" w:hAnsi="Times New Roman" w:cs="Times New Roman"/>
+          <w:b/>
+          <w:bCs/>
+          <w:color w:val="365F91" w:themeColor="accent1" w:themeShade="BF"/>
+          <w:sz w:val="32"/>
+          <w:szCs w:val="32"/>
+        </w:rPr>
+      </w:pPr>
+      <w:r>
+        <w:rPr>
+          <w:rFonts w:ascii="Times New Roman" w:hAnsi="Times New Roman" w:cs="Times New Roman"/>
+          <w:b/>
+          <w:bCs/>
+          <w:color w:val="365F91" w:themeColor="accent1" w:themeShade="BF"/>
+          <w:sz w:val="32"/>
+          <w:szCs w:val="32"/>
+        </w:rPr>
+        <w:lastRenderedPageBreak/>
+        <w:t xml:space="preserve">Patents </w:t>
+      </w:r>
+    </w:p>
+    <w:p>
+      <w:pPr>
+        <w:ind w:firstLine="720"/>
+        <w:rPr>
+          <w:rFonts w:cstheme="minorHAnsi"/>
+          <w:sz w:val="32"/>
+          <w:szCs w:val="32"/>
+        </w:rPr>
+      </w:pPr>
+      <w:r>
+        <w:rPr>
+          <w:rFonts w:cstheme="minorHAnsi"/>
+          <w:sz w:val="32"/>
+          <w:szCs w:val="32"/>
+        </w:rPr>
+        <w:t xml:space="preserve">A </w:t>
+      </w:r>
+      <w:r>
+        <w:rPr>
+          <w:rFonts w:cstheme="minorHAnsi"/>
+          <w:b/>
+          <w:bCs/>
+          <w:sz w:val="32"/>
+          <w:szCs w:val="32"/>
+        </w:rPr>
+        <w:t>patent</w:t>
+      </w:r>
+      <w:r>
+        <w:rPr>
+          <w:rFonts w:cstheme="minorHAnsi"/>
+          <w:sz w:val="32"/>
+          <w:szCs w:val="32"/>
+        </w:rPr>
+        <w:t xml:space="preserve"> is a legal right given by the US government to an inventor. It allows the inventor to stop others from making, using, or selling their invention for </w:t>
+      </w:r>
+      <w:r>
+        <w:rPr>
+          <w:rFonts w:cstheme="minorHAnsi"/>
+          <w:b/>
+          <w:bCs/>
+          <w:sz w:val="32"/>
+          <w:szCs w:val="32"/>
+        </w:rPr>
+        <w:t>20 years</w:t>
+      </w:r>
+      <w:r>
+        <w:rPr>
+          <w:rFonts w:cstheme="minorHAnsi"/>
+          <w:sz w:val="32"/>
+          <w:szCs w:val="32"/>
+        </w:rPr>
+        <w:t xml:space="preserve">. Unlike a </w:t>
+      </w:r>
+      <w:r>
+        <w:rPr>
+          <w:rFonts w:cstheme="minorHAnsi"/>
+          <w:b/>
+          <w:bCs/>
+          <w:sz w:val="32"/>
+          <w:szCs w:val="32"/>
+        </w:rPr>
+        <w:t>trade secret</w:t>
+      </w:r>
+      <w:r>
+        <w:rPr>
+          <w:rFonts w:cstheme="minorHAnsi"/>
+          <w:sz w:val="32"/>
+          <w:szCs w:val="32"/>
+        </w:rPr>
+        <w:t>, a patent is public and clearly describes how the invention works. After it expires, anyone can use the ide</w:t>
+      </w:r>
+      <w:r>
+        <w:rPr>
+          <w:rFonts w:cstheme="minorHAnsi"/>
+          <w:sz w:val="32"/>
+          <w:szCs w:val="32"/>
+        </w:rPr>
+        <w:t>a.</w:t>
+      </w:r>
+    </w:p>
+    <w:p>
+      <w:pPr>
+        <w:rPr>
+          <w:rFonts w:cstheme="minorHAnsi"/>
+          <w:sz w:val="32"/>
+          <w:szCs w:val="32"/>
+        </w:rPr>
+      </w:pPr>
+      <w:r>
+        <w:rPr>
+          <w:rFonts w:cstheme="minorHAnsi"/>
+          <w:b/>
+          <w:bCs/>
+          <w:sz w:val="32"/>
+          <w:szCs w:val="32"/>
+        </w:rPr>
+        <w:t>Polaroid vs. Kodak</w:t>
+      </w:r>
+      <w:r>
+        <w:rPr>
+          <w:rFonts w:cstheme="minorHAnsi"/>
+          <w:sz w:val="32"/>
+          <w:szCs w:val="32"/>
+        </w:rPr>
+        <w:br/>
+        <w:t xml:space="preserve">Dr. Edwin Land invented instant photography and patented it under Polaroid. The company had 10 patents and didn’t share them. Kodak released a similar camera in 1976, and Polaroid sued. In 1985, the court found Kodak guilty of copying 7 patents. Kodak paid </w:t>
+      </w:r>
+      <w:r>
+        <w:rPr>
+          <w:rFonts w:cstheme="minorHAnsi"/>
+          <w:b/>
+          <w:bCs/>
+          <w:sz w:val="32"/>
+          <w:szCs w:val="32"/>
+        </w:rPr>
+        <w:t>$925 million</w:t>
+      </w:r>
+      <w:r>
+        <w:rPr>
+          <w:rFonts w:cstheme="minorHAnsi"/>
+          <w:sz w:val="32"/>
+          <w:szCs w:val="32"/>
+        </w:rPr>
+        <w:t xml:space="preserve"> to Polaroid in 1991.</w:t>
+      </w:r>
+    </w:p>
+    <w:p>
+      <w:pPr>
+        <w:tabs>
+          <w:tab w:val="left" w:pos="2712"/>
+        </w:tabs>
+        <w:rPr>
+          <w:rFonts w:ascii="Times New Roman" w:hAnsi="Times New Roman" w:cs="Times New Roman"/>
+          <w:b/>
+          <w:bCs/>
+          <w:color w:val="365F91" w:themeColor="accent1" w:themeShade="BF"/>
+          <w:sz w:val="32"/>
+          <w:szCs w:val="32"/>
+        </w:rPr>
+      </w:pPr>
+      <w:r>
+        <w:rPr>
+          <w:rFonts w:ascii="Times New Roman" w:hAnsi="Times New Roman" w:cs="Times New Roman"/>
+          <w:b/>
+          <w:bCs/>
+          <w:color w:val="365F91" w:themeColor="accent1" w:themeShade="BF"/>
+          <w:sz w:val="32"/>
+          <w:szCs w:val="32"/>
+        </w:rPr>
+        <w:t xml:space="preserve">ClearType </w:t>
+      </w:r>
+    </w:p>
+    <w:p>
+      <w:pPr>
+        <w:tabs>
+          <w:tab w:val="left" w:pos="2712"/>
+        </w:tabs>
+        <w:rPr>
+          <w:rFonts w:cstheme="minorHAnsi"/>
+          <w:sz w:val="32"/>
+          <w:szCs w:val="32"/>
+        </w:rPr>
+      </w:pPr>
+      <w:r>
+        <w:rPr>
+          <w:rFonts w:cstheme="minorHAnsi"/>
+          <w:sz w:val="32"/>
+          <w:szCs w:val="32"/>
+        </w:rPr>
+        <w:t xml:space="preserve">Microsoft invented </w:t>
+      </w:r>
+      <w:r>
+        <w:rPr>
+          <w:rFonts w:cstheme="minorHAnsi"/>
+          <w:b/>
+          <w:bCs/>
+          <w:sz w:val="32"/>
+          <w:szCs w:val="32"/>
+        </w:rPr>
+        <w:t>ClearType</w:t>
+      </w:r>
+      <w:r>
+        <w:rPr>
+          <w:rFonts w:cstheme="minorHAnsi"/>
+          <w:sz w:val="32"/>
+          <w:szCs w:val="32"/>
+        </w:rPr>
+        <w:t xml:space="preserve">, a technology that makes text look sharper on LCD screens (used in phones, tablets, laptops, etc.). It was protected by </w:t>
+      </w:r>
+      <w:r>
+        <w:rPr>
+          <w:rFonts w:cstheme="minorHAnsi"/>
+          <w:b/>
+          <w:bCs/>
+          <w:sz w:val="32"/>
+          <w:szCs w:val="32"/>
+        </w:rPr>
+        <w:t>10 US patents</w:t>
+      </w:r>
+      <w:r>
+        <w:rPr>
+          <w:rFonts w:cstheme="minorHAnsi"/>
+          <w:sz w:val="32"/>
+          <w:szCs w:val="32"/>
+        </w:rPr>
+        <w:t>.</w:t>
+      </w:r>
+    </w:p>
+    <w:p>
+      <w:pPr>
+        <w:tabs>
+          <w:tab w:val="left" w:pos="2712"/>
+        </w:tabs>
+        <w:rPr>
+          <w:rFonts w:cstheme="minorHAnsi"/>
+          <w:sz w:val="32"/>
+          <w:szCs w:val="32"/>
+        </w:rPr>
+      </w:pPr>
+      <w:r>
+        <w:rPr>
+          <w:rFonts w:cstheme="minorHAnsi"/>
+          <w:sz w:val="32"/>
+          <w:szCs w:val="32"/>
+        </w:rPr>
+        <w:t xml:space="preserve">In </w:t>
+      </w:r>
+      <w:r>
+        <w:rPr>
+          <w:rFonts w:cstheme="minorHAnsi"/>
+          <w:b/>
+          <w:bCs/>
+          <w:sz w:val="32"/>
+          <w:szCs w:val="32"/>
+        </w:rPr>
+        <w:t>2003</w:t>
+      </w:r>
+      <w:r>
+        <w:rPr>
+          <w:rFonts w:cstheme="minorHAnsi"/>
+          <w:sz w:val="32"/>
+          <w:szCs w:val="32"/>
+        </w:rPr>
+        <w:t xml:space="preserve">, Microsoft started </w:t>
+      </w:r>
+      <w:r>
+        <w:rPr>
+          <w:rFonts w:cstheme="minorHAnsi"/>
+          <w:b/>
+          <w:bCs/>
+          <w:sz w:val="32"/>
+          <w:szCs w:val="32"/>
+        </w:rPr>
+        <w:t>licensing</w:t>
+      </w:r>
+      <w:r>
+        <w:rPr>
+          <w:rFonts w:cstheme="minorHAnsi"/>
+          <w:sz w:val="32"/>
+          <w:szCs w:val="32"/>
+        </w:rPr>
+        <w:t xml:space="preserve"> this technology to other companies. The first to buy the license was </w:t>
+      </w:r>
+      <w:r>
+        <w:rPr>
+          <w:rFonts w:cstheme="minorHAnsi"/>
+          <w:b/>
+          <w:bCs/>
+          <w:sz w:val="32"/>
+          <w:szCs w:val="32"/>
+        </w:rPr>
+        <w:t>Agfa Monotype</w:t>
+      </w:r>
+      <w:r>
+        <w:rPr>
+          <w:rFonts w:cstheme="minorHAnsi"/>
+          <w:sz w:val="32"/>
+          <w:szCs w:val="32"/>
+        </w:rPr>
+        <w:t xml:space="preserve"> (Belgium). The royalty fees were:</w:t>
+      </w:r>
+    </w:p>
+    <w:p>
+      <w:pPr>
+        <w:pStyle w:val="ListParagraph"/>
+        <w:numPr>
+          <w:ilvl w:val="0"/>
+          <w:numId w:val="158"/>
+        </w:numPr>
+        <w:tabs>
+          <w:tab w:val="left" w:pos="2712"/>
+        </w:tabs>
+        <w:rPr>
+          <w:rFonts w:cstheme="minorHAnsi"/>
+          <w:sz w:val="32"/>
+          <w:szCs w:val="32"/>
+        </w:rPr>
+      </w:pPr>
+      <w:r>
+        <w:rPr>
+          <w:rFonts w:cstheme="minorHAnsi"/>
+          <w:b/>
+          <w:bCs/>
+          <w:sz w:val="32"/>
+          <w:szCs w:val="32"/>
+        </w:rPr>
+        <w:t>$1</w:t>
+      </w:r>
+      <w:r>
+        <w:rPr>
+          <w:rFonts w:cstheme="minorHAnsi"/>
+          <w:sz w:val="32"/>
+          <w:szCs w:val="32"/>
+        </w:rPr>
+        <w:t xml:space="preserve"> per personal digital assistant (PDA)</w:t>
+      </w:r>
+    </w:p>
+    <w:p>
+      <w:pPr>
+        <w:pStyle w:val="ListParagraph"/>
+        <w:numPr>
+          <w:ilvl w:val="0"/>
+          <w:numId w:val="158"/>
+        </w:numPr>
+        <w:tabs>
+          <w:tab w:val="left" w:pos="2712"/>
+        </w:tabs>
+        <w:rPr>
+          <w:rFonts w:cstheme="minorHAnsi"/>
+          <w:sz w:val="32"/>
+          <w:szCs w:val="32"/>
+        </w:rPr>
+      </w:pPr>
+      <w:r>
+        <w:rPr>
+          <w:rFonts w:cstheme="minorHAnsi"/>
+          <w:b/>
+          <w:bCs/>
+          <w:sz w:val="32"/>
+          <w:szCs w:val="32"/>
+        </w:rPr>
+        <w:t>$2</w:t>
+      </w:r>
+      <w:r>
+        <w:rPr>
+          <w:rFonts w:cstheme="minorHAnsi"/>
+          <w:sz w:val="32"/>
+          <w:szCs w:val="32"/>
+        </w:rPr>
+        <w:t xml:space="preserve"> per personal computer (PC)</w:t>
+      </w:r>
+    </w:p>
+    <w:p>
+      <w:pPr>
+        <w:pStyle w:val="ListParagraph"/>
+        <w:numPr>
+          <w:ilvl w:val="0"/>
+          <w:numId w:val="158"/>
+        </w:numPr>
+        <w:tabs>
+          <w:tab w:val="left" w:pos="2712"/>
+        </w:tabs>
+        <w:rPr>
+          <w:rFonts w:cstheme="minorHAnsi"/>
+          <w:sz w:val="32"/>
+          <w:szCs w:val="32"/>
+        </w:rPr>
+      </w:pPr>
+      <w:r>
+        <w:rPr>
+          <w:rFonts w:cstheme="minorHAnsi"/>
+          <w:b/>
+          <w:bCs/>
+          <w:sz w:val="32"/>
+          <w:szCs w:val="32"/>
+        </w:rPr>
+        <w:t>$3</w:t>
+      </w:r>
+      <w:r>
+        <w:rPr>
+          <w:rFonts w:cstheme="minorHAnsi"/>
+          <w:sz w:val="32"/>
+          <w:szCs w:val="32"/>
+        </w:rPr>
+        <w:t xml:space="preserve"> per tablet</w:t>
+      </w:r>
+    </w:p>
+    <w:p>
+      <w:pPr>
+        <w:tabs>
+          <w:tab w:val="left" w:pos="2712"/>
+        </w:tabs>
+        <w:rPr>
+          <w:rFonts w:cstheme="minorHAnsi"/>
+          <w:sz w:val="32"/>
+          <w:szCs w:val="32"/>
+        </w:rPr>
+      </w:pPr>
+      <w:r>
+        <w:rPr>
+          <w:rFonts w:cstheme="minorHAnsi"/>
+          <w:sz w:val="32"/>
+          <w:szCs w:val="32"/>
+        </w:rPr>
+        <w:t xml:space="preserve">Microsoft didn’t earn a lot of money from licensing ClearType. So, some people thought the </w:t>
+      </w:r>
+      <w:r>
+        <w:rPr>
+          <w:rFonts w:cstheme="minorHAnsi"/>
+          <w:b/>
+          <w:bCs/>
+          <w:sz w:val="32"/>
+          <w:szCs w:val="32"/>
+        </w:rPr>
+        <w:t>real reason</w:t>
+      </w:r>
+      <w:r>
+        <w:rPr>
+          <w:rFonts w:cstheme="minorHAnsi"/>
+          <w:sz w:val="32"/>
+          <w:szCs w:val="32"/>
+        </w:rPr>
+        <w:t xml:space="preserve"> Microsoft shared its invention with </w:t>
+      </w:r>
+      <w:r>
+        <w:rPr>
+          <w:rFonts w:cstheme="minorHAnsi"/>
+          <w:sz w:val="32"/>
+          <w:szCs w:val="32"/>
+        </w:rPr>
+        <w:lastRenderedPageBreak/>
+        <w:t xml:space="preserve">other companies was not to make profit, but to show that it was </w:t>
+      </w:r>
+      <w:r>
+        <w:rPr>
+          <w:rFonts w:cstheme="minorHAnsi"/>
+          <w:b/>
+          <w:bCs/>
+          <w:sz w:val="32"/>
+          <w:szCs w:val="32"/>
+        </w:rPr>
+        <w:t>being fair</w:t>
+      </w:r>
+      <w:r>
+        <w:rPr>
+          <w:rFonts w:cstheme="minorHAnsi"/>
+          <w:sz w:val="32"/>
+          <w:szCs w:val="32"/>
+        </w:rPr>
+        <w:t xml:space="preserve"> in business.</w:t>
+      </w:r>
+    </w:p>
+    <w:p>
+      <w:pPr>
+        <w:tabs>
+          <w:tab w:val="left" w:pos="2712"/>
+        </w:tabs>
+        <w:rPr>
+          <w:rFonts w:ascii="Times New Roman" w:hAnsi="Times New Roman" w:cs="Times New Roman"/>
+          <w:b/>
+          <w:bCs/>
+          <w:color w:val="365F91" w:themeColor="accent1" w:themeShade="BF"/>
+          <w:sz w:val="32"/>
+          <w:szCs w:val="32"/>
+        </w:rPr>
+      </w:pPr>
+      <w:r>
+        <w:rPr>
+          <w:rFonts w:ascii="Times New Roman" w:hAnsi="Times New Roman" w:cs="Times New Roman"/>
+          <w:b/>
+          <w:bCs/>
+          <w:color w:val="365F91" w:themeColor="accent1" w:themeShade="BF"/>
+          <w:sz w:val="32"/>
+          <w:szCs w:val="32"/>
+        </w:rPr>
+        <w:t xml:space="preserve">Copyright </w:t>
+      </w:r>
+    </w:p>
+    <w:p>
+      <w:pPr>
+        <w:tabs>
+          <w:tab w:val="left" w:pos="2712"/>
+        </w:tabs>
+        <w:rPr>
+          <w:rFonts w:cstheme="minorHAnsi"/>
+          <w:sz w:val="32"/>
+          <w:szCs w:val="32"/>
+        </w:rPr>
+      </w:pPr>
+      <w:r>
+        <w:rPr>
+          <w:rFonts w:cstheme="minorHAnsi"/>
+          <w:b/>
+          <w:bCs/>
+          <w:sz w:val="32"/>
+          <w:szCs w:val="32"/>
+        </w:rPr>
+        <w:t>Copyright</w:t>
+      </w:r>
+      <w:r>
+        <w:rPr>
+          <w:rFonts w:cstheme="minorHAnsi"/>
+          <w:sz w:val="32"/>
+          <w:szCs w:val="32"/>
+        </w:rPr>
+        <w:t xml:space="preserve"> gives the owner of original work </w:t>
+      </w:r>
+      <w:r>
+        <w:rPr>
+          <w:rFonts w:cstheme="minorHAnsi"/>
+          <w:b/>
+          <w:bCs/>
+          <w:sz w:val="32"/>
+          <w:szCs w:val="32"/>
+        </w:rPr>
+        <w:t>five main rights</w:t>
+      </w:r>
+      <w:r>
+        <w:rPr>
+          <w:rFonts w:cstheme="minorHAnsi"/>
+          <w:sz w:val="32"/>
+          <w:szCs w:val="32"/>
+        </w:rPr>
+        <w:t>:</w:t>
+      </w:r>
+    </w:p>
+    <w:p>
+      <w:pPr>
+        <w:numPr>
+          <w:ilvl w:val="0"/>
+          <w:numId w:val="159"/>
+        </w:numPr>
+        <w:tabs>
+          <w:tab w:val="left" w:pos="2712"/>
+        </w:tabs>
+        <w:rPr>
+          <w:rFonts w:cstheme="minorHAnsi"/>
+          <w:sz w:val="32"/>
+          <w:szCs w:val="32"/>
+        </w:rPr>
+      </w:pPr>
+      <w:r>
+        <w:rPr>
+          <w:rFonts w:cstheme="minorHAnsi"/>
+          <w:b/>
+          <w:bCs/>
+          <w:sz w:val="32"/>
+          <w:szCs w:val="32"/>
+        </w:rPr>
+        <w:t>Reproduction</w:t>
+      </w:r>
+      <w:r>
+        <w:rPr>
+          <w:rFonts w:cstheme="minorHAnsi"/>
+          <w:sz w:val="32"/>
+          <w:szCs w:val="32"/>
+        </w:rPr>
+        <w:t xml:space="preserve"> – Make copies of the work</w:t>
+      </w:r>
+    </w:p>
+    <w:p>
+      <w:pPr>
+        <w:numPr>
+          <w:ilvl w:val="0"/>
+          <w:numId w:val="159"/>
+        </w:numPr>
+        <w:tabs>
+          <w:tab w:val="left" w:pos="2712"/>
+        </w:tabs>
+        <w:rPr>
+          <w:rFonts w:cstheme="minorHAnsi"/>
+          <w:sz w:val="32"/>
+          <w:szCs w:val="32"/>
+        </w:rPr>
+      </w:pPr>
+      <w:r>
+        <w:rPr>
+          <w:rFonts w:cstheme="minorHAnsi"/>
+          <w:b/>
+          <w:bCs/>
+          <w:sz w:val="32"/>
+          <w:szCs w:val="32"/>
+        </w:rPr>
+        <w:t>Distribution</w:t>
+      </w:r>
+      <w:r>
+        <w:rPr>
+          <w:rFonts w:cstheme="minorHAnsi"/>
+          <w:sz w:val="32"/>
+          <w:szCs w:val="32"/>
+        </w:rPr>
+        <w:t xml:space="preserve"> – Share or sell the work</w:t>
+      </w:r>
+    </w:p>
+    <w:p>
+      <w:pPr>
+        <w:numPr>
+          <w:ilvl w:val="0"/>
+          <w:numId w:val="159"/>
+        </w:numPr>
+        <w:tabs>
+          <w:tab w:val="left" w:pos="2712"/>
+        </w:tabs>
+        <w:rPr>
+          <w:rFonts w:cstheme="minorHAnsi"/>
+          <w:sz w:val="32"/>
+          <w:szCs w:val="32"/>
+        </w:rPr>
+      </w:pPr>
+      <w:r>
+        <w:rPr>
+          <w:rFonts w:cstheme="minorHAnsi"/>
+          <w:b/>
+          <w:bCs/>
+          <w:sz w:val="32"/>
+          <w:szCs w:val="32"/>
+        </w:rPr>
+        <w:t>Public display</w:t>
+      </w:r>
+      <w:r>
+        <w:rPr>
+          <w:rFonts w:cstheme="minorHAnsi"/>
+          <w:sz w:val="32"/>
+          <w:szCs w:val="32"/>
+        </w:rPr>
+        <w:t xml:space="preserve"> – Show the work in publi</w:t>
+      </w:r>
+      <w:r>
+        <w:rPr>
+          <w:rFonts w:cstheme="minorHAnsi"/>
+          <w:sz w:val="32"/>
+          <w:szCs w:val="32"/>
+        </w:rPr>
+        <w:t xml:space="preserve">c </w:t>
+      </w:r>
+      <w:r>
+        <w:rPr>
+          <w:rFonts w:cstheme="minorHAnsi"/>
+          <w:b/>
+          <w:bCs/>
+          <w:sz w:val="32"/>
+          <w:szCs w:val="32"/>
+        </w:rPr>
+        <w:t>showing a work</w:t>
+      </w:r>
+      <w:r>
+        <w:rPr>
+          <w:rFonts w:cstheme="minorHAnsi"/>
+          <w:sz w:val="32"/>
+          <w:szCs w:val="32"/>
+        </w:rPr>
+        <w:t xml:space="preserve"> without playing or performing it</w:t>
+      </w:r>
+      <w:r>
+        <w:rPr>
+          <w:rFonts w:cstheme="minorHAnsi"/>
+          <w:sz w:val="32"/>
+          <w:szCs w:val="32"/>
+        </w:rPr>
+        <w:t xml:space="preserve"> like</w:t>
+      </w:r>
+      <w:r>
+        <w:rPr>
+          <w:rFonts w:cstheme="minorHAnsi"/>
+          <w:sz w:val="32"/>
+          <w:szCs w:val="32"/>
+        </w:rPr>
+        <w:t xml:space="preserve"> </w:t>
+      </w:r>
+      <w:r>
+        <w:rPr>
+          <w:rFonts w:cstheme="minorHAnsi"/>
+          <w:sz w:val="32"/>
+          <w:szCs w:val="32"/>
+        </w:rPr>
+        <w:t>Hanging a painting in a gallery.</w:t>
+      </w:r>
+    </w:p>
+    <w:p>
+      <w:pPr>
+        <w:numPr>
+          <w:ilvl w:val="0"/>
+          <w:numId w:val="159"/>
+        </w:numPr>
+        <w:tabs>
+          <w:tab w:val="left" w:pos="2712"/>
+        </w:tabs>
+        <w:rPr>
+          <w:rFonts w:cstheme="minorHAnsi"/>
+          <w:sz w:val="32"/>
+          <w:szCs w:val="32"/>
+        </w:rPr>
+      </w:pPr>
+      <w:r>
+        <w:rPr>
+          <w:rFonts w:cstheme="minorHAnsi"/>
+          <w:b/>
+          <w:bCs/>
+          <w:sz w:val="32"/>
+          <w:szCs w:val="32"/>
+        </w:rPr>
+        <w:t>Public performance</w:t>
+      </w:r>
+      <w:r>
+        <w:rPr>
+          <w:rFonts w:cstheme="minorHAnsi"/>
+          <w:sz w:val="32"/>
+          <w:szCs w:val="32"/>
+        </w:rPr>
+        <w:t xml:space="preserve"> – Perform it in public (like music or plays)</w:t>
+      </w:r>
+    </w:p>
+    <w:p>
+      <w:pPr>
+        <w:numPr>
+          <w:ilvl w:val="0"/>
+          <w:numId w:val="159"/>
+        </w:numPr>
+        <w:tabs>
+          <w:tab w:val="left" w:pos="2712"/>
+        </w:tabs>
+        <w:rPr>
+          <w:rFonts w:cstheme="minorHAnsi"/>
+          <w:sz w:val="32"/>
+          <w:szCs w:val="32"/>
+        </w:rPr>
+      </w:pPr>
+      <w:r>
+        <w:rPr>
+          <w:rFonts w:cstheme="minorHAnsi"/>
+          <w:b/>
+          <w:bCs/>
+          <w:sz w:val="32"/>
+          <w:szCs w:val="32"/>
+        </w:rPr>
+        <w:t>Derivative works</w:t>
+      </w:r>
+      <w:r>
+        <w:rPr>
+          <w:rFonts w:cstheme="minorHAnsi"/>
+          <w:sz w:val="32"/>
+          <w:szCs w:val="32"/>
+        </w:rPr>
+        <w:t xml:space="preserve"> – Create new works based on the original (like a movie from a book)</w:t>
+      </w:r>
+    </w:p>
+    <w:p>
+      <w:pPr>
+        <w:tabs>
+          <w:tab w:val="left" w:pos="2712"/>
+        </w:tabs>
+        <w:rPr>
+          <w:rFonts w:cstheme="minorHAnsi"/>
+          <w:sz w:val="32"/>
+          <w:szCs w:val="32"/>
+        </w:rPr>
+      </w:pPr>
+      <w:r>
+        <w:rPr>
+          <w:rFonts w:cstheme="minorHAnsi"/>
+          <w:b/>
+          <w:bCs/>
+          <w:sz w:val="32"/>
+          <w:szCs w:val="32"/>
+        </w:rPr>
+        <w:t>Fun fact:</w:t>
+      </w:r>
+      <w:r>
+        <w:rPr>
+          <w:rFonts w:cstheme="minorHAnsi"/>
+          <w:sz w:val="32"/>
+          <w:szCs w:val="32"/>
+        </w:rPr>
+        <w:br/>
+        <w:t xml:space="preserve">Copyright-related businesses make up about </w:t>
+      </w:r>
+      <w:r>
+        <w:rPr>
+          <w:rFonts w:cstheme="minorHAnsi"/>
+          <w:b/>
+          <w:bCs/>
+          <w:sz w:val="32"/>
+          <w:szCs w:val="32"/>
+        </w:rPr>
+        <w:t>6% of the U.S. economy</w:t>
+      </w:r>
+      <w:r>
+        <w:rPr>
+          <w:rFonts w:cstheme="minorHAnsi"/>
+          <w:sz w:val="32"/>
+          <w:szCs w:val="32"/>
+        </w:rPr>
+        <w:t xml:space="preserve">, earning over </w:t>
+      </w:r>
+      <w:r>
+        <w:rPr>
+          <w:rFonts w:cstheme="minorHAnsi"/>
+          <w:b/>
+          <w:bCs/>
+          <w:sz w:val="32"/>
+          <w:szCs w:val="32"/>
+        </w:rPr>
+        <w:t>$900 billion per year</w:t>
+      </w:r>
+      <w:r>
+        <w:rPr>
+          <w:rFonts w:cstheme="minorHAnsi"/>
+          <w:sz w:val="32"/>
+          <w:szCs w:val="32"/>
+        </w:rPr>
+        <w:t>.</w:t>
+      </w:r>
+    </w:p>
+    <w:p>
+      <w:pPr>
+        <w:tabs>
+          <w:tab w:val="left" w:pos="2712"/>
+        </w:tabs>
+        <w:rPr>
+          <w:rFonts w:cstheme="minorHAnsi"/>
+          <w:sz w:val="32"/>
+          <w:szCs w:val="32"/>
+        </w:rPr>
+      </w:pPr>
+      <w:r>
+        <w:rPr>
+          <w:rFonts w:cstheme="minorHAnsi"/>
+          <w:sz w:val="32"/>
+          <w:szCs w:val="32"/>
+        </w:rPr>
+        <w:t xml:space="preserve">Since </w:t>
+      </w:r>
+      <w:r>
+        <w:rPr>
+          <w:rFonts w:cstheme="minorHAnsi"/>
+          <w:b/>
+          <w:bCs/>
+          <w:sz w:val="32"/>
+          <w:szCs w:val="32"/>
+        </w:rPr>
+        <w:t>1790</w:t>
+      </w:r>
+      <w:r>
+        <w:rPr>
+          <w:rFonts w:cstheme="minorHAnsi"/>
+          <w:sz w:val="32"/>
+          <w:szCs w:val="32"/>
+        </w:rPr>
+        <w:t xml:space="preserve">, copyright protection has become much </w:t>
+      </w:r>
+      <w:r>
+        <w:rPr>
+          <w:rFonts w:cstheme="minorHAnsi"/>
+          <w:b/>
+          <w:bCs/>
+          <w:sz w:val="32"/>
+          <w:szCs w:val="32"/>
+        </w:rPr>
+        <w:t>stronger and broader</w:t>
+      </w:r>
+      <w:r>
+        <w:rPr>
+          <w:rFonts w:cstheme="minorHAnsi"/>
+          <w:sz w:val="32"/>
+          <w:szCs w:val="32"/>
+        </w:rPr>
+        <w:t>.</w:t>
+      </w:r>
+    </w:p>
+    <w:p>
+      <w:pPr>
+        <w:tabs>
+          <w:tab w:val="left" w:pos="2712"/>
+        </w:tabs>
+        <w:rPr>
+          <w:rFonts w:ascii="Times New Roman" w:hAnsi="Times New Roman" w:cs="Times New Roman"/>
+          <w:b/>
+          <w:bCs/>
+          <w:color w:val="365F91" w:themeColor="accent1" w:themeShade="BF"/>
+          <w:sz w:val="32"/>
+          <w:szCs w:val="32"/>
+        </w:rPr>
+      </w:pPr>
+      <w:r>
+        <w:rPr>
+          <w:rFonts w:ascii="Times New Roman" w:hAnsi="Times New Roman" w:cs="Times New Roman"/>
+          <w:b/>
+          <w:bCs/>
+          <w:color w:val="365F91" w:themeColor="accent1" w:themeShade="BF"/>
+          <w:sz w:val="32"/>
+          <w:szCs w:val="32"/>
+        </w:rPr>
+        <w:t>1. Gershwin Publishing vs. Columbia Artists (CAMI)</w:t>
+      </w:r>
+    </w:p>
+    <w:p>
+      <w:pPr>
+        <w:tabs>
+          <w:tab w:val="left" w:pos="2712"/>
+        </w:tabs>
+        <w:rPr>
+          <w:rFonts w:cstheme="minorHAnsi"/>
+          <w:sz w:val="32"/>
+          <w:szCs w:val="32"/>
+        </w:rPr>
+      </w:pPr>
+      <w:r>
+        <w:rPr>
+          <w:rFonts w:cstheme="minorHAnsi"/>
+          <w:b/>
+          <w:bCs/>
+          <w:sz w:val="32"/>
+          <w:szCs w:val="32"/>
+        </w:rPr>
+        <w:t>What happened:</w:t>
+      </w:r>
+      <w:r>
+        <w:rPr>
+          <w:rFonts w:cstheme="minorHAnsi"/>
+          <w:sz w:val="32"/>
+          <w:szCs w:val="32"/>
+        </w:rPr>
+        <w:br/>
+        <w:t xml:space="preserve">CAMI helped organize concerts for local groups. In 1965, one group played a </w:t>
+      </w:r>
+      <w:r>
+        <w:rPr>
+          <w:rFonts w:cstheme="minorHAnsi"/>
+          <w:b/>
+          <w:bCs/>
+          <w:sz w:val="32"/>
+          <w:szCs w:val="32"/>
+        </w:rPr>
+        <w:t>Gershwin song</w:t>
+      </w:r>
+      <w:r>
+        <w:rPr>
+          <w:rFonts w:cstheme="minorHAnsi"/>
+          <w:sz w:val="32"/>
+          <w:szCs w:val="32"/>
+        </w:rPr>
+        <w:t xml:space="preserve"> without asking for permission.</w:t>
+      </w:r>
+    </w:p>
+    <w:p>
+      <w:pPr>
+        <w:tabs>
+          <w:tab w:val="left" w:pos="2712"/>
+        </w:tabs>
+        <w:rPr>
+          <w:rFonts w:cstheme="minorHAnsi"/>
+          <w:sz w:val="32"/>
+          <w:szCs w:val="32"/>
+        </w:rPr>
+      </w:pPr>
+      <w:r>
+        <w:rPr>
+          <w:rFonts w:cstheme="minorHAnsi"/>
+          <w:b/>
+          <w:bCs/>
+          <w:sz w:val="32"/>
+          <w:szCs w:val="32"/>
+        </w:rPr>
+        <w:t>What CAMI said:</w:t>
+      </w:r>
+      <w:r>
+        <w:rPr>
+          <w:rFonts w:cstheme="minorHAnsi"/>
+          <w:sz w:val="32"/>
+          <w:szCs w:val="32"/>
+        </w:rPr>
+        <w:br/>
+        <w:t>CAMI said it wasn’t their fault because the concert was done by the local group, not by them directly.</w:t>
+      </w:r>
+    </w:p>
+    <w:p>
+      <w:pPr>
+        <w:tabs>
+          <w:tab w:val="left" w:pos="2712"/>
+        </w:tabs>
+        <w:rPr>
+          <w:rFonts w:cstheme="minorHAnsi"/>
+          <w:sz w:val="32"/>
+          <w:szCs w:val="32"/>
+        </w:rPr>
+      </w:pPr>
+      <w:r>
+        <w:rPr>
+          <w:rFonts w:cstheme="minorHAnsi"/>
+          <w:b/>
+          <w:bCs/>
+          <w:sz w:val="32"/>
+          <w:szCs w:val="32"/>
+        </w:rPr>
+        <w:lastRenderedPageBreak/>
+        <w:t>What the court said:</w:t>
+      </w:r>
+      <w:r>
+        <w:rPr>
+          <w:rFonts w:cstheme="minorHAnsi"/>
+          <w:sz w:val="32"/>
+          <w:szCs w:val="32"/>
+        </w:rPr>
+        <w:br/>
+        <w:t xml:space="preserve">The court said </w:t>
+      </w:r>
+      <w:r>
+        <w:rPr>
+          <w:rFonts w:cstheme="minorHAnsi"/>
+          <w:b/>
+          <w:bCs/>
+          <w:sz w:val="32"/>
+          <w:szCs w:val="32"/>
+        </w:rPr>
+        <w:t>CAMI was still responsible</w:t>
+      </w:r>
+      <w:r>
+        <w:rPr>
+          <w:rFonts w:cstheme="minorHAnsi"/>
+          <w:sz w:val="32"/>
+          <w:szCs w:val="32"/>
+        </w:rPr>
+        <w:t xml:space="preserve"> because they were involved in planning and knew the groups weren’t getting permission.</w:t>
+      </w:r>
+      <w:r>
+        <w:rPr>
+          <w:rFonts w:cstheme="minorHAnsi"/>
+          <w:sz w:val="32"/>
+          <w:szCs w:val="32"/>
+        </w:rPr>
+        <w:br/>
+        <w:t xml:space="preserve">In </w:t>
+      </w:r>
+      <w:r>
+        <w:rPr>
+          <w:rFonts w:cstheme="minorHAnsi"/>
+          <w:b/>
+          <w:bCs/>
+          <w:sz w:val="32"/>
+          <w:szCs w:val="32"/>
+        </w:rPr>
+        <w:t>1971</w:t>
+      </w:r>
+      <w:r>
+        <w:rPr>
+          <w:rFonts w:cstheme="minorHAnsi"/>
+          <w:sz w:val="32"/>
+          <w:szCs w:val="32"/>
+        </w:rPr>
+        <w:t>, another court agreed with this decision.</w:t>
+      </w:r>
+    </w:p>
+    <w:p>
+      <w:pPr>
+        <w:tabs>
+          <w:tab w:val="left" w:pos="2712"/>
+        </w:tabs>
+        <w:rPr>
+          <w:rFonts w:ascii="Times New Roman" w:hAnsi="Times New Roman" w:cs="Times New Roman"/>
+          <w:b/>
+          <w:bCs/>
+          <w:color w:val="365F91" w:themeColor="accent1" w:themeShade="BF"/>
+          <w:sz w:val="32"/>
+          <w:szCs w:val="32"/>
+        </w:rPr>
+      </w:pPr>
+      <w:r>
+        <w:rPr>
+          <w:rFonts w:ascii="Times New Roman" w:hAnsi="Times New Roman" w:cs="Times New Roman"/>
+          <w:b/>
+          <w:bCs/>
+          <w:color w:val="365F91" w:themeColor="accent1" w:themeShade="BF"/>
+          <w:sz w:val="32"/>
+          <w:szCs w:val="32"/>
+        </w:rPr>
+        <w:t>2. Davey Jones Locker (1994)</w:t>
+      </w:r>
+    </w:p>
+    <w:p>
+      <w:pPr>
+        <w:tabs>
+          <w:tab w:val="left" w:pos="2712"/>
+        </w:tabs>
+        <w:rPr>
+          <w:rFonts w:cstheme="minorHAnsi"/>
+          <w:sz w:val="32"/>
+          <w:szCs w:val="32"/>
+        </w:rPr>
+      </w:pPr>
+      <w:r>
+        <w:rPr>
+          <w:rFonts w:cstheme="minorHAnsi"/>
+          <w:b/>
+          <w:bCs/>
+          <w:sz w:val="32"/>
+          <w:szCs w:val="32"/>
+        </w:rPr>
+        <w:t>What happened:</w:t>
+      </w:r>
+      <w:r>
+        <w:rPr>
+          <w:rFonts w:cstheme="minorHAnsi"/>
+          <w:sz w:val="32"/>
+          <w:szCs w:val="32"/>
+        </w:rPr>
+        <w:br/>
+      </w:r>
+      <w:r>
+        <w:rPr>
+          <w:rFonts w:cstheme="minorHAnsi"/>
+          <w:b/>
+          <w:bCs/>
+          <w:sz w:val="32"/>
+          <w:szCs w:val="32"/>
+        </w:rPr>
+        <w:t xml:space="preserve">Richard </w:t>
+      </w:r>
+      <w:proofErr w:type="spellStart"/>
+      <w:r>
+        <w:rPr>
+          <w:rFonts w:cstheme="minorHAnsi"/>
+          <w:b/>
+          <w:bCs/>
+          <w:sz w:val="32"/>
+          <w:szCs w:val="32"/>
+        </w:rPr>
+        <w:t>Kenadek</w:t>
+      </w:r>
+      <w:proofErr w:type="spellEnd"/>
+      <w:r>
+        <w:rPr>
+          <w:rFonts w:cstheme="minorHAnsi"/>
+          <w:sz w:val="32"/>
+          <w:szCs w:val="32"/>
+        </w:rPr>
+        <w:t xml:space="preserve"> ran a website (called a bulletin board system) where people paid </w:t>
+      </w:r>
+      <w:r>
+        <w:rPr>
+          <w:rFonts w:cstheme="minorHAnsi"/>
+          <w:b/>
+          <w:bCs/>
+          <w:sz w:val="32"/>
+          <w:szCs w:val="32"/>
+        </w:rPr>
+        <w:t>$99 a year</w:t>
+      </w:r>
+      <w:r>
+        <w:rPr>
+          <w:rFonts w:cstheme="minorHAnsi"/>
+          <w:sz w:val="32"/>
+          <w:szCs w:val="32"/>
+        </w:rPr>
+        <w:t xml:space="preserve"> to download </w:t>
+      </w:r>
+      <w:r>
+        <w:rPr>
+          <w:rFonts w:cstheme="minorHAnsi"/>
+          <w:b/>
+          <w:bCs/>
+          <w:sz w:val="32"/>
+          <w:szCs w:val="32"/>
+        </w:rPr>
+        <w:t>pirated software</w:t>
+      </w:r>
+      <w:r>
+        <w:rPr>
+          <w:rFonts w:cstheme="minorHAnsi"/>
+          <w:sz w:val="32"/>
+          <w:szCs w:val="32"/>
+        </w:rPr>
+        <w:t xml:space="preserve"> (over 200 programs).</w:t>
+      </w:r>
+    </w:p>
+    <w:p>
+      <w:pPr>
+        <w:tabs>
+          <w:tab w:val="left" w:pos="2712"/>
+        </w:tabs>
+        <w:rPr>
+          <w:rFonts w:cstheme="minorHAnsi"/>
+          <w:sz w:val="32"/>
+          <w:szCs w:val="32"/>
+        </w:rPr>
+      </w:pPr>
+      <w:r>
+        <w:rPr>
+          <w:rFonts w:cstheme="minorHAnsi"/>
+          <w:b/>
+          <w:bCs/>
+          <w:sz w:val="32"/>
+          <w:szCs w:val="32"/>
+        </w:rPr>
+        <w:t>What happened to him:</w:t>
+      </w:r>
+      <w:r>
+        <w:rPr>
+          <w:rFonts w:cstheme="minorHAnsi"/>
+          <w:sz w:val="32"/>
+          <w:szCs w:val="32"/>
+        </w:rPr>
+        <w:br/>
+        <w:t xml:space="preserve">He was caught and punished with </w:t>
+      </w:r>
+      <w:r>
+        <w:rPr>
+          <w:rFonts w:cstheme="minorHAnsi"/>
+          <w:b/>
+          <w:bCs/>
+          <w:sz w:val="32"/>
+          <w:szCs w:val="32"/>
+        </w:rPr>
+        <w:t>6 months of home confinement</w:t>
+      </w:r>
+      <w:r>
+        <w:rPr>
+          <w:rFonts w:cstheme="minorHAnsi"/>
+          <w:sz w:val="32"/>
+          <w:szCs w:val="32"/>
+        </w:rPr>
+        <w:t xml:space="preserve"> and </w:t>
+      </w:r>
+      <w:r>
+        <w:rPr>
+          <w:rFonts w:cstheme="minorHAnsi"/>
+          <w:b/>
+          <w:bCs/>
+          <w:sz w:val="32"/>
+          <w:szCs w:val="32"/>
+        </w:rPr>
+        <w:t>2 years of probation</w:t>
+      </w:r>
+      <w:r>
+        <w:rPr>
+          <w:rFonts w:cstheme="minorHAnsi"/>
+          <w:sz w:val="32"/>
+          <w:szCs w:val="32"/>
+        </w:rPr>
+        <w:t xml:space="preserve"> (he had to follow rules and stay out of trouble).</w:t>
+      </w:r>
+    </w:p>
+    <w:p>
+      <w:pPr>
+        <w:tabs>
+          <w:tab w:val="left" w:pos="2712"/>
+        </w:tabs>
+        <w:rPr>
+          <w:rFonts w:ascii="Times New Roman" w:hAnsi="Times New Roman" w:cs="Times New Roman"/>
+          <w:b/>
+          <w:bCs/>
+          <w:color w:val="365F91" w:themeColor="accent1" w:themeShade="BF"/>
+          <w:sz w:val="32"/>
+          <w:szCs w:val="32"/>
+        </w:rPr>
+      </w:pPr>
+      <w:r>
+        <w:rPr>
+          <w:rFonts w:ascii="Times New Roman" w:hAnsi="Times New Roman" w:cs="Times New Roman"/>
+          <w:b/>
+          <w:bCs/>
+          <w:color w:val="365F91" w:themeColor="accent1" w:themeShade="BF"/>
+          <w:sz w:val="32"/>
+          <w:szCs w:val="32"/>
+        </w:rPr>
+        <w:t>3. No Electronic Theft Act (1997)</w:t>
+      </w:r>
+    </w:p>
+    <w:p>
+      <w:pPr>
+        <w:tabs>
+          <w:tab w:val="left" w:pos="2712"/>
+        </w:tabs>
+        <w:rPr>
+          <w:rFonts w:cstheme="minorHAnsi"/>
+          <w:sz w:val="32"/>
+          <w:szCs w:val="32"/>
+        </w:rPr>
+      </w:pPr>
+      <w:r>
+        <w:rPr>
+          <w:rFonts w:cstheme="minorHAnsi"/>
+          <w:b/>
+          <w:bCs/>
+          <w:sz w:val="32"/>
+          <w:szCs w:val="32"/>
+        </w:rPr>
+        <w:t>What happened:</w:t>
+      </w:r>
+      <w:r>
+        <w:rPr>
+          <w:rFonts w:cstheme="minorHAnsi"/>
+          <w:sz w:val="32"/>
+          <w:szCs w:val="32"/>
+        </w:rPr>
+        <w:br/>
+      </w:r>
+      <w:r>
+        <w:rPr>
+          <w:rFonts w:cstheme="minorHAnsi"/>
+          <w:b/>
+          <w:bCs/>
+          <w:sz w:val="32"/>
+          <w:szCs w:val="32"/>
+        </w:rPr>
+        <w:t>David LaMacchia</w:t>
+      </w:r>
+      <w:r>
+        <w:rPr>
+          <w:rFonts w:cstheme="minorHAnsi"/>
+          <w:sz w:val="32"/>
+          <w:szCs w:val="32"/>
+        </w:rPr>
+        <w:t xml:space="preserve">, an MIT student, made a website where people could download </w:t>
+      </w:r>
+      <w:r>
+        <w:rPr>
+          <w:rFonts w:cstheme="minorHAnsi"/>
+          <w:b/>
+          <w:bCs/>
+          <w:sz w:val="32"/>
+          <w:szCs w:val="32"/>
+        </w:rPr>
+        <w:t>free copyrighted software</w:t>
+      </w:r>
+      <w:r>
+        <w:rPr>
+          <w:rFonts w:cstheme="minorHAnsi"/>
+          <w:sz w:val="32"/>
+          <w:szCs w:val="32"/>
+        </w:rPr>
+        <w:t xml:space="preserve"> worth over </w:t>
+      </w:r>
+      <w:r>
+        <w:rPr>
+          <w:rFonts w:cstheme="minorHAnsi"/>
+          <w:b/>
+          <w:bCs/>
+          <w:sz w:val="32"/>
+          <w:szCs w:val="32"/>
+        </w:rPr>
+        <w:t>$1 million</w:t>
+      </w:r>
+      <w:r>
+        <w:rPr>
+          <w:rFonts w:cstheme="minorHAnsi"/>
+          <w:sz w:val="32"/>
+          <w:szCs w:val="32"/>
+        </w:rPr>
+        <w:t xml:space="preserve"> in just 2 months.</w:t>
+      </w:r>
+    </w:p>
+    <w:p>
+      <w:pPr>
+        <w:tabs>
+          <w:tab w:val="left" w:pos="2712"/>
+        </w:tabs>
+        <w:rPr>
+          <w:rFonts w:cstheme="minorHAnsi"/>
+          <w:sz w:val="32"/>
+          <w:szCs w:val="32"/>
+        </w:rPr>
+      </w:pPr>
+      <w:r>
+        <w:rPr>
+          <w:rFonts w:cstheme="minorHAnsi"/>
+          <w:b/>
+          <w:bCs/>
+          <w:sz w:val="32"/>
+          <w:szCs w:val="32"/>
+        </w:rPr>
+        <w:t>The problem:</w:t>
+      </w:r>
+      <w:r>
+        <w:rPr>
+          <w:rFonts w:cstheme="minorHAnsi"/>
+          <w:sz w:val="32"/>
+          <w:szCs w:val="32"/>
+        </w:rPr>
+        <w:br/>
+        <w:t xml:space="preserve">At that time, the law said it’s only a crime if you </w:t>
+      </w:r>
+      <w:r>
+        <w:rPr>
+          <w:rFonts w:cstheme="minorHAnsi"/>
+          <w:b/>
+          <w:bCs/>
+          <w:sz w:val="32"/>
+          <w:szCs w:val="32"/>
+        </w:rPr>
+        <w:t>make money</w:t>
+      </w:r>
+      <w:r>
+        <w:rPr>
+          <w:rFonts w:cstheme="minorHAnsi"/>
+          <w:sz w:val="32"/>
+          <w:szCs w:val="32"/>
+        </w:rPr>
+        <w:t xml:space="preserve"> from it. So, since he shared it for free, he didn’t get punished.</w:t>
+      </w:r>
+    </w:p>
+    <w:p>
+      <w:pPr>
+        <w:tabs>
+          <w:tab w:val="left" w:pos="2712"/>
+        </w:tabs>
+        <w:rPr>
+          <w:rFonts w:cstheme="minorHAnsi"/>
+          <w:sz w:val="32"/>
+          <w:szCs w:val="32"/>
+        </w:rPr>
+      </w:pPr>
+      <w:r>
+        <w:rPr>
+          <w:rFonts w:cstheme="minorHAnsi"/>
+          <w:b/>
+          <w:bCs/>
+          <w:sz w:val="32"/>
+          <w:szCs w:val="32"/>
+        </w:rPr>
+        <w:t>What changed:</w:t>
+      </w:r>
+      <w:r>
+        <w:rPr>
+          <w:rFonts w:cstheme="minorHAnsi"/>
+          <w:sz w:val="32"/>
+          <w:szCs w:val="32"/>
+        </w:rPr>
+        <w:br/>
+        <w:t xml:space="preserve">In </w:t>
+      </w:r>
+      <w:r>
+        <w:rPr>
+          <w:rFonts w:cstheme="minorHAnsi"/>
+          <w:b/>
+          <w:bCs/>
+          <w:sz w:val="32"/>
+          <w:szCs w:val="32"/>
+        </w:rPr>
+        <w:t>1997</w:t>
+      </w:r>
+      <w:r>
+        <w:rPr>
+          <w:rFonts w:cstheme="minorHAnsi"/>
+          <w:sz w:val="32"/>
+          <w:szCs w:val="32"/>
+        </w:rPr>
+        <w:t>, a new law was made:</w:t>
+      </w:r>
+      <w:r>
+        <w:rPr>
+          <w:rFonts w:cstheme="minorHAnsi"/>
+          <w:sz w:val="32"/>
+          <w:szCs w:val="32"/>
+        </w:rPr>
+        <w:br/>
+        <w:t xml:space="preserve">Even if you </w:t>
+      </w:r>
+      <w:r>
+        <w:rPr>
+          <w:rFonts w:cstheme="minorHAnsi"/>
+          <w:b/>
+          <w:bCs/>
+          <w:sz w:val="32"/>
+          <w:szCs w:val="32"/>
+        </w:rPr>
+        <w:t>don’t make money</w:t>
+      </w:r>
+      <w:r>
+        <w:rPr>
+          <w:rFonts w:cstheme="minorHAnsi"/>
+          <w:sz w:val="32"/>
+          <w:szCs w:val="32"/>
+        </w:rPr>
+        <w:t xml:space="preserve">, it’s still a </w:t>
+      </w:r>
+      <w:r>
+        <w:rPr>
+          <w:rFonts w:cstheme="minorHAnsi"/>
+          <w:b/>
+          <w:bCs/>
+          <w:sz w:val="32"/>
+          <w:szCs w:val="32"/>
+        </w:rPr>
+        <w:t>crime</w:t>
+      </w:r>
+      <w:r>
+        <w:rPr>
+          <w:rFonts w:cstheme="minorHAnsi"/>
+          <w:sz w:val="32"/>
+          <w:szCs w:val="32"/>
+        </w:rPr>
+        <w:t xml:space="preserve"> to copy or share </w:t>
+      </w:r>
+      <w:r>
+        <w:rPr>
+          <w:rFonts w:cstheme="minorHAnsi"/>
+          <w:b/>
+          <w:bCs/>
+          <w:sz w:val="32"/>
+          <w:szCs w:val="32"/>
+        </w:rPr>
+        <w:t>over $1,000 worth</w:t>
+      </w:r>
+      <w:r>
+        <w:rPr>
+          <w:rFonts w:cstheme="minorHAnsi"/>
+          <w:sz w:val="32"/>
+          <w:szCs w:val="32"/>
+        </w:rPr>
+        <w:t xml:space="preserve"> of copyrighted stuff in </w:t>
+      </w:r>
+      <w:r>
+        <w:rPr>
+          <w:rFonts w:cstheme="minorHAnsi"/>
+          <w:b/>
+          <w:bCs/>
+          <w:sz w:val="32"/>
+          <w:szCs w:val="32"/>
+        </w:rPr>
+        <w:t>6 months</w:t>
+      </w:r>
+      <w:r>
+        <w:rPr>
+          <w:rFonts w:cstheme="minorHAnsi"/>
+          <w:sz w:val="32"/>
+          <w:szCs w:val="32"/>
+        </w:rPr>
+        <w:t>.</w:t>
+      </w:r>
+    </w:p>
+    <w:p>
+      <w:pPr>
+        <w:tabs>
+          <w:tab w:val="left" w:pos="2712"/>
+        </w:tabs>
+        <w:rPr>
+          <w:rFonts w:cstheme="minorHAnsi"/>
+          <w:sz w:val="32"/>
+          <w:szCs w:val="32"/>
         </w:rPr>
       </w:pPr>
     </w:p>
@@ -16263,6 +17509,119 @@
     </w:lvl>
   </w:abstractNum>
   <w:abstractNum w:abstractNumId="5" w15:restartNumberingAfterBreak="0">
+    <w:nsid w:val="026B78D1"/>
+    <w:multiLevelType w:val="hybridMultilevel"/>
+    <w:tmpl w:val="5CE2E196"/>
+    <w:lvl w:ilvl="0" w:tplc="0409000B">
+      <w:start w:val="1"/>
+      <w:numFmt w:val="bullet"/>
+      <w:lvlText w:val=""/>
+      <w:lvlJc w:val="left"/>
+      <w:pPr>
+        <w:ind w:left="720" w:hanging="360"/>
+      </w:pPr>
+      <w:rPr>
+        <w:rFonts w:ascii="Wingdings" w:hAnsi="Wingdings" w:hint="default"/>
+      </w:rPr>
+    </w:lvl>
+    <w:lvl w:ilvl="1" w:tplc="04090003" w:tentative="1">
+      <w:start w:val="1"/>
+      <w:numFmt w:val="bullet"/>
+      <w:lvlText w:val="o"/>
+      <w:lvlJc w:val="left"/>
+      <w:pPr>
+        <w:ind w:left="1440" w:hanging="360"/>
+      </w:pPr>
+      <w:rPr>
+        <w:rFonts w:ascii="Courier New" w:hAnsi="Courier New" w:cs="Courier New" w:hint="default"/>
+      </w:rPr>
+    </w:lvl>
+    <w:lvl w:ilvl="2" w:tplc="04090005" w:tentative="1">
+      <w:start w:val="1"/>
+      <w:numFmt w:val="bullet"/>
+      <w:lvlText w:val=""/>
+      <w:lvlJc w:val="left"/>
+      <w:pPr>
+        <w:ind w:left="2160" w:hanging="360"/>
+      </w:pPr>
+      <w:rPr>
+        <w:rFonts w:ascii="Wingdings" w:hAnsi="Wingdings" w:hint="default"/>
+      </w:rPr>
+    </w:lvl>
+    <w:lvl w:ilvl="3" w:tplc="04090001" w:tentative="1">
+      <w:start w:val="1"/>
+      <w:numFmt w:val="bullet"/>
+      <w:lvlText w:val=""/>
+      <w:lvlJc w:val="left"/>
+      <w:pPr>
+        <w:ind w:left="2880" w:hanging="360"/>
+      </w:pPr>
+      <w:rPr>
+        <w:rFonts w:ascii="Symbol" w:hAnsi="Symbol" w:hint="default"/>
+      </w:rPr>
+    </w:lvl>
+    <w:lvl w:ilvl="4" w:tplc="04090003" w:tentative="1">
+      <w:start w:val="1"/>
+      <w:numFmt w:val="bullet"/>
+      <w:lvlText w:val="o"/>
+      <w:lvlJc w:val="left"/>
+      <w:pPr>
+        <w:ind w:left="3600" w:hanging="360"/>
+      </w:pPr>
+      <w:rPr>
+        <w:rFonts w:ascii="Courier New" w:hAnsi="Courier New" w:cs="Courier New" w:hint="default"/>
+      </w:rPr>
+    </w:lvl>
+    <w:lvl w:ilvl="5" w:tplc="04090005" w:tentative="1">
+      <w:start w:val="1"/>
+      <w:numFmt w:val="bullet"/>
+      <w:lvlText w:val=""/>
+      <w:lvlJc w:val="left"/>
+      <w:pPr>
+        <w:ind w:left="4320" w:hanging="360"/>
+      </w:pPr>
+      <w:rPr>
+        <w:rFonts w:ascii="Wingdings" w:hAnsi="Wingdings" w:hint="default"/>
+      </w:rPr>
+    </w:lvl>
+    <w:lvl w:ilvl="6" w:tplc="04090001" w:tentative="1">
+      <w:start w:val="1"/>
+      <w:numFmt w:val="bullet"/>
+      <w:lvlText w:val=""/>
+      <w:lvlJc w:val="left"/>
+      <w:pPr>
+        <w:ind w:left="5040" w:hanging="360"/>
+      </w:pPr>
+      <w:rPr>
+        <w:rFonts w:ascii="Symbol" w:hAnsi="Symbol" w:hint="default"/>
+      </w:rPr>
+    </w:lvl>
+    <w:lvl w:ilvl="7" w:tplc="04090003" w:tentative="1">
+      <w:start w:val="1"/>
+      <w:numFmt w:val="bullet"/>
+      <w:lvlText w:val="o"/>
+      <w:lvlJc w:val="left"/>
+      <w:pPr>
+        <w:ind w:left="5760" w:hanging="360"/>
+      </w:pPr>
+      <w:rPr>
+        <w:rFonts w:ascii="Courier New" w:hAnsi="Courier New" w:cs="Courier New" w:hint="default"/>
+      </w:rPr>
+    </w:lvl>
+    <w:lvl w:ilvl="8" w:tplc="04090005" w:tentative="1">
+      <w:start w:val="1"/>
+      <w:numFmt w:val="bullet"/>
+      <w:lvlText w:val=""/>
+      <w:lvlJc w:val="left"/>
+      <w:pPr>
+        <w:ind w:left="6480" w:hanging="360"/>
+      </w:pPr>
+      <w:rPr>
+        <w:rFonts w:ascii="Wingdings" w:hAnsi="Wingdings" w:hint="default"/>
+      </w:rPr>
+    </w:lvl>
+  </w:abstractNum>
+  <w:abstractNum w:abstractNumId="6" w15:restartNumberingAfterBreak="0">
     <w:nsid w:val="03A1680D"/>
     <w:multiLevelType w:val="multilevel"/>
     <w:tmpl w:val="26D28C38"/>
@@ -16383,7 +17742,7 @@
       </w:pPr>
     </w:lvl>
   </w:abstractNum>
-  <w:abstractNum w:abstractNumId="6" w15:restartNumberingAfterBreak="0">
+  <w:abstractNum w:abstractNumId="7" w15:restartNumberingAfterBreak="0">
     <w:nsid w:val="042A7ADB"/>
     <w:multiLevelType w:val="hybridMultilevel"/>
     <w:tmpl w:val="536E0E30"/>
@@ -16496,7 +17855,7 @@
       </w:rPr>
     </w:lvl>
   </w:abstractNum>
-  <w:abstractNum w:abstractNumId="7" w15:restartNumberingAfterBreak="0">
+  <w:abstractNum w:abstractNumId="8" w15:restartNumberingAfterBreak="0">
     <w:nsid w:val="043F24F4"/>
     <w:multiLevelType w:val="hybridMultilevel"/>
     <w:tmpl w:val="AD68F51C"/>
@@ -16609,7 +17968,7 @@
       </w:rPr>
     </w:lvl>
   </w:abstractNum>
-  <w:abstractNum w:abstractNumId="8" w15:restartNumberingAfterBreak="0">
+  <w:abstractNum w:abstractNumId="9" w15:restartNumberingAfterBreak="0">
     <w:nsid w:val="060468BC"/>
     <w:multiLevelType w:val="multilevel"/>
     <w:tmpl w:val="B420AFC2"/>
@@ -16758,7 +18117,7 @@
       </w:rPr>
     </w:lvl>
   </w:abstractNum>
-  <w:abstractNum w:abstractNumId="9" w15:restartNumberingAfterBreak="0">
+  <w:abstractNum w:abstractNumId="10" w15:restartNumberingAfterBreak="0">
     <w:nsid w:val="06BA394E"/>
     <w:multiLevelType w:val="multilevel"/>
     <w:tmpl w:val="4C14101C"/>
@@ -16907,7 +18266,7 @@
       </w:rPr>
     </w:lvl>
   </w:abstractNum>
-  <w:abstractNum w:abstractNumId="10" w15:restartNumberingAfterBreak="0">
+  <w:abstractNum w:abstractNumId="11" w15:restartNumberingAfterBreak="0">
     <w:nsid w:val="08B81AB7"/>
     <w:multiLevelType w:val="multilevel"/>
     <w:tmpl w:val="145C5F2E"/>
@@ -17056,7 +18415,7 @@
       </w:rPr>
     </w:lvl>
   </w:abstractNum>
-  <w:abstractNum w:abstractNumId="11" w15:restartNumberingAfterBreak="0">
+  <w:abstractNum w:abstractNumId="12" w15:restartNumberingAfterBreak="0">
     <w:nsid w:val="08D03316"/>
     <w:multiLevelType w:val="multilevel"/>
     <w:tmpl w:val="1554ABCA"/>
@@ -17205,7 +18564,7 @@
       </w:rPr>
     </w:lvl>
   </w:abstractNum>
-  <w:abstractNum w:abstractNumId="12" w15:restartNumberingAfterBreak="0">
+  <w:abstractNum w:abstractNumId="13" w15:restartNumberingAfterBreak="0">
     <w:nsid w:val="090245B9"/>
     <w:multiLevelType w:val="hybridMultilevel"/>
     <w:tmpl w:val="22AC93DA"/>
@@ -17318,7 +18677,120 @@
       </w:rPr>
     </w:lvl>
   </w:abstractNum>
-  <w:abstractNum w:abstractNumId="13" w15:restartNumberingAfterBreak="0">
+  <w:abstractNum w:abstractNumId="14" w15:restartNumberingAfterBreak="0">
+    <w:nsid w:val="0908301B"/>
+    <w:multiLevelType w:val="hybridMultilevel"/>
+    <w:tmpl w:val="96FCD6FC"/>
+    <w:lvl w:ilvl="0" w:tplc="04090001">
+      <w:start w:val="1"/>
+      <w:numFmt w:val="bullet"/>
+      <w:lvlText w:val=""/>
+      <w:lvlJc w:val="left"/>
+      <w:pPr>
+        <w:ind w:left="720" w:hanging="360"/>
+      </w:pPr>
+      <w:rPr>
+        <w:rFonts w:ascii="Symbol" w:hAnsi="Symbol" w:hint="default"/>
+      </w:rPr>
+    </w:lvl>
+    <w:lvl w:ilvl="1" w:tplc="04090003" w:tentative="1">
+      <w:start w:val="1"/>
+      <w:numFmt w:val="bullet"/>
+      <w:lvlText w:val="o"/>
+      <w:lvlJc w:val="left"/>
+      <w:pPr>
+        <w:ind w:left="1440" w:hanging="360"/>
+      </w:pPr>
+      <w:rPr>
+        <w:rFonts w:ascii="Courier New" w:hAnsi="Courier New" w:cs="Courier New" w:hint="default"/>
+      </w:rPr>
+    </w:lvl>
+    <w:lvl w:ilvl="2" w:tplc="04090005" w:tentative="1">
+      <w:start w:val="1"/>
+      <w:numFmt w:val="bullet"/>
+      <w:lvlText w:val=""/>
+      <w:lvlJc w:val="left"/>
+      <w:pPr>
+        <w:ind w:left="2160" w:hanging="360"/>
+      </w:pPr>
+      <w:rPr>
+        <w:rFonts w:ascii="Wingdings" w:hAnsi="Wingdings" w:hint="default"/>
+      </w:rPr>
+    </w:lvl>
+    <w:lvl w:ilvl="3" w:tplc="04090001" w:tentative="1">
+      <w:start w:val="1"/>
+      <w:numFmt w:val="bullet"/>
+      <w:lvlText w:val=""/>
+      <w:lvlJc w:val="left"/>
+      <w:pPr>
+        <w:ind w:left="2880" w:hanging="360"/>
+      </w:pPr>
+      <w:rPr>
+        <w:rFonts w:ascii="Symbol" w:hAnsi="Symbol" w:hint="default"/>
+      </w:rPr>
+    </w:lvl>
+    <w:lvl w:ilvl="4" w:tplc="04090003" w:tentative="1">
+      <w:start w:val="1"/>
+      <w:numFmt w:val="bullet"/>
+      <w:lvlText w:val="o"/>
+      <w:lvlJc w:val="left"/>
+      <w:pPr>
+        <w:ind w:left="3600" w:hanging="360"/>
+      </w:pPr>
+      <w:rPr>
+        <w:rFonts w:ascii="Courier New" w:hAnsi="Courier New" w:cs="Courier New" w:hint="default"/>
+      </w:rPr>
+    </w:lvl>
+    <w:lvl w:ilvl="5" w:tplc="04090005" w:tentative="1">
+      <w:start w:val="1"/>
+      <w:numFmt w:val="bullet"/>
+      <w:lvlText w:val=""/>
+      <w:lvlJc w:val="left"/>
+      <w:pPr>
+        <w:ind w:left="4320" w:hanging="360"/>
+      </w:pPr>
+      <w:rPr>
+        <w:rFonts w:ascii="Wingdings" w:hAnsi="Wingdings" w:hint="default"/>
+      </w:rPr>
+    </w:lvl>
+    <w:lvl w:ilvl="6" w:tplc="04090001" w:tentative="1">
+      <w:start w:val="1"/>
+      <w:numFmt w:val="bullet"/>
+      <w:lvlText w:val=""/>
+      <w:lvlJc w:val="left"/>
+      <w:pPr>
+        <w:ind w:left="5040" w:hanging="360"/>
+      </w:pPr>
+      <w:rPr>
+        <w:rFonts w:ascii="Symbol" w:hAnsi="Symbol" w:hint="default"/>
+      </w:rPr>
+    </w:lvl>
+    <w:lvl w:ilvl="7" w:tplc="04090003" w:tentative="1">
+      <w:start w:val="1"/>
+      <w:numFmt w:val="bullet"/>
+      <w:lvlText w:val="o"/>
+      <w:lvlJc w:val="left"/>
+      <w:pPr>
+        <w:ind w:left="5760" w:hanging="360"/>
+      </w:pPr>
+      <w:rPr>
+        <w:rFonts w:ascii="Courier New" w:hAnsi="Courier New" w:cs="Courier New" w:hint="default"/>
+      </w:rPr>
+    </w:lvl>
+    <w:lvl w:ilvl="8" w:tplc="04090005" w:tentative="1">
+      <w:start w:val="1"/>
+      <w:numFmt w:val="bullet"/>
+      <w:lvlText w:val=""/>
+      <w:lvlJc w:val="left"/>
+      <w:pPr>
+        <w:ind w:left="6480" w:hanging="360"/>
+      </w:pPr>
+      <w:rPr>
+        <w:rFonts w:ascii="Wingdings" w:hAnsi="Wingdings" w:hint="default"/>
+      </w:rPr>
+    </w:lvl>
+  </w:abstractNum>
+  <w:abstractNum w:abstractNumId="15" w15:restartNumberingAfterBreak="0">
     <w:nsid w:val="0A7317FD"/>
     <w:multiLevelType w:val="multilevel"/>
     <w:tmpl w:val="52E6B0F6"/>
@@ -17439,7 +18911,7 @@
       </w:pPr>
     </w:lvl>
   </w:abstractNum>
-  <w:abstractNum w:abstractNumId="14" w15:restartNumberingAfterBreak="0">
+  <w:abstractNum w:abstractNumId="16" w15:restartNumberingAfterBreak="0">
     <w:nsid w:val="0A940434"/>
     <w:multiLevelType w:val="hybridMultilevel"/>
     <w:tmpl w:val="D4AECA76"/>
@@ -17552,7 +19024,7 @@
       </w:rPr>
     </w:lvl>
   </w:abstractNum>
-  <w:abstractNum w:abstractNumId="15" w15:restartNumberingAfterBreak="0">
+  <w:abstractNum w:abstractNumId="17" w15:restartNumberingAfterBreak="0">
     <w:nsid w:val="0AA50036"/>
     <w:multiLevelType w:val="multilevel"/>
     <w:tmpl w:val="99E678DA"/>
@@ -17669,7 +19141,7 @@
       </w:pPr>
     </w:lvl>
   </w:abstractNum>
-  <w:abstractNum w:abstractNumId="16" w15:restartNumberingAfterBreak="0">
+  <w:abstractNum w:abstractNumId="18" w15:restartNumberingAfterBreak="0">
     <w:nsid w:val="0B8A6CB3"/>
     <w:multiLevelType w:val="multilevel"/>
     <w:tmpl w:val="D2D23E24"/>
@@ -17818,7 +19290,7 @@
       </w:rPr>
     </w:lvl>
   </w:abstractNum>
-  <w:abstractNum w:abstractNumId="17" w15:restartNumberingAfterBreak="0">
+  <w:abstractNum w:abstractNumId="19" w15:restartNumberingAfterBreak="0">
     <w:nsid w:val="0B9B5956"/>
     <w:multiLevelType w:val="hybridMultilevel"/>
     <w:tmpl w:val="C9681684"/>
@@ -17933,7 +19405,7 @@
       </w:rPr>
     </w:lvl>
   </w:abstractNum>
-  <w:abstractNum w:abstractNumId="18" w15:restartNumberingAfterBreak="0">
+  <w:abstractNum w:abstractNumId="20" w15:restartNumberingAfterBreak="0">
     <w:nsid w:val="0B9C0F61"/>
     <w:multiLevelType w:val="hybridMultilevel"/>
     <w:tmpl w:val="7A34BA6E"/>
@@ -18046,7 +19518,7 @@
       </w:rPr>
     </w:lvl>
   </w:abstractNum>
-  <w:abstractNum w:abstractNumId="19" w15:restartNumberingAfterBreak="0">
+  <w:abstractNum w:abstractNumId="21" w15:restartNumberingAfterBreak="0">
     <w:nsid w:val="0BFB58A0"/>
     <w:multiLevelType w:val="multilevel"/>
     <w:tmpl w:val="7E5869DC"/>
@@ -18163,7 +19635,7 @@
       </w:pPr>
     </w:lvl>
   </w:abstractNum>
-  <w:abstractNum w:abstractNumId="20" w15:restartNumberingAfterBreak="0">
+  <w:abstractNum w:abstractNumId="22" w15:restartNumberingAfterBreak="0">
     <w:nsid w:val="0C55404A"/>
     <w:multiLevelType w:val="hybridMultilevel"/>
     <w:tmpl w:val="964ED004"/>
@@ -18276,7 +19748,7 @@
       </w:rPr>
     </w:lvl>
   </w:abstractNum>
-  <w:abstractNum w:abstractNumId="21" w15:restartNumberingAfterBreak="0">
+  <w:abstractNum w:abstractNumId="23" w15:restartNumberingAfterBreak="0">
     <w:nsid w:val="0CAF53F0"/>
     <w:multiLevelType w:val="multilevel"/>
     <w:tmpl w:val="ADD0801E"/>
@@ -18425,7 +19897,7 @@
       </w:rPr>
     </w:lvl>
   </w:abstractNum>
-  <w:abstractNum w:abstractNumId="22" w15:restartNumberingAfterBreak="0">
+  <w:abstractNum w:abstractNumId="24" w15:restartNumberingAfterBreak="0">
     <w:nsid w:val="0D23290B"/>
     <w:multiLevelType w:val="multilevel"/>
     <w:tmpl w:val="AA00337C"/>
@@ -18574,7 +20046,7 @@
       </w:rPr>
     </w:lvl>
   </w:abstractNum>
-  <w:abstractNum w:abstractNumId="23" w15:restartNumberingAfterBreak="0">
+  <w:abstractNum w:abstractNumId="25" w15:restartNumberingAfterBreak="0">
     <w:nsid w:val="0E592072"/>
     <w:multiLevelType w:val="hybridMultilevel"/>
     <w:tmpl w:val="E0DA9C80"/>
@@ -18687,7 +20159,7 @@
       </w:rPr>
     </w:lvl>
   </w:abstractNum>
-  <w:abstractNum w:abstractNumId="24" w15:restartNumberingAfterBreak="0">
+  <w:abstractNum w:abstractNumId="26" w15:restartNumberingAfterBreak="0">
     <w:nsid w:val="0EDE1852"/>
     <w:multiLevelType w:val="multilevel"/>
     <w:tmpl w:val="4590FA26"/>
@@ -18836,7 +20308,7 @@
       </w:rPr>
     </w:lvl>
   </w:abstractNum>
-  <w:abstractNum w:abstractNumId="25" w15:restartNumberingAfterBreak="0">
+  <w:abstractNum w:abstractNumId="27" w15:restartNumberingAfterBreak="0">
     <w:nsid w:val="10634FB3"/>
     <w:multiLevelType w:val="hybridMultilevel"/>
     <w:tmpl w:val="B08686A0"/>
@@ -18949,7 +20421,7 @@
       </w:rPr>
     </w:lvl>
   </w:abstractNum>
-  <w:abstractNum w:abstractNumId="26" w15:restartNumberingAfterBreak="0">
+  <w:abstractNum w:abstractNumId="28" w15:restartNumberingAfterBreak="0">
     <w:nsid w:val="10D73C00"/>
     <w:multiLevelType w:val="hybridMultilevel"/>
     <w:tmpl w:val="04E87232"/>
@@ -19062,7 +20534,7 @@
       </w:rPr>
     </w:lvl>
   </w:abstractNum>
-  <w:abstractNum w:abstractNumId="27" w15:restartNumberingAfterBreak="0">
+  <w:abstractNum w:abstractNumId="29" w15:restartNumberingAfterBreak="0">
     <w:nsid w:val="111E7226"/>
     <w:multiLevelType w:val="multilevel"/>
     <w:tmpl w:val="B420AFC2"/>
@@ -19211,7 +20683,7 @@
       </w:rPr>
     </w:lvl>
   </w:abstractNum>
-  <w:abstractNum w:abstractNumId="28" w15:restartNumberingAfterBreak="0">
+  <w:abstractNum w:abstractNumId="30" w15:restartNumberingAfterBreak="0">
     <w:nsid w:val="125615EA"/>
     <w:multiLevelType w:val="hybridMultilevel"/>
     <w:tmpl w:val="E8548C1E"/>
@@ -19326,7 +20798,7 @@
       </w:rPr>
     </w:lvl>
   </w:abstractNum>
-  <w:abstractNum w:abstractNumId="29" w15:restartNumberingAfterBreak="0">
+  <w:abstractNum w:abstractNumId="31" w15:restartNumberingAfterBreak="0">
     <w:nsid w:val="13320A90"/>
     <w:multiLevelType w:val="multilevel"/>
     <w:tmpl w:val="4590FA26"/>
@@ -19475,7 +20947,7 @@
       </w:rPr>
     </w:lvl>
   </w:abstractNum>
-  <w:abstractNum w:abstractNumId="30" w15:restartNumberingAfterBreak="0">
+  <w:abstractNum w:abstractNumId="32" w15:restartNumberingAfterBreak="0">
     <w:nsid w:val="139C6D67"/>
     <w:multiLevelType w:val="multilevel"/>
     <w:tmpl w:val="A74487D4"/>
@@ -19596,7 +21068,7 @@
       </w:pPr>
     </w:lvl>
   </w:abstractNum>
-  <w:abstractNum w:abstractNumId="31" w15:restartNumberingAfterBreak="0">
+  <w:abstractNum w:abstractNumId="33" w15:restartNumberingAfterBreak="0">
     <w:nsid w:val="13F54439"/>
     <w:multiLevelType w:val="hybridMultilevel"/>
     <w:tmpl w:val="F8E659D2"/>
@@ -19709,7 +21181,7 @@
       </w:rPr>
     </w:lvl>
   </w:abstractNum>
-  <w:abstractNum w:abstractNumId="32" w15:restartNumberingAfterBreak="0">
+  <w:abstractNum w:abstractNumId="34" w15:restartNumberingAfterBreak="0">
     <w:nsid w:val="14AD583A"/>
     <w:multiLevelType w:val="hybridMultilevel"/>
     <w:tmpl w:val="D7987EDA"/>
@@ -19822,7 +21294,7 @@
       </w:rPr>
     </w:lvl>
   </w:abstractNum>
-  <w:abstractNum w:abstractNumId="33" w15:restartNumberingAfterBreak="0">
+  <w:abstractNum w:abstractNumId="35" w15:restartNumberingAfterBreak="0">
     <w:nsid w:val="17A24CAD"/>
     <w:multiLevelType w:val="hybridMultilevel"/>
     <w:tmpl w:val="B25CE4B6"/>
@@ -19935,7 +21407,7 @@
       </w:rPr>
     </w:lvl>
   </w:abstractNum>
-  <w:abstractNum w:abstractNumId="34" w15:restartNumberingAfterBreak="0">
+  <w:abstractNum w:abstractNumId="36" w15:restartNumberingAfterBreak="0">
     <w:nsid w:val="17BA7FC9"/>
     <w:multiLevelType w:val="hybridMultilevel"/>
     <w:tmpl w:val="D12E560E"/>
@@ -20048,7 +21520,7 @@
       </w:rPr>
     </w:lvl>
   </w:abstractNum>
-  <w:abstractNum w:abstractNumId="35" w15:restartNumberingAfterBreak="0">
+  <w:abstractNum w:abstractNumId="37" w15:restartNumberingAfterBreak="0">
     <w:nsid w:val="198D6DEB"/>
     <w:multiLevelType w:val="multilevel"/>
     <w:tmpl w:val="4590FA26"/>
@@ -20197,7 +21669,7 @@
       </w:rPr>
     </w:lvl>
   </w:abstractNum>
-  <w:abstractNum w:abstractNumId="36" w15:restartNumberingAfterBreak="0">
+  <w:abstractNum w:abstractNumId="38" w15:restartNumberingAfterBreak="0">
     <w:nsid w:val="19B90499"/>
     <w:multiLevelType w:val="multilevel"/>
     <w:tmpl w:val="3BEE9274"/>
@@ -20314,7 +21786,7 @@
       </w:pPr>
     </w:lvl>
   </w:abstractNum>
-  <w:abstractNum w:abstractNumId="37" w15:restartNumberingAfterBreak="0">
+  <w:abstractNum w:abstractNumId="39" w15:restartNumberingAfterBreak="0">
     <w:nsid w:val="1A974C96"/>
     <w:multiLevelType w:val="multilevel"/>
     <w:tmpl w:val="D0AE2A44"/>
@@ -20435,7 +21907,7 @@
       </w:pPr>
     </w:lvl>
   </w:abstractNum>
-  <w:abstractNum w:abstractNumId="38" w15:restartNumberingAfterBreak="0">
+  <w:abstractNum w:abstractNumId="40" w15:restartNumberingAfterBreak="0">
     <w:nsid w:val="1B2D4781"/>
     <w:multiLevelType w:val="hybridMultilevel"/>
     <w:tmpl w:val="D742B722"/>
@@ -20548,7 +22020,7 @@
       </w:rPr>
     </w:lvl>
   </w:abstractNum>
-  <w:abstractNum w:abstractNumId="39" w15:restartNumberingAfterBreak="0">
+  <w:abstractNum w:abstractNumId="41" w15:restartNumberingAfterBreak="0">
     <w:nsid w:val="1CEF34A7"/>
     <w:multiLevelType w:val="multilevel"/>
     <w:tmpl w:val="3F04D2C6"/>
@@ -20661,7 +22133,7 @@
       </w:pPr>
     </w:lvl>
   </w:abstractNum>
-  <w:abstractNum w:abstractNumId="40" w15:restartNumberingAfterBreak="0">
+  <w:abstractNum w:abstractNumId="42" w15:restartNumberingAfterBreak="0">
     <w:nsid w:val="1E3C1AEC"/>
     <w:multiLevelType w:val="hybridMultilevel"/>
     <w:tmpl w:val="2B26B3BC"/>
@@ -20774,7 +22246,7 @@
       </w:rPr>
     </w:lvl>
   </w:abstractNum>
-  <w:abstractNum w:abstractNumId="41" w15:restartNumberingAfterBreak="0">
+  <w:abstractNum w:abstractNumId="43" w15:restartNumberingAfterBreak="0">
     <w:nsid w:val="1EF37DC8"/>
     <w:multiLevelType w:val="hybridMultilevel"/>
     <w:tmpl w:val="529A312C"/>
@@ -20887,7 +22359,7 @@
       </w:rPr>
     </w:lvl>
   </w:abstractNum>
-  <w:abstractNum w:abstractNumId="42" w15:restartNumberingAfterBreak="0">
+  <w:abstractNum w:abstractNumId="44" w15:restartNumberingAfterBreak="0">
     <w:nsid w:val="1EFA0B1A"/>
     <w:multiLevelType w:val="multilevel"/>
     <w:tmpl w:val="2CA6266A"/>
@@ -21036,7 +22508,7 @@
       </w:rPr>
     </w:lvl>
   </w:abstractNum>
-  <w:abstractNum w:abstractNumId="43" w15:restartNumberingAfterBreak="0">
+  <w:abstractNum w:abstractNumId="45" w15:restartNumberingAfterBreak="0">
     <w:nsid w:val="1F4F592A"/>
     <w:multiLevelType w:val="hybridMultilevel"/>
     <w:tmpl w:val="9AE0FF96"/>
@@ -21149,7 +22621,7 @@
       </w:rPr>
     </w:lvl>
   </w:abstractNum>
-  <w:abstractNum w:abstractNumId="44" w15:restartNumberingAfterBreak="0">
+  <w:abstractNum w:abstractNumId="46" w15:restartNumberingAfterBreak="0">
     <w:nsid w:val="1F604FC5"/>
     <w:multiLevelType w:val="multilevel"/>
     <w:tmpl w:val="DD3842AA"/>
@@ -21262,7 +22734,7 @@
       </w:pPr>
     </w:lvl>
   </w:abstractNum>
-  <w:abstractNum w:abstractNumId="45" w15:restartNumberingAfterBreak="0">
+  <w:abstractNum w:abstractNumId="47" w15:restartNumberingAfterBreak="0">
     <w:nsid w:val="20E23AE6"/>
     <w:multiLevelType w:val="hybridMultilevel"/>
     <w:tmpl w:val="89A4C1AE"/>
@@ -21375,7 +22847,7 @@
       </w:rPr>
     </w:lvl>
   </w:abstractNum>
-  <w:abstractNum w:abstractNumId="46" w15:restartNumberingAfterBreak="0">
+  <w:abstractNum w:abstractNumId="48" w15:restartNumberingAfterBreak="0">
     <w:nsid w:val="20EF23DD"/>
     <w:multiLevelType w:val="multilevel"/>
     <w:tmpl w:val="ADD0801E"/>
@@ -21524,7 +22996,7 @@
       </w:rPr>
     </w:lvl>
   </w:abstractNum>
-  <w:abstractNum w:abstractNumId="47" w15:restartNumberingAfterBreak="0">
+  <w:abstractNum w:abstractNumId="49" w15:restartNumberingAfterBreak="0">
     <w:nsid w:val="21457FA3"/>
     <w:multiLevelType w:val="multilevel"/>
     <w:tmpl w:val="BD922E48"/>
@@ -21673,7 +23145,7 @@
       </w:rPr>
     </w:lvl>
   </w:abstractNum>
-  <w:abstractNum w:abstractNumId="48" w15:restartNumberingAfterBreak="0">
+  <w:abstractNum w:abstractNumId="50" w15:restartNumberingAfterBreak="0">
     <w:nsid w:val="22DA3618"/>
     <w:multiLevelType w:val="multilevel"/>
     <w:tmpl w:val="D026E0CE"/>
@@ -21822,7 +23294,7 @@
       </w:rPr>
     </w:lvl>
   </w:abstractNum>
-  <w:abstractNum w:abstractNumId="49" w15:restartNumberingAfterBreak="0">
+  <w:abstractNum w:abstractNumId="51" w15:restartNumberingAfterBreak="0">
     <w:nsid w:val="237F6BF5"/>
     <w:multiLevelType w:val="hybridMultilevel"/>
     <w:tmpl w:val="A33248EE"/>
@@ -21935,7 +23407,7 @@
       </w:rPr>
     </w:lvl>
   </w:abstractNum>
-  <w:abstractNum w:abstractNumId="50" w15:restartNumberingAfterBreak="0">
+  <w:abstractNum w:abstractNumId="52" w15:restartNumberingAfterBreak="0">
     <w:nsid w:val="23A24502"/>
     <w:multiLevelType w:val="hybridMultilevel"/>
     <w:tmpl w:val="2F5A133E"/>
@@ -22048,7 +23520,7 @@
       </w:rPr>
     </w:lvl>
   </w:abstractNum>
-  <w:abstractNum w:abstractNumId="51" w15:restartNumberingAfterBreak="0">
+  <w:abstractNum w:abstractNumId="53" w15:restartNumberingAfterBreak="0">
     <w:nsid w:val="252C2F94"/>
     <w:multiLevelType w:val="hybridMultilevel"/>
     <w:tmpl w:val="F02419DA"/>
@@ -22161,7 +23633,7 @@
       </w:rPr>
     </w:lvl>
   </w:abstractNum>
-  <w:abstractNum w:abstractNumId="52" w15:restartNumberingAfterBreak="0">
+  <w:abstractNum w:abstractNumId="54" w15:restartNumberingAfterBreak="0">
     <w:nsid w:val="25F970D7"/>
     <w:multiLevelType w:val="hybridMultilevel"/>
     <w:tmpl w:val="C67C3824"/>
@@ -22276,7 +23748,7 @@
       </w:rPr>
     </w:lvl>
   </w:abstractNum>
-  <w:abstractNum w:abstractNumId="53" w15:restartNumberingAfterBreak="0">
+  <w:abstractNum w:abstractNumId="55" w15:restartNumberingAfterBreak="0">
     <w:nsid w:val="268D35A7"/>
     <w:multiLevelType w:val="hybridMultilevel"/>
     <w:tmpl w:val="1EC8654E"/>
@@ -22389,7 +23861,7 @@
       </w:rPr>
     </w:lvl>
   </w:abstractNum>
-  <w:abstractNum w:abstractNumId="54" w15:restartNumberingAfterBreak="0">
+  <w:abstractNum w:abstractNumId="56" w15:restartNumberingAfterBreak="0">
     <w:nsid w:val="269F53F7"/>
     <w:multiLevelType w:val="hybridMultilevel"/>
     <w:tmpl w:val="C78008FE"/>
@@ -22502,7 +23974,7 @@
       </w:rPr>
     </w:lvl>
   </w:abstractNum>
-  <w:abstractNum w:abstractNumId="55" w15:restartNumberingAfterBreak="0">
+  <w:abstractNum w:abstractNumId="57" w15:restartNumberingAfterBreak="0">
     <w:nsid w:val="27760B2F"/>
     <w:multiLevelType w:val="hybridMultilevel"/>
     <w:tmpl w:val="7430BB2E"/>
@@ -22615,7 +24087,7 @@
       </w:rPr>
     </w:lvl>
   </w:abstractNum>
-  <w:abstractNum w:abstractNumId="56" w15:restartNumberingAfterBreak="0">
+  <w:abstractNum w:abstractNumId="58" w15:restartNumberingAfterBreak="0">
     <w:nsid w:val="2A221F73"/>
     <w:multiLevelType w:val="hybridMultilevel"/>
     <w:tmpl w:val="3FB0C4DE"/>
@@ -22728,7 +24200,7 @@
       </w:rPr>
     </w:lvl>
   </w:abstractNum>
-  <w:abstractNum w:abstractNumId="57" w15:restartNumberingAfterBreak="0">
+  <w:abstractNum w:abstractNumId="59" w15:restartNumberingAfterBreak="0">
     <w:nsid w:val="2AB63B25"/>
     <w:multiLevelType w:val="multilevel"/>
     <w:tmpl w:val="B420AFC2"/>
@@ -22877,7 +24349,7 @@
       </w:rPr>
     </w:lvl>
   </w:abstractNum>
-  <w:abstractNum w:abstractNumId="58" w15:restartNumberingAfterBreak="0">
+  <w:abstractNum w:abstractNumId="60" w15:restartNumberingAfterBreak="0">
     <w:nsid w:val="2C4F1C3F"/>
     <w:multiLevelType w:val="multilevel"/>
     <w:tmpl w:val="98BCDE62"/>
@@ -23026,7 +24498,7 @@
       </w:rPr>
     </w:lvl>
   </w:abstractNum>
-  <w:abstractNum w:abstractNumId="59" w15:restartNumberingAfterBreak="0">
+  <w:abstractNum w:abstractNumId="61" w15:restartNumberingAfterBreak="0">
     <w:nsid w:val="2CFF7113"/>
     <w:multiLevelType w:val="multilevel"/>
     <w:tmpl w:val="81923362"/>
@@ -23175,7 +24647,7 @@
       </w:rPr>
     </w:lvl>
   </w:abstractNum>
-  <w:abstractNum w:abstractNumId="60" w15:restartNumberingAfterBreak="0">
+  <w:abstractNum w:abstractNumId="62" w15:restartNumberingAfterBreak="0">
     <w:nsid w:val="2E8D253C"/>
     <w:multiLevelType w:val="hybridMultilevel"/>
     <w:tmpl w:val="67161586"/>
@@ -23288,7 +24760,7 @@
       </w:rPr>
     </w:lvl>
   </w:abstractNum>
-  <w:abstractNum w:abstractNumId="61" w15:restartNumberingAfterBreak="0">
+  <w:abstractNum w:abstractNumId="63" w15:restartNumberingAfterBreak="0">
     <w:nsid w:val="2ED55967"/>
     <w:multiLevelType w:val="multilevel"/>
     <w:tmpl w:val="161C8860"/>
@@ -23437,7 +24909,7 @@
       </w:rPr>
     </w:lvl>
   </w:abstractNum>
-  <w:abstractNum w:abstractNumId="62" w15:restartNumberingAfterBreak="0">
+  <w:abstractNum w:abstractNumId="64" w15:restartNumberingAfterBreak="0">
     <w:nsid w:val="2EF64276"/>
     <w:multiLevelType w:val="hybridMultilevel"/>
     <w:tmpl w:val="BF14E800"/>
@@ -23550,7 +25022,7 @@
       </w:rPr>
     </w:lvl>
   </w:abstractNum>
-  <w:abstractNum w:abstractNumId="63" w15:restartNumberingAfterBreak="0">
+  <w:abstractNum w:abstractNumId="65" w15:restartNumberingAfterBreak="0">
     <w:nsid w:val="2F09330B"/>
     <w:multiLevelType w:val="hybridMultilevel"/>
     <w:tmpl w:val="BF50E1BA"/>
@@ -23663,7 +25135,7 @@
       </w:rPr>
     </w:lvl>
   </w:abstractNum>
-  <w:abstractNum w:abstractNumId="64" w15:restartNumberingAfterBreak="0">
+  <w:abstractNum w:abstractNumId="66" w15:restartNumberingAfterBreak="0">
     <w:nsid w:val="2F8A0954"/>
     <w:multiLevelType w:val="hybridMultilevel"/>
     <w:tmpl w:val="F5C879D0"/>
@@ -23776,7 +25248,7 @@
       </w:rPr>
     </w:lvl>
   </w:abstractNum>
-  <w:abstractNum w:abstractNumId="65" w15:restartNumberingAfterBreak="0">
+  <w:abstractNum w:abstractNumId="67" w15:restartNumberingAfterBreak="0">
     <w:nsid w:val="300C096D"/>
     <w:multiLevelType w:val="multilevel"/>
     <w:tmpl w:val="926EF2CA"/>
@@ -23889,7 +25361,7 @@
       </w:pPr>
     </w:lvl>
   </w:abstractNum>
-  <w:abstractNum w:abstractNumId="66" w15:restartNumberingAfterBreak="0">
+  <w:abstractNum w:abstractNumId="68" w15:restartNumberingAfterBreak="0">
     <w:nsid w:val="3042052A"/>
     <w:multiLevelType w:val="hybridMultilevel"/>
     <w:tmpl w:val="7DA23272"/>
@@ -24002,7 +25474,7 @@
       </w:rPr>
     </w:lvl>
   </w:abstractNum>
-  <w:abstractNum w:abstractNumId="67" w15:restartNumberingAfterBreak="0">
+  <w:abstractNum w:abstractNumId="69" w15:restartNumberingAfterBreak="0">
     <w:nsid w:val="30A30D93"/>
     <w:multiLevelType w:val="multilevel"/>
     <w:tmpl w:val="E5DE3226"/>
@@ -24115,7 +25587,7 @@
       </w:pPr>
     </w:lvl>
   </w:abstractNum>
-  <w:abstractNum w:abstractNumId="68" w15:restartNumberingAfterBreak="0">
+  <w:abstractNum w:abstractNumId="70" w15:restartNumberingAfterBreak="0">
     <w:nsid w:val="31C86FCD"/>
     <w:multiLevelType w:val="hybridMultilevel"/>
     <w:tmpl w:val="AB0461DC"/>
@@ -24228,7 +25700,7 @@
       </w:rPr>
     </w:lvl>
   </w:abstractNum>
-  <w:abstractNum w:abstractNumId="69" w15:restartNumberingAfterBreak="0">
+  <w:abstractNum w:abstractNumId="71" w15:restartNumberingAfterBreak="0">
     <w:nsid w:val="32186E0F"/>
     <w:multiLevelType w:val="multilevel"/>
     <w:tmpl w:val="A3A2EC68"/>
@@ -24346,7 +25818,7 @@
       </w:pPr>
     </w:lvl>
   </w:abstractNum>
-  <w:abstractNum w:abstractNumId="70" w15:restartNumberingAfterBreak="0">
+  <w:abstractNum w:abstractNumId="72" w15:restartNumberingAfterBreak="0">
     <w:nsid w:val="338A6C77"/>
     <w:multiLevelType w:val="hybridMultilevel"/>
     <w:tmpl w:val="C5C478C8"/>
@@ -24459,7 +25931,7 @@
       </w:rPr>
     </w:lvl>
   </w:abstractNum>
-  <w:abstractNum w:abstractNumId="71" w15:restartNumberingAfterBreak="0">
+  <w:abstractNum w:abstractNumId="73" w15:restartNumberingAfterBreak="0">
     <w:nsid w:val="34B371BF"/>
     <w:multiLevelType w:val="hybridMultilevel"/>
     <w:tmpl w:val="D6AC359C"/>
@@ -24572,7 +26044,7 @@
       </w:rPr>
     </w:lvl>
   </w:abstractNum>
-  <w:abstractNum w:abstractNumId="72" w15:restartNumberingAfterBreak="0">
+  <w:abstractNum w:abstractNumId="74" w15:restartNumberingAfterBreak="0">
     <w:nsid w:val="36CC5D5C"/>
     <w:multiLevelType w:val="hybridMultilevel"/>
     <w:tmpl w:val="B29A3F22"/>
@@ -24685,7 +26157,7 @@
       </w:rPr>
     </w:lvl>
   </w:abstractNum>
-  <w:abstractNum w:abstractNumId="73" w15:restartNumberingAfterBreak="0">
+  <w:abstractNum w:abstractNumId="75" w15:restartNumberingAfterBreak="0">
     <w:nsid w:val="3B65406F"/>
     <w:multiLevelType w:val="hybridMultilevel"/>
     <w:tmpl w:val="52DAD2B0"/>
@@ -24798,7 +26270,7 @@
       </w:rPr>
     </w:lvl>
   </w:abstractNum>
-  <w:abstractNum w:abstractNumId="74" w15:restartNumberingAfterBreak="0">
+  <w:abstractNum w:abstractNumId="76" w15:restartNumberingAfterBreak="0">
     <w:nsid w:val="3B9625CC"/>
     <w:multiLevelType w:val="multilevel"/>
     <w:tmpl w:val="8E2A7724"/>
@@ -24947,7 +26419,7 @@
       </w:rPr>
     </w:lvl>
   </w:abstractNum>
-  <w:abstractNum w:abstractNumId="75" w15:restartNumberingAfterBreak="0">
+  <w:abstractNum w:abstractNumId="77" w15:restartNumberingAfterBreak="0">
     <w:nsid w:val="3C0D6F4C"/>
     <w:multiLevelType w:val="multilevel"/>
     <w:tmpl w:val="4590FA26"/>
@@ -25096,7 +26568,7 @@
       </w:rPr>
     </w:lvl>
   </w:abstractNum>
-  <w:abstractNum w:abstractNumId="76" w15:restartNumberingAfterBreak="0">
+  <w:abstractNum w:abstractNumId="78" w15:restartNumberingAfterBreak="0">
     <w:nsid w:val="3C887407"/>
     <w:multiLevelType w:val="hybridMultilevel"/>
     <w:tmpl w:val="DE7611D0"/>
@@ -25209,7 +26681,7 @@
       </w:rPr>
     </w:lvl>
   </w:abstractNum>
-  <w:abstractNum w:abstractNumId="77" w15:restartNumberingAfterBreak="0">
+  <w:abstractNum w:abstractNumId="79" w15:restartNumberingAfterBreak="0">
     <w:nsid w:val="3CD153E3"/>
     <w:multiLevelType w:val="multilevel"/>
     <w:tmpl w:val="F612B930"/>
@@ -25358,7 +26830,7 @@
       </w:rPr>
     </w:lvl>
   </w:abstractNum>
-  <w:abstractNum w:abstractNumId="78" w15:restartNumberingAfterBreak="0">
+  <w:abstractNum w:abstractNumId="80" w15:restartNumberingAfterBreak="0">
     <w:nsid w:val="3D22137D"/>
     <w:multiLevelType w:val="multilevel"/>
     <w:tmpl w:val="B420AFC2"/>
@@ -25507,7 +26979,7 @@
       </w:rPr>
     </w:lvl>
   </w:abstractNum>
-  <w:abstractNum w:abstractNumId="79" w15:restartNumberingAfterBreak="0">
+  <w:abstractNum w:abstractNumId="81" w15:restartNumberingAfterBreak="0">
     <w:nsid w:val="3DF77D62"/>
     <w:multiLevelType w:val="hybridMultilevel"/>
     <w:tmpl w:val="EFC87F84"/>
@@ -25622,7 +27094,7 @@
       </w:rPr>
     </w:lvl>
   </w:abstractNum>
-  <w:abstractNum w:abstractNumId="80" w15:restartNumberingAfterBreak="0">
+  <w:abstractNum w:abstractNumId="82" w15:restartNumberingAfterBreak="0">
     <w:nsid w:val="3E2A225C"/>
     <w:multiLevelType w:val="hybridMultilevel"/>
     <w:tmpl w:val="B7CA4854"/>
@@ -25735,7 +27207,7 @@
       </w:rPr>
     </w:lvl>
   </w:abstractNum>
-  <w:abstractNum w:abstractNumId="81" w15:restartNumberingAfterBreak="0">
+  <w:abstractNum w:abstractNumId="83" w15:restartNumberingAfterBreak="0">
     <w:nsid w:val="3F2403CB"/>
     <w:multiLevelType w:val="multilevel"/>
     <w:tmpl w:val="60006E04"/>
@@ -25848,7 +27320,7 @@
       </w:pPr>
     </w:lvl>
   </w:abstractNum>
-  <w:abstractNum w:abstractNumId="82" w15:restartNumberingAfterBreak="0">
+  <w:abstractNum w:abstractNumId="84" w15:restartNumberingAfterBreak="0">
     <w:nsid w:val="41C85A0F"/>
     <w:multiLevelType w:val="multilevel"/>
     <w:tmpl w:val="7EC03020"/>
@@ -25997,7 +27469,7 @@
       </w:rPr>
     </w:lvl>
   </w:abstractNum>
-  <w:abstractNum w:abstractNumId="83" w15:restartNumberingAfterBreak="0">
+  <w:abstractNum w:abstractNumId="85" w15:restartNumberingAfterBreak="0">
     <w:nsid w:val="42237D7A"/>
     <w:multiLevelType w:val="hybridMultilevel"/>
     <w:tmpl w:val="57D6412C"/>
@@ -26110,7 +27582,7 @@
       </w:rPr>
     </w:lvl>
   </w:abstractNum>
-  <w:abstractNum w:abstractNumId="84" w15:restartNumberingAfterBreak="0">
+  <w:abstractNum w:abstractNumId="86" w15:restartNumberingAfterBreak="0">
     <w:nsid w:val="44664D71"/>
     <w:multiLevelType w:val="multilevel"/>
     <w:tmpl w:val="4590FA26"/>
@@ -26259,7 +27731,7 @@
       </w:rPr>
     </w:lvl>
   </w:abstractNum>
-  <w:abstractNum w:abstractNumId="85" w15:restartNumberingAfterBreak="0">
+  <w:abstractNum w:abstractNumId="87" w15:restartNumberingAfterBreak="0">
     <w:nsid w:val="45120700"/>
     <w:multiLevelType w:val="hybridMultilevel"/>
     <w:tmpl w:val="74A2D328"/>
@@ -26372,7 +27844,7 @@
       </w:rPr>
     </w:lvl>
   </w:abstractNum>
-  <w:abstractNum w:abstractNumId="86" w15:restartNumberingAfterBreak="0">
+  <w:abstractNum w:abstractNumId="88" w15:restartNumberingAfterBreak="0">
     <w:nsid w:val="465E3EB9"/>
     <w:multiLevelType w:val="hybridMultilevel"/>
     <w:tmpl w:val="2F0C405E"/>
@@ -26485,7 +27957,7 @@
       </w:rPr>
     </w:lvl>
   </w:abstractNum>
-  <w:abstractNum w:abstractNumId="87" w15:restartNumberingAfterBreak="0">
+  <w:abstractNum w:abstractNumId="89" w15:restartNumberingAfterBreak="0">
     <w:nsid w:val="46FD1724"/>
     <w:multiLevelType w:val="multilevel"/>
     <w:tmpl w:val="E55EE774"/>
@@ -26634,7 +28106,7 @@
       </w:rPr>
     </w:lvl>
   </w:abstractNum>
-  <w:abstractNum w:abstractNumId="88" w15:restartNumberingAfterBreak="0">
+  <w:abstractNum w:abstractNumId="90" w15:restartNumberingAfterBreak="0">
     <w:nsid w:val="480F2371"/>
     <w:multiLevelType w:val="hybridMultilevel"/>
     <w:tmpl w:val="D57C8F8E"/>
@@ -26747,7 +28219,7 @@
       </w:rPr>
     </w:lvl>
   </w:abstractNum>
-  <w:abstractNum w:abstractNumId="89" w15:restartNumberingAfterBreak="0">
+  <w:abstractNum w:abstractNumId="91" w15:restartNumberingAfterBreak="0">
     <w:nsid w:val="4813359B"/>
     <w:multiLevelType w:val="hybridMultilevel"/>
     <w:tmpl w:val="750CE350"/>
@@ -26860,7 +28332,7 @@
       </w:rPr>
     </w:lvl>
   </w:abstractNum>
-  <w:abstractNum w:abstractNumId="90" w15:restartNumberingAfterBreak="0">
+  <w:abstractNum w:abstractNumId="92" w15:restartNumberingAfterBreak="0">
     <w:nsid w:val="4B0133E3"/>
     <w:multiLevelType w:val="hybridMultilevel"/>
     <w:tmpl w:val="ABFEAB48"/>
@@ -26973,7 +28445,7 @@
       </w:rPr>
     </w:lvl>
   </w:abstractNum>
-  <w:abstractNum w:abstractNumId="91" w15:restartNumberingAfterBreak="0">
+  <w:abstractNum w:abstractNumId="93" w15:restartNumberingAfterBreak="0">
     <w:nsid w:val="4B390B4C"/>
     <w:multiLevelType w:val="hybridMultilevel"/>
     <w:tmpl w:val="363C014A"/>
@@ -27086,7 +28558,7 @@
       </w:rPr>
     </w:lvl>
   </w:abstractNum>
-  <w:abstractNum w:abstractNumId="92" w15:restartNumberingAfterBreak="0">
+  <w:abstractNum w:abstractNumId="94" w15:restartNumberingAfterBreak="0">
     <w:nsid w:val="4BA07807"/>
     <w:multiLevelType w:val="hybridMultilevel"/>
     <w:tmpl w:val="D4EE6ABC"/>
@@ -27199,7 +28671,7 @@
       </w:rPr>
     </w:lvl>
   </w:abstractNum>
-  <w:abstractNum w:abstractNumId="93" w15:restartNumberingAfterBreak="0">
+  <w:abstractNum w:abstractNumId="95" w15:restartNumberingAfterBreak="0">
     <w:nsid w:val="4D3F29E4"/>
     <w:multiLevelType w:val="multilevel"/>
     <w:tmpl w:val="9A52B74C"/>
@@ -27348,7 +28820,7 @@
       </w:rPr>
     </w:lvl>
   </w:abstractNum>
-  <w:abstractNum w:abstractNumId="94" w15:restartNumberingAfterBreak="0">
+  <w:abstractNum w:abstractNumId="96" w15:restartNumberingAfterBreak="0">
     <w:nsid w:val="4D5624F2"/>
     <w:multiLevelType w:val="hybridMultilevel"/>
     <w:tmpl w:val="0304169A"/>
@@ -27461,7 +28933,7 @@
       </w:rPr>
     </w:lvl>
   </w:abstractNum>
-  <w:abstractNum w:abstractNumId="95" w15:restartNumberingAfterBreak="0">
+  <w:abstractNum w:abstractNumId="97" w15:restartNumberingAfterBreak="0">
     <w:nsid w:val="4DA326EF"/>
     <w:multiLevelType w:val="hybridMultilevel"/>
     <w:tmpl w:val="B8C88642"/>
@@ -27574,7 +29046,7 @@
       </w:rPr>
     </w:lvl>
   </w:abstractNum>
-  <w:abstractNum w:abstractNumId="96" w15:restartNumberingAfterBreak="0">
+  <w:abstractNum w:abstractNumId="98" w15:restartNumberingAfterBreak="0">
     <w:nsid w:val="4DCA12C4"/>
     <w:multiLevelType w:val="hybridMultilevel"/>
     <w:tmpl w:val="3B1CED9C"/>
@@ -27687,7 +29159,7 @@
       </w:rPr>
     </w:lvl>
   </w:abstractNum>
-  <w:abstractNum w:abstractNumId="97" w15:restartNumberingAfterBreak="0">
+  <w:abstractNum w:abstractNumId="99" w15:restartNumberingAfterBreak="0">
     <w:nsid w:val="4E345FF5"/>
     <w:multiLevelType w:val="hybridMultilevel"/>
     <w:tmpl w:val="219CB9F6"/>
@@ -27800,7 +29272,7 @@
       </w:rPr>
     </w:lvl>
   </w:abstractNum>
-  <w:abstractNum w:abstractNumId="98" w15:restartNumberingAfterBreak="0">
+  <w:abstractNum w:abstractNumId="100" w15:restartNumberingAfterBreak="0">
     <w:nsid w:val="4E695EE8"/>
     <w:multiLevelType w:val="hybridMultilevel"/>
     <w:tmpl w:val="46465B7C"/>
@@ -27913,7 +29385,7 @@
       </w:rPr>
     </w:lvl>
   </w:abstractNum>
-  <w:abstractNum w:abstractNumId="99" w15:restartNumberingAfterBreak="0">
+  <w:abstractNum w:abstractNumId="101" w15:restartNumberingAfterBreak="0">
     <w:nsid w:val="4FDF5A5B"/>
     <w:multiLevelType w:val="hybridMultilevel"/>
     <w:tmpl w:val="6236405C"/>
@@ -28026,7 +29498,7 @@
       </w:rPr>
     </w:lvl>
   </w:abstractNum>
-  <w:abstractNum w:abstractNumId="100" w15:restartNumberingAfterBreak="0">
+  <w:abstractNum w:abstractNumId="102" w15:restartNumberingAfterBreak="0">
     <w:nsid w:val="50965E98"/>
     <w:multiLevelType w:val="hybridMultilevel"/>
     <w:tmpl w:val="4B00C2AA"/>
@@ -28139,7 +29611,7 @@
       </w:rPr>
     </w:lvl>
   </w:abstractNum>
-  <w:abstractNum w:abstractNumId="101" w15:restartNumberingAfterBreak="0">
+  <w:abstractNum w:abstractNumId="103" w15:restartNumberingAfterBreak="0">
     <w:nsid w:val="50A22354"/>
     <w:multiLevelType w:val="multilevel"/>
     <w:tmpl w:val="4590FA26"/>
@@ -28288,7 +29760,7 @@
       </w:rPr>
     </w:lvl>
   </w:abstractNum>
-  <w:abstractNum w:abstractNumId="102" w15:restartNumberingAfterBreak="0">
+  <w:abstractNum w:abstractNumId="104" w15:restartNumberingAfterBreak="0">
     <w:nsid w:val="51475735"/>
     <w:multiLevelType w:val="hybridMultilevel"/>
     <w:tmpl w:val="0EC885A0"/>
@@ -28401,7 +29873,7 @@
       </w:rPr>
     </w:lvl>
   </w:abstractNum>
-  <w:abstractNum w:abstractNumId="103" w15:restartNumberingAfterBreak="0">
+  <w:abstractNum w:abstractNumId="105" w15:restartNumberingAfterBreak="0">
     <w:nsid w:val="51741E6C"/>
     <w:multiLevelType w:val="hybridMultilevel"/>
     <w:tmpl w:val="6E46FFC0"/>
@@ -28514,7 +29986,7 @@
       </w:rPr>
     </w:lvl>
   </w:abstractNum>
-  <w:abstractNum w:abstractNumId="104" w15:restartNumberingAfterBreak="0">
+  <w:abstractNum w:abstractNumId="106" w15:restartNumberingAfterBreak="0">
     <w:nsid w:val="54047374"/>
     <w:multiLevelType w:val="multilevel"/>
     <w:tmpl w:val="4590FA26"/>
@@ -28663,7 +30135,7 @@
       </w:rPr>
     </w:lvl>
   </w:abstractNum>
-  <w:abstractNum w:abstractNumId="105" w15:restartNumberingAfterBreak="0">
+  <w:abstractNum w:abstractNumId="107" w15:restartNumberingAfterBreak="0">
     <w:nsid w:val="54325A4F"/>
     <w:multiLevelType w:val="multilevel"/>
     <w:tmpl w:val="8D50DD5C"/>
@@ -28812,7 +30284,7 @@
       </w:rPr>
     </w:lvl>
   </w:abstractNum>
-  <w:abstractNum w:abstractNumId="106" w15:restartNumberingAfterBreak="0">
+  <w:abstractNum w:abstractNumId="108" w15:restartNumberingAfterBreak="0">
     <w:nsid w:val="54592443"/>
     <w:multiLevelType w:val="multilevel"/>
     <w:tmpl w:val="9B1ACD32"/>
@@ -28961,7 +30433,7 @@
       </w:rPr>
     </w:lvl>
   </w:abstractNum>
-  <w:abstractNum w:abstractNumId="107" w15:restartNumberingAfterBreak="0">
+  <w:abstractNum w:abstractNumId="109" w15:restartNumberingAfterBreak="0">
     <w:nsid w:val="55667FD6"/>
     <w:multiLevelType w:val="hybridMultilevel"/>
     <w:tmpl w:val="A07AEC72"/>
@@ -29074,7 +30546,7 @@
       </w:rPr>
     </w:lvl>
   </w:abstractNum>
-  <w:abstractNum w:abstractNumId="108" w15:restartNumberingAfterBreak="0">
+  <w:abstractNum w:abstractNumId="110" w15:restartNumberingAfterBreak="0">
     <w:nsid w:val="56ED0891"/>
     <w:multiLevelType w:val="hybridMultilevel"/>
     <w:tmpl w:val="8EDE52F6"/>
@@ -29187,7 +30659,7 @@
       </w:rPr>
     </w:lvl>
   </w:abstractNum>
-  <w:abstractNum w:abstractNumId="109" w15:restartNumberingAfterBreak="0">
+  <w:abstractNum w:abstractNumId="111" w15:restartNumberingAfterBreak="0">
     <w:nsid w:val="57FA5B94"/>
     <w:multiLevelType w:val="multilevel"/>
     <w:tmpl w:val="C03072AA"/>
@@ -29305,7 +30777,7 @@
       </w:pPr>
     </w:lvl>
   </w:abstractNum>
-  <w:abstractNum w:abstractNumId="110" w15:restartNumberingAfterBreak="0">
+  <w:abstractNum w:abstractNumId="112" w15:restartNumberingAfterBreak="0">
     <w:nsid w:val="58852DFA"/>
     <w:multiLevelType w:val="multilevel"/>
     <w:tmpl w:val="ADD0801E"/>
@@ -29454,7 +30926,7 @@
       </w:rPr>
     </w:lvl>
   </w:abstractNum>
-  <w:abstractNum w:abstractNumId="111" w15:restartNumberingAfterBreak="0">
+  <w:abstractNum w:abstractNumId="113" w15:restartNumberingAfterBreak="0">
     <w:nsid w:val="5B8F49B0"/>
     <w:multiLevelType w:val="multilevel"/>
     <w:tmpl w:val="FBF82620"/>
@@ -29579,7 +31051,7 @@
       </w:pPr>
     </w:lvl>
   </w:abstractNum>
-  <w:abstractNum w:abstractNumId="112" w15:restartNumberingAfterBreak="0">
+  <w:abstractNum w:abstractNumId="114" w15:restartNumberingAfterBreak="0">
     <w:nsid w:val="5C5B610E"/>
     <w:multiLevelType w:val="multilevel"/>
     <w:tmpl w:val="0C046416"/>
@@ -29696,7 +31168,120 @@
       </w:pPr>
     </w:lvl>
   </w:abstractNum>
-  <w:abstractNum w:abstractNumId="113" w15:restartNumberingAfterBreak="0">
+  <w:abstractNum w:abstractNumId="115" w15:restartNumberingAfterBreak="0">
+    <w:nsid w:val="5CFC0159"/>
+    <w:multiLevelType w:val="multilevel"/>
+    <w:tmpl w:val="A96E52B6"/>
+    <w:lvl w:ilvl="0">
+      <w:start w:val="1"/>
+      <w:numFmt w:val="decimal"/>
+      <w:lvlText w:val="%1."/>
+      <w:lvlJc w:val="left"/>
+      <w:pPr>
+        <w:tabs>
+          <w:tab w:val="num" w:pos="720"/>
+        </w:tabs>
+        <w:ind w:left="720" w:hanging="360"/>
+      </w:pPr>
+    </w:lvl>
+    <w:lvl w:ilvl="1" w:tentative="1">
+      <w:start w:val="1"/>
+      <w:numFmt w:val="decimal"/>
+      <w:lvlText w:val="%2."/>
+      <w:lvlJc w:val="left"/>
+      <w:pPr>
+        <w:tabs>
+          <w:tab w:val="num" w:pos="1440"/>
+        </w:tabs>
+        <w:ind w:left="1440" w:hanging="360"/>
+      </w:pPr>
+    </w:lvl>
+    <w:lvl w:ilvl="2" w:tentative="1">
+      <w:start w:val="1"/>
+      <w:numFmt w:val="decimal"/>
+      <w:lvlText w:val="%3."/>
+      <w:lvlJc w:val="left"/>
+      <w:pPr>
+        <w:tabs>
+          <w:tab w:val="num" w:pos="2160"/>
+        </w:tabs>
+        <w:ind w:left="2160" w:hanging="360"/>
+      </w:pPr>
+    </w:lvl>
+    <w:lvl w:ilvl="3" w:tentative="1">
+      <w:start w:val="1"/>
+      <w:numFmt w:val="decimal"/>
+      <w:lvlText w:val="%4."/>
+      <w:lvlJc w:val="left"/>
+      <w:pPr>
+        <w:tabs>
+          <w:tab w:val="num" w:pos="2880"/>
+        </w:tabs>
+        <w:ind w:left="2880" w:hanging="360"/>
+      </w:pPr>
+    </w:lvl>
+    <w:lvl w:ilvl="4" w:tentative="1">
+      <w:start w:val="1"/>
+      <w:numFmt w:val="decimal"/>
+      <w:lvlText w:val="%5."/>
+      <w:lvlJc w:val="left"/>
+      <w:pPr>
+        <w:tabs>
+          <w:tab w:val="num" w:pos="3600"/>
+        </w:tabs>
+        <w:ind w:left="3600" w:hanging="360"/>
+      </w:pPr>
+    </w:lvl>
+    <w:lvl w:ilvl="5" w:tentative="1">
+      <w:start w:val="1"/>
+      <w:numFmt w:val="decimal"/>
+      <w:lvlText w:val="%6."/>
+      <w:lvlJc w:val="left"/>
+      <w:pPr>
+        <w:tabs>
+          <w:tab w:val="num" w:pos="4320"/>
+        </w:tabs>
+        <w:ind w:left="4320" w:hanging="360"/>
+      </w:pPr>
+    </w:lvl>
+    <w:lvl w:ilvl="6" w:tentative="1">
+      <w:start w:val="1"/>
+      <w:numFmt w:val="decimal"/>
+      <w:lvlText w:val="%7."/>
+      <w:lvlJc w:val="left"/>
+      <w:pPr>
+        <w:tabs>
+          <w:tab w:val="num" w:pos="5040"/>
+        </w:tabs>
+        <w:ind w:left="5040" w:hanging="360"/>
+      </w:pPr>
+    </w:lvl>
+    <w:lvl w:ilvl="7" w:tentative="1">
+      <w:start w:val="1"/>
+      <w:numFmt w:val="decimal"/>
+      <w:lvlText w:val="%8."/>
+      <w:lvlJc w:val="left"/>
+      <w:pPr>
+        <w:tabs>
+          <w:tab w:val="num" w:pos="5760"/>
+        </w:tabs>
+        <w:ind w:left="5760" w:hanging="360"/>
+      </w:pPr>
+    </w:lvl>
+    <w:lvl w:ilvl="8" w:tentative="1">
+      <w:start w:val="1"/>
+      <w:numFmt w:val="decimal"/>
+      <w:lvlText w:val="%9."/>
+      <w:lvlJc w:val="left"/>
+      <w:pPr>
+        <w:tabs>
+          <w:tab w:val="num" w:pos="6480"/>
+        </w:tabs>
+        <w:ind w:left="6480" w:hanging="360"/>
+      </w:pPr>
+    </w:lvl>
+  </w:abstractNum>
+  <w:abstractNum w:abstractNumId="116" w15:restartNumberingAfterBreak="0">
     <w:nsid w:val="5DDD3B30"/>
     <w:multiLevelType w:val="multilevel"/>
     <w:tmpl w:val="E29048AA"/>
@@ -29845,7 +31430,7 @@
       </w:rPr>
     </w:lvl>
   </w:abstractNum>
-  <w:abstractNum w:abstractNumId="114" w15:restartNumberingAfterBreak="0">
+  <w:abstractNum w:abstractNumId="117" w15:restartNumberingAfterBreak="0">
     <w:nsid w:val="5DF550C3"/>
     <w:multiLevelType w:val="hybridMultilevel"/>
     <w:tmpl w:val="11788E4C"/>
@@ -29958,7 +31543,7 @@
       </w:rPr>
     </w:lvl>
   </w:abstractNum>
-  <w:abstractNum w:abstractNumId="115" w15:restartNumberingAfterBreak="0">
+  <w:abstractNum w:abstractNumId="118" w15:restartNumberingAfterBreak="0">
     <w:nsid w:val="5E814B47"/>
     <w:multiLevelType w:val="hybridMultilevel"/>
     <w:tmpl w:val="62E69B94"/>
@@ -30071,7 +31656,7 @@
       </w:rPr>
     </w:lvl>
   </w:abstractNum>
-  <w:abstractNum w:abstractNumId="116" w15:restartNumberingAfterBreak="0">
+  <w:abstractNum w:abstractNumId="119" w15:restartNumberingAfterBreak="0">
     <w:nsid w:val="601C6E83"/>
     <w:multiLevelType w:val="multilevel"/>
     <w:tmpl w:val="4590FA26"/>
@@ -30220,7 +31805,7 @@
       </w:rPr>
     </w:lvl>
   </w:abstractNum>
-  <w:abstractNum w:abstractNumId="117" w15:restartNumberingAfterBreak="0">
+  <w:abstractNum w:abstractNumId="120" w15:restartNumberingAfterBreak="0">
     <w:nsid w:val="60B952E5"/>
     <w:multiLevelType w:val="multilevel"/>
     <w:tmpl w:val="CC5ED95E"/>
@@ -30337,7 +31922,7 @@
       </w:pPr>
     </w:lvl>
   </w:abstractNum>
-  <w:abstractNum w:abstractNumId="118" w15:restartNumberingAfterBreak="0">
+  <w:abstractNum w:abstractNumId="121" w15:restartNumberingAfterBreak="0">
     <w:nsid w:val="61D1696D"/>
     <w:multiLevelType w:val="hybridMultilevel"/>
     <w:tmpl w:val="A7028CCC"/>
@@ -30450,7 +32035,7 @@
       </w:rPr>
     </w:lvl>
   </w:abstractNum>
-  <w:abstractNum w:abstractNumId="119" w15:restartNumberingAfterBreak="0">
+  <w:abstractNum w:abstractNumId="122" w15:restartNumberingAfterBreak="0">
     <w:nsid w:val="62540605"/>
     <w:multiLevelType w:val="hybridMultilevel"/>
     <w:tmpl w:val="BFE09F6E"/>
@@ -30563,7 +32148,7 @@
       </w:rPr>
     </w:lvl>
   </w:abstractNum>
-  <w:abstractNum w:abstractNumId="120" w15:restartNumberingAfterBreak="0">
+  <w:abstractNum w:abstractNumId="123" w15:restartNumberingAfterBreak="0">
     <w:nsid w:val="64387E64"/>
     <w:multiLevelType w:val="multilevel"/>
     <w:tmpl w:val="25489C4C"/>
@@ -30712,7 +32297,7 @@
       </w:rPr>
     </w:lvl>
   </w:abstractNum>
-  <w:abstractNum w:abstractNumId="121" w15:restartNumberingAfterBreak="0">
+  <w:abstractNum w:abstractNumId="124" w15:restartNumberingAfterBreak="0">
     <w:nsid w:val="644E4263"/>
     <w:multiLevelType w:val="multilevel"/>
     <w:tmpl w:val="4590FA26"/>
@@ -30861,7 +32446,7 @@
       </w:rPr>
     </w:lvl>
   </w:abstractNum>
-  <w:abstractNum w:abstractNumId="122" w15:restartNumberingAfterBreak="0">
+  <w:abstractNum w:abstractNumId="125" w15:restartNumberingAfterBreak="0">
     <w:nsid w:val="64623EF2"/>
     <w:multiLevelType w:val="hybridMultilevel"/>
     <w:tmpl w:val="0AE8CA3E"/>
@@ -30974,7 +32559,7 @@
       </w:rPr>
     </w:lvl>
   </w:abstractNum>
-  <w:abstractNum w:abstractNumId="123" w15:restartNumberingAfterBreak="0">
+  <w:abstractNum w:abstractNumId="126" w15:restartNumberingAfterBreak="0">
     <w:nsid w:val="65D44601"/>
     <w:multiLevelType w:val="hybridMultilevel"/>
     <w:tmpl w:val="C7EAD9DC"/>
@@ -31087,7 +32672,7 @@
       </w:rPr>
     </w:lvl>
   </w:abstractNum>
-  <w:abstractNum w:abstractNumId="124" w15:restartNumberingAfterBreak="0">
+  <w:abstractNum w:abstractNumId="127" w15:restartNumberingAfterBreak="0">
     <w:nsid w:val="66620E1D"/>
     <w:multiLevelType w:val="hybridMultilevel"/>
     <w:tmpl w:val="54AE0A18"/>
@@ -31200,7 +32785,7 @@
       </w:rPr>
     </w:lvl>
   </w:abstractNum>
-  <w:abstractNum w:abstractNumId="125" w15:restartNumberingAfterBreak="0">
+  <w:abstractNum w:abstractNumId="128" w15:restartNumberingAfterBreak="0">
     <w:nsid w:val="66C02376"/>
     <w:multiLevelType w:val="hybridMultilevel"/>
     <w:tmpl w:val="335CA1D2"/>
@@ -31313,7 +32898,7 @@
       </w:rPr>
     </w:lvl>
   </w:abstractNum>
-  <w:abstractNum w:abstractNumId="126" w15:restartNumberingAfterBreak="0">
+  <w:abstractNum w:abstractNumId="129" w15:restartNumberingAfterBreak="0">
     <w:nsid w:val="67032818"/>
     <w:multiLevelType w:val="hybridMultilevel"/>
     <w:tmpl w:val="BEC06EF4"/>
@@ -31426,7 +33011,7 @@
       </w:rPr>
     </w:lvl>
   </w:abstractNum>
-  <w:abstractNum w:abstractNumId="127" w15:restartNumberingAfterBreak="0">
+  <w:abstractNum w:abstractNumId="130" w15:restartNumberingAfterBreak="0">
     <w:nsid w:val="67CC586B"/>
     <w:multiLevelType w:val="hybridMultilevel"/>
     <w:tmpl w:val="9B52122E"/>
@@ -31539,7 +33124,7 @@
       </w:rPr>
     </w:lvl>
   </w:abstractNum>
-  <w:abstractNum w:abstractNumId="128" w15:restartNumberingAfterBreak="0">
+  <w:abstractNum w:abstractNumId="131" w15:restartNumberingAfterBreak="0">
     <w:nsid w:val="69A950AF"/>
     <w:multiLevelType w:val="hybridMultilevel"/>
     <w:tmpl w:val="1BC6F088"/>
@@ -31652,7 +33237,7 @@
       </w:rPr>
     </w:lvl>
   </w:abstractNum>
-  <w:abstractNum w:abstractNumId="129" w15:restartNumberingAfterBreak="0">
+  <w:abstractNum w:abstractNumId="132" w15:restartNumberingAfterBreak="0">
     <w:nsid w:val="6A3A7704"/>
     <w:multiLevelType w:val="hybridMultilevel"/>
     <w:tmpl w:val="5D784D04"/>
@@ -31765,7 +33350,7 @@
       </w:rPr>
     </w:lvl>
   </w:abstractNum>
-  <w:abstractNum w:abstractNumId="130" w15:restartNumberingAfterBreak="0">
+  <w:abstractNum w:abstractNumId="133" w15:restartNumberingAfterBreak="0">
     <w:nsid w:val="6A4C28BE"/>
     <w:multiLevelType w:val="hybridMultilevel"/>
     <w:tmpl w:val="5776A40E"/>
@@ -31878,7 +33463,7 @@
       </w:rPr>
     </w:lvl>
   </w:abstractNum>
-  <w:abstractNum w:abstractNumId="131" w15:restartNumberingAfterBreak="0">
+  <w:abstractNum w:abstractNumId="134" w15:restartNumberingAfterBreak="0">
     <w:nsid w:val="6B9A366F"/>
     <w:multiLevelType w:val="multilevel"/>
     <w:tmpl w:val="E52E9D86"/>
@@ -32027,7 +33612,7 @@
       </w:rPr>
     </w:lvl>
   </w:abstractNum>
-  <w:abstractNum w:abstractNumId="132" w15:restartNumberingAfterBreak="0">
+  <w:abstractNum w:abstractNumId="135" w15:restartNumberingAfterBreak="0">
     <w:nsid w:val="6CAE1F0B"/>
     <w:multiLevelType w:val="multilevel"/>
     <w:tmpl w:val="47F88D32"/>
@@ -32176,7 +33761,7 @@
       </w:rPr>
     </w:lvl>
   </w:abstractNum>
-  <w:abstractNum w:abstractNumId="133" w15:restartNumberingAfterBreak="0">
+  <w:abstractNum w:abstractNumId="136" w15:restartNumberingAfterBreak="0">
     <w:nsid w:val="6E7F3F73"/>
     <w:multiLevelType w:val="hybridMultilevel"/>
     <w:tmpl w:val="EACE6878"/>
@@ -32289,7 +33874,7 @@
       </w:rPr>
     </w:lvl>
   </w:abstractNum>
-  <w:abstractNum w:abstractNumId="134" w15:restartNumberingAfterBreak="0">
+  <w:abstractNum w:abstractNumId="137" w15:restartNumberingAfterBreak="0">
     <w:nsid w:val="6E993EAB"/>
     <w:multiLevelType w:val="hybridMultilevel"/>
     <w:tmpl w:val="BE7AEF58"/>
@@ -32402,7 +33987,7 @@
       </w:rPr>
     </w:lvl>
   </w:abstractNum>
-  <w:abstractNum w:abstractNumId="135" w15:restartNumberingAfterBreak="0">
+  <w:abstractNum w:abstractNumId="138" w15:restartNumberingAfterBreak="0">
     <w:nsid w:val="6F46181C"/>
     <w:multiLevelType w:val="hybridMultilevel"/>
     <w:tmpl w:val="3588ED6C"/>
@@ -32515,7 +34100,7 @@
       </w:rPr>
     </w:lvl>
   </w:abstractNum>
-  <w:abstractNum w:abstractNumId="136" w15:restartNumberingAfterBreak="0">
+  <w:abstractNum w:abstractNumId="139" w15:restartNumberingAfterBreak="0">
     <w:nsid w:val="70176FC8"/>
     <w:multiLevelType w:val="multilevel"/>
     <w:tmpl w:val="4590FA26"/>
@@ -32664,7 +34249,7 @@
       </w:rPr>
     </w:lvl>
   </w:abstractNum>
-  <w:abstractNum w:abstractNumId="137" w15:restartNumberingAfterBreak="0">
+  <w:abstractNum w:abstractNumId="140" w15:restartNumberingAfterBreak="0">
     <w:nsid w:val="706D4DD6"/>
     <w:multiLevelType w:val="hybridMultilevel"/>
     <w:tmpl w:val="A9B0727E"/>
@@ -32777,7 +34362,7 @@
       </w:rPr>
     </w:lvl>
   </w:abstractNum>
-  <w:abstractNum w:abstractNumId="138" w15:restartNumberingAfterBreak="0">
+  <w:abstractNum w:abstractNumId="141" w15:restartNumberingAfterBreak="0">
     <w:nsid w:val="72B14242"/>
     <w:multiLevelType w:val="multilevel"/>
     <w:tmpl w:val="47E8FC60"/>
@@ -32890,7 +34475,7 @@
       </w:pPr>
     </w:lvl>
   </w:abstractNum>
-  <w:abstractNum w:abstractNumId="139" w15:restartNumberingAfterBreak="0">
+  <w:abstractNum w:abstractNumId="142" w15:restartNumberingAfterBreak="0">
     <w:nsid w:val="730564FA"/>
     <w:multiLevelType w:val="hybridMultilevel"/>
     <w:tmpl w:val="3838319C"/>
@@ -33003,7 +34588,7 @@
       </w:rPr>
     </w:lvl>
   </w:abstractNum>
-  <w:abstractNum w:abstractNumId="140" w15:restartNumberingAfterBreak="0">
+  <w:abstractNum w:abstractNumId="143" w15:restartNumberingAfterBreak="0">
     <w:nsid w:val="77A82C05"/>
     <w:multiLevelType w:val="hybridMultilevel"/>
     <w:tmpl w:val="E0DCF060"/>
@@ -33116,7 +34701,7 @@
       </w:rPr>
     </w:lvl>
   </w:abstractNum>
-  <w:abstractNum w:abstractNumId="141" w15:restartNumberingAfterBreak="0">
+  <w:abstractNum w:abstractNumId="144" w15:restartNumberingAfterBreak="0">
     <w:nsid w:val="77CF028D"/>
     <w:multiLevelType w:val="hybridMultilevel"/>
     <w:tmpl w:val="FE607658"/>
@@ -33229,7 +34814,7 @@
       </w:rPr>
     </w:lvl>
   </w:abstractNum>
-  <w:abstractNum w:abstractNumId="142" w15:restartNumberingAfterBreak="0">
+  <w:abstractNum w:abstractNumId="145" w15:restartNumberingAfterBreak="0">
     <w:nsid w:val="785953C0"/>
     <w:multiLevelType w:val="hybridMultilevel"/>
     <w:tmpl w:val="C6C4FFEA"/>
@@ -33342,7 +34927,7 @@
       </w:rPr>
     </w:lvl>
   </w:abstractNum>
-  <w:abstractNum w:abstractNumId="143" w15:restartNumberingAfterBreak="0">
+  <w:abstractNum w:abstractNumId="146" w15:restartNumberingAfterBreak="0">
     <w:nsid w:val="78D1413B"/>
     <w:multiLevelType w:val="multilevel"/>
     <w:tmpl w:val="9168DD74"/>
@@ -33491,7 +35076,7 @@
       </w:rPr>
     </w:lvl>
   </w:abstractNum>
-  <w:abstractNum w:abstractNumId="144" w15:restartNumberingAfterBreak="0">
+  <w:abstractNum w:abstractNumId="147" w15:restartNumberingAfterBreak="0">
     <w:nsid w:val="797F581C"/>
     <w:multiLevelType w:val="multilevel"/>
     <w:tmpl w:val="C46E6272"/>
@@ -33640,7 +35225,7 @@
       </w:rPr>
     </w:lvl>
   </w:abstractNum>
-  <w:abstractNum w:abstractNumId="145" w15:restartNumberingAfterBreak="0">
+  <w:abstractNum w:abstractNumId="148" w15:restartNumberingAfterBreak="0">
     <w:nsid w:val="79854145"/>
     <w:multiLevelType w:val="multilevel"/>
     <w:tmpl w:val="6DF0189C"/>
@@ -33789,7 +35374,156 @@
       </w:rPr>
     </w:lvl>
   </w:abstractNum>
-  <w:abstractNum w:abstractNumId="146" w15:restartNumberingAfterBreak="0">
+  <w:abstractNum w:abstractNumId="149" w15:restartNumberingAfterBreak="0">
+    <w:nsid w:val="79BA263B"/>
+    <w:multiLevelType w:val="multilevel"/>
+    <w:tmpl w:val="9D52D0A8"/>
+    <w:lvl w:ilvl="0">
+      <w:start w:val="1"/>
+      <w:numFmt w:val="bullet"/>
+      <w:lvlText w:val=""/>
+      <w:lvlJc w:val="left"/>
+      <w:pPr>
+        <w:tabs>
+          <w:tab w:val="num" w:pos="720"/>
+        </w:tabs>
+        <w:ind w:left="720" w:hanging="360"/>
+      </w:pPr>
+      <w:rPr>
+        <w:rFonts w:ascii="Symbol" w:hAnsi="Symbol" w:hint="default"/>
+        <w:sz w:val="20"/>
+      </w:rPr>
+    </w:lvl>
+    <w:lvl w:ilvl="1" w:tentative="1">
+      <w:start w:val="1"/>
+      <w:numFmt w:val="bullet"/>
+      <w:lvlText w:val="o"/>
+      <w:lvlJc w:val="left"/>
+      <w:pPr>
+        <w:tabs>
+          <w:tab w:val="num" w:pos="1440"/>
+        </w:tabs>
+        <w:ind w:left="1440" w:hanging="360"/>
+      </w:pPr>
+      <w:rPr>
+        <w:rFonts w:ascii="Courier New" w:hAnsi="Courier New" w:hint="default"/>
+        <w:sz w:val="20"/>
+      </w:rPr>
+    </w:lvl>
+    <w:lvl w:ilvl="2" w:tentative="1">
+      <w:start w:val="1"/>
+      <w:numFmt w:val="bullet"/>
+      <w:lvlText w:val=""/>
+      <w:lvlJc w:val="left"/>
+      <w:pPr>
+        <w:tabs>
+          <w:tab w:val="num" w:pos="2160"/>
+        </w:tabs>
+        <w:ind w:left="2160" w:hanging="360"/>
+      </w:pPr>
+      <w:rPr>
+        <w:rFonts w:ascii="Wingdings" w:hAnsi="Wingdings" w:hint="default"/>
+        <w:sz w:val="20"/>
+      </w:rPr>
+    </w:lvl>
+    <w:lvl w:ilvl="3" w:tentative="1">
+      <w:start w:val="1"/>
+      <w:numFmt w:val="bullet"/>
+      <w:lvlText w:val=""/>
+      <w:lvlJc w:val="left"/>
+      <w:pPr>
+        <w:tabs>
+          <w:tab w:val="num" w:pos="2880"/>
+        </w:tabs>
+        <w:ind w:left="2880" w:hanging="360"/>
+      </w:pPr>
+      <w:rPr>
+        <w:rFonts w:ascii="Wingdings" w:hAnsi="Wingdings" w:hint="default"/>
+        <w:sz w:val="20"/>
+      </w:rPr>
+    </w:lvl>
+    <w:lvl w:ilvl="4" w:tentative="1">
+      <w:start w:val="1"/>
+      <w:numFmt w:val="bullet"/>
+      <w:lvlText w:val=""/>
+      <w:lvlJc w:val="left"/>
+      <w:pPr>
+        <w:tabs>
+          <w:tab w:val="num" w:pos="3600"/>
+        </w:tabs>
+        <w:ind w:left="3600" w:hanging="360"/>
+      </w:pPr>
+      <w:rPr>
+        <w:rFonts w:ascii="Wingdings" w:hAnsi="Wingdings" w:hint="default"/>
+        <w:sz w:val="20"/>
+      </w:rPr>
+    </w:lvl>
+    <w:lvl w:ilvl="5" w:tentative="1">
+      <w:start w:val="1"/>
+      <w:numFmt w:val="bullet"/>
+      <w:lvlText w:val=""/>
+      <w:lvlJc w:val="left"/>
+      <w:pPr>
+        <w:tabs>
+          <w:tab w:val="num" w:pos="4320"/>
+        </w:tabs>
+        <w:ind w:left="4320" w:hanging="360"/>
+      </w:pPr>
+      <w:rPr>
+        <w:rFonts w:ascii="Wingdings" w:hAnsi="Wingdings" w:hint="default"/>
+        <w:sz w:val="20"/>
+      </w:rPr>
+    </w:lvl>
+    <w:lvl w:ilvl="6" w:tentative="1">
+      <w:start w:val="1"/>
+      <w:numFmt w:val="bullet"/>
+      <w:lvlText w:val=""/>
+      <w:lvlJc w:val="left"/>
+      <w:pPr>
+        <w:tabs>
+          <w:tab w:val="num" w:pos="5040"/>
+        </w:tabs>
+        <w:ind w:left="5040" w:hanging="360"/>
+      </w:pPr>
+      <w:rPr>
+        <w:rFonts w:ascii="Wingdings" w:hAnsi="Wingdings" w:hint="default"/>
+        <w:sz w:val="20"/>
+      </w:rPr>
+    </w:lvl>
+    <w:lvl w:ilvl="7" w:tentative="1">
+      <w:start w:val="1"/>
+      <w:numFmt w:val="bullet"/>
+      <w:lvlText w:val=""/>
+      <w:lvlJc w:val="left"/>
+      <w:pPr>
+        <w:tabs>
+          <w:tab w:val="num" w:pos="5760"/>
+        </w:tabs>
+        <w:ind w:left="5760" w:hanging="360"/>
+      </w:pPr>
+      <w:rPr>
+        <w:rFonts w:ascii="Wingdings" w:hAnsi="Wingdings" w:hint="default"/>
+        <w:sz w:val="20"/>
+      </w:rPr>
+    </w:lvl>
+    <w:lvl w:ilvl="8" w:tentative="1">
+      <w:start w:val="1"/>
+      <w:numFmt w:val="bullet"/>
+      <w:lvlText w:val=""/>
+      <w:lvlJc w:val="left"/>
+      <w:pPr>
+        <w:tabs>
+          <w:tab w:val="num" w:pos="6480"/>
+        </w:tabs>
+        <w:ind w:left="6480" w:hanging="360"/>
+      </w:pPr>
+      <w:rPr>
+        <w:rFonts w:ascii="Wingdings" w:hAnsi="Wingdings" w:hint="default"/>
+        <w:sz w:val="20"/>
+      </w:rPr>
+    </w:lvl>
+  </w:abstractNum>
+  <w:abstractNum w:abstractNumId="150" w15:restartNumberingAfterBreak="0">
     <w:nsid w:val="79CF456E"/>
     <w:multiLevelType w:val="multilevel"/>
     <w:tmpl w:val="AEB63342"/>
@@ -33938,7 +35672,7 @@
       </w:rPr>
     </w:lvl>
   </w:abstractNum>
-  <w:abstractNum w:abstractNumId="147" w15:restartNumberingAfterBreak="0">
+  <w:abstractNum w:abstractNumId="151" w15:restartNumberingAfterBreak="0">
     <w:nsid w:val="7AAD1F0F"/>
     <w:multiLevelType w:val="hybridMultilevel"/>
     <w:tmpl w:val="79C03076"/>
@@ -34051,7 +35785,7 @@
       </w:rPr>
     </w:lvl>
   </w:abstractNum>
-  <w:abstractNum w:abstractNumId="148" w15:restartNumberingAfterBreak="0">
+  <w:abstractNum w:abstractNumId="152" w15:restartNumberingAfterBreak="0">
     <w:nsid w:val="7BAE0D44"/>
     <w:multiLevelType w:val="hybridMultilevel"/>
     <w:tmpl w:val="116CD624"/>
@@ -34166,7 +35900,7 @@
       </w:rPr>
     </w:lvl>
   </w:abstractNum>
-  <w:abstractNum w:abstractNumId="149" w15:restartNumberingAfterBreak="0">
+  <w:abstractNum w:abstractNumId="153" w15:restartNumberingAfterBreak="0">
     <w:nsid w:val="7BC61C97"/>
     <w:multiLevelType w:val="hybridMultilevel"/>
     <w:tmpl w:val="21422D94"/>
@@ -34279,7 +36013,7 @@
       </w:rPr>
     </w:lvl>
   </w:abstractNum>
-  <w:abstractNum w:abstractNumId="150" w15:restartNumberingAfterBreak="0">
+  <w:abstractNum w:abstractNumId="154" w15:restartNumberingAfterBreak="0">
     <w:nsid w:val="7BEE2FB3"/>
     <w:multiLevelType w:val="hybridMultilevel"/>
     <w:tmpl w:val="5EF2EC52"/>
@@ -34392,7 +36126,7 @@
       </w:rPr>
     </w:lvl>
   </w:abstractNum>
-  <w:abstractNum w:abstractNumId="151" w15:restartNumberingAfterBreak="0">
+  <w:abstractNum w:abstractNumId="155" w15:restartNumberingAfterBreak="0">
     <w:nsid w:val="7CC73A70"/>
     <w:multiLevelType w:val="multilevel"/>
     <w:tmpl w:val="42EE0D30"/>
@@ -34541,7 +36275,7 @@
       </w:rPr>
     </w:lvl>
   </w:abstractNum>
-  <w:abstractNum w:abstractNumId="152" w15:restartNumberingAfterBreak="0">
+  <w:abstractNum w:abstractNumId="156" w15:restartNumberingAfterBreak="0">
     <w:nsid w:val="7CEA7270"/>
     <w:multiLevelType w:val="hybridMultilevel"/>
     <w:tmpl w:val="E584A7B6"/>
@@ -34654,7 +36388,7 @@
       </w:rPr>
     </w:lvl>
   </w:abstractNum>
-  <w:abstractNum w:abstractNumId="153" w15:restartNumberingAfterBreak="0">
+  <w:abstractNum w:abstractNumId="157" w15:restartNumberingAfterBreak="0">
     <w:nsid w:val="7D5F7DA3"/>
     <w:multiLevelType w:val="multilevel"/>
     <w:tmpl w:val="4762FFF0"/>
@@ -34803,7 +36537,7 @@
       </w:rPr>
     </w:lvl>
   </w:abstractNum>
-  <w:abstractNum w:abstractNumId="154" w15:restartNumberingAfterBreak="0">
+  <w:abstractNum w:abstractNumId="158" w15:restartNumberingAfterBreak="0">
     <w:nsid w:val="7DDE7BF5"/>
     <w:multiLevelType w:val="hybridMultilevel"/>
     <w:tmpl w:val="799E1506"/>
@@ -34917,469 +36651,481 @@
     </w:lvl>
   </w:abstractNum>
   <w:num w:numId="1" w16cid:durableId="369114794">
-    <w:abstractNumId w:val="121"/>
+    <w:abstractNumId w:val="124"/>
   </w:num>
   <w:num w:numId="2" w16cid:durableId="1598828119">
     <w:abstractNumId w:val="4"/>
   </w:num>
   <w:num w:numId="3" w16cid:durableId="1822693811">
-    <w:abstractNumId w:val="29"/>
+    <w:abstractNumId w:val="31"/>
   </w:num>
   <w:num w:numId="4" w16cid:durableId="1788044575">
-    <w:abstractNumId w:val="33"/>
+    <w:abstractNumId w:val="35"/>
   </w:num>
   <w:num w:numId="5" w16cid:durableId="1071778259">
-    <w:abstractNumId w:val="40"/>
+    <w:abstractNumId w:val="42"/>
   </w:num>
   <w:num w:numId="6" w16cid:durableId="1076973163">
-    <w:abstractNumId w:val="53"/>
+    <w:abstractNumId w:val="55"/>
   </w:num>
   <w:num w:numId="7" w16cid:durableId="776868579">
-    <w:abstractNumId w:val="136"/>
+    <w:abstractNumId w:val="139"/>
   </w:num>
   <w:num w:numId="8" w16cid:durableId="520555119">
-    <w:abstractNumId w:val="148"/>
+    <w:abstractNumId w:val="152"/>
   </w:num>
   <w:num w:numId="9" w16cid:durableId="240257539">
-    <w:abstractNumId w:val="101"/>
+    <w:abstractNumId w:val="103"/>
   </w:num>
   <w:num w:numId="10" w16cid:durableId="1987589815">
-    <w:abstractNumId w:val="75"/>
+    <w:abstractNumId w:val="77"/>
   </w:num>
   <w:num w:numId="11" w16cid:durableId="36781627">
-    <w:abstractNumId w:val="104"/>
+    <w:abstractNumId w:val="106"/>
   </w:num>
   <w:num w:numId="12" w16cid:durableId="1170409324">
-    <w:abstractNumId w:val="24"/>
+    <w:abstractNumId w:val="26"/>
   </w:num>
   <w:num w:numId="13" w16cid:durableId="1777821880">
+    <w:abstractNumId w:val="119"/>
+  </w:num>
+  <w:num w:numId="14" w16cid:durableId="821971870">
+    <w:abstractNumId w:val="37"/>
+  </w:num>
+  <w:num w:numId="15" w16cid:durableId="781339565">
+    <w:abstractNumId w:val="86"/>
+  </w:num>
+  <w:num w:numId="16" w16cid:durableId="2081979037">
+    <w:abstractNumId w:val="12"/>
+  </w:num>
+  <w:num w:numId="17" w16cid:durableId="1012488356">
+    <w:abstractNumId w:val="15"/>
+  </w:num>
+  <w:num w:numId="18" w16cid:durableId="1051882597">
+    <w:abstractNumId w:val="6"/>
+  </w:num>
+  <w:num w:numId="19" w16cid:durableId="527793974">
+    <w:abstractNumId w:val="146"/>
+  </w:num>
+  <w:num w:numId="20" w16cid:durableId="1771777270">
+    <w:abstractNumId w:val="113"/>
+  </w:num>
+  <w:num w:numId="21" w16cid:durableId="248469978">
+    <w:abstractNumId w:val="76"/>
+  </w:num>
+  <w:num w:numId="22" w16cid:durableId="435254398">
+    <w:abstractNumId w:val="135"/>
+  </w:num>
+  <w:num w:numId="23" w16cid:durableId="17974543">
     <w:abstractNumId w:val="116"/>
   </w:num>
-  <w:num w:numId="14" w16cid:durableId="821971870">
-    <w:abstractNumId w:val="35"/>
+  <w:num w:numId="24" w16cid:durableId="829638707">
+    <w:abstractNumId w:val="18"/>
   </w:num>
-  <w:num w:numId="15" w16cid:durableId="781339565">
-    <w:abstractNumId w:val="84"/>
-  </w:num>
-  <w:num w:numId="16" w16cid:durableId="2081979037">
+  <w:num w:numId="25" w16cid:durableId="12075020">
     <w:abstractNumId w:val="11"/>
   </w:num>
-  <w:num w:numId="17" w16cid:durableId="1012488356">
-    <w:abstractNumId w:val="13"/>
-  </w:num>
-  <w:num w:numId="18" w16cid:durableId="1051882597">
-    <w:abstractNumId w:val="5"/>
-  </w:num>
-  <w:num w:numId="19" w16cid:durableId="527793974">
-    <w:abstractNumId w:val="143"/>
-  </w:num>
-  <w:num w:numId="20" w16cid:durableId="1771777270">
-    <w:abstractNumId w:val="111"/>
-  </w:num>
-  <w:num w:numId="21" w16cid:durableId="248469978">
-    <w:abstractNumId w:val="74"/>
-  </w:num>
-  <w:num w:numId="22" w16cid:durableId="435254398">
-    <w:abstractNumId w:val="132"/>
-  </w:num>
-  <w:num w:numId="23" w16cid:durableId="17974543">
-    <w:abstractNumId w:val="113"/>
-  </w:num>
-  <w:num w:numId="24" w16cid:durableId="829638707">
-    <w:abstractNumId w:val="16"/>
-  </w:num>
-  <w:num w:numId="25" w16cid:durableId="12075020">
-    <w:abstractNumId w:val="10"/>
-  </w:num>
   <w:num w:numId="26" w16cid:durableId="854417685">
-    <w:abstractNumId w:val="61"/>
+    <w:abstractNumId w:val="63"/>
   </w:num>
   <w:num w:numId="27" w16cid:durableId="1378821102">
-    <w:abstractNumId w:val="105"/>
+    <w:abstractNumId w:val="107"/>
   </w:num>
   <w:num w:numId="28" w16cid:durableId="2071539481">
-    <w:abstractNumId w:val="48"/>
+    <w:abstractNumId w:val="50"/>
   </w:num>
   <w:num w:numId="29" w16cid:durableId="1839810698">
-    <w:abstractNumId w:val="47"/>
+    <w:abstractNumId w:val="49"/>
   </w:num>
   <w:num w:numId="30" w16cid:durableId="647133406">
     <w:abstractNumId w:val="3"/>
   </w:num>
   <w:num w:numId="31" w16cid:durableId="2089186571">
-    <w:abstractNumId w:val="146"/>
+    <w:abstractNumId w:val="150"/>
   </w:num>
   <w:num w:numId="32" w16cid:durableId="312104878">
-    <w:abstractNumId w:val="78"/>
+    <w:abstractNumId w:val="80"/>
   </w:num>
   <w:num w:numId="33" w16cid:durableId="753090550">
-    <w:abstractNumId w:val="12"/>
+    <w:abstractNumId w:val="13"/>
   </w:num>
   <w:num w:numId="34" w16cid:durableId="665598234">
+    <w:abstractNumId w:val="93"/>
+  </w:num>
+  <w:num w:numId="35" w16cid:durableId="1194340033">
+    <w:abstractNumId w:val="126"/>
+  </w:num>
+  <w:num w:numId="36" w16cid:durableId="1108044624">
+    <w:abstractNumId w:val="74"/>
+  </w:num>
+  <w:num w:numId="37" w16cid:durableId="2110805767">
+    <w:abstractNumId w:val="140"/>
+  </w:num>
+  <w:num w:numId="38" w16cid:durableId="1154103994">
+    <w:abstractNumId w:val="43"/>
+  </w:num>
+  <w:num w:numId="39" w16cid:durableId="74403704">
+    <w:abstractNumId w:val="125"/>
+  </w:num>
+  <w:num w:numId="40" w16cid:durableId="1886944967">
+    <w:abstractNumId w:val="128"/>
+  </w:num>
+  <w:num w:numId="41" w16cid:durableId="1237940574">
+    <w:abstractNumId w:val="133"/>
+  </w:num>
+  <w:num w:numId="42" w16cid:durableId="1500267425">
     <w:abstractNumId w:val="91"/>
   </w:num>
-  <w:num w:numId="35" w16cid:durableId="1194340033">
-    <w:abstractNumId w:val="123"/>
+  <w:num w:numId="43" w16cid:durableId="111631404">
+    <w:abstractNumId w:val="87"/>
   </w:num>
-  <w:num w:numId="36" w16cid:durableId="1108044624">
-    <w:abstractNumId w:val="72"/>
+  <w:num w:numId="44" w16cid:durableId="1909921437">
+    <w:abstractNumId w:val="82"/>
   </w:num>
-  <w:num w:numId="37" w16cid:durableId="2110805767">
+  <w:num w:numId="45" w16cid:durableId="905142296">
+    <w:abstractNumId w:val="94"/>
+  </w:num>
+  <w:num w:numId="46" w16cid:durableId="1570530709">
+    <w:abstractNumId w:val="102"/>
+  </w:num>
+  <w:num w:numId="47" w16cid:durableId="1704863106">
+    <w:abstractNumId w:val="33"/>
+  </w:num>
+  <w:num w:numId="48" w16cid:durableId="577598732">
+    <w:abstractNumId w:val="53"/>
+  </w:num>
+  <w:num w:numId="49" w16cid:durableId="22899491">
+    <w:abstractNumId w:val="143"/>
+  </w:num>
+  <w:num w:numId="50" w16cid:durableId="1778718358">
+    <w:abstractNumId w:val="51"/>
+  </w:num>
+  <w:num w:numId="51" w16cid:durableId="440538741">
+    <w:abstractNumId w:val="64"/>
+  </w:num>
+  <w:num w:numId="52" w16cid:durableId="920019895">
+    <w:abstractNumId w:val="73"/>
+  </w:num>
+  <w:num w:numId="53" w16cid:durableId="1876233365">
+    <w:abstractNumId w:val="101"/>
+  </w:num>
+  <w:num w:numId="54" w16cid:durableId="920718755">
+    <w:abstractNumId w:val="100"/>
+  </w:num>
+  <w:num w:numId="55" w16cid:durableId="1350133982">
+    <w:abstractNumId w:val="131"/>
+  </w:num>
+  <w:num w:numId="56" w16cid:durableId="502012020">
+    <w:abstractNumId w:val="121"/>
+  </w:num>
+  <w:num w:numId="57" w16cid:durableId="1760061997">
+    <w:abstractNumId w:val="47"/>
+  </w:num>
+  <w:num w:numId="58" w16cid:durableId="229848653">
+    <w:abstractNumId w:val="142"/>
+  </w:num>
+  <w:num w:numId="59" w16cid:durableId="230964847">
+    <w:abstractNumId w:val="132"/>
+  </w:num>
+  <w:num w:numId="60" w16cid:durableId="226496016">
+    <w:abstractNumId w:val="70"/>
+  </w:num>
+  <w:num w:numId="61" w16cid:durableId="1959532447">
     <w:abstractNumId w:val="137"/>
   </w:num>
-  <w:num w:numId="38" w16cid:durableId="1154103994">
-    <w:abstractNumId w:val="41"/>
+  <w:num w:numId="62" w16cid:durableId="1787193568">
+    <w:abstractNumId w:val="56"/>
   </w:num>
-  <w:num w:numId="39" w16cid:durableId="74403704">
+  <w:num w:numId="63" w16cid:durableId="132909757">
+    <w:abstractNumId w:val="62"/>
+  </w:num>
+  <w:num w:numId="64" w16cid:durableId="1311710819">
     <w:abstractNumId w:val="122"/>
   </w:num>
-  <w:num w:numId="40" w16cid:durableId="1886944967">
-    <w:abstractNumId w:val="125"/>
+  <w:num w:numId="65" w16cid:durableId="454561786">
+    <w:abstractNumId w:val="58"/>
   </w:num>
-  <w:num w:numId="41" w16cid:durableId="1237940574">
-    <w:abstractNumId w:val="130"/>
-  </w:num>
-  <w:num w:numId="42" w16cid:durableId="1500267425">
-    <w:abstractNumId w:val="89"/>
-  </w:num>
-  <w:num w:numId="43" w16cid:durableId="111631404">
-    <w:abstractNumId w:val="85"/>
-  </w:num>
-  <w:num w:numId="44" w16cid:durableId="1909921437">
-    <w:abstractNumId w:val="80"/>
-  </w:num>
-  <w:num w:numId="45" w16cid:durableId="905142296">
-    <w:abstractNumId w:val="92"/>
-  </w:num>
-  <w:num w:numId="46" w16cid:durableId="1570530709">
-    <w:abstractNumId w:val="100"/>
-  </w:num>
-  <w:num w:numId="47" w16cid:durableId="1704863106">
-    <w:abstractNumId w:val="31"/>
-  </w:num>
-  <w:num w:numId="48" w16cid:durableId="577598732">
-    <w:abstractNumId w:val="51"/>
-  </w:num>
-  <w:num w:numId="49" w16cid:durableId="22899491">
-    <w:abstractNumId w:val="140"/>
-  </w:num>
-  <w:num w:numId="50" w16cid:durableId="1778718358">
-    <w:abstractNumId w:val="49"/>
-  </w:num>
-  <w:num w:numId="51" w16cid:durableId="440538741">
-    <w:abstractNumId w:val="62"/>
-  </w:num>
-  <w:num w:numId="52" w16cid:durableId="920019895">
-    <w:abstractNumId w:val="71"/>
-  </w:num>
-  <w:num w:numId="53" w16cid:durableId="1876233365">
-    <w:abstractNumId w:val="99"/>
-  </w:num>
-  <w:num w:numId="54" w16cid:durableId="920718755">
+  <w:num w:numId="66" w16cid:durableId="1492326403">
     <w:abstractNumId w:val="98"/>
   </w:num>
-  <w:num w:numId="55" w16cid:durableId="1350133982">
-    <w:abstractNumId w:val="128"/>
+  <w:num w:numId="67" w16cid:durableId="175465594">
+    <w:abstractNumId w:val="127"/>
   </w:num>
-  <w:num w:numId="56" w16cid:durableId="502012020">
-    <w:abstractNumId w:val="118"/>
+  <w:num w:numId="68" w16cid:durableId="983854794">
+    <w:abstractNumId w:val="8"/>
   </w:num>
-  <w:num w:numId="57" w16cid:durableId="1760061997">
+  <w:num w:numId="69" w16cid:durableId="2016759429">
+    <w:abstractNumId w:val="151"/>
+  </w:num>
+  <w:num w:numId="70" w16cid:durableId="1003438119">
+    <w:abstractNumId w:val="9"/>
+  </w:num>
+  <w:num w:numId="71" w16cid:durableId="918558497">
+    <w:abstractNumId w:val="138"/>
+  </w:num>
+  <w:num w:numId="72" w16cid:durableId="1382053076">
+    <w:abstractNumId w:val="105"/>
+  </w:num>
+  <w:num w:numId="73" w16cid:durableId="2001153061">
     <w:abstractNumId w:val="45"/>
   </w:num>
-  <w:num w:numId="58" w16cid:durableId="229848653">
-    <w:abstractNumId w:val="139"/>
-  </w:num>
-  <w:num w:numId="59" w16cid:durableId="230964847">
-    <w:abstractNumId w:val="129"/>
-  </w:num>
-  <w:num w:numId="60" w16cid:durableId="226496016">
-    <w:abstractNumId w:val="68"/>
-  </w:num>
-  <w:num w:numId="61" w16cid:durableId="1959532447">
-    <w:abstractNumId w:val="134"/>
-  </w:num>
-  <w:num w:numId="62" w16cid:durableId="1787193568">
-    <w:abstractNumId w:val="54"/>
-  </w:num>
-  <w:num w:numId="63" w16cid:durableId="132909757">
-    <w:abstractNumId w:val="60"/>
-  </w:num>
-  <w:num w:numId="64" w16cid:durableId="1311710819">
-    <w:abstractNumId w:val="119"/>
-  </w:num>
-  <w:num w:numId="65" w16cid:durableId="454561786">
-    <w:abstractNumId w:val="56"/>
-  </w:num>
-  <w:num w:numId="66" w16cid:durableId="1492326403">
-    <w:abstractNumId w:val="96"/>
-  </w:num>
-  <w:num w:numId="67" w16cid:durableId="175465594">
-    <w:abstractNumId w:val="124"/>
-  </w:num>
-  <w:num w:numId="68" w16cid:durableId="983854794">
-    <w:abstractNumId w:val="7"/>
-  </w:num>
-  <w:num w:numId="69" w16cid:durableId="2016759429">
-    <w:abstractNumId w:val="147"/>
-  </w:num>
-  <w:num w:numId="70" w16cid:durableId="1003438119">
-    <w:abstractNumId w:val="8"/>
-  </w:num>
-  <w:num w:numId="71" w16cid:durableId="918558497">
-    <w:abstractNumId w:val="135"/>
-  </w:num>
-  <w:num w:numId="72" w16cid:durableId="1382053076">
-    <w:abstractNumId w:val="103"/>
-  </w:num>
-  <w:num w:numId="73" w16cid:durableId="2001153061">
-    <w:abstractNumId w:val="43"/>
-  </w:num>
   <w:num w:numId="74" w16cid:durableId="1123039409">
-    <w:abstractNumId w:val="57"/>
+    <w:abstractNumId w:val="59"/>
   </w:num>
   <w:num w:numId="75" w16cid:durableId="401414888">
-    <w:abstractNumId w:val="149"/>
+    <w:abstractNumId w:val="153"/>
   </w:num>
   <w:num w:numId="76" w16cid:durableId="112406067">
-    <w:abstractNumId w:val="32"/>
+    <w:abstractNumId w:val="34"/>
   </w:num>
   <w:num w:numId="77" w16cid:durableId="1520317158">
-    <w:abstractNumId w:val="27"/>
+    <w:abstractNumId w:val="29"/>
   </w:num>
   <w:num w:numId="78" w16cid:durableId="1761295776">
-    <w:abstractNumId w:val="108"/>
+    <w:abstractNumId w:val="110"/>
   </w:num>
   <w:num w:numId="79" w16cid:durableId="1541357919">
-    <w:abstractNumId w:val="138"/>
+    <w:abstractNumId w:val="141"/>
   </w:num>
   <w:num w:numId="80" w16cid:durableId="1434007748">
-    <w:abstractNumId w:val="15"/>
+    <w:abstractNumId w:val="17"/>
   </w:num>
   <w:num w:numId="81" w16cid:durableId="1826697318">
     <w:abstractNumId w:val="1"/>
   </w:num>
   <w:num w:numId="82" w16cid:durableId="193469456">
-    <w:abstractNumId w:val="107"/>
+    <w:abstractNumId w:val="109"/>
   </w:num>
   <w:num w:numId="83" w16cid:durableId="1143279392">
-    <w:abstractNumId w:val="131"/>
+    <w:abstractNumId w:val="134"/>
   </w:num>
   <w:num w:numId="84" w16cid:durableId="1083451184">
-    <w:abstractNumId w:val="145"/>
+    <w:abstractNumId w:val="148"/>
   </w:num>
   <w:num w:numId="85" w16cid:durableId="1001860107">
-    <w:abstractNumId w:val="21"/>
+    <w:abstractNumId w:val="23"/>
   </w:num>
   <w:num w:numId="86" w16cid:durableId="751856677">
-    <w:abstractNumId w:val="50"/>
+    <w:abstractNumId w:val="52"/>
   </w:num>
   <w:num w:numId="87" w16cid:durableId="1488546940">
-    <w:abstractNumId w:val="63"/>
+    <w:abstractNumId w:val="65"/>
   </w:num>
   <w:num w:numId="88" w16cid:durableId="1913929333">
-    <w:abstractNumId w:val="115"/>
+    <w:abstractNumId w:val="118"/>
   </w:num>
   <w:num w:numId="89" w16cid:durableId="443621503">
-    <w:abstractNumId w:val="102"/>
+    <w:abstractNumId w:val="104"/>
   </w:num>
   <w:num w:numId="90" w16cid:durableId="75326983">
-    <w:abstractNumId w:val="110"/>
+    <w:abstractNumId w:val="112"/>
   </w:num>
   <w:num w:numId="91" w16cid:durableId="1031568045">
     <w:abstractNumId w:val="2"/>
   </w:num>
   <w:num w:numId="92" w16cid:durableId="16975579">
-    <w:abstractNumId w:val="66"/>
+    <w:abstractNumId w:val="68"/>
   </w:num>
   <w:num w:numId="93" w16cid:durableId="1719166055">
-    <w:abstractNumId w:val="38"/>
+    <w:abstractNumId w:val="40"/>
   </w:num>
   <w:num w:numId="94" w16cid:durableId="156309422">
-    <w:abstractNumId w:val="46"/>
+    <w:abstractNumId w:val="48"/>
   </w:num>
   <w:num w:numId="95" w16cid:durableId="1845321462">
-    <w:abstractNumId w:val="94"/>
+    <w:abstractNumId w:val="96"/>
   </w:num>
   <w:num w:numId="96" w16cid:durableId="1249003309">
-    <w:abstractNumId w:val="39"/>
+    <w:abstractNumId w:val="41"/>
   </w:num>
   <w:num w:numId="97" w16cid:durableId="298341831">
-    <w:abstractNumId w:val="150"/>
+    <w:abstractNumId w:val="154"/>
   </w:num>
   <w:num w:numId="98" w16cid:durableId="990983819">
-    <w:abstractNumId w:val="83"/>
+    <w:abstractNumId w:val="85"/>
   </w:num>
   <w:num w:numId="99" w16cid:durableId="1806850096">
-    <w:abstractNumId w:val="87"/>
+    <w:abstractNumId w:val="89"/>
   </w:num>
   <w:num w:numId="100" w16cid:durableId="1418592659">
     <w:abstractNumId w:val="0"/>
   </w:num>
   <w:num w:numId="101" w16cid:durableId="2139033440">
-    <w:abstractNumId w:val="58"/>
+    <w:abstractNumId w:val="60"/>
   </w:num>
   <w:num w:numId="102" w16cid:durableId="1374573279">
-    <w:abstractNumId w:val="18"/>
+    <w:abstractNumId w:val="20"/>
   </w:num>
   <w:num w:numId="103" w16cid:durableId="1756708524">
-    <w:abstractNumId w:val="37"/>
+    <w:abstractNumId w:val="39"/>
   </w:num>
   <w:num w:numId="104" w16cid:durableId="267545158">
+    <w:abstractNumId w:val="81"/>
+  </w:num>
+  <w:num w:numId="105" w16cid:durableId="1047755303">
+    <w:abstractNumId w:val="54"/>
+  </w:num>
+  <w:num w:numId="106" w16cid:durableId="247233507">
+    <w:abstractNumId w:val="30"/>
+  </w:num>
+  <w:num w:numId="107" w16cid:durableId="873228845">
+    <w:abstractNumId w:val="19"/>
+  </w:num>
+  <w:num w:numId="108" w16cid:durableId="2071732460">
+    <w:abstractNumId w:val="57"/>
+  </w:num>
+  <w:num w:numId="109" w16cid:durableId="876233417">
+    <w:abstractNumId w:val="95"/>
+  </w:num>
+  <w:num w:numId="110" w16cid:durableId="740063363">
+    <w:abstractNumId w:val="16"/>
+  </w:num>
+  <w:num w:numId="111" w16cid:durableId="525212888">
+    <w:abstractNumId w:val="10"/>
+  </w:num>
+  <w:num w:numId="112" w16cid:durableId="92435274">
+    <w:abstractNumId w:val="78"/>
+  </w:num>
+  <w:num w:numId="113" w16cid:durableId="1278099971">
+    <w:abstractNumId w:val="120"/>
+  </w:num>
+  <w:num w:numId="114" w16cid:durableId="741954099">
+    <w:abstractNumId w:val="90"/>
+  </w:num>
+  <w:num w:numId="115" w16cid:durableId="1039815477">
+    <w:abstractNumId w:val="130"/>
+  </w:num>
+  <w:num w:numId="116" w16cid:durableId="537476285">
+    <w:abstractNumId w:val="157"/>
+  </w:num>
+  <w:num w:numId="117" w16cid:durableId="104351956">
+    <w:abstractNumId w:val="75"/>
+  </w:num>
+  <w:num w:numId="118" w16cid:durableId="315452851">
+    <w:abstractNumId w:val="44"/>
+  </w:num>
+  <w:num w:numId="119" w16cid:durableId="1356227718">
+    <w:abstractNumId w:val="123"/>
+  </w:num>
+  <w:num w:numId="120" w16cid:durableId="772363985">
+    <w:abstractNumId w:val="129"/>
+  </w:num>
+  <w:num w:numId="121" w16cid:durableId="1285039679">
+    <w:abstractNumId w:val="108"/>
+  </w:num>
+  <w:num w:numId="122" w16cid:durableId="510531452">
+    <w:abstractNumId w:val="36"/>
+  </w:num>
+  <w:num w:numId="123" w16cid:durableId="1381321713">
+    <w:abstractNumId w:val="28"/>
+  </w:num>
+  <w:num w:numId="124" w16cid:durableId="1931505010">
+    <w:abstractNumId w:val="7"/>
+  </w:num>
+  <w:num w:numId="125" w16cid:durableId="1393887261">
+    <w:abstractNumId w:val="21"/>
+  </w:num>
+  <w:num w:numId="126" w16cid:durableId="430125619">
+    <w:abstractNumId w:val="27"/>
+  </w:num>
+  <w:num w:numId="127" w16cid:durableId="2120953506">
+    <w:abstractNumId w:val="72"/>
+  </w:num>
+  <w:num w:numId="128" w16cid:durableId="147137820">
+    <w:abstractNumId w:val="117"/>
+  </w:num>
+  <w:num w:numId="129" w16cid:durableId="85157186">
+    <w:abstractNumId w:val="147"/>
+  </w:num>
+  <w:num w:numId="130" w16cid:durableId="1288051468">
+    <w:abstractNumId w:val="97"/>
+  </w:num>
+  <w:num w:numId="131" w16cid:durableId="204566011">
+    <w:abstractNumId w:val="114"/>
+  </w:num>
+  <w:num w:numId="132" w16cid:durableId="390351895">
+    <w:abstractNumId w:val="155"/>
+  </w:num>
+  <w:num w:numId="133" w16cid:durableId="1629167479">
+    <w:abstractNumId w:val="99"/>
+  </w:num>
+  <w:num w:numId="134" w16cid:durableId="1362973045">
+    <w:abstractNumId w:val="61"/>
+  </w:num>
+  <w:num w:numId="135" w16cid:durableId="1529442638">
+    <w:abstractNumId w:val="84"/>
+  </w:num>
+  <w:num w:numId="136" w16cid:durableId="1304852898">
+    <w:abstractNumId w:val="25"/>
+  </w:num>
+  <w:num w:numId="137" w16cid:durableId="1908762632">
+    <w:abstractNumId w:val="111"/>
+  </w:num>
+  <w:num w:numId="138" w16cid:durableId="2137870337">
+    <w:abstractNumId w:val="83"/>
+  </w:num>
+  <w:num w:numId="139" w16cid:durableId="272907291">
+    <w:abstractNumId w:val="71"/>
+  </w:num>
+  <w:num w:numId="140" w16cid:durableId="614560354">
+    <w:abstractNumId w:val="145"/>
+  </w:num>
+  <w:num w:numId="141" w16cid:durableId="590091981">
+    <w:abstractNumId w:val="158"/>
+  </w:num>
+  <w:num w:numId="142" w16cid:durableId="57364868">
+    <w:abstractNumId w:val="32"/>
+  </w:num>
+  <w:num w:numId="143" w16cid:durableId="1868331822">
+    <w:abstractNumId w:val="144"/>
+  </w:num>
+  <w:num w:numId="144" w16cid:durableId="813182832">
+    <w:abstractNumId w:val="22"/>
+  </w:num>
+  <w:num w:numId="145" w16cid:durableId="1051611157">
+    <w:abstractNumId w:val="24"/>
+  </w:num>
+  <w:num w:numId="146" w16cid:durableId="1885479017">
+    <w:abstractNumId w:val="38"/>
+  </w:num>
+  <w:num w:numId="147" w16cid:durableId="921060884">
+    <w:abstractNumId w:val="66"/>
+  </w:num>
+  <w:num w:numId="148" w16cid:durableId="619604460">
+    <w:abstractNumId w:val="92"/>
+  </w:num>
+  <w:num w:numId="149" w16cid:durableId="1962875094">
+    <w:abstractNumId w:val="156"/>
+  </w:num>
+  <w:num w:numId="150" w16cid:durableId="1806583827">
+    <w:abstractNumId w:val="46"/>
+  </w:num>
+  <w:num w:numId="151" w16cid:durableId="1895048085">
+    <w:abstractNumId w:val="88"/>
+  </w:num>
+  <w:num w:numId="152" w16cid:durableId="637078743">
+    <w:abstractNumId w:val="69"/>
+  </w:num>
+  <w:num w:numId="153" w16cid:durableId="1894540772">
+    <w:abstractNumId w:val="67"/>
+  </w:num>
+  <w:num w:numId="154" w16cid:durableId="1814442766">
     <w:abstractNumId w:val="79"/>
   </w:num>
-  <w:num w:numId="105" w16cid:durableId="1047755303">
-    <w:abstractNumId w:val="52"/>
+  <w:num w:numId="155" w16cid:durableId="1609505799">
+    <w:abstractNumId w:val="136"/>
   </w:num>
-  <w:num w:numId="106" w16cid:durableId="247233507">
-    <w:abstractNumId w:val="28"/>
+  <w:num w:numId="156" w16cid:durableId="650870408">
+    <w:abstractNumId w:val="5"/>
   </w:num>
-  <w:num w:numId="107" w16cid:durableId="873228845">
-    <w:abstractNumId w:val="17"/>
+  <w:num w:numId="157" w16cid:durableId="446461856">
+    <w:abstractNumId w:val="149"/>
   </w:num>
-  <w:num w:numId="108" w16cid:durableId="2071732460">
-    <w:abstractNumId w:val="55"/>
-  </w:num>
-  <w:num w:numId="109" w16cid:durableId="876233417">
-    <w:abstractNumId w:val="93"/>
-  </w:num>
-  <w:num w:numId="110" w16cid:durableId="740063363">
+  <w:num w:numId="158" w16cid:durableId="1322730527">
     <w:abstractNumId w:val="14"/>
   </w:num>
-  <w:num w:numId="111" w16cid:durableId="525212888">
-    <w:abstractNumId w:val="9"/>
-  </w:num>
-  <w:num w:numId="112" w16cid:durableId="92435274">
-    <w:abstractNumId w:val="76"/>
-  </w:num>
-  <w:num w:numId="113" w16cid:durableId="1278099971">
-    <w:abstractNumId w:val="117"/>
-  </w:num>
-  <w:num w:numId="114" w16cid:durableId="741954099">
-    <w:abstractNumId w:val="88"/>
-  </w:num>
-  <w:num w:numId="115" w16cid:durableId="1039815477">
-    <w:abstractNumId w:val="127"/>
-  </w:num>
-  <w:num w:numId="116" w16cid:durableId="537476285">
-    <w:abstractNumId w:val="153"/>
-  </w:num>
-  <w:num w:numId="117" w16cid:durableId="104351956">
-    <w:abstractNumId w:val="73"/>
-  </w:num>
-  <w:num w:numId="118" w16cid:durableId="315452851">
-    <w:abstractNumId w:val="42"/>
-  </w:num>
-  <w:num w:numId="119" w16cid:durableId="1356227718">
-    <w:abstractNumId w:val="120"/>
-  </w:num>
-  <w:num w:numId="120" w16cid:durableId="772363985">
-    <w:abstractNumId w:val="126"/>
-  </w:num>
-  <w:num w:numId="121" w16cid:durableId="1285039679">
-    <w:abstractNumId w:val="106"/>
-  </w:num>
-  <w:num w:numId="122" w16cid:durableId="510531452">
-    <w:abstractNumId w:val="34"/>
-  </w:num>
-  <w:num w:numId="123" w16cid:durableId="1381321713">
-    <w:abstractNumId w:val="26"/>
-  </w:num>
-  <w:num w:numId="124" w16cid:durableId="1931505010">
-    <w:abstractNumId w:val="6"/>
-  </w:num>
-  <w:num w:numId="125" w16cid:durableId="1393887261">
-    <w:abstractNumId w:val="19"/>
-  </w:num>
-  <w:num w:numId="126" w16cid:durableId="430125619">
-    <w:abstractNumId w:val="25"/>
-  </w:num>
-  <w:num w:numId="127" w16cid:durableId="2120953506">
-    <w:abstractNumId w:val="70"/>
-  </w:num>
-  <w:num w:numId="128" w16cid:durableId="147137820">
-    <w:abstractNumId w:val="114"/>
-  </w:num>
-  <w:num w:numId="129" w16cid:durableId="85157186">
-    <w:abstractNumId w:val="144"/>
-  </w:num>
-  <w:num w:numId="130" w16cid:durableId="1288051468">
-    <w:abstractNumId w:val="95"/>
-  </w:num>
-  <w:num w:numId="131" w16cid:durableId="204566011">
-    <w:abstractNumId w:val="112"/>
-  </w:num>
-  <w:num w:numId="132" w16cid:durableId="390351895">
-    <w:abstractNumId w:val="151"/>
-  </w:num>
-  <w:num w:numId="133" w16cid:durableId="1629167479">
-    <w:abstractNumId w:val="97"/>
-  </w:num>
-  <w:num w:numId="134" w16cid:durableId="1362973045">
-    <w:abstractNumId w:val="59"/>
-  </w:num>
-  <w:num w:numId="135" w16cid:durableId="1529442638">
-    <w:abstractNumId w:val="82"/>
-  </w:num>
-  <w:num w:numId="136" w16cid:durableId="1304852898">
-    <w:abstractNumId w:val="23"/>
-  </w:num>
-  <w:num w:numId="137" w16cid:durableId="1908762632">
-    <w:abstractNumId w:val="109"/>
-  </w:num>
-  <w:num w:numId="138" w16cid:durableId="2137870337">
-    <w:abstractNumId w:val="81"/>
-  </w:num>
-  <w:num w:numId="139" w16cid:durableId="272907291">
-    <w:abstractNumId w:val="69"/>
-  </w:num>
-  <w:num w:numId="140" w16cid:durableId="614560354">
-    <w:abstractNumId w:val="142"/>
-  </w:num>
-  <w:num w:numId="141" w16cid:durableId="590091981">
-    <w:abstractNumId w:val="154"/>
-  </w:num>
-  <w:num w:numId="142" w16cid:durableId="57364868">
-    <w:abstractNumId w:val="30"/>
-  </w:num>
-  <w:num w:numId="143" w16cid:durableId="1868331822">
-    <w:abstractNumId w:val="141"/>
-  </w:num>
-  <w:num w:numId="144" w16cid:durableId="813182832">
-    <w:abstractNumId w:val="20"/>
-  </w:num>
-  <w:num w:numId="145" w16cid:durableId="1051611157">
-    <w:abstractNumId w:val="22"/>
-  </w:num>
-  <w:num w:numId="146" w16cid:durableId="1885479017">
-    <w:abstractNumId w:val="36"/>
-  </w:num>
-  <w:num w:numId="147" w16cid:durableId="921060884">
-    <w:abstractNumId w:val="64"/>
-  </w:num>
-  <w:num w:numId="148" w16cid:durableId="619604460">
-    <w:abstractNumId w:val="90"/>
-  </w:num>
-  <w:num w:numId="149" w16cid:durableId="1962875094">
-    <w:abstractNumId w:val="152"/>
-  </w:num>
-  <w:num w:numId="150" w16cid:durableId="1806583827">
-    <w:abstractNumId w:val="44"/>
-  </w:num>
-  <w:num w:numId="151" w16cid:durableId="1895048085">
-    <w:abstractNumId w:val="86"/>
-  </w:num>
-  <w:num w:numId="152" w16cid:durableId="637078743">
-    <w:abstractNumId w:val="67"/>
-  </w:num>
-  <w:num w:numId="153" w16cid:durableId="1894540772">
-    <w:abstractNumId w:val="65"/>
-  </w:num>
-  <w:num w:numId="154" w16cid:durableId="1814442766">
-    <w:abstractNumId w:val="77"/>
-  </w:num>
-  <w:num w:numId="155" w16cid:durableId="1609505799">
-    <w:abstractNumId w:val="133"/>
+  <w:num w:numId="159" w16cid:durableId="1269653050">
+    <w:abstractNumId w:val="115"/>
   </w:num>
 </w:numbering>
 </file>

--- a/Professional Practices.docx
+++ b/Professional Practices.docx
@@ -16847,7 +16847,1909 @@
           <w:tab w:val="left" w:pos="2712"/>
         </w:tabs>
         <w:rPr>
-          <w:rFonts w:cstheme="minorHAnsi"/>
+          <w:rFonts w:ascii="Times New Roman" w:hAnsi="Times New Roman" w:cs="Times New Roman"/>
+          <w:b/>
+          <w:bCs/>
+          <w:color w:val="365F91" w:themeColor="accent1" w:themeShade="BF"/>
+          <w:sz w:val="32"/>
+          <w:szCs w:val="32"/>
+        </w:rPr>
+      </w:pPr>
+    </w:p>
+    <w:p>
+      <w:pPr>
+        <w:tabs>
+          <w:tab w:val="left" w:pos="2712"/>
+        </w:tabs>
+        <w:rPr>
+          <w:rFonts w:ascii="Times New Roman" w:hAnsi="Times New Roman" w:cs="Times New Roman"/>
+          <w:b/>
+          <w:bCs/>
+          <w:color w:val="365F91" w:themeColor="accent1" w:themeShade="BF"/>
+          <w:sz w:val="32"/>
+          <w:szCs w:val="32"/>
+        </w:rPr>
+      </w:pPr>
+      <w:r>
+        <w:rPr>
+          <w:rFonts w:ascii="Times New Roman" w:hAnsi="Times New Roman" w:cs="Times New Roman"/>
+          <w:b/>
+          <w:bCs/>
+          <w:color w:val="365F91" w:themeColor="accent1" w:themeShade="BF"/>
+          <w:sz w:val="32"/>
+          <w:szCs w:val="32"/>
+        </w:rPr>
+        <w:lastRenderedPageBreak/>
+        <w:t>Copyright Creep</w:t>
+      </w:r>
+    </w:p>
+    <w:p>
+      <w:pPr>
+        <w:tabs>
+          <w:tab w:val="left" w:pos="2712"/>
+        </w:tabs>
+        <w:rPr>
+          <w:rFonts w:cstheme="minorHAnsi"/>
+          <w:b/>
+          <w:bCs/>
+          <w:color w:val="0D0D0D" w:themeColor="text1" w:themeTint="F2"/>
+          <w:sz w:val="32"/>
+          <w:szCs w:val="32"/>
+        </w:rPr>
+      </w:pPr>
+      <w:r>
+        <w:rPr>
+          <w:rFonts w:cstheme="minorHAnsi"/>
+          <w:b/>
+          <w:bCs/>
+          <w:color w:val="0D0D0D" w:themeColor="text1" w:themeTint="F2"/>
+          <w:sz w:val="32"/>
+          <w:szCs w:val="32"/>
+        </w:rPr>
+        <w:t>What happened:</w:t>
+      </w:r>
+    </w:p>
+    <w:p>
+      <w:pPr>
+        <w:pStyle w:val="ListParagraph"/>
+        <w:numPr>
+          <w:ilvl w:val="0"/>
+          <w:numId w:val="166"/>
+        </w:numPr>
+        <w:tabs>
+          <w:tab w:val="left" w:pos="2712"/>
+        </w:tabs>
+        <w:rPr>
+          <w:rFonts w:cstheme="minorHAnsi"/>
+          <w:color w:val="0D0D0D" w:themeColor="text1" w:themeTint="F2"/>
+          <w:sz w:val="32"/>
+          <w:szCs w:val="32"/>
+        </w:rPr>
+      </w:pPr>
+      <w:r>
+        <w:rPr>
+          <w:rFonts w:cstheme="minorHAnsi"/>
+          <w:color w:val="0D0D0D" w:themeColor="text1" w:themeTint="F2"/>
+          <w:sz w:val="32"/>
+          <w:szCs w:val="32"/>
+        </w:rPr>
+        <w:t>A long time ago (1790), copyright lasted only 28 years.</w:t>
+      </w:r>
+    </w:p>
+    <w:p>
+      <w:pPr>
+        <w:pStyle w:val="ListParagraph"/>
+        <w:numPr>
+          <w:ilvl w:val="0"/>
+          <w:numId w:val="166"/>
+        </w:numPr>
+        <w:tabs>
+          <w:tab w:val="left" w:pos="2712"/>
+        </w:tabs>
+        <w:rPr>
+          <w:rFonts w:cstheme="minorHAnsi"/>
+          <w:color w:val="0D0D0D" w:themeColor="text1" w:themeTint="F2"/>
+          <w:sz w:val="32"/>
+          <w:szCs w:val="32"/>
+        </w:rPr>
+      </w:pPr>
+      <w:r>
+        <w:rPr>
+          <w:rFonts w:cstheme="minorHAnsi"/>
+          <w:color w:val="0D0D0D" w:themeColor="text1" w:themeTint="F2"/>
+          <w:sz w:val="32"/>
+          <w:szCs w:val="32"/>
+        </w:rPr>
+        <w:t>But over time, the government kept increasing that time.</w:t>
+      </w:r>
+    </w:p>
+    <w:p>
+      <w:pPr>
+        <w:pStyle w:val="ListParagraph"/>
+        <w:numPr>
+          <w:ilvl w:val="0"/>
+          <w:numId w:val="166"/>
+        </w:numPr>
+        <w:tabs>
+          <w:tab w:val="left" w:pos="2712"/>
+        </w:tabs>
+        <w:rPr>
+          <w:rFonts w:cstheme="minorHAnsi"/>
+          <w:color w:val="0D0D0D" w:themeColor="text1" w:themeTint="F2"/>
+          <w:sz w:val="32"/>
+          <w:szCs w:val="32"/>
+        </w:rPr>
+      </w:pPr>
+      <w:r>
+        <w:rPr>
+          <w:rFonts w:cstheme="minorHAnsi"/>
+          <w:color w:val="0D0D0D" w:themeColor="text1" w:themeTint="F2"/>
+          <w:sz w:val="32"/>
+          <w:szCs w:val="32"/>
+        </w:rPr>
+        <w:t>Now, copyright can last 95 years or more.</w:t>
+      </w:r>
+    </w:p>
+    <w:p>
+      <w:pPr>
+        <w:tabs>
+          <w:tab w:val="left" w:pos="2712"/>
+        </w:tabs>
+        <w:rPr>
+          <w:rFonts w:cstheme="minorHAnsi"/>
+          <w:b/>
+          <w:bCs/>
+          <w:color w:val="0D0D0D" w:themeColor="text1" w:themeTint="F2"/>
+          <w:sz w:val="32"/>
+          <w:szCs w:val="32"/>
+        </w:rPr>
+      </w:pPr>
+      <w:r>
+        <w:rPr>
+          <w:rFonts w:cstheme="minorHAnsi"/>
+          <w:b/>
+          <w:bCs/>
+          <w:color w:val="0D0D0D" w:themeColor="text1" w:themeTint="F2"/>
+          <w:sz w:val="32"/>
+          <w:szCs w:val="32"/>
+        </w:rPr>
+        <w:t>Why people were upset:</w:t>
+      </w:r>
+    </w:p>
+    <w:p>
+      <w:pPr>
+        <w:pStyle w:val="ListParagraph"/>
+        <w:numPr>
+          <w:ilvl w:val="0"/>
+          <w:numId w:val="167"/>
+        </w:numPr>
+        <w:tabs>
+          <w:tab w:val="left" w:pos="2712"/>
+        </w:tabs>
+        <w:rPr>
+          <w:rFonts w:cstheme="minorHAnsi"/>
+          <w:color w:val="0D0D0D" w:themeColor="text1" w:themeTint="F2"/>
+          <w:sz w:val="32"/>
+          <w:szCs w:val="32"/>
+        </w:rPr>
+      </w:pPr>
+      <w:r>
+        <w:rPr>
+          <w:rFonts w:cstheme="minorHAnsi"/>
+          <w:color w:val="0D0D0D" w:themeColor="text1" w:themeTint="F2"/>
+          <w:sz w:val="32"/>
+          <w:szCs w:val="32"/>
+        </w:rPr>
+        <w:t>Some people thought the government made the copyright longer just to protect Disney, so famous characters like Mickey Mouse wouldn’t become public domain (where anyone could use them).</w:t>
+      </w:r>
+    </w:p>
+    <w:p>
+      <w:pPr>
+        <w:tabs>
+          <w:tab w:val="left" w:pos="2712"/>
+        </w:tabs>
+        <w:rPr>
+          <w:rFonts w:cstheme="minorHAnsi"/>
+          <w:b/>
+          <w:bCs/>
+          <w:color w:val="0D0D0D" w:themeColor="text1" w:themeTint="F2"/>
+          <w:sz w:val="32"/>
+          <w:szCs w:val="32"/>
+        </w:rPr>
+      </w:pPr>
+      <w:r>
+        <w:rPr>
+          <w:rFonts w:cstheme="minorHAnsi"/>
+          <w:b/>
+          <w:bCs/>
+          <w:color w:val="0D0D0D" w:themeColor="text1" w:themeTint="F2"/>
+          <w:sz w:val="32"/>
+          <w:szCs w:val="32"/>
+        </w:rPr>
+        <w:t>What people did:</w:t>
+      </w:r>
+    </w:p>
+    <w:p>
+      <w:pPr>
+        <w:pStyle w:val="ListParagraph"/>
+        <w:numPr>
+          <w:ilvl w:val="0"/>
+          <w:numId w:val="167"/>
+        </w:numPr>
+        <w:tabs>
+          <w:tab w:val="left" w:pos="2712"/>
+        </w:tabs>
+        <w:rPr>
+          <w:rFonts w:cstheme="minorHAnsi"/>
+          <w:color w:val="0D0D0D" w:themeColor="text1" w:themeTint="F2"/>
+          <w:sz w:val="32"/>
+          <w:szCs w:val="32"/>
+        </w:rPr>
+      </w:pPr>
+      <w:r>
+        <w:rPr>
+          <w:rFonts w:cstheme="minorHAnsi"/>
+          <w:color w:val="0D0D0D" w:themeColor="text1" w:themeTint="F2"/>
+          <w:sz w:val="32"/>
+          <w:szCs w:val="32"/>
+        </w:rPr>
+        <w:t>A group of people challenged the law in court.</w:t>
+      </w:r>
+    </w:p>
+    <w:p>
+      <w:pPr>
+        <w:pStyle w:val="ListParagraph"/>
+        <w:numPr>
+          <w:ilvl w:val="0"/>
+          <w:numId w:val="167"/>
+        </w:numPr>
+        <w:tabs>
+          <w:tab w:val="left" w:pos="2712"/>
+        </w:tabs>
+        <w:rPr>
+          <w:rFonts w:cstheme="minorHAnsi"/>
+          <w:color w:val="0D0D0D" w:themeColor="text1" w:themeTint="F2"/>
+          <w:sz w:val="32"/>
+          <w:szCs w:val="32"/>
+        </w:rPr>
+      </w:pPr>
+      <w:r>
+        <w:rPr>
+          <w:rFonts w:cstheme="minorHAnsi"/>
+          <w:color w:val="0D0D0D" w:themeColor="text1" w:themeTint="F2"/>
+          <w:sz w:val="32"/>
+          <w:szCs w:val="32"/>
+        </w:rPr>
+        <w:t>They said: “This is unfair. The government has no right to keep extending copyright like this!”</w:t>
+      </w:r>
+    </w:p>
+    <w:p>
+      <w:pPr>
+        <w:tabs>
+          <w:tab w:val="left" w:pos="2712"/>
+        </w:tabs>
+        <w:rPr>
+          <w:rFonts w:cstheme="minorHAnsi"/>
+          <w:b/>
+          <w:bCs/>
+          <w:color w:val="0D0D0D" w:themeColor="text1" w:themeTint="F2"/>
+          <w:sz w:val="32"/>
+          <w:szCs w:val="32"/>
+        </w:rPr>
+      </w:pPr>
+      <w:r>
+        <w:rPr>
+          <w:rFonts w:cstheme="minorHAnsi"/>
+          <w:b/>
+          <w:bCs/>
+          <w:color w:val="0D0D0D" w:themeColor="text1" w:themeTint="F2"/>
+          <w:sz w:val="32"/>
+          <w:szCs w:val="32"/>
+        </w:rPr>
+        <w:t>What the Supreme Court said:</w:t>
+      </w:r>
+    </w:p>
+    <w:p>
+      <w:pPr>
+        <w:pStyle w:val="ListParagraph"/>
+        <w:numPr>
+          <w:ilvl w:val="0"/>
+          <w:numId w:val="168"/>
+        </w:numPr>
+        <w:tabs>
+          <w:tab w:val="left" w:pos="2712"/>
+        </w:tabs>
+        <w:rPr>
+          <w:rFonts w:cstheme="minorHAnsi"/>
+          <w:color w:val="0D0D0D" w:themeColor="text1" w:themeTint="F2"/>
+          <w:sz w:val="32"/>
+          <w:szCs w:val="32"/>
+        </w:rPr>
+      </w:pPr>
+      <w:r>
+        <w:rPr>
+          <w:rFonts w:cstheme="minorHAnsi"/>
+          <w:color w:val="0D0D0D" w:themeColor="text1" w:themeTint="F2"/>
+          <w:sz w:val="32"/>
+          <w:szCs w:val="32"/>
+        </w:rPr>
+        <w:t>The court said the law was okay and not illegal.</w:t>
+      </w:r>
+    </w:p>
+    <w:p>
+      <w:pPr>
+        <w:pStyle w:val="ListParagraph"/>
+        <w:numPr>
+          <w:ilvl w:val="0"/>
+          <w:numId w:val="168"/>
+        </w:numPr>
+        <w:tabs>
+          <w:tab w:val="left" w:pos="2712"/>
+        </w:tabs>
+        <w:rPr>
+          <w:rFonts w:cstheme="minorHAnsi"/>
+          <w:color w:val="0D0D0D" w:themeColor="text1" w:themeTint="F2"/>
+          <w:sz w:val="32"/>
+          <w:szCs w:val="32"/>
+        </w:rPr>
+      </w:pPr>
+      <w:r>
+        <w:rPr>
+          <w:rFonts w:cstheme="minorHAnsi"/>
+          <w:color w:val="0D0D0D" w:themeColor="text1" w:themeTint="F2"/>
+          <w:sz w:val="32"/>
+          <w:szCs w:val="32"/>
+        </w:rPr>
+        <w:t>They said the new law doesn’t give copyright forever, just for a longer time.</w:t>
+      </w:r>
+    </w:p>
+    <w:p>
+      <w:pPr>
+        <w:pStyle w:val="ListParagraph"/>
+        <w:numPr>
+          <w:ilvl w:val="0"/>
+          <w:numId w:val="168"/>
+        </w:numPr>
+        <w:tabs>
+          <w:tab w:val="left" w:pos="2712"/>
+        </w:tabs>
+        <w:rPr>
+          <w:rFonts w:cstheme="minorHAnsi"/>
+          <w:color w:val="0D0D0D" w:themeColor="text1" w:themeTint="F2"/>
+          <w:sz w:val="32"/>
+          <w:szCs w:val="32"/>
+        </w:rPr>
+      </w:pPr>
+      <w:r>
+        <w:rPr>
+          <w:rFonts w:cstheme="minorHAnsi"/>
+          <w:color w:val="0D0D0D" w:themeColor="text1" w:themeTint="F2"/>
+          <w:sz w:val="32"/>
+          <w:szCs w:val="32"/>
+        </w:rPr>
+        <w:t>So, the copyright extension law (CTEA) is legal and allowed under the U.S. Constitution.</w:t>
+      </w:r>
+    </w:p>
+    <w:p>
+      <w:pPr>
+        <w:tabs>
+          <w:tab w:val="left" w:pos="2712"/>
+        </w:tabs>
+        <w:rPr>
+          <w:rFonts w:cstheme="minorHAnsi"/>
+          <w:color w:val="0D0D0D" w:themeColor="text1" w:themeTint="F2"/>
+          <w:sz w:val="32"/>
+          <w:szCs w:val="32"/>
+        </w:rPr>
+      </w:pPr>
+    </w:p>
+    <w:p>
+      <w:pPr>
+        <w:tabs>
+          <w:tab w:val="left" w:pos="2712"/>
+        </w:tabs>
+        <w:rPr>
+          <w:rFonts w:cstheme="minorHAnsi"/>
+          <w:color w:val="0D0D0D" w:themeColor="text1" w:themeTint="F2"/>
+          <w:sz w:val="32"/>
+          <w:szCs w:val="32"/>
+        </w:rPr>
+      </w:pPr>
+    </w:p>
+    <w:p>
+      <w:pPr>
+        <w:tabs>
+          <w:tab w:val="left" w:pos="2712"/>
+        </w:tabs>
+        <w:rPr>
+          <w:rFonts w:cstheme="minorHAnsi"/>
+          <w:color w:val="0D0D0D" w:themeColor="text1" w:themeTint="F2"/>
+          <w:sz w:val="32"/>
+          <w:szCs w:val="32"/>
+        </w:rPr>
+      </w:pPr>
+    </w:p>
+    <w:p>
+      <w:pPr>
+        <w:tabs>
+          <w:tab w:val="left" w:pos="2712"/>
+        </w:tabs>
+        <w:rPr>
+          <w:rFonts w:cstheme="minorHAnsi"/>
+          <w:color w:val="0D0D0D" w:themeColor="text1" w:themeTint="F2"/>
+          <w:sz w:val="32"/>
+          <w:szCs w:val="32"/>
+        </w:rPr>
+      </w:pPr>
+    </w:p>
+    <w:p>
+      <w:pPr>
+        <w:tabs>
+          <w:tab w:val="left" w:pos="2712"/>
+        </w:tabs>
+        <w:rPr>
+          <w:rFonts w:ascii="Times New Roman" w:hAnsi="Times New Roman" w:cs="Times New Roman"/>
+          <w:b/>
+          <w:bCs/>
+          <w:color w:val="365F91" w:themeColor="accent1" w:themeShade="BF"/>
+          <w:sz w:val="32"/>
+          <w:szCs w:val="32"/>
+        </w:rPr>
+      </w:pPr>
+      <w:r>
+        <w:rPr>
+          <w:rFonts w:ascii="Times New Roman" w:hAnsi="Times New Roman" w:cs="Times New Roman"/>
+          <w:b/>
+          <w:bCs/>
+          <w:color w:val="365F91" w:themeColor="accent1" w:themeShade="BF"/>
+          <w:sz w:val="32"/>
+          <w:szCs w:val="32"/>
+        </w:rPr>
+        <w:lastRenderedPageBreak/>
+        <w:t>Fair Use</w:t>
+      </w:r>
+    </w:p>
+    <w:p>
+      <w:pPr>
+        <w:ind w:firstLine="360"/>
+        <w:rPr>
+          <w:rFonts w:cstheme="minorHAnsi"/>
+          <w:color w:val="0D0D0D" w:themeColor="text1" w:themeTint="F2"/>
+          <w:sz w:val="32"/>
+          <w:szCs w:val="32"/>
+        </w:rPr>
+      </w:pPr>
+      <w:r>
+        <w:rPr>
+          <w:rFonts w:cstheme="minorHAnsi"/>
+          <w:color w:val="0D0D0D" w:themeColor="text1" w:themeTint="F2"/>
+          <w:sz w:val="32"/>
+          <w:szCs w:val="32"/>
+        </w:rPr>
+        <w:t>Sometimes, it's okay to use a copyrighted work without asking for permission. Courts look at four things to decide if it's fair use:</w:t>
+      </w:r>
+    </w:p>
+    <w:p>
+      <w:pPr>
+        <w:numPr>
+          <w:ilvl w:val="0"/>
+          <w:numId w:val="169"/>
+        </w:numPr>
+        <w:tabs>
+          <w:tab w:val="left" w:pos="2712"/>
+        </w:tabs>
+        <w:rPr>
+          <w:rFonts w:cstheme="minorHAnsi"/>
+          <w:color w:val="0D0D0D" w:themeColor="text1" w:themeTint="F2"/>
+          <w:sz w:val="32"/>
+          <w:szCs w:val="32"/>
+        </w:rPr>
+      </w:pPr>
+      <w:r>
+        <w:rPr>
+          <w:rFonts w:cstheme="minorHAnsi"/>
+          <w:b/>
+          <w:bCs/>
+          <w:color w:val="0D0D0D" w:themeColor="text1" w:themeTint="F2"/>
+          <w:sz w:val="32"/>
+          <w:szCs w:val="32"/>
+        </w:rPr>
+        <w:t>Purpose and character of use</w:t>
+      </w:r>
+      <w:r>
+        <w:rPr>
+          <w:rFonts w:cstheme="minorHAnsi"/>
+          <w:color w:val="0D0D0D" w:themeColor="text1" w:themeTint="F2"/>
+          <w:sz w:val="32"/>
+          <w:szCs w:val="32"/>
+        </w:rPr>
+        <w:t xml:space="preserve"> – Why and how you're using it.</w:t>
+      </w:r>
+    </w:p>
+    <w:p>
+      <w:pPr>
+        <w:numPr>
+          <w:ilvl w:val="0"/>
+          <w:numId w:val="169"/>
+        </w:numPr>
+        <w:tabs>
+          <w:tab w:val="left" w:pos="2712"/>
+        </w:tabs>
+        <w:rPr>
+          <w:rFonts w:cstheme="minorHAnsi"/>
+          <w:color w:val="0D0D0D" w:themeColor="text1" w:themeTint="F2"/>
+          <w:sz w:val="32"/>
+          <w:szCs w:val="32"/>
+        </w:rPr>
+      </w:pPr>
+      <w:r>
+        <w:rPr>
+          <w:rFonts w:cstheme="minorHAnsi"/>
+          <w:b/>
+          <w:bCs/>
+          <w:color w:val="0D0D0D" w:themeColor="text1" w:themeTint="F2"/>
+          <w:sz w:val="32"/>
+          <w:szCs w:val="32"/>
+        </w:rPr>
+        <w:t>Nature of work</w:t>
+      </w:r>
+      <w:r>
+        <w:rPr>
+          <w:rFonts w:cstheme="minorHAnsi"/>
+          <w:color w:val="0D0D0D" w:themeColor="text1" w:themeTint="F2"/>
+          <w:sz w:val="32"/>
+          <w:szCs w:val="32"/>
+        </w:rPr>
+        <w:t xml:space="preserve"> – What kind of work it is (e.g., factual or creative).</w:t>
+      </w:r>
+    </w:p>
+    <w:p>
+      <w:pPr>
+        <w:numPr>
+          <w:ilvl w:val="0"/>
+          <w:numId w:val="169"/>
+        </w:numPr>
+        <w:tabs>
+          <w:tab w:val="left" w:pos="2712"/>
+        </w:tabs>
+        <w:rPr>
+          <w:rFonts w:cstheme="minorHAnsi"/>
+          <w:color w:val="0D0D0D" w:themeColor="text1" w:themeTint="F2"/>
+          <w:sz w:val="32"/>
+          <w:szCs w:val="32"/>
+        </w:rPr>
+      </w:pPr>
+      <w:r>
+        <w:rPr>
+          <w:rFonts w:cstheme="minorHAnsi"/>
+          <w:b/>
+          <w:bCs/>
+          <w:color w:val="0D0D0D" w:themeColor="text1" w:themeTint="F2"/>
+          <w:sz w:val="32"/>
+          <w:szCs w:val="32"/>
+        </w:rPr>
+        <w:t>Amount of work being copied</w:t>
+      </w:r>
+      <w:r>
+        <w:rPr>
+          <w:rFonts w:cstheme="minorHAnsi"/>
+          <w:color w:val="0D0D0D" w:themeColor="text1" w:themeTint="F2"/>
+          <w:sz w:val="32"/>
+          <w:szCs w:val="32"/>
+        </w:rPr>
+        <w:t xml:space="preserve"> – How much of the work you're using.</w:t>
+      </w:r>
+    </w:p>
+    <w:p>
+      <w:pPr>
+        <w:numPr>
+          <w:ilvl w:val="0"/>
+          <w:numId w:val="169"/>
+        </w:numPr>
+        <w:tabs>
+          <w:tab w:val="left" w:pos="2712"/>
+        </w:tabs>
+        <w:rPr>
+          <w:rFonts w:cstheme="minorHAnsi"/>
+          <w:color w:val="0D0D0D" w:themeColor="text1" w:themeTint="F2"/>
+          <w:sz w:val="32"/>
+          <w:szCs w:val="32"/>
+        </w:rPr>
+      </w:pPr>
+      <w:r>
+        <w:rPr>
+          <w:rFonts w:cstheme="minorHAnsi"/>
+          <w:b/>
+          <w:bCs/>
+          <w:color w:val="0D0D0D" w:themeColor="text1" w:themeTint="F2"/>
+          <w:sz w:val="32"/>
+          <w:szCs w:val="32"/>
+        </w:rPr>
+        <w:t>Effect on the market</w:t>
+      </w:r>
+      <w:r>
+        <w:rPr>
+          <w:rFonts w:cstheme="minorHAnsi"/>
+          <w:color w:val="0D0D0D" w:themeColor="text1" w:themeTint="F2"/>
+          <w:sz w:val="32"/>
+          <w:szCs w:val="32"/>
+        </w:rPr>
+        <w:t xml:space="preserve"> – Whether using it harms the value of the original work.</w:t>
+      </w:r>
+    </w:p>
+    <w:p>
+      <w:pPr>
+        <w:tabs>
+          <w:tab w:val="left" w:pos="2712"/>
+        </w:tabs>
+        <w:rPr>
+          <w:rFonts w:cstheme="minorHAnsi"/>
+          <w:color w:val="0D0D0D" w:themeColor="text1" w:themeTint="F2"/>
+          <w:sz w:val="32"/>
+          <w:szCs w:val="32"/>
+        </w:rPr>
+      </w:pPr>
+      <w:r>
+        <w:rPr>
+          <w:rFonts w:ascii="Times New Roman" w:hAnsi="Times New Roman" w:cs="Times New Roman"/>
+          <w:b/>
+          <w:bCs/>
+          <w:color w:val="365F91" w:themeColor="accent1" w:themeShade="BF"/>
+          <w:sz w:val="32"/>
+          <w:szCs w:val="32"/>
+        </w:rPr>
+        <w:t>Sony v. Universal City Studios (1984)</w:t>
+      </w:r>
+      <w:r>
+        <w:rPr>
+          <w:rFonts w:cstheme="minorHAnsi"/>
+          <w:color w:val="0D0D0D" w:themeColor="text1" w:themeTint="F2"/>
+          <w:sz w:val="32"/>
+          <w:szCs w:val="32"/>
+        </w:rPr>
+        <w:br/>
+        <w:t>Sony made the Betamax VCR in 1975, which allowed people to record TV shows to watch later (time shifting). Movie studios sued Sony, saying it was violating copyright laws. The U.S. Supreme Court ruled (5-4) that time shifting is fair use, meaning it's legal for people to record TV shows for personal use</w:t>
+      </w:r>
+      <w:r>
+        <w:rPr>
+          <w:rFonts w:cstheme="minorHAnsi"/>
+          <w:color w:val="0D0D0D" w:themeColor="text1" w:themeTint="F2"/>
+          <w:sz w:val="32"/>
+          <w:szCs w:val="32"/>
+        </w:rPr>
+        <w:t>.</w:t>
+      </w:r>
+    </w:p>
+    <w:p>
+      <w:pPr>
+        <w:tabs>
+          <w:tab w:val="left" w:pos="2712"/>
+        </w:tabs>
+        <w:rPr>
+          <w:rFonts w:cstheme="minorHAnsi"/>
+          <w:color w:val="0D0D0D" w:themeColor="text1" w:themeTint="F2"/>
+          <w:sz w:val="32"/>
+          <w:szCs w:val="32"/>
+        </w:rPr>
+      </w:pPr>
+      <w:r>
+        <w:rPr>
+          <w:rFonts w:cstheme="minorHAnsi"/>
+          <w:color w:val="0D0D0D" w:themeColor="text1" w:themeTint="F2"/>
+          <w:sz w:val="32"/>
+          <w:szCs w:val="32"/>
+        </w:rPr>
+        <w:t xml:space="preserve">           </w:t>
+      </w:r>
+      <w:r>
+        <w:rPr>
+          <w:rFonts w:cstheme="minorHAnsi"/>
+          <w:noProof/>
+          <w:color w:val="0D0D0D" w:themeColor="text1" w:themeTint="F2"/>
+          <w:sz w:val="32"/>
+          <w:szCs w:val="32"/>
+        </w:rPr>
+        <w:drawing>
+          <wp:inline distT="0" distB="0" distL="0" distR="0" wp14:anchorId="28B2BC24" wp14:editId="315C63BA">
+            <wp:extent cx="4480560" cy="2910351"/>
+            <wp:effectExtent l="0" t="0" r="0" b="4445"/>
+            <wp:docPr id="1024351191" name="Picture 1"/>
+            <wp:cNvGraphicFramePr>
+              <a:graphicFrameLocks xmlns:a="http://schemas.openxmlformats.org/drawingml/2006/main" noChangeAspect="1"/>
+            </wp:cNvGraphicFramePr>
+            <a:graphic xmlns:a="http://schemas.openxmlformats.org/drawingml/2006/main">
+              <a:graphicData uri="http://schemas.openxmlformats.org/drawingml/2006/picture">
+                <pic:pic xmlns:pic="http://schemas.openxmlformats.org/drawingml/2006/picture">
+                  <pic:nvPicPr>
+                    <pic:cNvPr id="0" name="Picture 82"/>
+                    <pic:cNvPicPr>
+                      <a:picLocks noChangeAspect="1" noChangeArrowheads="1"/>
+                    </pic:cNvPicPr>
+                  </pic:nvPicPr>
+                  <pic:blipFill>
+                    <a:blip r:embed="rId21">
+                      <a:extLst>
+                        <a:ext uri="{28A0092B-C50C-407E-A947-70E740481C1C}">
+                          <a14:useLocalDpi xmlns:a14="http://schemas.microsoft.com/office/drawing/2010/main" val="0"/>
+                        </a:ext>
+                      </a:extLst>
+                    </a:blip>
+                    <a:srcRect/>
+                    <a:stretch>
+                      <a:fillRect/>
+                    </a:stretch>
+                  </pic:blipFill>
+                  <pic:spPr bwMode="auto">
+                    <a:xfrm>
+                      <a:off x="0" y="0"/>
+                      <a:ext cx="4483256" cy="2912102"/>
+                    </a:xfrm>
+                    <a:prstGeom prst="rect">
+                      <a:avLst/>
+                    </a:prstGeom>
+                    <a:noFill/>
+                    <a:ln>
+                      <a:noFill/>
+                    </a:ln>
+                  </pic:spPr>
+                </pic:pic>
+              </a:graphicData>
+            </a:graphic>
+          </wp:inline>
+        </w:drawing>
+      </w:r>
+    </w:p>
+    <w:p>
+      <w:pPr>
+        <w:tabs>
+          <w:tab w:val="left" w:pos="2712"/>
+        </w:tabs>
+        <w:rPr>
+          <w:rFonts w:ascii="Times New Roman" w:hAnsi="Times New Roman" w:cs="Times New Roman"/>
+          <w:color w:val="365F91" w:themeColor="accent1" w:themeShade="BF"/>
+          <w:sz w:val="32"/>
+          <w:szCs w:val="32"/>
+        </w:rPr>
+      </w:pPr>
+      <w:r>
+        <w:rPr>
+          <w:rFonts w:ascii="Times New Roman" w:hAnsi="Times New Roman" w:cs="Times New Roman"/>
+          <w:b/>
+          <w:bCs/>
+          <w:color w:val="365F91" w:themeColor="accent1" w:themeShade="BF"/>
+          <w:sz w:val="32"/>
+          <w:szCs w:val="32"/>
+        </w:rPr>
+        <w:lastRenderedPageBreak/>
+        <w:t>Digital Recording Technology</w:t>
+      </w:r>
+    </w:p>
+    <w:p>
+      <w:pPr>
+        <w:tabs>
+          <w:tab w:val="left" w:pos="2712"/>
+        </w:tabs>
+        <w:rPr>
+          <w:rFonts w:cstheme="minorHAnsi"/>
+          <w:color w:val="0D0D0D" w:themeColor="text1" w:themeTint="F2"/>
+          <w:sz w:val="32"/>
+          <w:szCs w:val="32"/>
+        </w:rPr>
+      </w:pPr>
+      <w:r>
+        <w:rPr>
+          <w:rFonts w:cstheme="minorHAnsi"/>
+          <w:color w:val="0D0D0D" w:themeColor="text1" w:themeTint="F2"/>
+          <w:sz w:val="32"/>
+          <w:szCs w:val="32"/>
+        </w:rPr>
+        <w:t>Copying from vinyl records to cassette tapes caused hiss and distortions in the sound.</w:t>
+      </w:r>
+    </w:p>
+    <w:p>
+      <w:pPr>
+        <w:tabs>
+          <w:tab w:val="left" w:pos="2712"/>
+        </w:tabs>
+        <w:rPr>
+          <w:rFonts w:cstheme="minorHAnsi"/>
+          <w:color w:val="0D0D0D" w:themeColor="text1" w:themeTint="F2"/>
+          <w:sz w:val="32"/>
+          <w:szCs w:val="32"/>
+        </w:rPr>
+      </w:pPr>
+      <w:r>
+        <w:rPr>
+          <w:rFonts w:cstheme="minorHAnsi"/>
+          <w:color w:val="0D0D0D" w:themeColor="text1" w:themeTint="F2"/>
+          <w:sz w:val="32"/>
+          <w:szCs w:val="32"/>
+        </w:rPr>
+        <w:t>The introduction of the compact disc (CD) was a big win for the music industry:</w:t>
+      </w:r>
+    </w:p>
+    <w:p>
+      <w:pPr>
+        <w:numPr>
+          <w:ilvl w:val="1"/>
+          <w:numId w:val="170"/>
+        </w:numPr>
+        <w:tabs>
+          <w:tab w:val="left" w:pos="2712"/>
+        </w:tabs>
+        <w:rPr>
+          <w:rFonts w:cstheme="minorHAnsi"/>
+          <w:color w:val="0D0D0D" w:themeColor="text1" w:themeTint="F2"/>
+          <w:sz w:val="32"/>
+          <w:szCs w:val="32"/>
+        </w:rPr>
+      </w:pPr>
+      <w:r>
+        <w:rPr>
+          <w:rFonts w:cstheme="minorHAnsi"/>
+          <w:color w:val="0D0D0D" w:themeColor="text1" w:themeTint="F2"/>
+          <w:sz w:val="32"/>
+          <w:szCs w:val="32"/>
+        </w:rPr>
+        <w:t>CDs were cheaper to produce than vinyl records.</w:t>
+      </w:r>
+    </w:p>
+    <w:p>
+      <w:pPr>
+        <w:numPr>
+          <w:ilvl w:val="1"/>
+          <w:numId w:val="170"/>
+        </w:numPr>
+        <w:tabs>
+          <w:tab w:val="left" w:pos="2712"/>
+        </w:tabs>
+        <w:rPr>
+          <w:rFonts w:cstheme="minorHAnsi"/>
+          <w:color w:val="0D0D0D" w:themeColor="text1" w:themeTint="F2"/>
+          <w:sz w:val="32"/>
+          <w:szCs w:val="32"/>
+        </w:rPr>
+      </w:pPr>
+      <w:r>
+        <w:rPr>
+          <w:rFonts w:cstheme="minorHAnsi"/>
+          <w:color w:val="0D0D0D" w:themeColor="text1" w:themeTint="F2"/>
+          <w:sz w:val="32"/>
+          <w:szCs w:val="32"/>
+        </w:rPr>
+        <w:t>CDs offered better sound quality.</w:t>
+      </w:r>
+    </w:p>
+    <w:p>
+      <w:pPr>
+        <w:numPr>
+          <w:ilvl w:val="1"/>
+          <w:numId w:val="170"/>
+        </w:numPr>
+        <w:tabs>
+          <w:tab w:val="left" w:pos="2712"/>
+        </w:tabs>
+        <w:rPr>
+          <w:rFonts w:cstheme="minorHAnsi"/>
+          <w:color w:val="0D0D0D" w:themeColor="text1" w:themeTint="F2"/>
+          <w:sz w:val="32"/>
+          <w:szCs w:val="32"/>
+        </w:rPr>
+      </w:pPr>
+      <w:r>
+        <w:rPr>
+          <w:rFonts w:cstheme="minorHAnsi"/>
+          <w:color w:val="0D0D0D" w:themeColor="text1" w:themeTint="F2"/>
+          <w:sz w:val="32"/>
+          <w:szCs w:val="32"/>
+        </w:rPr>
+        <w:t>CDs could be sold at higher prices, leading to higher profits.</w:t>
+      </w:r>
+    </w:p>
+    <w:p>
+      <w:pPr>
+        <w:tabs>
+          <w:tab w:val="left" w:pos="2712"/>
+        </w:tabs>
+        <w:rPr>
+          <w:rFonts w:cstheme="minorHAnsi"/>
+          <w:color w:val="0D0D0D" w:themeColor="text1" w:themeTint="F2"/>
+          <w:sz w:val="32"/>
+          <w:szCs w:val="32"/>
+        </w:rPr>
+      </w:pPr>
+      <w:r>
+        <w:rPr>
+          <w:rFonts w:cstheme="minorHAnsi"/>
+          <w:color w:val="0D0D0D" w:themeColor="text1" w:themeTint="F2"/>
+          <w:sz w:val="32"/>
+          <w:szCs w:val="32"/>
+        </w:rPr>
+        <w:t>However, it became possible to make a perfect copy of a CD, which raised concerns about copyright and piracy.</w:t>
+      </w:r>
+    </w:p>
+    <w:p>
+      <w:pPr>
+        <w:tabs>
+          <w:tab w:val="left" w:pos="2712"/>
+        </w:tabs>
+        <w:rPr>
+          <w:rFonts w:cstheme="minorHAnsi"/>
+          <w:color w:val="0D0D0D" w:themeColor="text1" w:themeTint="F2"/>
+          <w:sz w:val="32"/>
+          <w:szCs w:val="32"/>
+        </w:rPr>
+      </w:pPr>
+      <w:r>
+        <w:rPr>
+          <w:rFonts w:ascii="Times New Roman" w:hAnsi="Times New Roman" w:cs="Times New Roman"/>
+          <w:b/>
+          <w:bCs/>
+          <w:color w:val="365F91" w:themeColor="accent1" w:themeShade="BF"/>
+          <w:sz w:val="32"/>
+          <w:szCs w:val="32"/>
+        </w:rPr>
+        <w:t>Audio Home Recording Act of 1992</w:t>
+      </w:r>
+      <w:r>
+        <w:rPr>
+          <w:rFonts w:cstheme="minorHAnsi"/>
+          <w:color w:val="0D0D0D" w:themeColor="text1" w:themeTint="F2"/>
+          <w:sz w:val="32"/>
+          <w:szCs w:val="32"/>
+        </w:rPr>
+        <w:br/>
+        <w:t>This law protects consumers' rights to make copies of music for personal, noncommercial use, like:</w:t>
+      </w:r>
+    </w:p>
+    <w:p>
+      <w:pPr>
+        <w:pStyle w:val="ListParagraph"/>
+        <w:numPr>
+          <w:ilvl w:val="0"/>
+          <w:numId w:val="174"/>
+        </w:numPr>
+        <w:tabs>
+          <w:tab w:val="left" w:pos="2712"/>
+        </w:tabs>
+        <w:rPr>
+          <w:rFonts w:cstheme="minorHAnsi"/>
+          <w:color w:val="0D0D0D" w:themeColor="text1" w:themeTint="F2"/>
+          <w:sz w:val="32"/>
+          <w:szCs w:val="32"/>
+        </w:rPr>
+      </w:pPr>
+      <w:r>
+        <w:rPr>
+          <w:rFonts w:cstheme="minorHAnsi"/>
+          <w:color w:val="0D0D0D" w:themeColor="text1" w:themeTint="F2"/>
+          <w:sz w:val="32"/>
+          <w:szCs w:val="32"/>
+        </w:rPr>
+        <w:t>Making a backup copy of a recording.</w:t>
+      </w:r>
+    </w:p>
+    <w:p>
+      <w:pPr>
+        <w:pStyle w:val="ListParagraph"/>
+        <w:numPr>
+          <w:ilvl w:val="0"/>
+          <w:numId w:val="174"/>
+        </w:numPr>
+        <w:tabs>
+          <w:tab w:val="left" w:pos="2712"/>
+        </w:tabs>
+        <w:rPr>
+          <w:rFonts w:cstheme="minorHAnsi"/>
+          <w:color w:val="0D0D0D" w:themeColor="text1" w:themeTint="F2"/>
+          <w:sz w:val="32"/>
+          <w:szCs w:val="32"/>
+        </w:rPr>
+      </w:pPr>
+      <w:r>
+        <w:rPr>
+          <w:rFonts w:cstheme="minorHAnsi"/>
+          <w:color w:val="0D0D0D" w:themeColor="text1" w:themeTint="F2"/>
+          <w:sz w:val="32"/>
+          <w:szCs w:val="32"/>
+        </w:rPr>
+        <w:t>Giving a copy to a family member.</w:t>
+      </w:r>
+    </w:p>
+    <w:p>
+      <w:pPr>
+        <w:tabs>
+          <w:tab w:val="left" w:pos="2712"/>
+        </w:tabs>
+        <w:rPr>
+          <w:rFonts w:cstheme="minorHAnsi"/>
+          <w:color w:val="0D0D0D" w:themeColor="text1" w:themeTint="F2"/>
+          <w:sz w:val="32"/>
+          <w:szCs w:val="32"/>
+        </w:rPr>
+      </w:pPr>
+      <w:r>
+        <w:rPr>
+          <w:rFonts w:cstheme="minorHAnsi"/>
+          <w:color w:val="0D0D0D" w:themeColor="text1" w:themeTint="F2"/>
+          <w:sz w:val="32"/>
+          <w:szCs w:val="32"/>
+        </w:rPr>
+        <w:t xml:space="preserve">However, digital audio recorders must include a system called </w:t>
+      </w:r>
+      <w:r>
+        <w:rPr>
+          <w:rFonts w:cstheme="minorHAnsi"/>
+          <w:b/>
+          <w:bCs/>
+          <w:color w:val="0D0D0D" w:themeColor="text1" w:themeTint="F2"/>
+          <w:sz w:val="32"/>
+          <w:szCs w:val="32"/>
+        </w:rPr>
+        <w:t>Serial Copyright Management System (SCMS)</w:t>
+      </w:r>
+      <w:r>
+        <w:rPr>
+          <w:rFonts w:cstheme="minorHAnsi"/>
+          <w:color w:val="0D0D0D" w:themeColor="text1" w:themeTint="F2"/>
+          <w:sz w:val="32"/>
+          <w:szCs w:val="32"/>
+        </w:rPr>
+        <w:t>, which prevents consumers from making copies of a copy. This helps protect against illegal distribution.</w:t>
+      </w:r>
+    </w:p>
+    <w:p>
+      <w:pPr>
+        <w:tabs>
+          <w:tab w:val="left" w:pos="2712"/>
+        </w:tabs>
+        <w:rPr>
+          <w:rFonts w:ascii="Times New Roman" w:hAnsi="Times New Roman" w:cs="Times New Roman"/>
+          <w:color w:val="365F91" w:themeColor="accent1" w:themeShade="BF"/>
+          <w:sz w:val="32"/>
+          <w:szCs w:val="32"/>
+        </w:rPr>
+      </w:pPr>
+      <w:r>
+        <w:rPr>
+          <w:rFonts w:ascii="Times New Roman" w:hAnsi="Times New Roman" w:cs="Times New Roman"/>
+          <w:b/>
+          <w:bCs/>
+          <w:color w:val="365F91" w:themeColor="accent1" w:themeShade="BF"/>
+          <w:sz w:val="32"/>
+          <w:szCs w:val="32"/>
+        </w:rPr>
+        <w:t>RIAA v. Diamond Multimedia (2000)</w:t>
+      </w:r>
+    </w:p>
+    <w:p>
+      <w:pPr>
+        <w:pStyle w:val="ListParagraph"/>
+        <w:numPr>
+          <w:ilvl w:val="0"/>
+          <w:numId w:val="176"/>
+        </w:numPr>
+        <w:tabs>
+          <w:tab w:val="left" w:pos="2712"/>
+        </w:tabs>
+        <w:rPr>
+          <w:rFonts w:cstheme="minorHAnsi"/>
+          <w:color w:val="0D0D0D" w:themeColor="text1" w:themeTint="F2"/>
+          <w:sz w:val="32"/>
+          <w:szCs w:val="32"/>
+        </w:rPr>
+      </w:pPr>
+      <w:r>
+        <w:rPr>
+          <w:rFonts w:cstheme="minorHAnsi"/>
+          <w:color w:val="0D0D0D" w:themeColor="text1" w:themeTint="F2"/>
+          <w:sz w:val="32"/>
+          <w:szCs w:val="32"/>
+        </w:rPr>
+        <w:t>MP3 compression made it possible to store songs using only 10% of the space, with little loss in quality.</w:t>
+      </w:r>
+    </w:p>
+    <w:p>
+      <w:pPr>
+        <w:pStyle w:val="ListParagraph"/>
+        <w:numPr>
+          <w:ilvl w:val="0"/>
+          <w:numId w:val="176"/>
+        </w:numPr>
+        <w:tabs>
+          <w:tab w:val="left" w:pos="2712"/>
+        </w:tabs>
+        <w:rPr>
+          <w:rFonts w:cstheme="minorHAnsi"/>
+          <w:color w:val="0D0D0D" w:themeColor="text1" w:themeTint="F2"/>
+          <w:sz w:val="32"/>
+          <w:szCs w:val="32"/>
+        </w:rPr>
+      </w:pPr>
+      <w:r>
+        <w:rPr>
+          <w:rFonts w:cstheme="minorHAnsi"/>
+          <w:color w:val="0D0D0D" w:themeColor="text1" w:themeTint="F2"/>
+          <w:sz w:val="32"/>
+          <w:szCs w:val="32"/>
+        </w:rPr>
+        <w:lastRenderedPageBreak/>
+        <w:t xml:space="preserve">In 1998, Diamond introduced the Rio MP3 player, allowing people to </w:t>
+      </w:r>
+      <w:r>
+        <w:rPr>
+          <w:rFonts w:cstheme="minorHAnsi"/>
+          <w:b/>
+          <w:bCs/>
+          <w:color w:val="0D0D0D" w:themeColor="text1" w:themeTint="F2"/>
+          <w:sz w:val="32"/>
+          <w:szCs w:val="32"/>
+        </w:rPr>
+        <w:t>"space shift"</w:t>
+      </w:r>
+      <w:r>
+        <w:rPr>
+          <w:rFonts w:cstheme="minorHAnsi"/>
+          <w:color w:val="0D0D0D" w:themeColor="text1" w:themeTint="F2"/>
+          <w:sz w:val="32"/>
+          <w:szCs w:val="32"/>
+        </w:rPr>
+        <w:t xml:space="preserve"> their music (move it from one device to another, like from a CD to a digital player).</w:t>
+      </w:r>
+    </w:p>
+    <w:p>
+      <w:pPr>
+        <w:pStyle w:val="ListParagraph"/>
+        <w:numPr>
+          <w:ilvl w:val="0"/>
+          <w:numId w:val="176"/>
+        </w:numPr>
+        <w:tabs>
+          <w:tab w:val="left" w:pos="2712"/>
+        </w:tabs>
+        <w:rPr>
+          <w:rFonts w:cstheme="minorHAnsi"/>
+          <w:color w:val="0D0D0D" w:themeColor="text1" w:themeTint="F2"/>
+          <w:sz w:val="32"/>
+          <w:szCs w:val="32"/>
+        </w:rPr>
+      </w:pPr>
+      <w:r>
+        <w:rPr>
+          <w:rFonts w:cstheme="minorHAnsi"/>
+          <w:color w:val="0D0D0D" w:themeColor="text1" w:themeTint="F2"/>
+          <w:sz w:val="32"/>
+          <w:szCs w:val="32"/>
+        </w:rPr>
+        <w:t xml:space="preserve">The RIAA (Recording Industry Association of America) sued Diamond, claiming it violated the </w:t>
+      </w:r>
+      <w:r>
+        <w:rPr>
+          <w:rFonts w:cstheme="minorHAnsi"/>
+          <w:b/>
+          <w:bCs/>
+          <w:color w:val="0D0D0D" w:themeColor="text1" w:themeTint="F2"/>
+          <w:sz w:val="32"/>
+          <w:szCs w:val="32"/>
+        </w:rPr>
+        <w:t>Audio Home Recording Act</w:t>
+      </w:r>
+      <w:r>
+        <w:rPr>
+          <w:rFonts w:cstheme="minorHAnsi"/>
+          <w:color w:val="0D0D0D" w:themeColor="text1" w:themeTint="F2"/>
+          <w:sz w:val="32"/>
+          <w:szCs w:val="32"/>
+        </w:rPr>
+        <w:t>.</w:t>
+      </w:r>
+    </w:p>
+    <w:p>
+      <w:pPr>
+        <w:pStyle w:val="ListParagraph"/>
+        <w:numPr>
+          <w:ilvl w:val="0"/>
+          <w:numId w:val="176"/>
+        </w:numPr>
+        <w:tabs>
+          <w:tab w:val="left" w:pos="2712"/>
+        </w:tabs>
+        <w:rPr>
+          <w:rFonts w:cstheme="minorHAnsi"/>
+          <w:color w:val="0D0D0D" w:themeColor="text1" w:themeTint="F2"/>
+          <w:sz w:val="32"/>
+          <w:szCs w:val="32"/>
+        </w:rPr>
+      </w:pPr>
+      <w:r>
+        <w:rPr>
+          <w:rFonts w:cstheme="minorHAnsi"/>
+          <w:color w:val="0D0D0D" w:themeColor="text1" w:themeTint="F2"/>
+          <w:sz w:val="32"/>
+          <w:szCs w:val="32"/>
+        </w:rPr>
+        <w:t>The U.S. Court of Appeals (9th Circuit) ruled that space shifting is allowed under copyright law, meaning it's legal to transfer music for personal use.</w:t>
+      </w:r>
+    </w:p>
+    <w:p>
+      <w:pPr>
+        <w:tabs>
+          <w:tab w:val="left" w:pos="2712"/>
+        </w:tabs>
+        <w:rPr>
+          <w:rFonts w:ascii="Times New Roman" w:hAnsi="Times New Roman" w:cs="Times New Roman"/>
+          <w:color w:val="365F91" w:themeColor="accent1" w:themeShade="BF"/>
+          <w:sz w:val="32"/>
+          <w:szCs w:val="32"/>
+        </w:rPr>
+      </w:pPr>
+      <w:r>
+        <w:rPr>
+          <w:rFonts w:ascii="Times New Roman" w:hAnsi="Times New Roman" w:cs="Times New Roman"/>
+          <w:noProof/>
+          <w:color w:val="365F91" w:themeColor="accent1" w:themeShade="BF"/>
+          <w:sz w:val="32"/>
+          <w:szCs w:val="32"/>
+        </w:rPr>
+        <w:drawing>
+          <wp:inline distT="0" distB="0" distL="0" distR="0" wp14:anchorId="4EE69A36" wp14:editId="53A55E46">
+            <wp:extent cx="5943600" cy="4130040"/>
+            <wp:effectExtent l="0" t="0" r="0" b="3810"/>
+            <wp:docPr id="133698660" name="Picture 2"/>
+            <wp:cNvGraphicFramePr>
+              <a:graphicFrameLocks xmlns:a="http://schemas.openxmlformats.org/drawingml/2006/main" noChangeAspect="1"/>
+            </wp:cNvGraphicFramePr>
+            <a:graphic xmlns:a="http://schemas.openxmlformats.org/drawingml/2006/main">
+              <a:graphicData uri="http://schemas.openxmlformats.org/drawingml/2006/picture">
+                <pic:pic xmlns:pic="http://schemas.openxmlformats.org/drawingml/2006/picture">
+                  <pic:nvPicPr>
+                    <pic:cNvPr id="0" name="Picture 83"/>
+                    <pic:cNvPicPr>
+                      <a:picLocks noChangeAspect="1" noChangeArrowheads="1"/>
+                    </pic:cNvPicPr>
+                  </pic:nvPicPr>
+                  <pic:blipFill>
+                    <a:blip r:embed="rId22">
+                      <a:extLst>
+                        <a:ext uri="{28A0092B-C50C-407E-A947-70E740481C1C}">
+                          <a14:useLocalDpi xmlns:a14="http://schemas.microsoft.com/office/drawing/2010/main" val="0"/>
+                        </a:ext>
+                      </a:extLst>
+                    </a:blip>
+                    <a:srcRect/>
+                    <a:stretch>
+                      <a:fillRect/>
+                    </a:stretch>
+                  </pic:blipFill>
+                  <pic:spPr bwMode="auto">
+                    <a:xfrm>
+                      <a:off x="0" y="0"/>
+                      <a:ext cx="5943600" cy="4130040"/>
+                    </a:xfrm>
+                    <a:prstGeom prst="rect">
+                      <a:avLst/>
+                    </a:prstGeom>
+                    <a:noFill/>
+                    <a:ln>
+                      <a:noFill/>
+                    </a:ln>
+                  </pic:spPr>
+                </pic:pic>
+              </a:graphicData>
+            </a:graphic>
+          </wp:inline>
+        </w:drawing>
+      </w:r>
+    </w:p>
+    <w:p>
+      <w:pPr>
+        <w:tabs>
+          <w:tab w:val="left" w:pos="2712"/>
+        </w:tabs>
+        <w:rPr>
+          <w:rFonts w:cstheme="minorHAnsi"/>
+          <w:color w:val="0D0D0D" w:themeColor="text1" w:themeTint="F2"/>
+          <w:sz w:val="32"/>
+          <w:szCs w:val="32"/>
+        </w:rPr>
+      </w:pPr>
+      <w:r>
+        <w:rPr>
+          <w:rFonts w:ascii="Times New Roman" w:hAnsi="Times New Roman" w:cs="Times New Roman"/>
+          <w:b/>
+          <w:bCs/>
+          <w:color w:val="365F91" w:themeColor="accent1" w:themeShade="BF"/>
+          <w:sz w:val="32"/>
+          <w:szCs w:val="32"/>
+        </w:rPr>
+        <w:t>Kelly v. Arriba Soft</w:t>
+      </w:r>
+      <w:r>
+        <w:rPr>
+          <w:rFonts w:cstheme="minorHAnsi"/>
+          <w:b/>
+          <w:bCs/>
+          <w:color w:val="365F91" w:themeColor="accent1" w:themeShade="BF"/>
+          <w:sz w:val="32"/>
+          <w:szCs w:val="32"/>
+        </w:rPr>
+        <w:t xml:space="preserve"> </w:t>
+      </w:r>
+      <w:r>
+        <w:rPr>
+          <w:rFonts w:cstheme="minorHAnsi"/>
+          <w:color w:val="0D0D0D" w:themeColor="text1" w:themeTint="F2"/>
+          <w:sz w:val="32"/>
+          <w:szCs w:val="32"/>
+        </w:rPr>
+        <w:br/>
+        <w:t>Kelly was a photographer with a website full of his own copyrighted photos.</w:t>
+      </w:r>
+    </w:p>
+    <w:p>
+      <w:pPr>
+        <w:pStyle w:val="ListParagraph"/>
+        <w:numPr>
+          <w:ilvl w:val="0"/>
+          <w:numId w:val="177"/>
+        </w:numPr>
+        <w:tabs>
+          <w:tab w:val="left" w:pos="2712"/>
+        </w:tabs>
+        <w:rPr>
+          <w:rFonts w:cstheme="minorHAnsi"/>
+          <w:color w:val="0D0D0D" w:themeColor="text1" w:themeTint="F2"/>
+          <w:sz w:val="32"/>
+          <w:szCs w:val="32"/>
+        </w:rPr>
+      </w:pPr>
+      <w:r>
+        <w:rPr>
+          <w:rFonts w:cstheme="minorHAnsi"/>
+          <w:color w:val="0D0D0D" w:themeColor="text1" w:themeTint="F2"/>
+          <w:sz w:val="32"/>
+          <w:szCs w:val="32"/>
+        </w:rPr>
+        <w:lastRenderedPageBreak/>
+        <w:t>Arriba Soft made a search engine that showed small preview images (thumbnails), including some of Kelly’s photos.</w:t>
+      </w:r>
+    </w:p>
+    <w:p>
+      <w:pPr>
+        <w:pStyle w:val="ListParagraph"/>
+        <w:numPr>
+          <w:ilvl w:val="0"/>
+          <w:numId w:val="177"/>
+        </w:numPr>
+        <w:tabs>
+          <w:tab w:val="left" w:pos="2712"/>
+        </w:tabs>
+        <w:rPr>
+          <w:rFonts w:cstheme="minorHAnsi"/>
+          <w:color w:val="0D0D0D" w:themeColor="text1" w:themeTint="F2"/>
+          <w:sz w:val="32"/>
+          <w:szCs w:val="32"/>
+        </w:rPr>
+      </w:pPr>
+      <w:r>
+        <w:rPr>
+          <w:rFonts w:cstheme="minorHAnsi"/>
+          <w:color w:val="0D0D0D" w:themeColor="text1" w:themeTint="F2"/>
+          <w:sz w:val="32"/>
+          <w:szCs w:val="32"/>
+        </w:rPr>
+        <w:t>Kelly filed a case against Arriba Soft, saying they used his photos without permission.</w:t>
+      </w:r>
+    </w:p>
+    <w:p>
+      <w:pPr>
+        <w:pStyle w:val="ListParagraph"/>
+        <w:numPr>
+          <w:ilvl w:val="0"/>
+          <w:numId w:val="177"/>
+        </w:numPr>
+        <w:tabs>
+          <w:tab w:val="left" w:pos="2712"/>
+        </w:tabs>
+        <w:rPr>
+          <w:rFonts w:cstheme="minorHAnsi"/>
+          <w:color w:val="0D0D0D" w:themeColor="text1" w:themeTint="F2"/>
+          <w:sz w:val="32"/>
+          <w:szCs w:val="32"/>
+        </w:rPr>
+      </w:pPr>
+      <w:r>
+        <w:rPr>
+          <w:rFonts w:cstheme="minorHAnsi"/>
+          <w:color w:val="0D0D0D" w:themeColor="text1" w:themeTint="F2"/>
+          <w:sz w:val="32"/>
+          <w:szCs w:val="32"/>
+        </w:rPr>
+        <w:t xml:space="preserve">The court said it was </w:t>
+      </w:r>
+      <w:r>
+        <w:rPr>
+          <w:rFonts w:cstheme="minorHAnsi"/>
+          <w:b/>
+          <w:bCs/>
+          <w:color w:val="0D0D0D" w:themeColor="text1" w:themeTint="F2"/>
+          <w:sz w:val="32"/>
+          <w:szCs w:val="32"/>
+        </w:rPr>
+        <w:t>fair use</w:t>
+      </w:r>
+      <w:r>
+        <w:rPr>
+          <w:rFonts w:cstheme="minorHAnsi"/>
+          <w:color w:val="0D0D0D" w:themeColor="text1" w:themeTint="F2"/>
+          <w:sz w:val="32"/>
+          <w:szCs w:val="32"/>
+        </w:rPr>
+        <w:t xml:space="preserve"> because the small images were used for a different reason (helping people search) and didn’t hurt Kelly’s business.</w:t>
+      </w:r>
+    </w:p>
+    <w:p>
+      <w:pPr>
+        <w:tabs>
+          <w:tab w:val="left" w:pos="2712"/>
+        </w:tabs>
+        <w:rPr>
+          <w:rFonts w:cstheme="minorHAnsi"/>
+          <w:color w:val="0D0D0D" w:themeColor="text1" w:themeTint="F2"/>
+          <w:sz w:val="32"/>
+          <w:szCs w:val="32"/>
+        </w:rPr>
+      </w:pPr>
+      <w:r>
+        <w:rPr>
+          <w:rFonts w:ascii="Times New Roman" w:hAnsi="Times New Roman" w:cs="Times New Roman"/>
+          <w:b/>
+          <w:bCs/>
+          <w:color w:val="365F91" w:themeColor="accent1" w:themeShade="BF"/>
+          <w:sz w:val="32"/>
+          <w:szCs w:val="32"/>
+        </w:rPr>
+        <w:t xml:space="preserve">Google Books </w:t>
+      </w:r>
+      <w:r>
+        <w:rPr>
+          <w:rFonts w:ascii="Times New Roman" w:hAnsi="Times New Roman" w:cs="Times New Roman"/>
+          <w:color w:val="365F91" w:themeColor="accent1" w:themeShade="BF"/>
+          <w:sz w:val="32"/>
+          <w:szCs w:val="32"/>
+        </w:rPr>
+        <w:br/>
+      </w:r>
+      <w:r>
+        <w:rPr>
+          <w:rFonts w:cstheme="minorHAnsi"/>
+          <w:color w:val="0D0D0D" w:themeColor="text1" w:themeTint="F2"/>
+          <w:sz w:val="32"/>
+          <w:szCs w:val="32"/>
+        </w:rPr>
+        <w:t>Google planned to scan millions of books from big libraries to make a searchable database of every word.</w:t>
+      </w:r>
+    </w:p>
+    <w:p>
+      <w:pPr>
+        <w:pStyle w:val="ListParagraph"/>
+        <w:numPr>
+          <w:ilvl w:val="0"/>
+          <w:numId w:val="179"/>
+        </w:numPr>
+        <w:tabs>
+          <w:tab w:val="left" w:pos="2712"/>
+        </w:tabs>
+        <w:rPr>
+          <w:rFonts w:cstheme="minorHAnsi"/>
+          <w:color w:val="0D0D0D" w:themeColor="text1" w:themeTint="F2"/>
+          <w:sz w:val="32"/>
+          <w:szCs w:val="32"/>
+        </w:rPr>
+      </w:pPr>
+      <w:r>
+        <w:rPr>
+          <w:rFonts w:cstheme="minorHAnsi"/>
+          <w:color w:val="0D0D0D" w:themeColor="text1" w:themeTint="F2"/>
+          <w:sz w:val="32"/>
+          <w:szCs w:val="32"/>
+        </w:rPr>
+        <w:t xml:space="preserve">For </w:t>
+      </w:r>
+      <w:r>
+        <w:rPr>
+          <w:rFonts w:cstheme="minorHAnsi"/>
+          <w:b/>
+          <w:bCs/>
+          <w:color w:val="0D0D0D" w:themeColor="text1" w:themeTint="F2"/>
+          <w:sz w:val="32"/>
+          <w:szCs w:val="32"/>
+        </w:rPr>
+        <w:t>public domain books</w:t>
+      </w:r>
+      <w:r>
+        <w:rPr>
+          <w:rFonts w:cstheme="minorHAnsi"/>
+          <w:color w:val="0D0D0D" w:themeColor="text1" w:themeTint="F2"/>
+          <w:sz w:val="32"/>
+          <w:szCs w:val="32"/>
+        </w:rPr>
+        <w:t xml:space="preserve"> (no longer under copyright), users could download the full PDF.</w:t>
+      </w:r>
+    </w:p>
+    <w:p>
+      <w:pPr>
+        <w:pStyle w:val="ListParagraph"/>
+        <w:numPr>
+          <w:ilvl w:val="0"/>
+          <w:numId w:val="179"/>
+        </w:numPr>
+        <w:tabs>
+          <w:tab w:val="left" w:pos="2712"/>
+        </w:tabs>
+        <w:rPr>
+          <w:rFonts w:cstheme="minorHAnsi"/>
+          <w:color w:val="0D0D0D" w:themeColor="text1" w:themeTint="F2"/>
+          <w:sz w:val="32"/>
+          <w:szCs w:val="32"/>
+        </w:rPr>
+      </w:pPr>
+      <w:r>
+        <w:rPr>
+          <w:rFonts w:cstheme="minorHAnsi"/>
+          <w:color w:val="0D0D0D" w:themeColor="text1" w:themeTint="F2"/>
+          <w:sz w:val="32"/>
+          <w:szCs w:val="32"/>
+        </w:rPr>
+        <w:t xml:space="preserve">For </w:t>
+      </w:r>
+      <w:r>
+        <w:rPr>
+          <w:rFonts w:cstheme="minorHAnsi"/>
+          <w:b/>
+          <w:bCs/>
+          <w:color w:val="0D0D0D" w:themeColor="text1" w:themeTint="F2"/>
+          <w:sz w:val="32"/>
+          <w:szCs w:val="32"/>
+        </w:rPr>
+        <w:t>copyrighted books</w:t>
+      </w:r>
+      <w:r>
+        <w:rPr>
+          <w:rFonts w:cstheme="minorHAnsi"/>
+          <w:color w:val="0D0D0D" w:themeColor="text1" w:themeTint="F2"/>
+          <w:sz w:val="32"/>
+          <w:szCs w:val="32"/>
+        </w:rPr>
+        <w:t>, users could only see a few lines, plus links to buy the book or find it in a library.</w:t>
+      </w:r>
+    </w:p>
+    <w:p>
+      <w:pPr>
+        <w:tabs>
+          <w:tab w:val="left" w:pos="2712"/>
+        </w:tabs>
+        <w:rPr>
+          <w:rFonts w:cstheme="minorHAnsi"/>
+          <w:color w:val="0D0D0D" w:themeColor="text1" w:themeTint="F2"/>
+          <w:sz w:val="32"/>
+          <w:szCs w:val="32"/>
+        </w:rPr>
+      </w:pPr>
+      <w:r>
+        <w:rPr>
+          <w:rFonts w:cstheme="minorHAnsi"/>
+          <w:color w:val="0D0D0D" w:themeColor="text1" w:themeTint="F2"/>
+          <w:sz w:val="32"/>
+          <w:szCs w:val="32"/>
+        </w:rPr>
+        <w:t xml:space="preserve">The </w:t>
+      </w:r>
+      <w:r>
+        <w:rPr>
+          <w:rFonts w:cstheme="minorHAnsi"/>
+          <w:b/>
+          <w:bCs/>
+          <w:color w:val="0D0D0D" w:themeColor="text1" w:themeTint="F2"/>
+          <w:sz w:val="32"/>
+          <w:szCs w:val="32"/>
+        </w:rPr>
+        <w:t>Authors Guild and publishers</w:t>
+      </w:r>
+      <w:r>
+        <w:rPr>
+          <w:rFonts w:cstheme="minorHAnsi"/>
+          <w:color w:val="0D0D0D" w:themeColor="text1" w:themeTint="F2"/>
+          <w:sz w:val="32"/>
+          <w:szCs w:val="32"/>
+        </w:rPr>
+        <w:t xml:space="preserve"> sued Google, saying it was copyright infringement because Google was copying books for business purposes.</w:t>
+      </w:r>
+      <w:r>
+        <w:rPr>
+          <w:rFonts w:cstheme="minorHAnsi"/>
+          <w:color w:val="0D0D0D" w:themeColor="text1" w:themeTint="F2"/>
+          <w:sz w:val="32"/>
+          <w:szCs w:val="32"/>
+        </w:rPr>
+        <w:br/>
+        <w:t xml:space="preserve">The case ended with an </w:t>
+      </w:r>
+      <w:r>
+        <w:rPr>
+          <w:rFonts w:cstheme="minorHAnsi"/>
+          <w:b/>
+          <w:bCs/>
+          <w:color w:val="0D0D0D" w:themeColor="text1" w:themeTint="F2"/>
+          <w:sz w:val="32"/>
+          <w:szCs w:val="32"/>
+        </w:rPr>
+        <w:t>out-of-court settlement</w:t>
+      </w:r>
+      <w:r>
+        <w:rPr>
+          <w:rFonts w:cstheme="minorHAnsi"/>
+          <w:color w:val="0D0D0D" w:themeColor="text1" w:themeTint="F2"/>
+          <w:sz w:val="32"/>
+          <w:szCs w:val="32"/>
+        </w:rPr>
+        <w:t xml:space="preserve"> (they agreed without a trial).</w:t>
+      </w:r>
+    </w:p>
+    <w:p>
+      <w:pPr>
+        <w:tabs>
+          <w:tab w:val="left" w:pos="2712"/>
+        </w:tabs>
+        <w:rPr>
+          <w:rFonts w:ascii="Times New Roman" w:hAnsi="Times New Roman" w:cs="Times New Roman"/>
+          <w:color w:val="365F91" w:themeColor="accent1" w:themeShade="BF"/>
+          <w:sz w:val="32"/>
+          <w:szCs w:val="32"/>
+        </w:rPr>
+      </w:pPr>
+      <w:r>
+        <w:rPr>
+          <w:rFonts w:ascii="Times New Roman" w:hAnsi="Times New Roman" w:cs="Times New Roman"/>
+          <w:b/>
+          <w:bCs/>
+          <w:color w:val="365F91" w:themeColor="accent1" w:themeShade="BF"/>
+          <w:sz w:val="32"/>
+          <w:szCs w:val="32"/>
+        </w:rPr>
+        <w:t xml:space="preserve">Benefits of Proposed Settlement </w:t>
+      </w:r>
+    </w:p>
+    <w:p>
+      <w:pPr>
+        <w:pStyle w:val="ListParagraph"/>
+        <w:numPr>
+          <w:ilvl w:val="0"/>
+          <w:numId w:val="181"/>
+        </w:numPr>
+        <w:tabs>
+          <w:tab w:val="left" w:pos="2712"/>
+        </w:tabs>
+        <w:rPr>
+          <w:rFonts w:cstheme="minorHAnsi"/>
+          <w:color w:val="0D0D0D" w:themeColor="text1" w:themeTint="F2"/>
+          <w:sz w:val="32"/>
+          <w:szCs w:val="32"/>
+        </w:rPr>
+      </w:pPr>
+      <w:r>
+        <w:rPr>
+          <w:rFonts w:cstheme="minorHAnsi"/>
+          <w:color w:val="0D0D0D" w:themeColor="text1" w:themeTint="F2"/>
+          <w:sz w:val="32"/>
+          <w:szCs w:val="32"/>
+        </w:rPr>
+        <w:t xml:space="preserve">Google would pay </w:t>
+      </w:r>
+      <w:r>
+        <w:rPr>
+          <w:rFonts w:cstheme="minorHAnsi"/>
+          <w:b/>
+          <w:bCs/>
+          <w:color w:val="0D0D0D" w:themeColor="text1" w:themeTint="F2"/>
+          <w:sz w:val="32"/>
+          <w:szCs w:val="32"/>
+        </w:rPr>
+        <w:t>$125 million</w:t>
+      </w:r>
+      <w:r>
+        <w:rPr>
+          <w:rFonts w:cstheme="minorHAnsi"/>
+          <w:color w:val="0D0D0D" w:themeColor="text1" w:themeTint="F2"/>
+          <w:sz w:val="32"/>
+          <w:szCs w:val="32"/>
+        </w:rPr>
+        <w:t xml:space="preserve"> to settle with authors and publishers and create a </w:t>
+      </w:r>
+      <w:r>
+        <w:rPr>
+          <w:rFonts w:cstheme="minorHAnsi"/>
+          <w:b/>
+          <w:bCs/>
+          <w:color w:val="0D0D0D" w:themeColor="text1" w:themeTint="F2"/>
+          <w:sz w:val="32"/>
+          <w:szCs w:val="32"/>
+        </w:rPr>
+        <w:t>Book Rights Registry</w:t>
+      </w:r>
+      <w:r>
+        <w:rPr>
+          <w:rFonts w:cstheme="minorHAnsi"/>
+          <w:color w:val="0D0D0D" w:themeColor="text1" w:themeTint="F2"/>
+          <w:sz w:val="32"/>
+          <w:szCs w:val="32"/>
+        </w:rPr>
+        <w:t xml:space="preserve"> to manage book rights.</w:t>
+      </w:r>
+    </w:p>
+    <w:p>
+      <w:pPr>
+        <w:pStyle w:val="ListParagraph"/>
+        <w:numPr>
+          <w:ilvl w:val="0"/>
+          <w:numId w:val="181"/>
+        </w:numPr>
+        <w:tabs>
+          <w:tab w:val="left" w:pos="2712"/>
+        </w:tabs>
+        <w:rPr>
+          <w:rFonts w:cstheme="minorHAnsi"/>
+          <w:color w:val="0D0D0D" w:themeColor="text1" w:themeTint="F2"/>
+          <w:sz w:val="32"/>
+          <w:szCs w:val="32"/>
+        </w:rPr>
+      </w:pPr>
+      <w:r>
+        <w:rPr>
+          <w:rFonts w:cstheme="minorHAnsi"/>
+          <w:b/>
+          <w:bCs/>
+          <w:color w:val="0D0D0D" w:themeColor="text1" w:themeTint="F2"/>
+          <w:sz w:val="32"/>
+          <w:szCs w:val="32"/>
+        </w:rPr>
+        <w:t>Readers</w:t>
+      </w:r>
+      <w:r>
+        <w:rPr>
+          <w:rFonts w:cstheme="minorHAnsi"/>
+          <w:color w:val="0D0D0D" w:themeColor="text1" w:themeTint="F2"/>
+          <w:sz w:val="32"/>
+          <w:szCs w:val="32"/>
+        </w:rPr>
+        <w:t xml:space="preserve"> could easily access </w:t>
+      </w:r>
+      <w:r>
+        <w:rPr>
+          <w:rFonts w:cstheme="minorHAnsi"/>
+          <w:b/>
+          <w:bCs/>
+          <w:color w:val="0D0D0D" w:themeColor="text1" w:themeTint="F2"/>
+          <w:sz w:val="32"/>
+          <w:szCs w:val="32"/>
+        </w:rPr>
+        <w:t>out-of-print books</w:t>
+      </w:r>
+      <w:r>
+        <w:rPr>
+          <w:rFonts w:cstheme="minorHAnsi"/>
+          <w:color w:val="0D0D0D" w:themeColor="text1" w:themeTint="F2"/>
+          <w:sz w:val="32"/>
+          <w:szCs w:val="32"/>
+        </w:rPr>
+        <w:t xml:space="preserve"> at public and university libraries.</w:t>
+      </w:r>
+    </w:p>
+    <w:p>
+      <w:pPr>
+        <w:pStyle w:val="ListParagraph"/>
+        <w:numPr>
+          <w:ilvl w:val="0"/>
+          <w:numId w:val="181"/>
+        </w:numPr>
+        <w:tabs>
+          <w:tab w:val="left" w:pos="2712"/>
+        </w:tabs>
+        <w:rPr>
+          <w:rFonts w:cstheme="minorHAnsi"/>
+          <w:color w:val="0D0D0D" w:themeColor="text1" w:themeTint="F2"/>
+          <w:sz w:val="32"/>
+          <w:szCs w:val="32"/>
+        </w:rPr>
+      </w:pPr>
+      <w:r>
+        <w:rPr>
+          <w:rFonts w:cstheme="minorHAnsi"/>
+          <w:b/>
+          <w:bCs/>
+          <w:color w:val="0D0D0D" w:themeColor="text1" w:themeTint="F2"/>
+          <w:sz w:val="32"/>
+          <w:szCs w:val="32"/>
+        </w:rPr>
+        <w:t>University libraries</w:t>
+      </w:r>
+      <w:r>
+        <w:rPr>
+          <w:rFonts w:cstheme="minorHAnsi"/>
+          <w:color w:val="0D0D0D" w:themeColor="text1" w:themeTint="F2"/>
+          <w:sz w:val="32"/>
+          <w:szCs w:val="32"/>
+        </w:rPr>
+        <w:t xml:space="preserve"> could buy subscriptions to give students access to books from top libraries.</w:t>
+      </w:r>
+    </w:p>
+    <w:p>
+      <w:pPr>
+        <w:pStyle w:val="ListParagraph"/>
+        <w:numPr>
+          <w:ilvl w:val="0"/>
+          <w:numId w:val="181"/>
+        </w:numPr>
+        <w:tabs>
+          <w:tab w:val="left" w:pos="2712"/>
+        </w:tabs>
+        <w:rPr>
+          <w:rFonts w:cstheme="minorHAnsi"/>
+          <w:color w:val="0D0D0D" w:themeColor="text1" w:themeTint="F2"/>
+          <w:sz w:val="32"/>
+          <w:szCs w:val="32"/>
+        </w:rPr>
+      </w:pPr>
+      <w:r>
+        <w:rPr>
+          <w:rFonts w:cstheme="minorHAnsi"/>
+          <w:b/>
+          <w:bCs/>
+          <w:color w:val="0D0D0D" w:themeColor="text1" w:themeTint="F2"/>
+          <w:sz w:val="32"/>
+          <w:szCs w:val="32"/>
+        </w:rPr>
+        <w:lastRenderedPageBreak/>
+        <w:t>Authors and publishers</w:t>
+      </w:r>
+      <w:r>
+        <w:rPr>
+          <w:rFonts w:cstheme="minorHAnsi"/>
+          <w:color w:val="0D0D0D" w:themeColor="text1" w:themeTint="F2"/>
+          <w:sz w:val="32"/>
+          <w:szCs w:val="32"/>
+        </w:rPr>
+        <w:t xml:space="preserve"> would earn money when people read their books online and also get a share of the </w:t>
+      </w:r>
+      <w:r>
+        <w:rPr>
+          <w:rFonts w:cstheme="minorHAnsi"/>
+          <w:b/>
+          <w:bCs/>
+          <w:color w:val="0D0D0D" w:themeColor="text1" w:themeTint="F2"/>
+          <w:sz w:val="32"/>
+          <w:szCs w:val="32"/>
+        </w:rPr>
+        <w:t>advertising revenue</w:t>
+      </w:r>
+      <w:r>
+        <w:rPr>
+          <w:rFonts w:cstheme="minorHAnsi"/>
+          <w:color w:val="0D0D0D" w:themeColor="text1" w:themeTint="F2"/>
+          <w:sz w:val="32"/>
+          <w:szCs w:val="32"/>
+        </w:rPr>
+        <w:t>.</w:t>
+      </w:r>
+    </w:p>
+    <w:p>
+      <w:pPr>
+        <w:tabs>
+          <w:tab w:val="left" w:pos="2712"/>
+        </w:tabs>
+        <w:rPr>
+          <w:rFonts w:cstheme="minorHAnsi"/>
+          <w:color w:val="0D0D0D" w:themeColor="text1" w:themeTint="F2"/>
           <w:sz w:val="32"/>
           <w:szCs w:val="32"/>
         </w:rPr>
@@ -17856,6 +19758,119 @@
     </w:lvl>
   </w:abstractNum>
   <w:abstractNum w:abstractNumId="8" w15:restartNumberingAfterBreak="0">
+    <w:nsid w:val="043109FE"/>
+    <w:multiLevelType w:val="hybridMultilevel"/>
+    <w:tmpl w:val="0FB04C3A"/>
+    <w:lvl w:ilvl="0" w:tplc="04090001">
+      <w:start w:val="1"/>
+      <w:numFmt w:val="bullet"/>
+      <w:lvlText w:val=""/>
+      <w:lvlJc w:val="left"/>
+      <w:pPr>
+        <w:ind w:left="720" w:hanging="360"/>
+      </w:pPr>
+      <w:rPr>
+        <w:rFonts w:ascii="Symbol" w:hAnsi="Symbol" w:hint="default"/>
+      </w:rPr>
+    </w:lvl>
+    <w:lvl w:ilvl="1" w:tplc="04090003" w:tentative="1">
+      <w:start w:val="1"/>
+      <w:numFmt w:val="bullet"/>
+      <w:lvlText w:val="o"/>
+      <w:lvlJc w:val="left"/>
+      <w:pPr>
+        <w:ind w:left="1440" w:hanging="360"/>
+      </w:pPr>
+      <w:rPr>
+        <w:rFonts w:ascii="Courier New" w:hAnsi="Courier New" w:cs="Courier New" w:hint="default"/>
+      </w:rPr>
+    </w:lvl>
+    <w:lvl w:ilvl="2" w:tplc="04090005" w:tentative="1">
+      <w:start w:val="1"/>
+      <w:numFmt w:val="bullet"/>
+      <w:lvlText w:val=""/>
+      <w:lvlJc w:val="left"/>
+      <w:pPr>
+        <w:ind w:left="2160" w:hanging="360"/>
+      </w:pPr>
+      <w:rPr>
+        <w:rFonts w:ascii="Wingdings" w:hAnsi="Wingdings" w:hint="default"/>
+      </w:rPr>
+    </w:lvl>
+    <w:lvl w:ilvl="3" w:tplc="04090001" w:tentative="1">
+      <w:start w:val="1"/>
+      <w:numFmt w:val="bullet"/>
+      <w:lvlText w:val=""/>
+      <w:lvlJc w:val="left"/>
+      <w:pPr>
+        <w:ind w:left="2880" w:hanging="360"/>
+      </w:pPr>
+      <w:rPr>
+        <w:rFonts w:ascii="Symbol" w:hAnsi="Symbol" w:hint="default"/>
+      </w:rPr>
+    </w:lvl>
+    <w:lvl w:ilvl="4" w:tplc="04090003" w:tentative="1">
+      <w:start w:val="1"/>
+      <w:numFmt w:val="bullet"/>
+      <w:lvlText w:val="o"/>
+      <w:lvlJc w:val="left"/>
+      <w:pPr>
+        <w:ind w:left="3600" w:hanging="360"/>
+      </w:pPr>
+      <w:rPr>
+        <w:rFonts w:ascii="Courier New" w:hAnsi="Courier New" w:cs="Courier New" w:hint="default"/>
+      </w:rPr>
+    </w:lvl>
+    <w:lvl w:ilvl="5" w:tplc="04090005" w:tentative="1">
+      <w:start w:val="1"/>
+      <w:numFmt w:val="bullet"/>
+      <w:lvlText w:val=""/>
+      <w:lvlJc w:val="left"/>
+      <w:pPr>
+        <w:ind w:left="4320" w:hanging="360"/>
+      </w:pPr>
+      <w:rPr>
+        <w:rFonts w:ascii="Wingdings" w:hAnsi="Wingdings" w:hint="default"/>
+      </w:rPr>
+    </w:lvl>
+    <w:lvl w:ilvl="6" w:tplc="04090001" w:tentative="1">
+      <w:start w:val="1"/>
+      <w:numFmt w:val="bullet"/>
+      <w:lvlText w:val=""/>
+      <w:lvlJc w:val="left"/>
+      <w:pPr>
+        <w:ind w:left="5040" w:hanging="360"/>
+      </w:pPr>
+      <w:rPr>
+        <w:rFonts w:ascii="Symbol" w:hAnsi="Symbol" w:hint="default"/>
+      </w:rPr>
+    </w:lvl>
+    <w:lvl w:ilvl="7" w:tplc="04090003" w:tentative="1">
+      <w:start w:val="1"/>
+      <w:numFmt w:val="bullet"/>
+      <w:lvlText w:val="o"/>
+      <w:lvlJc w:val="left"/>
+      <w:pPr>
+        <w:ind w:left="5760" w:hanging="360"/>
+      </w:pPr>
+      <w:rPr>
+        <w:rFonts w:ascii="Courier New" w:hAnsi="Courier New" w:cs="Courier New" w:hint="default"/>
+      </w:rPr>
+    </w:lvl>
+    <w:lvl w:ilvl="8" w:tplc="04090005" w:tentative="1">
+      <w:start w:val="1"/>
+      <w:numFmt w:val="bullet"/>
+      <w:lvlText w:val=""/>
+      <w:lvlJc w:val="left"/>
+      <w:pPr>
+        <w:ind w:left="6480" w:hanging="360"/>
+      </w:pPr>
+      <w:rPr>
+        <w:rFonts w:ascii="Wingdings" w:hAnsi="Wingdings" w:hint="default"/>
+      </w:rPr>
+    </w:lvl>
+  </w:abstractNum>
+  <w:abstractNum w:abstractNumId="9" w15:restartNumberingAfterBreak="0">
     <w:nsid w:val="043F24F4"/>
     <w:multiLevelType w:val="hybridMultilevel"/>
     <w:tmpl w:val="AD68F51C"/>
@@ -17968,7 +19983,7 @@
       </w:rPr>
     </w:lvl>
   </w:abstractNum>
-  <w:abstractNum w:abstractNumId="9" w15:restartNumberingAfterBreak="0">
+  <w:abstractNum w:abstractNumId="10" w15:restartNumberingAfterBreak="0">
     <w:nsid w:val="060468BC"/>
     <w:multiLevelType w:val="multilevel"/>
     <w:tmpl w:val="B420AFC2"/>
@@ -18117,7 +20132,7 @@
       </w:rPr>
     </w:lvl>
   </w:abstractNum>
-  <w:abstractNum w:abstractNumId="10" w15:restartNumberingAfterBreak="0">
+  <w:abstractNum w:abstractNumId="11" w15:restartNumberingAfterBreak="0">
     <w:nsid w:val="06BA394E"/>
     <w:multiLevelType w:val="multilevel"/>
     <w:tmpl w:val="4C14101C"/>
@@ -18266,7 +20281,7 @@
       </w:rPr>
     </w:lvl>
   </w:abstractNum>
-  <w:abstractNum w:abstractNumId="11" w15:restartNumberingAfterBreak="0">
+  <w:abstractNum w:abstractNumId="12" w15:restartNumberingAfterBreak="0">
     <w:nsid w:val="08B81AB7"/>
     <w:multiLevelType w:val="multilevel"/>
     <w:tmpl w:val="145C5F2E"/>
@@ -18415,7 +20430,7 @@
       </w:rPr>
     </w:lvl>
   </w:abstractNum>
-  <w:abstractNum w:abstractNumId="12" w15:restartNumberingAfterBreak="0">
+  <w:abstractNum w:abstractNumId="13" w15:restartNumberingAfterBreak="0">
     <w:nsid w:val="08D03316"/>
     <w:multiLevelType w:val="multilevel"/>
     <w:tmpl w:val="1554ABCA"/>
@@ -18564,7 +20579,7 @@
       </w:rPr>
     </w:lvl>
   </w:abstractNum>
-  <w:abstractNum w:abstractNumId="13" w15:restartNumberingAfterBreak="0">
+  <w:abstractNum w:abstractNumId="14" w15:restartNumberingAfterBreak="0">
     <w:nsid w:val="090245B9"/>
     <w:multiLevelType w:val="hybridMultilevel"/>
     <w:tmpl w:val="22AC93DA"/>
@@ -18677,7 +20692,7 @@
       </w:rPr>
     </w:lvl>
   </w:abstractNum>
-  <w:abstractNum w:abstractNumId="14" w15:restartNumberingAfterBreak="0">
+  <w:abstractNum w:abstractNumId="15" w15:restartNumberingAfterBreak="0">
     <w:nsid w:val="0908301B"/>
     <w:multiLevelType w:val="hybridMultilevel"/>
     <w:tmpl w:val="96FCD6FC"/>
@@ -18790,7 +20805,156 @@
       </w:rPr>
     </w:lvl>
   </w:abstractNum>
-  <w:abstractNum w:abstractNumId="15" w15:restartNumberingAfterBreak="0">
+  <w:abstractNum w:abstractNumId="16" w15:restartNumberingAfterBreak="0">
+    <w:nsid w:val="093158E9"/>
+    <w:multiLevelType w:val="multilevel"/>
+    <w:tmpl w:val="4CA251F4"/>
+    <w:lvl w:ilvl="0">
+      <w:start w:val="1"/>
+      <w:numFmt w:val="bullet"/>
+      <w:lvlText w:val=""/>
+      <w:lvlJc w:val="left"/>
+      <w:pPr>
+        <w:tabs>
+          <w:tab w:val="num" w:pos="720"/>
+        </w:tabs>
+        <w:ind w:left="720" w:hanging="360"/>
+      </w:pPr>
+      <w:rPr>
+        <w:rFonts w:ascii="Symbol" w:hAnsi="Symbol" w:hint="default"/>
+        <w:sz w:val="20"/>
+      </w:rPr>
+    </w:lvl>
+    <w:lvl w:ilvl="1">
+      <w:start w:val="1"/>
+      <w:numFmt w:val="bullet"/>
+      <w:lvlText w:val="o"/>
+      <w:lvlJc w:val="left"/>
+      <w:pPr>
+        <w:tabs>
+          <w:tab w:val="num" w:pos="1440"/>
+        </w:tabs>
+        <w:ind w:left="1440" w:hanging="360"/>
+      </w:pPr>
+      <w:rPr>
+        <w:rFonts w:ascii="Courier New" w:hAnsi="Courier New" w:hint="default"/>
+        <w:sz w:val="20"/>
+      </w:rPr>
+    </w:lvl>
+    <w:lvl w:ilvl="2" w:tentative="1">
+      <w:start w:val="1"/>
+      <w:numFmt w:val="bullet"/>
+      <w:lvlText w:val=""/>
+      <w:lvlJc w:val="left"/>
+      <w:pPr>
+        <w:tabs>
+          <w:tab w:val="num" w:pos="2160"/>
+        </w:tabs>
+        <w:ind w:left="2160" w:hanging="360"/>
+      </w:pPr>
+      <w:rPr>
+        <w:rFonts w:ascii="Wingdings" w:hAnsi="Wingdings" w:hint="default"/>
+        <w:sz w:val="20"/>
+      </w:rPr>
+    </w:lvl>
+    <w:lvl w:ilvl="3" w:tentative="1">
+      <w:start w:val="1"/>
+      <w:numFmt w:val="bullet"/>
+      <w:lvlText w:val=""/>
+      <w:lvlJc w:val="left"/>
+      <w:pPr>
+        <w:tabs>
+          <w:tab w:val="num" w:pos="2880"/>
+        </w:tabs>
+        <w:ind w:left="2880" w:hanging="360"/>
+      </w:pPr>
+      <w:rPr>
+        <w:rFonts w:ascii="Wingdings" w:hAnsi="Wingdings" w:hint="default"/>
+        <w:sz w:val="20"/>
+      </w:rPr>
+    </w:lvl>
+    <w:lvl w:ilvl="4" w:tentative="1">
+      <w:start w:val="1"/>
+      <w:numFmt w:val="bullet"/>
+      <w:lvlText w:val=""/>
+      <w:lvlJc w:val="left"/>
+      <w:pPr>
+        <w:tabs>
+          <w:tab w:val="num" w:pos="3600"/>
+        </w:tabs>
+        <w:ind w:left="3600" w:hanging="360"/>
+      </w:pPr>
+      <w:rPr>
+        <w:rFonts w:ascii="Wingdings" w:hAnsi="Wingdings" w:hint="default"/>
+        <w:sz w:val="20"/>
+      </w:rPr>
+    </w:lvl>
+    <w:lvl w:ilvl="5" w:tentative="1">
+      <w:start w:val="1"/>
+      <w:numFmt w:val="bullet"/>
+      <w:lvlText w:val=""/>
+      <w:lvlJc w:val="left"/>
+      <w:pPr>
+        <w:tabs>
+          <w:tab w:val="num" w:pos="4320"/>
+        </w:tabs>
+        <w:ind w:left="4320" w:hanging="360"/>
+      </w:pPr>
+      <w:rPr>
+        <w:rFonts w:ascii="Wingdings" w:hAnsi="Wingdings" w:hint="default"/>
+        <w:sz w:val="20"/>
+      </w:rPr>
+    </w:lvl>
+    <w:lvl w:ilvl="6" w:tentative="1">
+      <w:start w:val="1"/>
+      <w:numFmt w:val="bullet"/>
+      <w:lvlText w:val=""/>
+      <w:lvlJc w:val="left"/>
+      <w:pPr>
+        <w:tabs>
+          <w:tab w:val="num" w:pos="5040"/>
+        </w:tabs>
+        <w:ind w:left="5040" w:hanging="360"/>
+      </w:pPr>
+      <w:rPr>
+        <w:rFonts w:ascii="Wingdings" w:hAnsi="Wingdings" w:hint="default"/>
+        <w:sz w:val="20"/>
+      </w:rPr>
+    </w:lvl>
+    <w:lvl w:ilvl="7" w:tentative="1">
+      <w:start w:val="1"/>
+      <w:numFmt w:val="bullet"/>
+      <w:lvlText w:val=""/>
+      <w:lvlJc w:val="left"/>
+      <w:pPr>
+        <w:tabs>
+          <w:tab w:val="num" w:pos="5760"/>
+        </w:tabs>
+        <w:ind w:left="5760" w:hanging="360"/>
+      </w:pPr>
+      <w:rPr>
+        <w:rFonts w:ascii="Wingdings" w:hAnsi="Wingdings" w:hint="default"/>
+        <w:sz w:val="20"/>
+      </w:rPr>
+    </w:lvl>
+    <w:lvl w:ilvl="8" w:tentative="1">
+      <w:start w:val="1"/>
+      <w:numFmt w:val="bullet"/>
+      <w:lvlText w:val=""/>
+      <w:lvlJc w:val="left"/>
+      <w:pPr>
+        <w:tabs>
+          <w:tab w:val="num" w:pos="6480"/>
+        </w:tabs>
+        <w:ind w:left="6480" w:hanging="360"/>
+      </w:pPr>
+      <w:rPr>
+        <w:rFonts w:ascii="Wingdings" w:hAnsi="Wingdings" w:hint="default"/>
+        <w:sz w:val="20"/>
+      </w:rPr>
+    </w:lvl>
+  </w:abstractNum>
+  <w:abstractNum w:abstractNumId="17" w15:restartNumberingAfterBreak="0">
     <w:nsid w:val="0A7317FD"/>
     <w:multiLevelType w:val="multilevel"/>
     <w:tmpl w:val="52E6B0F6"/>
@@ -18911,7 +21075,7 @@
       </w:pPr>
     </w:lvl>
   </w:abstractNum>
-  <w:abstractNum w:abstractNumId="16" w15:restartNumberingAfterBreak="0">
+  <w:abstractNum w:abstractNumId="18" w15:restartNumberingAfterBreak="0">
     <w:nsid w:val="0A940434"/>
     <w:multiLevelType w:val="hybridMultilevel"/>
     <w:tmpl w:val="D4AECA76"/>
@@ -19024,7 +21188,7 @@
       </w:rPr>
     </w:lvl>
   </w:abstractNum>
-  <w:abstractNum w:abstractNumId="17" w15:restartNumberingAfterBreak="0">
+  <w:abstractNum w:abstractNumId="19" w15:restartNumberingAfterBreak="0">
     <w:nsid w:val="0AA50036"/>
     <w:multiLevelType w:val="multilevel"/>
     <w:tmpl w:val="99E678DA"/>
@@ -19141,7 +21305,156 @@
       </w:pPr>
     </w:lvl>
   </w:abstractNum>
-  <w:abstractNum w:abstractNumId="18" w15:restartNumberingAfterBreak="0">
+  <w:abstractNum w:abstractNumId="20" w15:restartNumberingAfterBreak="0">
+    <w:nsid w:val="0AE3569C"/>
+    <w:multiLevelType w:val="multilevel"/>
+    <w:tmpl w:val="EB76B9FA"/>
+    <w:lvl w:ilvl="0">
+      <w:start w:val="1"/>
+      <w:numFmt w:val="bullet"/>
+      <w:lvlText w:val=""/>
+      <w:lvlJc w:val="left"/>
+      <w:pPr>
+        <w:tabs>
+          <w:tab w:val="num" w:pos="720"/>
+        </w:tabs>
+        <w:ind w:left="720" w:hanging="360"/>
+      </w:pPr>
+      <w:rPr>
+        <w:rFonts w:ascii="Symbol" w:hAnsi="Symbol" w:hint="default"/>
+        <w:sz w:val="20"/>
+      </w:rPr>
+    </w:lvl>
+    <w:lvl w:ilvl="1" w:tentative="1">
+      <w:start w:val="1"/>
+      <w:numFmt w:val="bullet"/>
+      <w:lvlText w:val="o"/>
+      <w:lvlJc w:val="left"/>
+      <w:pPr>
+        <w:tabs>
+          <w:tab w:val="num" w:pos="1440"/>
+        </w:tabs>
+        <w:ind w:left="1440" w:hanging="360"/>
+      </w:pPr>
+      <w:rPr>
+        <w:rFonts w:ascii="Courier New" w:hAnsi="Courier New" w:hint="default"/>
+        <w:sz w:val="20"/>
+      </w:rPr>
+    </w:lvl>
+    <w:lvl w:ilvl="2" w:tentative="1">
+      <w:start w:val="1"/>
+      <w:numFmt w:val="bullet"/>
+      <w:lvlText w:val=""/>
+      <w:lvlJc w:val="left"/>
+      <w:pPr>
+        <w:tabs>
+          <w:tab w:val="num" w:pos="2160"/>
+        </w:tabs>
+        <w:ind w:left="2160" w:hanging="360"/>
+      </w:pPr>
+      <w:rPr>
+        <w:rFonts w:ascii="Wingdings" w:hAnsi="Wingdings" w:hint="default"/>
+        <w:sz w:val="20"/>
+      </w:rPr>
+    </w:lvl>
+    <w:lvl w:ilvl="3" w:tentative="1">
+      <w:start w:val="1"/>
+      <w:numFmt w:val="bullet"/>
+      <w:lvlText w:val=""/>
+      <w:lvlJc w:val="left"/>
+      <w:pPr>
+        <w:tabs>
+          <w:tab w:val="num" w:pos="2880"/>
+        </w:tabs>
+        <w:ind w:left="2880" w:hanging="360"/>
+      </w:pPr>
+      <w:rPr>
+        <w:rFonts w:ascii="Wingdings" w:hAnsi="Wingdings" w:hint="default"/>
+        <w:sz w:val="20"/>
+      </w:rPr>
+    </w:lvl>
+    <w:lvl w:ilvl="4" w:tentative="1">
+      <w:start w:val="1"/>
+      <w:numFmt w:val="bullet"/>
+      <w:lvlText w:val=""/>
+      <w:lvlJc w:val="left"/>
+      <w:pPr>
+        <w:tabs>
+          <w:tab w:val="num" w:pos="3600"/>
+        </w:tabs>
+        <w:ind w:left="3600" w:hanging="360"/>
+      </w:pPr>
+      <w:rPr>
+        <w:rFonts w:ascii="Wingdings" w:hAnsi="Wingdings" w:hint="default"/>
+        <w:sz w:val="20"/>
+      </w:rPr>
+    </w:lvl>
+    <w:lvl w:ilvl="5" w:tentative="1">
+      <w:start w:val="1"/>
+      <w:numFmt w:val="bullet"/>
+      <w:lvlText w:val=""/>
+      <w:lvlJc w:val="left"/>
+      <w:pPr>
+        <w:tabs>
+          <w:tab w:val="num" w:pos="4320"/>
+        </w:tabs>
+        <w:ind w:left="4320" w:hanging="360"/>
+      </w:pPr>
+      <w:rPr>
+        <w:rFonts w:ascii="Wingdings" w:hAnsi="Wingdings" w:hint="default"/>
+        <w:sz w:val="20"/>
+      </w:rPr>
+    </w:lvl>
+    <w:lvl w:ilvl="6" w:tentative="1">
+      <w:start w:val="1"/>
+      <w:numFmt w:val="bullet"/>
+      <w:lvlText w:val=""/>
+      <w:lvlJc w:val="left"/>
+      <w:pPr>
+        <w:tabs>
+          <w:tab w:val="num" w:pos="5040"/>
+        </w:tabs>
+        <w:ind w:left="5040" w:hanging="360"/>
+      </w:pPr>
+      <w:rPr>
+        <w:rFonts w:ascii="Wingdings" w:hAnsi="Wingdings" w:hint="default"/>
+        <w:sz w:val="20"/>
+      </w:rPr>
+    </w:lvl>
+    <w:lvl w:ilvl="7" w:tentative="1">
+      <w:start w:val="1"/>
+      <w:numFmt w:val="bullet"/>
+      <w:lvlText w:val=""/>
+      <w:lvlJc w:val="left"/>
+      <w:pPr>
+        <w:tabs>
+          <w:tab w:val="num" w:pos="5760"/>
+        </w:tabs>
+        <w:ind w:left="5760" w:hanging="360"/>
+      </w:pPr>
+      <w:rPr>
+        <w:rFonts w:ascii="Wingdings" w:hAnsi="Wingdings" w:hint="default"/>
+        <w:sz w:val="20"/>
+      </w:rPr>
+    </w:lvl>
+    <w:lvl w:ilvl="8" w:tentative="1">
+      <w:start w:val="1"/>
+      <w:numFmt w:val="bullet"/>
+      <w:lvlText w:val=""/>
+      <w:lvlJc w:val="left"/>
+      <w:pPr>
+        <w:tabs>
+          <w:tab w:val="num" w:pos="6480"/>
+        </w:tabs>
+        <w:ind w:left="6480" w:hanging="360"/>
+      </w:pPr>
+      <w:rPr>
+        <w:rFonts w:ascii="Wingdings" w:hAnsi="Wingdings" w:hint="default"/>
+        <w:sz w:val="20"/>
+      </w:rPr>
+    </w:lvl>
+  </w:abstractNum>
+  <w:abstractNum w:abstractNumId="21" w15:restartNumberingAfterBreak="0">
     <w:nsid w:val="0B8A6CB3"/>
     <w:multiLevelType w:val="multilevel"/>
     <w:tmpl w:val="D2D23E24"/>
@@ -19290,7 +21603,7 @@
       </w:rPr>
     </w:lvl>
   </w:abstractNum>
-  <w:abstractNum w:abstractNumId="19" w15:restartNumberingAfterBreak="0">
+  <w:abstractNum w:abstractNumId="22" w15:restartNumberingAfterBreak="0">
     <w:nsid w:val="0B9B5956"/>
     <w:multiLevelType w:val="hybridMultilevel"/>
     <w:tmpl w:val="C9681684"/>
@@ -19405,7 +21718,7 @@
       </w:rPr>
     </w:lvl>
   </w:abstractNum>
-  <w:abstractNum w:abstractNumId="20" w15:restartNumberingAfterBreak="0">
+  <w:abstractNum w:abstractNumId="23" w15:restartNumberingAfterBreak="0">
     <w:nsid w:val="0B9C0F61"/>
     <w:multiLevelType w:val="hybridMultilevel"/>
     <w:tmpl w:val="7A34BA6E"/>
@@ -19518,7 +21831,7 @@
       </w:rPr>
     </w:lvl>
   </w:abstractNum>
-  <w:abstractNum w:abstractNumId="21" w15:restartNumberingAfterBreak="0">
+  <w:abstractNum w:abstractNumId="24" w15:restartNumberingAfterBreak="0">
     <w:nsid w:val="0BFB58A0"/>
     <w:multiLevelType w:val="multilevel"/>
     <w:tmpl w:val="7E5869DC"/>
@@ -19635,7 +21948,7 @@
       </w:pPr>
     </w:lvl>
   </w:abstractNum>
-  <w:abstractNum w:abstractNumId="22" w15:restartNumberingAfterBreak="0">
+  <w:abstractNum w:abstractNumId="25" w15:restartNumberingAfterBreak="0">
     <w:nsid w:val="0C55404A"/>
     <w:multiLevelType w:val="hybridMultilevel"/>
     <w:tmpl w:val="964ED004"/>
@@ -19748,7 +22061,120 @@
       </w:rPr>
     </w:lvl>
   </w:abstractNum>
-  <w:abstractNum w:abstractNumId="23" w15:restartNumberingAfterBreak="0">
+  <w:abstractNum w:abstractNumId="26" w15:restartNumberingAfterBreak="0">
+    <w:nsid w:val="0C9C7C24"/>
+    <w:multiLevelType w:val="hybridMultilevel"/>
+    <w:tmpl w:val="980C6D00"/>
+    <w:lvl w:ilvl="0" w:tplc="04090001">
+      <w:start w:val="1"/>
+      <w:numFmt w:val="bullet"/>
+      <w:lvlText w:val=""/>
+      <w:lvlJc w:val="left"/>
+      <w:pPr>
+        <w:ind w:left="720" w:hanging="360"/>
+      </w:pPr>
+      <w:rPr>
+        <w:rFonts w:ascii="Symbol" w:hAnsi="Symbol" w:hint="default"/>
+      </w:rPr>
+    </w:lvl>
+    <w:lvl w:ilvl="1" w:tplc="04090003" w:tentative="1">
+      <w:start w:val="1"/>
+      <w:numFmt w:val="bullet"/>
+      <w:lvlText w:val="o"/>
+      <w:lvlJc w:val="left"/>
+      <w:pPr>
+        <w:ind w:left="1440" w:hanging="360"/>
+      </w:pPr>
+      <w:rPr>
+        <w:rFonts w:ascii="Courier New" w:hAnsi="Courier New" w:cs="Courier New" w:hint="default"/>
+      </w:rPr>
+    </w:lvl>
+    <w:lvl w:ilvl="2" w:tplc="04090005" w:tentative="1">
+      <w:start w:val="1"/>
+      <w:numFmt w:val="bullet"/>
+      <w:lvlText w:val=""/>
+      <w:lvlJc w:val="left"/>
+      <w:pPr>
+        <w:ind w:left="2160" w:hanging="360"/>
+      </w:pPr>
+      <w:rPr>
+        <w:rFonts w:ascii="Wingdings" w:hAnsi="Wingdings" w:hint="default"/>
+      </w:rPr>
+    </w:lvl>
+    <w:lvl w:ilvl="3" w:tplc="04090001" w:tentative="1">
+      <w:start w:val="1"/>
+      <w:numFmt w:val="bullet"/>
+      <w:lvlText w:val=""/>
+      <w:lvlJc w:val="left"/>
+      <w:pPr>
+        <w:ind w:left="2880" w:hanging="360"/>
+      </w:pPr>
+      <w:rPr>
+        <w:rFonts w:ascii="Symbol" w:hAnsi="Symbol" w:hint="default"/>
+      </w:rPr>
+    </w:lvl>
+    <w:lvl w:ilvl="4" w:tplc="04090003" w:tentative="1">
+      <w:start w:val="1"/>
+      <w:numFmt w:val="bullet"/>
+      <w:lvlText w:val="o"/>
+      <w:lvlJc w:val="left"/>
+      <w:pPr>
+        <w:ind w:left="3600" w:hanging="360"/>
+      </w:pPr>
+      <w:rPr>
+        <w:rFonts w:ascii="Courier New" w:hAnsi="Courier New" w:cs="Courier New" w:hint="default"/>
+      </w:rPr>
+    </w:lvl>
+    <w:lvl w:ilvl="5" w:tplc="04090005" w:tentative="1">
+      <w:start w:val="1"/>
+      <w:numFmt w:val="bullet"/>
+      <w:lvlText w:val=""/>
+      <w:lvlJc w:val="left"/>
+      <w:pPr>
+        <w:ind w:left="4320" w:hanging="360"/>
+      </w:pPr>
+      <w:rPr>
+        <w:rFonts w:ascii="Wingdings" w:hAnsi="Wingdings" w:hint="default"/>
+      </w:rPr>
+    </w:lvl>
+    <w:lvl w:ilvl="6" w:tplc="04090001" w:tentative="1">
+      <w:start w:val="1"/>
+      <w:numFmt w:val="bullet"/>
+      <w:lvlText w:val=""/>
+      <w:lvlJc w:val="left"/>
+      <w:pPr>
+        <w:ind w:left="5040" w:hanging="360"/>
+      </w:pPr>
+      <w:rPr>
+        <w:rFonts w:ascii="Symbol" w:hAnsi="Symbol" w:hint="default"/>
+      </w:rPr>
+    </w:lvl>
+    <w:lvl w:ilvl="7" w:tplc="04090003" w:tentative="1">
+      <w:start w:val="1"/>
+      <w:numFmt w:val="bullet"/>
+      <w:lvlText w:val="o"/>
+      <w:lvlJc w:val="left"/>
+      <w:pPr>
+        <w:ind w:left="5760" w:hanging="360"/>
+      </w:pPr>
+      <w:rPr>
+        <w:rFonts w:ascii="Courier New" w:hAnsi="Courier New" w:cs="Courier New" w:hint="default"/>
+      </w:rPr>
+    </w:lvl>
+    <w:lvl w:ilvl="8" w:tplc="04090005" w:tentative="1">
+      <w:start w:val="1"/>
+      <w:numFmt w:val="bullet"/>
+      <w:lvlText w:val=""/>
+      <w:lvlJc w:val="left"/>
+      <w:pPr>
+        <w:ind w:left="6480" w:hanging="360"/>
+      </w:pPr>
+      <w:rPr>
+        <w:rFonts w:ascii="Wingdings" w:hAnsi="Wingdings" w:hint="default"/>
+      </w:rPr>
+    </w:lvl>
+  </w:abstractNum>
+  <w:abstractNum w:abstractNumId="27" w15:restartNumberingAfterBreak="0">
     <w:nsid w:val="0CAF53F0"/>
     <w:multiLevelType w:val="multilevel"/>
     <w:tmpl w:val="ADD0801E"/>
@@ -19897,7 +22323,7 @@
       </w:rPr>
     </w:lvl>
   </w:abstractNum>
-  <w:abstractNum w:abstractNumId="24" w15:restartNumberingAfterBreak="0">
+  <w:abstractNum w:abstractNumId="28" w15:restartNumberingAfterBreak="0">
     <w:nsid w:val="0D23290B"/>
     <w:multiLevelType w:val="multilevel"/>
     <w:tmpl w:val="AA00337C"/>
@@ -20046,7 +22472,7 @@
       </w:rPr>
     </w:lvl>
   </w:abstractNum>
-  <w:abstractNum w:abstractNumId="25" w15:restartNumberingAfterBreak="0">
+  <w:abstractNum w:abstractNumId="29" w15:restartNumberingAfterBreak="0">
     <w:nsid w:val="0E592072"/>
     <w:multiLevelType w:val="hybridMultilevel"/>
     <w:tmpl w:val="E0DA9C80"/>
@@ -20159,7 +22585,7 @@
       </w:rPr>
     </w:lvl>
   </w:abstractNum>
-  <w:abstractNum w:abstractNumId="26" w15:restartNumberingAfterBreak="0">
+  <w:abstractNum w:abstractNumId="30" w15:restartNumberingAfterBreak="0">
     <w:nsid w:val="0EDE1852"/>
     <w:multiLevelType w:val="multilevel"/>
     <w:tmpl w:val="4590FA26"/>
@@ -20308,7 +22734,156 @@
       </w:rPr>
     </w:lvl>
   </w:abstractNum>
-  <w:abstractNum w:abstractNumId="27" w15:restartNumberingAfterBreak="0">
+  <w:abstractNum w:abstractNumId="31" w15:restartNumberingAfterBreak="0">
+    <w:nsid w:val="10553D80"/>
+    <w:multiLevelType w:val="multilevel"/>
+    <w:tmpl w:val="46E8B286"/>
+    <w:lvl w:ilvl="0">
+      <w:start w:val="1"/>
+      <w:numFmt w:val="bullet"/>
+      <w:lvlText w:val=""/>
+      <w:lvlJc w:val="left"/>
+      <w:pPr>
+        <w:tabs>
+          <w:tab w:val="num" w:pos="720"/>
+        </w:tabs>
+        <w:ind w:left="720" w:hanging="360"/>
+      </w:pPr>
+      <w:rPr>
+        <w:rFonts w:ascii="Symbol" w:hAnsi="Symbol" w:hint="default"/>
+        <w:sz w:val="20"/>
+      </w:rPr>
+    </w:lvl>
+    <w:lvl w:ilvl="1" w:tentative="1">
+      <w:start w:val="1"/>
+      <w:numFmt w:val="bullet"/>
+      <w:lvlText w:val="o"/>
+      <w:lvlJc w:val="left"/>
+      <w:pPr>
+        <w:tabs>
+          <w:tab w:val="num" w:pos="1440"/>
+        </w:tabs>
+        <w:ind w:left="1440" w:hanging="360"/>
+      </w:pPr>
+      <w:rPr>
+        <w:rFonts w:ascii="Courier New" w:hAnsi="Courier New" w:hint="default"/>
+        <w:sz w:val="20"/>
+      </w:rPr>
+    </w:lvl>
+    <w:lvl w:ilvl="2" w:tentative="1">
+      <w:start w:val="1"/>
+      <w:numFmt w:val="bullet"/>
+      <w:lvlText w:val=""/>
+      <w:lvlJc w:val="left"/>
+      <w:pPr>
+        <w:tabs>
+          <w:tab w:val="num" w:pos="2160"/>
+        </w:tabs>
+        <w:ind w:left="2160" w:hanging="360"/>
+      </w:pPr>
+      <w:rPr>
+        <w:rFonts w:ascii="Wingdings" w:hAnsi="Wingdings" w:hint="default"/>
+        <w:sz w:val="20"/>
+      </w:rPr>
+    </w:lvl>
+    <w:lvl w:ilvl="3" w:tentative="1">
+      <w:start w:val="1"/>
+      <w:numFmt w:val="bullet"/>
+      <w:lvlText w:val=""/>
+      <w:lvlJc w:val="left"/>
+      <w:pPr>
+        <w:tabs>
+          <w:tab w:val="num" w:pos="2880"/>
+        </w:tabs>
+        <w:ind w:left="2880" w:hanging="360"/>
+      </w:pPr>
+      <w:rPr>
+        <w:rFonts w:ascii="Wingdings" w:hAnsi="Wingdings" w:hint="default"/>
+        <w:sz w:val="20"/>
+      </w:rPr>
+    </w:lvl>
+    <w:lvl w:ilvl="4" w:tentative="1">
+      <w:start w:val="1"/>
+      <w:numFmt w:val="bullet"/>
+      <w:lvlText w:val=""/>
+      <w:lvlJc w:val="left"/>
+      <w:pPr>
+        <w:tabs>
+          <w:tab w:val="num" w:pos="3600"/>
+        </w:tabs>
+        <w:ind w:left="3600" w:hanging="360"/>
+      </w:pPr>
+      <w:rPr>
+        <w:rFonts w:ascii="Wingdings" w:hAnsi="Wingdings" w:hint="default"/>
+        <w:sz w:val="20"/>
+      </w:rPr>
+    </w:lvl>
+    <w:lvl w:ilvl="5" w:tentative="1">
+      <w:start w:val="1"/>
+      <w:numFmt w:val="bullet"/>
+      <w:lvlText w:val=""/>
+      <w:lvlJc w:val="left"/>
+      <w:pPr>
+        <w:tabs>
+          <w:tab w:val="num" w:pos="4320"/>
+        </w:tabs>
+        <w:ind w:left="4320" w:hanging="360"/>
+      </w:pPr>
+      <w:rPr>
+        <w:rFonts w:ascii="Wingdings" w:hAnsi="Wingdings" w:hint="default"/>
+        <w:sz w:val="20"/>
+      </w:rPr>
+    </w:lvl>
+    <w:lvl w:ilvl="6" w:tentative="1">
+      <w:start w:val="1"/>
+      <w:numFmt w:val="bullet"/>
+      <w:lvlText w:val=""/>
+      <w:lvlJc w:val="left"/>
+      <w:pPr>
+        <w:tabs>
+          <w:tab w:val="num" w:pos="5040"/>
+        </w:tabs>
+        <w:ind w:left="5040" w:hanging="360"/>
+      </w:pPr>
+      <w:rPr>
+        <w:rFonts w:ascii="Wingdings" w:hAnsi="Wingdings" w:hint="default"/>
+        <w:sz w:val="20"/>
+      </w:rPr>
+    </w:lvl>
+    <w:lvl w:ilvl="7" w:tentative="1">
+      <w:start w:val="1"/>
+      <w:numFmt w:val="bullet"/>
+      <w:lvlText w:val=""/>
+      <w:lvlJc w:val="left"/>
+      <w:pPr>
+        <w:tabs>
+          <w:tab w:val="num" w:pos="5760"/>
+        </w:tabs>
+        <w:ind w:left="5760" w:hanging="360"/>
+      </w:pPr>
+      <w:rPr>
+        <w:rFonts w:ascii="Wingdings" w:hAnsi="Wingdings" w:hint="default"/>
+        <w:sz w:val="20"/>
+      </w:rPr>
+    </w:lvl>
+    <w:lvl w:ilvl="8" w:tentative="1">
+      <w:start w:val="1"/>
+      <w:numFmt w:val="bullet"/>
+      <w:lvlText w:val=""/>
+      <w:lvlJc w:val="left"/>
+      <w:pPr>
+        <w:tabs>
+          <w:tab w:val="num" w:pos="6480"/>
+        </w:tabs>
+        <w:ind w:left="6480" w:hanging="360"/>
+      </w:pPr>
+      <w:rPr>
+        <w:rFonts w:ascii="Wingdings" w:hAnsi="Wingdings" w:hint="default"/>
+        <w:sz w:val="20"/>
+      </w:rPr>
+    </w:lvl>
+  </w:abstractNum>
+  <w:abstractNum w:abstractNumId="32" w15:restartNumberingAfterBreak="0">
     <w:nsid w:val="10634FB3"/>
     <w:multiLevelType w:val="hybridMultilevel"/>
     <w:tmpl w:val="B08686A0"/>
@@ -20421,7 +22996,7 @@
       </w:rPr>
     </w:lvl>
   </w:abstractNum>
-  <w:abstractNum w:abstractNumId="28" w15:restartNumberingAfterBreak="0">
+  <w:abstractNum w:abstractNumId="33" w15:restartNumberingAfterBreak="0">
     <w:nsid w:val="10D73C00"/>
     <w:multiLevelType w:val="hybridMultilevel"/>
     <w:tmpl w:val="04E87232"/>
@@ -20534,7 +23109,7 @@
       </w:rPr>
     </w:lvl>
   </w:abstractNum>
-  <w:abstractNum w:abstractNumId="29" w15:restartNumberingAfterBreak="0">
+  <w:abstractNum w:abstractNumId="34" w15:restartNumberingAfterBreak="0">
     <w:nsid w:val="111E7226"/>
     <w:multiLevelType w:val="multilevel"/>
     <w:tmpl w:val="B420AFC2"/>
@@ -20683,7 +23258,7 @@
       </w:rPr>
     </w:lvl>
   </w:abstractNum>
-  <w:abstractNum w:abstractNumId="30" w15:restartNumberingAfterBreak="0">
+  <w:abstractNum w:abstractNumId="35" w15:restartNumberingAfterBreak="0">
     <w:nsid w:val="125615EA"/>
     <w:multiLevelType w:val="hybridMultilevel"/>
     <w:tmpl w:val="E8548C1E"/>
@@ -20798,7 +23373,7 @@
       </w:rPr>
     </w:lvl>
   </w:abstractNum>
-  <w:abstractNum w:abstractNumId="31" w15:restartNumberingAfterBreak="0">
+  <w:abstractNum w:abstractNumId="36" w15:restartNumberingAfterBreak="0">
     <w:nsid w:val="13320A90"/>
     <w:multiLevelType w:val="multilevel"/>
     <w:tmpl w:val="4590FA26"/>
@@ -20947,7 +23522,7 @@
       </w:rPr>
     </w:lvl>
   </w:abstractNum>
-  <w:abstractNum w:abstractNumId="32" w15:restartNumberingAfterBreak="0">
+  <w:abstractNum w:abstractNumId="37" w15:restartNumberingAfterBreak="0">
     <w:nsid w:val="139C6D67"/>
     <w:multiLevelType w:val="multilevel"/>
     <w:tmpl w:val="A74487D4"/>
@@ -21068,7 +23643,120 @@
       </w:pPr>
     </w:lvl>
   </w:abstractNum>
-  <w:abstractNum w:abstractNumId="33" w15:restartNumberingAfterBreak="0">
+  <w:abstractNum w:abstractNumId="38" w15:restartNumberingAfterBreak="0">
+    <w:nsid w:val="13AF5C79"/>
+    <w:multiLevelType w:val="hybridMultilevel"/>
+    <w:tmpl w:val="C0B4574E"/>
+    <w:lvl w:ilvl="0" w:tplc="04090001">
+      <w:start w:val="1"/>
+      <w:numFmt w:val="bullet"/>
+      <w:lvlText w:val=""/>
+      <w:lvlJc w:val="left"/>
+      <w:pPr>
+        <w:ind w:left="1080" w:hanging="360"/>
+      </w:pPr>
+      <w:rPr>
+        <w:rFonts w:ascii="Symbol" w:hAnsi="Symbol" w:hint="default"/>
+      </w:rPr>
+    </w:lvl>
+    <w:lvl w:ilvl="1" w:tplc="04090003" w:tentative="1">
+      <w:start w:val="1"/>
+      <w:numFmt w:val="bullet"/>
+      <w:lvlText w:val="o"/>
+      <w:lvlJc w:val="left"/>
+      <w:pPr>
+        <w:ind w:left="1800" w:hanging="360"/>
+      </w:pPr>
+      <w:rPr>
+        <w:rFonts w:ascii="Courier New" w:hAnsi="Courier New" w:cs="Courier New" w:hint="default"/>
+      </w:rPr>
+    </w:lvl>
+    <w:lvl w:ilvl="2" w:tplc="04090005" w:tentative="1">
+      <w:start w:val="1"/>
+      <w:numFmt w:val="bullet"/>
+      <w:lvlText w:val=""/>
+      <w:lvlJc w:val="left"/>
+      <w:pPr>
+        <w:ind w:left="2520" w:hanging="360"/>
+      </w:pPr>
+      <w:rPr>
+        <w:rFonts w:ascii="Wingdings" w:hAnsi="Wingdings" w:hint="default"/>
+      </w:rPr>
+    </w:lvl>
+    <w:lvl w:ilvl="3" w:tplc="04090001" w:tentative="1">
+      <w:start w:val="1"/>
+      <w:numFmt w:val="bullet"/>
+      <w:lvlText w:val=""/>
+      <w:lvlJc w:val="left"/>
+      <w:pPr>
+        <w:ind w:left="3240" w:hanging="360"/>
+      </w:pPr>
+      <w:rPr>
+        <w:rFonts w:ascii="Symbol" w:hAnsi="Symbol" w:hint="default"/>
+      </w:rPr>
+    </w:lvl>
+    <w:lvl w:ilvl="4" w:tplc="04090003" w:tentative="1">
+      <w:start w:val="1"/>
+      <w:numFmt w:val="bullet"/>
+      <w:lvlText w:val="o"/>
+      <w:lvlJc w:val="left"/>
+      <w:pPr>
+        <w:ind w:left="3960" w:hanging="360"/>
+      </w:pPr>
+      <w:rPr>
+        <w:rFonts w:ascii="Courier New" w:hAnsi="Courier New" w:cs="Courier New" w:hint="default"/>
+      </w:rPr>
+    </w:lvl>
+    <w:lvl w:ilvl="5" w:tplc="04090005" w:tentative="1">
+      <w:start w:val="1"/>
+      <w:numFmt w:val="bullet"/>
+      <w:lvlText w:val=""/>
+      <w:lvlJc w:val="left"/>
+      <w:pPr>
+        <w:ind w:left="4680" w:hanging="360"/>
+      </w:pPr>
+      <w:rPr>
+        <w:rFonts w:ascii="Wingdings" w:hAnsi="Wingdings" w:hint="default"/>
+      </w:rPr>
+    </w:lvl>
+    <w:lvl w:ilvl="6" w:tplc="04090001" w:tentative="1">
+      <w:start w:val="1"/>
+      <w:numFmt w:val="bullet"/>
+      <w:lvlText w:val=""/>
+      <w:lvlJc w:val="left"/>
+      <w:pPr>
+        <w:ind w:left="5400" w:hanging="360"/>
+      </w:pPr>
+      <w:rPr>
+        <w:rFonts w:ascii="Symbol" w:hAnsi="Symbol" w:hint="default"/>
+      </w:rPr>
+    </w:lvl>
+    <w:lvl w:ilvl="7" w:tplc="04090003" w:tentative="1">
+      <w:start w:val="1"/>
+      <w:numFmt w:val="bullet"/>
+      <w:lvlText w:val="o"/>
+      <w:lvlJc w:val="left"/>
+      <w:pPr>
+        <w:ind w:left="6120" w:hanging="360"/>
+      </w:pPr>
+      <w:rPr>
+        <w:rFonts w:ascii="Courier New" w:hAnsi="Courier New" w:cs="Courier New" w:hint="default"/>
+      </w:rPr>
+    </w:lvl>
+    <w:lvl w:ilvl="8" w:tplc="04090005" w:tentative="1">
+      <w:start w:val="1"/>
+      <w:numFmt w:val="bullet"/>
+      <w:lvlText w:val=""/>
+      <w:lvlJc w:val="left"/>
+      <w:pPr>
+        <w:ind w:left="6840" w:hanging="360"/>
+      </w:pPr>
+      <w:rPr>
+        <w:rFonts w:ascii="Wingdings" w:hAnsi="Wingdings" w:hint="default"/>
+      </w:rPr>
+    </w:lvl>
+  </w:abstractNum>
+  <w:abstractNum w:abstractNumId="39" w15:restartNumberingAfterBreak="0">
     <w:nsid w:val="13F54439"/>
     <w:multiLevelType w:val="hybridMultilevel"/>
     <w:tmpl w:val="F8E659D2"/>
@@ -21181,7 +23869,7 @@
       </w:rPr>
     </w:lvl>
   </w:abstractNum>
-  <w:abstractNum w:abstractNumId="34" w15:restartNumberingAfterBreak="0">
+  <w:abstractNum w:abstractNumId="40" w15:restartNumberingAfterBreak="0">
     <w:nsid w:val="14AD583A"/>
     <w:multiLevelType w:val="hybridMultilevel"/>
     <w:tmpl w:val="D7987EDA"/>
@@ -21294,7 +23982,7 @@
       </w:rPr>
     </w:lvl>
   </w:abstractNum>
-  <w:abstractNum w:abstractNumId="35" w15:restartNumberingAfterBreak="0">
+  <w:abstractNum w:abstractNumId="41" w15:restartNumberingAfterBreak="0">
     <w:nsid w:val="17A24CAD"/>
     <w:multiLevelType w:val="hybridMultilevel"/>
     <w:tmpl w:val="B25CE4B6"/>
@@ -21407,7 +24095,7 @@
       </w:rPr>
     </w:lvl>
   </w:abstractNum>
-  <w:abstractNum w:abstractNumId="36" w15:restartNumberingAfterBreak="0">
+  <w:abstractNum w:abstractNumId="42" w15:restartNumberingAfterBreak="0">
     <w:nsid w:val="17BA7FC9"/>
     <w:multiLevelType w:val="hybridMultilevel"/>
     <w:tmpl w:val="D12E560E"/>
@@ -21520,7 +24208,7 @@
       </w:rPr>
     </w:lvl>
   </w:abstractNum>
-  <w:abstractNum w:abstractNumId="37" w15:restartNumberingAfterBreak="0">
+  <w:abstractNum w:abstractNumId="43" w15:restartNumberingAfterBreak="0">
     <w:nsid w:val="198D6DEB"/>
     <w:multiLevelType w:val="multilevel"/>
     <w:tmpl w:val="4590FA26"/>
@@ -21669,7 +24357,7 @@
       </w:rPr>
     </w:lvl>
   </w:abstractNum>
-  <w:abstractNum w:abstractNumId="38" w15:restartNumberingAfterBreak="0">
+  <w:abstractNum w:abstractNumId="44" w15:restartNumberingAfterBreak="0">
     <w:nsid w:val="19B90499"/>
     <w:multiLevelType w:val="multilevel"/>
     <w:tmpl w:val="3BEE9274"/>
@@ -21786,7 +24474,7 @@
       </w:pPr>
     </w:lvl>
   </w:abstractNum>
-  <w:abstractNum w:abstractNumId="39" w15:restartNumberingAfterBreak="0">
+  <w:abstractNum w:abstractNumId="45" w15:restartNumberingAfterBreak="0">
     <w:nsid w:val="1A974C96"/>
     <w:multiLevelType w:val="multilevel"/>
     <w:tmpl w:val="D0AE2A44"/>
@@ -21907,7 +24595,7 @@
       </w:pPr>
     </w:lvl>
   </w:abstractNum>
-  <w:abstractNum w:abstractNumId="40" w15:restartNumberingAfterBreak="0">
+  <w:abstractNum w:abstractNumId="46" w15:restartNumberingAfterBreak="0">
     <w:nsid w:val="1B2D4781"/>
     <w:multiLevelType w:val="hybridMultilevel"/>
     <w:tmpl w:val="D742B722"/>
@@ -22020,7 +24708,7 @@
       </w:rPr>
     </w:lvl>
   </w:abstractNum>
-  <w:abstractNum w:abstractNumId="41" w15:restartNumberingAfterBreak="0">
+  <w:abstractNum w:abstractNumId="47" w15:restartNumberingAfterBreak="0">
     <w:nsid w:val="1CEF34A7"/>
     <w:multiLevelType w:val="multilevel"/>
     <w:tmpl w:val="3F04D2C6"/>
@@ -22133,7 +24821,7 @@
       </w:pPr>
     </w:lvl>
   </w:abstractNum>
-  <w:abstractNum w:abstractNumId="42" w15:restartNumberingAfterBreak="0">
+  <w:abstractNum w:abstractNumId="48" w15:restartNumberingAfterBreak="0">
     <w:nsid w:val="1E3C1AEC"/>
     <w:multiLevelType w:val="hybridMultilevel"/>
     <w:tmpl w:val="2B26B3BC"/>
@@ -22246,7 +24934,7 @@
       </w:rPr>
     </w:lvl>
   </w:abstractNum>
-  <w:abstractNum w:abstractNumId="43" w15:restartNumberingAfterBreak="0">
+  <w:abstractNum w:abstractNumId="49" w15:restartNumberingAfterBreak="0">
     <w:nsid w:val="1EF37DC8"/>
     <w:multiLevelType w:val="hybridMultilevel"/>
     <w:tmpl w:val="529A312C"/>
@@ -22359,7 +25047,7 @@
       </w:rPr>
     </w:lvl>
   </w:abstractNum>
-  <w:abstractNum w:abstractNumId="44" w15:restartNumberingAfterBreak="0">
+  <w:abstractNum w:abstractNumId="50" w15:restartNumberingAfterBreak="0">
     <w:nsid w:val="1EFA0B1A"/>
     <w:multiLevelType w:val="multilevel"/>
     <w:tmpl w:val="2CA6266A"/>
@@ -22508,7 +25196,7 @@
       </w:rPr>
     </w:lvl>
   </w:abstractNum>
-  <w:abstractNum w:abstractNumId="45" w15:restartNumberingAfterBreak="0">
+  <w:abstractNum w:abstractNumId="51" w15:restartNumberingAfterBreak="0">
     <w:nsid w:val="1F4F592A"/>
     <w:multiLevelType w:val="hybridMultilevel"/>
     <w:tmpl w:val="9AE0FF96"/>
@@ -22621,7 +25309,7 @@
       </w:rPr>
     </w:lvl>
   </w:abstractNum>
-  <w:abstractNum w:abstractNumId="46" w15:restartNumberingAfterBreak="0">
+  <w:abstractNum w:abstractNumId="52" w15:restartNumberingAfterBreak="0">
     <w:nsid w:val="1F604FC5"/>
     <w:multiLevelType w:val="multilevel"/>
     <w:tmpl w:val="DD3842AA"/>
@@ -22734,7 +25422,7 @@
       </w:pPr>
     </w:lvl>
   </w:abstractNum>
-  <w:abstractNum w:abstractNumId="47" w15:restartNumberingAfterBreak="0">
+  <w:abstractNum w:abstractNumId="53" w15:restartNumberingAfterBreak="0">
     <w:nsid w:val="20E23AE6"/>
     <w:multiLevelType w:val="hybridMultilevel"/>
     <w:tmpl w:val="89A4C1AE"/>
@@ -22847,7 +25535,7 @@
       </w:rPr>
     </w:lvl>
   </w:abstractNum>
-  <w:abstractNum w:abstractNumId="48" w15:restartNumberingAfterBreak="0">
+  <w:abstractNum w:abstractNumId="54" w15:restartNumberingAfterBreak="0">
     <w:nsid w:val="20EF23DD"/>
     <w:multiLevelType w:val="multilevel"/>
     <w:tmpl w:val="ADD0801E"/>
@@ -22996,7 +25684,7 @@
       </w:rPr>
     </w:lvl>
   </w:abstractNum>
-  <w:abstractNum w:abstractNumId="49" w15:restartNumberingAfterBreak="0">
+  <w:abstractNum w:abstractNumId="55" w15:restartNumberingAfterBreak="0">
     <w:nsid w:val="21457FA3"/>
     <w:multiLevelType w:val="multilevel"/>
     <w:tmpl w:val="BD922E48"/>
@@ -23145,7 +25833,7 @@
       </w:rPr>
     </w:lvl>
   </w:abstractNum>
-  <w:abstractNum w:abstractNumId="50" w15:restartNumberingAfterBreak="0">
+  <w:abstractNum w:abstractNumId="56" w15:restartNumberingAfterBreak="0">
     <w:nsid w:val="22DA3618"/>
     <w:multiLevelType w:val="multilevel"/>
     <w:tmpl w:val="D026E0CE"/>
@@ -23294,7 +25982,7 @@
       </w:rPr>
     </w:lvl>
   </w:abstractNum>
-  <w:abstractNum w:abstractNumId="51" w15:restartNumberingAfterBreak="0">
+  <w:abstractNum w:abstractNumId="57" w15:restartNumberingAfterBreak="0">
     <w:nsid w:val="237F6BF5"/>
     <w:multiLevelType w:val="hybridMultilevel"/>
     <w:tmpl w:val="A33248EE"/>
@@ -23407,7 +26095,7 @@
       </w:rPr>
     </w:lvl>
   </w:abstractNum>
-  <w:abstractNum w:abstractNumId="52" w15:restartNumberingAfterBreak="0">
+  <w:abstractNum w:abstractNumId="58" w15:restartNumberingAfterBreak="0">
     <w:nsid w:val="23A24502"/>
     <w:multiLevelType w:val="hybridMultilevel"/>
     <w:tmpl w:val="2F5A133E"/>
@@ -23520,7 +26208,7 @@
       </w:rPr>
     </w:lvl>
   </w:abstractNum>
-  <w:abstractNum w:abstractNumId="53" w15:restartNumberingAfterBreak="0">
+  <w:abstractNum w:abstractNumId="59" w15:restartNumberingAfterBreak="0">
     <w:nsid w:val="252C2F94"/>
     <w:multiLevelType w:val="hybridMultilevel"/>
     <w:tmpl w:val="F02419DA"/>
@@ -23633,7 +26321,7 @@
       </w:rPr>
     </w:lvl>
   </w:abstractNum>
-  <w:abstractNum w:abstractNumId="54" w15:restartNumberingAfterBreak="0">
+  <w:abstractNum w:abstractNumId="60" w15:restartNumberingAfterBreak="0">
     <w:nsid w:val="25F970D7"/>
     <w:multiLevelType w:val="hybridMultilevel"/>
     <w:tmpl w:val="C67C3824"/>
@@ -23748,7 +26436,7 @@
       </w:rPr>
     </w:lvl>
   </w:abstractNum>
-  <w:abstractNum w:abstractNumId="55" w15:restartNumberingAfterBreak="0">
+  <w:abstractNum w:abstractNumId="61" w15:restartNumberingAfterBreak="0">
     <w:nsid w:val="268D35A7"/>
     <w:multiLevelType w:val="hybridMultilevel"/>
     <w:tmpl w:val="1EC8654E"/>
@@ -23861,7 +26549,7 @@
       </w:rPr>
     </w:lvl>
   </w:abstractNum>
-  <w:abstractNum w:abstractNumId="56" w15:restartNumberingAfterBreak="0">
+  <w:abstractNum w:abstractNumId="62" w15:restartNumberingAfterBreak="0">
     <w:nsid w:val="269F53F7"/>
     <w:multiLevelType w:val="hybridMultilevel"/>
     <w:tmpl w:val="C78008FE"/>
@@ -23974,7 +26662,7 @@
       </w:rPr>
     </w:lvl>
   </w:abstractNum>
-  <w:abstractNum w:abstractNumId="57" w15:restartNumberingAfterBreak="0">
+  <w:abstractNum w:abstractNumId="63" w15:restartNumberingAfterBreak="0">
     <w:nsid w:val="27760B2F"/>
     <w:multiLevelType w:val="hybridMultilevel"/>
     <w:tmpl w:val="7430BB2E"/>
@@ -24087,7 +26775,156 @@
       </w:rPr>
     </w:lvl>
   </w:abstractNum>
-  <w:abstractNum w:abstractNumId="58" w15:restartNumberingAfterBreak="0">
+  <w:abstractNum w:abstractNumId="64" w15:restartNumberingAfterBreak="0">
+    <w:nsid w:val="280A4466"/>
+    <w:multiLevelType w:val="multilevel"/>
+    <w:tmpl w:val="7446124E"/>
+    <w:lvl w:ilvl="0">
+      <w:start w:val="1"/>
+      <w:numFmt w:val="bullet"/>
+      <w:lvlText w:val=""/>
+      <w:lvlJc w:val="left"/>
+      <w:pPr>
+        <w:tabs>
+          <w:tab w:val="num" w:pos="720"/>
+        </w:tabs>
+        <w:ind w:left="720" w:hanging="360"/>
+      </w:pPr>
+      <w:rPr>
+        <w:rFonts w:ascii="Symbol" w:hAnsi="Symbol" w:hint="default"/>
+        <w:sz w:val="20"/>
+      </w:rPr>
+    </w:lvl>
+    <w:lvl w:ilvl="1" w:tentative="1">
+      <w:start w:val="1"/>
+      <w:numFmt w:val="bullet"/>
+      <w:lvlText w:val="o"/>
+      <w:lvlJc w:val="left"/>
+      <w:pPr>
+        <w:tabs>
+          <w:tab w:val="num" w:pos="1440"/>
+        </w:tabs>
+        <w:ind w:left="1440" w:hanging="360"/>
+      </w:pPr>
+      <w:rPr>
+        <w:rFonts w:ascii="Courier New" w:hAnsi="Courier New" w:hint="default"/>
+        <w:sz w:val="20"/>
+      </w:rPr>
+    </w:lvl>
+    <w:lvl w:ilvl="2" w:tentative="1">
+      <w:start w:val="1"/>
+      <w:numFmt w:val="bullet"/>
+      <w:lvlText w:val=""/>
+      <w:lvlJc w:val="left"/>
+      <w:pPr>
+        <w:tabs>
+          <w:tab w:val="num" w:pos="2160"/>
+        </w:tabs>
+        <w:ind w:left="2160" w:hanging="360"/>
+      </w:pPr>
+      <w:rPr>
+        <w:rFonts w:ascii="Wingdings" w:hAnsi="Wingdings" w:hint="default"/>
+        <w:sz w:val="20"/>
+      </w:rPr>
+    </w:lvl>
+    <w:lvl w:ilvl="3" w:tentative="1">
+      <w:start w:val="1"/>
+      <w:numFmt w:val="bullet"/>
+      <w:lvlText w:val=""/>
+      <w:lvlJc w:val="left"/>
+      <w:pPr>
+        <w:tabs>
+          <w:tab w:val="num" w:pos="2880"/>
+        </w:tabs>
+        <w:ind w:left="2880" w:hanging="360"/>
+      </w:pPr>
+      <w:rPr>
+        <w:rFonts w:ascii="Wingdings" w:hAnsi="Wingdings" w:hint="default"/>
+        <w:sz w:val="20"/>
+      </w:rPr>
+    </w:lvl>
+    <w:lvl w:ilvl="4" w:tentative="1">
+      <w:start w:val="1"/>
+      <w:numFmt w:val="bullet"/>
+      <w:lvlText w:val=""/>
+      <w:lvlJc w:val="left"/>
+      <w:pPr>
+        <w:tabs>
+          <w:tab w:val="num" w:pos="3600"/>
+        </w:tabs>
+        <w:ind w:left="3600" w:hanging="360"/>
+      </w:pPr>
+      <w:rPr>
+        <w:rFonts w:ascii="Wingdings" w:hAnsi="Wingdings" w:hint="default"/>
+        <w:sz w:val="20"/>
+      </w:rPr>
+    </w:lvl>
+    <w:lvl w:ilvl="5" w:tentative="1">
+      <w:start w:val="1"/>
+      <w:numFmt w:val="bullet"/>
+      <w:lvlText w:val=""/>
+      <w:lvlJc w:val="left"/>
+      <w:pPr>
+        <w:tabs>
+          <w:tab w:val="num" w:pos="4320"/>
+        </w:tabs>
+        <w:ind w:left="4320" w:hanging="360"/>
+      </w:pPr>
+      <w:rPr>
+        <w:rFonts w:ascii="Wingdings" w:hAnsi="Wingdings" w:hint="default"/>
+        <w:sz w:val="20"/>
+      </w:rPr>
+    </w:lvl>
+    <w:lvl w:ilvl="6" w:tentative="1">
+      <w:start w:val="1"/>
+      <w:numFmt w:val="bullet"/>
+      <w:lvlText w:val=""/>
+      <w:lvlJc w:val="left"/>
+      <w:pPr>
+        <w:tabs>
+          <w:tab w:val="num" w:pos="5040"/>
+        </w:tabs>
+        <w:ind w:left="5040" w:hanging="360"/>
+      </w:pPr>
+      <w:rPr>
+        <w:rFonts w:ascii="Wingdings" w:hAnsi="Wingdings" w:hint="default"/>
+        <w:sz w:val="20"/>
+      </w:rPr>
+    </w:lvl>
+    <w:lvl w:ilvl="7" w:tentative="1">
+      <w:start w:val="1"/>
+      <w:numFmt w:val="bullet"/>
+      <w:lvlText w:val=""/>
+      <w:lvlJc w:val="left"/>
+      <w:pPr>
+        <w:tabs>
+          <w:tab w:val="num" w:pos="5760"/>
+        </w:tabs>
+        <w:ind w:left="5760" w:hanging="360"/>
+      </w:pPr>
+      <w:rPr>
+        <w:rFonts w:ascii="Wingdings" w:hAnsi="Wingdings" w:hint="default"/>
+        <w:sz w:val="20"/>
+      </w:rPr>
+    </w:lvl>
+    <w:lvl w:ilvl="8" w:tentative="1">
+      <w:start w:val="1"/>
+      <w:numFmt w:val="bullet"/>
+      <w:lvlText w:val=""/>
+      <w:lvlJc w:val="left"/>
+      <w:pPr>
+        <w:tabs>
+          <w:tab w:val="num" w:pos="6480"/>
+        </w:tabs>
+        <w:ind w:left="6480" w:hanging="360"/>
+      </w:pPr>
+      <w:rPr>
+        <w:rFonts w:ascii="Wingdings" w:hAnsi="Wingdings" w:hint="default"/>
+        <w:sz w:val="20"/>
+      </w:rPr>
+    </w:lvl>
+  </w:abstractNum>
+  <w:abstractNum w:abstractNumId="65" w15:restartNumberingAfterBreak="0">
     <w:nsid w:val="2A221F73"/>
     <w:multiLevelType w:val="hybridMultilevel"/>
     <w:tmpl w:val="3FB0C4DE"/>
@@ -24200,7 +27037,7 @@
       </w:rPr>
     </w:lvl>
   </w:abstractNum>
-  <w:abstractNum w:abstractNumId="59" w15:restartNumberingAfterBreak="0">
+  <w:abstractNum w:abstractNumId="66" w15:restartNumberingAfterBreak="0">
     <w:nsid w:val="2AB63B25"/>
     <w:multiLevelType w:val="multilevel"/>
     <w:tmpl w:val="B420AFC2"/>
@@ -24349,7 +27186,156 @@
       </w:rPr>
     </w:lvl>
   </w:abstractNum>
-  <w:abstractNum w:abstractNumId="60" w15:restartNumberingAfterBreak="0">
+  <w:abstractNum w:abstractNumId="67" w15:restartNumberingAfterBreak="0">
+    <w:nsid w:val="2BC15146"/>
+    <w:multiLevelType w:val="multilevel"/>
+    <w:tmpl w:val="4CA251F4"/>
+    <w:lvl w:ilvl="0">
+      <w:start w:val="1"/>
+      <w:numFmt w:val="bullet"/>
+      <w:lvlText w:val=""/>
+      <w:lvlJc w:val="left"/>
+      <w:pPr>
+        <w:tabs>
+          <w:tab w:val="num" w:pos="720"/>
+        </w:tabs>
+        <w:ind w:left="720" w:hanging="360"/>
+      </w:pPr>
+      <w:rPr>
+        <w:rFonts w:ascii="Symbol" w:hAnsi="Symbol" w:hint="default"/>
+        <w:sz w:val="20"/>
+      </w:rPr>
+    </w:lvl>
+    <w:lvl w:ilvl="1" w:tentative="1">
+      <w:start w:val="1"/>
+      <w:numFmt w:val="bullet"/>
+      <w:lvlText w:val="o"/>
+      <w:lvlJc w:val="left"/>
+      <w:pPr>
+        <w:tabs>
+          <w:tab w:val="num" w:pos="1440"/>
+        </w:tabs>
+        <w:ind w:left="1440" w:hanging="360"/>
+      </w:pPr>
+      <w:rPr>
+        <w:rFonts w:ascii="Courier New" w:hAnsi="Courier New" w:hint="default"/>
+        <w:sz w:val="20"/>
+      </w:rPr>
+    </w:lvl>
+    <w:lvl w:ilvl="2" w:tentative="1">
+      <w:start w:val="1"/>
+      <w:numFmt w:val="bullet"/>
+      <w:lvlText w:val=""/>
+      <w:lvlJc w:val="left"/>
+      <w:pPr>
+        <w:tabs>
+          <w:tab w:val="num" w:pos="2160"/>
+        </w:tabs>
+        <w:ind w:left="2160" w:hanging="360"/>
+      </w:pPr>
+      <w:rPr>
+        <w:rFonts w:ascii="Wingdings" w:hAnsi="Wingdings" w:hint="default"/>
+        <w:sz w:val="20"/>
+      </w:rPr>
+    </w:lvl>
+    <w:lvl w:ilvl="3" w:tentative="1">
+      <w:start w:val="1"/>
+      <w:numFmt w:val="bullet"/>
+      <w:lvlText w:val=""/>
+      <w:lvlJc w:val="left"/>
+      <w:pPr>
+        <w:tabs>
+          <w:tab w:val="num" w:pos="2880"/>
+        </w:tabs>
+        <w:ind w:left="2880" w:hanging="360"/>
+      </w:pPr>
+      <w:rPr>
+        <w:rFonts w:ascii="Wingdings" w:hAnsi="Wingdings" w:hint="default"/>
+        <w:sz w:val="20"/>
+      </w:rPr>
+    </w:lvl>
+    <w:lvl w:ilvl="4" w:tentative="1">
+      <w:start w:val="1"/>
+      <w:numFmt w:val="bullet"/>
+      <w:lvlText w:val=""/>
+      <w:lvlJc w:val="left"/>
+      <w:pPr>
+        <w:tabs>
+          <w:tab w:val="num" w:pos="3600"/>
+        </w:tabs>
+        <w:ind w:left="3600" w:hanging="360"/>
+      </w:pPr>
+      <w:rPr>
+        <w:rFonts w:ascii="Wingdings" w:hAnsi="Wingdings" w:hint="default"/>
+        <w:sz w:val="20"/>
+      </w:rPr>
+    </w:lvl>
+    <w:lvl w:ilvl="5" w:tentative="1">
+      <w:start w:val="1"/>
+      <w:numFmt w:val="bullet"/>
+      <w:lvlText w:val=""/>
+      <w:lvlJc w:val="left"/>
+      <w:pPr>
+        <w:tabs>
+          <w:tab w:val="num" w:pos="4320"/>
+        </w:tabs>
+        <w:ind w:left="4320" w:hanging="360"/>
+      </w:pPr>
+      <w:rPr>
+        <w:rFonts w:ascii="Wingdings" w:hAnsi="Wingdings" w:hint="default"/>
+        <w:sz w:val="20"/>
+      </w:rPr>
+    </w:lvl>
+    <w:lvl w:ilvl="6" w:tentative="1">
+      <w:start w:val="1"/>
+      <w:numFmt w:val="bullet"/>
+      <w:lvlText w:val=""/>
+      <w:lvlJc w:val="left"/>
+      <w:pPr>
+        <w:tabs>
+          <w:tab w:val="num" w:pos="5040"/>
+        </w:tabs>
+        <w:ind w:left="5040" w:hanging="360"/>
+      </w:pPr>
+      <w:rPr>
+        <w:rFonts w:ascii="Wingdings" w:hAnsi="Wingdings" w:hint="default"/>
+        <w:sz w:val="20"/>
+      </w:rPr>
+    </w:lvl>
+    <w:lvl w:ilvl="7" w:tentative="1">
+      <w:start w:val="1"/>
+      <w:numFmt w:val="bullet"/>
+      <w:lvlText w:val=""/>
+      <w:lvlJc w:val="left"/>
+      <w:pPr>
+        <w:tabs>
+          <w:tab w:val="num" w:pos="5760"/>
+        </w:tabs>
+        <w:ind w:left="5760" w:hanging="360"/>
+      </w:pPr>
+      <w:rPr>
+        <w:rFonts w:ascii="Wingdings" w:hAnsi="Wingdings" w:hint="default"/>
+        <w:sz w:val="20"/>
+      </w:rPr>
+    </w:lvl>
+    <w:lvl w:ilvl="8" w:tentative="1">
+      <w:start w:val="1"/>
+      <w:numFmt w:val="bullet"/>
+      <w:lvlText w:val=""/>
+      <w:lvlJc w:val="left"/>
+      <w:pPr>
+        <w:tabs>
+          <w:tab w:val="num" w:pos="6480"/>
+        </w:tabs>
+        <w:ind w:left="6480" w:hanging="360"/>
+      </w:pPr>
+      <w:rPr>
+        <w:rFonts w:ascii="Wingdings" w:hAnsi="Wingdings" w:hint="default"/>
+        <w:sz w:val="20"/>
+      </w:rPr>
+    </w:lvl>
+  </w:abstractNum>
+  <w:abstractNum w:abstractNumId="68" w15:restartNumberingAfterBreak="0">
     <w:nsid w:val="2C4F1C3F"/>
     <w:multiLevelType w:val="multilevel"/>
     <w:tmpl w:val="98BCDE62"/>
@@ -24498,7 +27484,7 @@
       </w:rPr>
     </w:lvl>
   </w:abstractNum>
-  <w:abstractNum w:abstractNumId="61" w15:restartNumberingAfterBreak="0">
+  <w:abstractNum w:abstractNumId="69" w15:restartNumberingAfterBreak="0">
     <w:nsid w:val="2CFF7113"/>
     <w:multiLevelType w:val="multilevel"/>
     <w:tmpl w:val="81923362"/>
@@ -24647,7 +27633,7 @@
       </w:rPr>
     </w:lvl>
   </w:abstractNum>
-  <w:abstractNum w:abstractNumId="62" w15:restartNumberingAfterBreak="0">
+  <w:abstractNum w:abstractNumId="70" w15:restartNumberingAfterBreak="0">
     <w:nsid w:val="2E8D253C"/>
     <w:multiLevelType w:val="hybridMultilevel"/>
     <w:tmpl w:val="67161586"/>
@@ -24760,7 +27746,7 @@
       </w:rPr>
     </w:lvl>
   </w:abstractNum>
-  <w:abstractNum w:abstractNumId="63" w15:restartNumberingAfterBreak="0">
+  <w:abstractNum w:abstractNumId="71" w15:restartNumberingAfterBreak="0">
     <w:nsid w:val="2ED55967"/>
     <w:multiLevelType w:val="multilevel"/>
     <w:tmpl w:val="161C8860"/>
@@ -24909,7 +27895,7 @@
       </w:rPr>
     </w:lvl>
   </w:abstractNum>
-  <w:abstractNum w:abstractNumId="64" w15:restartNumberingAfterBreak="0">
+  <w:abstractNum w:abstractNumId="72" w15:restartNumberingAfterBreak="0">
     <w:nsid w:val="2EF64276"/>
     <w:multiLevelType w:val="hybridMultilevel"/>
     <w:tmpl w:val="BF14E800"/>
@@ -25022,7 +28008,7 @@
       </w:rPr>
     </w:lvl>
   </w:abstractNum>
-  <w:abstractNum w:abstractNumId="65" w15:restartNumberingAfterBreak="0">
+  <w:abstractNum w:abstractNumId="73" w15:restartNumberingAfterBreak="0">
     <w:nsid w:val="2F09330B"/>
     <w:multiLevelType w:val="hybridMultilevel"/>
     <w:tmpl w:val="BF50E1BA"/>
@@ -25135,7 +28121,7 @@
       </w:rPr>
     </w:lvl>
   </w:abstractNum>
-  <w:abstractNum w:abstractNumId="66" w15:restartNumberingAfterBreak="0">
+  <w:abstractNum w:abstractNumId="74" w15:restartNumberingAfterBreak="0">
     <w:nsid w:val="2F8A0954"/>
     <w:multiLevelType w:val="hybridMultilevel"/>
     <w:tmpl w:val="F5C879D0"/>
@@ -25248,7 +28234,7 @@
       </w:rPr>
     </w:lvl>
   </w:abstractNum>
-  <w:abstractNum w:abstractNumId="67" w15:restartNumberingAfterBreak="0">
+  <w:abstractNum w:abstractNumId="75" w15:restartNumberingAfterBreak="0">
     <w:nsid w:val="300C096D"/>
     <w:multiLevelType w:val="multilevel"/>
     <w:tmpl w:val="926EF2CA"/>
@@ -25361,7 +28347,7 @@
       </w:pPr>
     </w:lvl>
   </w:abstractNum>
-  <w:abstractNum w:abstractNumId="68" w15:restartNumberingAfterBreak="0">
+  <w:abstractNum w:abstractNumId="76" w15:restartNumberingAfterBreak="0">
     <w:nsid w:val="3042052A"/>
     <w:multiLevelType w:val="hybridMultilevel"/>
     <w:tmpl w:val="7DA23272"/>
@@ -25474,7 +28460,7 @@
       </w:rPr>
     </w:lvl>
   </w:abstractNum>
-  <w:abstractNum w:abstractNumId="69" w15:restartNumberingAfterBreak="0">
+  <w:abstractNum w:abstractNumId="77" w15:restartNumberingAfterBreak="0">
     <w:nsid w:val="30A30D93"/>
     <w:multiLevelType w:val="multilevel"/>
     <w:tmpl w:val="E5DE3226"/>
@@ -25587,7 +28573,120 @@
       </w:pPr>
     </w:lvl>
   </w:abstractNum>
-  <w:abstractNum w:abstractNumId="70" w15:restartNumberingAfterBreak="0">
+  <w:abstractNum w:abstractNumId="78" w15:restartNumberingAfterBreak="0">
+    <w:nsid w:val="31C33CE4"/>
+    <w:multiLevelType w:val="hybridMultilevel"/>
+    <w:tmpl w:val="72EC2F84"/>
+    <w:lvl w:ilvl="0" w:tplc="04090001">
+      <w:start w:val="1"/>
+      <w:numFmt w:val="bullet"/>
+      <w:lvlText w:val=""/>
+      <w:lvlJc w:val="left"/>
+      <w:pPr>
+        <w:ind w:left="720" w:hanging="360"/>
+      </w:pPr>
+      <w:rPr>
+        <w:rFonts w:ascii="Symbol" w:hAnsi="Symbol" w:hint="default"/>
+      </w:rPr>
+    </w:lvl>
+    <w:lvl w:ilvl="1" w:tplc="04090003" w:tentative="1">
+      <w:start w:val="1"/>
+      <w:numFmt w:val="bullet"/>
+      <w:lvlText w:val="o"/>
+      <w:lvlJc w:val="left"/>
+      <w:pPr>
+        <w:ind w:left="1440" w:hanging="360"/>
+      </w:pPr>
+      <w:rPr>
+        <w:rFonts w:ascii="Courier New" w:hAnsi="Courier New" w:cs="Courier New" w:hint="default"/>
+      </w:rPr>
+    </w:lvl>
+    <w:lvl w:ilvl="2" w:tplc="04090005" w:tentative="1">
+      <w:start w:val="1"/>
+      <w:numFmt w:val="bullet"/>
+      <w:lvlText w:val=""/>
+      <w:lvlJc w:val="left"/>
+      <w:pPr>
+        <w:ind w:left="2160" w:hanging="360"/>
+      </w:pPr>
+      <w:rPr>
+        <w:rFonts w:ascii="Wingdings" w:hAnsi="Wingdings" w:hint="default"/>
+      </w:rPr>
+    </w:lvl>
+    <w:lvl w:ilvl="3" w:tplc="04090001" w:tentative="1">
+      <w:start w:val="1"/>
+      <w:numFmt w:val="bullet"/>
+      <w:lvlText w:val=""/>
+      <w:lvlJc w:val="left"/>
+      <w:pPr>
+        <w:ind w:left="2880" w:hanging="360"/>
+      </w:pPr>
+      <w:rPr>
+        <w:rFonts w:ascii="Symbol" w:hAnsi="Symbol" w:hint="default"/>
+      </w:rPr>
+    </w:lvl>
+    <w:lvl w:ilvl="4" w:tplc="04090003" w:tentative="1">
+      <w:start w:val="1"/>
+      <w:numFmt w:val="bullet"/>
+      <w:lvlText w:val="o"/>
+      <w:lvlJc w:val="left"/>
+      <w:pPr>
+        <w:ind w:left="3600" w:hanging="360"/>
+      </w:pPr>
+      <w:rPr>
+        <w:rFonts w:ascii="Courier New" w:hAnsi="Courier New" w:cs="Courier New" w:hint="default"/>
+      </w:rPr>
+    </w:lvl>
+    <w:lvl w:ilvl="5" w:tplc="04090005" w:tentative="1">
+      <w:start w:val="1"/>
+      <w:numFmt w:val="bullet"/>
+      <w:lvlText w:val=""/>
+      <w:lvlJc w:val="left"/>
+      <w:pPr>
+        <w:ind w:left="4320" w:hanging="360"/>
+      </w:pPr>
+      <w:rPr>
+        <w:rFonts w:ascii="Wingdings" w:hAnsi="Wingdings" w:hint="default"/>
+      </w:rPr>
+    </w:lvl>
+    <w:lvl w:ilvl="6" w:tplc="04090001" w:tentative="1">
+      <w:start w:val="1"/>
+      <w:numFmt w:val="bullet"/>
+      <w:lvlText w:val=""/>
+      <w:lvlJc w:val="left"/>
+      <w:pPr>
+        <w:ind w:left="5040" w:hanging="360"/>
+      </w:pPr>
+      <w:rPr>
+        <w:rFonts w:ascii="Symbol" w:hAnsi="Symbol" w:hint="default"/>
+      </w:rPr>
+    </w:lvl>
+    <w:lvl w:ilvl="7" w:tplc="04090003" w:tentative="1">
+      <w:start w:val="1"/>
+      <w:numFmt w:val="bullet"/>
+      <w:lvlText w:val="o"/>
+      <w:lvlJc w:val="left"/>
+      <w:pPr>
+        <w:ind w:left="5760" w:hanging="360"/>
+      </w:pPr>
+      <w:rPr>
+        <w:rFonts w:ascii="Courier New" w:hAnsi="Courier New" w:cs="Courier New" w:hint="default"/>
+      </w:rPr>
+    </w:lvl>
+    <w:lvl w:ilvl="8" w:tplc="04090005" w:tentative="1">
+      <w:start w:val="1"/>
+      <w:numFmt w:val="bullet"/>
+      <w:lvlText w:val=""/>
+      <w:lvlJc w:val="left"/>
+      <w:pPr>
+        <w:ind w:left="6480" w:hanging="360"/>
+      </w:pPr>
+      <w:rPr>
+        <w:rFonts w:ascii="Wingdings" w:hAnsi="Wingdings" w:hint="default"/>
+      </w:rPr>
+    </w:lvl>
+  </w:abstractNum>
+  <w:abstractNum w:abstractNumId="79" w15:restartNumberingAfterBreak="0">
     <w:nsid w:val="31C86FCD"/>
     <w:multiLevelType w:val="hybridMultilevel"/>
     <w:tmpl w:val="AB0461DC"/>
@@ -25700,7 +28799,7 @@
       </w:rPr>
     </w:lvl>
   </w:abstractNum>
-  <w:abstractNum w:abstractNumId="71" w15:restartNumberingAfterBreak="0">
+  <w:abstractNum w:abstractNumId="80" w15:restartNumberingAfterBreak="0">
     <w:nsid w:val="32186E0F"/>
     <w:multiLevelType w:val="multilevel"/>
     <w:tmpl w:val="A3A2EC68"/>
@@ -25818,7 +28917,7 @@
       </w:pPr>
     </w:lvl>
   </w:abstractNum>
-  <w:abstractNum w:abstractNumId="72" w15:restartNumberingAfterBreak="0">
+  <w:abstractNum w:abstractNumId="81" w15:restartNumberingAfterBreak="0">
     <w:nsid w:val="338A6C77"/>
     <w:multiLevelType w:val="hybridMultilevel"/>
     <w:tmpl w:val="C5C478C8"/>
@@ -25931,7 +29030,7 @@
       </w:rPr>
     </w:lvl>
   </w:abstractNum>
-  <w:abstractNum w:abstractNumId="73" w15:restartNumberingAfterBreak="0">
+  <w:abstractNum w:abstractNumId="82" w15:restartNumberingAfterBreak="0">
     <w:nsid w:val="34B371BF"/>
     <w:multiLevelType w:val="hybridMultilevel"/>
     <w:tmpl w:val="D6AC359C"/>
@@ -26044,7 +29143,120 @@
       </w:rPr>
     </w:lvl>
   </w:abstractNum>
-  <w:abstractNum w:abstractNumId="74" w15:restartNumberingAfterBreak="0">
+  <w:abstractNum w:abstractNumId="83" w15:restartNumberingAfterBreak="0">
+    <w:nsid w:val="355252B0"/>
+    <w:multiLevelType w:val="hybridMultilevel"/>
+    <w:tmpl w:val="E1FAD1F0"/>
+    <w:lvl w:ilvl="0" w:tplc="04090001">
+      <w:start w:val="1"/>
+      <w:numFmt w:val="bullet"/>
+      <w:lvlText w:val=""/>
+      <w:lvlJc w:val="left"/>
+      <w:pPr>
+        <w:ind w:left="720" w:hanging="360"/>
+      </w:pPr>
+      <w:rPr>
+        <w:rFonts w:ascii="Symbol" w:hAnsi="Symbol" w:hint="default"/>
+      </w:rPr>
+    </w:lvl>
+    <w:lvl w:ilvl="1" w:tplc="04090003" w:tentative="1">
+      <w:start w:val="1"/>
+      <w:numFmt w:val="bullet"/>
+      <w:lvlText w:val="o"/>
+      <w:lvlJc w:val="left"/>
+      <w:pPr>
+        <w:ind w:left="1440" w:hanging="360"/>
+      </w:pPr>
+      <w:rPr>
+        <w:rFonts w:ascii="Courier New" w:hAnsi="Courier New" w:cs="Courier New" w:hint="default"/>
+      </w:rPr>
+    </w:lvl>
+    <w:lvl w:ilvl="2" w:tplc="04090005" w:tentative="1">
+      <w:start w:val="1"/>
+      <w:numFmt w:val="bullet"/>
+      <w:lvlText w:val=""/>
+      <w:lvlJc w:val="left"/>
+      <w:pPr>
+        <w:ind w:left="2160" w:hanging="360"/>
+      </w:pPr>
+      <w:rPr>
+        <w:rFonts w:ascii="Wingdings" w:hAnsi="Wingdings" w:hint="default"/>
+      </w:rPr>
+    </w:lvl>
+    <w:lvl w:ilvl="3" w:tplc="04090001" w:tentative="1">
+      <w:start w:val="1"/>
+      <w:numFmt w:val="bullet"/>
+      <w:lvlText w:val=""/>
+      <w:lvlJc w:val="left"/>
+      <w:pPr>
+        <w:ind w:left="2880" w:hanging="360"/>
+      </w:pPr>
+      <w:rPr>
+        <w:rFonts w:ascii="Symbol" w:hAnsi="Symbol" w:hint="default"/>
+      </w:rPr>
+    </w:lvl>
+    <w:lvl w:ilvl="4" w:tplc="04090003" w:tentative="1">
+      <w:start w:val="1"/>
+      <w:numFmt w:val="bullet"/>
+      <w:lvlText w:val="o"/>
+      <w:lvlJc w:val="left"/>
+      <w:pPr>
+        <w:ind w:left="3600" w:hanging="360"/>
+      </w:pPr>
+      <w:rPr>
+        <w:rFonts w:ascii="Courier New" w:hAnsi="Courier New" w:cs="Courier New" w:hint="default"/>
+      </w:rPr>
+    </w:lvl>
+    <w:lvl w:ilvl="5" w:tplc="04090005" w:tentative="1">
+      <w:start w:val="1"/>
+      <w:numFmt w:val="bullet"/>
+      <w:lvlText w:val=""/>
+      <w:lvlJc w:val="left"/>
+      <w:pPr>
+        <w:ind w:left="4320" w:hanging="360"/>
+      </w:pPr>
+      <w:rPr>
+        <w:rFonts w:ascii="Wingdings" w:hAnsi="Wingdings" w:hint="default"/>
+      </w:rPr>
+    </w:lvl>
+    <w:lvl w:ilvl="6" w:tplc="04090001" w:tentative="1">
+      <w:start w:val="1"/>
+      <w:numFmt w:val="bullet"/>
+      <w:lvlText w:val=""/>
+      <w:lvlJc w:val="left"/>
+      <w:pPr>
+        <w:ind w:left="5040" w:hanging="360"/>
+      </w:pPr>
+      <w:rPr>
+        <w:rFonts w:ascii="Symbol" w:hAnsi="Symbol" w:hint="default"/>
+      </w:rPr>
+    </w:lvl>
+    <w:lvl w:ilvl="7" w:tplc="04090003" w:tentative="1">
+      <w:start w:val="1"/>
+      <w:numFmt w:val="bullet"/>
+      <w:lvlText w:val="o"/>
+      <w:lvlJc w:val="left"/>
+      <w:pPr>
+        <w:ind w:left="5760" w:hanging="360"/>
+      </w:pPr>
+      <w:rPr>
+        <w:rFonts w:ascii="Courier New" w:hAnsi="Courier New" w:cs="Courier New" w:hint="default"/>
+      </w:rPr>
+    </w:lvl>
+    <w:lvl w:ilvl="8" w:tplc="04090005" w:tentative="1">
+      <w:start w:val="1"/>
+      <w:numFmt w:val="bullet"/>
+      <w:lvlText w:val=""/>
+      <w:lvlJc w:val="left"/>
+      <w:pPr>
+        <w:ind w:left="6480" w:hanging="360"/>
+      </w:pPr>
+      <w:rPr>
+        <w:rFonts w:ascii="Wingdings" w:hAnsi="Wingdings" w:hint="default"/>
+      </w:rPr>
+    </w:lvl>
+  </w:abstractNum>
+  <w:abstractNum w:abstractNumId="84" w15:restartNumberingAfterBreak="0">
     <w:nsid w:val="36CC5D5C"/>
     <w:multiLevelType w:val="hybridMultilevel"/>
     <w:tmpl w:val="B29A3F22"/>
@@ -26157,7 +29369,120 @@
       </w:rPr>
     </w:lvl>
   </w:abstractNum>
-  <w:abstractNum w:abstractNumId="75" w15:restartNumberingAfterBreak="0">
+  <w:abstractNum w:abstractNumId="85" w15:restartNumberingAfterBreak="0">
+    <w:nsid w:val="38914D1E"/>
+    <w:multiLevelType w:val="hybridMultilevel"/>
+    <w:tmpl w:val="4F18C95C"/>
+    <w:lvl w:ilvl="0" w:tplc="04090001">
+      <w:start w:val="1"/>
+      <w:numFmt w:val="bullet"/>
+      <w:lvlText w:val=""/>
+      <w:lvlJc w:val="left"/>
+      <w:pPr>
+        <w:ind w:left="720" w:hanging="360"/>
+      </w:pPr>
+      <w:rPr>
+        <w:rFonts w:ascii="Symbol" w:hAnsi="Symbol" w:hint="default"/>
+      </w:rPr>
+    </w:lvl>
+    <w:lvl w:ilvl="1" w:tplc="04090003" w:tentative="1">
+      <w:start w:val="1"/>
+      <w:numFmt w:val="bullet"/>
+      <w:lvlText w:val="o"/>
+      <w:lvlJc w:val="left"/>
+      <w:pPr>
+        <w:ind w:left="1440" w:hanging="360"/>
+      </w:pPr>
+      <w:rPr>
+        <w:rFonts w:ascii="Courier New" w:hAnsi="Courier New" w:cs="Courier New" w:hint="default"/>
+      </w:rPr>
+    </w:lvl>
+    <w:lvl w:ilvl="2" w:tplc="04090005" w:tentative="1">
+      <w:start w:val="1"/>
+      <w:numFmt w:val="bullet"/>
+      <w:lvlText w:val=""/>
+      <w:lvlJc w:val="left"/>
+      <w:pPr>
+        <w:ind w:left="2160" w:hanging="360"/>
+      </w:pPr>
+      <w:rPr>
+        <w:rFonts w:ascii="Wingdings" w:hAnsi="Wingdings" w:hint="default"/>
+      </w:rPr>
+    </w:lvl>
+    <w:lvl w:ilvl="3" w:tplc="04090001" w:tentative="1">
+      <w:start w:val="1"/>
+      <w:numFmt w:val="bullet"/>
+      <w:lvlText w:val=""/>
+      <w:lvlJc w:val="left"/>
+      <w:pPr>
+        <w:ind w:left="2880" w:hanging="360"/>
+      </w:pPr>
+      <w:rPr>
+        <w:rFonts w:ascii="Symbol" w:hAnsi="Symbol" w:hint="default"/>
+      </w:rPr>
+    </w:lvl>
+    <w:lvl w:ilvl="4" w:tplc="04090003" w:tentative="1">
+      <w:start w:val="1"/>
+      <w:numFmt w:val="bullet"/>
+      <w:lvlText w:val="o"/>
+      <w:lvlJc w:val="left"/>
+      <w:pPr>
+        <w:ind w:left="3600" w:hanging="360"/>
+      </w:pPr>
+      <w:rPr>
+        <w:rFonts w:ascii="Courier New" w:hAnsi="Courier New" w:cs="Courier New" w:hint="default"/>
+      </w:rPr>
+    </w:lvl>
+    <w:lvl w:ilvl="5" w:tplc="04090005" w:tentative="1">
+      <w:start w:val="1"/>
+      <w:numFmt w:val="bullet"/>
+      <w:lvlText w:val=""/>
+      <w:lvlJc w:val="left"/>
+      <w:pPr>
+        <w:ind w:left="4320" w:hanging="360"/>
+      </w:pPr>
+      <w:rPr>
+        <w:rFonts w:ascii="Wingdings" w:hAnsi="Wingdings" w:hint="default"/>
+      </w:rPr>
+    </w:lvl>
+    <w:lvl w:ilvl="6" w:tplc="04090001" w:tentative="1">
+      <w:start w:val="1"/>
+      <w:numFmt w:val="bullet"/>
+      <w:lvlText w:val=""/>
+      <w:lvlJc w:val="left"/>
+      <w:pPr>
+        <w:ind w:left="5040" w:hanging="360"/>
+      </w:pPr>
+      <w:rPr>
+        <w:rFonts w:ascii="Symbol" w:hAnsi="Symbol" w:hint="default"/>
+      </w:rPr>
+    </w:lvl>
+    <w:lvl w:ilvl="7" w:tplc="04090003" w:tentative="1">
+      <w:start w:val="1"/>
+      <w:numFmt w:val="bullet"/>
+      <w:lvlText w:val="o"/>
+      <w:lvlJc w:val="left"/>
+      <w:pPr>
+        <w:ind w:left="5760" w:hanging="360"/>
+      </w:pPr>
+      <w:rPr>
+        <w:rFonts w:ascii="Courier New" w:hAnsi="Courier New" w:cs="Courier New" w:hint="default"/>
+      </w:rPr>
+    </w:lvl>
+    <w:lvl w:ilvl="8" w:tplc="04090005" w:tentative="1">
+      <w:start w:val="1"/>
+      <w:numFmt w:val="bullet"/>
+      <w:lvlText w:val=""/>
+      <w:lvlJc w:val="left"/>
+      <w:pPr>
+        <w:ind w:left="6480" w:hanging="360"/>
+      </w:pPr>
+      <w:rPr>
+        <w:rFonts w:ascii="Wingdings" w:hAnsi="Wingdings" w:hint="default"/>
+      </w:rPr>
+    </w:lvl>
+  </w:abstractNum>
+  <w:abstractNum w:abstractNumId="86" w15:restartNumberingAfterBreak="0">
     <w:nsid w:val="3B65406F"/>
     <w:multiLevelType w:val="hybridMultilevel"/>
     <w:tmpl w:val="52DAD2B0"/>
@@ -26270,7 +29595,156 @@
       </w:rPr>
     </w:lvl>
   </w:abstractNum>
-  <w:abstractNum w:abstractNumId="76" w15:restartNumberingAfterBreak="0">
+  <w:abstractNum w:abstractNumId="87" w15:restartNumberingAfterBreak="0">
+    <w:nsid w:val="3B945321"/>
+    <w:multiLevelType w:val="multilevel"/>
+    <w:tmpl w:val="C1569210"/>
+    <w:lvl w:ilvl="0">
+      <w:start w:val="1"/>
+      <w:numFmt w:val="bullet"/>
+      <w:lvlText w:val=""/>
+      <w:lvlJc w:val="left"/>
+      <w:pPr>
+        <w:tabs>
+          <w:tab w:val="num" w:pos="720"/>
+        </w:tabs>
+        <w:ind w:left="720" w:hanging="360"/>
+      </w:pPr>
+      <w:rPr>
+        <w:rFonts w:ascii="Symbol" w:hAnsi="Symbol" w:hint="default"/>
+        <w:sz w:val="20"/>
+      </w:rPr>
+    </w:lvl>
+    <w:lvl w:ilvl="1" w:tentative="1">
+      <w:start w:val="1"/>
+      <w:numFmt w:val="bullet"/>
+      <w:lvlText w:val="o"/>
+      <w:lvlJc w:val="left"/>
+      <w:pPr>
+        <w:tabs>
+          <w:tab w:val="num" w:pos="1440"/>
+        </w:tabs>
+        <w:ind w:left="1440" w:hanging="360"/>
+      </w:pPr>
+      <w:rPr>
+        <w:rFonts w:ascii="Courier New" w:hAnsi="Courier New" w:hint="default"/>
+        <w:sz w:val="20"/>
+      </w:rPr>
+    </w:lvl>
+    <w:lvl w:ilvl="2" w:tentative="1">
+      <w:start w:val="1"/>
+      <w:numFmt w:val="bullet"/>
+      <w:lvlText w:val=""/>
+      <w:lvlJc w:val="left"/>
+      <w:pPr>
+        <w:tabs>
+          <w:tab w:val="num" w:pos="2160"/>
+        </w:tabs>
+        <w:ind w:left="2160" w:hanging="360"/>
+      </w:pPr>
+      <w:rPr>
+        <w:rFonts w:ascii="Wingdings" w:hAnsi="Wingdings" w:hint="default"/>
+        <w:sz w:val="20"/>
+      </w:rPr>
+    </w:lvl>
+    <w:lvl w:ilvl="3" w:tentative="1">
+      <w:start w:val="1"/>
+      <w:numFmt w:val="bullet"/>
+      <w:lvlText w:val=""/>
+      <w:lvlJc w:val="left"/>
+      <w:pPr>
+        <w:tabs>
+          <w:tab w:val="num" w:pos="2880"/>
+        </w:tabs>
+        <w:ind w:left="2880" w:hanging="360"/>
+      </w:pPr>
+      <w:rPr>
+        <w:rFonts w:ascii="Wingdings" w:hAnsi="Wingdings" w:hint="default"/>
+        <w:sz w:val="20"/>
+      </w:rPr>
+    </w:lvl>
+    <w:lvl w:ilvl="4" w:tentative="1">
+      <w:start w:val="1"/>
+      <w:numFmt w:val="bullet"/>
+      <w:lvlText w:val=""/>
+      <w:lvlJc w:val="left"/>
+      <w:pPr>
+        <w:tabs>
+          <w:tab w:val="num" w:pos="3600"/>
+        </w:tabs>
+        <w:ind w:left="3600" w:hanging="360"/>
+      </w:pPr>
+      <w:rPr>
+        <w:rFonts w:ascii="Wingdings" w:hAnsi="Wingdings" w:hint="default"/>
+        <w:sz w:val="20"/>
+      </w:rPr>
+    </w:lvl>
+    <w:lvl w:ilvl="5" w:tentative="1">
+      <w:start w:val="1"/>
+      <w:numFmt w:val="bullet"/>
+      <w:lvlText w:val=""/>
+      <w:lvlJc w:val="left"/>
+      <w:pPr>
+        <w:tabs>
+          <w:tab w:val="num" w:pos="4320"/>
+        </w:tabs>
+        <w:ind w:left="4320" w:hanging="360"/>
+      </w:pPr>
+      <w:rPr>
+        <w:rFonts w:ascii="Wingdings" w:hAnsi="Wingdings" w:hint="default"/>
+        <w:sz w:val="20"/>
+      </w:rPr>
+    </w:lvl>
+    <w:lvl w:ilvl="6" w:tentative="1">
+      <w:start w:val="1"/>
+      <w:numFmt w:val="bullet"/>
+      <w:lvlText w:val=""/>
+      <w:lvlJc w:val="left"/>
+      <w:pPr>
+        <w:tabs>
+          <w:tab w:val="num" w:pos="5040"/>
+        </w:tabs>
+        <w:ind w:left="5040" w:hanging="360"/>
+      </w:pPr>
+      <w:rPr>
+        <w:rFonts w:ascii="Wingdings" w:hAnsi="Wingdings" w:hint="default"/>
+        <w:sz w:val="20"/>
+      </w:rPr>
+    </w:lvl>
+    <w:lvl w:ilvl="7" w:tentative="1">
+      <w:start w:val="1"/>
+      <w:numFmt w:val="bullet"/>
+      <w:lvlText w:val=""/>
+      <w:lvlJc w:val="left"/>
+      <w:pPr>
+        <w:tabs>
+          <w:tab w:val="num" w:pos="5760"/>
+        </w:tabs>
+        <w:ind w:left="5760" w:hanging="360"/>
+      </w:pPr>
+      <w:rPr>
+        <w:rFonts w:ascii="Wingdings" w:hAnsi="Wingdings" w:hint="default"/>
+        <w:sz w:val="20"/>
+      </w:rPr>
+    </w:lvl>
+    <w:lvl w:ilvl="8" w:tentative="1">
+      <w:start w:val="1"/>
+      <w:numFmt w:val="bullet"/>
+      <w:lvlText w:val=""/>
+      <w:lvlJc w:val="left"/>
+      <w:pPr>
+        <w:tabs>
+          <w:tab w:val="num" w:pos="6480"/>
+        </w:tabs>
+        <w:ind w:left="6480" w:hanging="360"/>
+      </w:pPr>
+      <w:rPr>
+        <w:rFonts w:ascii="Wingdings" w:hAnsi="Wingdings" w:hint="default"/>
+        <w:sz w:val="20"/>
+      </w:rPr>
+    </w:lvl>
+  </w:abstractNum>
+  <w:abstractNum w:abstractNumId="88" w15:restartNumberingAfterBreak="0">
     <w:nsid w:val="3B9625CC"/>
     <w:multiLevelType w:val="multilevel"/>
     <w:tmpl w:val="8E2A7724"/>
@@ -26419,7 +29893,7 @@
       </w:rPr>
     </w:lvl>
   </w:abstractNum>
-  <w:abstractNum w:abstractNumId="77" w15:restartNumberingAfterBreak="0">
+  <w:abstractNum w:abstractNumId="89" w15:restartNumberingAfterBreak="0">
     <w:nsid w:val="3C0D6F4C"/>
     <w:multiLevelType w:val="multilevel"/>
     <w:tmpl w:val="4590FA26"/>
@@ -26568,7 +30042,7 @@
       </w:rPr>
     </w:lvl>
   </w:abstractNum>
-  <w:abstractNum w:abstractNumId="78" w15:restartNumberingAfterBreak="0">
+  <w:abstractNum w:abstractNumId="90" w15:restartNumberingAfterBreak="0">
     <w:nsid w:val="3C887407"/>
     <w:multiLevelType w:val="hybridMultilevel"/>
     <w:tmpl w:val="DE7611D0"/>
@@ -26681,7 +30155,7 @@
       </w:rPr>
     </w:lvl>
   </w:abstractNum>
-  <w:abstractNum w:abstractNumId="79" w15:restartNumberingAfterBreak="0">
+  <w:abstractNum w:abstractNumId="91" w15:restartNumberingAfterBreak="0">
     <w:nsid w:val="3CD153E3"/>
     <w:multiLevelType w:val="multilevel"/>
     <w:tmpl w:val="F612B930"/>
@@ -26830,7 +30304,7 @@
       </w:rPr>
     </w:lvl>
   </w:abstractNum>
-  <w:abstractNum w:abstractNumId="80" w15:restartNumberingAfterBreak="0">
+  <w:abstractNum w:abstractNumId="92" w15:restartNumberingAfterBreak="0">
     <w:nsid w:val="3D22137D"/>
     <w:multiLevelType w:val="multilevel"/>
     <w:tmpl w:val="B420AFC2"/>
@@ -26979,7 +30453,7 @@
       </w:rPr>
     </w:lvl>
   </w:abstractNum>
-  <w:abstractNum w:abstractNumId="81" w15:restartNumberingAfterBreak="0">
+  <w:abstractNum w:abstractNumId="93" w15:restartNumberingAfterBreak="0">
     <w:nsid w:val="3DF77D62"/>
     <w:multiLevelType w:val="hybridMultilevel"/>
     <w:tmpl w:val="EFC87F84"/>
@@ -27094,7 +30568,7 @@
       </w:rPr>
     </w:lvl>
   </w:abstractNum>
-  <w:abstractNum w:abstractNumId="82" w15:restartNumberingAfterBreak="0">
+  <w:abstractNum w:abstractNumId="94" w15:restartNumberingAfterBreak="0">
     <w:nsid w:val="3E2A225C"/>
     <w:multiLevelType w:val="hybridMultilevel"/>
     <w:tmpl w:val="B7CA4854"/>
@@ -27207,7 +30681,7 @@
       </w:rPr>
     </w:lvl>
   </w:abstractNum>
-  <w:abstractNum w:abstractNumId="83" w15:restartNumberingAfterBreak="0">
+  <w:abstractNum w:abstractNumId="95" w15:restartNumberingAfterBreak="0">
     <w:nsid w:val="3F2403CB"/>
     <w:multiLevelType w:val="multilevel"/>
     <w:tmpl w:val="60006E04"/>
@@ -27320,7 +30794,7 @@
       </w:pPr>
     </w:lvl>
   </w:abstractNum>
-  <w:abstractNum w:abstractNumId="84" w15:restartNumberingAfterBreak="0">
+  <w:abstractNum w:abstractNumId="96" w15:restartNumberingAfterBreak="0">
     <w:nsid w:val="41C85A0F"/>
     <w:multiLevelType w:val="multilevel"/>
     <w:tmpl w:val="7EC03020"/>
@@ -27469,7 +30943,7 @@
       </w:rPr>
     </w:lvl>
   </w:abstractNum>
-  <w:abstractNum w:abstractNumId="85" w15:restartNumberingAfterBreak="0">
+  <w:abstractNum w:abstractNumId="97" w15:restartNumberingAfterBreak="0">
     <w:nsid w:val="42237D7A"/>
     <w:multiLevelType w:val="hybridMultilevel"/>
     <w:tmpl w:val="57D6412C"/>
@@ -27582,7 +31056,7 @@
       </w:rPr>
     </w:lvl>
   </w:abstractNum>
-  <w:abstractNum w:abstractNumId="86" w15:restartNumberingAfterBreak="0">
+  <w:abstractNum w:abstractNumId="98" w15:restartNumberingAfterBreak="0">
     <w:nsid w:val="44664D71"/>
     <w:multiLevelType w:val="multilevel"/>
     <w:tmpl w:val="4590FA26"/>
@@ -27731,7 +31205,7 @@
       </w:rPr>
     </w:lvl>
   </w:abstractNum>
-  <w:abstractNum w:abstractNumId="87" w15:restartNumberingAfterBreak="0">
+  <w:abstractNum w:abstractNumId="99" w15:restartNumberingAfterBreak="0">
     <w:nsid w:val="45120700"/>
     <w:multiLevelType w:val="hybridMultilevel"/>
     <w:tmpl w:val="74A2D328"/>
@@ -27844,7 +31318,7 @@
       </w:rPr>
     </w:lvl>
   </w:abstractNum>
-  <w:abstractNum w:abstractNumId="88" w15:restartNumberingAfterBreak="0">
+  <w:abstractNum w:abstractNumId="100" w15:restartNumberingAfterBreak="0">
     <w:nsid w:val="465E3EB9"/>
     <w:multiLevelType w:val="hybridMultilevel"/>
     <w:tmpl w:val="2F0C405E"/>
@@ -27957,7 +31431,7 @@
       </w:rPr>
     </w:lvl>
   </w:abstractNum>
-  <w:abstractNum w:abstractNumId="89" w15:restartNumberingAfterBreak="0">
+  <w:abstractNum w:abstractNumId="101" w15:restartNumberingAfterBreak="0">
     <w:nsid w:val="46FD1724"/>
     <w:multiLevelType w:val="multilevel"/>
     <w:tmpl w:val="E55EE774"/>
@@ -28106,7 +31580,7 @@
       </w:rPr>
     </w:lvl>
   </w:abstractNum>
-  <w:abstractNum w:abstractNumId="90" w15:restartNumberingAfterBreak="0">
+  <w:abstractNum w:abstractNumId="102" w15:restartNumberingAfterBreak="0">
     <w:nsid w:val="480F2371"/>
     <w:multiLevelType w:val="hybridMultilevel"/>
     <w:tmpl w:val="D57C8F8E"/>
@@ -28219,7 +31693,7 @@
       </w:rPr>
     </w:lvl>
   </w:abstractNum>
-  <w:abstractNum w:abstractNumId="91" w15:restartNumberingAfterBreak="0">
+  <w:abstractNum w:abstractNumId="103" w15:restartNumberingAfterBreak="0">
     <w:nsid w:val="4813359B"/>
     <w:multiLevelType w:val="hybridMultilevel"/>
     <w:tmpl w:val="750CE350"/>
@@ -28332,7 +31806,156 @@
       </w:rPr>
     </w:lvl>
   </w:abstractNum>
-  <w:abstractNum w:abstractNumId="92" w15:restartNumberingAfterBreak="0">
+  <w:abstractNum w:abstractNumId="104" w15:restartNumberingAfterBreak="0">
+    <w:nsid w:val="48C20C8D"/>
+    <w:multiLevelType w:val="multilevel"/>
+    <w:tmpl w:val="4CA251F4"/>
+    <w:lvl w:ilvl="0">
+      <w:start w:val="1"/>
+      <w:numFmt w:val="bullet"/>
+      <w:lvlText w:val=""/>
+      <w:lvlJc w:val="left"/>
+      <w:pPr>
+        <w:tabs>
+          <w:tab w:val="num" w:pos="720"/>
+        </w:tabs>
+        <w:ind w:left="720" w:hanging="360"/>
+      </w:pPr>
+      <w:rPr>
+        <w:rFonts w:ascii="Symbol" w:hAnsi="Symbol" w:hint="default"/>
+        <w:sz w:val="20"/>
+      </w:rPr>
+    </w:lvl>
+    <w:lvl w:ilvl="1" w:tentative="1">
+      <w:start w:val="1"/>
+      <w:numFmt w:val="bullet"/>
+      <w:lvlText w:val="o"/>
+      <w:lvlJc w:val="left"/>
+      <w:pPr>
+        <w:tabs>
+          <w:tab w:val="num" w:pos="1440"/>
+        </w:tabs>
+        <w:ind w:left="1440" w:hanging="360"/>
+      </w:pPr>
+      <w:rPr>
+        <w:rFonts w:ascii="Courier New" w:hAnsi="Courier New" w:hint="default"/>
+        <w:sz w:val="20"/>
+      </w:rPr>
+    </w:lvl>
+    <w:lvl w:ilvl="2" w:tentative="1">
+      <w:start w:val="1"/>
+      <w:numFmt w:val="bullet"/>
+      <w:lvlText w:val=""/>
+      <w:lvlJc w:val="left"/>
+      <w:pPr>
+        <w:tabs>
+          <w:tab w:val="num" w:pos="2160"/>
+        </w:tabs>
+        <w:ind w:left="2160" w:hanging="360"/>
+      </w:pPr>
+      <w:rPr>
+        <w:rFonts w:ascii="Wingdings" w:hAnsi="Wingdings" w:hint="default"/>
+        <w:sz w:val="20"/>
+      </w:rPr>
+    </w:lvl>
+    <w:lvl w:ilvl="3" w:tentative="1">
+      <w:start w:val="1"/>
+      <w:numFmt w:val="bullet"/>
+      <w:lvlText w:val=""/>
+      <w:lvlJc w:val="left"/>
+      <w:pPr>
+        <w:tabs>
+          <w:tab w:val="num" w:pos="2880"/>
+        </w:tabs>
+        <w:ind w:left="2880" w:hanging="360"/>
+      </w:pPr>
+      <w:rPr>
+        <w:rFonts w:ascii="Wingdings" w:hAnsi="Wingdings" w:hint="default"/>
+        <w:sz w:val="20"/>
+      </w:rPr>
+    </w:lvl>
+    <w:lvl w:ilvl="4" w:tentative="1">
+      <w:start w:val="1"/>
+      <w:numFmt w:val="bullet"/>
+      <w:lvlText w:val=""/>
+      <w:lvlJc w:val="left"/>
+      <w:pPr>
+        <w:tabs>
+          <w:tab w:val="num" w:pos="3600"/>
+        </w:tabs>
+        <w:ind w:left="3600" w:hanging="360"/>
+      </w:pPr>
+      <w:rPr>
+        <w:rFonts w:ascii="Wingdings" w:hAnsi="Wingdings" w:hint="default"/>
+        <w:sz w:val="20"/>
+      </w:rPr>
+    </w:lvl>
+    <w:lvl w:ilvl="5" w:tentative="1">
+      <w:start w:val="1"/>
+      <w:numFmt w:val="bullet"/>
+      <w:lvlText w:val=""/>
+      <w:lvlJc w:val="left"/>
+      <w:pPr>
+        <w:tabs>
+          <w:tab w:val="num" w:pos="4320"/>
+        </w:tabs>
+        <w:ind w:left="4320" w:hanging="360"/>
+      </w:pPr>
+      <w:rPr>
+        <w:rFonts w:ascii="Wingdings" w:hAnsi="Wingdings" w:hint="default"/>
+        <w:sz w:val="20"/>
+      </w:rPr>
+    </w:lvl>
+    <w:lvl w:ilvl="6" w:tentative="1">
+      <w:start w:val="1"/>
+      <w:numFmt w:val="bullet"/>
+      <w:lvlText w:val=""/>
+      <w:lvlJc w:val="left"/>
+      <w:pPr>
+        <w:tabs>
+          <w:tab w:val="num" w:pos="5040"/>
+        </w:tabs>
+        <w:ind w:left="5040" w:hanging="360"/>
+      </w:pPr>
+      <w:rPr>
+        <w:rFonts w:ascii="Wingdings" w:hAnsi="Wingdings" w:hint="default"/>
+        <w:sz w:val="20"/>
+      </w:rPr>
+    </w:lvl>
+    <w:lvl w:ilvl="7" w:tentative="1">
+      <w:start w:val="1"/>
+      <w:numFmt w:val="bullet"/>
+      <w:lvlText w:val=""/>
+      <w:lvlJc w:val="left"/>
+      <w:pPr>
+        <w:tabs>
+          <w:tab w:val="num" w:pos="5760"/>
+        </w:tabs>
+        <w:ind w:left="5760" w:hanging="360"/>
+      </w:pPr>
+      <w:rPr>
+        <w:rFonts w:ascii="Wingdings" w:hAnsi="Wingdings" w:hint="default"/>
+        <w:sz w:val="20"/>
+      </w:rPr>
+    </w:lvl>
+    <w:lvl w:ilvl="8" w:tentative="1">
+      <w:start w:val="1"/>
+      <w:numFmt w:val="bullet"/>
+      <w:lvlText w:val=""/>
+      <w:lvlJc w:val="left"/>
+      <w:pPr>
+        <w:tabs>
+          <w:tab w:val="num" w:pos="6480"/>
+        </w:tabs>
+        <w:ind w:left="6480" w:hanging="360"/>
+      </w:pPr>
+      <w:rPr>
+        <w:rFonts w:ascii="Wingdings" w:hAnsi="Wingdings" w:hint="default"/>
+        <w:sz w:val="20"/>
+      </w:rPr>
+    </w:lvl>
+  </w:abstractNum>
+  <w:abstractNum w:abstractNumId="105" w15:restartNumberingAfterBreak="0">
     <w:nsid w:val="4B0133E3"/>
     <w:multiLevelType w:val="hybridMultilevel"/>
     <w:tmpl w:val="ABFEAB48"/>
@@ -28445,7 +32068,7 @@
       </w:rPr>
     </w:lvl>
   </w:abstractNum>
-  <w:abstractNum w:abstractNumId="93" w15:restartNumberingAfterBreak="0">
+  <w:abstractNum w:abstractNumId="106" w15:restartNumberingAfterBreak="0">
     <w:nsid w:val="4B390B4C"/>
     <w:multiLevelType w:val="hybridMultilevel"/>
     <w:tmpl w:val="363C014A"/>
@@ -28558,7 +32181,7 @@
       </w:rPr>
     </w:lvl>
   </w:abstractNum>
-  <w:abstractNum w:abstractNumId="94" w15:restartNumberingAfterBreak="0">
+  <w:abstractNum w:abstractNumId="107" w15:restartNumberingAfterBreak="0">
     <w:nsid w:val="4BA07807"/>
     <w:multiLevelType w:val="hybridMultilevel"/>
     <w:tmpl w:val="D4EE6ABC"/>
@@ -28671,7 +32294,7 @@
       </w:rPr>
     </w:lvl>
   </w:abstractNum>
-  <w:abstractNum w:abstractNumId="95" w15:restartNumberingAfterBreak="0">
+  <w:abstractNum w:abstractNumId="108" w15:restartNumberingAfterBreak="0">
     <w:nsid w:val="4D3F29E4"/>
     <w:multiLevelType w:val="multilevel"/>
     <w:tmpl w:val="9A52B74C"/>
@@ -28820,7 +32443,7 @@
       </w:rPr>
     </w:lvl>
   </w:abstractNum>
-  <w:abstractNum w:abstractNumId="96" w15:restartNumberingAfterBreak="0">
+  <w:abstractNum w:abstractNumId="109" w15:restartNumberingAfterBreak="0">
     <w:nsid w:val="4D5624F2"/>
     <w:multiLevelType w:val="hybridMultilevel"/>
     <w:tmpl w:val="0304169A"/>
@@ -28933,7 +32556,7 @@
       </w:rPr>
     </w:lvl>
   </w:abstractNum>
-  <w:abstractNum w:abstractNumId="97" w15:restartNumberingAfterBreak="0">
+  <w:abstractNum w:abstractNumId="110" w15:restartNumberingAfterBreak="0">
     <w:nsid w:val="4DA326EF"/>
     <w:multiLevelType w:val="hybridMultilevel"/>
     <w:tmpl w:val="B8C88642"/>
@@ -29046,7 +32669,7 @@
       </w:rPr>
     </w:lvl>
   </w:abstractNum>
-  <w:abstractNum w:abstractNumId="98" w15:restartNumberingAfterBreak="0">
+  <w:abstractNum w:abstractNumId="111" w15:restartNumberingAfterBreak="0">
     <w:nsid w:val="4DCA12C4"/>
     <w:multiLevelType w:val="hybridMultilevel"/>
     <w:tmpl w:val="3B1CED9C"/>
@@ -29159,7 +32782,7 @@
       </w:rPr>
     </w:lvl>
   </w:abstractNum>
-  <w:abstractNum w:abstractNumId="99" w15:restartNumberingAfterBreak="0">
+  <w:abstractNum w:abstractNumId="112" w15:restartNumberingAfterBreak="0">
     <w:nsid w:val="4E345FF5"/>
     <w:multiLevelType w:val="hybridMultilevel"/>
     <w:tmpl w:val="219CB9F6"/>
@@ -29272,7 +32895,7 @@
       </w:rPr>
     </w:lvl>
   </w:abstractNum>
-  <w:abstractNum w:abstractNumId="100" w15:restartNumberingAfterBreak="0">
+  <w:abstractNum w:abstractNumId="113" w15:restartNumberingAfterBreak="0">
     <w:nsid w:val="4E695EE8"/>
     <w:multiLevelType w:val="hybridMultilevel"/>
     <w:tmpl w:val="46465B7C"/>
@@ -29385,7 +33008,7 @@
       </w:rPr>
     </w:lvl>
   </w:abstractNum>
-  <w:abstractNum w:abstractNumId="101" w15:restartNumberingAfterBreak="0">
+  <w:abstractNum w:abstractNumId="114" w15:restartNumberingAfterBreak="0">
     <w:nsid w:val="4FDF5A5B"/>
     <w:multiLevelType w:val="hybridMultilevel"/>
     <w:tmpl w:val="6236405C"/>
@@ -29498,7 +33121,156 @@
       </w:rPr>
     </w:lvl>
   </w:abstractNum>
-  <w:abstractNum w:abstractNumId="102" w15:restartNumberingAfterBreak="0">
+  <w:abstractNum w:abstractNumId="115" w15:restartNumberingAfterBreak="0">
+    <w:nsid w:val="4FF65623"/>
+    <w:multiLevelType w:val="multilevel"/>
+    <w:tmpl w:val="7A3E2E7C"/>
+    <w:lvl w:ilvl="0">
+      <w:start w:val="1"/>
+      <w:numFmt w:val="bullet"/>
+      <w:lvlText w:val=""/>
+      <w:lvlJc w:val="left"/>
+      <w:pPr>
+        <w:tabs>
+          <w:tab w:val="num" w:pos="720"/>
+        </w:tabs>
+        <w:ind w:left="720" w:hanging="360"/>
+      </w:pPr>
+      <w:rPr>
+        <w:rFonts w:ascii="Symbol" w:hAnsi="Symbol" w:hint="default"/>
+        <w:sz w:val="20"/>
+      </w:rPr>
+    </w:lvl>
+    <w:lvl w:ilvl="1" w:tentative="1">
+      <w:start w:val="1"/>
+      <w:numFmt w:val="bullet"/>
+      <w:lvlText w:val="o"/>
+      <w:lvlJc w:val="left"/>
+      <w:pPr>
+        <w:tabs>
+          <w:tab w:val="num" w:pos="1440"/>
+        </w:tabs>
+        <w:ind w:left="1440" w:hanging="360"/>
+      </w:pPr>
+      <w:rPr>
+        <w:rFonts w:ascii="Courier New" w:hAnsi="Courier New" w:hint="default"/>
+        <w:sz w:val="20"/>
+      </w:rPr>
+    </w:lvl>
+    <w:lvl w:ilvl="2" w:tentative="1">
+      <w:start w:val="1"/>
+      <w:numFmt w:val="bullet"/>
+      <w:lvlText w:val=""/>
+      <w:lvlJc w:val="left"/>
+      <w:pPr>
+        <w:tabs>
+          <w:tab w:val="num" w:pos="2160"/>
+        </w:tabs>
+        <w:ind w:left="2160" w:hanging="360"/>
+      </w:pPr>
+      <w:rPr>
+        <w:rFonts w:ascii="Wingdings" w:hAnsi="Wingdings" w:hint="default"/>
+        <w:sz w:val="20"/>
+      </w:rPr>
+    </w:lvl>
+    <w:lvl w:ilvl="3" w:tentative="1">
+      <w:start w:val="1"/>
+      <w:numFmt w:val="bullet"/>
+      <w:lvlText w:val=""/>
+      <w:lvlJc w:val="left"/>
+      <w:pPr>
+        <w:tabs>
+          <w:tab w:val="num" w:pos="2880"/>
+        </w:tabs>
+        <w:ind w:left="2880" w:hanging="360"/>
+      </w:pPr>
+      <w:rPr>
+        <w:rFonts w:ascii="Wingdings" w:hAnsi="Wingdings" w:hint="default"/>
+        <w:sz w:val="20"/>
+      </w:rPr>
+    </w:lvl>
+    <w:lvl w:ilvl="4" w:tentative="1">
+      <w:start w:val="1"/>
+      <w:numFmt w:val="bullet"/>
+      <w:lvlText w:val=""/>
+      <w:lvlJc w:val="left"/>
+      <w:pPr>
+        <w:tabs>
+          <w:tab w:val="num" w:pos="3600"/>
+        </w:tabs>
+        <w:ind w:left="3600" w:hanging="360"/>
+      </w:pPr>
+      <w:rPr>
+        <w:rFonts w:ascii="Wingdings" w:hAnsi="Wingdings" w:hint="default"/>
+        <w:sz w:val="20"/>
+      </w:rPr>
+    </w:lvl>
+    <w:lvl w:ilvl="5" w:tentative="1">
+      <w:start w:val="1"/>
+      <w:numFmt w:val="bullet"/>
+      <w:lvlText w:val=""/>
+      <w:lvlJc w:val="left"/>
+      <w:pPr>
+        <w:tabs>
+          <w:tab w:val="num" w:pos="4320"/>
+        </w:tabs>
+        <w:ind w:left="4320" w:hanging="360"/>
+      </w:pPr>
+      <w:rPr>
+        <w:rFonts w:ascii="Wingdings" w:hAnsi="Wingdings" w:hint="default"/>
+        <w:sz w:val="20"/>
+      </w:rPr>
+    </w:lvl>
+    <w:lvl w:ilvl="6" w:tentative="1">
+      <w:start w:val="1"/>
+      <w:numFmt w:val="bullet"/>
+      <w:lvlText w:val=""/>
+      <w:lvlJc w:val="left"/>
+      <w:pPr>
+        <w:tabs>
+          <w:tab w:val="num" w:pos="5040"/>
+        </w:tabs>
+        <w:ind w:left="5040" w:hanging="360"/>
+      </w:pPr>
+      <w:rPr>
+        <w:rFonts w:ascii="Wingdings" w:hAnsi="Wingdings" w:hint="default"/>
+        <w:sz w:val="20"/>
+      </w:rPr>
+    </w:lvl>
+    <w:lvl w:ilvl="7" w:tentative="1">
+      <w:start w:val="1"/>
+      <w:numFmt w:val="bullet"/>
+      <w:lvlText w:val=""/>
+      <w:lvlJc w:val="left"/>
+      <w:pPr>
+        <w:tabs>
+          <w:tab w:val="num" w:pos="5760"/>
+        </w:tabs>
+        <w:ind w:left="5760" w:hanging="360"/>
+      </w:pPr>
+      <w:rPr>
+        <w:rFonts w:ascii="Wingdings" w:hAnsi="Wingdings" w:hint="default"/>
+        <w:sz w:val="20"/>
+      </w:rPr>
+    </w:lvl>
+    <w:lvl w:ilvl="8" w:tentative="1">
+      <w:start w:val="1"/>
+      <w:numFmt w:val="bullet"/>
+      <w:lvlText w:val=""/>
+      <w:lvlJc w:val="left"/>
+      <w:pPr>
+        <w:tabs>
+          <w:tab w:val="num" w:pos="6480"/>
+        </w:tabs>
+        <w:ind w:left="6480" w:hanging="360"/>
+      </w:pPr>
+      <w:rPr>
+        <w:rFonts w:ascii="Wingdings" w:hAnsi="Wingdings" w:hint="default"/>
+        <w:sz w:val="20"/>
+      </w:rPr>
+    </w:lvl>
+  </w:abstractNum>
+  <w:abstractNum w:abstractNumId="116" w15:restartNumberingAfterBreak="0">
     <w:nsid w:val="50965E98"/>
     <w:multiLevelType w:val="hybridMultilevel"/>
     <w:tmpl w:val="4B00C2AA"/>
@@ -29611,7 +33383,7 @@
       </w:rPr>
     </w:lvl>
   </w:abstractNum>
-  <w:abstractNum w:abstractNumId="103" w15:restartNumberingAfterBreak="0">
+  <w:abstractNum w:abstractNumId="117" w15:restartNumberingAfterBreak="0">
     <w:nsid w:val="50A22354"/>
     <w:multiLevelType w:val="multilevel"/>
     <w:tmpl w:val="4590FA26"/>
@@ -29760,7 +33532,7 @@
       </w:rPr>
     </w:lvl>
   </w:abstractNum>
-  <w:abstractNum w:abstractNumId="104" w15:restartNumberingAfterBreak="0">
+  <w:abstractNum w:abstractNumId="118" w15:restartNumberingAfterBreak="0">
     <w:nsid w:val="51475735"/>
     <w:multiLevelType w:val="hybridMultilevel"/>
     <w:tmpl w:val="0EC885A0"/>
@@ -29873,7 +33645,7 @@
       </w:rPr>
     </w:lvl>
   </w:abstractNum>
-  <w:abstractNum w:abstractNumId="105" w15:restartNumberingAfterBreak="0">
+  <w:abstractNum w:abstractNumId="119" w15:restartNumberingAfterBreak="0">
     <w:nsid w:val="51741E6C"/>
     <w:multiLevelType w:val="hybridMultilevel"/>
     <w:tmpl w:val="6E46FFC0"/>
@@ -29986,7 +33758,7 @@
       </w:rPr>
     </w:lvl>
   </w:abstractNum>
-  <w:abstractNum w:abstractNumId="106" w15:restartNumberingAfterBreak="0">
+  <w:abstractNum w:abstractNumId="120" w15:restartNumberingAfterBreak="0">
     <w:nsid w:val="54047374"/>
     <w:multiLevelType w:val="multilevel"/>
     <w:tmpl w:val="4590FA26"/>
@@ -30135,7 +33907,7 @@
       </w:rPr>
     </w:lvl>
   </w:abstractNum>
-  <w:abstractNum w:abstractNumId="107" w15:restartNumberingAfterBreak="0">
+  <w:abstractNum w:abstractNumId="121" w15:restartNumberingAfterBreak="0">
     <w:nsid w:val="54325A4F"/>
     <w:multiLevelType w:val="multilevel"/>
     <w:tmpl w:val="8D50DD5C"/>
@@ -30284,7 +34056,7 @@
       </w:rPr>
     </w:lvl>
   </w:abstractNum>
-  <w:abstractNum w:abstractNumId="108" w15:restartNumberingAfterBreak="0">
+  <w:abstractNum w:abstractNumId="122" w15:restartNumberingAfterBreak="0">
     <w:nsid w:val="54592443"/>
     <w:multiLevelType w:val="multilevel"/>
     <w:tmpl w:val="9B1ACD32"/>
@@ -30433,7 +34205,7 @@
       </w:rPr>
     </w:lvl>
   </w:abstractNum>
-  <w:abstractNum w:abstractNumId="109" w15:restartNumberingAfterBreak="0">
+  <w:abstractNum w:abstractNumId="123" w15:restartNumberingAfterBreak="0">
     <w:nsid w:val="55667FD6"/>
     <w:multiLevelType w:val="hybridMultilevel"/>
     <w:tmpl w:val="A07AEC72"/>
@@ -30546,7 +34318,120 @@
       </w:rPr>
     </w:lvl>
   </w:abstractNum>
-  <w:abstractNum w:abstractNumId="110" w15:restartNumberingAfterBreak="0">
+  <w:abstractNum w:abstractNumId="124" w15:restartNumberingAfterBreak="0">
+    <w:nsid w:val="55AB5B12"/>
+    <w:multiLevelType w:val="multilevel"/>
+    <w:tmpl w:val="FE105BA2"/>
+    <w:lvl w:ilvl="0">
+      <w:start w:val="1"/>
+      <w:numFmt w:val="decimal"/>
+      <w:lvlText w:val="%1."/>
+      <w:lvlJc w:val="left"/>
+      <w:pPr>
+        <w:tabs>
+          <w:tab w:val="num" w:pos="720"/>
+        </w:tabs>
+        <w:ind w:left="720" w:hanging="360"/>
+      </w:pPr>
+    </w:lvl>
+    <w:lvl w:ilvl="1" w:tentative="1">
+      <w:start w:val="1"/>
+      <w:numFmt w:val="decimal"/>
+      <w:lvlText w:val="%2."/>
+      <w:lvlJc w:val="left"/>
+      <w:pPr>
+        <w:tabs>
+          <w:tab w:val="num" w:pos="1440"/>
+        </w:tabs>
+        <w:ind w:left="1440" w:hanging="360"/>
+      </w:pPr>
+    </w:lvl>
+    <w:lvl w:ilvl="2" w:tentative="1">
+      <w:start w:val="1"/>
+      <w:numFmt w:val="decimal"/>
+      <w:lvlText w:val="%3."/>
+      <w:lvlJc w:val="left"/>
+      <w:pPr>
+        <w:tabs>
+          <w:tab w:val="num" w:pos="2160"/>
+        </w:tabs>
+        <w:ind w:left="2160" w:hanging="360"/>
+      </w:pPr>
+    </w:lvl>
+    <w:lvl w:ilvl="3" w:tentative="1">
+      <w:start w:val="1"/>
+      <w:numFmt w:val="decimal"/>
+      <w:lvlText w:val="%4."/>
+      <w:lvlJc w:val="left"/>
+      <w:pPr>
+        <w:tabs>
+          <w:tab w:val="num" w:pos="2880"/>
+        </w:tabs>
+        <w:ind w:left="2880" w:hanging="360"/>
+      </w:pPr>
+    </w:lvl>
+    <w:lvl w:ilvl="4" w:tentative="1">
+      <w:start w:val="1"/>
+      <w:numFmt w:val="decimal"/>
+      <w:lvlText w:val="%5."/>
+      <w:lvlJc w:val="left"/>
+      <w:pPr>
+        <w:tabs>
+          <w:tab w:val="num" w:pos="3600"/>
+        </w:tabs>
+        <w:ind w:left="3600" w:hanging="360"/>
+      </w:pPr>
+    </w:lvl>
+    <w:lvl w:ilvl="5" w:tentative="1">
+      <w:start w:val="1"/>
+      <w:numFmt w:val="decimal"/>
+      <w:lvlText w:val="%6."/>
+      <w:lvlJc w:val="left"/>
+      <w:pPr>
+        <w:tabs>
+          <w:tab w:val="num" w:pos="4320"/>
+        </w:tabs>
+        <w:ind w:left="4320" w:hanging="360"/>
+      </w:pPr>
+    </w:lvl>
+    <w:lvl w:ilvl="6" w:tentative="1">
+      <w:start w:val="1"/>
+      <w:numFmt w:val="decimal"/>
+      <w:lvlText w:val="%7."/>
+      <w:lvlJc w:val="left"/>
+      <w:pPr>
+        <w:tabs>
+          <w:tab w:val="num" w:pos="5040"/>
+        </w:tabs>
+        <w:ind w:left="5040" w:hanging="360"/>
+      </w:pPr>
+    </w:lvl>
+    <w:lvl w:ilvl="7" w:tentative="1">
+      <w:start w:val="1"/>
+      <w:numFmt w:val="decimal"/>
+      <w:lvlText w:val="%8."/>
+      <w:lvlJc w:val="left"/>
+      <w:pPr>
+        <w:tabs>
+          <w:tab w:val="num" w:pos="5760"/>
+        </w:tabs>
+        <w:ind w:left="5760" w:hanging="360"/>
+      </w:pPr>
+    </w:lvl>
+    <w:lvl w:ilvl="8" w:tentative="1">
+      <w:start w:val="1"/>
+      <w:numFmt w:val="decimal"/>
+      <w:lvlText w:val="%9."/>
+      <w:lvlJc w:val="left"/>
+      <w:pPr>
+        <w:tabs>
+          <w:tab w:val="num" w:pos="6480"/>
+        </w:tabs>
+        <w:ind w:left="6480" w:hanging="360"/>
+      </w:pPr>
+    </w:lvl>
+  </w:abstractNum>
+  <w:abstractNum w:abstractNumId="125" w15:restartNumberingAfterBreak="0">
     <w:nsid w:val="56ED0891"/>
     <w:multiLevelType w:val="hybridMultilevel"/>
     <w:tmpl w:val="8EDE52F6"/>
@@ -30659,7 +34544,7 @@
       </w:rPr>
     </w:lvl>
   </w:abstractNum>
-  <w:abstractNum w:abstractNumId="111" w15:restartNumberingAfterBreak="0">
+  <w:abstractNum w:abstractNumId="126" w15:restartNumberingAfterBreak="0">
     <w:nsid w:val="57FA5B94"/>
     <w:multiLevelType w:val="multilevel"/>
     <w:tmpl w:val="C03072AA"/>
@@ -30777,7 +34662,7 @@
       </w:pPr>
     </w:lvl>
   </w:abstractNum>
-  <w:abstractNum w:abstractNumId="112" w15:restartNumberingAfterBreak="0">
+  <w:abstractNum w:abstractNumId="127" w15:restartNumberingAfterBreak="0">
     <w:nsid w:val="58852DFA"/>
     <w:multiLevelType w:val="multilevel"/>
     <w:tmpl w:val="ADD0801E"/>
@@ -30926,7 +34811,156 @@
       </w:rPr>
     </w:lvl>
   </w:abstractNum>
-  <w:abstractNum w:abstractNumId="113" w15:restartNumberingAfterBreak="0">
+  <w:abstractNum w:abstractNumId="128" w15:restartNumberingAfterBreak="0">
+    <w:nsid w:val="58EA5AA5"/>
+    <w:multiLevelType w:val="multilevel"/>
+    <w:tmpl w:val="78E8C42A"/>
+    <w:lvl w:ilvl="0">
+      <w:start w:val="1"/>
+      <w:numFmt w:val="bullet"/>
+      <w:lvlText w:val=""/>
+      <w:lvlJc w:val="left"/>
+      <w:pPr>
+        <w:tabs>
+          <w:tab w:val="num" w:pos="720"/>
+        </w:tabs>
+        <w:ind w:left="720" w:hanging="360"/>
+      </w:pPr>
+      <w:rPr>
+        <w:rFonts w:ascii="Symbol" w:hAnsi="Symbol" w:hint="default"/>
+        <w:sz w:val="20"/>
+      </w:rPr>
+    </w:lvl>
+    <w:lvl w:ilvl="1" w:tentative="1">
+      <w:start w:val="1"/>
+      <w:numFmt w:val="bullet"/>
+      <w:lvlText w:val="o"/>
+      <w:lvlJc w:val="left"/>
+      <w:pPr>
+        <w:tabs>
+          <w:tab w:val="num" w:pos="1440"/>
+        </w:tabs>
+        <w:ind w:left="1440" w:hanging="360"/>
+      </w:pPr>
+      <w:rPr>
+        <w:rFonts w:ascii="Courier New" w:hAnsi="Courier New" w:hint="default"/>
+        <w:sz w:val="20"/>
+      </w:rPr>
+    </w:lvl>
+    <w:lvl w:ilvl="2" w:tentative="1">
+      <w:start w:val="1"/>
+      <w:numFmt w:val="bullet"/>
+      <w:lvlText w:val=""/>
+      <w:lvlJc w:val="left"/>
+      <w:pPr>
+        <w:tabs>
+          <w:tab w:val="num" w:pos="2160"/>
+        </w:tabs>
+        <w:ind w:left="2160" w:hanging="360"/>
+      </w:pPr>
+      <w:rPr>
+        <w:rFonts w:ascii="Wingdings" w:hAnsi="Wingdings" w:hint="default"/>
+        <w:sz w:val="20"/>
+      </w:rPr>
+    </w:lvl>
+    <w:lvl w:ilvl="3" w:tentative="1">
+      <w:start w:val="1"/>
+      <w:numFmt w:val="bullet"/>
+      <w:lvlText w:val=""/>
+      <w:lvlJc w:val="left"/>
+      <w:pPr>
+        <w:tabs>
+          <w:tab w:val="num" w:pos="2880"/>
+        </w:tabs>
+        <w:ind w:left="2880" w:hanging="360"/>
+      </w:pPr>
+      <w:rPr>
+        <w:rFonts w:ascii="Wingdings" w:hAnsi="Wingdings" w:hint="default"/>
+        <w:sz w:val="20"/>
+      </w:rPr>
+    </w:lvl>
+    <w:lvl w:ilvl="4" w:tentative="1">
+      <w:start w:val="1"/>
+      <w:numFmt w:val="bullet"/>
+      <w:lvlText w:val=""/>
+      <w:lvlJc w:val="left"/>
+      <w:pPr>
+        <w:tabs>
+          <w:tab w:val="num" w:pos="3600"/>
+        </w:tabs>
+        <w:ind w:left="3600" w:hanging="360"/>
+      </w:pPr>
+      <w:rPr>
+        <w:rFonts w:ascii="Wingdings" w:hAnsi="Wingdings" w:hint="default"/>
+        <w:sz w:val="20"/>
+      </w:rPr>
+    </w:lvl>
+    <w:lvl w:ilvl="5" w:tentative="1">
+      <w:start w:val="1"/>
+      <w:numFmt w:val="bullet"/>
+      <w:lvlText w:val=""/>
+      <w:lvlJc w:val="left"/>
+      <w:pPr>
+        <w:tabs>
+          <w:tab w:val="num" w:pos="4320"/>
+        </w:tabs>
+        <w:ind w:left="4320" w:hanging="360"/>
+      </w:pPr>
+      <w:rPr>
+        <w:rFonts w:ascii="Wingdings" w:hAnsi="Wingdings" w:hint="default"/>
+        <w:sz w:val="20"/>
+      </w:rPr>
+    </w:lvl>
+    <w:lvl w:ilvl="6" w:tentative="1">
+      <w:start w:val="1"/>
+      <w:numFmt w:val="bullet"/>
+      <w:lvlText w:val=""/>
+      <w:lvlJc w:val="left"/>
+      <w:pPr>
+        <w:tabs>
+          <w:tab w:val="num" w:pos="5040"/>
+        </w:tabs>
+        <w:ind w:left="5040" w:hanging="360"/>
+      </w:pPr>
+      <w:rPr>
+        <w:rFonts w:ascii="Wingdings" w:hAnsi="Wingdings" w:hint="default"/>
+        <w:sz w:val="20"/>
+      </w:rPr>
+    </w:lvl>
+    <w:lvl w:ilvl="7" w:tentative="1">
+      <w:start w:val="1"/>
+      <w:numFmt w:val="bullet"/>
+      <w:lvlText w:val=""/>
+      <w:lvlJc w:val="left"/>
+      <w:pPr>
+        <w:tabs>
+          <w:tab w:val="num" w:pos="5760"/>
+        </w:tabs>
+        <w:ind w:left="5760" w:hanging="360"/>
+      </w:pPr>
+      <w:rPr>
+        <w:rFonts w:ascii="Wingdings" w:hAnsi="Wingdings" w:hint="default"/>
+        <w:sz w:val="20"/>
+      </w:rPr>
+    </w:lvl>
+    <w:lvl w:ilvl="8" w:tentative="1">
+      <w:start w:val="1"/>
+      <w:numFmt w:val="bullet"/>
+      <w:lvlText w:val=""/>
+      <w:lvlJc w:val="left"/>
+      <w:pPr>
+        <w:tabs>
+          <w:tab w:val="num" w:pos="6480"/>
+        </w:tabs>
+        <w:ind w:left="6480" w:hanging="360"/>
+      </w:pPr>
+      <w:rPr>
+        <w:rFonts w:ascii="Wingdings" w:hAnsi="Wingdings" w:hint="default"/>
+        <w:sz w:val="20"/>
+      </w:rPr>
+    </w:lvl>
+  </w:abstractNum>
+  <w:abstractNum w:abstractNumId="129" w15:restartNumberingAfterBreak="0">
     <w:nsid w:val="5B8F49B0"/>
     <w:multiLevelType w:val="multilevel"/>
     <w:tmpl w:val="FBF82620"/>
@@ -31051,7 +35085,156 @@
       </w:pPr>
     </w:lvl>
   </w:abstractNum>
-  <w:abstractNum w:abstractNumId="114" w15:restartNumberingAfterBreak="0">
+  <w:abstractNum w:abstractNumId="130" w15:restartNumberingAfterBreak="0">
+    <w:nsid w:val="5BC9698E"/>
+    <w:multiLevelType w:val="multilevel"/>
+    <w:tmpl w:val="4CA251F4"/>
+    <w:lvl w:ilvl="0">
+      <w:start w:val="1"/>
+      <w:numFmt w:val="bullet"/>
+      <w:lvlText w:val=""/>
+      <w:lvlJc w:val="left"/>
+      <w:pPr>
+        <w:tabs>
+          <w:tab w:val="num" w:pos="720"/>
+        </w:tabs>
+        <w:ind w:left="720" w:hanging="360"/>
+      </w:pPr>
+      <w:rPr>
+        <w:rFonts w:ascii="Symbol" w:hAnsi="Symbol" w:hint="default"/>
+        <w:sz w:val="20"/>
+      </w:rPr>
+    </w:lvl>
+    <w:lvl w:ilvl="1">
+      <w:start w:val="1"/>
+      <w:numFmt w:val="bullet"/>
+      <w:lvlText w:val="o"/>
+      <w:lvlJc w:val="left"/>
+      <w:pPr>
+        <w:tabs>
+          <w:tab w:val="num" w:pos="1440"/>
+        </w:tabs>
+        <w:ind w:left="1440" w:hanging="360"/>
+      </w:pPr>
+      <w:rPr>
+        <w:rFonts w:ascii="Courier New" w:hAnsi="Courier New" w:hint="default"/>
+        <w:sz w:val="20"/>
+      </w:rPr>
+    </w:lvl>
+    <w:lvl w:ilvl="2" w:tentative="1">
+      <w:start w:val="1"/>
+      <w:numFmt w:val="bullet"/>
+      <w:lvlText w:val=""/>
+      <w:lvlJc w:val="left"/>
+      <w:pPr>
+        <w:tabs>
+          <w:tab w:val="num" w:pos="2160"/>
+        </w:tabs>
+        <w:ind w:left="2160" w:hanging="360"/>
+      </w:pPr>
+      <w:rPr>
+        <w:rFonts w:ascii="Wingdings" w:hAnsi="Wingdings" w:hint="default"/>
+        <w:sz w:val="20"/>
+      </w:rPr>
+    </w:lvl>
+    <w:lvl w:ilvl="3" w:tentative="1">
+      <w:start w:val="1"/>
+      <w:numFmt w:val="bullet"/>
+      <w:lvlText w:val=""/>
+      <w:lvlJc w:val="left"/>
+      <w:pPr>
+        <w:tabs>
+          <w:tab w:val="num" w:pos="2880"/>
+        </w:tabs>
+        <w:ind w:left="2880" w:hanging="360"/>
+      </w:pPr>
+      <w:rPr>
+        <w:rFonts w:ascii="Wingdings" w:hAnsi="Wingdings" w:hint="default"/>
+        <w:sz w:val="20"/>
+      </w:rPr>
+    </w:lvl>
+    <w:lvl w:ilvl="4" w:tentative="1">
+      <w:start w:val="1"/>
+      <w:numFmt w:val="bullet"/>
+      <w:lvlText w:val=""/>
+      <w:lvlJc w:val="left"/>
+      <w:pPr>
+        <w:tabs>
+          <w:tab w:val="num" w:pos="3600"/>
+        </w:tabs>
+        <w:ind w:left="3600" w:hanging="360"/>
+      </w:pPr>
+      <w:rPr>
+        <w:rFonts w:ascii="Wingdings" w:hAnsi="Wingdings" w:hint="default"/>
+        <w:sz w:val="20"/>
+      </w:rPr>
+    </w:lvl>
+    <w:lvl w:ilvl="5" w:tentative="1">
+      <w:start w:val="1"/>
+      <w:numFmt w:val="bullet"/>
+      <w:lvlText w:val=""/>
+      <w:lvlJc w:val="left"/>
+      <w:pPr>
+        <w:tabs>
+          <w:tab w:val="num" w:pos="4320"/>
+        </w:tabs>
+        <w:ind w:left="4320" w:hanging="360"/>
+      </w:pPr>
+      <w:rPr>
+        <w:rFonts w:ascii="Wingdings" w:hAnsi="Wingdings" w:hint="default"/>
+        <w:sz w:val="20"/>
+      </w:rPr>
+    </w:lvl>
+    <w:lvl w:ilvl="6" w:tentative="1">
+      <w:start w:val="1"/>
+      <w:numFmt w:val="bullet"/>
+      <w:lvlText w:val=""/>
+      <w:lvlJc w:val="left"/>
+      <w:pPr>
+        <w:tabs>
+          <w:tab w:val="num" w:pos="5040"/>
+        </w:tabs>
+        <w:ind w:left="5040" w:hanging="360"/>
+      </w:pPr>
+      <w:rPr>
+        <w:rFonts w:ascii="Wingdings" w:hAnsi="Wingdings" w:hint="default"/>
+        <w:sz w:val="20"/>
+      </w:rPr>
+    </w:lvl>
+    <w:lvl w:ilvl="7" w:tentative="1">
+      <w:start w:val="1"/>
+      <w:numFmt w:val="bullet"/>
+      <w:lvlText w:val=""/>
+      <w:lvlJc w:val="left"/>
+      <w:pPr>
+        <w:tabs>
+          <w:tab w:val="num" w:pos="5760"/>
+        </w:tabs>
+        <w:ind w:left="5760" w:hanging="360"/>
+      </w:pPr>
+      <w:rPr>
+        <w:rFonts w:ascii="Wingdings" w:hAnsi="Wingdings" w:hint="default"/>
+        <w:sz w:val="20"/>
+      </w:rPr>
+    </w:lvl>
+    <w:lvl w:ilvl="8" w:tentative="1">
+      <w:start w:val="1"/>
+      <w:numFmt w:val="bullet"/>
+      <w:lvlText w:val=""/>
+      <w:lvlJc w:val="left"/>
+      <w:pPr>
+        <w:tabs>
+          <w:tab w:val="num" w:pos="6480"/>
+        </w:tabs>
+        <w:ind w:left="6480" w:hanging="360"/>
+      </w:pPr>
+      <w:rPr>
+        <w:rFonts w:ascii="Wingdings" w:hAnsi="Wingdings" w:hint="default"/>
+        <w:sz w:val="20"/>
+      </w:rPr>
+    </w:lvl>
+  </w:abstractNum>
+  <w:abstractNum w:abstractNumId="131" w15:restartNumberingAfterBreak="0">
     <w:nsid w:val="5C5B610E"/>
     <w:multiLevelType w:val="multilevel"/>
     <w:tmpl w:val="0C046416"/>
@@ -31168,7 +35351,7 @@
       </w:pPr>
     </w:lvl>
   </w:abstractNum>
-  <w:abstractNum w:abstractNumId="115" w15:restartNumberingAfterBreak="0">
+  <w:abstractNum w:abstractNumId="132" w15:restartNumberingAfterBreak="0">
     <w:nsid w:val="5CFC0159"/>
     <w:multiLevelType w:val="multilevel"/>
     <w:tmpl w:val="A96E52B6"/>
@@ -31281,7 +35464,7 @@
       </w:pPr>
     </w:lvl>
   </w:abstractNum>
-  <w:abstractNum w:abstractNumId="116" w15:restartNumberingAfterBreak="0">
+  <w:abstractNum w:abstractNumId="133" w15:restartNumberingAfterBreak="0">
     <w:nsid w:val="5DDD3B30"/>
     <w:multiLevelType w:val="multilevel"/>
     <w:tmpl w:val="E29048AA"/>
@@ -31430,7 +35613,7 @@
       </w:rPr>
     </w:lvl>
   </w:abstractNum>
-  <w:abstractNum w:abstractNumId="117" w15:restartNumberingAfterBreak="0">
+  <w:abstractNum w:abstractNumId="134" w15:restartNumberingAfterBreak="0">
     <w:nsid w:val="5DF550C3"/>
     <w:multiLevelType w:val="hybridMultilevel"/>
     <w:tmpl w:val="11788E4C"/>
@@ -31543,7 +35726,7 @@
       </w:rPr>
     </w:lvl>
   </w:abstractNum>
-  <w:abstractNum w:abstractNumId="118" w15:restartNumberingAfterBreak="0">
+  <w:abstractNum w:abstractNumId="135" w15:restartNumberingAfterBreak="0">
     <w:nsid w:val="5E814B47"/>
     <w:multiLevelType w:val="hybridMultilevel"/>
     <w:tmpl w:val="62E69B94"/>
@@ -31656,7 +35839,7 @@
       </w:rPr>
     </w:lvl>
   </w:abstractNum>
-  <w:abstractNum w:abstractNumId="119" w15:restartNumberingAfterBreak="0">
+  <w:abstractNum w:abstractNumId="136" w15:restartNumberingAfterBreak="0">
     <w:nsid w:val="601C6E83"/>
     <w:multiLevelType w:val="multilevel"/>
     <w:tmpl w:val="4590FA26"/>
@@ -31805,7 +35988,7 @@
       </w:rPr>
     </w:lvl>
   </w:abstractNum>
-  <w:abstractNum w:abstractNumId="120" w15:restartNumberingAfterBreak="0">
+  <w:abstractNum w:abstractNumId="137" w15:restartNumberingAfterBreak="0">
     <w:nsid w:val="60B952E5"/>
     <w:multiLevelType w:val="multilevel"/>
     <w:tmpl w:val="CC5ED95E"/>
@@ -31922,7 +36105,7 @@
       </w:pPr>
     </w:lvl>
   </w:abstractNum>
-  <w:abstractNum w:abstractNumId="121" w15:restartNumberingAfterBreak="0">
+  <w:abstractNum w:abstractNumId="138" w15:restartNumberingAfterBreak="0">
     <w:nsid w:val="61D1696D"/>
     <w:multiLevelType w:val="hybridMultilevel"/>
     <w:tmpl w:val="A7028CCC"/>
@@ -32035,7 +36218,7 @@
       </w:rPr>
     </w:lvl>
   </w:abstractNum>
-  <w:abstractNum w:abstractNumId="122" w15:restartNumberingAfterBreak="0">
+  <w:abstractNum w:abstractNumId="139" w15:restartNumberingAfterBreak="0">
     <w:nsid w:val="62540605"/>
     <w:multiLevelType w:val="hybridMultilevel"/>
     <w:tmpl w:val="BFE09F6E"/>
@@ -32148,7 +36331,7 @@
       </w:rPr>
     </w:lvl>
   </w:abstractNum>
-  <w:abstractNum w:abstractNumId="123" w15:restartNumberingAfterBreak="0">
+  <w:abstractNum w:abstractNumId="140" w15:restartNumberingAfterBreak="0">
     <w:nsid w:val="64387E64"/>
     <w:multiLevelType w:val="multilevel"/>
     <w:tmpl w:val="25489C4C"/>
@@ -32297,7 +36480,7 @@
       </w:rPr>
     </w:lvl>
   </w:abstractNum>
-  <w:abstractNum w:abstractNumId="124" w15:restartNumberingAfterBreak="0">
+  <w:abstractNum w:abstractNumId="141" w15:restartNumberingAfterBreak="0">
     <w:nsid w:val="644E4263"/>
     <w:multiLevelType w:val="multilevel"/>
     <w:tmpl w:val="4590FA26"/>
@@ -32446,7 +36629,7 @@
       </w:rPr>
     </w:lvl>
   </w:abstractNum>
-  <w:abstractNum w:abstractNumId="125" w15:restartNumberingAfterBreak="0">
+  <w:abstractNum w:abstractNumId="142" w15:restartNumberingAfterBreak="0">
     <w:nsid w:val="64623EF2"/>
     <w:multiLevelType w:val="hybridMultilevel"/>
     <w:tmpl w:val="0AE8CA3E"/>
@@ -32559,7 +36742,7 @@
       </w:rPr>
     </w:lvl>
   </w:abstractNum>
-  <w:abstractNum w:abstractNumId="126" w15:restartNumberingAfterBreak="0">
+  <w:abstractNum w:abstractNumId="143" w15:restartNumberingAfterBreak="0">
     <w:nsid w:val="65D44601"/>
     <w:multiLevelType w:val="hybridMultilevel"/>
     <w:tmpl w:val="C7EAD9DC"/>
@@ -32672,7 +36855,7 @@
       </w:rPr>
     </w:lvl>
   </w:abstractNum>
-  <w:abstractNum w:abstractNumId="127" w15:restartNumberingAfterBreak="0">
+  <w:abstractNum w:abstractNumId="144" w15:restartNumberingAfterBreak="0">
     <w:nsid w:val="66620E1D"/>
     <w:multiLevelType w:val="hybridMultilevel"/>
     <w:tmpl w:val="54AE0A18"/>
@@ -32785,7 +36968,7 @@
       </w:rPr>
     </w:lvl>
   </w:abstractNum>
-  <w:abstractNum w:abstractNumId="128" w15:restartNumberingAfterBreak="0">
+  <w:abstractNum w:abstractNumId="145" w15:restartNumberingAfterBreak="0">
     <w:nsid w:val="66C02376"/>
     <w:multiLevelType w:val="hybridMultilevel"/>
     <w:tmpl w:val="335CA1D2"/>
@@ -32898,7 +37081,7 @@
       </w:rPr>
     </w:lvl>
   </w:abstractNum>
-  <w:abstractNum w:abstractNumId="129" w15:restartNumberingAfterBreak="0">
+  <w:abstractNum w:abstractNumId="146" w15:restartNumberingAfterBreak="0">
     <w:nsid w:val="67032818"/>
     <w:multiLevelType w:val="hybridMultilevel"/>
     <w:tmpl w:val="BEC06EF4"/>
@@ -33011,7 +37194,7 @@
       </w:rPr>
     </w:lvl>
   </w:abstractNum>
-  <w:abstractNum w:abstractNumId="130" w15:restartNumberingAfterBreak="0">
+  <w:abstractNum w:abstractNumId="147" w15:restartNumberingAfterBreak="0">
     <w:nsid w:val="67CC586B"/>
     <w:multiLevelType w:val="hybridMultilevel"/>
     <w:tmpl w:val="9B52122E"/>
@@ -33124,7 +37307,120 @@
       </w:rPr>
     </w:lvl>
   </w:abstractNum>
-  <w:abstractNum w:abstractNumId="131" w15:restartNumberingAfterBreak="0">
+  <w:abstractNum w:abstractNumId="148" w15:restartNumberingAfterBreak="0">
+    <w:nsid w:val="689855A7"/>
+    <w:multiLevelType w:val="hybridMultilevel"/>
+    <w:tmpl w:val="614E7B10"/>
+    <w:lvl w:ilvl="0" w:tplc="04090001">
+      <w:start w:val="1"/>
+      <w:numFmt w:val="bullet"/>
+      <w:lvlText w:val=""/>
+      <w:lvlJc w:val="left"/>
+      <w:pPr>
+        <w:ind w:left="720" w:hanging="360"/>
+      </w:pPr>
+      <w:rPr>
+        <w:rFonts w:ascii="Symbol" w:hAnsi="Symbol" w:hint="default"/>
+      </w:rPr>
+    </w:lvl>
+    <w:lvl w:ilvl="1" w:tplc="04090003" w:tentative="1">
+      <w:start w:val="1"/>
+      <w:numFmt w:val="bullet"/>
+      <w:lvlText w:val="o"/>
+      <w:lvlJc w:val="left"/>
+      <w:pPr>
+        <w:ind w:left="1440" w:hanging="360"/>
+      </w:pPr>
+      <w:rPr>
+        <w:rFonts w:ascii="Courier New" w:hAnsi="Courier New" w:cs="Courier New" w:hint="default"/>
+      </w:rPr>
+    </w:lvl>
+    <w:lvl w:ilvl="2" w:tplc="04090005" w:tentative="1">
+      <w:start w:val="1"/>
+      <w:numFmt w:val="bullet"/>
+      <w:lvlText w:val=""/>
+      <w:lvlJc w:val="left"/>
+      <w:pPr>
+        <w:ind w:left="2160" w:hanging="360"/>
+      </w:pPr>
+      <w:rPr>
+        <w:rFonts w:ascii="Wingdings" w:hAnsi="Wingdings" w:hint="default"/>
+      </w:rPr>
+    </w:lvl>
+    <w:lvl w:ilvl="3" w:tplc="04090001" w:tentative="1">
+      <w:start w:val="1"/>
+      <w:numFmt w:val="bullet"/>
+      <w:lvlText w:val=""/>
+      <w:lvlJc w:val="left"/>
+      <w:pPr>
+        <w:ind w:left="2880" w:hanging="360"/>
+      </w:pPr>
+      <w:rPr>
+        <w:rFonts w:ascii="Symbol" w:hAnsi="Symbol" w:hint="default"/>
+      </w:rPr>
+    </w:lvl>
+    <w:lvl w:ilvl="4" w:tplc="04090003" w:tentative="1">
+      <w:start w:val="1"/>
+      <w:numFmt w:val="bullet"/>
+      <w:lvlText w:val="o"/>
+      <w:lvlJc w:val="left"/>
+      <w:pPr>
+        <w:ind w:left="3600" w:hanging="360"/>
+      </w:pPr>
+      <w:rPr>
+        <w:rFonts w:ascii="Courier New" w:hAnsi="Courier New" w:cs="Courier New" w:hint="default"/>
+      </w:rPr>
+    </w:lvl>
+    <w:lvl w:ilvl="5" w:tplc="04090005" w:tentative="1">
+      <w:start w:val="1"/>
+      <w:numFmt w:val="bullet"/>
+      <w:lvlText w:val=""/>
+      <w:lvlJc w:val="left"/>
+      <w:pPr>
+        <w:ind w:left="4320" w:hanging="360"/>
+      </w:pPr>
+      <w:rPr>
+        <w:rFonts w:ascii="Wingdings" w:hAnsi="Wingdings" w:hint="default"/>
+      </w:rPr>
+    </w:lvl>
+    <w:lvl w:ilvl="6" w:tplc="04090001" w:tentative="1">
+      <w:start w:val="1"/>
+      <w:numFmt w:val="bullet"/>
+      <w:lvlText w:val=""/>
+      <w:lvlJc w:val="left"/>
+      <w:pPr>
+        <w:ind w:left="5040" w:hanging="360"/>
+      </w:pPr>
+      <w:rPr>
+        <w:rFonts w:ascii="Symbol" w:hAnsi="Symbol" w:hint="default"/>
+      </w:rPr>
+    </w:lvl>
+    <w:lvl w:ilvl="7" w:tplc="04090003" w:tentative="1">
+      <w:start w:val="1"/>
+      <w:numFmt w:val="bullet"/>
+      <w:lvlText w:val="o"/>
+      <w:lvlJc w:val="left"/>
+      <w:pPr>
+        <w:ind w:left="5760" w:hanging="360"/>
+      </w:pPr>
+      <w:rPr>
+        <w:rFonts w:ascii="Courier New" w:hAnsi="Courier New" w:cs="Courier New" w:hint="default"/>
+      </w:rPr>
+    </w:lvl>
+    <w:lvl w:ilvl="8" w:tplc="04090005" w:tentative="1">
+      <w:start w:val="1"/>
+      <w:numFmt w:val="bullet"/>
+      <w:lvlText w:val=""/>
+      <w:lvlJc w:val="left"/>
+      <w:pPr>
+        <w:ind w:left="6480" w:hanging="360"/>
+      </w:pPr>
+      <w:rPr>
+        <w:rFonts w:ascii="Wingdings" w:hAnsi="Wingdings" w:hint="default"/>
+      </w:rPr>
+    </w:lvl>
+  </w:abstractNum>
+  <w:abstractNum w:abstractNumId="149" w15:restartNumberingAfterBreak="0">
     <w:nsid w:val="69A950AF"/>
     <w:multiLevelType w:val="hybridMultilevel"/>
     <w:tmpl w:val="1BC6F088"/>
@@ -33237,7 +37533,7 @@
       </w:rPr>
     </w:lvl>
   </w:abstractNum>
-  <w:abstractNum w:abstractNumId="132" w15:restartNumberingAfterBreak="0">
+  <w:abstractNum w:abstractNumId="150" w15:restartNumberingAfterBreak="0">
     <w:nsid w:val="6A3A7704"/>
     <w:multiLevelType w:val="hybridMultilevel"/>
     <w:tmpl w:val="5D784D04"/>
@@ -33350,7 +37646,7 @@
       </w:rPr>
     </w:lvl>
   </w:abstractNum>
-  <w:abstractNum w:abstractNumId="133" w15:restartNumberingAfterBreak="0">
+  <w:abstractNum w:abstractNumId="151" w15:restartNumberingAfterBreak="0">
     <w:nsid w:val="6A4C28BE"/>
     <w:multiLevelType w:val="hybridMultilevel"/>
     <w:tmpl w:val="5776A40E"/>
@@ -33463,7 +37759,7 @@
       </w:rPr>
     </w:lvl>
   </w:abstractNum>
-  <w:abstractNum w:abstractNumId="134" w15:restartNumberingAfterBreak="0">
+  <w:abstractNum w:abstractNumId="152" w15:restartNumberingAfterBreak="0">
     <w:nsid w:val="6B9A366F"/>
     <w:multiLevelType w:val="multilevel"/>
     <w:tmpl w:val="E52E9D86"/>
@@ -33612,7 +37908,7 @@
       </w:rPr>
     </w:lvl>
   </w:abstractNum>
-  <w:abstractNum w:abstractNumId="135" w15:restartNumberingAfterBreak="0">
+  <w:abstractNum w:abstractNumId="153" w15:restartNumberingAfterBreak="0">
     <w:nsid w:val="6CAE1F0B"/>
     <w:multiLevelType w:val="multilevel"/>
     <w:tmpl w:val="47F88D32"/>
@@ -33761,7 +38057,7 @@
       </w:rPr>
     </w:lvl>
   </w:abstractNum>
-  <w:abstractNum w:abstractNumId="136" w15:restartNumberingAfterBreak="0">
+  <w:abstractNum w:abstractNumId="154" w15:restartNumberingAfterBreak="0">
     <w:nsid w:val="6E7F3F73"/>
     <w:multiLevelType w:val="hybridMultilevel"/>
     <w:tmpl w:val="EACE6878"/>
@@ -33874,7 +38170,7 @@
       </w:rPr>
     </w:lvl>
   </w:abstractNum>
-  <w:abstractNum w:abstractNumId="137" w15:restartNumberingAfterBreak="0">
+  <w:abstractNum w:abstractNumId="155" w15:restartNumberingAfterBreak="0">
     <w:nsid w:val="6E993EAB"/>
     <w:multiLevelType w:val="hybridMultilevel"/>
     <w:tmpl w:val="BE7AEF58"/>
@@ -33987,7 +38283,7 @@
       </w:rPr>
     </w:lvl>
   </w:abstractNum>
-  <w:abstractNum w:abstractNumId="138" w15:restartNumberingAfterBreak="0">
+  <w:abstractNum w:abstractNumId="156" w15:restartNumberingAfterBreak="0">
     <w:nsid w:val="6F46181C"/>
     <w:multiLevelType w:val="hybridMultilevel"/>
     <w:tmpl w:val="3588ED6C"/>
@@ -34100,7 +38396,7 @@
       </w:rPr>
     </w:lvl>
   </w:abstractNum>
-  <w:abstractNum w:abstractNumId="139" w15:restartNumberingAfterBreak="0">
+  <w:abstractNum w:abstractNumId="157" w15:restartNumberingAfterBreak="0">
     <w:nsid w:val="70176FC8"/>
     <w:multiLevelType w:val="multilevel"/>
     <w:tmpl w:val="4590FA26"/>
@@ -34249,7 +38545,7 @@
       </w:rPr>
     </w:lvl>
   </w:abstractNum>
-  <w:abstractNum w:abstractNumId="140" w15:restartNumberingAfterBreak="0">
+  <w:abstractNum w:abstractNumId="158" w15:restartNumberingAfterBreak="0">
     <w:nsid w:val="706D4DD6"/>
     <w:multiLevelType w:val="hybridMultilevel"/>
     <w:tmpl w:val="A9B0727E"/>
@@ -34362,7 +38658,120 @@
       </w:rPr>
     </w:lvl>
   </w:abstractNum>
-  <w:abstractNum w:abstractNumId="141" w15:restartNumberingAfterBreak="0">
+  <w:abstractNum w:abstractNumId="159" w15:restartNumberingAfterBreak="0">
+    <w:nsid w:val="7250363B"/>
+    <w:multiLevelType w:val="hybridMultilevel"/>
+    <w:tmpl w:val="6D609E82"/>
+    <w:lvl w:ilvl="0" w:tplc="04090001">
+      <w:start w:val="1"/>
+      <w:numFmt w:val="bullet"/>
+      <w:lvlText w:val=""/>
+      <w:lvlJc w:val="left"/>
+      <w:pPr>
+        <w:ind w:left="720" w:hanging="360"/>
+      </w:pPr>
+      <w:rPr>
+        <w:rFonts w:ascii="Symbol" w:hAnsi="Symbol" w:hint="default"/>
+      </w:rPr>
+    </w:lvl>
+    <w:lvl w:ilvl="1" w:tplc="04090003" w:tentative="1">
+      <w:start w:val="1"/>
+      <w:numFmt w:val="bullet"/>
+      <w:lvlText w:val="o"/>
+      <w:lvlJc w:val="left"/>
+      <w:pPr>
+        <w:ind w:left="1440" w:hanging="360"/>
+      </w:pPr>
+      <w:rPr>
+        <w:rFonts w:ascii="Courier New" w:hAnsi="Courier New" w:cs="Courier New" w:hint="default"/>
+      </w:rPr>
+    </w:lvl>
+    <w:lvl w:ilvl="2" w:tplc="04090005" w:tentative="1">
+      <w:start w:val="1"/>
+      <w:numFmt w:val="bullet"/>
+      <w:lvlText w:val=""/>
+      <w:lvlJc w:val="left"/>
+      <w:pPr>
+        <w:ind w:left="2160" w:hanging="360"/>
+      </w:pPr>
+      <w:rPr>
+        <w:rFonts w:ascii="Wingdings" w:hAnsi="Wingdings" w:hint="default"/>
+      </w:rPr>
+    </w:lvl>
+    <w:lvl w:ilvl="3" w:tplc="04090001" w:tentative="1">
+      <w:start w:val="1"/>
+      <w:numFmt w:val="bullet"/>
+      <w:lvlText w:val=""/>
+      <w:lvlJc w:val="left"/>
+      <w:pPr>
+        <w:ind w:left="2880" w:hanging="360"/>
+      </w:pPr>
+      <w:rPr>
+        <w:rFonts w:ascii="Symbol" w:hAnsi="Symbol" w:hint="default"/>
+      </w:rPr>
+    </w:lvl>
+    <w:lvl w:ilvl="4" w:tplc="04090003" w:tentative="1">
+      <w:start w:val="1"/>
+      <w:numFmt w:val="bullet"/>
+      <w:lvlText w:val="o"/>
+      <w:lvlJc w:val="left"/>
+      <w:pPr>
+        <w:ind w:left="3600" w:hanging="360"/>
+      </w:pPr>
+      <w:rPr>
+        <w:rFonts w:ascii="Courier New" w:hAnsi="Courier New" w:cs="Courier New" w:hint="default"/>
+      </w:rPr>
+    </w:lvl>
+    <w:lvl w:ilvl="5" w:tplc="04090005" w:tentative="1">
+      <w:start w:val="1"/>
+      <w:numFmt w:val="bullet"/>
+      <w:lvlText w:val=""/>
+      <w:lvlJc w:val="left"/>
+      <w:pPr>
+        <w:ind w:left="4320" w:hanging="360"/>
+      </w:pPr>
+      <w:rPr>
+        <w:rFonts w:ascii="Wingdings" w:hAnsi="Wingdings" w:hint="default"/>
+      </w:rPr>
+    </w:lvl>
+    <w:lvl w:ilvl="6" w:tplc="04090001" w:tentative="1">
+      <w:start w:val="1"/>
+      <w:numFmt w:val="bullet"/>
+      <w:lvlText w:val=""/>
+      <w:lvlJc w:val="left"/>
+      <w:pPr>
+        <w:ind w:left="5040" w:hanging="360"/>
+      </w:pPr>
+      <w:rPr>
+        <w:rFonts w:ascii="Symbol" w:hAnsi="Symbol" w:hint="default"/>
+      </w:rPr>
+    </w:lvl>
+    <w:lvl w:ilvl="7" w:tplc="04090003" w:tentative="1">
+      <w:start w:val="1"/>
+      <w:numFmt w:val="bullet"/>
+      <w:lvlText w:val="o"/>
+      <w:lvlJc w:val="left"/>
+      <w:pPr>
+        <w:ind w:left="5760" w:hanging="360"/>
+      </w:pPr>
+      <w:rPr>
+        <w:rFonts w:ascii="Courier New" w:hAnsi="Courier New" w:cs="Courier New" w:hint="default"/>
+      </w:rPr>
+    </w:lvl>
+    <w:lvl w:ilvl="8" w:tplc="04090005" w:tentative="1">
+      <w:start w:val="1"/>
+      <w:numFmt w:val="bullet"/>
+      <w:lvlText w:val=""/>
+      <w:lvlJc w:val="left"/>
+      <w:pPr>
+        <w:ind w:left="6480" w:hanging="360"/>
+      </w:pPr>
+      <w:rPr>
+        <w:rFonts w:ascii="Wingdings" w:hAnsi="Wingdings" w:hint="default"/>
+      </w:rPr>
+    </w:lvl>
+  </w:abstractNum>
+  <w:abstractNum w:abstractNumId="160" w15:restartNumberingAfterBreak="0">
     <w:nsid w:val="72B14242"/>
     <w:multiLevelType w:val="multilevel"/>
     <w:tmpl w:val="47E8FC60"/>
@@ -34475,7 +38884,7 @@
       </w:pPr>
     </w:lvl>
   </w:abstractNum>
-  <w:abstractNum w:abstractNumId="142" w15:restartNumberingAfterBreak="0">
+  <w:abstractNum w:abstractNumId="161" w15:restartNumberingAfterBreak="0">
     <w:nsid w:val="730564FA"/>
     <w:multiLevelType w:val="hybridMultilevel"/>
     <w:tmpl w:val="3838319C"/>
@@ -34588,7 +38997,156 @@
       </w:rPr>
     </w:lvl>
   </w:abstractNum>
-  <w:abstractNum w:abstractNumId="143" w15:restartNumberingAfterBreak="0">
+  <w:abstractNum w:abstractNumId="162" w15:restartNumberingAfterBreak="0">
+    <w:nsid w:val="74510A81"/>
+    <w:multiLevelType w:val="multilevel"/>
+    <w:tmpl w:val="4CA251F4"/>
+    <w:lvl w:ilvl="0">
+      <w:start w:val="1"/>
+      <w:numFmt w:val="bullet"/>
+      <w:lvlText w:val=""/>
+      <w:lvlJc w:val="left"/>
+      <w:pPr>
+        <w:tabs>
+          <w:tab w:val="num" w:pos="720"/>
+        </w:tabs>
+        <w:ind w:left="720" w:hanging="360"/>
+      </w:pPr>
+      <w:rPr>
+        <w:rFonts w:ascii="Symbol" w:hAnsi="Symbol" w:hint="default"/>
+        <w:sz w:val="20"/>
+      </w:rPr>
+    </w:lvl>
+    <w:lvl w:ilvl="1" w:tentative="1">
+      <w:start w:val="1"/>
+      <w:numFmt w:val="bullet"/>
+      <w:lvlText w:val="o"/>
+      <w:lvlJc w:val="left"/>
+      <w:pPr>
+        <w:tabs>
+          <w:tab w:val="num" w:pos="1440"/>
+        </w:tabs>
+        <w:ind w:left="1440" w:hanging="360"/>
+      </w:pPr>
+      <w:rPr>
+        <w:rFonts w:ascii="Courier New" w:hAnsi="Courier New" w:hint="default"/>
+        <w:sz w:val="20"/>
+      </w:rPr>
+    </w:lvl>
+    <w:lvl w:ilvl="2" w:tentative="1">
+      <w:start w:val="1"/>
+      <w:numFmt w:val="bullet"/>
+      <w:lvlText w:val=""/>
+      <w:lvlJc w:val="left"/>
+      <w:pPr>
+        <w:tabs>
+          <w:tab w:val="num" w:pos="2160"/>
+        </w:tabs>
+        <w:ind w:left="2160" w:hanging="360"/>
+      </w:pPr>
+      <w:rPr>
+        <w:rFonts w:ascii="Wingdings" w:hAnsi="Wingdings" w:hint="default"/>
+        <w:sz w:val="20"/>
+      </w:rPr>
+    </w:lvl>
+    <w:lvl w:ilvl="3" w:tentative="1">
+      <w:start w:val="1"/>
+      <w:numFmt w:val="bullet"/>
+      <w:lvlText w:val=""/>
+      <w:lvlJc w:val="left"/>
+      <w:pPr>
+        <w:tabs>
+          <w:tab w:val="num" w:pos="2880"/>
+        </w:tabs>
+        <w:ind w:left="2880" w:hanging="360"/>
+      </w:pPr>
+      <w:rPr>
+        <w:rFonts w:ascii="Wingdings" w:hAnsi="Wingdings" w:hint="default"/>
+        <w:sz w:val="20"/>
+      </w:rPr>
+    </w:lvl>
+    <w:lvl w:ilvl="4" w:tentative="1">
+      <w:start w:val="1"/>
+      <w:numFmt w:val="bullet"/>
+      <w:lvlText w:val=""/>
+      <w:lvlJc w:val="left"/>
+      <w:pPr>
+        <w:tabs>
+          <w:tab w:val="num" w:pos="3600"/>
+        </w:tabs>
+        <w:ind w:left="3600" w:hanging="360"/>
+      </w:pPr>
+      <w:rPr>
+        <w:rFonts w:ascii="Wingdings" w:hAnsi="Wingdings" w:hint="default"/>
+        <w:sz w:val="20"/>
+      </w:rPr>
+    </w:lvl>
+    <w:lvl w:ilvl="5" w:tentative="1">
+      <w:start w:val="1"/>
+      <w:numFmt w:val="bullet"/>
+      <w:lvlText w:val=""/>
+      <w:lvlJc w:val="left"/>
+      <w:pPr>
+        <w:tabs>
+          <w:tab w:val="num" w:pos="4320"/>
+        </w:tabs>
+        <w:ind w:left="4320" w:hanging="360"/>
+      </w:pPr>
+      <w:rPr>
+        <w:rFonts w:ascii="Wingdings" w:hAnsi="Wingdings" w:hint="default"/>
+        <w:sz w:val="20"/>
+      </w:rPr>
+    </w:lvl>
+    <w:lvl w:ilvl="6" w:tentative="1">
+      <w:start w:val="1"/>
+      <w:numFmt w:val="bullet"/>
+      <w:lvlText w:val=""/>
+      <w:lvlJc w:val="left"/>
+      <w:pPr>
+        <w:tabs>
+          <w:tab w:val="num" w:pos="5040"/>
+        </w:tabs>
+        <w:ind w:left="5040" w:hanging="360"/>
+      </w:pPr>
+      <w:rPr>
+        <w:rFonts w:ascii="Wingdings" w:hAnsi="Wingdings" w:hint="default"/>
+        <w:sz w:val="20"/>
+      </w:rPr>
+    </w:lvl>
+    <w:lvl w:ilvl="7" w:tentative="1">
+      <w:start w:val="1"/>
+      <w:numFmt w:val="bullet"/>
+      <w:lvlText w:val=""/>
+      <w:lvlJc w:val="left"/>
+      <w:pPr>
+        <w:tabs>
+          <w:tab w:val="num" w:pos="5760"/>
+        </w:tabs>
+        <w:ind w:left="5760" w:hanging="360"/>
+      </w:pPr>
+      <w:rPr>
+        <w:rFonts w:ascii="Wingdings" w:hAnsi="Wingdings" w:hint="default"/>
+        <w:sz w:val="20"/>
+      </w:rPr>
+    </w:lvl>
+    <w:lvl w:ilvl="8" w:tentative="1">
+      <w:start w:val="1"/>
+      <w:numFmt w:val="bullet"/>
+      <w:lvlText w:val=""/>
+      <w:lvlJc w:val="left"/>
+      <w:pPr>
+        <w:tabs>
+          <w:tab w:val="num" w:pos="6480"/>
+        </w:tabs>
+        <w:ind w:left="6480" w:hanging="360"/>
+      </w:pPr>
+      <w:rPr>
+        <w:rFonts w:ascii="Wingdings" w:hAnsi="Wingdings" w:hint="default"/>
+        <w:sz w:val="20"/>
+      </w:rPr>
+    </w:lvl>
+  </w:abstractNum>
+  <w:abstractNum w:abstractNumId="163" w15:restartNumberingAfterBreak="0">
     <w:nsid w:val="77A82C05"/>
     <w:multiLevelType w:val="hybridMultilevel"/>
     <w:tmpl w:val="E0DCF060"/>
@@ -34701,7 +39259,7 @@
       </w:rPr>
     </w:lvl>
   </w:abstractNum>
-  <w:abstractNum w:abstractNumId="144" w15:restartNumberingAfterBreak="0">
+  <w:abstractNum w:abstractNumId="164" w15:restartNumberingAfterBreak="0">
     <w:nsid w:val="77CF028D"/>
     <w:multiLevelType w:val="hybridMultilevel"/>
     <w:tmpl w:val="FE607658"/>
@@ -34814,7 +39372,7 @@
       </w:rPr>
     </w:lvl>
   </w:abstractNum>
-  <w:abstractNum w:abstractNumId="145" w15:restartNumberingAfterBreak="0">
+  <w:abstractNum w:abstractNumId="165" w15:restartNumberingAfterBreak="0">
     <w:nsid w:val="785953C0"/>
     <w:multiLevelType w:val="hybridMultilevel"/>
     <w:tmpl w:val="C6C4FFEA"/>
@@ -34927,7 +39485,7 @@
       </w:rPr>
     </w:lvl>
   </w:abstractNum>
-  <w:abstractNum w:abstractNumId="146" w15:restartNumberingAfterBreak="0">
+  <w:abstractNum w:abstractNumId="166" w15:restartNumberingAfterBreak="0">
     <w:nsid w:val="78D1413B"/>
     <w:multiLevelType w:val="multilevel"/>
     <w:tmpl w:val="9168DD74"/>
@@ -35076,7 +39634,7 @@
       </w:rPr>
     </w:lvl>
   </w:abstractNum>
-  <w:abstractNum w:abstractNumId="147" w15:restartNumberingAfterBreak="0">
+  <w:abstractNum w:abstractNumId="167" w15:restartNumberingAfterBreak="0">
     <w:nsid w:val="797F581C"/>
     <w:multiLevelType w:val="multilevel"/>
     <w:tmpl w:val="C46E6272"/>
@@ -35225,7 +39783,7 @@
       </w:rPr>
     </w:lvl>
   </w:abstractNum>
-  <w:abstractNum w:abstractNumId="148" w15:restartNumberingAfterBreak="0">
+  <w:abstractNum w:abstractNumId="168" w15:restartNumberingAfterBreak="0">
     <w:nsid w:val="79854145"/>
     <w:multiLevelType w:val="multilevel"/>
     <w:tmpl w:val="6DF0189C"/>
@@ -35374,7 +39932,7 @@
       </w:rPr>
     </w:lvl>
   </w:abstractNum>
-  <w:abstractNum w:abstractNumId="149" w15:restartNumberingAfterBreak="0">
+  <w:abstractNum w:abstractNumId="169" w15:restartNumberingAfterBreak="0">
     <w:nsid w:val="79BA263B"/>
     <w:multiLevelType w:val="multilevel"/>
     <w:tmpl w:val="9D52D0A8"/>
@@ -35523,7 +40081,7 @@
       </w:rPr>
     </w:lvl>
   </w:abstractNum>
-  <w:abstractNum w:abstractNumId="150" w15:restartNumberingAfterBreak="0">
+  <w:abstractNum w:abstractNumId="170" w15:restartNumberingAfterBreak="0">
     <w:nsid w:val="79CF456E"/>
     <w:multiLevelType w:val="multilevel"/>
     <w:tmpl w:val="AEB63342"/>
@@ -35672,7 +40230,156 @@
       </w:rPr>
     </w:lvl>
   </w:abstractNum>
-  <w:abstractNum w:abstractNumId="151" w15:restartNumberingAfterBreak="0">
+  <w:abstractNum w:abstractNumId="171" w15:restartNumberingAfterBreak="0">
+    <w:nsid w:val="7A7E11AA"/>
+    <w:multiLevelType w:val="multilevel"/>
+    <w:tmpl w:val="4CA251F4"/>
+    <w:lvl w:ilvl="0">
+      <w:start w:val="1"/>
+      <w:numFmt w:val="bullet"/>
+      <w:lvlText w:val=""/>
+      <w:lvlJc w:val="left"/>
+      <w:pPr>
+        <w:tabs>
+          <w:tab w:val="num" w:pos="720"/>
+        </w:tabs>
+        <w:ind w:left="720" w:hanging="360"/>
+      </w:pPr>
+      <w:rPr>
+        <w:rFonts w:ascii="Symbol" w:hAnsi="Symbol" w:hint="default"/>
+        <w:sz w:val="20"/>
+      </w:rPr>
+    </w:lvl>
+    <w:lvl w:ilvl="1" w:tentative="1">
+      <w:start w:val="1"/>
+      <w:numFmt w:val="bullet"/>
+      <w:lvlText w:val="o"/>
+      <w:lvlJc w:val="left"/>
+      <w:pPr>
+        <w:tabs>
+          <w:tab w:val="num" w:pos="1440"/>
+        </w:tabs>
+        <w:ind w:left="1440" w:hanging="360"/>
+      </w:pPr>
+      <w:rPr>
+        <w:rFonts w:ascii="Courier New" w:hAnsi="Courier New" w:hint="default"/>
+        <w:sz w:val="20"/>
+      </w:rPr>
+    </w:lvl>
+    <w:lvl w:ilvl="2" w:tentative="1">
+      <w:start w:val="1"/>
+      <w:numFmt w:val="bullet"/>
+      <w:lvlText w:val=""/>
+      <w:lvlJc w:val="left"/>
+      <w:pPr>
+        <w:tabs>
+          <w:tab w:val="num" w:pos="2160"/>
+        </w:tabs>
+        <w:ind w:left="2160" w:hanging="360"/>
+      </w:pPr>
+      <w:rPr>
+        <w:rFonts w:ascii="Wingdings" w:hAnsi="Wingdings" w:hint="default"/>
+        <w:sz w:val="20"/>
+      </w:rPr>
+    </w:lvl>
+    <w:lvl w:ilvl="3" w:tentative="1">
+      <w:start w:val="1"/>
+      <w:numFmt w:val="bullet"/>
+      <w:lvlText w:val=""/>
+      <w:lvlJc w:val="left"/>
+      <w:pPr>
+        <w:tabs>
+          <w:tab w:val="num" w:pos="2880"/>
+        </w:tabs>
+        <w:ind w:left="2880" w:hanging="360"/>
+      </w:pPr>
+      <w:rPr>
+        <w:rFonts w:ascii="Wingdings" w:hAnsi="Wingdings" w:hint="default"/>
+        <w:sz w:val="20"/>
+      </w:rPr>
+    </w:lvl>
+    <w:lvl w:ilvl="4" w:tentative="1">
+      <w:start w:val="1"/>
+      <w:numFmt w:val="bullet"/>
+      <w:lvlText w:val=""/>
+      <w:lvlJc w:val="left"/>
+      <w:pPr>
+        <w:tabs>
+          <w:tab w:val="num" w:pos="3600"/>
+        </w:tabs>
+        <w:ind w:left="3600" w:hanging="360"/>
+      </w:pPr>
+      <w:rPr>
+        <w:rFonts w:ascii="Wingdings" w:hAnsi="Wingdings" w:hint="default"/>
+        <w:sz w:val="20"/>
+      </w:rPr>
+    </w:lvl>
+    <w:lvl w:ilvl="5" w:tentative="1">
+      <w:start w:val="1"/>
+      <w:numFmt w:val="bullet"/>
+      <w:lvlText w:val=""/>
+      <w:lvlJc w:val="left"/>
+      <w:pPr>
+        <w:tabs>
+          <w:tab w:val="num" w:pos="4320"/>
+        </w:tabs>
+        <w:ind w:left="4320" w:hanging="360"/>
+      </w:pPr>
+      <w:rPr>
+        <w:rFonts w:ascii="Wingdings" w:hAnsi="Wingdings" w:hint="default"/>
+        <w:sz w:val="20"/>
+      </w:rPr>
+    </w:lvl>
+    <w:lvl w:ilvl="6" w:tentative="1">
+      <w:start w:val="1"/>
+      <w:numFmt w:val="bullet"/>
+      <w:lvlText w:val=""/>
+      <w:lvlJc w:val="left"/>
+      <w:pPr>
+        <w:tabs>
+          <w:tab w:val="num" w:pos="5040"/>
+        </w:tabs>
+        <w:ind w:left="5040" w:hanging="360"/>
+      </w:pPr>
+      <w:rPr>
+        <w:rFonts w:ascii="Wingdings" w:hAnsi="Wingdings" w:hint="default"/>
+        <w:sz w:val="20"/>
+      </w:rPr>
+    </w:lvl>
+    <w:lvl w:ilvl="7" w:tentative="1">
+      <w:start w:val="1"/>
+      <w:numFmt w:val="bullet"/>
+      <w:lvlText w:val=""/>
+      <w:lvlJc w:val="left"/>
+      <w:pPr>
+        <w:tabs>
+          <w:tab w:val="num" w:pos="5760"/>
+        </w:tabs>
+        <w:ind w:left="5760" w:hanging="360"/>
+      </w:pPr>
+      <w:rPr>
+        <w:rFonts w:ascii="Wingdings" w:hAnsi="Wingdings" w:hint="default"/>
+        <w:sz w:val="20"/>
+      </w:rPr>
+    </w:lvl>
+    <w:lvl w:ilvl="8" w:tentative="1">
+      <w:start w:val="1"/>
+      <w:numFmt w:val="bullet"/>
+      <w:lvlText w:val=""/>
+      <w:lvlJc w:val="left"/>
+      <w:pPr>
+        <w:tabs>
+          <w:tab w:val="num" w:pos="6480"/>
+        </w:tabs>
+        <w:ind w:left="6480" w:hanging="360"/>
+      </w:pPr>
+      <w:rPr>
+        <w:rFonts w:ascii="Wingdings" w:hAnsi="Wingdings" w:hint="default"/>
+        <w:sz w:val="20"/>
+      </w:rPr>
+    </w:lvl>
+  </w:abstractNum>
+  <w:abstractNum w:abstractNumId="172" w15:restartNumberingAfterBreak="0">
     <w:nsid w:val="7AAD1F0F"/>
     <w:multiLevelType w:val="hybridMultilevel"/>
     <w:tmpl w:val="79C03076"/>
@@ -35785,7 +40492,7 @@
       </w:rPr>
     </w:lvl>
   </w:abstractNum>
-  <w:abstractNum w:abstractNumId="152" w15:restartNumberingAfterBreak="0">
+  <w:abstractNum w:abstractNumId="173" w15:restartNumberingAfterBreak="0">
     <w:nsid w:val="7BAE0D44"/>
     <w:multiLevelType w:val="hybridMultilevel"/>
     <w:tmpl w:val="116CD624"/>
@@ -35900,7 +40607,7 @@
       </w:rPr>
     </w:lvl>
   </w:abstractNum>
-  <w:abstractNum w:abstractNumId="153" w15:restartNumberingAfterBreak="0">
+  <w:abstractNum w:abstractNumId="174" w15:restartNumberingAfterBreak="0">
     <w:nsid w:val="7BC61C97"/>
     <w:multiLevelType w:val="hybridMultilevel"/>
     <w:tmpl w:val="21422D94"/>
@@ -36013,7 +40720,7 @@
       </w:rPr>
     </w:lvl>
   </w:abstractNum>
-  <w:abstractNum w:abstractNumId="154" w15:restartNumberingAfterBreak="0">
+  <w:abstractNum w:abstractNumId="175" w15:restartNumberingAfterBreak="0">
     <w:nsid w:val="7BEE2FB3"/>
     <w:multiLevelType w:val="hybridMultilevel"/>
     <w:tmpl w:val="5EF2EC52"/>
@@ -36126,7 +40833,7 @@
       </w:rPr>
     </w:lvl>
   </w:abstractNum>
-  <w:abstractNum w:abstractNumId="155" w15:restartNumberingAfterBreak="0">
+  <w:abstractNum w:abstractNumId="176" w15:restartNumberingAfterBreak="0">
     <w:nsid w:val="7CC73A70"/>
     <w:multiLevelType w:val="multilevel"/>
     <w:tmpl w:val="42EE0D30"/>
@@ -36275,7 +40982,7 @@
       </w:rPr>
     </w:lvl>
   </w:abstractNum>
-  <w:abstractNum w:abstractNumId="156" w15:restartNumberingAfterBreak="0">
+  <w:abstractNum w:abstractNumId="177" w15:restartNumberingAfterBreak="0">
     <w:nsid w:val="7CEA7270"/>
     <w:multiLevelType w:val="hybridMultilevel"/>
     <w:tmpl w:val="E584A7B6"/>
@@ -36388,7 +41095,7 @@
       </w:rPr>
     </w:lvl>
   </w:abstractNum>
-  <w:abstractNum w:abstractNumId="157" w15:restartNumberingAfterBreak="0">
+  <w:abstractNum w:abstractNumId="178" w15:restartNumberingAfterBreak="0">
     <w:nsid w:val="7D5F7DA3"/>
     <w:multiLevelType w:val="multilevel"/>
     <w:tmpl w:val="4762FFF0"/>
@@ -36537,7 +41244,120 @@
       </w:rPr>
     </w:lvl>
   </w:abstractNum>
-  <w:abstractNum w:abstractNumId="158" w15:restartNumberingAfterBreak="0">
+  <w:abstractNum w:abstractNumId="179" w15:restartNumberingAfterBreak="0">
+    <w:nsid w:val="7D6863FA"/>
+    <w:multiLevelType w:val="hybridMultilevel"/>
+    <w:tmpl w:val="7E867DFE"/>
+    <w:lvl w:ilvl="0" w:tplc="04090001">
+      <w:start w:val="1"/>
+      <w:numFmt w:val="bullet"/>
+      <w:lvlText w:val=""/>
+      <w:lvlJc w:val="left"/>
+      <w:pPr>
+        <w:ind w:left="720" w:hanging="360"/>
+      </w:pPr>
+      <w:rPr>
+        <w:rFonts w:ascii="Symbol" w:hAnsi="Symbol" w:hint="default"/>
+      </w:rPr>
+    </w:lvl>
+    <w:lvl w:ilvl="1" w:tplc="04090003" w:tentative="1">
+      <w:start w:val="1"/>
+      <w:numFmt w:val="bullet"/>
+      <w:lvlText w:val="o"/>
+      <w:lvlJc w:val="left"/>
+      <w:pPr>
+        <w:ind w:left="1440" w:hanging="360"/>
+      </w:pPr>
+      <w:rPr>
+        <w:rFonts w:ascii="Courier New" w:hAnsi="Courier New" w:cs="Courier New" w:hint="default"/>
+      </w:rPr>
+    </w:lvl>
+    <w:lvl w:ilvl="2" w:tplc="04090005" w:tentative="1">
+      <w:start w:val="1"/>
+      <w:numFmt w:val="bullet"/>
+      <w:lvlText w:val=""/>
+      <w:lvlJc w:val="left"/>
+      <w:pPr>
+        <w:ind w:left="2160" w:hanging="360"/>
+      </w:pPr>
+      <w:rPr>
+        <w:rFonts w:ascii="Wingdings" w:hAnsi="Wingdings" w:hint="default"/>
+      </w:rPr>
+    </w:lvl>
+    <w:lvl w:ilvl="3" w:tplc="04090001" w:tentative="1">
+      <w:start w:val="1"/>
+      <w:numFmt w:val="bullet"/>
+      <w:lvlText w:val=""/>
+      <w:lvlJc w:val="left"/>
+      <w:pPr>
+        <w:ind w:left="2880" w:hanging="360"/>
+      </w:pPr>
+      <w:rPr>
+        <w:rFonts w:ascii="Symbol" w:hAnsi="Symbol" w:hint="default"/>
+      </w:rPr>
+    </w:lvl>
+    <w:lvl w:ilvl="4" w:tplc="04090003" w:tentative="1">
+      <w:start w:val="1"/>
+      <w:numFmt w:val="bullet"/>
+      <w:lvlText w:val="o"/>
+      <w:lvlJc w:val="left"/>
+      <w:pPr>
+        <w:ind w:left="3600" w:hanging="360"/>
+      </w:pPr>
+      <w:rPr>
+        <w:rFonts w:ascii="Courier New" w:hAnsi="Courier New" w:cs="Courier New" w:hint="default"/>
+      </w:rPr>
+    </w:lvl>
+    <w:lvl w:ilvl="5" w:tplc="04090005" w:tentative="1">
+      <w:start w:val="1"/>
+      <w:numFmt w:val="bullet"/>
+      <w:lvlText w:val=""/>
+      <w:lvlJc w:val="left"/>
+      <w:pPr>
+        <w:ind w:left="4320" w:hanging="360"/>
+      </w:pPr>
+      <w:rPr>
+        <w:rFonts w:ascii="Wingdings" w:hAnsi="Wingdings" w:hint="default"/>
+      </w:rPr>
+    </w:lvl>
+    <w:lvl w:ilvl="6" w:tplc="04090001" w:tentative="1">
+      <w:start w:val="1"/>
+      <w:numFmt w:val="bullet"/>
+      <w:lvlText w:val=""/>
+      <w:lvlJc w:val="left"/>
+      <w:pPr>
+        <w:ind w:left="5040" w:hanging="360"/>
+      </w:pPr>
+      <w:rPr>
+        <w:rFonts w:ascii="Symbol" w:hAnsi="Symbol" w:hint="default"/>
+      </w:rPr>
+    </w:lvl>
+    <w:lvl w:ilvl="7" w:tplc="04090003" w:tentative="1">
+      <w:start w:val="1"/>
+      <w:numFmt w:val="bullet"/>
+      <w:lvlText w:val="o"/>
+      <w:lvlJc w:val="left"/>
+      <w:pPr>
+        <w:ind w:left="5760" w:hanging="360"/>
+      </w:pPr>
+      <w:rPr>
+        <w:rFonts w:ascii="Courier New" w:hAnsi="Courier New" w:cs="Courier New" w:hint="default"/>
+      </w:rPr>
+    </w:lvl>
+    <w:lvl w:ilvl="8" w:tplc="04090005" w:tentative="1">
+      <w:start w:val="1"/>
+      <w:numFmt w:val="bullet"/>
+      <w:lvlText w:val=""/>
+      <w:lvlJc w:val="left"/>
+      <w:pPr>
+        <w:ind w:left="6480" w:hanging="360"/>
+      </w:pPr>
+      <w:rPr>
+        <w:rFonts w:ascii="Wingdings" w:hAnsi="Wingdings" w:hint="default"/>
+      </w:rPr>
+    </w:lvl>
+  </w:abstractNum>
+  <w:abstractNum w:abstractNumId="180" w15:restartNumberingAfterBreak="0">
     <w:nsid w:val="7DDE7BF5"/>
     <w:multiLevelType w:val="hybridMultilevel"/>
     <w:tmpl w:val="799E1506"/>
@@ -36651,481 +41471,547 @@
     </w:lvl>
   </w:abstractNum>
   <w:num w:numId="1" w16cid:durableId="369114794">
-    <w:abstractNumId w:val="124"/>
+    <w:abstractNumId w:val="141"/>
   </w:num>
   <w:num w:numId="2" w16cid:durableId="1598828119">
     <w:abstractNumId w:val="4"/>
   </w:num>
   <w:num w:numId="3" w16cid:durableId="1822693811">
-    <w:abstractNumId w:val="31"/>
+    <w:abstractNumId w:val="36"/>
   </w:num>
   <w:num w:numId="4" w16cid:durableId="1788044575">
-    <w:abstractNumId w:val="35"/>
+    <w:abstractNumId w:val="41"/>
   </w:num>
   <w:num w:numId="5" w16cid:durableId="1071778259">
-    <w:abstractNumId w:val="42"/>
+    <w:abstractNumId w:val="48"/>
   </w:num>
   <w:num w:numId="6" w16cid:durableId="1076973163">
-    <w:abstractNumId w:val="55"/>
+    <w:abstractNumId w:val="61"/>
   </w:num>
   <w:num w:numId="7" w16cid:durableId="776868579">
-    <w:abstractNumId w:val="139"/>
+    <w:abstractNumId w:val="157"/>
   </w:num>
   <w:num w:numId="8" w16cid:durableId="520555119">
-    <w:abstractNumId w:val="152"/>
+    <w:abstractNumId w:val="173"/>
   </w:num>
   <w:num w:numId="9" w16cid:durableId="240257539">
-    <w:abstractNumId w:val="103"/>
+    <w:abstractNumId w:val="117"/>
   </w:num>
   <w:num w:numId="10" w16cid:durableId="1987589815">
-    <w:abstractNumId w:val="77"/>
+    <w:abstractNumId w:val="89"/>
   </w:num>
   <w:num w:numId="11" w16cid:durableId="36781627">
-    <w:abstractNumId w:val="106"/>
+    <w:abstractNumId w:val="120"/>
   </w:num>
   <w:num w:numId="12" w16cid:durableId="1170409324">
-    <w:abstractNumId w:val="26"/>
+    <w:abstractNumId w:val="30"/>
   </w:num>
   <w:num w:numId="13" w16cid:durableId="1777821880">
-    <w:abstractNumId w:val="119"/>
+    <w:abstractNumId w:val="136"/>
   </w:num>
   <w:num w:numId="14" w16cid:durableId="821971870">
-    <w:abstractNumId w:val="37"/>
+    <w:abstractNumId w:val="43"/>
   </w:num>
   <w:num w:numId="15" w16cid:durableId="781339565">
-    <w:abstractNumId w:val="86"/>
+    <w:abstractNumId w:val="98"/>
   </w:num>
   <w:num w:numId="16" w16cid:durableId="2081979037">
-    <w:abstractNumId w:val="12"/>
+    <w:abstractNumId w:val="13"/>
   </w:num>
   <w:num w:numId="17" w16cid:durableId="1012488356">
-    <w:abstractNumId w:val="15"/>
+    <w:abstractNumId w:val="17"/>
   </w:num>
   <w:num w:numId="18" w16cid:durableId="1051882597">
     <w:abstractNumId w:val="6"/>
   </w:num>
   <w:num w:numId="19" w16cid:durableId="527793974">
-    <w:abstractNumId w:val="146"/>
+    <w:abstractNumId w:val="166"/>
   </w:num>
   <w:num w:numId="20" w16cid:durableId="1771777270">
-    <w:abstractNumId w:val="113"/>
+    <w:abstractNumId w:val="129"/>
   </w:num>
   <w:num w:numId="21" w16cid:durableId="248469978">
-    <w:abstractNumId w:val="76"/>
+    <w:abstractNumId w:val="88"/>
   </w:num>
   <w:num w:numId="22" w16cid:durableId="435254398">
-    <w:abstractNumId w:val="135"/>
+    <w:abstractNumId w:val="153"/>
   </w:num>
   <w:num w:numId="23" w16cid:durableId="17974543">
-    <w:abstractNumId w:val="116"/>
+    <w:abstractNumId w:val="133"/>
   </w:num>
   <w:num w:numId="24" w16cid:durableId="829638707">
-    <w:abstractNumId w:val="18"/>
+    <w:abstractNumId w:val="21"/>
   </w:num>
   <w:num w:numId="25" w16cid:durableId="12075020">
-    <w:abstractNumId w:val="11"/>
+    <w:abstractNumId w:val="12"/>
   </w:num>
   <w:num w:numId="26" w16cid:durableId="854417685">
-    <w:abstractNumId w:val="63"/>
+    <w:abstractNumId w:val="71"/>
   </w:num>
   <w:num w:numId="27" w16cid:durableId="1378821102">
-    <w:abstractNumId w:val="107"/>
+    <w:abstractNumId w:val="121"/>
   </w:num>
   <w:num w:numId="28" w16cid:durableId="2071539481">
-    <w:abstractNumId w:val="50"/>
+    <w:abstractNumId w:val="56"/>
   </w:num>
   <w:num w:numId="29" w16cid:durableId="1839810698">
-    <w:abstractNumId w:val="49"/>
+    <w:abstractNumId w:val="55"/>
   </w:num>
   <w:num w:numId="30" w16cid:durableId="647133406">
     <w:abstractNumId w:val="3"/>
   </w:num>
   <w:num w:numId="31" w16cid:durableId="2089186571">
+    <w:abstractNumId w:val="170"/>
+  </w:num>
+  <w:num w:numId="32" w16cid:durableId="312104878">
+    <w:abstractNumId w:val="92"/>
+  </w:num>
+  <w:num w:numId="33" w16cid:durableId="753090550">
+    <w:abstractNumId w:val="14"/>
+  </w:num>
+  <w:num w:numId="34" w16cid:durableId="665598234">
+    <w:abstractNumId w:val="106"/>
+  </w:num>
+  <w:num w:numId="35" w16cid:durableId="1194340033">
+    <w:abstractNumId w:val="143"/>
+  </w:num>
+  <w:num w:numId="36" w16cid:durableId="1108044624">
+    <w:abstractNumId w:val="84"/>
+  </w:num>
+  <w:num w:numId="37" w16cid:durableId="2110805767">
+    <w:abstractNumId w:val="158"/>
+  </w:num>
+  <w:num w:numId="38" w16cid:durableId="1154103994">
+    <w:abstractNumId w:val="49"/>
+  </w:num>
+  <w:num w:numId="39" w16cid:durableId="74403704">
+    <w:abstractNumId w:val="142"/>
+  </w:num>
+  <w:num w:numId="40" w16cid:durableId="1886944967">
+    <w:abstractNumId w:val="145"/>
+  </w:num>
+  <w:num w:numId="41" w16cid:durableId="1237940574">
+    <w:abstractNumId w:val="151"/>
+  </w:num>
+  <w:num w:numId="42" w16cid:durableId="1500267425">
+    <w:abstractNumId w:val="103"/>
+  </w:num>
+  <w:num w:numId="43" w16cid:durableId="111631404">
+    <w:abstractNumId w:val="99"/>
+  </w:num>
+  <w:num w:numId="44" w16cid:durableId="1909921437">
+    <w:abstractNumId w:val="94"/>
+  </w:num>
+  <w:num w:numId="45" w16cid:durableId="905142296">
+    <w:abstractNumId w:val="107"/>
+  </w:num>
+  <w:num w:numId="46" w16cid:durableId="1570530709">
+    <w:abstractNumId w:val="116"/>
+  </w:num>
+  <w:num w:numId="47" w16cid:durableId="1704863106">
+    <w:abstractNumId w:val="39"/>
+  </w:num>
+  <w:num w:numId="48" w16cid:durableId="577598732">
+    <w:abstractNumId w:val="59"/>
+  </w:num>
+  <w:num w:numId="49" w16cid:durableId="22899491">
+    <w:abstractNumId w:val="163"/>
+  </w:num>
+  <w:num w:numId="50" w16cid:durableId="1778718358">
+    <w:abstractNumId w:val="57"/>
+  </w:num>
+  <w:num w:numId="51" w16cid:durableId="440538741">
+    <w:abstractNumId w:val="72"/>
+  </w:num>
+  <w:num w:numId="52" w16cid:durableId="920019895">
+    <w:abstractNumId w:val="82"/>
+  </w:num>
+  <w:num w:numId="53" w16cid:durableId="1876233365">
+    <w:abstractNumId w:val="114"/>
+  </w:num>
+  <w:num w:numId="54" w16cid:durableId="920718755">
+    <w:abstractNumId w:val="113"/>
+  </w:num>
+  <w:num w:numId="55" w16cid:durableId="1350133982">
+    <w:abstractNumId w:val="149"/>
+  </w:num>
+  <w:num w:numId="56" w16cid:durableId="502012020">
+    <w:abstractNumId w:val="138"/>
+  </w:num>
+  <w:num w:numId="57" w16cid:durableId="1760061997">
+    <w:abstractNumId w:val="53"/>
+  </w:num>
+  <w:num w:numId="58" w16cid:durableId="229848653">
+    <w:abstractNumId w:val="161"/>
+  </w:num>
+  <w:num w:numId="59" w16cid:durableId="230964847">
     <w:abstractNumId w:val="150"/>
   </w:num>
-  <w:num w:numId="32" w16cid:durableId="312104878">
-    <w:abstractNumId w:val="80"/>
+  <w:num w:numId="60" w16cid:durableId="226496016">
+    <w:abstractNumId w:val="79"/>
   </w:num>
-  <w:num w:numId="33" w16cid:durableId="753090550">
-    <w:abstractNumId w:val="13"/>
+  <w:num w:numId="61" w16cid:durableId="1959532447">
+    <w:abstractNumId w:val="155"/>
   </w:num>
-  <w:num w:numId="34" w16cid:durableId="665598234">
-    <w:abstractNumId w:val="93"/>
+  <w:num w:numId="62" w16cid:durableId="1787193568">
+    <w:abstractNumId w:val="62"/>
   </w:num>
-  <w:num w:numId="35" w16cid:durableId="1194340033">
-    <w:abstractNumId w:val="126"/>
+  <w:num w:numId="63" w16cid:durableId="132909757">
+    <w:abstractNumId w:val="70"/>
   </w:num>
-  <w:num w:numId="36" w16cid:durableId="1108044624">
-    <w:abstractNumId w:val="74"/>
+  <w:num w:numId="64" w16cid:durableId="1311710819">
+    <w:abstractNumId w:val="139"/>
   </w:num>
-  <w:num w:numId="37" w16cid:durableId="2110805767">
-    <w:abstractNumId w:val="140"/>
+  <w:num w:numId="65" w16cid:durableId="454561786">
+    <w:abstractNumId w:val="65"/>
   </w:num>
-  <w:num w:numId="38" w16cid:durableId="1154103994">
-    <w:abstractNumId w:val="43"/>
+  <w:num w:numId="66" w16cid:durableId="1492326403">
+    <w:abstractNumId w:val="111"/>
   </w:num>
-  <w:num w:numId="39" w16cid:durableId="74403704">
+  <w:num w:numId="67" w16cid:durableId="175465594">
+    <w:abstractNumId w:val="144"/>
+  </w:num>
+  <w:num w:numId="68" w16cid:durableId="983854794">
+    <w:abstractNumId w:val="9"/>
+  </w:num>
+  <w:num w:numId="69" w16cid:durableId="2016759429">
+    <w:abstractNumId w:val="172"/>
+  </w:num>
+  <w:num w:numId="70" w16cid:durableId="1003438119">
+    <w:abstractNumId w:val="10"/>
+  </w:num>
+  <w:num w:numId="71" w16cid:durableId="918558497">
+    <w:abstractNumId w:val="156"/>
+  </w:num>
+  <w:num w:numId="72" w16cid:durableId="1382053076">
+    <w:abstractNumId w:val="119"/>
+  </w:num>
+  <w:num w:numId="73" w16cid:durableId="2001153061">
+    <w:abstractNumId w:val="51"/>
+  </w:num>
+  <w:num w:numId="74" w16cid:durableId="1123039409">
+    <w:abstractNumId w:val="66"/>
+  </w:num>
+  <w:num w:numId="75" w16cid:durableId="401414888">
+    <w:abstractNumId w:val="174"/>
+  </w:num>
+  <w:num w:numId="76" w16cid:durableId="112406067">
+    <w:abstractNumId w:val="40"/>
+  </w:num>
+  <w:num w:numId="77" w16cid:durableId="1520317158">
+    <w:abstractNumId w:val="34"/>
+  </w:num>
+  <w:num w:numId="78" w16cid:durableId="1761295776">
     <w:abstractNumId w:val="125"/>
   </w:num>
-  <w:num w:numId="40" w16cid:durableId="1886944967">
-    <w:abstractNumId w:val="128"/>
-  </w:num>
-  <w:num w:numId="41" w16cid:durableId="1237940574">
-    <w:abstractNumId w:val="133"/>
-  </w:num>
-  <w:num w:numId="42" w16cid:durableId="1500267425">
-    <w:abstractNumId w:val="91"/>
-  </w:num>
-  <w:num w:numId="43" w16cid:durableId="111631404">
-    <w:abstractNumId w:val="87"/>
-  </w:num>
-  <w:num w:numId="44" w16cid:durableId="1909921437">
-    <w:abstractNumId w:val="82"/>
-  </w:num>
-  <w:num w:numId="45" w16cid:durableId="905142296">
-    <w:abstractNumId w:val="94"/>
-  </w:num>
-  <w:num w:numId="46" w16cid:durableId="1570530709">
-    <w:abstractNumId w:val="102"/>
-  </w:num>
-  <w:num w:numId="47" w16cid:durableId="1704863106">
-    <w:abstractNumId w:val="33"/>
-  </w:num>
-  <w:num w:numId="48" w16cid:durableId="577598732">
-    <w:abstractNumId w:val="53"/>
-  </w:num>
-  <w:num w:numId="49" w16cid:durableId="22899491">
-    <w:abstractNumId w:val="143"/>
-  </w:num>
-  <w:num w:numId="50" w16cid:durableId="1778718358">
-    <w:abstractNumId w:val="51"/>
-  </w:num>
-  <w:num w:numId="51" w16cid:durableId="440538741">
-    <w:abstractNumId w:val="64"/>
-  </w:num>
-  <w:num w:numId="52" w16cid:durableId="920019895">
-    <w:abstractNumId w:val="73"/>
-  </w:num>
-  <w:num w:numId="53" w16cid:durableId="1876233365">
-    <w:abstractNumId w:val="101"/>
-  </w:num>
-  <w:num w:numId="54" w16cid:durableId="920718755">
-    <w:abstractNumId w:val="100"/>
-  </w:num>
-  <w:num w:numId="55" w16cid:durableId="1350133982">
-    <w:abstractNumId w:val="131"/>
-  </w:num>
-  <w:num w:numId="56" w16cid:durableId="502012020">
-    <w:abstractNumId w:val="121"/>
-  </w:num>
-  <w:num w:numId="57" w16cid:durableId="1760061997">
-    <w:abstractNumId w:val="47"/>
-  </w:num>
-  <w:num w:numId="58" w16cid:durableId="229848653">
-    <w:abstractNumId w:val="142"/>
-  </w:num>
-  <w:num w:numId="59" w16cid:durableId="230964847">
-    <w:abstractNumId w:val="132"/>
-  </w:num>
-  <w:num w:numId="60" w16cid:durableId="226496016">
-    <w:abstractNumId w:val="70"/>
-  </w:num>
-  <w:num w:numId="61" w16cid:durableId="1959532447">
-    <w:abstractNumId w:val="137"/>
-  </w:num>
-  <w:num w:numId="62" w16cid:durableId="1787193568">
-    <w:abstractNumId w:val="56"/>
-  </w:num>
-  <w:num w:numId="63" w16cid:durableId="132909757">
-    <w:abstractNumId w:val="62"/>
-  </w:num>
-  <w:num w:numId="64" w16cid:durableId="1311710819">
-    <w:abstractNumId w:val="122"/>
-  </w:num>
-  <w:num w:numId="65" w16cid:durableId="454561786">
-    <w:abstractNumId w:val="58"/>
-  </w:num>
-  <w:num w:numId="66" w16cid:durableId="1492326403">
-    <w:abstractNumId w:val="98"/>
-  </w:num>
-  <w:num w:numId="67" w16cid:durableId="175465594">
-    <w:abstractNumId w:val="127"/>
-  </w:num>
-  <w:num w:numId="68" w16cid:durableId="983854794">
-    <w:abstractNumId w:val="8"/>
-  </w:num>
-  <w:num w:numId="69" w16cid:durableId="2016759429">
-    <w:abstractNumId w:val="151"/>
-  </w:num>
-  <w:num w:numId="70" w16cid:durableId="1003438119">
-    <w:abstractNumId w:val="9"/>
-  </w:num>
-  <w:num w:numId="71" w16cid:durableId="918558497">
-    <w:abstractNumId w:val="138"/>
-  </w:num>
-  <w:num w:numId="72" w16cid:durableId="1382053076">
-    <w:abstractNumId w:val="105"/>
-  </w:num>
-  <w:num w:numId="73" w16cid:durableId="2001153061">
-    <w:abstractNumId w:val="45"/>
-  </w:num>
-  <w:num w:numId="74" w16cid:durableId="1123039409">
-    <w:abstractNumId w:val="59"/>
-  </w:num>
-  <w:num w:numId="75" w16cid:durableId="401414888">
-    <w:abstractNumId w:val="153"/>
-  </w:num>
-  <w:num w:numId="76" w16cid:durableId="112406067">
-    <w:abstractNumId w:val="34"/>
-  </w:num>
-  <w:num w:numId="77" w16cid:durableId="1520317158">
-    <w:abstractNumId w:val="29"/>
-  </w:num>
-  <w:num w:numId="78" w16cid:durableId="1761295776">
-    <w:abstractNumId w:val="110"/>
-  </w:num>
   <w:num w:numId="79" w16cid:durableId="1541357919">
-    <w:abstractNumId w:val="141"/>
+    <w:abstractNumId w:val="160"/>
   </w:num>
   <w:num w:numId="80" w16cid:durableId="1434007748">
-    <w:abstractNumId w:val="17"/>
+    <w:abstractNumId w:val="19"/>
   </w:num>
   <w:num w:numId="81" w16cid:durableId="1826697318">
     <w:abstractNumId w:val="1"/>
   </w:num>
   <w:num w:numId="82" w16cid:durableId="193469456">
-    <w:abstractNumId w:val="109"/>
+    <w:abstractNumId w:val="123"/>
   </w:num>
   <w:num w:numId="83" w16cid:durableId="1143279392">
-    <w:abstractNumId w:val="134"/>
+    <w:abstractNumId w:val="152"/>
   </w:num>
   <w:num w:numId="84" w16cid:durableId="1083451184">
-    <w:abstractNumId w:val="148"/>
+    <w:abstractNumId w:val="168"/>
   </w:num>
   <w:num w:numId="85" w16cid:durableId="1001860107">
-    <w:abstractNumId w:val="23"/>
+    <w:abstractNumId w:val="27"/>
   </w:num>
   <w:num w:numId="86" w16cid:durableId="751856677">
-    <w:abstractNumId w:val="52"/>
+    <w:abstractNumId w:val="58"/>
   </w:num>
   <w:num w:numId="87" w16cid:durableId="1488546940">
-    <w:abstractNumId w:val="65"/>
+    <w:abstractNumId w:val="73"/>
   </w:num>
   <w:num w:numId="88" w16cid:durableId="1913929333">
+    <w:abstractNumId w:val="135"/>
+  </w:num>
+  <w:num w:numId="89" w16cid:durableId="443621503">
     <w:abstractNumId w:val="118"/>
   </w:num>
-  <w:num w:numId="89" w16cid:durableId="443621503">
-    <w:abstractNumId w:val="104"/>
-  </w:num>
   <w:num w:numId="90" w16cid:durableId="75326983">
-    <w:abstractNumId w:val="112"/>
+    <w:abstractNumId w:val="127"/>
   </w:num>
   <w:num w:numId="91" w16cid:durableId="1031568045">
     <w:abstractNumId w:val="2"/>
   </w:num>
   <w:num w:numId="92" w16cid:durableId="16975579">
-    <w:abstractNumId w:val="68"/>
+    <w:abstractNumId w:val="76"/>
   </w:num>
   <w:num w:numId="93" w16cid:durableId="1719166055">
-    <w:abstractNumId w:val="40"/>
+    <w:abstractNumId w:val="46"/>
   </w:num>
   <w:num w:numId="94" w16cid:durableId="156309422">
-    <w:abstractNumId w:val="48"/>
+    <w:abstractNumId w:val="54"/>
   </w:num>
   <w:num w:numId="95" w16cid:durableId="1845321462">
-    <w:abstractNumId w:val="96"/>
+    <w:abstractNumId w:val="109"/>
   </w:num>
   <w:num w:numId="96" w16cid:durableId="1249003309">
-    <w:abstractNumId w:val="41"/>
+    <w:abstractNumId w:val="47"/>
   </w:num>
   <w:num w:numId="97" w16cid:durableId="298341831">
-    <w:abstractNumId w:val="154"/>
+    <w:abstractNumId w:val="175"/>
   </w:num>
   <w:num w:numId="98" w16cid:durableId="990983819">
-    <w:abstractNumId w:val="85"/>
+    <w:abstractNumId w:val="97"/>
   </w:num>
   <w:num w:numId="99" w16cid:durableId="1806850096">
-    <w:abstractNumId w:val="89"/>
+    <w:abstractNumId w:val="101"/>
   </w:num>
   <w:num w:numId="100" w16cid:durableId="1418592659">
     <w:abstractNumId w:val="0"/>
   </w:num>
   <w:num w:numId="101" w16cid:durableId="2139033440">
+    <w:abstractNumId w:val="68"/>
+  </w:num>
+  <w:num w:numId="102" w16cid:durableId="1374573279">
+    <w:abstractNumId w:val="23"/>
+  </w:num>
+  <w:num w:numId="103" w16cid:durableId="1756708524">
+    <w:abstractNumId w:val="45"/>
+  </w:num>
+  <w:num w:numId="104" w16cid:durableId="267545158">
+    <w:abstractNumId w:val="93"/>
+  </w:num>
+  <w:num w:numId="105" w16cid:durableId="1047755303">
     <w:abstractNumId w:val="60"/>
   </w:num>
-  <w:num w:numId="102" w16cid:durableId="1374573279">
-    <w:abstractNumId w:val="20"/>
-  </w:num>
-  <w:num w:numId="103" w16cid:durableId="1756708524">
-    <w:abstractNumId w:val="39"/>
-  </w:num>
-  <w:num w:numId="104" w16cid:durableId="267545158">
-    <w:abstractNumId w:val="81"/>
-  </w:num>
-  <w:num w:numId="105" w16cid:durableId="1047755303">
-    <w:abstractNumId w:val="54"/>
-  </w:num>
   <w:num w:numId="106" w16cid:durableId="247233507">
-    <w:abstractNumId w:val="30"/>
+    <w:abstractNumId w:val="35"/>
   </w:num>
   <w:num w:numId="107" w16cid:durableId="873228845">
-    <w:abstractNumId w:val="19"/>
+    <w:abstractNumId w:val="22"/>
   </w:num>
   <w:num w:numId="108" w16cid:durableId="2071732460">
-    <w:abstractNumId w:val="57"/>
+    <w:abstractNumId w:val="63"/>
   </w:num>
   <w:num w:numId="109" w16cid:durableId="876233417">
-    <w:abstractNumId w:val="95"/>
+    <w:abstractNumId w:val="108"/>
   </w:num>
   <w:num w:numId="110" w16cid:durableId="740063363">
-    <w:abstractNumId w:val="16"/>
+    <w:abstractNumId w:val="18"/>
   </w:num>
   <w:num w:numId="111" w16cid:durableId="525212888">
-    <w:abstractNumId w:val="10"/>
+    <w:abstractNumId w:val="11"/>
   </w:num>
   <w:num w:numId="112" w16cid:durableId="92435274">
-    <w:abstractNumId w:val="78"/>
+    <w:abstractNumId w:val="90"/>
   </w:num>
   <w:num w:numId="113" w16cid:durableId="1278099971">
-    <w:abstractNumId w:val="120"/>
+    <w:abstractNumId w:val="137"/>
   </w:num>
   <w:num w:numId="114" w16cid:durableId="741954099">
-    <w:abstractNumId w:val="90"/>
+    <w:abstractNumId w:val="102"/>
   </w:num>
   <w:num w:numId="115" w16cid:durableId="1039815477">
-    <w:abstractNumId w:val="130"/>
+    <w:abstractNumId w:val="147"/>
   </w:num>
   <w:num w:numId="116" w16cid:durableId="537476285">
-    <w:abstractNumId w:val="157"/>
+    <w:abstractNumId w:val="178"/>
   </w:num>
   <w:num w:numId="117" w16cid:durableId="104351956">
-    <w:abstractNumId w:val="75"/>
+    <w:abstractNumId w:val="86"/>
   </w:num>
   <w:num w:numId="118" w16cid:durableId="315452851">
-    <w:abstractNumId w:val="44"/>
+    <w:abstractNumId w:val="50"/>
   </w:num>
   <w:num w:numId="119" w16cid:durableId="1356227718">
-    <w:abstractNumId w:val="123"/>
+    <w:abstractNumId w:val="140"/>
   </w:num>
   <w:num w:numId="120" w16cid:durableId="772363985">
-    <w:abstractNumId w:val="129"/>
+    <w:abstractNumId w:val="146"/>
   </w:num>
   <w:num w:numId="121" w16cid:durableId="1285039679">
-    <w:abstractNumId w:val="108"/>
+    <w:abstractNumId w:val="122"/>
   </w:num>
   <w:num w:numId="122" w16cid:durableId="510531452">
-    <w:abstractNumId w:val="36"/>
+    <w:abstractNumId w:val="42"/>
   </w:num>
   <w:num w:numId="123" w16cid:durableId="1381321713">
-    <w:abstractNumId w:val="28"/>
+    <w:abstractNumId w:val="33"/>
   </w:num>
   <w:num w:numId="124" w16cid:durableId="1931505010">
     <w:abstractNumId w:val="7"/>
   </w:num>
   <w:num w:numId="125" w16cid:durableId="1393887261">
-    <w:abstractNumId w:val="21"/>
+    <w:abstractNumId w:val="24"/>
   </w:num>
   <w:num w:numId="126" w16cid:durableId="430125619">
-    <w:abstractNumId w:val="27"/>
+    <w:abstractNumId w:val="32"/>
   </w:num>
   <w:num w:numId="127" w16cid:durableId="2120953506">
-    <w:abstractNumId w:val="72"/>
+    <w:abstractNumId w:val="81"/>
   </w:num>
   <w:num w:numId="128" w16cid:durableId="147137820">
-    <w:abstractNumId w:val="117"/>
+    <w:abstractNumId w:val="134"/>
   </w:num>
   <w:num w:numId="129" w16cid:durableId="85157186">
-    <w:abstractNumId w:val="147"/>
+    <w:abstractNumId w:val="167"/>
   </w:num>
   <w:num w:numId="130" w16cid:durableId="1288051468">
-    <w:abstractNumId w:val="97"/>
+    <w:abstractNumId w:val="110"/>
   </w:num>
   <w:num w:numId="131" w16cid:durableId="204566011">
-    <w:abstractNumId w:val="114"/>
+    <w:abstractNumId w:val="131"/>
   </w:num>
   <w:num w:numId="132" w16cid:durableId="390351895">
-    <w:abstractNumId w:val="155"/>
+    <w:abstractNumId w:val="176"/>
   </w:num>
   <w:num w:numId="133" w16cid:durableId="1629167479">
-    <w:abstractNumId w:val="99"/>
+    <w:abstractNumId w:val="112"/>
   </w:num>
   <w:num w:numId="134" w16cid:durableId="1362973045">
-    <w:abstractNumId w:val="61"/>
+    <w:abstractNumId w:val="69"/>
   </w:num>
   <w:num w:numId="135" w16cid:durableId="1529442638">
-    <w:abstractNumId w:val="84"/>
+    <w:abstractNumId w:val="96"/>
   </w:num>
   <w:num w:numId="136" w16cid:durableId="1304852898">
+    <w:abstractNumId w:val="29"/>
+  </w:num>
+  <w:num w:numId="137" w16cid:durableId="1908762632">
+    <w:abstractNumId w:val="126"/>
+  </w:num>
+  <w:num w:numId="138" w16cid:durableId="2137870337">
+    <w:abstractNumId w:val="95"/>
+  </w:num>
+  <w:num w:numId="139" w16cid:durableId="272907291">
+    <w:abstractNumId w:val="80"/>
+  </w:num>
+  <w:num w:numId="140" w16cid:durableId="614560354">
+    <w:abstractNumId w:val="165"/>
+  </w:num>
+  <w:num w:numId="141" w16cid:durableId="590091981">
+    <w:abstractNumId w:val="180"/>
+  </w:num>
+  <w:num w:numId="142" w16cid:durableId="57364868">
+    <w:abstractNumId w:val="37"/>
+  </w:num>
+  <w:num w:numId="143" w16cid:durableId="1868331822">
+    <w:abstractNumId w:val="164"/>
+  </w:num>
+  <w:num w:numId="144" w16cid:durableId="813182832">
     <w:abstractNumId w:val="25"/>
   </w:num>
-  <w:num w:numId="137" w16cid:durableId="1908762632">
-    <w:abstractNumId w:val="111"/>
-  </w:num>
-  <w:num w:numId="138" w16cid:durableId="2137870337">
-    <w:abstractNumId w:val="83"/>
-  </w:num>
-  <w:num w:numId="139" w16cid:durableId="272907291">
-    <w:abstractNumId w:val="71"/>
-  </w:num>
-  <w:num w:numId="140" w16cid:durableId="614560354">
-    <w:abstractNumId w:val="145"/>
-  </w:num>
-  <w:num w:numId="141" w16cid:durableId="590091981">
-    <w:abstractNumId w:val="158"/>
-  </w:num>
-  <w:num w:numId="142" w16cid:durableId="57364868">
-    <w:abstractNumId w:val="32"/>
-  </w:num>
-  <w:num w:numId="143" w16cid:durableId="1868331822">
-    <w:abstractNumId w:val="144"/>
-  </w:num>
-  <w:num w:numId="144" w16cid:durableId="813182832">
-    <w:abstractNumId w:val="22"/>
-  </w:num>
   <w:num w:numId="145" w16cid:durableId="1051611157">
-    <w:abstractNumId w:val="24"/>
+    <w:abstractNumId w:val="28"/>
   </w:num>
   <w:num w:numId="146" w16cid:durableId="1885479017">
-    <w:abstractNumId w:val="38"/>
+    <w:abstractNumId w:val="44"/>
   </w:num>
   <w:num w:numId="147" w16cid:durableId="921060884">
-    <w:abstractNumId w:val="66"/>
+    <w:abstractNumId w:val="74"/>
   </w:num>
   <w:num w:numId="148" w16cid:durableId="619604460">
-    <w:abstractNumId w:val="92"/>
+    <w:abstractNumId w:val="105"/>
   </w:num>
   <w:num w:numId="149" w16cid:durableId="1962875094">
-    <w:abstractNumId w:val="156"/>
+    <w:abstractNumId w:val="177"/>
   </w:num>
   <w:num w:numId="150" w16cid:durableId="1806583827">
-    <w:abstractNumId w:val="46"/>
+    <w:abstractNumId w:val="52"/>
   </w:num>
   <w:num w:numId="151" w16cid:durableId="1895048085">
-    <w:abstractNumId w:val="88"/>
+    <w:abstractNumId w:val="100"/>
   </w:num>
   <w:num w:numId="152" w16cid:durableId="637078743">
-    <w:abstractNumId w:val="69"/>
+    <w:abstractNumId w:val="77"/>
   </w:num>
   <w:num w:numId="153" w16cid:durableId="1894540772">
-    <w:abstractNumId w:val="67"/>
+    <w:abstractNumId w:val="75"/>
   </w:num>
   <w:num w:numId="154" w16cid:durableId="1814442766">
-    <w:abstractNumId w:val="79"/>
+    <w:abstractNumId w:val="91"/>
   </w:num>
   <w:num w:numId="155" w16cid:durableId="1609505799">
-    <w:abstractNumId w:val="136"/>
+    <w:abstractNumId w:val="154"/>
   </w:num>
   <w:num w:numId="156" w16cid:durableId="650870408">
     <w:abstractNumId w:val="5"/>
   </w:num>
   <w:num w:numId="157" w16cid:durableId="446461856">
-    <w:abstractNumId w:val="149"/>
+    <w:abstractNumId w:val="169"/>
   </w:num>
   <w:num w:numId="158" w16cid:durableId="1322730527">
-    <w:abstractNumId w:val="14"/>
+    <w:abstractNumId w:val="15"/>
   </w:num>
   <w:num w:numId="159" w16cid:durableId="1269653050">
+    <w:abstractNumId w:val="132"/>
+  </w:num>
+  <w:num w:numId="160" w16cid:durableId="764766547">
+    <w:abstractNumId w:val="31"/>
+  </w:num>
+  <w:num w:numId="161" w16cid:durableId="1230194801">
     <w:abstractNumId w:val="115"/>
+  </w:num>
+  <w:num w:numId="162" w16cid:durableId="1454442686">
+    <w:abstractNumId w:val="64"/>
+  </w:num>
+  <w:num w:numId="163" w16cid:durableId="290287295">
+    <w:abstractNumId w:val="20"/>
+  </w:num>
+  <w:num w:numId="164" w16cid:durableId="433137554">
+    <w:abstractNumId w:val="128"/>
+  </w:num>
+  <w:num w:numId="165" w16cid:durableId="163323423">
+    <w:abstractNumId w:val="87"/>
+  </w:num>
+  <w:num w:numId="166" w16cid:durableId="1432357891">
+    <w:abstractNumId w:val="179"/>
+  </w:num>
+  <w:num w:numId="167" w16cid:durableId="947350683">
+    <w:abstractNumId w:val="85"/>
+  </w:num>
+  <w:num w:numId="168" w16cid:durableId="523325341">
+    <w:abstractNumId w:val="159"/>
+  </w:num>
+  <w:num w:numId="169" w16cid:durableId="1752505754">
+    <w:abstractNumId w:val="124"/>
+  </w:num>
+  <w:num w:numId="170" w16cid:durableId="1058749622">
+    <w:abstractNumId w:val="16"/>
+  </w:num>
+  <w:num w:numId="171" w16cid:durableId="1333874928">
+    <w:abstractNumId w:val="130"/>
+  </w:num>
+  <w:num w:numId="172" w16cid:durableId="1179468354">
+    <w:abstractNumId w:val="38"/>
+  </w:num>
+  <w:num w:numId="173" w16cid:durableId="930548603">
+    <w:abstractNumId w:val="104"/>
+  </w:num>
+  <w:num w:numId="174" w16cid:durableId="8410060">
+    <w:abstractNumId w:val="8"/>
+  </w:num>
+  <w:num w:numId="175" w16cid:durableId="1755855523">
+    <w:abstractNumId w:val="171"/>
+  </w:num>
+  <w:num w:numId="176" w16cid:durableId="160512200">
+    <w:abstractNumId w:val="26"/>
+  </w:num>
+  <w:num w:numId="177" w16cid:durableId="1266767865">
+    <w:abstractNumId w:val="78"/>
+  </w:num>
+  <w:num w:numId="178" w16cid:durableId="422187978">
+    <w:abstractNumId w:val="162"/>
+  </w:num>
+  <w:num w:numId="179" w16cid:durableId="1074859102">
+    <w:abstractNumId w:val="83"/>
+  </w:num>
+  <w:num w:numId="180" w16cid:durableId="1003321985">
+    <w:abstractNumId w:val="67"/>
+  </w:num>
+  <w:num w:numId="181" w16cid:durableId="1337802524">
+    <w:abstractNumId w:val="148"/>
   </w:num>
 </w:numbering>
 </file>

--- a/Professional Practices.docx
+++ b/Professional Practices.docx
@@ -3475,17 +3475,31 @@
           <w:tab w:val="left" w:pos="5616"/>
         </w:tabs>
         <w:rPr>
-          <w:sz w:val="32"/>
-          <w:szCs w:val="32"/>
-        </w:rPr>
-      </w:pPr>
-      <w:r>
-        <w:rPr>
-          <w:b/>
-          <w:bCs/>
-          <w:sz w:val="32"/>
-          <w:szCs w:val="32"/>
-        </w:rPr>
+          <w:b/>
+          <w:bCs/>
+          <w:sz w:val="32"/>
+          <w:szCs w:val="32"/>
+        </w:rPr>
+      </w:pPr>
+    </w:p>
+    <w:p>
+      <w:pPr>
+        <w:tabs>
+          <w:tab w:val="left" w:pos="5616"/>
+        </w:tabs>
+        <w:rPr>
+          <w:sz w:val="32"/>
+          <w:szCs w:val="32"/>
+        </w:rPr>
+      </w:pPr>
+      <w:r>
+        <w:rPr>
+          <w:b/>
+          <w:bCs/>
+          <w:sz w:val="32"/>
+          <w:szCs w:val="32"/>
+        </w:rPr>
+        <w:lastRenderedPageBreak/>
         <w:t>Doesn’t account for changing moral values</w:t>
       </w:r>
     </w:p>
@@ -3509,7 +3523,6 @@
           <w:sz w:val="32"/>
           <w:szCs w:val="32"/>
         </w:rPr>
-        <w:lastRenderedPageBreak/>
         <w:t>Societies evolve, and moral values change over time.</w:t>
       </w:r>
     </w:p>
@@ -3783,6 +3796,7 @@
           <w:sz w:val="32"/>
           <w:szCs w:val="32"/>
         </w:rPr>
+        <w:lastRenderedPageBreak/>
         <w:t>Example:</w:t>
       </w:r>
       <w:r>
@@ -3790,15 +3804,7 @@
           <w:sz w:val="32"/>
           <w:szCs w:val="32"/>
         </w:rPr>
-        <w:t xml:space="preserve"> Every society cares for newborn babies because they are helpless, ensuring the survival of the community. Similarly, </w:t>
-      </w:r>
-      <w:r>
-        <w:rPr>
-          <w:sz w:val="32"/>
-          <w:szCs w:val="32"/>
-        </w:rPr>
-        <w:lastRenderedPageBreak/>
-        <w:t xml:space="preserve">truthfulness is valued because trust is essential for people to live together </w:t>
+        <w:t xml:space="preserve"> Every society cares for newborn babies because they are helpless, ensuring the survival of the community. Similarly, truthfulness is valued because trust is essential for people to live together </w:t>
       </w:r>
       <w:r>
         <w:rPr>
@@ -11432,22 +11438,13 @@
         </w:rPr>
         <w:t>Uses a computer to keep track of the</w:t>
       </w:r>
-    </w:p>
-    <w:p>
-      <w:pPr>
-        <w:pStyle w:val="ListParagraph"/>
-        <w:numPr>
-          <w:ilvl w:val="0"/>
-          <w:numId w:val="124"/>
-        </w:numPr>
-        <w:tabs>
-          <w:tab w:val="left" w:pos="3180"/>
-        </w:tabs>
-        <w:rPr>
-          <w:sz w:val="32"/>
-          <w:szCs w:val="32"/>
-        </w:rPr>
-      </w:pPr>
+      <w:r>
+        <w:rPr>
+          <w:sz w:val="32"/>
+          <w:szCs w:val="32"/>
+        </w:rPr>
+        <w:t xml:space="preserve"> </w:t>
+      </w:r>
       <w:r>
         <w:rPr>
           <w:sz w:val="32"/>
@@ -12940,21 +12937,6 @@
           <w:szCs w:val="32"/>
         </w:rPr>
       </w:pPr>
-    </w:p>
-    <w:p>
-      <w:pPr>
-        <w:tabs>
-          <w:tab w:val="left" w:pos="3804"/>
-        </w:tabs>
-        <w:rPr>
-          <w:rFonts w:ascii="Times New Roman" w:hAnsi="Times New Roman" w:cs="Times New Roman"/>
-          <w:b/>
-          <w:bCs/>
-          <w:color w:val="365F91" w:themeColor="accent1" w:themeShade="BF"/>
-          <w:sz w:val="32"/>
-          <w:szCs w:val="32"/>
-        </w:rPr>
-      </w:pPr>
       <w:r>
         <w:rPr>
           <w:rFonts w:ascii="Times New Roman" w:hAnsi="Times New Roman" w:cs="Times New Roman"/>
@@ -13149,7 +13131,6 @@
           <w:sz w:val="32"/>
           <w:szCs w:val="32"/>
         </w:rPr>
-        <w:lastRenderedPageBreak/>
         <w:t>Cast it</w:t>
       </w:r>
     </w:p>
@@ -13177,6 +13158,7 @@
           <w:sz w:val="32"/>
           <w:szCs w:val="32"/>
         </w:rPr>
+        <w:lastRenderedPageBreak/>
         <w:t>You shape the metal into a final product—a belt buckle.</w:t>
       </w:r>
     </w:p>
@@ -13412,19 +13394,6 @@
         </w:rPr>
         <w:t xml:space="preserve"> A creative, original work made from shared resources (language).</w:t>
       </w:r>
-    </w:p>
-    <w:p>
-      <w:pPr>
-        <w:tabs>
-          <w:tab w:val="left" w:pos="3804"/>
-        </w:tabs>
-        <w:rPr>
-          <w:rFonts w:cstheme="minorHAnsi"/>
-          <w:color w:val="0D0D0D" w:themeColor="text1" w:themeTint="F2"/>
-          <w:sz w:val="32"/>
-          <w:szCs w:val="32"/>
-        </w:rPr>
-      </w:pPr>
     </w:p>
     <w:p>
       <w:pPr>
@@ -13589,70 +13558,70 @@
           <w:sz w:val="32"/>
           <w:szCs w:val="32"/>
         </w:rPr>
+        <w:t xml:space="preserve">These </w:t>
+      </w:r>
+      <w:r>
+        <w:rPr>
+          <w:b/>
+          <w:bCs/>
+          <w:sz w:val="32"/>
+          <w:szCs w:val="32"/>
+        </w:rPr>
+        <w:t>paradoxes</w:t>
+      </w:r>
+      <w:r>
+        <w:rPr>
+          <w:sz w:val="32"/>
+          <w:szCs w:val="32"/>
+        </w:rPr>
+        <w:t xml:space="preserve"> (confusing situation)</w:t>
+      </w:r>
+      <w:r>
+        <w:rPr>
+          <w:sz w:val="32"/>
+          <w:szCs w:val="32"/>
+        </w:rPr>
+        <w:t xml:space="preserve"> weaken the argument for a natural right to intellectual property</w:t>
+      </w:r>
+    </w:p>
+    <w:p>
+      <w:pPr>
+        <w:rPr>
+          <w:rFonts w:ascii="Times New Roman" w:hAnsi="Times New Roman" w:cs="Times New Roman"/>
+          <w:b/>
+          <w:bCs/>
+          <w:color w:val="365F91" w:themeColor="accent1" w:themeShade="BF"/>
+          <w:sz w:val="32"/>
+          <w:szCs w:val="32"/>
+        </w:rPr>
+      </w:pPr>
+      <w:r>
+        <w:rPr>
+          <w:rFonts w:ascii="Times New Roman" w:hAnsi="Times New Roman" w:cs="Times New Roman"/>
+          <w:b/>
+          <w:bCs/>
+          <w:color w:val="365F91" w:themeColor="accent1" w:themeShade="BF"/>
+          <w:sz w:val="32"/>
+          <w:szCs w:val="32"/>
+        </w:rPr>
+        <w:t xml:space="preserve">Benefits of Intellectual Property Protection </w:t>
+      </w:r>
+    </w:p>
+    <w:p>
+      <w:pPr>
+        <w:rPr>
+          <w:sz w:val="32"/>
+          <w:szCs w:val="32"/>
+        </w:rPr>
+      </w:pPr>
+      <w:r>
+        <w:rPr>
+          <w:b/>
+          <w:bCs/>
+          <w:sz w:val="32"/>
+          <w:szCs w:val="32"/>
+        </w:rPr>
         <w:lastRenderedPageBreak/>
-        <w:t xml:space="preserve">These </w:t>
-      </w:r>
-      <w:r>
-        <w:rPr>
-          <w:b/>
-          <w:bCs/>
-          <w:sz w:val="32"/>
-          <w:szCs w:val="32"/>
-        </w:rPr>
-        <w:t>paradoxes</w:t>
-      </w:r>
-      <w:r>
-        <w:rPr>
-          <w:sz w:val="32"/>
-          <w:szCs w:val="32"/>
-        </w:rPr>
-        <w:t xml:space="preserve"> (confusing situation)</w:t>
-      </w:r>
-      <w:r>
-        <w:rPr>
-          <w:sz w:val="32"/>
-          <w:szCs w:val="32"/>
-        </w:rPr>
-        <w:t xml:space="preserve"> weaken the argument for a natural right to intellectual property</w:t>
-      </w:r>
-    </w:p>
-    <w:p>
-      <w:pPr>
-        <w:rPr>
-          <w:rFonts w:ascii="Times New Roman" w:hAnsi="Times New Roman" w:cs="Times New Roman"/>
-          <w:b/>
-          <w:bCs/>
-          <w:color w:val="365F91" w:themeColor="accent1" w:themeShade="BF"/>
-          <w:sz w:val="32"/>
-          <w:szCs w:val="32"/>
-        </w:rPr>
-      </w:pPr>
-      <w:r>
-        <w:rPr>
-          <w:rFonts w:ascii="Times New Roman" w:hAnsi="Times New Roman" w:cs="Times New Roman"/>
-          <w:b/>
-          <w:bCs/>
-          <w:color w:val="365F91" w:themeColor="accent1" w:themeShade="BF"/>
-          <w:sz w:val="32"/>
-          <w:szCs w:val="32"/>
-        </w:rPr>
-        <w:t xml:space="preserve">Benefits of Intellectual Property Protection </w:t>
-      </w:r>
-    </w:p>
-    <w:p>
-      <w:pPr>
-        <w:rPr>
-          <w:sz w:val="32"/>
-          <w:szCs w:val="32"/>
-        </w:rPr>
-      </w:pPr>
-      <w:r>
-        <w:rPr>
-          <w:b/>
-          <w:bCs/>
-          <w:sz w:val="32"/>
-          <w:szCs w:val="32"/>
-        </w:rPr>
         <w:t>People are different</w:t>
       </w:r>
     </w:p>
@@ -14016,7 +13985,6 @@
           <w:sz w:val="32"/>
           <w:szCs w:val="32"/>
         </w:rPr>
-        <w:lastRenderedPageBreak/>
         <w:t xml:space="preserve">But society benefits when ideas </w:t>
       </w:r>
       <w:r>
@@ -14098,6 +14066,7 @@
           <w:sz w:val="32"/>
           <w:szCs w:val="32"/>
         </w:rPr>
+        <w:lastRenderedPageBreak/>
         <w:t xml:space="preserve">That means </w:t>
       </w:r>
       <w:r>
@@ -14361,50 +14330,50 @@
           <w:sz w:val="32"/>
           <w:szCs w:val="32"/>
         </w:rPr>
+        <w:t>Protecting Intellectual Property</w:t>
+      </w:r>
+    </w:p>
+    <w:p>
+      <w:pPr>
+        <w:rPr>
+          <w:rFonts w:ascii="Times New Roman" w:hAnsi="Times New Roman" w:cs="Times New Roman"/>
+          <w:b/>
+          <w:bCs/>
+          <w:color w:val="365F91" w:themeColor="accent1" w:themeShade="BF"/>
+          <w:sz w:val="32"/>
+          <w:szCs w:val="32"/>
+        </w:rPr>
+      </w:pPr>
+      <w:r>
+        <w:rPr>
+          <w:rFonts w:ascii="Times New Roman" w:hAnsi="Times New Roman" w:cs="Times New Roman"/>
+          <w:b/>
+          <w:bCs/>
+          <w:color w:val="365F91" w:themeColor="accent1" w:themeShade="BF"/>
+          <w:sz w:val="32"/>
+          <w:szCs w:val="32"/>
+        </w:rPr>
+        <w:t>Trade Secret</w:t>
+      </w:r>
+    </w:p>
+    <w:p>
+      <w:pPr>
+        <w:ind w:firstLine="720"/>
+        <w:rPr>
+          <w:rFonts w:cstheme="minorHAnsi"/>
+          <w:color w:val="0D0D0D" w:themeColor="text1" w:themeTint="F2"/>
+          <w:sz w:val="32"/>
+          <w:szCs w:val="32"/>
+        </w:rPr>
+      </w:pPr>
+      <w:r>
+        <w:rPr>
+          <w:rFonts w:cstheme="minorHAnsi"/>
+          <w:color w:val="0D0D0D" w:themeColor="text1" w:themeTint="F2"/>
+          <w:sz w:val="32"/>
+          <w:szCs w:val="32"/>
+        </w:rPr>
         <w:lastRenderedPageBreak/>
-        <w:t>Protecting Intellectual Property</w:t>
-      </w:r>
-    </w:p>
-    <w:p>
-      <w:pPr>
-        <w:rPr>
-          <w:rFonts w:ascii="Times New Roman" w:hAnsi="Times New Roman" w:cs="Times New Roman"/>
-          <w:b/>
-          <w:bCs/>
-          <w:color w:val="365F91" w:themeColor="accent1" w:themeShade="BF"/>
-          <w:sz w:val="32"/>
-          <w:szCs w:val="32"/>
-        </w:rPr>
-      </w:pPr>
-      <w:r>
-        <w:rPr>
-          <w:rFonts w:ascii="Times New Roman" w:hAnsi="Times New Roman" w:cs="Times New Roman"/>
-          <w:b/>
-          <w:bCs/>
-          <w:color w:val="365F91" w:themeColor="accent1" w:themeShade="BF"/>
-          <w:sz w:val="32"/>
-          <w:szCs w:val="32"/>
-        </w:rPr>
-        <w:t>Trade Secret</w:t>
-      </w:r>
-    </w:p>
-    <w:p>
-      <w:pPr>
-        <w:ind w:firstLine="720"/>
-        <w:rPr>
-          <w:rFonts w:cstheme="minorHAnsi"/>
-          <w:color w:val="0D0D0D" w:themeColor="text1" w:themeTint="F2"/>
-          <w:sz w:val="32"/>
-          <w:szCs w:val="32"/>
-        </w:rPr>
-      </w:pPr>
-      <w:r>
-        <w:rPr>
-          <w:rFonts w:cstheme="minorHAnsi"/>
-          <w:color w:val="0D0D0D" w:themeColor="text1" w:themeTint="F2"/>
-          <w:sz w:val="32"/>
-          <w:szCs w:val="32"/>
-        </w:rPr>
         <w:t>A trade secret is a confidential piece of information (like a recipe, formula, or process) that gives a company a competitive edge over others.</w:t>
       </w:r>
     </w:p>
@@ -14748,57 +14717,48 @@
           <w:sz w:val="32"/>
           <w:szCs w:val="32"/>
         </w:rPr>
-        <w:t xml:space="preserve"> (physical products mean something you can touch and buy). made by a company. </w:t>
-      </w:r>
-      <w:r>
-        <w:rPr>
-          <w:rFonts w:cstheme="minorHAnsi"/>
+        <w:t xml:space="preserve"> (physical products mean something you can touch and buy). made by a company. For example, the </w:t>
+      </w:r>
+      <w:r>
+        <w:rPr>
+          <w:rFonts w:cstheme="minorHAnsi"/>
+          <w:b/>
+          <w:bCs/>
+          <w:color w:val="0D0D0D" w:themeColor="text1" w:themeTint="F2"/>
+          <w:sz w:val="32"/>
+          <w:szCs w:val="32"/>
+        </w:rPr>
+        <w:t>Nike swoosh</w:t>
+      </w:r>
+      <w:r>
+        <w:rPr>
+          <w:rFonts w:cstheme="minorHAnsi"/>
+          <w:color w:val="0D0D0D" w:themeColor="text1" w:themeTint="F2"/>
+          <w:sz w:val="32"/>
+          <w:szCs w:val="32"/>
+        </w:rPr>
+        <w:t xml:space="preserve"> is a trademark that represents their products like shoes.</w:t>
+      </w:r>
+    </w:p>
+    <w:p>
+      <w:pPr>
+        <w:rPr>
+          <w:rFonts w:cstheme="minorHAnsi"/>
+          <w:color w:val="0D0D0D" w:themeColor="text1" w:themeTint="F2"/>
+          <w:sz w:val="32"/>
+          <w:szCs w:val="32"/>
+        </w:rPr>
+      </w:pPr>
+      <w:r>
+        <w:rPr>
+          <w:rFonts w:cstheme="minorHAnsi"/>
+          <w:b/>
+          <w:bCs/>
           <w:color w:val="0D0D0D" w:themeColor="text1" w:themeTint="F2"/>
           <w:sz w:val="32"/>
           <w:szCs w:val="32"/>
         </w:rPr>
         <w:lastRenderedPageBreak/>
-        <w:t xml:space="preserve">For example, the </w:t>
-      </w:r>
-      <w:r>
-        <w:rPr>
-          <w:rFonts w:cstheme="minorHAnsi"/>
-          <w:b/>
-          <w:bCs/>
-          <w:color w:val="0D0D0D" w:themeColor="text1" w:themeTint="F2"/>
-          <w:sz w:val="32"/>
-          <w:szCs w:val="32"/>
-        </w:rPr>
-        <w:t>Nike swoosh</w:t>
-      </w:r>
-      <w:r>
-        <w:rPr>
-          <w:rFonts w:cstheme="minorHAnsi"/>
-          <w:color w:val="0D0D0D" w:themeColor="text1" w:themeTint="F2"/>
-          <w:sz w:val="32"/>
-          <w:szCs w:val="32"/>
-        </w:rPr>
-        <w:t xml:space="preserve"> is a trademark that represents their products like shoes.</w:t>
-      </w:r>
-    </w:p>
-    <w:p>
-      <w:pPr>
-        <w:rPr>
-          <w:rFonts w:cstheme="minorHAnsi"/>
-          <w:color w:val="0D0D0D" w:themeColor="text1" w:themeTint="F2"/>
-          <w:sz w:val="32"/>
-          <w:szCs w:val="32"/>
-        </w:rPr>
-      </w:pPr>
-      <w:r>
-        <w:rPr>
-          <w:rFonts w:cstheme="minorHAnsi"/>
-          <w:b/>
-          <w:bCs/>
-          <w:color w:val="0D0D0D" w:themeColor="text1" w:themeTint="F2"/>
-          <w:sz w:val="32"/>
-          <w:szCs w:val="32"/>
-        </w:rPr>
         <w:t>Service Mark</w:t>
       </w:r>
     </w:p>
@@ -15240,54 +15200,6 @@
           <w:tab w:val="left" w:pos="2712"/>
         </w:tabs>
         <w:rPr>
-          <w:rFonts w:cstheme="minorHAnsi"/>
-          <w:sz w:val="28"/>
-          <w:szCs w:val="28"/>
-        </w:rPr>
-      </w:pPr>
-    </w:p>
-    <w:p>
-      <w:pPr>
-        <w:tabs>
-          <w:tab w:val="left" w:pos="2712"/>
-        </w:tabs>
-        <w:rPr>
-          <w:rFonts w:cstheme="minorHAnsi"/>
-          <w:sz w:val="28"/>
-          <w:szCs w:val="28"/>
-        </w:rPr>
-      </w:pPr>
-    </w:p>
-    <w:p>
-      <w:pPr>
-        <w:tabs>
-          <w:tab w:val="left" w:pos="2712"/>
-        </w:tabs>
-        <w:rPr>
-          <w:rFonts w:cstheme="minorHAnsi"/>
-          <w:sz w:val="28"/>
-          <w:szCs w:val="28"/>
-        </w:rPr>
-      </w:pPr>
-    </w:p>
-    <w:p>
-      <w:pPr>
-        <w:tabs>
-          <w:tab w:val="left" w:pos="2712"/>
-        </w:tabs>
-        <w:rPr>
-          <w:rFonts w:cstheme="minorHAnsi"/>
-          <w:sz w:val="28"/>
-          <w:szCs w:val="28"/>
-        </w:rPr>
-      </w:pPr>
-    </w:p>
-    <w:p>
-      <w:pPr>
-        <w:tabs>
-          <w:tab w:val="left" w:pos="2712"/>
-        </w:tabs>
-        <w:rPr>
           <w:rFonts w:ascii="Times New Roman" w:hAnsi="Times New Roman" w:cs="Times New Roman"/>
           <w:b/>
           <w:bCs/>
@@ -15305,106 +15217,106 @@
           <w:sz w:val="32"/>
           <w:szCs w:val="32"/>
         </w:rPr>
+        <w:t xml:space="preserve">Patents </w:t>
+      </w:r>
+    </w:p>
+    <w:p>
+      <w:pPr>
+        <w:ind w:firstLine="720"/>
+        <w:rPr>
+          <w:rFonts w:cstheme="minorHAnsi"/>
+          <w:sz w:val="32"/>
+          <w:szCs w:val="32"/>
+        </w:rPr>
+      </w:pPr>
+      <w:r>
+        <w:rPr>
+          <w:rFonts w:cstheme="minorHAnsi"/>
+          <w:sz w:val="32"/>
+          <w:szCs w:val="32"/>
+        </w:rPr>
+        <w:t xml:space="preserve">A </w:t>
+      </w:r>
+      <w:r>
+        <w:rPr>
+          <w:rFonts w:cstheme="minorHAnsi"/>
+          <w:b/>
+          <w:bCs/>
+          <w:sz w:val="32"/>
+          <w:szCs w:val="32"/>
+        </w:rPr>
+        <w:t>patent</w:t>
+      </w:r>
+      <w:r>
+        <w:rPr>
+          <w:rFonts w:cstheme="minorHAnsi"/>
+          <w:sz w:val="32"/>
+          <w:szCs w:val="32"/>
+        </w:rPr>
+        <w:t xml:space="preserve"> is a legal right given by the US government to an inventor. It allows the inventor to stop others from making, using, or selling their invention for </w:t>
+      </w:r>
+      <w:r>
+        <w:rPr>
+          <w:rFonts w:cstheme="minorHAnsi"/>
+          <w:b/>
+          <w:bCs/>
+          <w:sz w:val="32"/>
+          <w:szCs w:val="32"/>
+        </w:rPr>
+        <w:t>20 years</w:t>
+      </w:r>
+      <w:r>
+        <w:rPr>
+          <w:rFonts w:cstheme="minorHAnsi"/>
+          <w:sz w:val="32"/>
+          <w:szCs w:val="32"/>
+        </w:rPr>
+        <w:t xml:space="preserve">. Unlike a </w:t>
+      </w:r>
+      <w:r>
+        <w:rPr>
+          <w:rFonts w:cstheme="minorHAnsi"/>
+          <w:b/>
+          <w:bCs/>
+          <w:sz w:val="32"/>
+          <w:szCs w:val="32"/>
+        </w:rPr>
+        <w:t>trade secret</w:t>
+      </w:r>
+      <w:r>
+        <w:rPr>
+          <w:rFonts w:cstheme="minorHAnsi"/>
+          <w:sz w:val="32"/>
+          <w:szCs w:val="32"/>
+        </w:rPr>
+        <w:t>, a patent is public and clearly describes how the invention works. After it expires, anyone can use the ide</w:t>
+      </w:r>
+      <w:r>
+        <w:rPr>
+          <w:rFonts w:cstheme="minorHAnsi"/>
+          <w:sz w:val="32"/>
+          <w:szCs w:val="32"/>
+        </w:rPr>
+        <w:t>a.</w:t>
+      </w:r>
+    </w:p>
+    <w:p>
+      <w:pPr>
+        <w:rPr>
+          <w:rFonts w:cstheme="minorHAnsi"/>
+          <w:sz w:val="32"/>
+          <w:szCs w:val="32"/>
+        </w:rPr>
+      </w:pPr>
+      <w:r>
+        <w:rPr>
+          <w:rFonts w:cstheme="minorHAnsi"/>
+          <w:b/>
+          <w:bCs/>
+          <w:sz w:val="32"/>
+          <w:szCs w:val="32"/>
+        </w:rPr>
         <w:lastRenderedPageBreak/>
-        <w:t xml:space="preserve">Patents </w:t>
-      </w:r>
-    </w:p>
-    <w:p>
-      <w:pPr>
-        <w:ind w:firstLine="720"/>
-        <w:rPr>
-          <w:rFonts w:cstheme="minorHAnsi"/>
-          <w:sz w:val="32"/>
-          <w:szCs w:val="32"/>
-        </w:rPr>
-      </w:pPr>
-      <w:r>
-        <w:rPr>
-          <w:rFonts w:cstheme="minorHAnsi"/>
-          <w:sz w:val="32"/>
-          <w:szCs w:val="32"/>
-        </w:rPr>
-        <w:t xml:space="preserve">A </w:t>
-      </w:r>
-      <w:r>
-        <w:rPr>
-          <w:rFonts w:cstheme="minorHAnsi"/>
-          <w:b/>
-          <w:bCs/>
-          <w:sz w:val="32"/>
-          <w:szCs w:val="32"/>
-        </w:rPr>
-        <w:t>patent</w:t>
-      </w:r>
-      <w:r>
-        <w:rPr>
-          <w:rFonts w:cstheme="minorHAnsi"/>
-          <w:sz w:val="32"/>
-          <w:szCs w:val="32"/>
-        </w:rPr>
-        <w:t xml:space="preserve"> is a legal right given by the US government to an inventor. It allows the inventor to stop others from making, using, or selling their invention for </w:t>
-      </w:r>
-      <w:r>
-        <w:rPr>
-          <w:rFonts w:cstheme="minorHAnsi"/>
-          <w:b/>
-          <w:bCs/>
-          <w:sz w:val="32"/>
-          <w:szCs w:val="32"/>
-        </w:rPr>
-        <w:t>20 years</w:t>
-      </w:r>
-      <w:r>
-        <w:rPr>
-          <w:rFonts w:cstheme="minorHAnsi"/>
-          <w:sz w:val="32"/>
-          <w:szCs w:val="32"/>
-        </w:rPr>
-        <w:t xml:space="preserve">. Unlike a </w:t>
-      </w:r>
-      <w:r>
-        <w:rPr>
-          <w:rFonts w:cstheme="minorHAnsi"/>
-          <w:b/>
-          <w:bCs/>
-          <w:sz w:val="32"/>
-          <w:szCs w:val="32"/>
-        </w:rPr>
-        <w:t>trade secret</w:t>
-      </w:r>
-      <w:r>
-        <w:rPr>
-          <w:rFonts w:cstheme="minorHAnsi"/>
-          <w:sz w:val="32"/>
-          <w:szCs w:val="32"/>
-        </w:rPr>
-        <w:t>, a patent is public and clearly describes how the invention works. After it expires, anyone can use the ide</w:t>
-      </w:r>
-      <w:r>
-        <w:rPr>
-          <w:rFonts w:cstheme="minorHAnsi"/>
-          <w:sz w:val="32"/>
-          <w:szCs w:val="32"/>
-        </w:rPr>
-        <w:t>a.</w:t>
-      </w:r>
-    </w:p>
-    <w:p>
-      <w:pPr>
-        <w:rPr>
-          <w:rFonts w:cstheme="minorHAnsi"/>
-          <w:sz w:val="32"/>
-          <w:szCs w:val="32"/>
-        </w:rPr>
-      </w:pPr>
-      <w:r>
-        <w:rPr>
-          <w:rFonts w:cstheme="minorHAnsi"/>
-          <w:b/>
-          <w:bCs/>
-          <w:sz w:val="32"/>
-          <w:szCs w:val="32"/>
-        </w:rPr>
         <w:t>Polaroid vs. Kodak</w:t>
       </w:r>
       <w:r>
@@ -15731,16 +15643,7 @@
           <w:sz w:val="32"/>
           <w:szCs w:val="32"/>
         </w:rPr>
-        <w:t xml:space="preserve"> Microsoft shared its invention with </w:t>
-      </w:r>
-      <w:r>
-        <w:rPr>
-          <w:rFonts w:cstheme="minorHAnsi"/>
-          <w:sz w:val="32"/>
-          <w:szCs w:val="32"/>
-        </w:rPr>
-        <w:lastRenderedPageBreak/>
-        <w:t xml:space="preserve">other companies was not to make profit, but to show that it was </w:t>
+        <w:t xml:space="preserve"> Microsoft shared its invention with other companies was not to make profit, but to show that it was </w:t>
       </w:r>
       <w:r>
         <w:rPr>
@@ -15926,6 +15829,7 @@
           <w:sz w:val="32"/>
           <w:szCs w:val="32"/>
         </w:rPr>
+        <w:lastRenderedPageBreak/>
         <w:t>Public display</w:t>
       </w:r>
       <w:r>
@@ -15942,17 +15846,7 @@
           <w:sz w:val="32"/>
           <w:szCs w:val="32"/>
         </w:rPr>
-        <w:t xml:space="preserve">c </w:t>
-      </w:r>
-      <w:r>
-        <w:rPr>
-          <w:rFonts w:cstheme="minorHAnsi"/>
-          <w:b/>
-          <w:bCs/>
-          <w:sz w:val="32"/>
-          <w:szCs w:val="32"/>
-        </w:rPr>
-        <w:t>showing a work</w:t>
+        <w:t>c</w:t>
       </w:r>
       <w:r>
         <w:rPr>
@@ -16303,7 +16197,6 @@
           <w:sz w:val="32"/>
           <w:szCs w:val="32"/>
         </w:rPr>
-        <w:lastRenderedPageBreak/>
         <w:t>What the court said:</w:t>
       </w:r>
       <w:r>
@@ -16424,15 +16317,36 @@
           <w:sz w:val="32"/>
           <w:szCs w:val="32"/>
         </w:rPr>
-        <w:t>Richard Kenadek</w:t>
-      </w:r>
-      <w:r>
-        <w:rPr>
-          <w:rFonts w:cstheme="minorHAnsi"/>
-          <w:sz w:val="32"/>
-          <w:szCs w:val="32"/>
-        </w:rPr>
-        <w:t xml:space="preserve"> ran a website (called a bulletin board system) where people paid </w:t>
+        <w:t xml:space="preserve">Richard </w:t>
+      </w:r>
+      <w:proofErr w:type="spellStart"/>
+      <w:r>
+        <w:rPr>
+          <w:rFonts w:cstheme="minorHAnsi"/>
+          <w:b/>
+          <w:bCs/>
+          <w:sz w:val="32"/>
+          <w:szCs w:val="32"/>
+        </w:rPr>
+        <w:t>Kenadek</w:t>
+      </w:r>
+      <w:proofErr w:type="spellEnd"/>
+      <w:r>
+        <w:rPr>
+          <w:rFonts w:cstheme="minorHAnsi"/>
+          <w:sz w:val="32"/>
+          <w:szCs w:val="32"/>
+        </w:rPr>
+        <w:t xml:space="preserve"> ran a website (called a bulletin board system) where </w:t>
+      </w:r>
+      <w:r>
+        <w:rPr>
+          <w:rFonts w:cstheme="minorHAnsi"/>
+          <w:sz w:val="32"/>
+          <w:szCs w:val="32"/>
+        </w:rPr>
+        <w:lastRenderedPageBreak/>
+        <w:t xml:space="preserve">people paid </w:t>
       </w:r>
       <w:r>
         <w:rPr>
@@ -16841,12 +16755,7 @@
           <w:szCs w:val="32"/>
         </w:rPr>
       </w:pPr>
-    </w:p>
-    <w:p>
-      <w:pPr>
-        <w:tabs>
-          <w:tab w:val="left" w:pos="2712"/>
-        </w:tabs>
+      <w:r>
         <w:rPr>
           <w:rFonts w:ascii="Times New Roman" w:hAnsi="Times New Roman" w:cs="Times New Roman"/>
           <w:b/>
@@ -16855,17 +16764,6 @@
           <w:sz w:val="32"/>
           <w:szCs w:val="32"/>
         </w:rPr>
-      </w:pPr>
-      <w:r>
-        <w:rPr>
-          <w:rFonts w:ascii="Times New Roman" w:hAnsi="Times New Roman" w:cs="Times New Roman"/>
-          <w:b/>
-          <w:bCs/>
-          <w:color w:val="365F91" w:themeColor="accent1" w:themeShade="BF"/>
-          <w:sz w:val="32"/>
-          <w:szCs w:val="32"/>
-        </w:rPr>
-        <w:lastRenderedPageBreak/>
         <w:t>Copyright Creep</w:t>
       </w:r>
     </w:p>
@@ -17026,6 +16924,7 @@
           <w:sz w:val="32"/>
           <w:szCs w:val="32"/>
         </w:rPr>
+        <w:lastRenderedPageBreak/>
         <w:t>Some people thought the government made the copyright longer just to protect Disney, so famous characters like Mickey Mouse wouldn’t become public domain (where anyone could use them).</w:t>
       </w:r>
     </w:p>
@@ -17222,58 +17121,6 @@
           <w:tab w:val="left" w:pos="2712"/>
         </w:tabs>
         <w:rPr>
-          <w:rFonts w:cstheme="minorHAnsi"/>
-          <w:color w:val="0D0D0D" w:themeColor="text1" w:themeTint="F2"/>
-          <w:sz w:val="32"/>
-          <w:szCs w:val="32"/>
-        </w:rPr>
-      </w:pPr>
-    </w:p>
-    <w:p>
-      <w:pPr>
-        <w:tabs>
-          <w:tab w:val="left" w:pos="2712"/>
-        </w:tabs>
-        <w:rPr>
-          <w:rFonts w:cstheme="minorHAnsi"/>
-          <w:color w:val="0D0D0D" w:themeColor="text1" w:themeTint="F2"/>
-          <w:sz w:val="32"/>
-          <w:szCs w:val="32"/>
-        </w:rPr>
-      </w:pPr>
-    </w:p>
-    <w:p>
-      <w:pPr>
-        <w:tabs>
-          <w:tab w:val="left" w:pos="2712"/>
-        </w:tabs>
-        <w:rPr>
-          <w:rFonts w:cstheme="minorHAnsi"/>
-          <w:color w:val="0D0D0D" w:themeColor="text1" w:themeTint="F2"/>
-          <w:sz w:val="32"/>
-          <w:szCs w:val="32"/>
-        </w:rPr>
-      </w:pPr>
-    </w:p>
-    <w:p>
-      <w:pPr>
-        <w:tabs>
-          <w:tab w:val="left" w:pos="2712"/>
-        </w:tabs>
-        <w:rPr>
-          <w:rFonts w:cstheme="minorHAnsi"/>
-          <w:color w:val="0D0D0D" w:themeColor="text1" w:themeTint="F2"/>
-          <w:sz w:val="32"/>
-          <w:szCs w:val="32"/>
-        </w:rPr>
-      </w:pPr>
-    </w:p>
-    <w:p>
-      <w:pPr>
-        <w:tabs>
-          <w:tab w:val="left" w:pos="2712"/>
-        </w:tabs>
-        <w:rPr>
           <w:rFonts w:ascii="Times New Roman" w:hAnsi="Times New Roman" w:cs="Times New Roman"/>
           <w:b/>
           <w:bCs/>
@@ -17291,7 +17138,6 @@
           <w:sz w:val="32"/>
           <w:szCs w:val="32"/>
         </w:rPr>
-        <w:lastRenderedPageBreak/>
         <w:t>Fair Use</w:t>
       </w:r>
     </w:p>
@@ -17484,6 +17330,7 @@
           <w:sz w:val="32"/>
           <w:szCs w:val="32"/>
         </w:rPr>
+        <w:lastRenderedPageBreak/>
         <w:t>Sony v. Universal City Studios (1984)</w:t>
       </w:r>
       <w:r>
@@ -17606,7 +17453,6 @@
           <w:sz w:val="32"/>
           <w:szCs w:val="32"/>
         </w:rPr>
-        <w:lastRenderedPageBreak/>
         <w:t>Digital Recording Technology</w:t>
       </w:r>
     </w:p>
@@ -17751,6 +17597,7 @@
           <w:sz w:val="32"/>
           <w:szCs w:val="32"/>
         </w:rPr>
+        <w:lastRenderedPageBreak/>
         <w:t>However, it became possible to make a perfect copy of a CD, which raised concerns about copyright and piracy.</w:t>
       </w:r>
     </w:p>
@@ -17959,7 +17806,6 @@
           <w:sz w:val="32"/>
           <w:szCs w:val="32"/>
         </w:rPr>
-        <w:lastRenderedPageBreak/>
         <w:t xml:space="preserve">In 1998, Diamond introduced the Rio MP3 player, allowing people to </w:t>
       </w:r>
       <w:r>
@@ -18077,6 +17923,7 @@
           <w:sz w:val="32"/>
           <w:szCs w:val="32"/>
         </w:rPr>
+        <w:lastRenderedPageBreak/>
         <w:drawing>
           <wp:inline distT="0" distB="0" distL="0" distR="0" wp14:anchorId="4EE69A36" wp14:editId="53A55E46">
             <wp:extent cx="5943600" cy="4130040"/>
@@ -18196,7 +18043,6 @@
           <w:sz w:val="32"/>
           <w:szCs w:val="32"/>
         </w:rPr>
-        <w:lastRenderedPageBreak/>
         <w:t>Arriba Soft made a search engine that showed small preview images (thumbnails), including some of Kelly’s photos.</w:t>
       </w:r>
     </w:p>
@@ -18340,6 +18186,7 @@
           <w:sz w:val="32"/>
           <w:szCs w:val="32"/>
         </w:rPr>
+        <w:lastRenderedPageBreak/>
         <w:t xml:space="preserve">For </w:t>
       </w:r>
       <w:r>
@@ -18695,7 +18542,6 @@
           <w:sz w:val="32"/>
           <w:szCs w:val="32"/>
         </w:rPr>
-        <w:lastRenderedPageBreak/>
         <w:t>Authors and publishers</w:t>
       </w:r>
       <w:r>
@@ -18927,6 +18773,7 @@
           <w:sz w:val="32"/>
           <w:szCs w:val="32"/>
         </w:rPr>
+        <w:lastRenderedPageBreak/>
         <w:t xml:space="preserve">The deal could give Google a </w:t>
       </w:r>
       <w:r>
@@ -19306,13 +19153,27 @@
         <w:tabs>
           <w:tab w:val="left" w:pos="2712"/>
         </w:tabs>
-        <w:rPr>
-          <w:rFonts w:cstheme="minorHAnsi"/>
-          <w:color w:val="0D0D0D" w:themeColor="text1" w:themeTint="F2"/>
-          <w:sz w:val="32"/>
-          <w:szCs w:val="32"/>
-        </w:rPr>
-      </w:pPr>
+        <w:jc w:val="center"/>
+        <w:rPr>
+          <w:rFonts w:ascii="Times New Roman" w:hAnsi="Times New Roman" w:cs="Times New Roman"/>
+          <w:b/>
+          <w:bCs/>
+          <w:color w:val="365F91" w:themeColor="accent1" w:themeShade="BF"/>
+          <w:sz w:val="32"/>
+          <w:szCs w:val="32"/>
+        </w:rPr>
+      </w:pPr>
+      <w:r>
+        <w:rPr>
+          <w:rFonts w:ascii="Times New Roman" w:hAnsi="Times New Roman" w:cs="Times New Roman"/>
+          <w:b/>
+          <w:bCs/>
+          <w:color w:val="365F91" w:themeColor="accent1" w:themeShade="BF"/>
+          <w:sz w:val="32"/>
+          <w:szCs w:val="32"/>
+        </w:rPr>
+        <w:t>New Restrictions on Use</w:t>
+      </w:r>
     </w:p>
     <w:p>
       <w:pPr>
@@ -19320,20 +19181,6 @@
           <w:tab w:val="left" w:pos="2712"/>
         </w:tabs>
         <w:rPr>
-          <w:rFonts w:cstheme="minorHAnsi"/>
-          <w:color w:val="0D0D0D" w:themeColor="text1" w:themeTint="F2"/>
-          <w:sz w:val="32"/>
-          <w:szCs w:val="32"/>
-        </w:rPr>
-      </w:pPr>
-    </w:p>
-    <w:p>
-      <w:pPr>
-        <w:tabs>
-          <w:tab w:val="left" w:pos="2712"/>
-        </w:tabs>
-        <w:jc w:val="center"/>
-        <w:rPr>
           <w:rFonts w:ascii="Times New Roman" w:hAnsi="Times New Roman" w:cs="Times New Roman"/>
           <w:b/>
           <w:bCs/>
@@ -19351,34 +19198,7 @@
           <w:sz w:val="32"/>
           <w:szCs w:val="32"/>
         </w:rPr>
-        <w:lastRenderedPageBreak/>
-        <w:t>New Restrictions on Use</w:t>
-      </w:r>
-    </w:p>
-    <w:p>
-      <w:pPr>
-        <w:tabs>
-          <w:tab w:val="left" w:pos="2712"/>
-        </w:tabs>
-        <w:rPr>
-          <w:rFonts w:ascii="Times New Roman" w:hAnsi="Times New Roman" w:cs="Times New Roman"/>
-          <w:b/>
-          <w:bCs/>
-          <w:color w:val="365F91" w:themeColor="accent1" w:themeShade="BF"/>
-          <w:sz w:val="32"/>
-          <w:szCs w:val="32"/>
-        </w:rPr>
-      </w:pPr>
-      <w:r>
-        <w:rPr>
-          <w:rFonts w:ascii="Times New Roman" w:hAnsi="Times New Roman" w:cs="Times New Roman"/>
-          <w:b/>
-          <w:bCs/>
-          <w:color w:val="365F91" w:themeColor="accent1" w:themeShade="BF"/>
-          <w:sz w:val="32"/>
-          <w:szCs w:val="32"/>
-        </w:rPr>
-        <w:t>Digital Millennium Copyright Act (DMCA) – in easy wording</w:t>
+        <w:t xml:space="preserve">Digital Millennium Copyright Act (DMCA) </w:t>
       </w:r>
     </w:p>
     <w:p>
@@ -19589,6 +19409,7 @@
           <w:sz w:val="32"/>
           <w:szCs w:val="32"/>
         </w:rPr>
+        <w:lastRenderedPageBreak/>
         <w:t xml:space="preserve">Digital Rights Management (DRM) </w:t>
       </w:r>
       <w:r>
@@ -19815,7 +19636,6 @@
           <w:sz w:val="32"/>
           <w:szCs w:val="32"/>
         </w:rPr>
-        <w:lastRenderedPageBreak/>
         <w:t>Allow secure music downloads</w:t>
       </w:r>
     </w:p>
@@ -19997,6 +19817,7 @@
           <w:sz w:val="32"/>
           <w:szCs w:val="32"/>
         </w:rPr>
+        <w:lastRenderedPageBreak/>
         <w:t xml:space="preserve">Sony BMG sold millions of music CDs with </w:t>
       </w:r>
       <w:r>
@@ -20408,12 +20229,7 @@
           <w:szCs w:val="32"/>
         </w:rPr>
       </w:pPr>
-    </w:p>
-    <w:p>
-      <w:pPr>
-        <w:tabs>
-          <w:tab w:val="left" w:pos="2712"/>
-        </w:tabs>
+      <w:r>
         <w:rPr>
           <w:rFonts w:ascii="Times New Roman" w:hAnsi="Times New Roman" w:cs="Times New Roman"/>
           <w:b/>
@@ -20422,32 +20238,6 @@
           <w:sz w:val="32"/>
           <w:szCs w:val="32"/>
         </w:rPr>
-      </w:pPr>
-    </w:p>
-    <w:p>
-      <w:pPr>
-        <w:tabs>
-          <w:tab w:val="left" w:pos="2712"/>
-        </w:tabs>
-        <w:rPr>
-          <w:rFonts w:ascii="Times New Roman" w:hAnsi="Times New Roman" w:cs="Times New Roman"/>
-          <w:b/>
-          <w:bCs/>
-          <w:color w:val="365F91" w:themeColor="accent1" w:themeShade="BF"/>
-          <w:sz w:val="32"/>
-          <w:szCs w:val="32"/>
-        </w:rPr>
-      </w:pPr>
-      <w:r>
-        <w:rPr>
-          <w:rFonts w:ascii="Times New Roman" w:hAnsi="Times New Roman" w:cs="Times New Roman"/>
-          <w:b/>
-          <w:bCs/>
-          <w:color w:val="365F91" w:themeColor="accent1" w:themeShade="BF"/>
-          <w:sz w:val="32"/>
-          <w:szCs w:val="32"/>
-        </w:rPr>
-        <w:lastRenderedPageBreak/>
         <w:t xml:space="preserve">Encrypting DVDs </w:t>
       </w:r>
     </w:p>
@@ -20754,6 +20544,7 @@
           <w:sz w:val="32"/>
           <w:szCs w:val="32"/>
         </w:rPr>
+        <w:lastRenderedPageBreak/>
         <w:t>Protections for Software</w:t>
       </w:r>
     </w:p>
@@ -20975,7 +20766,6 @@
           <w:sz w:val="32"/>
           <w:szCs w:val="32"/>
         </w:rPr>
-        <w:lastRenderedPageBreak/>
         <w:t>Copying a program to give or sell to someone else without permission.</w:t>
       </w:r>
     </w:p>
@@ -21243,6 +21033,7 @@
           <w:sz w:val="32"/>
           <w:szCs w:val="32"/>
         </w:rPr>
+        <w:lastRenderedPageBreak/>
         <w:t xml:space="preserve">The court ruled in </w:t>
       </w:r>
       <w:r>
@@ -21337,7 +21128,26 @@
           <w:szCs w:val="32"/>
         </w:rPr>
         <w:br/>
-        <w:t xml:space="preserve">Accolade wanted to make its </w:t>
+      </w:r>
+      <w:proofErr w:type="spellStart"/>
+      <w:r>
+        <w:rPr>
+          <w:rFonts w:cstheme="minorHAnsi"/>
+          <w:color w:val="0D0D0D" w:themeColor="text1" w:themeTint="F2"/>
+          <w:sz w:val="32"/>
+          <w:szCs w:val="32"/>
+        </w:rPr>
+        <w:t>Accolade</w:t>
+      </w:r>
+      <w:proofErr w:type="spellEnd"/>
+      <w:r>
+        <w:rPr>
+          <w:rFonts w:cstheme="minorHAnsi"/>
+          <w:color w:val="0D0D0D" w:themeColor="text1" w:themeTint="F2"/>
+          <w:sz w:val="32"/>
+          <w:szCs w:val="32"/>
+        </w:rPr>
+        <w:t xml:space="preserve"> wanted to make its </w:t>
       </w:r>
       <w:r>
         <w:rPr>
@@ -21563,19 +21373,6 @@
         </w:rPr>
         <w:t xml:space="preserve"> by allowing more games to be made for the Genesis.</w:t>
       </w:r>
-    </w:p>
-    <w:p>
-      <w:pPr>
-        <w:tabs>
-          <w:tab w:val="left" w:pos="2712"/>
-        </w:tabs>
-        <w:rPr>
-          <w:rFonts w:cstheme="minorHAnsi"/>
-          <w:color w:val="0D0D0D" w:themeColor="text1" w:themeTint="F2"/>
-          <w:sz w:val="32"/>
-          <w:szCs w:val="32"/>
-        </w:rPr>
-      </w:pPr>
       <w:r>
         <w:rPr>
           <w:rFonts w:cstheme="minorHAnsi"/>
@@ -21584,7 +21381,6 @@
           <w:sz w:val="32"/>
           <w:szCs w:val="32"/>
         </w:rPr>
-        <w:lastRenderedPageBreak/>
         <w:t>Top of Form</w:t>
       </w:r>
     </w:p>
@@ -21609,7 +21405,7 @@
           <w:sz w:val="32"/>
           <w:szCs w:val="32"/>
         </w:rPr>
-        <w:t>Safe Software Development – in easy wording</w:t>
+        <w:t xml:space="preserve">Safe Software Development </w:t>
       </w:r>
     </w:p>
     <w:p>
@@ -21885,6 +21681,7 @@
           <w:sz w:val="32"/>
           <w:szCs w:val="32"/>
         </w:rPr>
+        <w:lastRenderedPageBreak/>
         <w:t xml:space="preserve">Software Patents </w:t>
       </w:r>
       <w:r>
@@ -22108,7 +21905,6 @@
           <w:sz w:val="32"/>
           <w:szCs w:val="32"/>
         </w:rPr>
-        <w:lastRenderedPageBreak/>
         <w:t>There’s also a second-hand market for patents:</w:t>
       </w:r>
     </w:p>
@@ -22229,29 +22025,7 @@
           <w:sz w:val="32"/>
           <w:szCs w:val="32"/>
         </w:rPr>
-        <w:t xml:space="preserve">RIM (Research </w:t>
-      </w:r>
-      <w:r>
-        <w:rPr>
-          <w:rFonts w:cstheme="minorHAnsi"/>
-          <w:b/>
-          <w:bCs/>
-          <w:color w:val="0D0D0D" w:themeColor="text1" w:themeTint="F2"/>
-          <w:sz w:val="32"/>
-          <w:szCs w:val="32"/>
-        </w:rPr>
-        <w:t>in</w:t>
-      </w:r>
-      <w:r>
-        <w:rPr>
-          <w:rFonts w:cstheme="minorHAnsi"/>
-          <w:b/>
-          <w:bCs/>
-          <w:color w:val="0D0D0D" w:themeColor="text1" w:themeTint="F2"/>
-          <w:sz w:val="32"/>
-          <w:szCs w:val="32"/>
-        </w:rPr>
-        <w:t xml:space="preserve"> Motion)</w:t>
+        <w:t>RIM (Research in Motion)</w:t>
       </w:r>
       <w:r>
         <w:rPr>
@@ -22469,6 +22243,7 @@
           <w:sz w:val="32"/>
           <w:szCs w:val="32"/>
         </w:rPr>
+        <w:lastRenderedPageBreak/>
         <w:t>Because of this, companies worry about getting sued.</w:t>
       </w:r>
     </w:p>
@@ -22619,7 +22394,6 @@
           <w:sz w:val="32"/>
           <w:szCs w:val="32"/>
         </w:rPr>
-        <w:lastRenderedPageBreak/>
         <w:drawing>
           <wp:inline distT="0" distB="0" distL="0" distR="0" wp14:anchorId="35B69CD0" wp14:editId="68D860F1">
             <wp:extent cx="5935980" cy="3017520"/>
@@ -51651,6 +51425,7 @@
   <w:style w:type="character" w:default="1" w:styleId="DefaultParagraphFont">
     <w:name w:val="Default Paragraph Font"/>
     <w:uiPriority w:val="1"/>
+    <w:semiHidden/>
     <w:unhideWhenUsed/>
   </w:style>
   <w:style w:type="table" w:default="1" w:styleId="TableNormal">
